--- a/next/Next.docx
+++ b/next/Next.docx
@@ -9904,11 +9904,5956 @@
     </w:p>
     <w:p>
       <w:pPr>
+        <w:spacing w:after="200"/>
+      </w:pPr>
+      <w:r>
+        <w:br w:type="page"/>
+      </w:r>
+    </w:p>
+    <w:p>
+      <w:pPr>
+        <w:pStyle w:val="Heading1"/>
+      </w:pPr>
+      <w:r>
+        <w:lastRenderedPageBreak/>
+        <w:t>INIT PROJECT</w:t>
+      </w:r>
+    </w:p>
+    <w:p>
+      <w:pPr>
+        <w:pStyle w:val="Heading2"/>
+      </w:pPr>
+      <w:proofErr w:type="spellStart"/>
+      <w:r>
+        <w:t>Tạo</w:t>
+      </w:r>
+      <w:proofErr w:type="spellEnd"/>
+      <w:r>
+        <w:t xml:space="preserve"> project</w:t>
+      </w:r>
+    </w:p>
+    <w:p>
+      <w:pPr>
+        <w:pStyle w:val="consolas"/>
+      </w:pPr>
+      <w:proofErr w:type="spellStart"/>
+      <w:r>
+        <w:t>npx</w:t>
+      </w:r>
+      <w:proofErr w:type="spellEnd"/>
+      <w:r>
+        <w:t xml:space="preserve"> </w:t>
+      </w:r>
+      <w:proofErr w:type="spellStart"/>
+      <w:r>
+        <w:t>create-next-app@lastest</w:t>
+      </w:r>
+      <w:proofErr w:type="spellEnd"/>
+    </w:p>
+    <w:p>
+      <w:pPr>
         <w:pStyle w:val="Content"/>
       </w:pPr>
+      <w:proofErr w:type="gramStart"/>
+      <w:r>
+        <w:t>yes</w:t>
+      </w:r>
+      <w:proofErr w:type="gramEnd"/>
+      <w:r>
+        <w:t xml:space="preserve"> to all</w:t>
+      </w:r>
+    </w:p>
+    <w:p>
+      <w:pPr>
+        <w:pStyle w:val="consolas"/>
+      </w:pPr>
+      <w:proofErr w:type="spellStart"/>
+      <w:r>
+        <w:t>npm</w:t>
+      </w:r>
+      <w:proofErr w:type="spellEnd"/>
+      <w:r>
+        <w:t xml:space="preserve"> install bun</w:t>
+      </w:r>
+    </w:p>
+    <w:p>
+      <w:pPr>
+        <w:pStyle w:val="Heading2"/>
+      </w:pPr>
+      <w:r>
+        <w:t>Prettier</w:t>
+      </w:r>
+      <w:r>
+        <w:t xml:space="preserve"> &amp; </w:t>
+      </w:r>
+      <w:proofErr w:type="spellStart"/>
+      <w:r>
+        <w:t>Eslint</w:t>
+      </w:r>
+      <w:proofErr w:type="spellEnd"/>
+    </w:p>
+    <w:p>
+      <w:pPr>
+        <w:pStyle w:val="consolas"/>
+      </w:pPr>
+      <w:r>
+        <w:t>bun</w:t>
+      </w:r>
+      <w:r>
+        <w:t xml:space="preserve"> </w:t>
+      </w:r>
+      <w:r>
+        <w:t>add</w:t>
+      </w:r>
+      <w:r>
+        <w:t xml:space="preserve"> —save-dev prettier</w:t>
+      </w:r>
+    </w:p>
+    <w:p>
+      <w:pPr>
+        <w:pStyle w:val="Content"/>
+      </w:pPr>
+      <w:r>
+        <w:t>create file in root</w:t>
+      </w:r>
+      <w:proofErr w:type="gramStart"/>
+      <w:r>
+        <w:t>: .</w:t>
+      </w:r>
+      <w:proofErr w:type="spellStart"/>
+      <w:r>
+        <w:t>prettierrc</w:t>
+      </w:r>
+      <w:proofErr w:type="spellEnd"/>
+      <w:proofErr w:type="gramEnd"/>
+    </w:p>
+    <w:p>
+      <w:pPr>
+        <w:pStyle w:val="consolas"/>
+      </w:pPr>
+      <w:r>
+        <w:t>{</w:t>
+      </w:r>
+    </w:p>
+    <w:p>
+      <w:pPr>
+        <w:pStyle w:val="consolas"/>
+      </w:pPr>
+      <w:r>
+        <w:t xml:space="preserve">  "semi": true,</w:t>
+      </w:r>
+    </w:p>
+    <w:p>
+      <w:pPr>
+        <w:pStyle w:val="consolas"/>
+      </w:pPr>
+      <w:r>
+        <w:t xml:space="preserve">  "</w:t>
+      </w:r>
+      <w:proofErr w:type="spellStart"/>
+      <w:r>
+        <w:t>singleQuote</w:t>
+      </w:r>
+      <w:proofErr w:type="spellEnd"/>
+      <w:r>
+        <w:t>": false,</w:t>
+      </w:r>
+    </w:p>
+    <w:p>
+      <w:pPr>
+        <w:pStyle w:val="consolas"/>
+      </w:pPr>
+      <w:r>
+        <w:t xml:space="preserve">  "</w:t>
+      </w:r>
+      <w:proofErr w:type="spellStart"/>
+      <w:r>
+        <w:t>tabWidth</w:t>
+      </w:r>
+      <w:proofErr w:type="spellEnd"/>
+      <w:r>
+        <w:t>": 2,</w:t>
+      </w:r>
+    </w:p>
+    <w:p>
+      <w:pPr>
+        <w:pStyle w:val="consolas"/>
+      </w:pPr>
+      <w:r>
+        <w:t xml:space="preserve">  "</w:t>
+      </w:r>
+      <w:proofErr w:type="spellStart"/>
+      <w:r>
+        <w:t>trailingComma</w:t>
+      </w:r>
+      <w:proofErr w:type="spellEnd"/>
+      <w:r>
+        <w:t>": "es5"</w:t>
+      </w:r>
+    </w:p>
+    <w:p>
+      <w:pPr>
+        <w:pStyle w:val="consolas"/>
+      </w:pPr>
+      <w:r>
+        <w:t>}</w:t>
+      </w:r>
+    </w:p>
+    <w:p>
+      <w:pPr>
+        <w:pStyle w:val="Content"/>
+      </w:pPr>
+      <w:r>
+        <w:t xml:space="preserve">edit file </w:t>
+      </w:r>
+      <w:proofErr w:type="spellStart"/>
+      <w:r>
+        <w:t>eslint.config.mjs</w:t>
+      </w:r>
+      <w:proofErr w:type="spellEnd"/>
+    </w:p>
+    <w:p>
+      <w:pPr>
+        <w:pStyle w:val="consolas"/>
+      </w:pPr>
+      <w:r>
+        <w:t xml:space="preserve">const </w:t>
+      </w:r>
+      <w:proofErr w:type="spellStart"/>
+      <w:r>
+        <w:t>eslintConfig</w:t>
+      </w:r>
+      <w:proofErr w:type="spellEnd"/>
+      <w:r>
+        <w:t xml:space="preserve"> = [</w:t>
+      </w:r>
+    </w:p>
+    <w:p>
+      <w:pPr>
+        <w:pStyle w:val="consolas"/>
+      </w:pPr>
+      <w:r>
+        <w:t xml:space="preserve">  ...</w:t>
+      </w:r>
+    </w:p>
+    <w:p>
+      <w:pPr>
+        <w:pStyle w:val="consolas"/>
+      </w:pPr>
+      <w:r>
+        <w:t xml:space="preserve">    rules: {</w:t>
+      </w:r>
+    </w:p>
+    <w:p>
+      <w:pPr>
+        <w:pStyle w:val="consolas"/>
+      </w:pPr>
+      <w:r>
+        <w:t xml:space="preserve">      "@typescript-</w:t>
+      </w:r>
+      <w:proofErr w:type="spellStart"/>
+      <w:r>
+        <w:t>eslint</w:t>
+      </w:r>
+      <w:proofErr w:type="spellEnd"/>
+      <w:r>
+        <w:t>/no-unused-vars": "off",</w:t>
+      </w:r>
+    </w:p>
+    <w:p>
+      <w:pPr>
+        <w:pStyle w:val="consolas"/>
+      </w:pPr>
+      <w:r>
+        <w:t xml:space="preserve">    },</w:t>
+      </w:r>
+    </w:p>
+    <w:p>
+      <w:pPr>
+        <w:pStyle w:val="consolas"/>
+      </w:pPr>
+      <w:r>
+        <w:t xml:space="preserve">  },</w:t>
+      </w:r>
+    </w:p>
+    <w:p>
+      <w:pPr>
+        <w:pStyle w:val="consolas"/>
+      </w:pPr>
+      <w:r>
+        <w:t>];</w:t>
+      </w:r>
+    </w:p>
+    <w:p>
+      <w:pPr>
+        <w:pStyle w:val="Heading2"/>
+      </w:pPr>
+      <w:r>
+        <w:t>SCSS &amp; Tailwind</w:t>
+      </w:r>
+    </w:p>
+    <w:p>
+      <w:pPr>
+        <w:pStyle w:val="consolas"/>
+      </w:pPr>
+      <w:r>
+        <w:t>bun add --save-dev sass</w:t>
+      </w:r>
+    </w:p>
+    <w:p>
+      <w:pPr>
+        <w:pStyle w:val="consolas"/>
+      </w:pPr>
+      <w:r>
+        <w:t xml:space="preserve">bun add --save-dev </w:t>
+      </w:r>
+      <w:r>
+        <w:t>sass-embedded</w:t>
+      </w:r>
+    </w:p>
+    <w:p>
+      <w:pPr>
+        <w:pStyle w:val="Content"/>
+      </w:pPr>
+      <w:r>
+        <w:lastRenderedPageBreak/>
+        <w:t xml:space="preserve">edit </w:t>
+      </w:r>
+      <w:proofErr w:type="spellStart"/>
+      <w:r>
+        <w:t>next.config</w:t>
+      </w:r>
+      <w:proofErr w:type="spellEnd"/>
+    </w:p>
+    <w:p>
+      <w:pPr>
+        <w:pStyle w:val="consolas"/>
+      </w:pPr>
+      <w:r>
+        <w:t xml:space="preserve">const </w:t>
+      </w:r>
+      <w:proofErr w:type="spellStart"/>
+      <w:r>
+        <w:t>nextConfig</w:t>
+      </w:r>
+      <w:proofErr w:type="spellEnd"/>
+      <w:r>
+        <w:t xml:space="preserve">: </w:t>
+      </w:r>
+      <w:proofErr w:type="spellStart"/>
+      <w:r>
+        <w:t>NextConfig</w:t>
+      </w:r>
+      <w:proofErr w:type="spellEnd"/>
+      <w:r>
+        <w:t xml:space="preserve"> = {</w:t>
+      </w:r>
+    </w:p>
+    <w:p>
+      <w:pPr>
+        <w:pStyle w:val="consolas"/>
+      </w:pPr>
+      <w:r>
+        <w:t xml:space="preserve">   …</w:t>
+      </w:r>
+    </w:p>
+    <w:p>
+      <w:pPr>
+        <w:pStyle w:val="consolas"/>
+      </w:pPr>
+      <w:r>
+        <w:t xml:space="preserve">   </w:t>
+      </w:r>
+      <w:proofErr w:type="spellStart"/>
+      <w:r>
+        <w:t>sassOptions</w:t>
+      </w:r>
+      <w:proofErr w:type="spellEnd"/>
+      <w:r>
+        <w:t>: {</w:t>
+      </w:r>
+    </w:p>
+    <w:p>
+      <w:pPr>
+        <w:pStyle w:val="consolas"/>
+      </w:pPr>
+      <w:r>
+        <w:t xml:space="preserve">        implementation: 'sass-embedded',</w:t>
+      </w:r>
+    </w:p>
+    <w:p>
+      <w:pPr>
+        <w:pStyle w:val="consolas"/>
+      </w:pPr>
+      <w:r>
+        <w:t xml:space="preserve">    }</w:t>
+      </w:r>
+    </w:p>
+    <w:p>
+      <w:pPr>
+        <w:pStyle w:val="consolas"/>
+      </w:pPr>
+      <w:r>
+        <w:t>}</w:t>
+      </w:r>
+    </w:p>
+    <w:p>
+      <w:pPr>
+        <w:pStyle w:val="Content"/>
+      </w:pPr>
+      <w:proofErr w:type="spellStart"/>
+      <w:r>
+        <w:t>Trình</w:t>
+      </w:r>
+      <w:proofErr w:type="spellEnd"/>
+      <w:r>
+        <w:t xml:space="preserve"> </w:t>
+      </w:r>
+      <w:proofErr w:type="spellStart"/>
+      <w:r>
+        <w:t>biên</w:t>
+      </w:r>
+      <w:proofErr w:type="spellEnd"/>
+      <w:r>
+        <w:t xml:space="preserve"> </w:t>
+      </w:r>
+      <w:proofErr w:type="spellStart"/>
+      <w:r>
+        <w:t>dịch</w:t>
+      </w:r>
+      <w:proofErr w:type="spellEnd"/>
+      <w:r>
+        <w:t xml:space="preserve"> sass-embedded </w:t>
+      </w:r>
+      <w:proofErr w:type="spellStart"/>
+      <w:r>
+        <w:t>nhanh</w:t>
+      </w:r>
+      <w:proofErr w:type="spellEnd"/>
+      <w:r>
+        <w:t xml:space="preserve"> </w:t>
+      </w:r>
+      <w:proofErr w:type="spellStart"/>
+      <w:r>
+        <w:t>và</w:t>
+      </w:r>
+      <w:proofErr w:type="spellEnd"/>
+      <w:r>
+        <w:t xml:space="preserve"> </w:t>
+      </w:r>
+      <w:proofErr w:type="spellStart"/>
+      <w:r>
+        <w:t>tối</w:t>
+      </w:r>
+      <w:proofErr w:type="spellEnd"/>
+      <w:r>
+        <w:t xml:space="preserve"> </w:t>
+      </w:r>
+      <w:proofErr w:type="spellStart"/>
+      <w:r>
+        <w:t>ưu</w:t>
+      </w:r>
+      <w:proofErr w:type="spellEnd"/>
+      <w:r>
+        <w:t xml:space="preserve"> </w:t>
+      </w:r>
+      <w:proofErr w:type="spellStart"/>
+      <w:r>
+        <w:t>hơn</w:t>
+      </w:r>
+      <w:proofErr w:type="spellEnd"/>
+    </w:p>
+    <w:p>
+      <w:pPr>
+        <w:pStyle w:val="Heading2"/>
+      </w:pPr>
+      <w:r>
+        <w:t>Iconify</w:t>
+      </w:r>
+    </w:p>
+    <w:p>
+      <w:pPr>
+        <w:pStyle w:val="consolas"/>
+      </w:pPr>
+      <w:r>
+        <w:t xml:space="preserve">bun add -g </w:t>
+      </w:r>
+      <w:proofErr w:type="spellStart"/>
+      <w:r>
+        <w:t>tsx</w:t>
+      </w:r>
+      <w:proofErr w:type="spellEnd"/>
+    </w:p>
+    <w:p>
+      <w:pPr>
+        <w:pStyle w:val="consolas"/>
+      </w:pPr>
+      <w:r>
+        <w:t>bun add @iconify/react</w:t>
+      </w:r>
+    </w:p>
+    <w:p>
+      <w:pPr>
+        <w:pStyle w:val="consolas"/>
+      </w:pPr>
+      <w:r>
+        <w:t>bun add @iconify/json</w:t>
+      </w:r>
+    </w:p>
+    <w:p>
+      <w:pPr>
+        <w:pStyle w:val="consolas"/>
+      </w:pPr>
+      <w:r>
+        <w:t xml:space="preserve">bun add </w:t>
+      </w:r>
+      <w:r>
+        <w:t>@iconify-json/mdi</w:t>
+      </w:r>
+    </w:p>
+    <w:p>
+      <w:pPr>
+        <w:pStyle w:val="consolas"/>
+      </w:pPr>
+      <w:r>
+        <w:t xml:space="preserve">bun add </w:t>
+      </w:r>
+      <w:r>
+        <w:t>@iconify-json/ri</w:t>
+      </w:r>
+    </w:p>
+    <w:p>
+      <w:pPr>
+        <w:pStyle w:val="consolas"/>
+      </w:pPr>
+      <w:r>
+        <w:t xml:space="preserve">bun add </w:t>
+      </w:r>
+      <w:r>
+        <w:t>@iconify/iconify</w:t>
+      </w:r>
+    </w:p>
+    <w:p>
+      <w:pPr>
+        <w:pStyle w:val="consolas"/>
+      </w:pPr>
+      <w:r>
+        <w:t xml:space="preserve">bun add </w:t>
+      </w:r>
+      <w:r>
+        <w:t>@iconify/tools</w:t>
+      </w:r>
+    </w:p>
+    <w:p>
+      <w:pPr>
+        <w:pStyle w:val="consolas"/>
+      </w:pPr>
+      <w:r>
+        <w:t xml:space="preserve">bun add </w:t>
+      </w:r>
+      <w:r>
+        <w:t>@iconify/utils</w:t>
+      </w:r>
+    </w:p>
+    <w:p>
+      <w:pPr>
+        <w:pStyle w:val="Content"/>
+      </w:pPr>
+      <w:r>
+        <w:t>create folder "plugins" in root</w:t>
+      </w:r>
+    </w:p>
+    <w:p>
+      <w:pPr>
+        <w:pStyle w:val="Content"/>
+      </w:pPr>
+      <w:r>
+        <w:t>create file "</w:t>
+      </w:r>
+      <w:proofErr w:type="spellStart"/>
+      <w:r>
+        <w:t>buid-icons.ts</w:t>
+      </w:r>
+      <w:proofErr w:type="spellEnd"/>
+      <w:r>
+        <w:t>" in "plugins"</w:t>
+      </w:r>
+    </w:p>
+    <w:p>
+      <w:pPr>
+        <w:pStyle w:val="consolas"/>
+      </w:pPr>
+      <w:r>
+        <w:t>/**</w:t>
+      </w:r>
+    </w:p>
+    <w:p>
+      <w:pPr>
+        <w:pStyle w:val="consolas"/>
+      </w:pPr>
+      <w:r>
+        <w:t xml:space="preserve"> * This is an advanced example for creating icon bundles for Iconify SVG Framework.</w:t>
+      </w:r>
+    </w:p>
+    <w:p>
+      <w:pPr>
+        <w:pStyle w:val="consolas"/>
+      </w:pPr>
+      <w:r>
+        <w:t xml:space="preserve"> *</w:t>
+      </w:r>
+    </w:p>
+    <w:p>
+      <w:pPr>
+        <w:pStyle w:val="consolas"/>
+      </w:pPr>
+      <w:r>
+        <w:t xml:space="preserve"> * It creates a bundle from:</w:t>
+      </w:r>
+    </w:p>
+    <w:p>
+      <w:pPr>
+        <w:pStyle w:val="consolas"/>
+      </w:pPr>
+      <w:r>
+        <w:t xml:space="preserve"> * - All SVG files in a directory.</w:t>
+      </w:r>
+    </w:p>
+    <w:p>
+      <w:pPr>
+        <w:pStyle w:val="consolas"/>
+      </w:pPr>
+      <w:r>
+        <w:lastRenderedPageBreak/>
+        <w:t xml:space="preserve"> * - Custom JSON files.</w:t>
+      </w:r>
+    </w:p>
+    <w:p>
+      <w:pPr>
+        <w:pStyle w:val="consolas"/>
+      </w:pPr>
+      <w:r>
+        <w:t xml:space="preserve"> * - Iconify icon sets.</w:t>
+      </w:r>
+    </w:p>
+    <w:p>
+      <w:pPr>
+        <w:pStyle w:val="consolas"/>
+      </w:pPr>
+      <w:r>
+        <w:t xml:space="preserve"> * - SVG framework.</w:t>
+      </w:r>
+    </w:p>
+    <w:p>
+      <w:pPr>
+        <w:pStyle w:val="consolas"/>
+      </w:pPr>
+      <w:r>
+        <w:t xml:space="preserve"> *</w:t>
+      </w:r>
+    </w:p>
+    <w:p>
+      <w:pPr>
+        <w:pStyle w:val="consolas"/>
+      </w:pPr>
+      <w:r>
+        <w:t xml:space="preserve"> * This example uses Iconify Tools to import and clean up icons.</w:t>
+      </w:r>
+    </w:p>
+    <w:p>
+      <w:pPr>
+        <w:pStyle w:val="consolas"/>
+      </w:pPr>
+      <w:r>
+        <w:t xml:space="preserve"> * For Iconify Tools documentation visit https://docs.iconify.design/tools/tools2/</w:t>
+      </w:r>
+    </w:p>
+    <w:p>
+      <w:pPr>
+        <w:pStyle w:val="consolas"/>
+      </w:pPr>
+      <w:r>
+        <w:t xml:space="preserve"> */</w:t>
+      </w:r>
+    </w:p>
+    <w:p>
+      <w:pPr>
+        <w:pStyle w:val="consolas"/>
+      </w:pPr>
+    </w:p>
+    <w:p>
+      <w:pPr>
+        <w:pStyle w:val="consolas"/>
+      </w:pPr>
+      <w:r>
+        <w:t xml:space="preserve">import </w:t>
+      </w:r>
+      <w:proofErr w:type="gramStart"/>
+      <w:r>
+        <w:t>{ promises</w:t>
+      </w:r>
+      <w:proofErr w:type="gramEnd"/>
+      <w:r>
+        <w:t xml:space="preserve"> as fs } from "</w:t>
+      </w:r>
+      <w:proofErr w:type="spellStart"/>
+      <w:r>
+        <w:t>node:fs</w:t>
+      </w:r>
+      <w:proofErr w:type="spellEnd"/>
+      <w:r>
+        <w:t>";</w:t>
+      </w:r>
+    </w:p>
+    <w:p>
+      <w:pPr>
+        <w:pStyle w:val="consolas"/>
+      </w:pPr>
+      <w:r>
+        <w:t xml:space="preserve">import </w:t>
+      </w:r>
+      <w:proofErr w:type="gramStart"/>
+      <w:r>
+        <w:t xml:space="preserve">{ </w:t>
+      </w:r>
+      <w:proofErr w:type="spellStart"/>
+      <w:r>
+        <w:t>dirname</w:t>
+      </w:r>
+      <w:proofErr w:type="spellEnd"/>
+      <w:proofErr w:type="gramEnd"/>
+      <w:r>
+        <w:t>, join } from "</w:t>
+      </w:r>
+      <w:proofErr w:type="spellStart"/>
+      <w:r>
+        <w:t>node:path</w:t>
+      </w:r>
+      <w:proofErr w:type="spellEnd"/>
+      <w:r>
+        <w:t>";</w:t>
+      </w:r>
+    </w:p>
+    <w:p>
+      <w:pPr>
+        <w:pStyle w:val="consolas"/>
+      </w:pPr>
+    </w:p>
+    <w:p>
+      <w:pPr>
+        <w:pStyle w:val="consolas"/>
+      </w:pPr>
+      <w:r>
+        <w:t>// Installation:</w:t>
+      </w:r>
+    </w:p>
+    <w:p>
+      <w:pPr>
+        <w:pStyle w:val="consolas"/>
+      </w:pPr>
+      <w:r>
+        <w:t>// --save-dev @iconify/tools</w:t>
+      </w:r>
+    </w:p>
+    <w:p>
+      <w:pPr>
+        <w:pStyle w:val="consolas"/>
+      </w:pPr>
+      <w:r>
+        <w:t>// --save-dev @iconify/utils</w:t>
+      </w:r>
+    </w:p>
+    <w:p>
+      <w:pPr>
+        <w:pStyle w:val="consolas"/>
+      </w:pPr>
+      <w:r>
+        <w:t>// --save-dev @iconify/json</w:t>
+      </w:r>
+    </w:p>
+    <w:p>
+      <w:pPr>
+        <w:pStyle w:val="consolas"/>
+      </w:pPr>
+      <w:r>
+        <w:t>// --save-dev @iconify/iconify</w:t>
+      </w:r>
+    </w:p>
+    <w:p>
+      <w:pPr>
+        <w:pStyle w:val="consolas"/>
+      </w:pPr>
+      <w:r>
+        <w:t>import {</w:t>
+      </w:r>
+    </w:p>
+    <w:p>
+      <w:pPr>
+        <w:pStyle w:val="consolas"/>
+      </w:pPr>
+      <w:r>
+        <w:t xml:space="preserve">  </w:t>
+      </w:r>
+      <w:proofErr w:type="spellStart"/>
+      <w:r>
+        <w:t>cleanupSVG</w:t>
+      </w:r>
+      <w:proofErr w:type="spellEnd"/>
+      <w:r>
+        <w:t>,</w:t>
+      </w:r>
+    </w:p>
+    <w:p>
+      <w:pPr>
+        <w:pStyle w:val="consolas"/>
+      </w:pPr>
+      <w:r>
+        <w:t xml:space="preserve">  </w:t>
+      </w:r>
+      <w:proofErr w:type="spellStart"/>
+      <w:r>
+        <w:t>importDirectory</w:t>
+      </w:r>
+      <w:proofErr w:type="spellEnd"/>
+      <w:r>
+        <w:t>,</w:t>
+      </w:r>
+    </w:p>
+    <w:p>
+      <w:pPr>
+        <w:pStyle w:val="consolas"/>
+      </w:pPr>
+      <w:r>
+        <w:t xml:space="preserve">  </w:t>
+      </w:r>
+      <w:proofErr w:type="spellStart"/>
+      <w:r>
+        <w:t>isEmptyColor</w:t>
+      </w:r>
+      <w:proofErr w:type="spellEnd"/>
+      <w:r>
+        <w:t>,</w:t>
+      </w:r>
+    </w:p>
+    <w:p>
+      <w:pPr>
+        <w:pStyle w:val="consolas"/>
+      </w:pPr>
+      <w:r>
+        <w:t xml:space="preserve">  </w:t>
+      </w:r>
+      <w:proofErr w:type="spellStart"/>
+      <w:r>
+        <w:t>parseColors</w:t>
+      </w:r>
+      <w:proofErr w:type="spellEnd"/>
+      <w:r>
+        <w:t>,</w:t>
+      </w:r>
+    </w:p>
+    <w:p>
+      <w:pPr>
+        <w:pStyle w:val="consolas"/>
+      </w:pPr>
+      <w:r>
+        <w:t xml:space="preserve">  </w:t>
+      </w:r>
+      <w:proofErr w:type="spellStart"/>
+      <w:r>
+        <w:t>runSVGO</w:t>
+      </w:r>
+      <w:proofErr w:type="spellEnd"/>
+      <w:r>
+        <w:t>,</w:t>
+      </w:r>
+    </w:p>
+    <w:p>
+      <w:pPr>
+        <w:pStyle w:val="consolas"/>
+      </w:pPr>
+      <w:r>
+        <w:t>} from "@iconify/tools";</w:t>
+      </w:r>
+    </w:p>
+    <w:p>
+      <w:pPr>
+        <w:pStyle w:val="consolas"/>
+      </w:pPr>
+      <w:r>
+        <w:t xml:space="preserve">import type </w:t>
+      </w:r>
+      <w:proofErr w:type="gramStart"/>
+      <w:r>
+        <w:t xml:space="preserve">{ </w:t>
+      </w:r>
+      <w:proofErr w:type="spellStart"/>
+      <w:r>
+        <w:t>IconifyJSON</w:t>
+      </w:r>
+      <w:proofErr w:type="spellEnd"/>
+      <w:proofErr w:type="gramEnd"/>
+      <w:r>
+        <w:t xml:space="preserve"> } from "@iconify/types";</w:t>
+      </w:r>
+    </w:p>
+    <w:p>
+      <w:pPr>
+        <w:pStyle w:val="consolas"/>
+      </w:pPr>
+      <w:r>
+        <w:t xml:space="preserve">import </w:t>
+      </w:r>
+      <w:proofErr w:type="gramStart"/>
+      <w:r>
+        <w:t xml:space="preserve">{ </w:t>
+      </w:r>
+      <w:proofErr w:type="spellStart"/>
+      <w:r>
+        <w:t>getIcons</w:t>
+      </w:r>
+      <w:proofErr w:type="spellEnd"/>
+      <w:proofErr w:type="gramEnd"/>
+      <w:r>
+        <w:t xml:space="preserve">, </w:t>
+      </w:r>
+      <w:proofErr w:type="spellStart"/>
+      <w:r>
+        <w:t>getIconsCSS</w:t>
+      </w:r>
+      <w:proofErr w:type="spellEnd"/>
+      <w:r>
+        <w:t xml:space="preserve">, </w:t>
+      </w:r>
+      <w:proofErr w:type="spellStart"/>
+      <w:r>
+        <w:t>stringToIcon</w:t>
+      </w:r>
+      <w:proofErr w:type="spellEnd"/>
+      <w:r>
+        <w:t xml:space="preserve"> } from "@iconify/utils";</w:t>
+      </w:r>
+    </w:p>
+    <w:p>
+      <w:pPr>
+        <w:pStyle w:val="consolas"/>
+      </w:pPr>
+    </w:p>
+    <w:p>
+      <w:pPr>
+        <w:pStyle w:val="consolas"/>
+      </w:pPr>
+      <w:r>
+        <w:t xml:space="preserve">interface </w:t>
+      </w:r>
+      <w:proofErr w:type="spellStart"/>
+      <w:r>
+        <w:t>BundleScriptCustomSVGConfig</w:t>
+      </w:r>
+      <w:proofErr w:type="spellEnd"/>
+      <w:r>
+        <w:t xml:space="preserve"> {</w:t>
+      </w:r>
+    </w:p>
+    <w:p>
+      <w:pPr>
+        <w:pStyle w:val="consolas"/>
+      </w:pPr>
+      <w:r>
+        <w:t xml:space="preserve">  // Path to SVG files</w:t>
+      </w:r>
+    </w:p>
+    <w:p>
+      <w:pPr>
+        <w:pStyle w:val="consolas"/>
+      </w:pPr>
+      <w:r>
+        <w:t xml:space="preserve">  </w:t>
+      </w:r>
+      <w:proofErr w:type="spellStart"/>
+      <w:r>
+        <w:t>dir</w:t>
+      </w:r>
+      <w:proofErr w:type="spellEnd"/>
+      <w:r>
+        <w:t>: string;</w:t>
+      </w:r>
+    </w:p>
+    <w:p>
+      <w:pPr>
+        <w:pStyle w:val="consolas"/>
+      </w:pPr>
+    </w:p>
+    <w:p>
+      <w:pPr>
+        <w:pStyle w:val="consolas"/>
+      </w:pPr>
+      <w:r>
+        <w:t xml:space="preserve">  // True if icons should be treated as monotone: colors replaced with </w:t>
+      </w:r>
+      <w:proofErr w:type="spellStart"/>
+      <w:r>
+        <w:t>currentColor</w:t>
+      </w:r>
+      <w:proofErr w:type="spellEnd"/>
+    </w:p>
+    <w:p>
+      <w:pPr>
+        <w:pStyle w:val="consolas"/>
+      </w:pPr>
+      <w:r>
+        <w:t xml:space="preserve">  monotone: </w:t>
+      </w:r>
+      <w:proofErr w:type="spellStart"/>
+      <w:r>
+        <w:t>boolean</w:t>
+      </w:r>
+      <w:proofErr w:type="spellEnd"/>
+      <w:r>
+        <w:t>;</w:t>
+      </w:r>
+    </w:p>
+    <w:p>
+      <w:pPr>
+        <w:pStyle w:val="consolas"/>
+      </w:pPr>
+    </w:p>
+    <w:p>
+      <w:pPr>
+        <w:pStyle w:val="consolas"/>
+      </w:pPr>
+      <w:r>
+        <w:t xml:space="preserve">  // Icon set prefix</w:t>
+      </w:r>
+    </w:p>
+    <w:p>
+      <w:pPr>
+        <w:pStyle w:val="consolas"/>
+      </w:pPr>
+      <w:r>
+        <w:t xml:space="preserve">  prefix: string;</w:t>
+      </w:r>
+    </w:p>
+    <w:p>
+      <w:pPr>
+        <w:pStyle w:val="consolas"/>
+      </w:pPr>
+      <w:r>
+        <w:t>}</w:t>
+      </w:r>
+    </w:p>
+    <w:p>
+      <w:pPr>
+        <w:pStyle w:val="consolas"/>
+      </w:pPr>
+    </w:p>
+    <w:p>
+      <w:pPr>
+        <w:pStyle w:val="consolas"/>
+      </w:pPr>
+      <w:r>
+        <w:t xml:space="preserve">interface </w:t>
+      </w:r>
+      <w:proofErr w:type="spellStart"/>
+      <w:r>
+        <w:t>BundleScriptCustomJSONConfig</w:t>
+      </w:r>
+      <w:proofErr w:type="spellEnd"/>
+      <w:r>
+        <w:t xml:space="preserve"> {</w:t>
+      </w:r>
+    </w:p>
+    <w:p>
+      <w:pPr>
+        <w:pStyle w:val="consolas"/>
+      </w:pPr>
+      <w:r>
+        <w:t xml:space="preserve">  // Path to JSON file</w:t>
+      </w:r>
+    </w:p>
+    <w:p>
+      <w:pPr>
+        <w:pStyle w:val="consolas"/>
+      </w:pPr>
+      <w:r>
+        <w:t xml:space="preserve">  filename: string;</w:t>
+      </w:r>
+    </w:p>
+    <w:p>
+      <w:pPr>
+        <w:pStyle w:val="consolas"/>
+      </w:pPr>
+    </w:p>
+    <w:p>
+      <w:pPr>
+        <w:pStyle w:val="consolas"/>
+      </w:pPr>
+      <w:r>
+        <w:t xml:space="preserve">  // List of icons to import. If missing, all icons will be imported</w:t>
+      </w:r>
+    </w:p>
+    <w:p>
+      <w:pPr>
+        <w:pStyle w:val="consolas"/>
+      </w:pPr>
+      <w:r>
+        <w:t xml:space="preserve">  </w:t>
+      </w:r>
+      <w:proofErr w:type="gramStart"/>
+      <w:r>
+        <w:t>icons?:</w:t>
+      </w:r>
+      <w:proofErr w:type="gramEnd"/>
+      <w:r>
+        <w:t xml:space="preserve"> string[];</w:t>
+      </w:r>
+    </w:p>
+    <w:p>
+      <w:pPr>
+        <w:pStyle w:val="consolas"/>
+      </w:pPr>
+      <w:r>
+        <w:t>}</w:t>
+      </w:r>
+    </w:p>
+    <w:p>
+      <w:pPr>
+        <w:pStyle w:val="consolas"/>
+      </w:pPr>
+    </w:p>
+    <w:p>
+      <w:pPr>
+        <w:pStyle w:val="consolas"/>
+      </w:pPr>
+      <w:r>
+        <w:t xml:space="preserve">interface </w:t>
+      </w:r>
+      <w:proofErr w:type="spellStart"/>
+      <w:r>
+        <w:t>BundleScriptConfig</w:t>
+      </w:r>
+      <w:proofErr w:type="spellEnd"/>
+      <w:r>
+        <w:t xml:space="preserve"> {</w:t>
+      </w:r>
+    </w:p>
+    <w:p>
+      <w:pPr>
+        <w:pStyle w:val="consolas"/>
+      </w:pPr>
+      <w:r>
+        <w:t xml:space="preserve">  // Custom SVG to import and bundle</w:t>
+      </w:r>
+    </w:p>
+    <w:p>
+      <w:pPr>
+        <w:pStyle w:val="consolas"/>
+      </w:pPr>
+      <w:r>
+        <w:t xml:space="preserve">  </w:t>
+      </w:r>
+      <w:proofErr w:type="spellStart"/>
+      <w:proofErr w:type="gramStart"/>
+      <w:r>
+        <w:t>svg</w:t>
+      </w:r>
+      <w:proofErr w:type="spellEnd"/>
+      <w:r>
+        <w:t>?:</w:t>
+      </w:r>
+      <w:proofErr w:type="gramEnd"/>
+      <w:r>
+        <w:t xml:space="preserve"> </w:t>
+      </w:r>
+      <w:proofErr w:type="spellStart"/>
+      <w:r>
+        <w:t>BundleScriptCustomSVGConfig</w:t>
+      </w:r>
+      <w:proofErr w:type="spellEnd"/>
+      <w:r>
+        <w:t>[];</w:t>
+      </w:r>
+    </w:p>
+    <w:p>
+      <w:pPr>
+        <w:pStyle w:val="consolas"/>
+      </w:pPr>
+    </w:p>
+    <w:p>
+      <w:pPr>
+        <w:pStyle w:val="consolas"/>
+      </w:pPr>
+      <w:r>
+        <w:t xml:space="preserve">  // Icons to bundled from @iconify/json packages</w:t>
+      </w:r>
+    </w:p>
+    <w:p>
+      <w:pPr>
+        <w:pStyle w:val="consolas"/>
+      </w:pPr>
+      <w:r>
+        <w:lastRenderedPageBreak/>
+        <w:t xml:space="preserve">  </w:t>
+      </w:r>
+      <w:proofErr w:type="gramStart"/>
+      <w:r>
+        <w:t>icons?:</w:t>
+      </w:r>
+      <w:proofErr w:type="gramEnd"/>
+      <w:r>
+        <w:t xml:space="preserve"> string[];</w:t>
+      </w:r>
+    </w:p>
+    <w:p>
+      <w:pPr>
+        <w:pStyle w:val="consolas"/>
+      </w:pPr>
+    </w:p>
+    <w:p>
+      <w:pPr>
+        <w:pStyle w:val="consolas"/>
+      </w:pPr>
+      <w:r>
+        <w:t xml:space="preserve">  // List of JSON files to bundled</w:t>
+      </w:r>
+    </w:p>
+    <w:p>
+      <w:pPr>
+        <w:pStyle w:val="consolas"/>
+      </w:pPr>
+      <w:r>
+        <w:t xml:space="preserve">  // Entry can be a string, pointing to filename or a </w:t>
+      </w:r>
+      <w:proofErr w:type="spellStart"/>
+      <w:r>
+        <w:t>BundleScriptCustomJSONConfig</w:t>
+      </w:r>
+      <w:proofErr w:type="spellEnd"/>
+      <w:r>
+        <w:t xml:space="preserve"> object (see type above)</w:t>
+      </w:r>
+    </w:p>
+    <w:p>
+      <w:pPr>
+        <w:pStyle w:val="consolas"/>
+      </w:pPr>
+      <w:r>
+        <w:t xml:space="preserve">  // If entry is a string or object without 'icons' property, an entire JSON file will be bundled</w:t>
+      </w:r>
+    </w:p>
+    <w:p>
+      <w:pPr>
+        <w:pStyle w:val="consolas"/>
+      </w:pPr>
+      <w:r>
+        <w:t xml:space="preserve">  </w:t>
+      </w:r>
+      <w:proofErr w:type="spellStart"/>
+      <w:proofErr w:type="gramStart"/>
+      <w:r>
+        <w:t>json</w:t>
+      </w:r>
+      <w:proofErr w:type="spellEnd"/>
+      <w:r>
+        <w:t>?:</w:t>
+      </w:r>
+      <w:proofErr w:type="gramEnd"/>
+      <w:r>
+        <w:t xml:space="preserve"> (string | </w:t>
+      </w:r>
+      <w:proofErr w:type="spellStart"/>
+      <w:r>
+        <w:t>BundleScriptCustomJSONConfig</w:t>
+      </w:r>
+      <w:proofErr w:type="spellEnd"/>
+      <w:r>
+        <w:t>)[];</w:t>
+      </w:r>
+    </w:p>
+    <w:p>
+      <w:pPr>
+        <w:pStyle w:val="consolas"/>
+      </w:pPr>
+      <w:r>
+        <w:t>}</w:t>
+      </w:r>
+    </w:p>
+    <w:p>
+      <w:pPr>
+        <w:pStyle w:val="consolas"/>
+      </w:pPr>
+    </w:p>
+    <w:p>
+      <w:pPr>
+        <w:pStyle w:val="consolas"/>
+      </w:pPr>
+      <w:r>
+        <w:t xml:space="preserve">const sources: </w:t>
+      </w:r>
+      <w:proofErr w:type="spellStart"/>
+      <w:r>
+        <w:t>BundleScriptConfig</w:t>
+      </w:r>
+      <w:proofErr w:type="spellEnd"/>
+      <w:r>
+        <w:t xml:space="preserve"> = {</w:t>
+      </w:r>
+    </w:p>
+    <w:p>
+      <w:pPr>
+        <w:pStyle w:val="consolas"/>
+      </w:pPr>
+      <w:r>
+        <w:t xml:space="preserve">  </w:t>
+      </w:r>
+      <w:proofErr w:type="spellStart"/>
+      <w:r>
+        <w:t>svg</w:t>
+      </w:r>
+      <w:proofErr w:type="spellEnd"/>
+      <w:r>
+        <w:t>: [</w:t>
+      </w:r>
+    </w:p>
+    <w:p>
+      <w:pPr>
+        <w:pStyle w:val="consolas"/>
+      </w:pPr>
+      <w:r>
+        <w:t xml:space="preserve">    // {</w:t>
+      </w:r>
+    </w:p>
+    <w:p>
+      <w:pPr>
+        <w:pStyle w:val="consolas"/>
+      </w:pPr>
+      <w:r>
+        <w:t xml:space="preserve">    //   </w:t>
+      </w:r>
+      <w:proofErr w:type="spellStart"/>
+      <w:r>
+        <w:t>dir</w:t>
+      </w:r>
+      <w:proofErr w:type="spellEnd"/>
+      <w:r>
+        <w:t>: '</w:t>
+      </w:r>
+      <w:proofErr w:type="spellStart"/>
+      <w:r>
+        <w:t>src</w:t>
+      </w:r>
+      <w:proofErr w:type="spellEnd"/>
+      <w:r>
+        <w:t>/assets/images/iconify-</w:t>
+      </w:r>
+      <w:proofErr w:type="spellStart"/>
+      <w:r>
+        <w:t>svg</w:t>
+      </w:r>
+      <w:proofErr w:type="spellEnd"/>
+      <w:r>
+        <w:t>',</w:t>
+      </w:r>
+    </w:p>
+    <w:p>
+      <w:pPr>
+        <w:pStyle w:val="consolas"/>
+      </w:pPr>
+      <w:r>
+        <w:t xml:space="preserve">    //   monotone: true,</w:t>
+      </w:r>
+    </w:p>
+    <w:p>
+      <w:pPr>
+        <w:pStyle w:val="consolas"/>
+      </w:pPr>
+      <w:r>
+        <w:t xml:space="preserve">    //   prefix: 'custom',</w:t>
+      </w:r>
+    </w:p>
+    <w:p>
+      <w:pPr>
+        <w:pStyle w:val="consolas"/>
+      </w:pPr>
+      <w:r>
+        <w:t xml:space="preserve">    // },</w:t>
+      </w:r>
+    </w:p>
+    <w:p>
+      <w:pPr>
+        <w:pStyle w:val="consolas"/>
+      </w:pPr>
+      <w:r>
+        <w:t xml:space="preserve">    // {</w:t>
+      </w:r>
+    </w:p>
+    <w:p>
+      <w:pPr>
+        <w:pStyle w:val="consolas"/>
+      </w:pPr>
+      <w:r>
+        <w:t xml:space="preserve">    //   </w:t>
+      </w:r>
+      <w:proofErr w:type="spellStart"/>
+      <w:r>
+        <w:t>dir</w:t>
+      </w:r>
+      <w:proofErr w:type="spellEnd"/>
+      <w:r>
+        <w:t>: 'emojis',</w:t>
+      </w:r>
+    </w:p>
+    <w:p>
+      <w:pPr>
+        <w:pStyle w:val="consolas"/>
+      </w:pPr>
+      <w:r>
+        <w:t xml:space="preserve">    //   monotone: false,</w:t>
+      </w:r>
+    </w:p>
+    <w:p>
+      <w:pPr>
+        <w:pStyle w:val="consolas"/>
+      </w:pPr>
+      <w:r>
+        <w:t xml:space="preserve">    //   prefix: 'emoji',</w:t>
+      </w:r>
+    </w:p>
+    <w:p>
+      <w:pPr>
+        <w:pStyle w:val="consolas"/>
+      </w:pPr>
+      <w:r>
+        <w:t xml:space="preserve">    // },</w:t>
+      </w:r>
+    </w:p>
+    <w:p>
+      <w:pPr>
+        <w:pStyle w:val="consolas"/>
+      </w:pPr>
+      <w:r>
+        <w:t xml:space="preserve">  ],</w:t>
+      </w:r>
+    </w:p>
+    <w:p>
+      <w:pPr>
+        <w:pStyle w:val="consolas"/>
+      </w:pPr>
+    </w:p>
+    <w:p>
+      <w:pPr>
+        <w:pStyle w:val="consolas"/>
+      </w:pPr>
+      <w:r>
+        <w:t xml:space="preserve">  icons: [</w:t>
+      </w:r>
+    </w:p>
+    <w:p>
+      <w:pPr>
+        <w:pStyle w:val="consolas"/>
+      </w:pPr>
+      <w:r>
+        <w:t xml:space="preserve">    // '</w:t>
+      </w:r>
+      <w:proofErr w:type="spellStart"/>
+      <w:proofErr w:type="gramStart"/>
+      <w:r>
+        <w:t>mdi:home</w:t>
+      </w:r>
+      <w:proofErr w:type="spellEnd"/>
+      <w:proofErr w:type="gramEnd"/>
+      <w:r>
+        <w:t>',</w:t>
+      </w:r>
+    </w:p>
+    <w:p>
+      <w:pPr>
+        <w:pStyle w:val="consolas"/>
+      </w:pPr>
+      <w:r>
+        <w:lastRenderedPageBreak/>
+        <w:t xml:space="preserve">    // '</w:t>
+      </w:r>
+      <w:proofErr w:type="spellStart"/>
+      <w:proofErr w:type="gramStart"/>
+      <w:r>
+        <w:t>mdi:account</w:t>
+      </w:r>
+      <w:proofErr w:type="spellEnd"/>
+      <w:proofErr w:type="gramEnd"/>
+      <w:r>
+        <w:t>',</w:t>
+      </w:r>
+    </w:p>
+    <w:p>
+      <w:pPr>
+        <w:pStyle w:val="consolas"/>
+      </w:pPr>
+      <w:r>
+        <w:t xml:space="preserve">    // '</w:t>
+      </w:r>
+      <w:proofErr w:type="spellStart"/>
+      <w:r>
+        <w:t>mdi:login</w:t>
+      </w:r>
+      <w:proofErr w:type="spellEnd"/>
+      <w:r>
+        <w:t>',</w:t>
+      </w:r>
+    </w:p>
+    <w:p>
+      <w:pPr>
+        <w:pStyle w:val="consolas"/>
+      </w:pPr>
+      <w:r>
+        <w:t xml:space="preserve">    // '</w:t>
+      </w:r>
+      <w:proofErr w:type="spellStart"/>
+      <w:proofErr w:type="gramStart"/>
+      <w:r>
+        <w:t>mdi:logout</w:t>
+      </w:r>
+      <w:proofErr w:type="spellEnd"/>
+      <w:proofErr w:type="gramEnd"/>
+      <w:r>
+        <w:t>',</w:t>
+      </w:r>
+    </w:p>
+    <w:p>
+      <w:pPr>
+        <w:pStyle w:val="consolas"/>
+      </w:pPr>
+      <w:r>
+        <w:t xml:space="preserve">    // '</w:t>
+      </w:r>
+      <w:proofErr w:type="gramStart"/>
+      <w:r>
+        <w:t>octicon:book</w:t>
+      </w:r>
+      <w:proofErr w:type="gramEnd"/>
+      <w:r>
+        <w:t>-24',</w:t>
+      </w:r>
+    </w:p>
+    <w:p>
+      <w:pPr>
+        <w:pStyle w:val="consolas"/>
+      </w:pPr>
+      <w:r>
+        <w:t xml:space="preserve">    // '</w:t>
+      </w:r>
+      <w:proofErr w:type="gramStart"/>
+      <w:r>
+        <w:t>octicon:code</w:t>
+      </w:r>
+      <w:proofErr w:type="gramEnd"/>
+      <w:r>
+        <w:t>-square-24',</w:t>
+      </w:r>
+    </w:p>
+    <w:p>
+      <w:pPr>
+        <w:pStyle w:val="consolas"/>
+      </w:pPr>
+      <w:r>
+        <w:t xml:space="preserve">  ],</w:t>
+      </w:r>
+    </w:p>
+    <w:p>
+      <w:pPr>
+        <w:pStyle w:val="consolas"/>
+      </w:pPr>
+    </w:p>
+    <w:p>
+      <w:pPr>
+        <w:pStyle w:val="consolas"/>
+      </w:pPr>
+      <w:r>
+        <w:t xml:space="preserve">  </w:t>
+      </w:r>
+      <w:proofErr w:type="spellStart"/>
+      <w:r>
+        <w:t>json</w:t>
+      </w:r>
+      <w:proofErr w:type="spellEnd"/>
+      <w:r>
+        <w:t>: [</w:t>
+      </w:r>
+    </w:p>
+    <w:p>
+      <w:pPr>
+        <w:pStyle w:val="consolas"/>
+      </w:pPr>
+      <w:r>
+        <w:t xml:space="preserve">    // Custom JSON file</w:t>
+      </w:r>
+    </w:p>
+    <w:p>
+      <w:pPr>
+        <w:pStyle w:val="consolas"/>
+      </w:pPr>
+      <w:r>
+        <w:t xml:space="preserve">    // '</w:t>
+      </w:r>
+      <w:proofErr w:type="spellStart"/>
+      <w:r>
+        <w:t>json</w:t>
+      </w:r>
+      <w:proofErr w:type="spellEnd"/>
+      <w:r>
+        <w:t>/</w:t>
+      </w:r>
+      <w:proofErr w:type="spellStart"/>
+      <w:r>
+        <w:t>gg.json</w:t>
+      </w:r>
+      <w:proofErr w:type="spellEnd"/>
+      <w:r>
+        <w:t>',</w:t>
+      </w:r>
+    </w:p>
+    <w:p>
+      <w:pPr>
+        <w:pStyle w:val="consolas"/>
+      </w:pPr>
+    </w:p>
+    <w:p>
+      <w:pPr>
+        <w:pStyle w:val="consolas"/>
+      </w:pPr>
+      <w:r>
+        <w:t xml:space="preserve">    // Iconify JSON file (@iconify/json is a package name, /</w:t>
+      </w:r>
+      <w:proofErr w:type="spellStart"/>
+      <w:r>
+        <w:t>json</w:t>
+      </w:r>
+      <w:proofErr w:type="spellEnd"/>
+      <w:r>
+        <w:t>/ is directory where files are, then filename)</w:t>
+      </w:r>
+    </w:p>
+    <w:p>
+      <w:pPr>
+        <w:pStyle w:val="consolas"/>
+      </w:pPr>
+      <w:r>
+        <w:t xml:space="preserve">    </w:t>
+      </w:r>
+      <w:proofErr w:type="spellStart"/>
+      <w:proofErr w:type="gramStart"/>
+      <w:r>
+        <w:t>require.resolve</w:t>
+      </w:r>
+      <w:proofErr w:type="spellEnd"/>
+      <w:proofErr w:type="gramEnd"/>
+      <w:r>
+        <w:t>("@iconify-</w:t>
+      </w:r>
+      <w:proofErr w:type="spellStart"/>
+      <w:r>
+        <w:t>json</w:t>
+      </w:r>
+      <w:proofErr w:type="spellEnd"/>
+      <w:r>
+        <w:t>/</w:t>
+      </w:r>
+      <w:proofErr w:type="spellStart"/>
+      <w:r>
+        <w:t>ri</w:t>
+      </w:r>
+      <w:proofErr w:type="spellEnd"/>
+      <w:r>
+        <w:t>/</w:t>
+      </w:r>
+      <w:proofErr w:type="spellStart"/>
+      <w:r>
+        <w:t>icons.json</w:t>
+      </w:r>
+      <w:proofErr w:type="spellEnd"/>
+      <w:r>
+        <w:t>"),</w:t>
+      </w:r>
+    </w:p>
+    <w:p>
+      <w:pPr>
+        <w:pStyle w:val="consolas"/>
+      </w:pPr>
+      <w:r>
+        <w:t xml:space="preserve">    </w:t>
+      </w:r>
+      <w:proofErr w:type="spellStart"/>
+      <w:proofErr w:type="gramStart"/>
+      <w:r>
+        <w:t>require.resolve</w:t>
+      </w:r>
+      <w:proofErr w:type="spellEnd"/>
+      <w:proofErr w:type="gramEnd"/>
+      <w:r>
+        <w:t>("@iconify-</w:t>
+      </w:r>
+      <w:proofErr w:type="spellStart"/>
+      <w:r>
+        <w:t>json</w:t>
+      </w:r>
+      <w:proofErr w:type="spellEnd"/>
+      <w:r>
+        <w:t>/mdi/</w:t>
+      </w:r>
+      <w:proofErr w:type="spellStart"/>
+      <w:r>
+        <w:t>icons.json</w:t>
+      </w:r>
+      <w:proofErr w:type="spellEnd"/>
+      <w:r>
+        <w:t>"),</w:t>
+      </w:r>
+    </w:p>
+    <w:p>
+      <w:pPr>
+        <w:pStyle w:val="consolas"/>
+      </w:pPr>
+      <w:r>
+        <w:t xml:space="preserve">    // {</w:t>
+      </w:r>
+    </w:p>
+    <w:p>
+      <w:pPr>
+        <w:pStyle w:val="consolas"/>
+      </w:pPr>
+      <w:r>
+        <w:t xml:space="preserve">    //   filename: </w:t>
+      </w:r>
+      <w:proofErr w:type="spellStart"/>
+      <w:proofErr w:type="gramStart"/>
+      <w:r>
+        <w:t>require.resolve</w:t>
+      </w:r>
+      <w:proofErr w:type="spellEnd"/>
+      <w:proofErr w:type="gramEnd"/>
+      <w:r>
+        <w:t>("@iconify-</w:t>
+      </w:r>
+      <w:proofErr w:type="spellStart"/>
+      <w:r>
+        <w:t>json</w:t>
+      </w:r>
+      <w:proofErr w:type="spellEnd"/>
+      <w:r>
+        <w:t>/</w:t>
+      </w:r>
+      <w:proofErr w:type="spellStart"/>
+      <w:r>
+        <w:t>bxl</w:t>
+      </w:r>
+      <w:proofErr w:type="spellEnd"/>
+      <w:r>
+        <w:t>/</w:t>
+      </w:r>
+      <w:proofErr w:type="spellStart"/>
+      <w:r>
+        <w:t>icons.json</w:t>
+      </w:r>
+      <w:proofErr w:type="spellEnd"/>
+      <w:r>
+        <w:t>"),</w:t>
+      </w:r>
+    </w:p>
+    <w:p>
+      <w:pPr>
+        <w:pStyle w:val="consolas"/>
+      </w:pPr>
+      <w:r>
+        <w:t xml:space="preserve">    //   icons: ["</w:t>
+      </w:r>
+      <w:proofErr w:type="spellStart"/>
+      <w:r>
+        <w:t>facebook</w:t>
+      </w:r>
+      <w:proofErr w:type="spellEnd"/>
+      <w:r>
+        <w:t>", "twitter", "</w:t>
+      </w:r>
+      <w:proofErr w:type="spellStart"/>
+      <w:r>
+        <w:t>github</w:t>
+      </w:r>
+      <w:proofErr w:type="spellEnd"/>
+      <w:r>
+        <w:t>", "google", "</w:t>
+      </w:r>
+      <w:proofErr w:type="spellStart"/>
+      <w:r>
+        <w:t>linkedin</w:t>
+      </w:r>
+      <w:proofErr w:type="spellEnd"/>
+      <w:r>
+        <w:t>"],</w:t>
+      </w:r>
+    </w:p>
+    <w:p>
+      <w:pPr>
+        <w:pStyle w:val="consolas"/>
+      </w:pPr>
+      <w:r>
+        <w:t xml:space="preserve">    // },</w:t>
+      </w:r>
+    </w:p>
+    <w:p>
+      <w:pPr>
+        <w:pStyle w:val="consolas"/>
+      </w:pPr>
+    </w:p>
+    <w:p>
+      <w:pPr>
+        <w:pStyle w:val="consolas"/>
+      </w:pPr>
+      <w:r>
+        <w:t xml:space="preserve">    // Custom file with only few icons</w:t>
+      </w:r>
+    </w:p>
+    <w:p>
+      <w:pPr>
+        <w:pStyle w:val="consolas"/>
+      </w:pPr>
+      <w:r>
+        <w:t xml:space="preserve">    // {</w:t>
+      </w:r>
+    </w:p>
+    <w:p>
+      <w:pPr>
+        <w:pStyle w:val="consolas"/>
+      </w:pPr>
+      <w:r>
+        <w:t xml:space="preserve">    //   filename: </w:t>
+      </w:r>
+      <w:proofErr w:type="spellStart"/>
+      <w:proofErr w:type="gramStart"/>
+      <w:r>
+        <w:t>require.resolve</w:t>
+      </w:r>
+      <w:proofErr w:type="spellEnd"/>
+      <w:proofErr w:type="gramEnd"/>
+      <w:r>
+        <w:t>('@iconify-</w:t>
+      </w:r>
+      <w:proofErr w:type="spellStart"/>
+      <w:r>
+        <w:t>json</w:t>
+      </w:r>
+      <w:proofErr w:type="spellEnd"/>
+      <w:r>
+        <w:t>/line-md/</w:t>
+      </w:r>
+      <w:proofErr w:type="spellStart"/>
+      <w:r>
+        <w:t>icons.json</w:t>
+      </w:r>
+      <w:proofErr w:type="spellEnd"/>
+      <w:r>
+        <w:t>'),</w:t>
+      </w:r>
+    </w:p>
+    <w:p>
+      <w:pPr>
+        <w:pStyle w:val="consolas"/>
+      </w:pPr>
+      <w:r>
+        <w:t xml:space="preserve">    //   icons: [</w:t>
+      </w:r>
+    </w:p>
+    <w:p>
+      <w:pPr>
+        <w:pStyle w:val="consolas"/>
+      </w:pPr>
+      <w:r>
+        <w:t xml:space="preserve">    //     'home-</w:t>
+      </w:r>
+      <w:proofErr w:type="spellStart"/>
+      <w:r>
+        <w:t>twotone</w:t>
+      </w:r>
+      <w:proofErr w:type="spellEnd"/>
+      <w:r>
+        <w:t>-alt',</w:t>
+      </w:r>
+    </w:p>
+    <w:p>
+      <w:pPr>
+        <w:pStyle w:val="consolas"/>
+      </w:pPr>
+      <w:r>
+        <w:t xml:space="preserve">    //     '</w:t>
+      </w:r>
+      <w:proofErr w:type="spellStart"/>
+      <w:r>
+        <w:t>github</w:t>
+      </w:r>
+      <w:proofErr w:type="spellEnd"/>
+      <w:r>
+        <w:t>',</w:t>
+      </w:r>
+    </w:p>
+    <w:p>
+      <w:pPr>
+        <w:pStyle w:val="consolas"/>
+      </w:pPr>
+      <w:r>
+        <w:lastRenderedPageBreak/>
+        <w:t xml:space="preserve">    //     'document-list',</w:t>
+      </w:r>
+    </w:p>
+    <w:p>
+      <w:pPr>
+        <w:pStyle w:val="consolas"/>
+      </w:pPr>
+      <w:r>
+        <w:t xml:space="preserve">    //     'document-code',</w:t>
+      </w:r>
+    </w:p>
+    <w:p>
+      <w:pPr>
+        <w:pStyle w:val="consolas"/>
+      </w:pPr>
+      <w:r>
+        <w:t xml:space="preserve">    //     'image-</w:t>
+      </w:r>
+      <w:proofErr w:type="spellStart"/>
+      <w:r>
+        <w:t>twotone</w:t>
+      </w:r>
+      <w:proofErr w:type="spellEnd"/>
+      <w:r>
+        <w:t>',</w:t>
+      </w:r>
+    </w:p>
+    <w:p>
+      <w:pPr>
+        <w:pStyle w:val="consolas"/>
+      </w:pPr>
+      <w:r>
+        <w:t xml:space="preserve">    //   ],</w:t>
+      </w:r>
+    </w:p>
+    <w:p>
+      <w:pPr>
+        <w:pStyle w:val="consolas"/>
+      </w:pPr>
+      <w:r>
+        <w:t xml:space="preserve">    // },</w:t>
+      </w:r>
+    </w:p>
+    <w:p>
+      <w:pPr>
+        <w:pStyle w:val="consolas"/>
+      </w:pPr>
+      <w:r>
+        <w:t xml:space="preserve">  ],</w:t>
+      </w:r>
+    </w:p>
+    <w:p>
+      <w:pPr>
+        <w:pStyle w:val="consolas"/>
+      </w:pPr>
+      <w:r>
+        <w:t>};</w:t>
+      </w:r>
+    </w:p>
+    <w:p>
+      <w:pPr>
+        <w:pStyle w:val="consolas"/>
+      </w:pPr>
+    </w:p>
+    <w:p>
+      <w:pPr>
+        <w:pStyle w:val="consolas"/>
+      </w:pPr>
+      <w:r>
+        <w:t>// File to save bundle to</w:t>
+      </w:r>
+    </w:p>
+    <w:p>
+      <w:pPr>
+        <w:pStyle w:val="consolas"/>
+      </w:pPr>
+      <w:r>
+        <w:t xml:space="preserve">const target = </w:t>
+      </w:r>
+      <w:proofErr w:type="gramStart"/>
+      <w:r>
+        <w:t>join(</w:t>
+      </w:r>
+      <w:proofErr w:type="gramEnd"/>
+      <w:r>
+        <w:t>__</w:t>
+      </w:r>
+      <w:proofErr w:type="spellStart"/>
+      <w:r>
+        <w:t>dirname</w:t>
+      </w:r>
+      <w:proofErr w:type="spellEnd"/>
+      <w:r>
+        <w:t>, "icons.css");</w:t>
+      </w:r>
+    </w:p>
+    <w:p>
+      <w:pPr>
+        <w:pStyle w:val="consolas"/>
+      </w:pPr>
+    </w:p>
+    <w:p>
+      <w:pPr>
+        <w:pStyle w:val="consolas"/>
+      </w:pPr>
+      <w:r>
+        <w:t>/**</w:t>
+      </w:r>
+    </w:p>
+    <w:p>
+      <w:pPr>
+        <w:pStyle w:val="consolas"/>
+      </w:pPr>
+      <w:r>
+        <w:t xml:space="preserve"> * Do stuff!</w:t>
+      </w:r>
+    </w:p>
+    <w:p>
+      <w:pPr>
+        <w:pStyle w:val="consolas"/>
+      </w:pPr>
+      <w:r>
+        <w:t xml:space="preserve"> */</w:t>
+      </w:r>
+    </w:p>
+    <w:p>
+      <w:pPr>
+        <w:pStyle w:val="consolas"/>
+      </w:pPr>
+    </w:p>
+    <w:p>
+      <w:pPr>
+        <w:pStyle w:val="consolas"/>
+      </w:pPr>
+      <w:r>
+        <w:t>(async function () {</w:t>
+      </w:r>
+    </w:p>
+    <w:p>
+      <w:pPr>
+        <w:pStyle w:val="consolas"/>
+      </w:pPr>
+      <w:r>
+        <w:t xml:space="preserve">  // Create directory for output if missing</w:t>
+      </w:r>
+    </w:p>
+    <w:p>
+      <w:pPr>
+        <w:pStyle w:val="consolas"/>
+      </w:pPr>
+      <w:r>
+        <w:t xml:space="preserve">  const </w:t>
+      </w:r>
+      <w:proofErr w:type="spellStart"/>
+      <w:r>
+        <w:t>dir</w:t>
+      </w:r>
+      <w:proofErr w:type="spellEnd"/>
+      <w:r>
+        <w:t xml:space="preserve"> = </w:t>
+      </w:r>
+      <w:proofErr w:type="spellStart"/>
+      <w:r>
+        <w:t>dirname</w:t>
+      </w:r>
+      <w:proofErr w:type="spellEnd"/>
+      <w:r>
+        <w:t>(target);</w:t>
+      </w:r>
+    </w:p>
+    <w:p>
+      <w:pPr>
+        <w:pStyle w:val="consolas"/>
+      </w:pPr>
+      <w:r>
+        <w:t xml:space="preserve">  try {</w:t>
+      </w:r>
+    </w:p>
+    <w:p>
+      <w:pPr>
+        <w:pStyle w:val="consolas"/>
+      </w:pPr>
+      <w:r>
+        <w:t xml:space="preserve">    await </w:t>
+      </w:r>
+      <w:proofErr w:type="spellStart"/>
+      <w:proofErr w:type="gramStart"/>
+      <w:r>
+        <w:t>fs.mkdir</w:t>
+      </w:r>
+      <w:proofErr w:type="spellEnd"/>
+      <w:proofErr w:type="gramEnd"/>
+      <w:r>
+        <w:t>(</w:t>
+      </w:r>
+      <w:proofErr w:type="spellStart"/>
+      <w:r>
+        <w:t>dir</w:t>
+      </w:r>
+      <w:proofErr w:type="spellEnd"/>
+      <w:r>
+        <w:t>, {</w:t>
+      </w:r>
+    </w:p>
+    <w:p>
+      <w:pPr>
+        <w:pStyle w:val="consolas"/>
+      </w:pPr>
+      <w:r>
+        <w:t xml:space="preserve">      recursive: true,</w:t>
+      </w:r>
+    </w:p>
+    <w:p>
+      <w:pPr>
+        <w:pStyle w:val="consolas"/>
+      </w:pPr>
+      <w:r>
+        <w:t xml:space="preserve">    });</w:t>
+      </w:r>
+    </w:p>
+    <w:p>
+      <w:pPr>
+        <w:pStyle w:val="consolas"/>
+      </w:pPr>
+      <w:r>
+        <w:t xml:space="preserve">  } catch (err) {</w:t>
+      </w:r>
+    </w:p>
+    <w:p>
+      <w:pPr>
+        <w:pStyle w:val="consolas"/>
+      </w:pPr>
+      <w:r>
+        <w:t xml:space="preserve">    //</w:t>
+      </w:r>
+    </w:p>
+    <w:p>
+      <w:pPr>
+        <w:pStyle w:val="consolas"/>
+      </w:pPr>
+      <w:r>
+        <w:t xml:space="preserve">  }</w:t>
+      </w:r>
+    </w:p>
+    <w:p>
+      <w:pPr>
+        <w:pStyle w:val="consolas"/>
+      </w:pPr>
+    </w:p>
+    <w:p>
+      <w:pPr>
+        <w:pStyle w:val="consolas"/>
+      </w:pPr>
+      <w:r>
+        <w:t xml:space="preserve">  const </w:t>
+      </w:r>
+      <w:proofErr w:type="spellStart"/>
+      <w:r>
+        <w:t>allIcons</w:t>
+      </w:r>
+      <w:proofErr w:type="spellEnd"/>
+      <w:r>
+        <w:t xml:space="preserve">: </w:t>
+      </w:r>
+      <w:proofErr w:type="spellStart"/>
+      <w:proofErr w:type="gramStart"/>
+      <w:r>
+        <w:t>IconifyJSON</w:t>
+      </w:r>
+      <w:proofErr w:type="spellEnd"/>
+      <w:r>
+        <w:t>[</w:t>
+      </w:r>
+      <w:proofErr w:type="gramEnd"/>
+      <w:r>
+        <w:t>] = [];</w:t>
+      </w:r>
+    </w:p>
+    <w:p>
+      <w:pPr>
+        <w:pStyle w:val="consolas"/>
+      </w:pPr>
+    </w:p>
+    <w:p>
+      <w:pPr>
+        <w:pStyle w:val="consolas"/>
+      </w:pPr>
+      <w:r>
+        <w:t xml:space="preserve">  /**</w:t>
+      </w:r>
+    </w:p>
+    <w:p>
+      <w:pPr>
+        <w:pStyle w:val="consolas"/>
+      </w:pPr>
+      <w:r>
+        <w:t xml:space="preserve">   * Convert </w:t>
+      </w:r>
+      <w:proofErr w:type="spellStart"/>
+      <w:proofErr w:type="gramStart"/>
+      <w:r>
+        <w:t>sources.icons</w:t>
+      </w:r>
+      <w:proofErr w:type="spellEnd"/>
+      <w:proofErr w:type="gramEnd"/>
+      <w:r>
+        <w:t xml:space="preserve"> to </w:t>
+      </w:r>
+      <w:proofErr w:type="spellStart"/>
+      <w:r>
+        <w:t>sources.json</w:t>
+      </w:r>
+      <w:proofErr w:type="spellEnd"/>
+    </w:p>
+    <w:p>
+      <w:pPr>
+        <w:pStyle w:val="consolas"/>
+      </w:pPr>
+      <w:r>
+        <w:t xml:space="preserve">   */</w:t>
+      </w:r>
+    </w:p>
+    <w:p>
+      <w:pPr>
+        <w:pStyle w:val="consolas"/>
+      </w:pPr>
+      <w:r>
+        <w:t xml:space="preserve">  if (</w:t>
+      </w:r>
+      <w:proofErr w:type="spellStart"/>
+      <w:proofErr w:type="gramStart"/>
+      <w:r>
+        <w:t>sources.icons</w:t>
+      </w:r>
+      <w:proofErr w:type="spellEnd"/>
+      <w:proofErr w:type="gramEnd"/>
+      <w:r>
+        <w:t>) {</w:t>
+      </w:r>
+    </w:p>
+    <w:p>
+      <w:pPr>
+        <w:pStyle w:val="consolas"/>
+      </w:pPr>
+      <w:r>
+        <w:t xml:space="preserve">    const </w:t>
+      </w:r>
+      <w:proofErr w:type="spellStart"/>
+      <w:r>
+        <w:t>sourcesJSON</w:t>
+      </w:r>
+      <w:proofErr w:type="spellEnd"/>
+      <w:r>
+        <w:t xml:space="preserve"> = </w:t>
+      </w:r>
+      <w:proofErr w:type="spellStart"/>
+      <w:proofErr w:type="gramStart"/>
+      <w:r>
+        <w:t>sources.json</w:t>
+      </w:r>
+      <w:proofErr w:type="spellEnd"/>
+      <w:proofErr w:type="gramEnd"/>
+      <w:r>
+        <w:t xml:space="preserve"> ? </w:t>
+      </w:r>
+      <w:proofErr w:type="spellStart"/>
+      <w:r>
+        <w:t>sources.json</w:t>
+      </w:r>
+      <w:proofErr w:type="spellEnd"/>
+      <w:r>
+        <w:t xml:space="preserve"> : (</w:t>
+      </w:r>
+      <w:proofErr w:type="spellStart"/>
+      <w:r>
+        <w:t>sources.json</w:t>
+      </w:r>
+      <w:proofErr w:type="spellEnd"/>
+      <w:r>
+        <w:t xml:space="preserve"> = []);</w:t>
+      </w:r>
+    </w:p>
+    <w:p>
+      <w:pPr>
+        <w:pStyle w:val="consolas"/>
+      </w:pPr>
+    </w:p>
+    <w:p>
+      <w:pPr>
+        <w:pStyle w:val="consolas"/>
+      </w:pPr>
+      <w:r>
+        <w:t xml:space="preserve">    // Sort icons by prefix</w:t>
+      </w:r>
+    </w:p>
+    <w:p>
+      <w:pPr>
+        <w:pStyle w:val="consolas"/>
+      </w:pPr>
+      <w:r>
+        <w:t xml:space="preserve">    const </w:t>
+      </w:r>
+      <w:proofErr w:type="spellStart"/>
+      <w:r>
+        <w:t>organizedList</w:t>
+      </w:r>
+      <w:proofErr w:type="spellEnd"/>
+      <w:r>
+        <w:t xml:space="preserve"> = </w:t>
+      </w:r>
+      <w:proofErr w:type="spellStart"/>
+      <w:r>
+        <w:t>organizeIconsList</w:t>
+      </w:r>
+      <w:proofErr w:type="spellEnd"/>
+      <w:r>
+        <w:t>(</w:t>
+      </w:r>
+      <w:proofErr w:type="spellStart"/>
+      <w:proofErr w:type="gramStart"/>
+      <w:r>
+        <w:t>sources.icons</w:t>
+      </w:r>
+      <w:proofErr w:type="spellEnd"/>
+      <w:proofErr w:type="gramEnd"/>
+      <w:r>
+        <w:t>);</w:t>
+      </w:r>
+    </w:p>
+    <w:p>
+      <w:pPr>
+        <w:pStyle w:val="consolas"/>
+      </w:pPr>
+    </w:p>
+    <w:p>
+      <w:pPr>
+        <w:pStyle w:val="consolas"/>
+      </w:pPr>
+      <w:r>
+        <w:t xml:space="preserve">    for (const prefix in </w:t>
+      </w:r>
+      <w:proofErr w:type="spellStart"/>
+      <w:r>
+        <w:t>organizedList</w:t>
+      </w:r>
+      <w:proofErr w:type="spellEnd"/>
+      <w:r>
+        <w:t>) {</w:t>
+      </w:r>
+    </w:p>
+    <w:p>
+      <w:pPr>
+        <w:pStyle w:val="consolas"/>
+      </w:pPr>
+      <w:r>
+        <w:t xml:space="preserve">      const filename = </w:t>
+      </w:r>
+      <w:proofErr w:type="spellStart"/>
+      <w:proofErr w:type="gramStart"/>
+      <w:r>
+        <w:t>require.resolve</w:t>
+      </w:r>
+      <w:proofErr w:type="spellEnd"/>
+      <w:proofErr w:type="gramEnd"/>
+      <w:r>
+        <w:t>(`@iconify/</w:t>
+      </w:r>
+      <w:proofErr w:type="spellStart"/>
+      <w:r>
+        <w:t>json</w:t>
+      </w:r>
+      <w:proofErr w:type="spellEnd"/>
+      <w:r>
+        <w:t>/</w:t>
+      </w:r>
+      <w:proofErr w:type="spellStart"/>
+      <w:r>
+        <w:t>json</w:t>
+      </w:r>
+      <w:proofErr w:type="spellEnd"/>
+      <w:r>
+        <w:t>/${prefix}.</w:t>
+      </w:r>
+      <w:proofErr w:type="spellStart"/>
+      <w:r>
+        <w:t>json</w:t>
+      </w:r>
+      <w:proofErr w:type="spellEnd"/>
+      <w:r>
+        <w:t>`);</w:t>
+      </w:r>
+    </w:p>
+    <w:p>
+      <w:pPr>
+        <w:pStyle w:val="consolas"/>
+      </w:pPr>
+    </w:p>
+    <w:p>
+      <w:pPr>
+        <w:pStyle w:val="consolas"/>
+      </w:pPr>
+      <w:r>
+        <w:t xml:space="preserve">      </w:t>
+      </w:r>
+      <w:proofErr w:type="spellStart"/>
+      <w:r>
+        <w:t>sourcesJSON.push</w:t>
+      </w:r>
+      <w:proofErr w:type="spellEnd"/>
+      <w:r>
+        <w:t>({</w:t>
+      </w:r>
+    </w:p>
+    <w:p>
+      <w:pPr>
+        <w:pStyle w:val="consolas"/>
+      </w:pPr>
+      <w:r>
+        <w:t xml:space="preserve">        filename,</w:t>
+      </w:r>
+    </w:p>
+    <w:p>
+      <w:pPr>
+        <w:pStyle w:val="consolas"/>
+      </w:pPr>
+      <w:r>
+        <w:t xml:space="preserve">        icons: </w:t>
+      </w:r>
+      <w:proofErr w:type="spellStart"/>
+      <w:r>
+        <w:t>organizedList</w:t>
+      </w:r>
+      <w:proofErr w:type="spellEnd"/>
+      <w:r>
+        <w:t>[prefix],</w:t>
+      </w:r>
+    </w:p>
+    <w:p>
+      <w:pPr>
+        <w:pStyle w:val="consolas"/>
+      </w:pPr>
+      <w:r>
+        <w:t xml:space="preserve">      });</w:t>
+      </w:r>
+    </w:p>
+    <w:p>
+      <w:pPr>
+        <w:pStyle w:val="consolas"/>
+      </w:pPr>
+      <w:r>
+        <w:t xml:space="preserve">    }</w:t>
+      </w:r>
+    </w:p>
+    <w:p>
+      <w:pPr>
+        <w:pStyle w:val="consolas"/>
+      </w:pPr>
+      <w:r>
+        <w:t xml:space="preserve">  }</w:t>
+      </w:r>
+    </w:p>
+    <w:p>
+      <w:pPr>
+        <w:pStyle w:val="consolas"/>
+      </w:pPr>
+    </w:p>
+    <w:p>
+      <w:pPr>
+        <w:pStyle w:val="consolas"/>
+      </w:pPr>
+      <w:r>
+        <w:t xml:space="preserve">  /**</w:t>
+      </w:r>
+    </w:p>
+    <w:p>
+      <w:pPr>
+        <w:pStyle w:val="consolas"/>
+      </w:pPr>
+      <w:r>
+        <w:t xml:space="preserve">   * Bundle JSON files and collect icons</w:t>
+      </w:r>
+    </w:p>
+    <w:p>
+      <w:pPr>
+        <w:pStyle w:val="consolas"/>
+      </w:pPr>
+      <w:r>
+        <w:t xml:space="preserve">   */</w:t>
+      </w:r>
+    </w:p>
+    <w:p>
+      <w:pPr>
+        <w:pStyle w:val="consolas"/>
+      </w:pPr>
+      <w:r>
+        <w:lastRenderedPageBreak/>
+        <w:t xml:space="preserve">  if (</w:t>
+      </w:r>
+      <w:proofErr w:type="spellStart"/>
+      <w:proofErr w:type="gramStart"/>
+      <w:r>
+        <w:t>sources.json</w:t>
+      </w:r>
+      <w:proofErr w:type="spellEnd"/>
+      <w:proofErr w:type="gramEnd"/>
+      <w:r>
+        <w:t>) {</w:t>
+      </w:r>
+    </w:p>
+    <w:p>
+      <w:pPr>
+        <w:pStyle w:val="consolas"/>
+      </w:pPr>
+      <w:r>
+        <w:t xml:space="preserve">    for (let </w:t>
+      </w:r>
+      <w:proofErr w:type="spellStart"/>
+      <w:r>
+        <w:t>i</w:t>
+      </w:r>
+      <w:proofErr w:type="spellEnd"/>
+      <w:r>
+        <w:t xml:space="preserve"> = 0; </w:t>
+      </w:r>
+      <w:proofErr w:type="spellStart"/>
+      <w:r>
+        <w:t>i</w:t>
+      </w:r>
+      <w:proofErr w:type="spellEnd"/>
+      <w:r>
+        <w:t xml:space="preserve"> &lt; </w:t>
+      </w:r>
+      <w:proofErr w:type="spellStart"/>
+      <w:proofErr w:type="gramStart"/>
+      <w:r>
+        <w:t>sources.json</w:t>
+      </w:r>
+      <w:proofErr w:type="gramEnd"/>
+      <w:r>
+        <w:t>.length</w:t>
+      </w:r>
+      <w:proofErr w:type="spellEnd"/>
+      <w:r>
+        <w:t xml:space="preserve">; </w:t>
+      </w:r>
+      <w:proofErr w:type="spellStart"/>
+      <w:r>
+        <w:t>i</w:t>
+      </w:r>
+      <w:proofErr w:type="spellEnd"/>
+      <w:r>
+        <w:t>++) {</w:t>
+      </w:r>
+    </w:p>
+    <w:p>
+      <w:pPr>
+        <w:pStyle w:val="consolas"/>
+      </w:pPr>
+      <w:r>
+        <w:t xml:space="preserve">      const item = </w:t>
+      </w:r>
+      <w:proofErr w:type="spellStart"/>
+      <w:proofErr w:type="gramStart"/>
+      <w:r>
+        <w:t>sources.json</w:t>
+      </w:r>
+      <w:proofErr w:type="spellEnd"/>
+      <w:proofErr w:type="gramEnd"/>
+      <w:r>
+        <w:t>[</w:t>
+      </w:r>
+      <w:proofErr w:type="spellStart"/>
+      <w:r>
+        <w:t>i</w:t>
+      </w:r>
+      <w:proofErr w:type="spellEnd"/>
+      <w:r>
+        <w:t>];</w:t>
+      </w:r>
+    </w:p>
+    <w:p>
+      <w:pPr>
+        <w:pStyle w:val="consolas"/>
+      </w:pPr>
+    </w:p>
+    <w:p>
+      <w:pPr>
+        <w:pStyle w:val="consolas"/>
+      </w:pPr>
+      <w:r>
+        <w:t xml:space="preserve">      // Load icon set</w:t>
+      </w:r>
+    </w:p>
+    <w:p>
+      <w:pPr>
+        <w:pStyle w:val="consolas"/>
+      </w:pPr>
+      <w:r>
+        <w:t xml:space="preserve">      const filename = </w:t>
+      </w:r>
+      <w:proofErr w:type="spellStart"/>
+      <w:r>
+        <w:t>typeof</w:t>
+      </w:r>
+      <w:proofErr w:type="spellEnd"/>
+      <w:r>
+        <w:t xml:space="preserve"> item === "string</w:t>
+      </w:r>
+      <w:proofErr w:type="gramStart"/>
+      <w:r>
+        <w:t>" ?</w:t>
+      </w:r>
+      <w:proofErr w:type="gramEnd"/>
+      <w:r>
+        <w:t xml:space="preserve"> item : </w:t>
+      </w:r>
+      <w:proofErr w:type="spellStart"/>
+      <w:r>
+        <w:t>item.filename</w:t>
+      </w:r>
+      <w:proofErr w:type="spellEnd"/>
+      <w:r>
+        <w:t>;</w:t>
+      </w:r>
+    </w:p>
+    <w:p>
+      <w:pPr>
+        <w:pStyle w:val="consolas"/>
+      </w:pPr>
+    </w:p>
+    <w:p>
+      <w:pPr>
+        <w:pStyle w:val="consolas"/>
+      </w:pPr>
+      <w:r>
+        <w:t xml:space="preserve">      const content = </w:t>
+      </w:r>
+      <w:proofErr w:type="spellStart"/>
+      <w:r>
+        <w:t>JSON.parse</w:t>
+      </w:r>
+      <w:proofErr w:type="spellEnd"/>
+      <w:r>
+        <w:t>(</w:t>
+      </w:r>
+    </w:p>
+    <w:p>
+      <w:pPr>
+        <w:pStyle w:val="consolas"/>
+      </w:pPr>
+      <w:r>
+        <w:t xml:space="preserve">        await </w:t>
+      </w:r>
+      <w:proofErr w:type="spellStart"/>
+      <w:proofErr w:type="gramStart"/>
+      <w:r>
+        <w:t>fs.readFile</w:t>
+      </w:r>
+      <w:proofErr w:type="spellEnd"/>
+      <w:proofErr w:type="gramEnd"/>
+      <w:r>
+        <w:t>(filename, "utf8")</w:t>
+      </w:r>
+    </w:p>
+    <w:p>
+      <w:pPr>
+        <w:pStyle w:val="consolas"/>
+      </w:pPr>
+      <w:r>
+        <w:t xml:space="preserve">      ) </w:t>
+      </w:r>
+      <w:proofErr w:type="gramStart"/>
+      <w:r>
+        <w:t>as</w:t>
+      </w:r>
+      <w:proofErr w:type="gramEnd"/>
+      <w:r>
+        <w:t xml:space="preserve"> </w:t>
+      </w:r>
+      <w:proofErr w:type="spellStart"/>
+      <w:r>
+        <w:t>IconifyJSON</w:t>
+      </w:r>
+      <w:proofErr w:type="spellEnd"/>
+      <w:r>
+        <w:t>;</w:t>
+      </w:r>
+    </w:p>
+    <w:p>
+      <w:pPr>
+        <w:pStyle w:val="consolas"/>
+      </w:pPr>
+    </w:p>
+    <w:p>
+      <w:pPr>
+        <w:pStyle w:val="consolas"/>
+      </w:pPr>
+      <w:r>
+        <w:t xml:space="preserve">      // Filter icons</w:t>
+      </w:r>
+    </w:p>
+    <w:p>
+      <w:pPr>
+        <w:pStyle w:val="consolas"/>
+      </w:pPr>
+      <w:r>
+        <w:t xml:space="preserve">      if (</w:t>
+      </w:r>
+      <w:proofErr w:type="spellStart"/>
+      <w:r>
+        <w:t>typeof</w:t>
+      </w:r>
+      <w:proofErr w:type="spellEnd"/>
+      <w:r>
+        <w:t xml:space="preserve"> </w:t>
+      </w:r>
+      <w:proofErr w:type="gramStart"/>
+      <w:r>
+        <w:t>item !</w:t>
+      </w:r>
+      <w:proofErr w:type="gramEnd"/>
+      <w:r>
+        <w:t xml:space="preserve">== "string" &amp;&amp; </w:t>
+      </w:r>
+      <w:proofErr w:type="spellStart"/>
+      <w:r>
+        <w:t>item.icons?.length</w:t>
+      </w:r>
+      <w:proofErr w:type="spellEnd"/>
+      <w:r>
+        <w:t>) {</w:t>
+      </w:r>
+    </w:p>
+    <w:p>
+      <w:pPr>
+        <w:pStyle w:val="consolas"/>
+      </w:pPr>
+      <w:r>
+        <w:t xml:space="preserve">        const </w:t>
+      </w:r>
+      <w:proofErr w:type="spellStart"/>
+      <w:r>
+        <w:t>filteredContent</w:t>
+      </w:r>
+      <w:proofErr w:type="spellEnd"/>
+      <w:r>
+        <w:t xml:space="preserve"> = </w:t>
+      </w:r>
+      <w:proofErr w:type="spellStart"/>
+      <w:proofErr w:type="gramStart"/>
+      <w:r>
+        <w:t>getIcons</w:t>
+      </w:r>
+      <w:proofErr w:type="spellEnd"/>
+      <w:r>
+        <w:t>(</w:t>
+      </w:r>
+      <w:proofErr w:type="gramEnd"/>
+      <w:r>
+        <w:t xml:space="preserve">content, </w:t>
+      </w:r>
+      <w:proofErr w:type="spellStart"/>
+      <w:r>
+        <w:t>item.icons</w:t>
+      </w:r>
+      <w:proofErr w:type="spellEnd"/>
+      <w:r>
+        <w:t>);</w:t>
+      </w:r>
+    </w:p>
+    <w:p>
+      <w:pPr>
+        <w:pStyle w:val="consolas"/>
+      </w:pPr>
+    </w:p>
+    <w:p>
+      <w:pPr>
+        <w:pStyle w:val="consolas"/>
+      </w:pPr>
+      <w:r>
+        <w:t xml:space="preserve">        if </w:t>
+      </w:r>
+      <w:proofErr w:type="gramStart"/>
+      <w:r>
+        <w:t>(!</w:t>
+      </w:r>
+      <w:proofErr w:type="spellStart"/>
+      <w:r>
+        <w:t>filteredContent</w:t>
+      </w:r>
+      <w:proofErr w:type="spellEnd"/>
+      <w:proofErr w:type="gramEnd"/>
+      <w:r>
+        <w:t>)</w:t>
+      </w:r>
+    </w:p>
+    <w:p>
+      <w:pPr>
+        <w:pStyle w:val="consolas"/>
+      </w:pPr>
+      <w:r>
+        <w:t xml:space="preserve">          throw new </w:t>
+      </w:r>
+      <w:proofErr w:type="gramStart"/>
+      <w:r>
+        <w:t>Error(</w:t>
+      </w:r>
+      <w:proofErr w:type="gramEnd"/>
+      <w:r>
+        <w:t>`Cannot find required icons in ${filename}`);</w:t>
+      </w:r>
+    </w:p>
+    <w:p>
+      <w:pPr>
+        <w:pStyle w:val="consolas"/>
+      </w:pPr>
+    </w:p>
+    <w:p>
+      <w:pPr>
+        <w:pStyle w:val="consolas"/>
+      </w:pPr>
+      <w:r>
+        <w:t xml:space="preserve">        // Collect filtered icons</w:t>
+      </w:r>
+    </w:p>
+    <w:p>
+      <w:pPr>
+        <w:pStyle w:val="consolas"/>
+      </w:pPr>
+      <w:r>
+        <w:t xml:space="preserve">        </w:t>
+      </w:r>
+      <w:proofErr w:type="spellStart"/>
+      <w:r>
+        <w:t>allIcons.push</w:t>
+      </w:r>
+      <w:proofErr w:type="spellEnd"/>
+      <w:r>
+        <w:t>(</w:t>
+      </w:r>
+      <w:proofErr w:type="spellStart"/>
+      <w:r>
+        <w:t>filteredContent</w:t>
+      </w:r>
+      <w:proofErr w:type="spellEnd"/>
+      <w:r>
+        <w:t>);</w:t>
+      </w:r>
+    </w:p>
+    <w:p>
+      <w:pPr>
+        <w:pStyle w:val="consolas"/>
+      </w:pPr>
+      <w:r>
+        <w:t xml:space="preserve">      } else {</w:t>
+      </w:r>
+    </w:p>
+    <w:p>
+      <w:pPr>
+        <w:pStyle w:val="consolas"/>
+      </w:pPr>
+      <w:r>
+        <w:t xml:space="preserve">        // Collect all icons from the JSON file</w:t>
+      </w:r>
+    </w:p>
+    <w:p>
+      <w:pPr>
+        <w:pStyle w:val="consolas"/>
+      </w:pPr>
+      <w:r>
+        <w:t xml:space="preserve">        </w:t>
+      </w:r>
+      <w:proofErr w:type="spellStart"/>
+      <w:r>
+        <w:t>allIcons.push</w:t>
+      </w:r>
+      <w:proofErr w:type="spellEnd"/>
+      <w:r>
+        <w:t>(content);</w:t>
+      </w:r>
+    </w:p>
+    <w:p>
+      <w:pPr>
+        <w:pStyle w:val="consolas"/>
+      </w:pPr>
+      <w:r>
+        <w:t xml:space="preserve">      }</w:t>
+      </w:r>
+    </w:p>
+    <w:p>
+      <w:pPr>
+        <w:pStyle w:val="consolas"/>
+      </w:pPr>
+      <w:r>
+        <w:t xml:space="preserve">    }</w:t>
+      </w:r>
+    </w:p>
+    <w:p>
+      <w:pPr>
+        <w:pStyle w:val="consolas"/>
+      </w:pPr>
+      <w:r>
+        <w:lastRenderedPageBreak/>
+        <w:t xml:space="preserve">  }</w:t>
+      </w:r>
+    </w:p>
+    <w:p>
+      <w:pPr>
+        <w:pStyle w:val="consolas"/>
+      </w:pPr>
+    </w:p>
+    <w:p>
+      <w:pPr>
+        <w:pStyle w:val="consolas"/>
+      </w:pPr>
+      <w:r>
+        <w:t xml:space="preserve">  /**</w:t>
+      </w:r>
+    </w:p>
+    <w:p>
+      <w:pPr>
+        <w:pStyle w:val="consolas"/>
+      </w:pPr>
+      <w:r>
+        <w:t xml:space="preserve">   * Bundle custom SVG icons and collect icons</w:t>
+      </w:r>
+    </w:p>
+    <w:p>
+      <w:pPr>
+        <w:pStyle w:val="consolas"/>
+      </w:pPr>
+      <w:r>
+        <w:t xml:space="preserve">   */</w:t>
+      </w:r>
+    </w:p>
+    <w:p>
+      <w:pPr>
+        <w:pStyle w:val="consolas"/>
+      </w:pPr>
+      <w:r>
+        <w:t xml:space="preserve">  if (</w:t>
+      </w:r>
+      <w:proofErr w:type="spellStart"/>
+      <w:r>
+        <w:t>sources.svg</w:t>
+      </w:r>
+      <w:proofErr w:type="spellEnd"/>
+      <w:r>
+        <w:t>) {</w:t>
+      </w:r>
+    </w:p>
+    <w:p>
+      <w:pPr>
+        <w:pStyle w:val="consolas"/>
+      </w:pPr>
+      <w:r>
+        <w:t xml:space="preserve">    for (let </w:t>
+      </w:r>
+      <w:proofErr w:type="spellStart"/>
+      <w:r>
+        <w:t>i</w:t>
+      </w:r>
+      <w:proofErr w:type="spellEnd"/>
+      <w:r>
+        <w:t xml:space="preserve"> = 0; </w:t>
+      </w:r>
+      <w:proofErr w:type="spellStart"/>
+      <w:r>
+        <w:t>i</w:t>
+      </w:r>
+      <w:proofErr w:type="spellEnd"/>
+      <w:r>
+        <w:t xml:space="preserve"> &lt; </w:t>
+      </w:r>
+      <w:proofErr w:type="spellStart"/>
+      <w:proofErr w:type="gramStart"/>
+      <w:r>
+        <w:t>sources.svg.length</w:t>
+      </w:r>
+      <w:proofErr w:type="spellEnd"/>
+      <w:proofErr w:type="gramEnd"/>
+      <w:r>
+        <w:t xml:space="preserve">; </w:t>
+      </w:r>
+      <w:proofErr w:type="spellStart"/>
+      <w:r>
+        <w:t>i</w:t>
+      </w:r>
+      <w:proofErr w:type="spellEnd"/>
+      <w:r>
+        <w:t>++) {</w:t>
+      </w:r>
+    </w:p>
+    <w:p>
+      <w:pPr>
+        <w:pStyle w:val="consolas"/>
+      </w:pPr>
+      <w:r>
+        <w:t xml:space="preserve">      const source = </w:t>
+      </w:r>
+      <w:proofErr w:type="spellStart"/>
+      <w:r>
+        <w:t>sources.svg</w:t>
+      </w:r>
+      <w:proofErr w:type="spellEnd"/>
+      <w:r>
+        <w:t>[</w:t>
+      </w:r>
+      <w:proofErr w:type="spellStart"/>
+      <w:r>
+        <w:t>i</w:t>
+      </w:r>
+      <w:proofErr w:type="spellEnd"/>
+      <w:r>
+        <w:t>];</w:t>
+      </w:r>
+    </w:p>
+    <w:p>
+      <w:pPr>
+        <w:pStyle w:val="consolas"/>
+      </w:pPr>
+    </w:p>
+    <w:p>
+      <w:pPr>
+        <w:pStyle w:val="consolas"/>
+      </w:pPr>
+      <w:r>
+        <w:t xml:space="preserve">      // Import icons</w:t>
+      </w:r>
+    </w:p>
+    <w:p>
+      <w:pPr>
+        <w:pStyle w:val="consolas"/>
+      </w:pPr>
+      <w:r>
+        <w:t xml:space="preserve">      const </w:t>
+      </w:r>
+      <w:proofErr w:type="spellStart"/>
+      <w:r>
+        <w:t>iconSet</w:t>
+      </w:r>
+      <w:proofErr w:type="spellEnd"/>
+      <w:r>
+        <w:t xml:space="preserve"> = await </w:t>
+      </w:r>
+      <w:proofErr w:type="spellStart"/>
+      <w:proofErr w:type="gramStart"/>
+      <w:r>
+        <w:t>importDirectory</w:t>
+      </w:r>
+      <w:proofErr w:type="spellEnd"/>
+      <w:r>
+        <w:t>(</w:t>
+      </w:r>
+      <w:proofErr w:type="spellStart"/>
+      <w:proofErr w:type="gramEnd"/>
+      <w:r>
+        <w:t>source.dir</w:t>
+      </w:r>
+      <w:proofErr w:type="spellEnd"/>
+      <w:r>
+        <w:t>, {</w:t>
+      </w:r>
+    </w:p>
+    <w:p>
+      <w:pPr>
+        <w:pStyle w:val="consolas"/>
+      </w:pPr>
+      <w:r>
+        <w:t xml:space="preserve">        prefix: </w:t>
+      </w:r>
+      <w:proofErr w:type="spellStart"/>
+      <w:proofErr w:type="gramStart"/>
+      <w:r>
+        <w:t>source.prefix</w:t>
+      </w:r>
+      <w:proofErr w:type="spellEnd"/>
+      <w:proofErr w:type="gramEnd"/>
+      <w:r>
+        <w:t>,</w:t>
+      </w:r>
+    </w:p>
+    <w:p>
+      <w:pPr>
+        <w:pStyle w:val="consolas"/>
+      </w:pPr>
+      <w:r>
+        <w:t xml:space="preserve">      });</w:t>
+      </w:r>
+    </w:p>
+    <w:p>
+      <w:pPr>
+        <w:pStyle w:val="consolas"/>
+      </w:pPr>
+    </w:p>
+    <w:p>
+      <w:pPr>
+        <w:pStyle w:val="consolas"/>
+      </w:pPr>
+      <w:r>
+        <w:t xml:space="preserve">      // Validate, clean up, fix palette, etc.</w:t>
+      </w:r>
+    </w:p>
+    <w:p>
+      <w:pPr>
+        <w:pStyle w:val="consolas"/>
+      </w:pPr>
+      <w:r>
+        <w:t xml:space="preserve">      await </w:t>
+      </w:r>
+      <w:proofErr w:type="spellStart"/>
+      <w:r>
+        <w:t>iconSet.forEach</w:t>
+      </w:r>
+      <w:proofErr w:type="spellEnd"/>
+      <w:r>
+        <w:t>(async (name, type) =&gt; {</w:t>
+      </w:r>
+    </w:p>
+    <w:p>
+      <w:pPr>
+        <w:pStyle w:val="consolas"/>
+      </w:pPr>
+      <w:r>
+        <w:t xml:space="preserve">        if (</w:t>
+      </w:r>
+      <w:proofErr w:type="gramStart"/>
+      <w:r>
+        <w:t>type !</w:t>
+      </w:r>
+      <w:proofErr w:type="gramEnd"/>
+      <w:r>
+        <w:t>== "icon") return;</w:t>
+      </w:r>
+    </w:p>
+    <w:p>
+      <w:pPr>
+        <w:pStyle w:val="consolas"/>
+      </w:pPr>
+    </w:p>
+    <w:p>
+      <w:pPr>
+        <w:pStyle w:val="consolas"/>
+      </w:pPr>
+      <w:r>
+        <w:t xml:space="preserve">        // Get SVG instance for parsing</w:t>
+      </w:r>
+    </w:p>
+    <w:p>
+      <w:pPr>
+        <w:pStyle w:val="consolas"/>
+      </w:pPr>
+      <w:r>
+        <w:t xml:space="preserve">        const </w:t>
+      </w:r>
+      <w:proofErr w:type="spellStart"/>
+      <w:r>
+        <w:t>svg</w:t>
+      </w:r>
+      <w:proofErr w:type="spellEnd"/>
+      <w:r>
+        <w:t xml:space="preserve"> = </w:t>
+      </w:r>
+      <w:proofErr w:type="spellStart"/>
+      <w:r>
+        <w:t>iconSet.toSVG</w:t>
+      </w:r>
+      <w:proofErr w:type="spellEnd"/>
+      <w:r>
+        <w:t>(name);</w:t>
+      </w:r>
+    </w:p>
+    <w:p>
+      <w:pPr>
+        <w:pStyle w:val="consolas"/>
+      </w:pPr>
+    </w:p>
+    <w:p>
+      <w:pPr>
+        <w:pStyle w:val="consolas"/>
+      </w:pPr>
+      <w:r>
+        <w:t xml:space="preserve">        if </w:t>
+      </w:r>
+      <w:proofErr w:type="gramStart"/>
+      <w:r>
+        <w:t>(!</w:t>
+      </w:r>
+      <w:proofErr w:type="spellStart"/>
+      <w:r>
+        <w:t>svg</w:t>
+      </w:r>
+      <w:proofErr w:type="spellEnd"/>
+      <w:proofErr w:type="gramEnd"/>
+      <w:r>
+        <w:t>) {</w:t>
+      </w:r>
+    </w:p>
+    <w:p>
+      <w:pPr>
+        <w:pStyle w:val="consolas"/>
+      </w:pPr>
+      <w:r>
+        <w:t xml:space="preserve">          // Invalid icon</w:t>
+      </w:r>
+    </w:p>
+    <w:p>
+      <w:pPr>
+        <w:pStyle w:val="consolas"/>
+      </w:pPr>
+      <w:r>
+        <w:t xml:space="preserve">          </w:t>
+      </w:r>
+      <w:proofErr w:type="spellStart"/>
+      <w:r>
+        <w:t>iconSet.remove</w:t>
+      </w:r>
+      <w:proofErr w:type="spellEnd"/>
+      <w:r>
+        <w:t>(name);</w:t>
+      </w:r>
+    </w:p>
+    <w:p>
+      <w:pPr>
+        <w:pStyle w:val="consolas"/>
+      </w:pPr>
+    </w:p>
+    <w:p>
+      <w:pPr>
+        <w:pStyle w:val="consolas"/>
+      </w:pPr>
+      <w:r>
+        <w:lastRenderedPageBreak/>
+        <w:t xml:space="preserve">          return;</w:t>
+      </w:r>
+    </w:p>
+    <w:p>
+      <w:pPr>
+        <w:pStyle w:val="consolas"/>
+      </w:pPr>
+      <w:r>
+        <w:t xml:space="preserve">        }</w:t>
+      </w:r>
+    </w:p>
+    <w:p>
+      <w:pPr>
+        <w:pStyle w:val="consolas"/>
+      </w:pPr>
+    </w:p>
+    <w:p>
+      <w:pPr>
+        <w:pStyle w:val="consolas"/>
+      </w:pPr>
+      <w:r>
+        <w:t xml:space="preserve">        // Clean up and </w:t>
+      </w:r>
+      <w:proofErr w:type="spellStart"/>
+      <w:r>
+        <w:t>optimise</w:t>
+      </w:r>
+      <w:proofErr w:type="spellEnd"/>
+      <w:r>
+        <w:t xml:space="preserve"> icons</w:t>
+      </w:r>
+    </w:p>
+    <w:p>
+      <w:pPr>
+        <w:pStyle w:val="consolas"/>
+      </w:pPr>
+      <w:r>
+        <w:t xml:space="preserve">        try {</w:t>
+      </w:r>
+    </w:p>
+    <w:p>
+      <w:pPr>
+        <w:pStyle w:val="consolas"/>
+      </w:pPr>
+      <w:r>
+        <w:t xml:space="preserve">          // Clean up icon code</w:t>
+      </w:r>
+    </w:p>
+    <w:p>
+      <w:pPr>
+        <w:pStyle w:val="consolas"/>
+      </w:pPr>
+      <w:r>
+        <w:t xml:space="preserve">          await </w:t>
+      </w:r>
+      <w:proofErr w:type="spellStart"/>
+      <w:r>
+        <w:t>cleanupSVG</w:t>
+      </w:r>
+      <w:proofErr w:type="spellEnd"/>
+      <w:r>
+        <w:t>(</w:t>
+      </w:r>
+      <w:proofErr w:type="spellStart"/>
+      <w:r>
+        <w:t>svg</w:t>
+      </w:r>
+      <w:proofErr w:type="spellEnd"/>
+      <w:r>
+        <w:t>);</w:t>
+      </w:r>
+    </w:p>
+    <w:p>
+      <w:pPr>
+        <w:pStyle w:val="consolas"/>
+      </w:pPr>
+    </w:p>
+    <w:p>
+      <w:pPr>
+        <w:pStyle w:val="consolas"/>
+      </w:pPr>
+      <w:r>
+        <w:t xml:space="preserve">          if (</w:t>
+      </w:r>
+      <w:proofErr w:type="spellStart"/>
+      <w:proofErr w:type="gramStart"/>
+      <w:r>
+        <w:t>source.monotone</w:t>
+      </w:r>
+      <w:proofErr w:type="spellEnd"/>
+      <w:proofErr w:type="gramEnd"/>
+      <w:r>
+        <w:t>) {</w:t>
+      </w:r>
+    </w:p>
+    <w:p>
+      <w:pPr>
+        <w:pStyle w:val="consolas"/>
+      </w:pPr>
+      <w:r>
+        <w:t xml:space="preserve">            // Replace color with </w:t>
+      </w:r>
+      <w:proofErr w:type="spellStart"/>
+      <w:r>
+        <w:t>currentColor</w:t>
+      </w:r>
+      <w:proofErr w:type="spellEnd"/>
+      <w:r>
+        <w:t>, add if missing</w:t>
+      </w:r>
+    </w:p>
+    <w:p>
+      <w:pPr>
+        <w:pStyle w:val="consolas"/>
+      </w:pPr>
+      <w:r>
+        <w:t xml:space="preserve">            // If icon is not monotone, remove this code</w:t>
+      </w:r>
+    </w:p>
+    <w:p>
+      <w:pPr>
+        <w:pStyle w:val="consolas"/>
+      </w:pPr>
+      <w:r>
+        <w:t xml:space="preserve">            await </w:t>
+      </w:r>
+      <w:proofErr w:type="spellStart"/>
+      <w:proofErr w:type="gramStart"/>
+      <w:r>
+        <w:t>parseColors</w:t>
+      </w:r>
+      <w:proofErr w:type="spellEnd"/>
+      <w:r>
+        <w:t>(</w:t>
+      </w:r>
+      <w:proofErr w:type="spellStart"/>
+      <w:proofErr w:type="gramEnd"/>
+      <w:r>
+        <w:t>svg</w:t>
+      </w:r>
+      <w:proofErr w:type="spellEnd"/>
+      <w:r>
+        <w:t>, {</w:t>
+      </w:r>
+    </w:p>
+    <w:p>
+      <w:pPr>
+        <w:pStyle w:val="consolas"/>
+      </w:pPr>
+      <w:r>
+        <w:t xml:space="preserve">              </w:t>
+      </w:r>
+      <w:proofErr w:type="spellStart"/>
+      <w:r>
+        <w:t>defaultColor</w:t>
+      </w:r>
+      <w:proofErr w:type="spellEnd"/>
+      <w:r>
+        <w:t>: "</w:t>
+      </w:r>
+      <w:proofErr w:type="spellStart"/>
+      <w:r>
+        <w:t>currentColor</w:t>
+      </w:r>
+      <w:proofErr w:type="spellEnd"/>
+      <w:r>
+        <w:t>",</w:t>
+      </w:r>
+    </w:p>
+    <w:p>
+      <w:pPr>
+        <w:pStyle w:val="consolas"/>
+      </w:pPr>
+      <w:r>
+        <w:t xml:space="preserve">              callback: (</w:t>
+      </w:r>
+      <w:proofErr w:type="spellStart"/>
+      <w:r>
+        <w:t>attr</w:t>
+      </w:r>
+      <w:proofErr w:type="spellEnd"/>
+      <w:r>
+        <w:t xml:space="preserve">, </w:t>
+      </w:r>
+      <w:proofErr w:type="spellStart"/>
+      <w:r>
+        <w:t>colorStr</w:t>
+      </w:r>
+      <w:proofErr w:type="spellEnd"/>
+      <w:r>
+        <w:t>, color) =&gt; {</w:t>
+      </w:r>
+    </w:p>
+    <w:p>
+      <w:pPr>
+        <w:pStyle w:val="consolas"/>
+      </w:pPr>
+      <w:r>
+        <w:t xml:space="preserve">                </w:t>
+      </w:r>
+      <w:proofErr w:type="gramStart"/>
+      <w:r>
+        <w:t>return !color</w:t>
+      </w:r>
+      <w:proofErr w:type="gramEnd"/>
+      <w:r>
+        <w:t xml:space="preserve"> || </w:t>
+      </w:r>
+      <w:proofErr w:type="spellStart"/>
+      <w:r>
+        <w:t>isEmptyColor</w:t>
+      </w:r>
+      <w:proofErr w:type="spellEnd"/>
+      <w:r>
+        <w:t>(color)</w:t>
+      </w:r>
+    </w:p>
+    <w:p>
+      <w:pPr>
+        <w:pStyle w:val="consolas"/>
+      </w:pPr>
+      <w:r>
+        <w:t xml:space="preserve">                  ? </w:t>
+      </w:r>
+      <w:proofErr w:type="spellStart"/>
+      <w:r>
+        <w:t>colorStr</w:t>
+      </w:r>
+      <w:proofErr w:type="spellEnd"/>
+    </w:p>
+    <w:p>
+      <w:pPr>
+        <w:pStyle w:val="consolas"/>
+      </w:pPr>
+      <w:r>
+        <w:t xml:space="preserve">                  : "</w:t>
+      </w:r>
+      <w:proofErr w:type="spellStart"/>
+      <w:r>
+        <w:t>currentColor</w:t>
+      </w:r>
+      <w:proofErr w:type="spellEnd"/>
+      <w:r>
+        <w:t>";</w:t>
+      </w:r>
+    </w:p>
+    <w:p>
+      <w:pPr>
+        <w:pStyle w:val="consolas"/>
+      </w:pPr>
+      <w:r>
+        <w:t xml:space="preserve">              },</w:t>
+      </w:r>
+    </w:p>
+    <w:p>
+      <w:pPr>
+        <w:pStyle w:val="consolas"/>
+      </w:pPr>
+      <w:r>
+        <w:t xml:space="preserve">            });</w:t>
+      </w:r>
+    </w:p>
+    <w:p>
+      <w:pPr>
+        <w:pStyle w:val="consolas"/>
+      </w:pPr>
+      <w:r>
+        <w:t xml:space="preserve">          }</w:t>
+      </w:r>
+    </w:p>
+    <w:p>
+      <w:pPr>
+        <w:pStyle w:val="consolas"/>
+      </w:pPr>
+    </w:p>
+    <w:p>
+      <w:pPr>
+        <w:pStyle w:val="consolas"/>
+      </w:pPr>
+      <w:r>
+        <w:t xml:space="preserve">          // </w:t>
+      </w:r>
+      <w:proofErr w:type="spellStart"/>
+      <w:r>
+        <w:t>Optimise</w:t>
+      </w:r>
+      <w:proofErr w:type="spellEnd"/>
+    </w:p>
+    <w:p>
+      <w:pPr>
+        <w:pStyle w:val="consolas"/>
+      </w:pPr>
+      <w:r>
+        <w:t xml:space="preserve">          await </w:t>
+      </w:r>
+      <w:proofErr w:type="spellStart"/>
+      <w:r>
+        <w:t>runSVGO</w:t>
+      </w:r>
+      <w:proofErr w:type="spellEnd"/>
+      <w:r>
+        <w:t>(</w:t>
+      </w:r>
+      <w:proofErr w:type="spellStart"/>
+      <w:r>
+        <w:t>svg</w:t>
+      </w:r>
+      <w:proofErr w:type="spellEnd"/>
+      <w:r>
+        <w:t>);</w:t>
+      </w:r>
+    </w:p>
+    <w:p>
+      <w:pPr>
+        <w:pStyle w:val="consolas"/>
+      </w:pPr>
+      <w:r>
+        <w:t xml:space="preserve">        } catch (err) {</w:t>
+      </w:r>
+    </w:p>
+    <w:p>
+      <w:pPr>
+        <w:pStyle w:val="consolas"/>
+      </w:pPr>
+      <w:r>
+        <w:t xml:space="preserve">          // Invalid icon</w:t>
+      </w:r>
+    </w:p>
+    <w:p>
+      <w:pPr>
+        <w:pStyle w:val="consolas"/>
+      </w:pPr>
+      <w:r>
+        <w:lastRenderedPageBreak/>
+        <w:t xml:space="preserve">          </w:t>
+      </w:r>
+      <w:proofErr w:type="spellStart"/>
+      <w:proofErr w:type="gramStart"/>
+      <w:r>
+        <w:t>console.error</w:t>
+      </w:r>
+      <w:proofErr w:type="spellEnd"/>
+      <w:proofErr w:type="gramEnd"/>
+      <w:r>
+        <w:t>(`Error parsing ${name} from ${</w:t>
+      </w:r>
+      <w:proofErr w:type="spellStart"/>
+      <w:r>
+        <w:t>source.dir</w:t>
+      </w:r>
+      <w:proofErr w:type="spellEnd"/>
+      <w:r>
+        <w:t>}:`, err);</w:t>
+      </w:r>
+    </w:p>
+    <w:p>
+      <w:pPr>
+        <w:pStyle w:val="consolas"/>
+      </w:pPr>
+      <w:r>
+        <w:t xml:space="preserve">          </w:t>
+      </w:r>
+      <w:proofErr w:type="spellStart"/>
+      <w:r>
+        <w:t>iconSet.remove</w:t>
+      </w:r>
+      <w:proofErr w:type="spellEnd"/>
+      <w:r>
+        <w:t>(name);</w:t>
+      </w:r>
+    </w:p>
+    <w:p>
+      <w:pPr>
+        <w:pStyle w:val="consolas"/>
+      </w:pPr>
+    </w:p>
+    <w:p>
+      <w:pPr>
+        <w:pStyle w:val="consolas"/>
+      </w:pPr>
+      <w:r>
+        <w:t xml:space="preserve">          return;</w:t>
+      </w:r>
+    </w:p>
+    <w:p>
+      <w:pPr>
+        <w:pStyle w:val="consolas"/>
+      </w:pPr>
+      <w:r>
+        <w:t xml:space="preserve">        }</w:t>
+      </w:r>
+    </w:p>
+    <w:p>
+      <w:pPr>
+        <w:pStyle w:val="consolas"/>
+      </w:pPr>
+    </w:p>
+    <w:p>
+      <w:pPr>
+        <w:pStyle w:val="consolas"/>
+      </w:pPr>
+      <w:r>
+        <w:t xml:space="preserve">        // Update icon from SVG instance</w:t>
+      </w:r>
+    </w:p>
+    <w:p>
+      <w:pPr>
+        <w:pStyle w:val="consolas"/>
+      </w:pPr>
+      <w:r>
+        <w:t xml:space="preserve">        </w:t>
+      </w:r>
+      <w:proofErr w:type="spellStart"/>
+      <w:r>
+        <w:t>iconSet.fromSVG</w:t>
+      </w:r>
+      <w:proofErr w:type="spellEnd"/>
+      <w:r>
+        <w:t xml:space="preserve">(name, </w:t>
+      </w:r>
+      <w:proofErr w:type="spellStart"/>
+      <w:r>
+        <w:t>svg</w:t>
+      </w:r>
+      <w:proofErr w:type="spellEnd"/>
+      <w:r>
+        <w:t>);</w:t>
+      </w:r>
+    </w:p>
+    <w:p>
+      <w:pPr>
+        <w:pStyle w:val="consolas"/>
+      </w:pPr>
+      <w:r>
+        <w:t xml:space="preserve">      });</w:t>
+      </w:r>
+    </w:p>
+    <w:p>
+      <w:pPr>
+        <w:pStyle w:val="consolas"/>
+      </w:pPr>
+    </w:p>
+    <w:p>
+      <w:pPr>
+        <w:pStyle w:val="consolas"/>
+      </w:pPr>
+      <w:r>
+        <w:t xml:space="preserve">      // Collect the SVG icon</w:t>
+      </w:r>
+    </w:p>
+    <w:p>
+      <w:pPr>
+        <w:pStyle w:val="consolas"/>
+      </w:pPr>
+      <w:r>
+        <w:t xml:space="preserve">      </w:t>
+      </w:r>
+      <w:proofErr w:type="spellStart"/>
+      <w:r>
+        <w:t>allIcons.push</w:t>
+      </w:r>
+      <w:proofErr w:type="spellEnd"/>
+      <w:r>
+        <w:t>(</w:t>
+      </w:r>
+      <w:proofErr w:type="spellStart"/>
+      <w:r>
+        <w:t>iconSet.export</w:t>
+      </w:r>
+      <w:proofErr w:type="spellEnd"/>
+      <w:r>
+        <w:t>());</w:t>
+      </w:r>
+    </w:p>
+    <w:p>
+      <w:pPr>
+        <w:pStyle w:val="consolas"/>
+      </w:pPr>
+      <w:r>
+        <w:t xml:space="preserve">    }</w:t>
+      </w:r>
+    </w:p>
+    <w:p>
+      <w:pPr>
+        <w:pStyle w:val="consolas"/>
+      </w:pPr>
+      <w:r>
+        <w:t xml:space="preserve">  }</w:t>
+      </w:r>
+    </w:p>
+    <w:p>
+      <w:pPr>
+        <w:pStyle w:val="consolas"/>
+      </w:pPr>
+    </w:p>
+    <w:p>
+      <w:pPr>
+        <w:pStyle w:val="consolas"/>
+      </w:pPr>
+      <w:r>
+        <w:t xml:space="preserve">  // Generate CSS from collected icons</w:t>
+      </w:r>
+    </w:p>
+    <w:p>
+      <w:pPr>
+        <w:pStyle w:val="consolas"/>
+      </w:pPr>
+      <w:r>
+        <w:t xml:space="preserve">  const </w:t>
+      </w:r>
+      <w:proofErr w:type="spellStart"/>
+      <w:r>
+        <w:t>cssContent</w:t>
+      </w:r>
+      <w:proofErr w:type="spellEnd"/>
+      <w:r>
+        <w:t xml:space="preserve"> = </w:t>
+      </w:r>
+      <w:proofErr w:type="spellStart"/>
+      <w:r>
+        <w:t>allIcons</w:t>
+      </w:r>
+      <w:proofErr w:type="spellEnd"/>
+    </w:p>
+    <w:p>
+      <w:pPr>
+        <w:pStyle w:val="consolas"/>
+      </w:pPr>
+      <w:r>
+        <w:t xml:space="preserve">    </w:t>
+      </w:r>
+      <w:proofErr w:type="gramStart"/>
+      <w:r>
+        <w:t>.map</w:t>
+      </w:r>
+      <w:proofErr w:type="gramEnd"/>
+      <w:r>
+        <w:t>((</w:t>
+      </w:r>
+      <w:proofErr w:type="spellStart"/>
+      <w:r>
+        <w:t>iconSet</w:t>
+      </w:r>
+      <w:proofErr w:type="spellEnd"/>
+      <w:r>
+        <w:t>) =&gt;</w:t>
+      </w:r>
+    </w:p>
+    <w:p>
+      <w:pPr>
+        <w:pStyle w:val="consolas"/>
+      </w:pPr>
+      <w:r>
+        <w:t xml:space="preserve">      </w:t>
+      </w:r>
+      <w:proofErr w:type="spellStart"/>
+      <w:proofErr w:type="gramStart"/>
+      <w:r>
+        <w:t>getIconsCSS</w:t>
+      </w:r>
+      <w:proofErr w:type="spellEnd"/>
+      <w:r>
+        <w:t>(</w:t>
+      </w:r>
+      <w:proofErr w:type="spellStart"/>
+      <w:proofErr w:type="gramEnd"/>
+      <w:r>
+        <w:t>iconSet</w:t>
+      </w:r>
+      <w:proofErr w:type="spellEnd"/>
+      <w:r>
+        <w:t xml:space="preserve">, </w:t>
+      </w:r>
+      <w:proofErr w:type="spellStart"/>
+      <w:r>
+        <w:t>Object.keys</w:t>
+      </w:r>
+      <w:proofErr w:type="spellEnd"/>
+      <w:r>
+        <w:t>(</w:t>
+      </w:r>
+      <w:proofErr w:type="spellStart"/>
+      <w:r>
+        <w:t>iconSet.icons</w:t>
+      </w:r>
+      <w:proofErr w:type="spellEnd"/>
+      <w:r>
+        <w:t>), {</w:t>
+      </w:r>
+    </w:p>
+    <w:p>
+      <w:pPr>
+        <w:pStyle w:val="consolas"/>
+      </w:pPr>
+      <w:r>
+        <w:t xml:space="preserve">        </w:t>
+      </w:r>
+      <w:proofErr w:type="spellStart"/>
+      <w:r>
+        <w:t>iconSelector</w:t>
+      </w:r>
+      <w:proofErr w:type="spellEnd"/>
+      <w:r>
+        <w:t xml:space="preserve">: </w:t>
+      </w:r>
+      <w:proofErr w:type="gramStart"/>
+      <w:r>
+        <w:t>".{</w:t>
+      </w:r>
+      <w:proofErr w:type="gramEnd"/>
+      <w:r>
+        <w:t>prefix}-{name}",</w:t>
+      </w:r>
+    </w:p>
+    <w:p>
+      <w:pPr>
+        <w:pStyle w:val="consolas"/>
+      </w:pPr>
+      <w:r>
+        <w:t xml:space="preserve">      })</w:t>
+      </w:r>
+    </w:p>
+    <w:p>
+      <w:pPr>
+        <w:pStyle w:val="consolas"/>
+      </w:pPr>
+      <w:r>
+        <w:t xml:space="preserve">    )</w:t>
+      </w:r>
+    </w:p>
+    <w:p>
+      <w:pPr>
+        <w:pStyle w:val="consolas"/>
+      </w:pPr>
+      <w:r>
+        <w:t xml:space="preserve">    </w:t>
+      </w:r>
+      <w:proofErr w:type="gramStart"/>
+      <w:r>
+        <w:t>.join</w:t>
+      </w:r>
+      <w:proofErr w:type="gramEnd"/>
+      <w:r>
+        <w:t>("\n");</w:t>
+      </w:r>
+    </w:p>
+    <w:p>
+      <w:pPr>
+        <w:pStyle w:val="consolas"/>
+      </w:pPr>
+    </w:p>
+    <w:p>
+      <w:pPr>
+        <w:pStyle w:val="consolas"/>
+      </w:pPr>
+      <w:r>
+        <w:t xml:space="preserve">  // Save the CSS to a file</w:t>
+      </w:r>
+    </w:p>
+    <w:p>
+      <w:pPr>
+        <w:pStyle w:val="consolas"/>
+      </w:pPr>
+      <w:r>
+        <w:lastRenderedPageBreak/>
+        <w:t xml:space="preserve">  await </w:t>
+      </w:r>
+      <w:proofErr w:type="spellStart"/>
+      <w:proofErr w:type="gramStart"/>
+      <w:r>
+        <w:t>fs.writeFile</w:t>
+      </w:r>
+      <w:proofErr w:type="spellEnd"/>
+      <w:proofErr w:type="gramEnd"/>
+      <w:r>
+        <w:t xml:space="preserve">(target, </w:t>
+      </w:r>
+      <w:proofErr w:type="spellStart"/>
+      <w:r>
+        <w:t>cssContent</w:t>
+      </w:r>
+      <w:proofErr w:type="spellEnd"/>
+      <w:r>
+        <w:t>, "utf8");</w:t>
+      </w:r>
+    </w:p>
+    <w:p>
+      <w:pPr>
+        <w:pStyle w:val="consolas"/>
+      </w:pPr>
+    </w:p>
+    <w:p>
+      <w:pPr>
+        <w:pStyle w:val="consolas"/>
+      </w:pPr>
+      <w:r>
+        <w:t xml:space="preserve">  </w:t>
+      </w:r>
+      <w:proofErr w:type="gramStart"/>
+      <w:r>
+        <w:t>console.log(</w:t>
+      </w:r>
+      <w:proofErr w:type="gramEnd"/>
+      <w:r>
+        <w:t>`Saved CSS to ${target}!`);</w:t>
+      </w:r>
+    </w:p>
+    <w:p>
+      <w:pPr>
+        <w:pStyle w:val="consolas"/>
+      </w:pPr>
+      <w:proofErr w:type="gramStart"/>
+      <w:r>
+        <w:t>})(</w:t>
+      </w:r>
+      <w:proofErr w:type="gramEnd"/>
+      <w:r>
+        <w:t>).catch((err) =&gt; {</w:t>
+      </w:r>
+    </w:p>
+    <w:p>
+      <w:pPr>
+        <w:pStyle w:val="consolas"/>
+      </w:pPr>
+      <w:r>
+        <w:t xml:space="preserve">  </w:t>
+      </w:r>
+      <w:proofErr w:type="spellStart"/>
+      <w:proofErr w:type="gramStart"/>
+      <w:r>
+        <w:t>console.error</w:t>
+      </w:r>
+      <w:proofErr w:type="spellEnd"/>
+      <w:proofErr w:type="gramEnd"/>
+      <w:r>
+        <w:t>(err);</w:t>
+      </w:r>
+    </w:p>
+    <w:p>
+      <w:pPr>
+        <w:pStyle w:val="consolas"/>
+      </w:pPr>
+      <w:r>
+        <w:t>});</w:t>
+      </w:r>
+    </w:p>
+    <w:p>
+      <w:pPr>
+        <w:pStyle w:val="consolas"/>
+      </w:pPr>
+    </w:p>
+    <w:p>
+      <w:pPr>
+        <w:pStyle w:val="consolas"/>
+      </w:pPr>
+      <w:r>
+        <w:t>/**</w:t>
+      </w:r>
+    </w:p>
+    <w:p>
+      <w:pPr>
+        <w:pStyle w:val="consolas"/>
+      </w:pPr>
+      <w:r>
+        <w:t xml:space="preserve"> * Sort icon names by prefix</w:t>
+      </w:r>
+    </w:p>
+    <w:p>
+      <w:pPr>
+        <w:pStyle w:val="consolas"/>
+      </w:pPr>
+      <w:r>
+        <w:t xml:space="preserve"> */</w:t>
+      </w:r>
+    </w:p>
+    <w:p>
+      <w:pPr>
+        <w:pStyle w:val="consolas"/>
+      </w:pPr>
+      <w:r>
+        <w:t xml:space="preserve">function </w:t>
+      </w:r>
+      <w:proofErr w:type="spellStart"/>
+      <w:proofErr w:type="gramStart"/>
+      <w:r>
+        <w:t>organizeIconsList</w:t>
+      </w:r>
+      <w:proofErr w:type="spellEnd"/>
+      <w:r>
+        <w:t>(</w:t>
+      </w:r>
+      <w:proofErr w:type="gramEnd"/>
+      <w:r>
+        <w:t>icons: string[]): Record&lt;string, string[]&gt; {</w:t>
+      </w:r>
+    </w:p>
+    <w:p>
+      <w:pPr>
+        <w:pStyle w:val="consolas"/>
+      </w:pPr>
+      <w:r>
+        <w:t xml:space="preserve">  const sorted: Record&lt;string, </w:t>
+      </w:r>
+      <w:proofErr w:type="gramStart"/>
+      <w:r>
+        <w:t>string[</w:t>
+      </w:r>
+      <w:proofErr w:type="gramEnd"/>
+      <w:r>
+        <w:t xml:space="preserve">]&gt; = </w:t>
+      </w:r>
+      <w:proofErr w:type="spellStart"/>
+      <w:r>
+        <w:t>Object.create</w:t>
+      </w:r>
+      <w:proofErr w:type="spellEnd"/>
+      <w:r>
+        <w:t>(null);</w:t>
+      </w:r>
+    </w:p>
+    <w:p>
+      <w:pPr>
+        <w:pStyle w:val="consolas"/>
+      </w:pPr>
+    </w:p>
+    <w:p>
+      <w:pPr>
+        <w:pStyle w:val="consolas"/>
+      </w:pPr>
+      <w:r>
+        <w:t xml:space="preserve">  </w:t>
+      </w:r>
+      <w:proofErr w:type="spellStart"/>
+      <w:proofErr w:type="gramStart"/>
+      <w:r>
+        <w:t>icons.forEach</w:t>
+      </w:r>
+      <w:proofErr w:type="spellEnd"/>
+      <w:proofErr w:type="gramEnd"/>
+      <w:r>
+        <w:t>((icon) =&gt; {</w:t>
+      </w:r>
+    </w:p>
+    <w:p>
+      <w:pPr>
+        <w:pStyle w:val="consolas"/>
+      </w:pPr>
+      <w:r>
+        <w:t xml:space="preserve">    const item = </w:t>
+      </w:r>
+      <w:proofErr w:type="spellStart"/>
+      <w:r>
+        <w:t>stringToIcon</w:t>
+      </w:r>
+      <w:proofErr w:type="spellEnd"/>
+      <w:r>
+        <w:t>(icon);</w:t>
+      </w:r>
+    </w:p>
+    <w:p>
+      <w:pPr>
+        <w:pStyle w:val="consolas"/>
+      </w:pPr>
+    </w:p>
+    <w:p>
+      <w:pPr>
+        <w:pStyle w:val="consolas"/>
+      </w:pPr>
+      <w:r>
+        <w:t xml:space="preserve">    if </w:t>
+      </w:r>
+      <w:proofErr w:type="gramStart"/>
+      <w:r>
+        <w:t>(!item</w:t>
+      </w:r>
+      <w:proofErr w:type="gramEnd"/>
+      <w:r>
+        <w:t>) return;</w:t>
+      </w:r>
+    </w:p>
+    <w:p>
+      <w:pPr>
+        <w:pStyle w:val="consolas"/>
+      </w:pPr>
+    </w:p>
+    <w:p>
+      <w:pPr>
+        <w:pStyle w:val="consolas"/>
+      </w:pPr>
+      <w:r>
+        <w:t xml:space="preserve">    const prefix = </w:t>
+      </w:r>
+      <w:proofErr w:type="spellStart"/>
+      <w:proofErr w:type="gramStart"/>
+      <w:r>
+        <w:t>item.prefix</w:t>
+      </w:r>
+      <w:proofErr w:type="spellEnd"/>
+      <w:proofErr w:type="gramEnd"/>
+      <w:r>
+        <w:t>;</w:t>
+      </w:r>
+    </w:p>
+    <w:p>
+      <w:pPr>
+        <w:pStyle w:val="consolas"/>
+      </w:pPr>
+      <w:r>
+        <w:t xml:space="preserve">    const </w:t>
+      </w:r>
+      <w:proofErr w:type="spellStart"/>
+      <w:r>
+        <w:t>prefixList</w:t>
+      </w:r>
+      <w:proofErr w:type="spellEnd"/>
+      <w:r>
+        <w:t xml:space="preserve"> = sorted[prefix</w:t>
+      </w:r>
+      <w:proofErr w:type="gramStart"/>
+      <w:r>
+        <w:t>] ?</w:t>
+      </w:r>
+      <w:proofErr w:type="gramEnd"/>
+      <w:r>
+        <w:t xml:space="preserve"> sorted[prefix] : (sorted[prefix] = []);</w:t>
+      </w:r>
+    </w:p>
+    <w:p>
+      <w:pPr>
+        <w:pStyle w:val="consolas"/>
+      </w:pPr>
+    </w:p>
+    <w:p>
+      <w:pPr>
+        <w:pStyle w:val="consolas"/>
+      </w:pPr>
+      <w:r>
+        <w:t xml:space="preserve">    const name = item.name;</w:t>
+      </w:r>
+    </w:p>
+    <w:p>
+      <w:pPr>
+        <w:pStyle w:val="consolas"/>
+      </w:pPr>
+    </w:p>
+    <w:p>
+      <w:pPr>
+        <w:pStyle w:val="consolas"/>
+      </w:pPr>
+      <w:r>
+        <w:t xml:space="preserve">    if </w:t>
+      </w:r>
+      <w:proofErr w:type="gramStart"/>
+      <w:r>
+        <w:t>(!</w:t>
+      </w:r>
+      <w:proofErr w:type="spellStart"/>
+      <w:r>
+        <w:t>prefixList.includes</w:t>
+      </w:r>
+      <w:proofErr w:type="spellEnd"/>
+      <w:proofErr w:type="gramEnd"/>
+      <w:r>
+        <w:t xml:space="preserve">(name)) </w:t>
+      </w:r>
+      <w:proofErr w:type="spellStart"/>
+      <w:r>
+        <w:t>prefixList.push</w:t>
+      </w:r>
+      <w:proofErr w:type="spellEnd"/>
+      <w:r>
+        <w:t>(name);</w:t>
+      </w:r>
+    </w:p>
+    <w:p>
+      <w:pPr>
+        <w:pStyle w:val="consolas"/>
+      </w:pPr>
+      <w:r>
+        <w:t xml:space="preserve">  });</w:t>
+      </w:r>
+    </w:p>
+    <w:p>
+      <w:pPr>
+        <w:pStyle w:val="consolas"/>
+      </w:pPr>
+    </w:p>
+    <w:p>
+      <w:pPr>
+        <w:pStyle w:val="consolas"/>
+      </w:pPr>
+      <w:r>
+        <w:t xml:space="preserve">  return sorted;</w:t>
+      </w:r>
+    </w:p>
+    <w:p>
+      <w:pPr>
+        <w:pStyle w:val="consolas"/>
+      </w:pPr>
+      <w:r>
+        <w:t>}</w:t>
+      </w:r>
+    </w:p>
+    <w:p>
+      <w:pPr>
+        <w:pStyle w:val="Content"/>
+      </w:pPr>
+      <w:r>
+        <w:t>create empty file "icons.css"</w:t>
+      </w:r>
+    </w:p>
+    <w:p>
+      <w:pPr>
+        <w:pStyle w:val="Content"/>
+      </w:pPr>
+      <w:r>
+        <w:t>create file "</w:t>
+      </w:r>
+      <w:proofErr w:type="spellStart"/>
+      <w:r>
+        <w:t>index.ts</w:t>
+      </w:r>
+      <w:proofErr w:type="spellEnd"/>
+      <w:r>
+        <w:t>"</w:t>
+      </w:r>
+    </w:p>
+    <w:p>
+      <w:pPr>
+        <w:pStyle w:val="consolas"/>
+      </w:pPr>
+      <w:r>
+        <w:t xml:space="preserve">import </w:t>
+      </w:r>
+      <w:proofErr w:type="gramStart"/>
+      <w:r>
+        <w:t>"./</w:t>
+      </w:r>
+      <w:proofErr w:type="gramEnd"/>
+      <w:r>
+        <w:t>build-icons";</w:t>
+      </w:r>
+    </w:p>
+    <w:p>
+      <w:pPr>
+        <w:pStyle w:val="consolas"/>
+      </w:pPr>
+    </w:p>
+    <w:p>
+      <w:pPr>
+        <w:pStyle w:val="consolas"/>
+      </w:pPr>
+      <w:r>
+        <w:t>export default function () {</w:t>
+      </w:r>
+    </w:p>
+    <w:p>
+      <w:pPr>
+        <w:pStyle w:val="consolas"/>
+      </w:pPr>
+      <w:r>
+        <w:t xml:space="preserve">  // This plugin just requires icon import</w:t>
+      </w:r>
+    </w:p>
+    <w:p>
+      <w:pPr>
+        <w:pStyle w:val="consolas"/>
+      </w:pPr>
+      <w:r>
+        <w:t>}</w:t>
+      </w:r>
+    </w:p>
+    <w:p>
+      <w:pPr>
+        <w:pStyle w:val="Content"/>
+      </w:pPr>
+      <w:r>
+        <w:t>create file "</w:t>
+      </w:r>
+      <w:proofErr w:type="spellStart"/>
+      <w:proofErr w:type="gramStart"/>
+      <w:r>
+        <w:t>package.json</w:t>
+      </w:r>
+      <w:proofErr w:type="spellEnd"/>
+      <w:proofErr w:type="gramEnd"/>
+      <w:r>
+        <w:t>"</w:t>
+      </w:r>
+    </w:p>
+    <w:p>
+      <w:pPr>
+        <w:pStyle w:val="consolas"/>
+      </w:pPr>
+      <w:r>
+        <w:t>{</w:t>
+      </w:r>
+    </w:p>
+    <w:p>
+      <w:pPr>
+        <w:pStyle w:val="consolas"/>
+      </w:pPr>
+      <w:r>
+        <w:t xml:space="preserve">  "type": "</w:t>
+      </w:r>
+      <w:proofErr w:type="spellStart"/>
+      <w:r>
+        <w:t>commonjs</w:t>
+      </w:r>
+      <w:proofErr w:type="spellEnd"/>
+      <w:r>
+        <w:t>"</w:t>
+      </w:r>
+    </w:p>
+    <w:p>
+      <w:pPr>
+        <w:pStyle w:val="consolas"/>
+      </w:pPr>
+      <w:r>
+        <w:t>}</w:t>
+      </w:r>
+    </w:p>
+    <w:p>
+      <w:pPr>
+        <w:pStyle w:val="Content"/>
+      </w:pPr>
+      <w:r>
+        <w:t xml:space="preserve">in </w:t>
+      </w:r>
+      <w:proofErr w:type="spellStart"/>
+      <w:proofErr w:type="gramStart"/>
+      <w:r>
+        <w:t>package.json</w:t>
+      </w:r>
+      <w:proofErr w:type="spellEnd"/>
+      <w:proofErr w:type="gramEnd"/>
+      <w:r>
+        <w:t xml:space="preserve"> add </w:t>
+      </w:r>
+      <w:proofErr w:type="spellStart"/>
+      <w:r>
+        <w:t>srcipt</w:t>
+      </w:r>
+      <w:proofErr w:type="spellEnd"/>
+    </w:p>
+    <w:p>
+      <w:pPr>
+        <w:pStyle w:val="consolas"/>
+      </w:pPr>
+      <w:r>
+        <w:t>"</w:t>
+      </w:r>
+      <w:proofErr w:type="spellStart"/>
+      <w:proofErr w:type="gramStart"/>
+      <w:r>
+        <w:t>build:icons</w:t>
+      </w:r>
+      <w:proofErr w:type="spellEnd"/>
+      <w:proofErr w:type="gramEnd"/>
+      <w:r>
+        <w:t>": "</w:t>
+      </w:r>
+      <w:proofErr w:type="spellStart"/>
+      <w:r>
+        <w:t>tsx</w:t>
+      </w:r>
+      <w:proofErr w:type="spellEnd"/>
+      <w:r>
+        <w:t xml:space="preserve"> </w:t>
+      </w:r>
+      <w:proofErr w:type="spellStart"/>
+      <w:r>
+        <w:t>src</w:t>
+      </w:r>
+      <w:proofErr w:type="spellEnd"/>
+      <w:r>
+        <w:t>/plugins/iconify/build-</w:t>
+      </w:r>
+      <w:proofErr w:type="spellStart"/>
+      <w:r>
+        <w:t>icons.ts</w:t>
+      </w:r>
+      <w:proofErr w:type="spellEnd"/>
+      <w:r>
+        <w:t>"</w:t>
+      </w:r>
+    </w:p>
+    <w:p>
+      <w:pPr>
+        <w:pStyle w:val="Content"/>
+        <w:rPr>
+          <w:i/>
+          <w:iCs/>
+        </w:rPr>
+      </w:pPr>
+      <w:r>
+        <w:rPr>
+          <w:i/>
+          <w:iCs/>
+        </w:rPr>
+        <w:t xml:space="preserve">Khi </w:t>
+      </w:r>
+      <w:proofErr w:type="spellStart"/>
+      <w:r>
+        <w:rPr>
+          <w:i/>
+          <w:iCs/>
+        </w:rPr>
+        <w:t>lần</w:t>
+      </w:r>
+      <w:proofErr w:type="spellEnd"/>
+      <w:r>
+        <w:rPr>
+          <w:i/>
+          <w:iCs/>
+        </w:rPr>
+        <w:t xml:space="preserve"> </w:t>
+      </w:r>
+      <w:proofErr w:type="spellStart"/>
+      <w:r>
+        <w:rPr>
+          <w:i/>
+          <w:iCs/>
+        </w:rPr>
+        <w:t>đầu</w:t>
+      </w:r>
+      <w:proofErr w:type="spellEnd"/>
+      <w:r>
+        <w:rPr>
+          <w:i/>
+          <w:iCs/>
+        </w:rPr>
+        <w:t xml:space="preserve"> </w:t>
+      </w:r>
+      <w:proofErr w:type="spellStart"/>
+      <w:r>
+        <w:rPr>
+          <w:i/>
+          <w:iCs/>
+        </w:rPr>
+        <w:t>chạy</w:t>
+      </w:r>
+      <w:proofErr w:type="spellEnd"/>
+      <w:r>
+        <w:rPr>
+          <w:i/>
+          <w:iCs/>
+        </w:rPr>
+        <w:t xml:space="preserve"> </w:t>
+      </w:r>
+      <w:proofErr w:type="spellStart"/>
+      <w:r>
+        <w:rPr>
+          <w:i/>
+          <w:iCs/>
+        </w:rPr>
+        <w:t>dự</w:t>
+      </w:r>
+      <w:proofErr w:type="spellEnd"/>
+      <w:r>
+        <w:rPr>
+          <w:i/>
+          <w:iCs/>
+        </w:rPr>
+        <w:t xml:space="preserve"> </w:t>
+      </w:r>
+      <w:proofErr w:type="spellStart"/>
+      <w:r>
+        <w:rPr>
+          <w:i/>
+          <w:iCs/>
+        </w:rPr>
+        <w:t>án</w:t>
+      </w:r>
+      <w:proofErr w:type="spellEnd"/>
+      <w:r>
+        <w:rPr>
+          <w:i/>
+          <w:iCs/>
+        </w:rPr>
+        <w:t xml:space="preserve">, </w:t>
+      </w:r>
+      <w:proofErr w:type="spellStart"/>
+      <w:r>
+        <w:rPr>
+          <w:i/>
+          <w:iCs/>
+        </w:rPr>
+        <w:t>hoặc</w:t>
+      </w:r>
+      <w:proofErr w:type="spellEnd"/>
+      <w:r>
+        <w:rPr>
+          <w:i/>
+          <w:iCs/>
+        </w:rPr>
+        <w:t xml:space="preserve"> </w:t>
+      </w:r>
+      <w:proofErr w:type="spellStart"/>
+      <w:r>
+        <w:rPr>
+          <w:i/>
+          <w:iCs/>
+        </w:rPr>
+        <w:t>thêm</w:t>
+      </w:r>
+      <w:proofErr w:type="spellEnd"/>
+      <w:r>
+        <w:rPr>
+          <w:i/>
+          <w:iCs/>
+        </w:rPr>
+        <w:t xml:space="preserve"> </w:t>
+      </w:r>
+      <w:proofErr w:type="spellStart"/>
+      <w:r>
+        <w:rPr>
+          <w:i/>
+          <w:iCs/>
+        </w:rPr>
+        <w:t>các</w:t>
+      </w:r>
+      <w:proofErr w:type="spellEnd"/>
+      <w:r>
+        <w:rPr>
+          <w:i/>
+          <w:iCs/>
+        </w:rPr>
+        <w:t xml:space="preserve"> </w:t>
+      </w:r>
+      <w:proofErr w:type="spellStart"/>
+      <w:r>
+        <w:rPr>
+          <w:i/>
+          <w:iCs/>
+        </w:rPr>
+        <w:t>thư</w:t>
+      </w:r>
+      <w:proofErr w:type="spellEnd"/>
+      <w:r>
+        <w:rPr>
+          <w:i/>
+          <w:iCs/>
+        </w:rPr>
+        <w:t xml:space="preserve"> </w:t>
+      </w:r>
+      <w:proofErr w:type="spellStart"/>
+      <w:r>
+        <w:rPr>
+          <w:i/>
+          <w:iCs/>
+        </w:rPr>
+        <w:t>viện</w:t>
+      </w:r>
+      <w:proofErr w:type="spellEnd"/>
+      <w:r>
+        <w:rPr>
+          <w:i/>
+          <w:iCs/>
+        </w:rPr>
+        <w:t xml:space="preserve"> icon </w:t>
+      </w:r>
+      <w:proofErr w:type="spellStart"/>
+      <w:r>
+        <w:rPr>
+          <w:i/>
+          <w:iCs/>
+        </w:rPr>
+        <w:t>thì</w:t>
+      </w:r>
+      <w:proofErr w:type="spellEnd"/>
+      <w:r>
+        <w:rPr>
+          <w:i/>
+          <w:iCs/>
+        </w:rPr>
+        <w:t xml:space="preserve"> </w:t>
+      </w:r>
+      <w:proofErr w:type="spellStart"/>
+      <w:r>
+        <w:rPr>
+          <w:i/>
+          <w:iCs/>
+        </w:rPr>
+        <w:t>phải</w:t>
+      </w:r>
+      <w:proofErr w:type="spellEnd"/>
+      <w:r>
+        <w:rPr>
+          <w:i/>
+          <w:iCs/>
+        </w:rPr>
+        <w:t xml:space="preserve"> </w:t>
+      </w:r>
+      <w:proofErr w:type="spellStart"/>
+      <w:r>
+        <w:rPr>
+          <w:i/>
+          <w:iCs/>
+        </w:rPr>
+        <w:t>chạy</w:t>
+      </w:r>
+      <w:proofErr w:type="spellEnd"/>
+      <w:r>
+        <w:rPr>
+          <w:i/>
+          <w:iCs/>
+        </w:rPr>
+        <w:t xml:space="preserve"> </w:t>
+      </w:r>
+      <w:proofErr w:type="spellStart"/>
+      <w:r>
+        <w:rPr>
+          <w:i/>
+          <w:iCs/>
+        </w:rPr>
+        <w:t>lại</w:t>
+      </w:r>
+      <w:proofErr w:type="spellEnd"/>
+      <w:r>
+        <w:rPr>
+          <w:i/>
+          <w:iCs/>
+        </w:rPr>
+        <w:t xml:space="preserve"> </w:t>
+      </w:r>
+      <w:proofErr w:type="spellStart"/>
+      <w:r>
+        <w:rPr>
+          <w:i/>
+          <w:iCs/>
+        </w:rPr>
+        <w:t>lệnh</w:t>
+      </w:r>
+      <w:proofErr w:type="spellEnd"/>
+      <w:r>
+        <w:rPr>
+          <w:i/>
+          <w:iCs/>
+        </w:rPr>
+        <w:t xml:space="preserve"> </w:t>
+      </w:r>
+      <w:proofErr w:type="spellStart"/>
+      <w:r>
+        <w:rPr>
+          <w:i/>
+          <w:iCs/>
+        </w:rPr>
+        <w:t>này</w:t>
+      </w:r>
+      <w:proofErr w:type="spellEnd"/>
+      <w:r>
+        <w:rPr>
+          <w:i/>
+          <w:iCs/>
+        </w:rPr>
+        <w:t xml:space="preserve"> </w:t>
+      </w:r>
+      <w:proofErr w:type="spellStart"/>
+      <w:r>
+        <w:rPr>
+          <w:i/>
+          <w:iCs/>
+        </w:rPr>
+        <w:t>để</w:t>
+      </w:r>
+      <w:proofErr w:type="spellEnd"/>
+      <w:r>
+        <w:rPr>
+          <w:i/>
+          <w:iCs/>
+        </w:rPr>
+        <w:t xml:space="preserve"> </w:t>
+      </w:r>
+      <w:proofErr w:type="spellStart"/>
+      <w:r>
+        <w:rPr>
+          <w:i/>
+          <w:iCs/>
+        </w:rPr>
+        <w:t>cấu</w:t>
+      </w:r>
+      <w:proofErr w:type="spellEnd"/>
+      <w:r>
+        <w:rPr>
+          <w:i/>
+          <w:iCs/>
+        </w:rPr>
+        <w:t xml:space="preserve"> </w:t>
+      </w:r>
+      <w:proofErr w:type="spellStart"/>
+      <w:r>
+        <w:rPr>
+          <w:i/>
+          <w:iCs/>
+        </w:rPr>
+        <w:t>hình</w:t>
+      </w:r>
+      <w:proofErr w:type="spellEnd"/>
+      <w:r>
+        <w:rPr>
+          <w:i/>
+          <w:iCs/>
+        </w:rPr>
+        <w:t xml:space="preserve"> </w:t>
+      </w:r>
+      <w:proofErr w:type="spellStart"/>
+      <w:r>
+        <w:rPr>
+          <w:i/>
+          <w:iCs/>
+        </w:rPr>
+        <w:t>các</w:t>
+      </w:r>
+      <w:proofErr w:type="spellEnd"/>
+      <w:r>
+        <w:rPr>
+          <w:i/>
+          <w:iCs/>
+        </w:rPr>
+        <w:t xml:space="preserve"> icon, </w:t>
+      </w:r>
+      <w:proofErr w:type="spellStart"/>
+      <w:r>
+        <w:rPr>
+          <w:i/>
+          <w:iCs/>
+        </w:rPr>
+        <w:t>những</w:t>
+      </w:r>
+      <w:proofErr w:type="spellEnd"/>
+      <w:r>
+        <w:rPr>
+          <w:i/>
+          <w:iCs/>
+        </w:rPr>
+        <w:t xml:space="preserve"> </w:t>
+      </w:r>
+      <w:proofErr w:type="spellStart"/>
+      <w:r>
+        <w:rPr>
+          <w:i/>
+          <w:iCs/>
+        </w:rPr>
+        <w:t>lần</w:t>
+      </w:r>
+      <w:proofErr w:type="spellEnd"/>
+      <w:r>
+        <w:rPr>
+          <w:i/>
+          <w:iCs/>
+        </w:rPr>
+        <w:t xml:space="preserve"> </w:t>
+      </w:r>
+      <w:proofErr w:type="spellStart"/>
+      <w:r>
+        <w:rPr>
+          <w:i/>
+          <w:iCs/>
+        </w:rPr>
+        <w:t>chạy</w:t>
+      </w:r>
+      <w:proofErr w:type="spellEnd"/>
+      <w:r>
+        <w:rPr>
+          <w:i/>
+          <w:iCs/>
+        </w:rPr>
+        <w:t xml:space="preserve"> </w:t>
+      </w:r>
+      <w:proofErr w:type="spellStart"/>
+      <w:r>
+        <w:rPr>
+          <w:i/>
+          <w:iCs/>
+        </w:rPr>
+        <w:t>sau</w:t>
+      </w:r>
+      <w:proofErr w:type="spellEnd"/>
+      <w:r>
+        <w:rPr>
+          <w:i/>
+          <w:iCs/>
+        </w:rPr>
+        <w:t xml:space="preserve"> </w:t>
+      </w:r>
+      <w:proofErr w:type="spellStart"/>
+      <w:r>
+        <w:rPr>
+          <w:i/>
+          <w:iCs/>
+        </w:rPr>
+        <w:t>không</w:t>
+      </w:r>
+      <w:proofErr w:type="spellEnd"/>
+      <w:r>
+        <w:rPr>
+          <w:i/>
+          <w:iCs/>
+        </w:rPr>
+        <w:t xml:space="preserve"> </w:t>
+      </w:r>
+      <w:proofErr w:type="spellStart"/>
+      <w:r>
+        <w:rPr>
+          <w:i/>
+          <w:iCs/>
+        </w:rPr>
+        <w:t>thêm</w:t>
+      </w:r>
+      <w:proofErr w:type="spellEnd"/>
+      <w:r>
+        <w:rPr>
+          <w:i/>
+          <w:iCs/>
+        </w:rPr>
+        <w:t xml:space="preserve"> </w:t>
+      </w:r>
+      <w:proofErr w:type="spellStart"/>
+      <w:r>
+        <w:rPr>
+          <w:i/>
+          <w:iCs/>
+        </w:rPr>
+        <w:t>thì</w:t>
+      </w:r>
+      <w:proofErr w:type="spellEnd"/>
+      <w:r>
+        <w:rPr>
+          <w:i/>
+          <w:iCs/>
+        </w:rPr>
+        <w:t xml:space="preserve"> </w:t>
+      </w:r>
+      <w:proofErr w:type="spellStart"/>
+      <w:r>
+        <w:rPr>
+          <w:i/>
+          <w:iCs/>
+        </w:rPr>
+        <w:t>không</w:t>
+      </w:r>
+      <w:proofErr w:type="spellEnd"/>
+      <w:r>
+        <w:rPr>
+          <w:i/>
+          <w:iCs/>
+        </w:rPr>
+        <w:t xml:space="preserve"> </w:t>
+      </w:r>
+      <w:proofErr w:type="spellStart"/>
+      <w:r>
+        <w:rPr>
+          <w:i/>
+          <w:iCs/>
+        </w:rPr>
+        <w:t>cần</w:t>
+      </w:r>
+      <w:proofErr w:type="spellEnd"/>
+      <w:r>
+        <w:rPr>
+          <w:i/>
+          <w:iCs/>
+        </w:rPr>
+        <w:t xml:space="preserve"> </w:t>
+      </w:r>
+      <w:proofErr w:type="spellStart"/>
+      <w:r>
+        <w:rPr>
+          <w:i/>
+          <w:iCs/>
+        </w:rPr>
+        <w:t>chạy</w:t>
+      </w:r>
+      <w:proofErr w:type="spellEnd"/>
+      <w:r>
+        <w:rPr>
+          <w:i/>
+          <w:iCs/>
+        </w:rPr>
+        <w:t xml:space="preserve"> </w:t>
+      </w:r>
+      <w:proofErr w:type="spellStart"/>
+      <w:r>
+        <w:rPr>
+          <w:i/>
+          <w:iCs/>
+        </w:rPr>
+        <w:t>lệnh</w:t>
+      </w:r>
+      <w:proofErr w:type="spellEnd"/>
+      <w:r>
+        <w:rPr>
+          <w:i/>
+          <w:iCs/>
+        </w:rPr>
+        <w:t xml:space="preserve"> </w:t>
+      </w:r>
+      <w:proofErr w:type="spellStart"/>
+      <w:r>
+        <w:rPr>
+          <w:i/>
+          <w:iCs/>
+        </w:rPr>
+        <w:t>này</w:t>
+      </w:r>
+      <w:proofErr w:type="spellEnd"/>
+    </w:p>
+    <w:p>
+      <w:pPr>
+        <w:pStyle w:val="Content"/>
+        <w:rPr>
+          <w:i/>
+          <w:iCs/>
+        </w:rPr>
+      </w:pPr>
+      <w:proofErr w:type="spellStart"/>
+      <w:r>
+        <w:rPr>
+          <w:i/>
+          <w:iCs/>
+        </w:rPr>
+        <w:t>Lưu</w:t>
+      </w:r>
+      <w:proofErr w:type="spellEnd"/>
+      <w:r>
+        <w:rPr>
+          <w:i/>
+          <w:iCs/>
+        </w:rPr>
+        <w:t xml:space="preserve"> ý: </w:t>
+      </w:r>
+      <w:proofErr w:type="spellStart"/>
+      <w:r>
+        <w:rPr>
+          <w:i/>
+          <w:iCs/>
+        </w:rPr>
+        <w:t>Nó</w:t>
+      </w:r>
+      <w:proofErr w:type="spellEnd"/>
+      <w:r>
+        <w:rPr>
+          <w:i/>
+          <w:iCs/>
+        </w:rPr>
+        <w:t xml:space="preserve"> </w:t>
+      </w:r>
+      <w:proofErr w:type="spellStart"/>
+      <w:r>
+        <w:rPr>
+          <w:i/>
+          <w:iCs/>
+        </w:rPr>
+        <w:t>sẽ</w:t>
+      </w:r>
+      <w:proofErr w:type="spellEnd"/>
+      <w:r>
+        <w:rPr>
+          <w:i/>
+          <w:iCs/>
+        </w:rPr>
+        <w:t xml:space="preserve"> build </w:t>
+      </w:r>
+      <w:proofErr w:type="spellStart"/>
+      <w:r>
+        <w:rPr>
+          <w:i/>
+          <w:iCs/>
+        </w:rPr>
+        <w:t>ra</w:t>
+      </w:r>
+      <w:proofErr w:type="spellEnd"/>
+      <w:r>
+        <w:rPr>
+          <w:i/>
+          <w:iCs/>
+        </w:rPr>
+        <w:t xml:space="preserve"> file icons.css </w:t>
+      </w:r>
+      <w:proofErr w:type="spellStart"/>
+      <w:r>
+        <w:rPr>
+          <w:i/>
+          <w:iCs/>
+        </w:rPr>
+        <w:t>nên</w:t>
+      </w:r>
+      <w:proofErr w:type="spellEnd"/>
+      <w:r>
+        <w:rPr>
+          <w:i/>
+          <w:iCs/>
+        </w:rPr>
+        <w:t xml:space="preserve"> </w:t>
+      </w:r>
+      <w:proofErr w:type="spellStart"/>
+      <w:r>
+        <w:rPr>
+          <w:i/>
+          <w:iCs/>
+        </w:rPr>
+        <w:t>chỉ</w:t>
+      </w:r>
+      <w:proofErr w:type="spellEnd"/>
+      <w:r>
+        <w:rPr>
+          <w:i/>
+          <w:iCs/>
+        </w:rPr>
+        <w:t xml:space="preserve"> </w:t>
+      </w:r>
+      <w:proofErr w:type="spellStart"/>
+      <w:r>
+        <w:rPr>
+          <w:i/>
+          <w:iCs/>
+        </w:rPr>
+        <w:t>cần</w:t>
+      </w:r>
+      <w:proofErr w:type="spellEnd"/>
+      <w:r>
+        <w:rPr>
+          <w:i/>
+          <w:iCs/>
+        </w:rPr>
+        <w:t xml:space="preserve"> </w:t>
+      </w:r>
+      <w:proofErr w:type="spellStart"/>
+      <w:r>
+        <w:rPr>
+          <w:i/>
+          <w:iCs/>
+        </w:rPr>
+        <w:t>tạo</w:t>
+      </w:r>
+      <w:proofErr w:type="spellEnd"/>
+      <w:r>
+        <w:rPr>
+          <w:i/>
+          <w:iCs/>
+        </w:rPr>
+        <w:t xml:space="preserve"> file </w:t>
+      </w:r>
+      <w:proofErr w:type="spellStart"/>
+      <w:r>
+        <w:rPr>
+          <w:i/>
+          <w:iCs/>
+        </w:rPr>
+        <w:t>trống</w:t>
+      </w:r>
+      <w:proofErr w:type="spellEnd"/>
+      <w:r>
+        <w:rPr>
+          <w:i/>
+          <w:iCs/>
+        </w:rPr>
+        <w:t xml:space="preserve"> </w:t>
+      </w:r>
+      <w:proofErr w:type="spellStart"/>
+      <w:r>
+        <w:rPr>
+          <w:i/>
+          <w:iCs/>
+        </w:rPr>
+        <w:t>nhưng</w:t>
+      </w:r>
+      <w:proofErr w:type="spellEnd"/>
+      <w:r>
+        <w:rPr>
+          <w:i/>
+          <w:iCs/>
+        </w:rPr>
+        <w:t xml:space="preserve"> </w:t>
+      </w:r>
+      <w:proofErr w:type="spellStart"/>
+      <w:r>
+        <w:rPr>
+          <w:i/>
+          <w:iCs/>
+        </w:rPr>
+        <w:t>bắt</w:t>
+      </w:r>
+      <w:proofErr w:type="spellEnd"/>
+      <w:r>
+        <w:rPr>
+          <w:i/>
+          <w:iCs/>
+        </w:rPr>
+        <w:t xml:space="preserve"> </w:t>
+      </w:r>
+      <w:proofErr w:type="spellStart"/>
+      <w:r>
+        <w:rPr>
+          <w:i/>
+          <w:iCs/>
+        </w:rPr>
+        <w:t>buộc</w:t>
+      </w:r>
+      <w:proofErr w:type="spellEnd"/>
+      <w:r>
+        <w:rPr>
+          <w:i/>
+          <w:iCs/>
+        </w:rPr>
+        <w:t xml:space="preserve"> </w:t>
+      </w:r>
+      <w:proofErr w:type="spellStart"/>
+      <w:r>
+        <w:rPr>
+          <w:i/>
+          <w:iCs/>
+        </w:rPr>
+        <w:t>phải</w:t>
+      </w:r>
+      <w:proofErr w:type="spellEnd"/>
+      <w:r>
+        <w:rPr>
+          <w:i/>
+          <w:iCs/>
+        </w:rPr>
+        <w:t xml:space="preserve"> </w:t>
+      </w:r>
+      <w:proofErr w:type="spellStart"/>
+      <w:r>
+        <w:rPr>
+          <w:i/>
+          <w:iCs/>
+        </w:rPr>
+        <w:t>có</w:t>
+      </w:r>
+      <w:proofErr w:type="spellEnd"/>
+      <w:r>
+        <w:rPr>
+          <w:i/>
+          <w:iCs/>
+        </w:rPr>
+        <w:t>.</w:t>
+      </w:r>
+    </w:p>
+    <w:p>
+      <w:pPr>
+        <w:pStyle w:val="Content"/>
+      </w:pPr>
+      <w:proofErr w:type="spellStart"/>
+      <w:r>
+        <w:t>Cách</w:t>
+      </w:r>
+      <w:proofErr w:type="spellEnd"/>
+      <w:r>
+        <w:t xml:space="preserve"> </w:t>
+      </w:r>
+      <w:proofErr w:type="spellStart"/>
+      <w:r>
+        <w:t>sử</w:t>
+      </w:r>
+      <w:proofErr w:type="spellEnd"/>
+      <w:r>
+        <w:t xml:space="preserve"> </w:t>
+      </w:r>
+      <w:proofErr w:type="spellStart"/>
+      <w:r>
+        <w:t>dụng</w:t>
+      </w:r>
+      <w:proofErr w:type="spellEnd"/>
+      <w:r>
+        <w:t>:</w:t>
+      </w:r>
+    </w:p>
+    <w:p>
+      <w:pPr>
+        <w:pStyle w:val="Content"/>
+      </w:pPr>
+      <w:proofErr w:type="spellStart"/>
+      <w:r>
+        <w:t>Tìm</w:t>
+      </w:r>
+      <w:proofErr w:type="spellEnd"/>
+      <w:r>
+        <w:t xml:space="preserve"> </w:t>
+      </w:r>
+      <w:proofErr w:type="spellStart"/>
+      <w:r>
+        <w:t>kiếm</w:t>
+      </w:r>
+      <w:proofErr w:type="spellEnd"/>
+      <w:r>
+        <w:t xml:space="preserve"> </w:t>
+      </w:r>
+      <w:proofErr w:type="spellStart"/>
+      <w:r>
+        <w:t>các</w:t>
+      </w:r>
+      <w:proofErr w:type="spellEnd"/>
+      <w:r>
+        <w:t xml:space="preserve"> icon </w:t>
+      </w:r>
+      <w:proofErr w:type="spellStart"/>
+      <w:r>
+        <w:t>tại</w:t>
+      </w:r>
+      <w:proofErr w:type="spellEnd"/>
+      <w:r>
+        <w:t xml:space="preserve"> </w:t>
+      </w:r>
+      <w:proofErr w:type="spellStart"/>
+      <w:r>
+        <w:t>đây</w:t>
+      </w:r>
+      <w:proofErr w:type="spellEnd"/>
+      <w:r>
+        <w:t xml:space="preserve">: </w:t>
+      </w:r>
+      <w:hyperlink r:id="rId10" w:history="1">
+        <w:r>
+          <w:rPr>
+            <w:rStyle w:val="Hyperlink"/>
+          </w:rPr>
+          <w:t>https://icon-sets.iconify.design</w:t>
+        </w:r>
+      </w:hyperlink>
+    </w:p>
+    <w:p>
+      <w:pPr>
+        <w:pStyle w:val="consolas"/>
+      </w:pPr>
+      <w:r>
+        <w:t xml:space="preserve">import </w:t>
+      </w:r>
+      <w:proofErr w:type="gramStart"/>
+      <w:r>
+        <w:t>{ Icon</w:t>
+      </w:r>
+      <w:proofErr w:type="gramEnd"/>
+      <w:r>
+        <w:t xml:space="preserve"> } from "@iconify/react";</w:t>
+      </w:r>
+    </w:p>
+    <w:p>
+      <w:pPr>
+        <w:pStyle w:val="Content"/>
+      </w:pPr>
+      <w:r>
+        <w:t>…</w:t>
+      </w:r>
+    </w:p>
+    <w:p>
+      <w:pPr>
+        <w:pStyle w:val="consolas"/>
+      </w:pPr>
+      <w:r>
+        <w:t xml:space="preserve">&lt;Icon icon="mdi-home-outline" </w:t>
+      </w:r>
+      <w:proofErr w:type="spellStart"/>
+      <w:r>
+        <w:t>fontSize</w:t>
+      </w:r>
+      <w:proofErr w:type="spellEnd"/>
+      <w:r>
+        <w:t>={30}&gt;&lt;/Icon&gt;</w:t>
+      </w:r>
+    </w:p>
+    <w:p>
+      <w:pPr>
+        <w:pStyle w:val="Heading2"/>
+      </w:pPr>
+      <w:proofErr w:type="spellStart"/>
+      <w:r>
+        <w:lastRenderedPageBreak/>
+        <w:t>Antd</w:t>
+      </w:r>
+      <w:proofErr w:type="spellEnd"/>
+    </w:p>
+    <w:p>
+      <w:pPr>
+        <w:pStyle w:val="consolas"/>
+      </w:pPr>
+      <w:r>
+        <w:t xml:space="preserve">bun add </w:t>
+      </w:r>
+      <w:proofErr w:type="spellStart"/>
+      <w:r>
+        <w:t>antd</w:t>
+      </w:r>
+      <w:proofErr w:type="spellEnd"/>
+    </w:p>
+    <w:p>
+      <w:pPr>
+        <w:pStyle w:val="consolas"/>
+      </w:pPr>
+      <w:r>
+        <w:t>bun add @emotion/react</w:t>
+      </w:r>
+    </w:p>
+    <w:p>
+      <w:pPr>
+        <w:pStyle w:val="consolas"/>
+      </w:pPr>
+      <w:r>
+        <w:t xml:space="preserve">bun add </w:t>
+      </w:r>
+      <w:r>
+        <w:t>@emotion/react @ant-design/cssinjs</w:t>
+      </w:r>
+    </w:p>
+    <w:p>
+      <w:pPr>
+        <w:pStyle w:val="consolas"/>
+      </w:pPr>
+      <w:r>
+        <w:t xml:space="preserve">bun add </w:t>
+      </w:r>
+      <w:r>
+        <w:t>@ant-design/v5-patch-for-react-19</w:t>
+      </w:r>
+    </w:p>
+    <w:p>
+      <w:pPr>
+        <w:pStyle w:val="Content"/>
+      </w:pPr>
+      <w:proofErr w:type="spellStart"/>
+      <w:r>
+        <w:t>Tại</w:t>
+      </w:r>
+      <w:proofErr w:type="spellEnd"/>
+      <w:r>
+        <w:t xml:space="preserve"> </w:t>
+      </w:r>
+      <w:proofErr w:type="spellStart"/>
+      <w:r>
+        <w:t>mục</w:t>
+      </w:r>
+      <w:proofErr w:type="spellEnd"/>
+      <w:r>
+        <w:t xml:space="preserve"> </w:t>
+      </w:r>
+      <w:proofErr w:type="spellStart"/>
+      <w:r>
+        <w:t>cao</w:t>
+      </w:r>
+      <w:proofErr w:type="spellEnd"/>
+      <w:r>
+        <w:t xml:space="preserve"> </w:t>
+      </w:r>
+      <w:proofErr w:type="spellStart"/>
+      <w:r>
+        <w:t>nhất</w:t>
+      </w:r>
+      <w:proofErr w:type="spellEnd"/>
+      <w:r>
+        <w:t xml:space="preserve"> </w:t>
+      </w:r>
+      <w:proofErr w:type="spellStart"/>
+      <w:r>
+        <w:t>dự</w:t>
+      </w:r>
+      <w:proofErr w:type="spellEnd"/>
+      <w:r>
+        <w:t xml:space="preserve"> </w:t>
+      </w:r>
+      <w:proofErr w:type="spellStart"/>
+      <w:r>
+        <w:t>án</w:t>
+      </w:r>
+      <w:proofErr w:type="spellEnd"/>
+      <w:r>
+        <w:t>:</w:t>
+      </w:r>
+    </w:p>
+    <w:p>
+      <w:pPr>
+        <w:pStyle w:val="consolas"/>
+      </w:pPr>
+      <w:r>
+        <w:t>import "</w:t>
+      </w:r>
+      <w:proofErr w:type="spellStart"/>
+      <w:r>
+        <w:t>antd</w:t>
+      </w:r>
+      <w:proofErr w:type="spellEnd"/>
+      <w:r>
+        <w:t>/</w:t>
+      </w:r>
+      <w:proofErr w:type="spellStart"/>
+      <w:r>
+        <w:t>dist</w:t>
+      </w:r>
+      <w:proofErr w:type="spellEnd"/>
+      <w:r>
+        <w:t>/reset.css";</w:t>
+      </w:r>
+    </w:p>
+    <w:p>
+      <w:pPr>
+        <w:pStyle w:val="Heading2"/>
+      </w:pPr>
+      <w:r>
+        <w:t>animate</w:t>
+      </w:r>
+      <w:r>
+        <w:t>.css</w:t>
+      </w:r>
+    </w:p>
+    <w:p>
+      <w:pPr>
+        <w:pStyle w:val="consolas"/>
+      </w:pPr>
+      <w:r>
+        <w:t xml:space="preserve">bun add </w:t>
+      </w:r>
+      <w:r>
+        <w:t>animate</w:t>
+      </w:r>
+      <w:r>
+        <w:t>.css</w:t>
+      </w:r>
+    </w:p>
+    <w:p>
+      <w:pPr>
+        <w:pStyle w:val="Content"/>
+      </w:pPr>
+      <w:proofErr w:type="spellStart"/>
+      <w:r>
+        <w:t>Tại</w:t>
+      </w:r>
+      <w:proofErr w:type="spellEnd"/>
+      <w:r>
+        <w:t xml:space="preserve"> </w:t>
+      </w:r>
+      <w:proofErr w:type="spellStart"/>
+      <w:r>
+        <w:t>mục</w:t>
+      </w:r>
+      <w:proofErr w:type="spellEnd"/>
+      <w:r>
+        <w:t xml:space="preserve"> </w:t>
+      </w:r>
+      <w:proofErr w:type="spellStart"/>
+      <w:r>
+        <w:t>cao</w:t>
+      </w:r>
+      <w:proofErr w:type="spellEnd"/>
+      <w:r>
+        <w:t xml:space="preserve"> </w:t>
+      </w:r>
+      <w:proofErr w:type="spellStart"/>
+      <w:r>
+        <w:t>nhất</w:t>
+      </w:r>
+      <w:proofErr w:type="spellEnd"/>
+      <w:r>
+        <w:t xml:space="preserve"> </w:t>
+      </w:r>
+      <w:proofErr w:type="spellStart"/>
+      <w:r>
+        <w:t>dự</w:t>
+      </w:r>
+      <w:proofErr w:type="spellEnd"/>
+      <w:r>
+        <w:t xml:space="preserve"> </w:t>
+      </w:r>
+      <w:proofErr w:type="spellStart"/>
+      <w:r>
+        <w:t>án</w:t>
+      </w:r>
+      <w:proofErr w:type="spellEnd"/>
+      <w:r>
+        <w:t>:</w:t>
+      </w:r>
+    </w:p>
+    <w:p>
+      <w:pPr>
+        <w:pStyle w:val="Content"/>
+      </w:pPr>
+      <w:r>
+        <w:t>import "animate.css";</w:t>
+      </w:r>
+    </w:p>
+    <w:p>
+      <w:pPr>
+        <w:pStyle w:val="Content"/>
+      </w:pPr>
+      <w:r>
+        <w:t xml:space="preserve">Khi </w:t>
+      </w:r>
+      <w:proofErr w:type="spellStart"/>
+      <w:r>
+        <w:t>dùng</w:t>
+      </w:r>
+      <w:proofErr w:type="spellEnd"/>
+      <w:r>
+        <w:t xml:space="preserve"> </w:t>
+      </w:r>
+      <w:proofErr w:type="spellStart"/>
+      <w:r>
+        <w:t>className</w:t>
+      </w:r>
+      <w:proofErr w:type="spellEnd"/>
+      <w:r>
+        <w:t>="</w:t>
+      </w:r>
+      <w:proofErr w:type="spellStart"/>
+      <w:r>
+        <w:t>animate__animated</w:t>
+      </w:r>
+      <w:proofErr w:type="spellEnd"/>
+      <w:r>
+        <w:t xml:space="preserve"> </w:t>
+      </w:r>
+      <w:proofErr w:type="spellStart"/>
+      <w:r>
+        <w:t>animate__name</w:t>
+      </w:r>
+      <w:proofErr w:type="spellEnd"/>
+      <w:r>
+        <w:t>"</w:t>
+      </w:r>
+    </w:p>
+    <w:p>
+      <w:pPr>
+        <w:pStyle w:val="Heading2"/>
+      </w:pPr>
+      <w:r>
+        <w:t>transition-group</w:t>
+      </w:r>
+    </w:p>
+    <w:p>
+      <w:pPr>
+        <w:pStyle w:val="consolas"/>
+      </w:pPr>
+      <w:r>
+        <w:t xml:space="preserve">bun add </w:t>
+      </w:r>
+      <w:r>
+        <w:t>react-transition-group</w:t>
+      </w:r>
+    </w:p>
+    <w:p>
+      <w:pPr>
+        <w:pStyle w:val="consolas"/>
+      </w:pPr>
+      <w:r>
+        <w:t xml:space="preserve">bun add --save-dev </w:t>
+      </w:r>
+      <w:r>
+        <w:t>@types/react-transition-group</w:t>
+      </w:r>
+    </w:p>
+    <w:p>
+      <w:pPr>
+        <w:pStyle w:val="Content"/>
+      </w:pPr>
+      <w:proofErr w:type="spellStart"/>
+      <w:r>
+        <w:t>Tại</w:t>
+      </w:r>
+      <w:proofErr w:type="spellEnd"/>
+      <w:r>
+        <w:t xml:space="preserve"> file </w:t>
+      </w:r>
+      <w:proofErr w:type="spellStart"/>
+      <w:r>
+        <w:t>cần</w:t>
+      </w:r>
+      <w:proofErr w:type="spellEnd"/>
+      <w:r>
+        <w:t xml:space="preserve"> </w:t>
+      </w:r>
+      <w:proofErr w:type="spellStart"/>
+      <w:r>
+        <w:t>sử</w:t>
+      </w:r>
+      <w:proofErr w:type="spellEnd"/>
+      <w:r>
+        <w:t xml:space="preserve"> </w:t>
+      </w:r>
+      <w:proofErr w:type="spellStart"/>
+      <w:r>
+        <w:t>dụng</w:t>
+      </w:r>
+      <w:proofErr w:type="spellEnd"/>
+      <w:r>
+        <w:t>:</w:t>
+      </w:r>
+    </w:p>
+    <w:p>
+      <w:pPr>
+        <w:pStyle w:val="consolas"/>
+      </w:pPr>
+      <w:r>
+        <w:t xml:space="preserve">import </w:t>
+      </w:r>
+      <w:proofErr w:type="gramStart"/>
+      <w:r>
+        <w:t xml:space="preserve">{ </w:t>
+      </w:r>
+      <w:proofErr w:type="spellStart"/>
+      <w:r>
+        <w:t>CSSTransition</w:t>
+      </w:r>
+      <w:proofErr w:type="spellEnd"/>
+      <w:proofErr w:type="gramEnd"/>
+      <w:r>
+        <w:t xml:space="preserve"> } from "react-transition-group";</w:t>
+      </w:r>
+    </w:p>
+    <w:p>
+      <w:pPr>
+        <w:pStyle w:val="consolas"/>
+      </w:pPr>
+      <w:r>
+        <w:t>…</w:t>
+      </w:r>
+    </w:p>
+    <w:p>
+      <w:pPr>
+        <w:pStyle w:val="consolas"/>
+      </w:pPr>
+      <w:r>
+        <w:t>&lt;</w:t>
+      </w:r>
+      <w:proofErr w:type="spellStart"/>
+      <w:r>
+        <w:t>CSSTransition</w:t>
+      </w:r>
+      <w:proofErr w:type="spellEnd"/>
+    </w:p>
+    <w:p>
+      <w:pPr>
+        <w:pStyle w:val="consolas"/>
+      </w:pPr>
+      <w:r>
+        <w:t xml:space="preserve">        in={</w:t>
+      </w:r>
+      <w:proofErr w:type="spellStart"/>
+      <w:r>
+        <w:t>isVisible</w:t>
+      </w:r>
+      <w:proofErr w:type="spellEnd"/>
+      <w:r>
+        <w:t>}</w:t>
+      </w:r>
+      <w:r>
+        <w:t xml:space="preserve"> // </w:t>
+      </w:r>
+      <w:proofErr w:type="spellStart"/>
+      <w:r>
+        <w:t>khi</w:t>
+      </w:r>
+      <w:proofErr w:type="spellEnd"/>
+      <w:r>
+        <w:t xml:space="preserve"> </w:t>
+      </w:r>
+      <w:proofErr w:type="spellStart"/>
+      <w:r>
+        <w:t>nào</w:t>
+      </w:r>
+      <w:proofErr w:type="spellEnd"/>
+      <w:r>
+        <w:t xml:space="preserve"> </w:t>
+      </w:r>
+      <w:proofErr w:type="spellStart"/>
+      <w:r>
+        <w:t>thì</w:t>
+      </w:r>
+      <w:proofErr w:type="spellEnd"/>
+      <w:r>
+        <w:t xml:space="preserve"> mount</w:t>
+      </w:r>
+    </w:p>
+    <w:p>
+      <w:pPr>
+        <w:pStyle w:val="consolas"/>
+      </w:pPr>
+      <w:r>
+        <w:t xml:space="preserve">        timeout</w:t>
+      </w:r>
+      <w:proofErr w:type="gramStart"/>
+      <w:r>
+        <w:t>={</w:t>
+      </w:r>
+      <w:proofErr w:type="gramEnd"/>
+      <w:r>
+        <w:t>1000}</w:t>
+      </w:r>
+    </w:p>
+    <w:p>
+      <w:pPr>
+        <w:pStyle w:val="consolas"/>
+      </w:pPr>
+      <w:r>
+        <w:t xml:space="preserve">        </w:t>
+      </w:r>
+      <w:proofErr w:type="spellStart"/>
+      <w:r>
+        <w:t>classNames</w:t>
+      </w:r>
+      <w:proofErr w:type="spellEnd"/>
+      <w:proofErr w:type="gramStart"/>
+      <w:r>
+        <w:t>={</w:t>
+      </w:r>
+      <w:proofErr w:type="gramEnd"/>
+      <w:r>
+        <w:t>{</w:t>
+      </w:r>
+    </w:p>
+    <w:p>
+      <w:pPr>
+        <w:pStyle w:val="consolas"/>
+      </w:pPr>
+      <w:r>
+        <w:t xml:space="preserve">          enter: "</w:t>
+      </w:r>
+      <w:proofErr w:type="spellStart"/>
+      <w:r>
+        <w:t>animate__animated</w:t>
+      </w:r>
+      <w:proofErr w:type="spellEnd"/>
+      <w:r>
+        <w:t xml:space="preserve"> animate__</w:t>
+      </w:r>
+      <w:proofErr w:type="spellStart"/>
+      <w:r>
+        <w:t>fadeInUp</w:t>
+      </w:r>
+      <w:proofErr w:type="spellEnd"/>
+      <w:r>
+        <w:t>",</w:t>
+      </w:r>
+    </w:p>
+    <w:p>
+      <w:pPr>
+        <w:pStyle w:val="consolas"/>
+      </w:pPr>
+      <w:r>
+        <w:t xml:space="preserve">          </w:t>
+      </w:r>
+      <w:proofErr w:type="spellStart"/>
+      <w:r>
+        <w:t>enterDone</w:t>
+      </w:r>
+      <w:proofErr w:type="spellEnd"/>
+      <w:r>
+        <w:t>: "fade-in-up-out-loop",</w:t>
+      </w:r>
+    </w:p>
+    <w:p>
+      <w:pPr>
+        <w:pStyle w:val="consolas"/>
+      </w:pPr>
+      <w:r>
+        <w:t xml:space="preserve">          exit: "</w:t>
+      </w:r>
+      <w:proofErr w:type="spellStart"/>
+      <w:r>
+        <w:t>animate__animated</w:t>
+      </w:r>
+      <w:proofErr w:type="spellEnd"/>
+      <w:r>
+        <w:t xml:space="preserve"> animate__</w:t>
+      </w:r>
+      <w:proofErr w:type="spellStart"/>
+      <w:r>
+        <w:t>fadeOutDown</w:t>
+      </w:r>
+      <w:proofErr w:type="spellEnd"/>
+      <w:r>
+        <w:t>",</w:t>
+      </w:r>
+    </w:p>
+    <w:p>
+      <w:pPr>
+        <w:pStyle w:val="consolas"/>
+      </w:pPr>
+      <w:r>
+        <w:lastRenderedPageBreak/>
+        <w:t xml:space="preserve">        }}</w:t>
+      </w:r>
+    </w:p>
+    <w:p>
+      <w:pPr>
+        <w:pStyle w:val="consolas"/>
+      </w:pPr>
+      <w:r>
+        <w:t xml:space="preserve">        </w:t>
+      </w:r>
+      <w:proofErr w:type="spellStart"/>
+      <w:r>
+        <w:t>unmountOnExit</w:t>
+      </w:r>
+      <w:proofErr w:type="spellEnd"/>
+    </w:p>
+    <w:p>
+      <w:pPr>
+        <w:pStyle w:val="consolas"/>
+      </w:pPr>
+      <w:r>
+        <w:t xml:space="preserve">        </w:t>
+      </w:r>
+      <w:proofErr w:type="spellStart"/>
+      <w:r>
+        <w:t>nodeRef</w:t>
+      </w:r>
+      <w:proofErr w:type="spellEnd"/>
+      <w:r>
+        <w:t>={</w:t>
+      </w:r>
+      <w:proofErr w:type="spellStart"/>
+      <w:r>
+        <w:t>nodeRef</w:t>
+      </w:r>
+      <w:proofErr w:type="spellEnd"/>
+      <w:r>
+        <w:t>}</w:t>
+      </w:r>
+    </w:p>
+    <w:p>
+      <w:pPr>
+        <w:pStyle w:val="consolas"/>
+      </w:pPr>
+      <w:r>
+        <w:t xml:space="preserve">      &gt;</w:t>
+      </w:r>
+    </w:p>
+    <w:p>
+      <w:pPr>
+        <w:pStyle w:val="consolas"/>
+      </w:pPr>
+      <w:r>
+        <w:t xml:space="preserve">        &lt;div ref={</w:t>
+      </w:r>
+      <w:proofErr w:type="spellStart"/>
+      <w:r>
+        <w:t>nodeRef</w:t>
+      </w:r>
+      <w:proofErr w:type="spellEnd"/>
+      <w:r>
+        <w:t>}&gt;</w:t>
+      </w:r>
+    </w:p>
+    <w:p>
+      <w:pPr>
+        <w:pStyle w:val="consolas"/>
+      </w:pPr>
+      <w:r>
+        <w:t xml:space="preserve">          &lt;Button </w:t>
+      </w:r>
+      <w:proofErr w:type="spellStart"/>
+      <w:r>
+        <w:t>onClick</w:t>
+      </w:r>
+      <w:proofErr w:type="spellEnd"/>
+      <w:r>
+        <w:t>={</w:t>
+      </w:r>
+      <w:proofErr w:type="spellStart"/>
+      <w:r>
+        <w:t>onScrollToTop</w:t>
+      </w:r>
+      <w:proofErr w:type="spellEnd"/>
+      <w:r>
+        <w:t>} aria-label="Scroll to top"&gt;</w:t>
+      </w:r>
+    </w:p>
+    <w:p>
+      <w:pPr>
+        <w:pStyle w:val="consolas"/>
+      </w:pPr>
+      <w:r>
+        <w:t xml:space="preserve">            &lt;Icon icon="</w:t>
+      </w:r>
+      <w:proofErr w:type="spellStart"/>
+      <w:r>
+        <w:t>ri</w:t>
+      </w:r>
+      <w:proofErr w:type="spellEnd"/>
+      <w:r>
+        <w:t>-arrow-up-line" /&gt;</w:t>
+      </w:r>
+    </w:p>
+    <w:p>
+      <w:pPr>
+        <w:pStyle w:val="consolas"/>
+      </w:pPr>
+      <w:r>
+        <w:t xml:space="preserve">          &lt;/Button&gt;</w:t>
+      </w:r>
+    </w:p>
+    <w:p>
+      <w:pPr>
+        <w:pStyle w:val="consolas"/>
+      </w:pPr>
+      <w:r>
+        <w:t xml:space="preserve">        &lt;/div&gt;</w:t>
+      </w:r>
+    </w:p>
+    <w:p>
+      <w:pPr>
+        <w:pStyle w:val="consolas"/>
+      </w:pPr>
+      <w:r>
+        <w:t xml:space="preserve">      &lt;/</w:t>
+      </w:r>
+      <w:proofErr w:type="spellStart"/>
+      <w:r>
+        <w:t>CSSTransition</w:t>
+      </w:r>
+      <w:proofErr w:type="spellEnd"/>
+      <w:r>
+        <w:t>&gt;</w:t>
+      </w:r>
+    </w:p>
+    <w:p>
+      <w:pPr>
+        <w:pStyle w:val="Content"/>
+      </w:pPr>
     </w:p>
     <w:sectPr>
-      <w:footerReference w:type="default" r:id="rId10"/>
+      <w:footerReference w:type="default" r:id="rId11"/>
       <w:pgSz w:w="11907" w:h="16839" w:code="9"/>
       <w:pgMar w:top="1418" w:right="1134" w:bottom="1418" w:left="1701" w:header="283" w:footer="283" w:gutter="0"/>
       <w:pgNumType w:start="1"/>

--- a/next/Next.docx
+++ b/next/Next.docx
@@ -10141,6 +10141,14 @@
         <w:pStyle w:val="consolas"/>
       </w:pPr>
       <w:r>
+        <w:t xml:space="preserve">  {</w:t>
+      </w:r>
+    </w:p>
+    <w:p>
+      <w:pPr>
+        <w:pStyle w:val="consolas"/>
+      </w:pPr>
+      <w:r>
         <w:t xml:space="preserve">    rules: {</w:t>
       </w:r>
     </w:p>
@@ -10205,6 +10213,7 @@
         <w:pStyle w:val="consolas"/>
       </w:pPr>
       <w:r>
+        <w:lastRenderedPageBreak/>
         <w:t xml:space="preserve">bun add --save-dev </w:t>
       </w:r>
       <w:r>
@@ -10216,33 +10225,967 @@
         <w:pStyle w:val="Content"/>
       </w:pPr>
       <w:r>
+        <w:t xml:space="preserve">edit </w:t>
+      </w:r>
+      <w:proofErr w:type="spellStart"/>
+      <w:r>
+        <w:t>next.config</w:t>
+      </w:r>
+      <w:proofErr w:type="spellEnd"/>
+    </w:p>
+    <w:p>
+      <w:pPr>
+        <w:pStyle w:val="consolas"/>
+      </w:pPr>
+      <w:r>
+        <w:t xml:space="preserve">const </w:t>
+      </w:r>
+      <w:proofErr w:type="spellStart"/>
+      <w:r>
+        <w:t>nextConfig</w:t>
+      </w:r>
+      <w:proofErr w:type="spellEnd"/>
+      <w:r>
+        <w:t xml:space="preserve">: </w:t>
+      </w:r>
+      <w:proofErr w:type="spellStart"/>
+      <w:r>
+        <w:t>NextConfig</w:t>
+      </w:r>
+      <w:proofErr w:type="spellEnd"/>
+      <w:r>
+        <w:t xml:space="preserve"> = {</w:t>
+      </w:r>
+    </w:p>
+    <w:p>
+      <w:pPr>
+        <w:pStyle w:val="consolas"/>
+      </w:pPr>
+      <w:r>
+        <w:t xml:space="preserve">   …</w:t>
+      </w:r>
+    </w:p>
+    <w:p>
+      <w:pPr>
+        <w:pStyle w:val="consolas"/>
+      </w:pPr>
+      <w:r>
+        <w:t xml:space="preserve">   </w:t>
+      </w:r>
+      <w:proofErr w:type="spellStart"/>
+      <w:r>
+        <w:t>sassOptions</w:t>
+      </w:r>
+      <w:proofErr w:type="spellEnd"/>
+      <w:r>
+        <w:t>: {</w:t>
+      </w:r>
+    </w:p>
+    <w:p>
+      <w:pPr>
+        <w:pStyle w:val="consolas"/>
+      </w:pPr>
+      <w:r>
+        <w:t xml:space="preserve">        implementation: 'sass-embedded',</w:t>
+      </w:r>
+    </w:p>
+    <w:p>
+      <w:pPr>
+        <w:pStyle w:val="consolas"/>
+      </w:pPr>
+      <w:r>
+        <w:t xml:space="preserve">    }</w:t>
+      </w:r>
+    </w:p>
+    <w:p>
+      <w:pPr>
+        <w:pStyle w:val="consolas"/>
+      </w:pPr>
+      <w:r>
+        <w:t>}</w:t>
+      </w:r>
+    </w:p>
+    <w:p>
+      <w:pPr>
+        <w:pStyle w:val="Content"/>
+      </w:pPr>
+      <w:proofErr w:type="spellStart"/>
+      <w:r>
+        <w:t>Trình</w:t>
+      </w:r>
+      <w:proofErr w:type="spellEnd"/>
+      <w:r>
+        <w:t xml:space="preserve"> </w:t>
+      </w:r>
+      <w:proofErr w:type="spellStart"/>
+      <w:r>
+        <w:t>biên</w:t>
+      </w:r>
+      <w:proofErr w:type="spellEnd"/>
+      <w:r>
+        <w:t xml:space="preserve"> </w:t>
+      </w:r>
+      <w:proofErr w:type="spellStart"/>
+      <w:r>
+        <w:t>dịch</w:t>
+      </w:r>
+      <w:proofErr w:type="spellEnd"/>
+      <w:r>
+        <w:t xml:space="preserve"> sass-embedded </w:t>
+      </w:r>
+      <w:proofErr w:type="spellStart"/>
+      <w:r>
+        <w:t>nhanh</w:t>
+      </w:r>
+      <w:proofErr w:type="spellEnd"/>
+      <w:r>
+        <w:t xml:space="preserve"> </w:t>
+      </w:r>
+      <w:proofErr w:type="spellStart"/>
+      <w:r>
+        <w:t>và</w:t>
+      </w:r>
+      <w:proofErr w:type="spellEnd"/>
+      <w:r>
+        <w:t xml:space="preserve"> </w:t>
+      </w:r>
+      <w:proofErr w:type="spellStart"/>
+      <w:r>
+        <w:t>tối</w:t>
+      </w:r>
+      <w:proofErr w:type="spellEnd"/>
+      <w:r>
+        <w:t xml:space="preserve"> </w:t>
+      </w:r>
+      <w:proofErr w:type="spellStart"/>
+      <w:r>
+        <w:t>ưu</w:t>
+      </w:r>
+      <w:proofErr w:type="spellEnd"/>
+      <w:r>
+        <w:t xml:space="preserve"> </w:t>
+      </w:r>
+      <w:proofErr w:type="spellStart"/>
+      <w:r>
+        <w:t>hơn</w:t>
+      </w:r>
+      <w:proofErr w:type="spellEnd"/>
+    </w:p>
+    <w:p>
+      <w:pPr>
+        <w:pStyle w:val="Heading2"/>
+      </w:pPr>
+      <w:r>
+        <w:t>Iconify</w:t>
+      </w:r>
+    </w:p>
+    <w:p>
+      <w:pPr>
+        <w:pStyle w:val="consolas"/>
+      </w:pPr>
+      <w:r>
+        <w:t xml:space="preserve">bun add -g </w:t>
+      </w:r>
+      <w:proofErr w:type="spellStart"/>
+      <w:r>
+        <w:t>tsx</w:t>
+      </w:r>
+      <w:proofErr w:type="spellEnd"/>
+    </w:p>
+    <w:p>
+      <w:pPr>
+        <w:pStyle w:val="consolas"/>
+      </w:pPr>
+      <w:r>
+        <w:t>bun add @iconify/react</w:t>
+      </w:r>
+    </w:p>
+    <w:p>
+      <w:pPr>
+        <w:pStyle w:val="consolas"/>
+      </w:pPr>
+      <w:r>
+        <w:t>bun add @iconify/json</w:t>
+      </w:r>
+    </w:p>
+    <w:p>
+      <w:pPr>
+        <w:pStyle w:val="consolas"/>
+      </w:pPr>
+      <w:r>
+        <w:t>bun add @iconify-json/mdi</w:t>
+      </w:r>
+    </w:p>
+    <w:p>
+      <w:pPr>
+        <w:pStyle w:val="consolas"/>
+      </w:pPr>
+      <w:r>
+        <w:t>bun add @iconify-json/ri</w:t>
+      </w:r>
+    </w:p>
+    <w:p>
+      <w:pPr>
+        <w:pStyle w:val="consolas"/>
+      </w:pPr>
+      <w:r>
+        <w:t>bun add @iconify/iconify</w:t>
+      </w:r>
+    </w:p>
+    <w:p>
+      <w:pPr>
+        <w:pStyle w:val="consolas"/>
+      </w:pPr>
+      <w:r>
+        <w:t>bun add @iconify/tools</w:t>
+      </w:r>
+    </w:p>
+    <w:p>
+      <w:pPr>
+        <w:pStyle w:val="consolas"/>
+      </w:pPr>
+      <w:r>
+        <w:t>bun add @iconify/utils</w:t>
+      </w:r>
+    </w:p>
+    <w:p>
+      <w:pPr>
+        <w:pStyle w:val="Content"/>
+      </w:pPr>
+      <w:r>
+        <w:t>create folder "plugins" in root</w:t>
+      </w:r>
+    </w:p>
+    <w:p>
+      <w:pPr>
+        <w:pStyle w:val="Content"/>
+      </w:pPr>
+      <w:r>
+        <w:t>create file "</w:t>
+      </w:r>
+      <w:proofErr w:type="spellStart"/>
+      <w:r>
+        <w:t>buid-icons.ts</w:t>
+      </w:r>
+      <w:proofErr w:type="spellEnd"/>
+      <w:r>
+        <w:t>" in "plugins"</w:t>
+      </w:r>
+    </w:p>
+    <w:p>
+      <w:pPr>
+        <w:pStyle w:val="consolas"/>
+      </w:pPr>
+      <w:r>
+        <w:t>/**</w:t>
+      </w:r>
+    </w:p>
+    <w:p>
+      <w:pPr>
+        <w:pStyle w:val="consolas"/>
+      </w:pPr>
+      <w:r>
+        <w:t xml:space="preserve"> * This is an advanced example for creating icon bundles for Iconify SVG Framework.</w:t>
+      </w:r>
+    </w:p>
+    <w:p>
+      <w:pPr>
+        <w:pStyle w:val="consolas"/>
+      </w:pPr>
+      <w:r>
+        <w:t xml:space="preserve"> *</w:t>
+      </w:r>
+    </w:p>
+    <w:p>
+      <w:pPr>
+        <w:pStyle w:val="consolas"/>
+      </w:pPr>
+      <w:r>
+        <w:t xml:space="preserve"> * It creates a bundle from:</w:t>
+      </w:r>
+    </w:p>
+    <w:p>
+      <w:pPr>
+        <w:pStyle w:val="consolas"/>
+      </w:pPr>
+      <w:r>
         <w:lastRenderedPageBreak/>
-        <w:t xml:space="preserve">edit </w:t>
-      </w:r>
-      <w:proofErr w:type="spellStart"/>
-      <w:r>
-        <w:t>next.config</w:t>
-      </w:r>
-      <w:proofErr w:type="spellEnd"/>
-    </w:p>
-    <w:p>
-      <w:pPr>
-        <w:pStyle w:val="consolas"/>
-      </w:pPr>
-      <w:r>
-        <w:t xml:space="preserve">const </w:t>
-      </w:r>
-      <w:proofErr w:type="spellStart"/>
-      <w:r>
-        <w:t>nextConfig</w:t>
-      </w:r>
-      <w:proofErr w:type="spellEnd"/>
-      <w:r>
-        <w:t xml:space="preserve">: </w:t>
-      </w:r>
-      <w:proofErr w:type="spellStart"/>
-      <w:r>
-        <w:t>NextConfig</w:t>
+        <w:t xml:space="preserve"> * - All SVG files in a directory.</w:t>
+      </w:r>
+    </w:p>
+    <w:p>
+      <w:pPr>
+        <w:pStyle w:val="consolas"/>
+      </w:pPr>
+      <w:r>
+        <w:t xml:space="preserve"> * - Custom JSON files.</w:t>
+      </w:r>
+    </w:p>
+    <w:p>
+      <w:pPr>
+        <w:pStyle w:val="consolas"/>
+      </w:pPr>
+      <w:r>
+        <w:t xml:space="preserve"> * - Iconify icon sets.</w:t>
+      </w:r>
+    </w:p>
+    <w:p>
+      <w:pPr>
+        <w:pStyle w:val="consolas"/>
+      </w:pPr>
+      <w:r>
+        <w:t xml:space="preserve"> * - SVG framework.</w:t>
+      </w:r>
+    </w:p>
+    <w:p>
+      <w:pPr>
+        <w:pStyle w:val="consolas"/>
+      </w:pPr>
+      <w:r>
+        <w:t xml:space="preserve"> *</w:t>
+      </w:r>
+    </w:p>
+    <w:p>
+      <w:pPr>
+        <w:pStyle w:val="consolas"/>
+      </w:pPr>
+      <w:r>
+        <w:t xml:space="preserve"> * This example uses Iconify Tools to import and clean up icons.</w:t>
+      </w:r>
+    </w:p>
+    <w:p>
+      <w:pPr>
+        <w:pStyle w:val="consolas"/>
+      </w:pPr>
+      <w:r>
+        <w:t xml:space="preserve"> * For Iconify Tools documentation visit https://docs.iconify.design/tools/tools2/</w:t>
+      </w:r>
+    </w:p>
+    <w:p>
+      <w:pPr>
+        <w:pStyle w:val="consolas"/>
+      </w:pPr>
+      <w:r>
+        <w:t xml:space="preserve"> */</w:t>
+      </w:r>
+    </w:p>
+    <w:p>
+      <w:pPr>
+        <w:pStyle w:val="consolas"/>
+      </w:pPr>
+    </w:p>
+    <w:p>
+      <w:pPr>
+        <w:pStyle w:val="consolas"/>
+      </w:pPr>
+      <w:r>
+        <w:t xml:space="preserve">import </w:t>
+      </w:r>
+      <w:proofErr w:type="gramStart"/>
+      <w:r>
+        <w:t>{ promises</w:t>
+      </w:r>
+      <w:proofErr w:type="gramEnd"/>
+      <w:r>
+        <w:t xml:space="preserve"> as fs } from "</w:t>
+      </w:r>
+      <w:proofErr w:type="spellStart"/>
+      <w:r>
+        <w:t>node:fs</w:t>
+      </w:r>
+      <w:proofErr w:type="spellEnd"/>
+      <w:r>
+        <w:t>";</w:t>
+      </w:r>
+    </w:p>
+    <w:p>
+      <w:pPr>
+        <w:pStyle w:val="consolas"/>
+      </w:pPr>
+      <w:r>
+        <w:t xml:space="preserve">import </w:t>
+      </w:r>
+      <w:proofErr w:type="gramStart"/>
+      <w:r>
+        <w:t xml:space="preserve">{ </w:t>
+      </w:r>
+      <w:proofErr w:type="spellStart"/>
+      <w:r>
+        <w:t>dirname</w:t>
+      </w:r>
+      <w:proofErr w:type="spellEnd"/>
+      <w:proofErr w:type="gramEnd"/>
+      <w:r>
+        <w:t>, join } from "</w:t>
+      </w:r>
+      <w:proofErr w:type="spellStart"/>
+      <w:r>
+        <w:t>node:path</w:t>
+      </w:r>
+      <w:proofErr w:type="spellEnd"/>
+      <w:r>
+        <w:t>";</w:t>
+      </w:r>
+    </w:p>
+    <w:p>
+      <w:pPr>
+        <w:pStyle w:val="consolas"/>
+      </w:pPr>
+    </w:p>
+    <w:p>
+      <w:pPr>
+        <w:pStyle w:val="consolas"/>
+      </w:pPr>
+      <w:r>
+        <w:t>// Installation:</w:t>
+      </w:r>
+    </w:p>
+    <w:p>
+      <w:pPr>
+        <w:pStyle w:val="consolas"/>
+      </w:pPr>
+      <w:r>
+        <w:t>// --save-dev @iconify/tools</w:t>
+      </w:r>
+    </w:p>
+    <w:p>
+      <w:pPr>
+        <w:pStyle w:val="consolas"/>
+      </w:pPr>
+      <w:r>
+        <w:t>// --save-dev @iconify/utils</w:t>
+      </w:r>
+    </w:p>
+    <w:p>
+      <w:pPr>
+        <w:pStyle w:val="consolas"/>
+      </w:pPr>
+      <w:r>
+        <w:t>// --save-dev @iconify/json</w:t>
+      </w:r>
+    </w:p>
+    <w:p>
+      <w:pPr>
+        <w:pStyle w:val="consolas"/>
+      </w:pPr>
+      <w:r>
+        <w:t>// --save-dev @iconify/iconify</w:t>
+      </w:r>
+    </w:p>
+    <w:p>
+      <w:pPr>
+        <w:pStyle w:val="consolas"/>
+      </w:pPr>
+      <w:r>
+        <w:t>import {</w:t>
+      </w:r>
+    </w:p>
+    <w:p>
+      <w:pPr>
+        <w:pStyle w:val="consolas"/>
+      </w:pPr>
+      <w:r>
+        <w:t xml:space="preserve">  </w:t>
+      </w:r>
+      <w:proofErr w:type="spellStart"/>
+      <w:r>
+        <w:t>cleanupSVG</w:t>
+      </w:r>
+      <w:proofErr w:type="spellEnd"/>
+      <w:r>
+        <w:t>,</w:t>
+      </w:r>
+    </w:p>
+    <w:p>
+      <w:pPr>
+        <w:pStyle w:val="consolas"/>
+      </w:pPr>
+      <w:r>
+        <w:t xml:space="preserve">  </w:t>
+      </w:r>
+      <w:proofErr w:type="spellStart"/>
+      <w:r>
+        <w:t>importDirectory</w:t>
+      </w:r>
+      <w:proofErr w:type="spellEnd"/>
+      <w:r>
+        <w:t>,</w:t>
+      </w:r>
+    </w:p>
+    <w:p>
+      <w:pPr>
+        <w:pStyle w:val="consolas"/>
+      </w:pPr>
+      <w:r>
+        <w:t xml:space="preserve">  </w:t>
+      </w:r>
+      <w:proofErr w:type="spellStart"/>
+      <w:r>
+        <w:t>isEmptyColor</w:t>
+      </w:r>
+      <w:proofErr w:type="spellEnd"/>
+      <w:r>
+        <w:t>,</w:t>
+      </w:r>
+    </w:p>
+    <w:p>
+      <w:pPr>
+        <w:pStyle w:val="consolas"/>
+      </w:pPr>
+      <w:r>
+        <w:t xml:space="preserve">  </w:t>
+      </w:r>
+      <w:proofErr w:type="spellStart"/>
+      <w:r>
+        <w:t>parseColors</w:t>
+      </w:r>
+      <w:proofErr w:type="spellEnd"/>
+      <w:r>
+        <w:t>,</w:t>
+      </w:r>
+    </w:p>
+    <w:p>
+      <w:pPr>
+        <w:pStyle w:val="consolas"/>
+      </w:pPr>
+      <w:r>
+        <w:t xml:space="preserve">  </w:t>
+      </w:r>
+      <w:proofErr w:type="spellStart"/>
+      <w:r>
+        <w:t>runSVGO</w:t>
+      </w:r>
+      <w:proofErr w:type="spellEnd"/>
+      <w:r>
+        <w:t>,</w:t>
+      </w:r>
+    </w:p>
+    <w:p>
+      <w:pPr>
+        <w:pStyle w:val="consolas"/>
+      </w:pPr>
+      <w:r>
+        <w:t>} from "@iconify/tools";</w:t>
+      </w:r>
+    </w:p>
+    <w:p>
+      <w:pPr>
+        <w:pStyle w:val="consolas"/>
+      </w:pPr>
+      <w:r>
+        <w:t xml:space="preserve">import type </w:t>
+      </w:r>
+      <w:proofErr w:type="gramStart"/>
+      <w:r>
+        <w:t xml:space="preserve">{ </w:t>
+      </w:r>
+      <w:proofErr w:type="spellStart"/>
+      <w:r>
+        <w:t>IconifyJSON</w:t>
+      </w:r>
+      <w:proofErr w:type="spellEnd"/>
+      <w:proofErr w:type="gramEnd"/>
+      <w:r>
+        <w:t xml:space="preserve"> } from "@iconify/types";</w:t>
+      </w:r>
+    </w:p>
+    <w:p>
+      <w:pPr>
+        <w:pStyle w:val="consolas"/>
+      </w:pPr>
+      <w:r>
+        <w:lastRenderedPageBreak/>
+        <w:t xml:space="preserve">import </w:t>
+      </w:r>
+      <w:proofErr w:type="gramStart"/>
+      <w:r>
+        <w:t xml:space="preserve">{ </w:t>
+      </w:r>
+      <w:proofErr w:type="spellStart"/>
+      <w:r>
+        <w:t>getIcons</w:t>
+      </w:r>
+      <w:proofErr w:type="spellEnd"/>
+      <w:proofErr w:type="gramEnd"/>
+      <w:r>
+        <w:t xml:space="preserve">, </w:t>
+      </w:r>
+      <w:proofErr w:type="spellStart"/>
+      <w:r>
+        <w:t>getIconsCSS</w:t>
+      </w:r>
+      <w:proofErr w:type="spellEnd"/>
+      <w:r>
+        <w:t xml:space="preserve">, </w:t>
+      </w:r>
+      <w:proofErr w:type="spellStart"/>
+      <w:r>
+        <w:t>stringToIcon</w:t>
+      </w:r>
+      <w:proofErr w:type="spellEnd"/>
+      <w:r>
+        <w:t xml:space="preserve"> } from "@iconify/utils";</w:t>
+      </w:r>
+    </w:p>
+    <w:p>
+      <w:pPr>
+        <w:pStyle w:val="consolas"/>
+      </w:pPr>
+    </w:p>
+    <w:p>
+      <w:pPr>
+        <w:pStyle w:val="consolas"/>
+      </w:pPr>
+      <w:r>
+        <w:t xml:space="preserve">interface </w:t>
+      </w:r>
+      <w:proofErr w:type="spellStart"/>
+      <w:r>
+        <w:t>BundleScriptCustomSVGConfig</w:t>
+      </w:r>
+      <w:proofErr w:type="spellEnd"/>
+      <w:r>
+        <w:t xml:space="preserve"> {</w:t>
+      </w:r>
+    </w:p>
+    <w:p>
+      <w:pPr>
+        <w:pStyle w:val="consolas"/>
+      </w:pPr>
+      <w:r>
+        <w:t xml:space="preserve">  // Path to SVG files</w:t>
+      </w:r>
+    </w:p>
+    <w:p>
+      <w:pPr>
+        <w:pStyle w:val="consolas"/>
+      </w:pPr>
+      <w:r>
+        <w:t xml:space="preserve">  </w:t>
+      </w:r>
+      <w:proofErr w:type="spellStart"/>
+      <w:r>
+        <w:t>dir</w:t>
+      </w:r>
+      <w:proofErr w:type="spellEnd"/>
+      <w:r>
+        <w:t>: string;</w:t>
+      </w:r>
+    </w:p>
+    <w:p>
+      <w:pPr>
+        <w:pStyle w:val="consolas"/>
+      </w:pPr>
+    </w:p>
+    <w:p>
+      <w:pPr>
+        <w:pStyle w:val="consolas"/>
+      </w:pPr>
+      <w:r>
+        <w:t xml:space="preserve">  // True if icons should be treated as monotone: colors replaced with </w:t>
+      </w:r>
+      <w:proofErr w:type="spellStart"/>
+      <w:r>
+        <w:t>currentColor</w:t>
+      </w:r>
+      <w:proofErr w:type="spellEnd"/>
+    </w:p>
+    <w:p>
+      <w:pPr>
+        <w:pStyle w:val="consolas"/>
+      </w:pPr>
+      <w:r>
+        <w:t xml:space="preserve">  monotone: </w:t>
+      </w:r>
+      <w:proofErr w:type="spellStart"/>
+      <w:r>
+        <w:t>boolean</w:t>
+      </w:r>
+      <w:proofErr w:type="spellEnd"/>
+      <w:r>
+        <w:t>;</w:t>
+      </w:r>
+    </w:p>
+    <w:p>
+      <w:pPr>
+        <w:pStyle w:val="consolas"/>
+      </w:pPr>
+    </w:p>
+    <w:p>
+      <w:pPr>
+        <w:pStyle w:val="consolas"/>
+      </w:pPr>
+      <w:r>
+        <w:t xml:space="preserve">  // Icon set prefix</w:t>
+      </w:r>
+    </w:p>
+    <w:p>
+      <w:pPr>
+        <w:pStyle w:val="consolas"/>
+      </w:pPr>
+      <w:r>
+        <w:t xml:space="preserve">  prefix: string;</w:t>
+      </w:r>
+    </w:p>
+    <w:p>
+      <w:pPr>
+        <w:pStyle w:val="consolas"/>
+      </w:pPr>
+      <w:r>
+        <w:t>}</w:t>
+      </w:r>
+    </w:p>
+    <w:p>
+      <w:pPr>
+        <w:pStyle w:val="consolas"/>
+      </w:pPr>
+    </w:p>
+    <w:p>
+      <w:pPr>
+        <w:pStyle w:val="consolas"/>
+      </w:pPr>
+      <w:r>
+        <w:t xml:space="preserve">interface </w:t>
+      </w:r>
+      <w:proofErr w:type="spellStart"/>
+      <w:r>
+        <w:t>BundleScriptCustomJSONConfig</w:t>
+      </w:r>
+      <w:proofErr w:type="spellEnd"/>
+      <w:r>
+        <w:t xml:space="preserve"> {</w:t>
+      </w:r>
+    </w:p>
+    <w:p>
+      <w:pPr>
+        <w:pStyle w:val="consolas"/>
+      </w:pPr>
+      <w:r>
+        <w:t xml:space="preserve">  // Path to JSON file</w:t>
+      </w:r>
+    </w:p>
+    <w:p>
+      <w:pPr>
+        <w:pStyle w:val="consolas"/>
+      </w:pPr>
+      <w:r>
+        <w:t xml:space="preserve">  filename: string;</w:t>
+      </w:r>
+    </w:p>
+    <w:p>
+      <w:pPr>
+        <w:pStyle w:val="consolas"/>
+      </w:pPr>
+    </w:p>
+    <w:p>
+      <w:pPr>
+        <w:pStyle w:val="consolas"/>
+      </w:pPr>
+      <w:r>
+        <w:t xml:space="preserve">  // List of icons to import. If missing, all icons will be imported</w:t>
+      </w:r>
+    </w:p>
+    <w:p>
+      <w:pPr>
+        <w:pStyle w:val="consolas"/>
+      </w:pPr>
+      <w:r>
+        <w:t xml:space="preserve">  </w:t>
+      </w:r>
+      <w:proofErr w:type="gramStart"/>
+      <w:r>
+        <w:t>icons?:</w:t>
+      </w:r>
+      <w:proofErr w:type="gramEnd"/>
+      <w:r>
+        <w:t xml:space="preserve"> string[];</w:t>
+      </w:r>
+    </w:p>
+    <w:p>
+      <w:pPr>
+        <w:pStyle w:val="consolas"/>
+      </w:pPr>
+      <w:r>
+        <w:t>}</w:t>
+      </w:r>
+    </w:p>
+    <w:p>
+      <w:pPr>
+        <w:pStyle w:val="consolas"/>
+      </w:pPr>
+    </w:p>
+    <w:p>
+      <w:pPr>
+        <w:pStyle w:val="consolas"/>
+      </w:pPr>
+      <w:r>
+        <w:t xml:space="preserve">interface </w:t>
+      </w:r>
+      <w:proofErr w:type="spellStart"/>
+      <w:r>
+        <w:t>BundleScriptConfig</w:t>
+      </w:r>
+      <w:proofErr w:type="spellEnd"/>
+      <w:r>
+        <w:t xml:space="preserve"> {</w:t>
+      </w:r>
+    </w:p>
+    <w:p>
+      <w:pPr>
+        <w:pStyle w:val="consolas"/>
+      </w:pPr>
+      <w:r>
+        <w:t xml:space="preserve">  // Custom SVG to import and bundle</w:t>
+      </w:r>
+    </w:p>
+    <w:p>
+      <w:pPr>
+        <w:pStyle w:val="consolas"/>
+      </w:pPr>
+      <w:r>
+        <w:t xml:space="preserve">  </w:t>
+      </w:r>
+      <w:proofErr w:type="spellStart"/>
+      <w:proofErr w:type="gramStart"/>
+      <w:r>
+        <w:t>svg</w:t>
+      </w:r>
+      <w:proofErr w:type="spellEnd"/>
+      <w:r>
+        <w:t>?:</w:t>
+      </w:r>
+      <w:proofErr w:type="gramEnd"/>
+      <w:r>
+        <w:t xml:space="preserve"> </w:t>
+      </w:r>
+      <w:proofErr w:type="spellStart"/>
+      <w:r>
+        <w:t>BundleScriptCustomSVGConfig</w:t>
+      </w:r>
+      <w:proofErr w:type="spellEnd"/>
+      <w:r>
+        <w:t>[];</w:t>
+      </w:r>
+    </w:p>
+    <w:p>
+      <w:pPr>
+        <w:pStyle w:val="consolas"/>
+      </w:pPr>
+    </w:p>
+    <w:p>
+      <w:pPr>
+        <w:pStyle w:val="consolas"/>
+      </w:pPr>
+      <w:r>
+        <w:lastRenderedPageBreak/>
+        <w:t xml:space="preserve">  // Icons to bundled from @iconify/json packages</w:t>
+      </w:r>
+    </w:p>
+    <w:p>
+      <w:pPr>
+        <w:pStyle w:val="consolas"/>
+      </w:pPr>
+      <w:r>
+        <w:t xml:space="preserve">  </w:t>
+      </w:r>
+      <w:proofErr w:type="gramStart"/>
+      <w:r>
+        <w:t>icons?:</w:t>
+      </w:r>
+      <w:proofErr w:type="gramEnd"/>
+      <w:r>
+        <w:t xml:space="preserve"> string[];</w:t>
+      </w:r>
+    </w:p>
+    <w:p>
+      <w:pPr>
+        <w:pStyle w:val="consolas"/>
+      </w:pPr>
+    </w:p>
+    <w:p>
+      <w:pPr>
+        <w:pStyle w:val="consolas"/>
+      </w:pPr>
+      <w:r>
+        <w:t xml:space="preserve">  // List of JSON files to bundled</w:t>
+      </w:r>
+    </w:p>
+    <w:p>
+      <w:pPr>
+        <w:pStyle w:val="consolas"/>
+      </w:pPr>
+      <w:r>
+        <w:t xml:space="preserve">  // Entry can be a string, pointing to filename or a </w:t>
+      </w:r>
+      <w:proofErr w:type="spellStart"/>
+      <w:r>
+        <w:t>BundleScriptCustomJSONConfig</w:t>
+      </w:r>
+      <w:proofErr w:type="spellEnd"/>
+      <w:r>
+        <w:t xml:space="preserve"> object (see type above)</w:t>
+      </w:r>
+    </w:p>
+    <w:p>
+      <w:pPr>
+        <w:pStyle w:val="consolas"/>
+      </w:pPr>
+      <w:r>
+        <w:t xml:space="preserve">  // If entry is a string or object without 'icons' property, an entire JSON file will be bundled</w:t>
+      </w:r>
+    </w:p>
+    <w:p>
+      <w:pPr>
+        <w:pStyle w:val="consolas"/>
+      </w:pPr>
+      <w:r>
+        <w:t xml:space="preserve">  </w:t>
+      </w:r>
+      <w:proofErr w:type="spellStart"/>
+      <w:proofErr w:type="gramStart"/>
+      <w:r>
+        <w:t>json</w:t>
+      </w:r>
+      <w:proofErr w:type="spellEnd"/>
+      <w:r>
+        <w:t>?:</w:t>
+      </w:r>
+      <w:proofErr w:type="gramEnd"/>
+      <w:r>
+        <w:t xml:space="preserve"> (string | </w:t>
+      </w:r>
+      <w:proofErr w:type="spellStart"/>
+      <w:r>
+        <w:t>BundleScriptCustomJSONConfig</w:t>
+      </w:r>
+      <w:proofErr w:type="spellEnd"/>
+      <w:r>
+        <w:t>)[];</w:t>
+      </w:r>
+    </w:p>
+    <w:p>
+      <w:pPr>
+        <w:pStyle w:val="consolas"/>
+      </w:pPr>
+      <w:r>
+        <w:t>}</w:t>
+      </w:r>
+    </w:p>
+    <w:p>
+      <w:pPr>
+        <w:pStyle w:val="consolas"/>
+      </w:pPr>
+    </w:p>
+    <w:p>
+      <w:pPr>
+        <w:pStyle w:val="consolas"/>
+      </w:pPr>
+      <w:r>
+        <w:t xml:space="preserve">const sources: </w:t>
+      </w:r>
+      <w:proofErr w:type="spellStart"/>
+      <w:r>
+        <w:t>BundleScriptConfig</w:t>
       </w:r>
       <w:proofErr w:type="spellEnd"/>
       <w:r>
@@ -10254,620 +11197,31 @@
         <w:pStyle w:val="consolas"/>
       </w:pPr>
       <w:r>
-        <w:t xml:space="preserve">   …</w:t>
-      </w:r>
-    </w:p>
-    <w:p>
-      <w:pPr>
-        <w:pStyle w:val="consolas"/>
-      </w:pPr>
-      <w:r>
-        <w:t xml:space="preserve">   </w:t>
-      </w:r>
-      <w:proofErr w:type="spellStart"/>
-      <w:r>
-        <w:t>sassOptions</w:t>
-      </w:r>
-      <w:proofErr w:type="spellEnd"/>
-      <w:r>
-        <w:t>: {</w:t>
-      </w:r>
-    </w:p>
-    <w:p>
-      <w:pPr>
-        <w:pStyle w:val="consolas"/>
-      </w:pPr>
-      <w:r>
-        <w:t xml:space="preserve">        implementation: 'sass-embedded',</w:t>
-      </w:r>
-    </w:p>
-    <w:p>
-      <w:pPr>
-        <w:pStyle w:val="consolas"/>
-      </w:pPr>
-      <w:r>
-        <w:t xml:space="preserve">    }</w:t>
-      </w:r>
-    </w:p>
-    <w:p>
-      <w:pPr>
-        <w:pStyle w:val="consolas"/>
-      </w:pPr>
-      <w:r>
-        <w:t>}</w:t>
-      </w:r>
-    </w:p>
-    <w:p>
-      <w:pPr>
-        <w:pStyle w:val="Content"/>
-      </w:pPr>
-      <w:proofErr w:type="spellStart"/>
-      <w:r>
-        <w:t>Trình</w:t>
-      </w:r>
-      <w:proofErr w:type="spellEnd"/>
-      <w:r>
-        <w:t xml:space="preserve"> </w:t>
-      </w:r>
-      <w:proofErr w:type="spellStart"/>
-      <w:r>
-        <w:t>biên</w:t>
-      </w:r>
-      <w:proofErr w:type="spellEnd"/>
-      <w:r>
-        <w:t xml:space="preserve"> </w:t>
-      </w:r>
-      <w:proofErr w:type="spellStart"/>
-      <w:r>
-        <w:t>dịch</w:t>
-      </w:r>
-      <w:proofErr w:type="spellEnd"/>
-      <w:r>
-        <w:t xml:space="preserve"> sass-embedded </w:t>
-      </w:r>
-      <w:proofErr w:type="spellStart"/>
-      <w:r>
-        <w:t>nhanh</w:t>
-      </w:r>
-      <w:proofErr w:type="spellEnd"/>
-      <w:r>
-        <w:t xml:space="preserve"> </w:t>
-      </w:r>
-      <w:proofErr w:type="spellStart"/>
-      <w:r>
-        <w:t>và</w:t>
-      </w:r>
-      <w:proofErr w:type="spellEnd"/>
-      <w:r>
-        <w:t xml:space="preserve"> </w:t>
-      </w:r>
-      <w:proofErr w:type="spellStart"/>
-      <w:r>
-        <w:t>tối</w:t>
-      </w:r>
-      <w:proofErr w:type="spellEnd"/>
-      <w:r>
-        <w:t xml:space="preserve"> </w:t>
-      </w:r>
-      <w:proofErr w:type="spellStart"/>
-      <w:r>
-        <w:t>ưu</w:t>
-      </w:r>
-      <w:proofErr w:type="spellEnd"/>
-      <w:r>
-        <w:t xml:space="preserve"> </w:t>
-      </w:r>
-      <w:proofErr w:type="spellStart"/>
-      <w:r>
-        <w:t>hơn</w:t>
-      </w:r>
-      <w:proofErr w:type="spellEnd"/>
-    </w:p>
-    <w:p>
-      <w:pPr>
-        <w:pStyle w:val="Heading2"/>
-      </w:pPr>
-      <w:r>
-        <w:t>Iconify</w:t>
-      </w:r>
-    </w:p>
-    <w:p>
-      <w:pPr>
-        <w:pStyle w:val="consolas"/>
-      </w:pPr>
-      <w:r>
-        <w:t xml:space="preserve">bun add -g </w:t>
-      </w:r>
-      <w:proofErr w:type="spellStart"/>
-      <w:r>
-        <w:t>tsx</w:t>
-      </w:r>
-      <w:proofErr w:type="spellEnd"/>
-    </w:p>
-    <w:p>
-      <w:pPr>
-        <w:pStyle w:val="consolas"/>
-      </w:pPr>
-      <w:r>
-        <w:t>bun add @iconify/react</w:t>
-      </w:r>
-    </w:p>
-    <w:p>
-      <w:pPr>
-        <w:pStyle w:val="consolas"/>
-      </w:pPr>
-      <w:r>
-        <w:t>bun add @iconify/json</w:t>
-      </w:r>
-    </w:p>
-    <w:p>
-      <w:pPr>
-        <w:pStyle w:val="consolas"/>
-      </w:pPr>
-      <w:r>
-        <w:t xml:space="preserve">bun add </w:t>
-      </w:r>
-      <w:r>
-        <w:t>@iconify-json/mdi</w:t>
-      </w:r>
-    </w:p>
-    <w:p>
-      <w:pPr>
-        <w:pStyle w:val="consolas"/>
-      </w:pPr>
-      <w:r>
-        <w:t xml:space="preserve">bun add </w:t>
-      </w:r>
-      <w:r>
-        <w:t>@iconify-json/ri</w:t>
-      </w:r>
-    </w:p>
-    <w:p>
-      <w:pPr>
-        <w:pStyle w:val="consolas"/>
-      </w:pPr>
-      <w:r>
-        <w:t xml:space="preserve">bun add </w:t>
-      </w:r>
-      <w:r>
-        <w:t>@iconify/iconify</w:t>
-      </w:r>
-    </w:p>
-    <w:p>
-      <w:pPr>
-        <w:pStyle w:val="consolas"/>
-      </w:pPr>
-      <w:r>
-        <w:t xml:space="preserve">bun add </w:t>
-      </w:r>
-      <w:r>
-        <w:t>@iconify/tools</w:t>
-      </w:r>
-    </w:p>
-    <w:p>
-      <w:pPr>
-        <w:pStyle w:val="consolas"/>
-      </w:pPr>
-      <w:r>
-        <w:t xml:space="preserve">bun add </w:t>
-      </w:r>
-      <w:r>
-        <w:t>@iconify/utils</w:t>
-      </w:r>
-    </w:p>
-    <w:p>
-      <w:pPr>
-        <w:pStyle w:val="Content"/>
-      </w:pPr>
-      <w:r>
-        <w:t>create folder "plugins" in root</w:t>
-      </w:r>
-    </w:p>
-    <w:p>
-      <w:pPr>
-        <w:pStyle w:val="Content"/>
-      </w:pPr>
-      <w:r>
-        <w:t>create file "</w:t>
-      </w:r>
-      <w:proofErr w:type="spellStart"/>
-      <w:r>
-        <w:t>buid-icons.ts</w:t>
-      </w:r>
-      <w:proofErr w:type="spellEnd"/>
-      <w:r>
-        <w:t>" in "plugins"</w:t>
-      </w:r>
-    </w:p>
-    <w:p>
-      <w:pPr>
-        <w:pStyle w:val="consolas"/>
-      </w:pPr>
-      <w:r>
-        <w:t>/**</w:t>
-      </w:r>
-    </w:p>
-    <w:p>
-      <w:pPr>
-        <w:pStyle w:val="consolas"/>
-      </w:pPr>
-      <w:r>
-        <w:t xml:space="preserve"> * This is an advanced example for creating icon bundles for Iconify SVG Framework.</w:t>
-      </w:r>
-    </w:p>
-    <w:p>
-      <w:pPr>
-        <w:pStyle w:val="consolas"/>
-      </w:pPr>
-      <w:r>
-        <w:t xml:space="preserve"> *</w:t>
-      </w:r>
-    </w:p>
-    <w:p>
-      <w:pPr>
-        <w:pStyle w:val="consolas"/>
-      </w:pPr>
-      <w:r>
-        <w:t xml:space="preserve"> * It creates a bundle from:</w:t>
-      </w:r>
-    </w:p>
-    <w:p>
-      <w:pPr>
-        <w:pStyle w:val="consolas"/>
-      </w:pPr>
-      <w:r>
-        <w:t xml:space="preserve"> * - All SVG files in a directory.</w:t>
-      </w:r>
-    </w:p>
-    <w:p>
-      <w:pPr>
-        <w:pStyle w:val="consolas"/>
-      </w:pPr>
-      <w:r>
-        <w:lastRenderedPageBreak/>
-        <w:t xml:space="preserve"> * - Custom JSON files.</w:t>
-      </w:r>
-    </w:p>
-    <w:p>
-      <w:pPr>
-        <w:pStyle w:val="consolas"/>
-      </w:pPr>
-      <w:r>
-        <w:t xml:space="preserve"> * - Iconify icon sets.</w:t>
-      </w:r>
-    </w:p>
-    <w:p>
-      <w:pPr>
-        <w:pStyle w:val="consolas"/>
-      </w:pPr>
-      <w:r>
-        <w:t xml:space="preserve"> * - SVG framework.</w:t>
-      </w:r>
-    </w:p>
-    <w:p>
-      <w:pPr>
-        <w:pStyle w:val="consolas"/>
-      </w:pPr>
-      <w:r>
-        <w:t xml:space="preserve"> *</w:t>
-      </w:r>
-    </w:p>
-    <w:p>
-      <w:pPr>
-        <w:pStyle w:val="consolas"/>
-      </w:pPr>
-      <w:r>
-        <w:t xml:space="preserve"> * This example uses Iconify Tools to import and clean up icons.</w:t>
-      </w:r>
-    </w:p>
-    <w:p>
-      <w:pPr>
-        <w:pStyle w:val="consolas"/>
-      </w:pPr>
-      <w:r>
-        <w:t xml:space="preserve"> * For Iconify Tools documentation visit https://docs.iconify.design/tools/tools2/</w:t>
-      </w:r>
-    </w:p>
-    <w:p>
-      <w:pPr>
-        <w:pStyle w:val="consolas"/>
-      </w:pPr>
-      <w:r>
-        <w:t xml:space="preserve"> */</w:t>
-      </w:r>
-    </w:p>
-    <w:p>
-      <w:pPr>
-        <w:pStyle w:val="consolas"/>
-      </w:pPr>
-    </w:p>
-    <w:p>
-      <w:pPr>
-        <w:pStyle w:val="consolas"/>
-      </w:pPr>
-      <w:r>
-        <w:t xml:space="preserve">import </w:t>
-      </w:r>
-      <w:proofErr w:type="gramStart"/>
-      <w:r>
-        <w:t>{ promises</w:t>
-      </w:r>
-      <w:proofErr w:type="gramEnd"/>
-      <w:r>
-        <w:t xml:space="preserve"> as fs } from "</w:t>
-      </w:r>
-      <w:proofErr w:type="spellStart"/>
-      <w:r>
-        <w:t>node:fs</w:t>
-      </w:r>
-      <w:proofErr w:type="spellEnd"/>
-      <w:r>
-        <w:t>";</w:t>
-      </w:r>
-    </w:p>
-    <w:p>
-      <w:pPr>
-        <w:pStyle w:val="consolas"/>
-      </w:pPr>
-      <w:r>
-        <w:t xml:space="preserve">import </w:t>
-      </w:r>
-      <w:proofErr w:type="gramStart"/>
-      <w:r>
-        <w:t xml:space="preserve">{ </w:t>
-      </w:r>
-      <w:proofErr w:type="spellStart"/>
-      <w:r>
-        <w:t>dirname</w:t>
-      </w:r>
-      <w:proofErr w:type="spellEnd"/>
-      <w:proofErr w:type="gramEnd"/>
-      <w:r>
-        <w:t>, join } from "</w:t>
-      </w:r>
-      <w:proofErr w:type="spellStart"/>
-      <w:r>
-        <w:t>node:path</w:t>
-      </w:r>
-      <w:proofErr w:type="spellEnd"/>
-      <w:r>
-        <w:t>";</w:t>
-      </w:r>
-    </w:p>
-    <w:p>
-      <w:pPr>
-        <w:pStyle w:val="consolas"/>
-      </w:pPr>
-    </w:p>
-    <w:p>
-      <w:pPr>
-        <w:pStyle w:val="consolas"/>
-      </w:pPr>
-      <w:r>
-        <w:t>// Installation:</w:t>
-      </w:r>
-    </w:p>
-    <w:p>
-      <w:pPr>
-        <w:pStyle w:val="consolas"/>
-      </w:pPr>
-      <w:r>
-        <w:t>// --save-dev @iconify/tools</w:t>
-      </w:r>
-    </w:p>
-    <w:p>
-      <w:pPr>
-        <w:pStyle w:val="consolas"/>
-      </w:pPr>
-      <w:r>
-        <w:t>// --save-dev @iconify/utils</w:t>
-      </w:r>
-    </w:p>
-    <w:p>
-      <w:pPr>
-        <w:pStyle w:val="consolas"/>
-      </w:pPr>
-      <w:r>
-        <w:t>// --save-dev @iconify/json</w:t>
-      </w:r>
-    </w:p>
-    <w:p>
-      <w:pPr>
-        <w:pStyle w:val="consolas"/>
-      </w:pPr>
-      <w:r>
-        <w:t>// --save-dev @iconify/iconify</w:t>
-      </w:r>
-    </w:p>
-    <w:p>
-      <w:pPr>
-        <w:pStyle w:val="consolas"/>
-      </w:pPr>
-      <w:r>
-        <w:t>import {</w:t>
-      </w:r>
-    </w:p>
-    <w:p>
-      <w:pPr>
-        <w:pStyle w:val="consolas"/>
-      </w:pPr>
-      <w:r>
         <w:t xml:space="preserve">  </w:t>
       </w:r>
       <w:proofErr w:type="spellStart"/>
       <w:r>
-        <w:t>cleanupSVG</w:t>
-      </w:r>
-      <w:proofErr w:type="spellEnd"/>
-      <w:r>
-        <w:t>,</w:t>
-      </w:r>
-    </w:p>
-    <w:p>
-      <w:pPr>
-        <w:pStyle w:val="consolas"/>
-      </w:pPr>
-      <w:r>
-        <w:t xml:space="preserve">  </w:t>
-      </w:r>
-      <w:proofErr w:type="spellStart"/>
-      <w:r>
-        <w:t>importDirectory</w:t>
-      </w:r>
-      <w:proofErr w:type="spellEnd"/>
-      <w:r>
-        <w:t>,</w:t>
-      </w:r>
-    </w:p>
-    <w:p>
-      <w:pPr>
-        <w:pStyle w:val="consolas"/>
-      </w:pPr>
-      <w:r>
-        <w:t xml:space="preserve">  </w:t>
-      </w:r>
-      <w:proofErr w:type="spellStart"/>
-      <w:r>
-        <w:t>isEmptyColor</w:t>
-      </w:r>
-      <w:proofErr w:type="spellEnd"/>
-      <w:r>
-        <w:t>,</w:t>
-      </w:r>
-    </w:p>
-    <w:p>
-      <w:pPr>
-        <w:pStyle w:val="consolas"/>
-      </w:pPr>
-      <w:r>
-        <w:t xml:space="preserve">  </w:t>
-      </w:r>
-      <w:proofErr w:type="spellStart"/>
-      <w:r>
-        <w:t>parseColors</w:t>
-      </w:r>
-      <w:proofErr w:type="spellEnd"/>
-      <w:r>
-        <w:t>,</w:t>
-      </w:r>
-    </w:p>
-    <w:p>
-      <w:pPr>
-        <w:pStyle w:val="consolas"/>
-      </w:pPr>
-      <w:r>
-        <w:t xml:space="preserve">  </w:t>
-      </w:r>
-      <w:proofErr w:type="spellStart"/>
-      <w:r>
-        <w:t>runSVGO</w:t>
-      </w:r>
-      <w:proofErr w:type="spellEnd"/>
-      <w:r>
-        <w:t>,</w:t>
-      </w:r>
-    </w:p>
-    <w:p>
-      <w:pPr>
-        <w:pStyle w:val="consolas"/>
-      </w:pPr>
-      <w:r>
-        <w:t>} from "@iconify/tools";</w:t>
-      </w:r>
-    </w:p>
-    <w:p>
-      <w:pPr>
-        <w:pStyle w:val="consolas"/>
-      </w:pPr>
-      <w:r>
-        <w:t xml:space="preserve">import type </w:t>
-      </w:r>
-      <w:proofErr w:type="gramStart"/>
-      <w:r>
-        <w:t xml:space="preserve">{ </w:t>
-      </w:r>
-      <w:proofErr w:type="spellStart"/>
-      <w:r>
-        <w:t>IconifyJSON</w:t>
-      </w:r>
-      <w:proofErr w:type="spellEnd"/>
-      <w:proofErr w:type="gramEnd"/>
-      <w:r>
-        <w:t xml:space="preserve"> } from "@iconify/types";</w:t>
-      </w:r>
-    </w:p>
-    <w:p>
-      <w:pPr>
-        <w:pStyle w:val="consolas"/>
-      </w:pPr>
-      <w:r>
-        <w:t xml:space="preserve">import </w:t>
-      </w:r>
-      <w:proofErr w:type="gramStart"/>
-      <w:r>
-        <w:t xml:space="preserve">{ </w:t>
-      </w:r>
-      <w:proofErr w:type="spellStart"/>
-      <w:r>
-        <w:t>getIcons</w:t>
-      </w:r>
-      <w:proofErr w:type="spellEnd"/>
-      <w:proofErr w:type="gramEnd"/>
-      <w:r>
-        <w:t xml:space="preserve">, </w:t>
-      </w:r>
-      <w:proofErr w:type="spellStart"/>
-      <w:r>
-        <w:t>getIconsCSS</w:t>
-      </w:r>
-      <w:proofErr w:type="spellEnd"/>
-      <w:r>
-        <w:t xml:space="preserve">, </w:t>
-      </w:r>
-      <w:proofErr w:type="spellStart"/>
-      <w:r>
-        <w:t>stringToIcon</w:t>
-      </w:r>
-      <w:proofErr w:type="spellEnd"/>
-      <w:r>
-        <w:t xml:space="preserve"> } from "@iconify/utils";</w:t>
-      </w:r>
-    </w:p>
-    <w:p>
-      <w:pPr>
-        <w:pStyle w:val="consolas"/>
-      </w:pPr>
-    </w:p>
-    <w:p>
-      <w:pPr>
-        <w:pStyle w:val="consolas"/>
-      </w:pPr>
-      <w:r>
-        <w:t xml:space="preserve">interface </w:t>
-      </w:r>
-      <w:proofErr w:type="spellStart"/>
-      <w:r>
-        <w:t>BundleScriptCustomSVGConfig</w:t>
-      </w:r>
-      <w:proofErr w:type="spellEnd"/>
-      <w:r>
-        <w:t xml:space="preserve"> {</w:t>
-      </w:r>
-    </w:p>
-    <w:p>
-      <w:pPr>
-        <w:pStyle w:val="consolas"/>
-      </w:pPr>
-      <w:r>
-        <w:t xml:space="preserve">  // Path to SVG files</w:t>
-      </w:r>
-    </w:p>
-    <w:p>
-      <w:pPr>
-        <w:pStyle w:val="consolas"/>
-      </w:pPr>
-      <w:r>
-        <w:t xml:space="preserve">  </w:t>
+        <w:t>svg</w:t>
+      </w:r>
+      <w:proofErr w:type="spellEnd"/>
+      <w:r>
+        <w:t>: [</w:t>
+      </w:r>
+    </w:p>
+    <w:p>
+      <w:pPr>
+        <w:pStyle w:val="consolas"/>
+      </w:pPr>
+      <w:r>
+        <w:t xml:space="preserve">    // {</w:t>
+      </w:r>
+    </w:p>
+    <w:p>
+      <w:pPr>
+        <w:pStyle w:val="consolas"/>
+      </w:pPr>
+      <w:r>
+        <w:t xml:space="preserve">    //   </w:t>
       </w:r>
       <w:proofErr w:type="spellStart"/>
       <w:r>
@@ -10875,343 +11229,47 @@
       </w:r>
       <w:proofErr w:type="spellEnd"/>
       <w:r>
-        <w:t>: string;</w:t>
-      </w:r>
-    </w:p>
-    <w:p>
-      <w:pPr>
-        <w:pStyle w:val="consolas"/>
-      </w:pPr>
-    </w:p>
-    <w:p>
-      <w:pPr>
-        <w:pStyle w:val="consolas"/>
-      </w:pPr>
-      <w:r>
-        <w:t xml:space="preserve">  // True if icons should be treated as monotone: colors replaced with </w:t>
-      </w:r>
-      <w:proofErr w:type="spellStart"/>
-      <w:r>
-        <w:t>currentColor</w:t>
-      </w:r>
-      <w:proofErr w:type="spellEnd"/>
-    </w:p>
-    <w:p>
-      <w:pPr>
-        <w:pStyle w:val="consolas"/>
-      </w:pPr>
-      <w:r>
-        <w:t xml:space="preserve">  monotone: </w:t>
-      </w:r>
-      <w:proofErr w:type="spellStart"/>
-      <w:r>
-        <w:t>boolean</w:t>
-      </w:r>
-      <w:proofErr w:type="spellEnd"/>
-      <w:r>
-        <w:t>;</w:t>
-      </w:r>
-    </w:p>
-    <w:p>
-      <w:pPr>
-        <w:pStyle w:val="consolas"/>
-      </w:pPr>
-    </w:p>
-    <w:p>
-      <w:pPr>
-        <w:pStyle w:val="consolas"/>
-      </w:pPr>
-      <w:r>
-        <w:t xml:space="preserve">  // Icon set prefix</w:t>
-      </w:r>
-    </w:p>
-    <w:p>
-      <w:pPr>
-        <w:pStyle w:val="consolas"/>
-      </w:pPr>
-      <w:r>
-        <w:t xml:space="preserve">  prefix: string;</w:t>
-      </w:r>
-    </w:p>
-    <w:p>
-      <w:pPr>
-        <w:pStyle w:val="consolas"/>
-      </w:pPr>
-      <w:r>
-        <w:t>}</w:t>
-      </w:r>
-    </w:p>
-    <w:p>
-      <w:pPr>
-        <w:pStyle w:val="consolas"/>
-      </w:pPr>
-    </w:p>
-    <w:p>
-      <w:pPr>
-        <w:pStyle w:val="consolas"/>
-      </w:pPr>
-      <w:r>
-        <w:t xml:space="preserve">interface </w:t>
-      </w:r>
-      <w:proofErr w:type="spellStart"/>
-      <w:r>
-        <w:t>BundleScriptCustomJSONConfig</w:t>
-      </w:r>
-      <w:proofErr w:type="spellEnd"/>
-      <w:r>
-        <w:t xml:space="preserve"> {</w:t>
-      </w:r>
-    </w:p>
-    <w:p>
-      <w:pPr>
-        <w:pStyle w:val="consolas"/>
-      </w:pPr>
-      <w:r>
-        <w:t xml:space="preserve">  // Path to JSON file</w:t>
-      </w:r>
-    </w:p>
-    <w:p>
-      <w:pPr>
-        <w:pStyle w:val="consolas"/>
-      </w:pPr>
-      <w:r>
-        <w:t xml:space="preserve">  filename: string;</w:t>
-      </w:r>
-    </w:p>
-    <w:p>
-      <w:pPr>
-        <w:pStyle w:val="consolas"/>
-      </w:pPr>
-    </w:p>
-    <w:p>
-      <w:pPr>
-        <w:pStyle w:val="consolas"/>
-      </w:pPr>
-      <w:r>
-        <w:t xml:space="preserve">  // List of icons to import. If missing, all icons will be imported</w:t>
-      </w:r>
-    </w:p>
-    <w:p>
-      <w:pPr>
-        <w:pStyle w:val="consolas"/>
-      </w:pPr>
-      <w:r>
-        <w:t xml:space="preserve">  </w:t>
-      </w:r>
-      <w:proofErr w:type="gramStart"/>
-      <w:r>
-        <w:t>icons?:</w:t>
-      </w:r>
-      <w:proofErr w:type="gramEnd"/>
-      <w:r>
-        <w:t xml:space="preserve"> string[];</w:t>
-      </w:r>
-    </w:p>
-    <w:p>
-      <w:pPr>
-        <w:pStyle w:val="consolas"/>
-      </w:pPr>
-      <w:r>
-        <w:t>}</w:t>
-      </w:r>
-    </w:p>
-    <w:p>
-      <w:pPr>
-        <w:pStyle w:val="consolas"/>
-      </w:pPr>
-    </w:p>
-    <w:p>
-      <w:pPr>
-        <w:pStyle w:val="consolas"/>
-      </w:pPr>
-      <w:r>
-        <w:t xml:space="preserve">interface </w:t>
-      </w:r>
-      <w:proofErr w:type="spellStart"/>
-      <w:r>
-        <w:t>BundleScriptConfig</w:t>
-      </w:r>
-      <w:proofErr w:type="spellEnd"/>
-      <w:r>
-        <w:t xml:space="preserve"> {</w:t>
-      </w:r>
-    </w:p>
-    <w:p>
-      <w:pPr>
-        <w:pStyle w:val="consolas"/>
-      </w:pPr>
-      <w:r>
-        <w:t xml:space="preserve">  // Custom SVG to import and bundle</w:t>
-      </w:r>
-    </w:p>
-    <w:p>
-      <w:pPr>
-        <w:pStyle w:val="consolas"/>
-      </w:pPr>
-      <w:r>
-        <w:t xml:space="preserve">  </w:t>
-      </w:r>
-      <w:proofErr w:type="spellStart"/>
-      <w:proofErr w:type="gramStart"/>
+        <w:t>: '</w:t>
+      </w:r>
+      <w:proofErr w:type="spellStart"/>
+      <w:r>
+        <w:t>src</w:t>
+      </w:r>
+      <w:proofErr w:type="spellEnd"/>
+      <w:r>
+        <w:t>/assets/images/iconify-</w:t>
+      </w:r>
+      <w:proofErr w:type="spellStart"/>
       <w:r>
         <w:t>svg</w:t>
       </w:r>
       <w:proofErr w:type="spellEnd"/>
       <w:r>
-        <w:t>?:</w:t>
-      </w:r>
-      <w:proofErr w:type="gramEnd"/>
-      <w:r>
-        <w:t xml:space="preserve"> </w:t>
-      </w:r>
-      <w:proofErr w:type="spellStart"/>
-      <w:r>
-        <w:t>BundleScriptCustomSVGConfig</w:t>
-      </w:r>
-      <w:proofErr w:type="spellEnd"/>
-      <w:r>
-        <w:t>[];</w:t>
-      </w:r>
-    </w:p>
-    <w:p>
-      <w:pPr>
-        <w:pStyle w:val="consolas"/>
-      </w:pPr>
-    </w:p>
-    <w:p>
-      <w:pPr>
-        <w:pStyle w:val="consolas"/>
-      </w:pPr>
-      <w:r>
-        <w:t xml:space="preserve">  // Icons to bundled from @iconify/json packages</w:t>
-      </w:r>
-    </w:p>
-    <w:p>
-      <w:pPr>
-        <w:pStyle w:val="consolas"/>
-      </w:pPr>
-      <w:r>
-        <w:lastRenderedPageBreak/>
-        <w:t xml:space="preserve">  </w:t>
-      </w:r>
-      <w:proofErr w:type="gramStart"/>
-      <w:r>
-        <w:t>icons?:</w:t>
-      </w:r>
-      <w:proofErr w:type="gramEnd"/>
-      <w:r>
-        <w:t xml:space="preserve"> string[];</w:t>
-      </w:r>
-    </w:p>
-    <w:p>
-      <w:pPr>
-        <w:pStyle w:val="consolas"/>
-      </w:pPr>
-    </w:p>
-    <w:p>
-      <w:pPr>
-        <w:pStyle w:val="consolas"/>
-      </w:pPr>
-      <w:r>
-        <w:t xml:space="preserve">  // List of JSON files to bundled</w:t>
-      </w:r>
-    </w:p>
-    <w:p>
-      <w:pPr>
-        <w:pStyle w:val="consolas"/>
-      </w:pPr>
-      <w:r>
-        <w:t xml:space="preserve">  // Entry can be a string, pointing to filename or a </w:t>
-      </w:r>
-      <w:proofErr w:type="spellStart"/>
-      <w:r>
-        <w:t>BundleScriptCustomJSONConfig</w:t>
-      </w:r>
-      <w:proofErr w:type="spellEnd"/>
-      <w:r>
-        <w:t xml:space="preserve"> object (see type above)</w:t>
-      </w:r>
-    </w:p>
-    <w:p>
-      <w:pPr>
-        <w:pStyle w:val="consolas"/>
-      </w:pPr>
-      <w:r>
-        <w:t xml:space="preserve">  // If entry is a string or object without 'icons' property, an entire JSON file will be bundled</w:t>
-      </w:r>
-    </w:p>
-    <w:p>
-      <w:pPr>
-        <w:pStyle w:val="consolas"/>
-      </w:pPr>
-      <w:r>
-        <w:t xml:space="preserve">  </w:t>
-      </w:r>
-      <w:proofErr w:type="spellStart"/>
-      <w:proofErr w:type="gramStart"/>
-      <w:r>
-        <w:t>json</w:t>
-      </w:r>
-      <w:proofErr w:type="spellEnd"/>
-      <w:r>
-        <w:t>?:</w:t>
-      </w:r>
-      <w:proofErr w:type="gramEnd"/>
-      <w:r>
-        <w:t xml:space="preserve"> (string | </w:t>
-      </w:r>
-      <w:proofErr w:type="spellStart"/>
-      <w:r>
-        <w:t>BundleScriptCustomJSONConfig</w:t>
-      </w:r>
-      <w:proofErr w:type="spellEnd"/>
-      <w:r>
-        <w:t>)[];</w:t>
-      </w:r>
-    </w:p>
-    <w:p>
-      <w:pPr>
-        <w:pStyle w:val="consolas"/>
-      </w:pPr>
-      <w:r>
-        <w:t>}</w:t>
-      </w:r>
-    </w:p>
-    <w:p>
-      <w:pPr>
-        <w:pStyle w:val="consolas"/>
-      </w:pPr>
-    </w:p>
-    <w:p>
-      <w:pPr>
-        <w:pStyle w:val="consolas"/>
-      </w:pPr>
-      <w:r>
-        <w:t xml:space="preserve">const sources: </w:t>
-      </w:r>
-      <w:proofErr w:type="spellStart"/>
-      <w:r>
-        <w:t>BundleScriptConfig</w:t>
-      </w:r>
-      <w:proofErr w:type="spellEnd"/>
-      <w:r>
-        <w:t xml:space="preserve"> = {</w:t>
-      </w:r>
-    </w:p>
-    <w:p>
-      <w:pPr>
-        <w:pStyle w:val="consolas"/>
-      </w:pPr>
-      <w:r>
-        <w:t xml:space="preserve">  </w:t>
-      </w:r>
-      <w:proofErr w:type="spellStart"/>
-      <w:r>
-        <w:t>svg</w:t>
-      </w:r>
-      <w:proofErr w:type="spellEnd"/>
-      <w:r>
-        <w:t>: [</w:t>
+        <w:t>',</w:t>
+      </w:r>
+    </w:p>
+    <w:p>
+      <w:pPr>
+        <w:pStyle w:val="consolas"/>
+      </w:pPr>
+      <w:r>
+        <w:t xml:space="preserve">    //   monotone: true,</w:t>
+      </w:r>
+    </w:p>
+    <w:p>
+      <w:pPr>
+        <w:pStyle w:val="consolas"/>
+      </w:pPr>
+      <w:r>
+        <w:t xml:space="preserve">    //   prefix: 'custom',</w:t>
+      </w:r>
+    </w:p>
+    <w:p>
+      <w:pPr>
+        <w:pStyle w:val="consolas"/>
+      </w:pPr>
+      <w:r>
+        <w:t xml:space="preserve">    // },</w:t>
       </w:r>
     </w:p>
     <w:p>
@@ -11235,39 +11293,23 @@
       </w:r>
       <w:proofErr w:type="spellEnd"/>
       <w:r>
-        <w:t>: '</w:t>
-      </w:r>
-      <w:proofErr w:type="spellStart"/>
-      <w:r>
-        <w:t>src</w:t>
-      </w:r>
-      <w:proofErr w:type="spellEnd"/>
-      <w:r>
-        <w:t>/assets/images/iconify-</w:t>
-      </w:r>
-      <w:proofErr w:type="spellStart"/>
-      <w:r>
-        <w:t>svg</w:t>
-      </w:r>
-      <w:proofErr w:type="spellEnd"/>
-      <w:r>
-        <w:t>',</w:t>
-      </w:r>
-    </w:p>
-    <w:p>
-      <w:pPr>
-        <w:pStyle w:val="consolas"/>
-      </w:pPr>
-      <w:r>
-        <w:t xml:space="preserve">    //   monotone: true,</w:t>
-      </w:r>
-    </w:p>
-    <w:p>
-      <w:pPr>
-        <w:pStyle w:val="consolas"/>
-      </w:pPr>
-      <w:r>
-        <w:t xml:space="preserve">    //   prefix: 'custom',</w:t>
+        <w:t>: 'emojis',</w:t>
+      </w:r>
+    </w:p>
+    <w:p>
+      <w:pPr>
+        <w:pStyle w:val="consolas"/>
+      </w:pPr>
+      <w:r>
+        <w:t xml:space="preserve">    //   monotone: false,</w:t>
+      </w:r>
+    </w:p>
+    <w:p>
+      <w:pPr>
+        <w:pStyle w:val="consolas"/>
+      </w:pPr>
+      <w:r>
+        <w:t xml:space="preserve">    //   prefix: 'emoji',</w:t>
       </w:r>
     </w:p>
     <w:p>
@@ -11283,54 +11325,6 @@
         <w:pStyle w:val="consolas"/>
       </w:pPr>
       <w:r>
-        <w:t xml:space="preserve">    // {</w:t>
-      </w:r>
-    </w:p>
-    <w:p>
-      <w:pPr>
-        <w:pStyle w:val="consolas"/>
-      </w:pPr>
-      <w:r>
-        <w:t xml:space="preserve">    //   </w:t>
-      </w:r>
-      <w:proofErr w:type="spellStart"/>
-      <w:r>
-        <w:t>dir</w:t>
-      </w:r>
-      <w:proofErr w:type="spellEnd"/>
-      <w:r>
-        <w:t>: 'emojis',</w:t>
-      </w:r>
-    </w:p>
-    <w:p>
-      <w:pPr>
-        <w:pStyle w:val="consolas"/>
-      </w:pPr>
-      <w:r>
-        <w:t xml:space="preserve">    //   monotone: false,</w:t>
-      </w:r>
-    </w:p>
-    <w:p>
-      <w:pPr>
-        <w:pStyle w:val="consolas"/>
-      </w:pPr>
-      <w:r>
-        <w:t xml:space="preserve">    //   prefix: 'emoji',</w:t>
-      </w:r>
-    </w:p>
-    <w:p>
-      <w:pPr>
-        <w:pStyle w:val="consolas"/>
-      </w:pPr>
-      <w:r>
-        <w:t xml:space="preserve">    // },</w:t>
-      </w:r>
-    </w:p>
-    <w:p>
-      <w:pPr>
-        <w:pStyle w:val="consolas"/>
-      </w:pPr>
-      <w:r>
         <w:t xml:space="preserve">  ],</w:t>
       </w:r>
     </w:p>
@@ -11345,24 +11339,6 @@
       </w:pPr>
       <w:r>
         <w:t xml:space="preserve">  icons: [</w:t>
-      </w:r>
-    </w:p>
-    <w:p>
-      <w:pPr>
-        <w:pStyle w:val="consolas"/>
-      </w:pPr>
-      <w:r>
-        <w:t xml:space="preserve">    // '</w:t>
-      </w:r>
-      <w:proofErr w:type="spellStart"/>
-      <w:proofErr w:type="gramStart"/>
-      <w:r>
-        <w:t>mdi:home</w:t>
-      </w:r>
-      <w:proofErr w:type="spellEnd"/>
-      <w:proofErr w:type="gramEnd"/>
-      <w:r>
-        <w:t>',</w:t>
       </w:r>
     </w:p>
     <w:p>
@@ -11376,6 +11352,24 @@
       <w:proofErr w:type="spellStart"/>
       <w:proofErr w:type="gramStart"/>
       <w:r>
+        <w:t>mdi:home</w:t>
+      </w:r>
+      <w:proofErr w:type="spellEnd"/>
+      <w:proofErr w:type="gramEnd"/>
+      <w:r>
+        <w:t>',</w:t>
+      </w:r>
+    </w:p>
+    <w:p>
+      <w:pPr>
+        <w:pStyle w:val="consolas"/>
+      </w:pPr>
+      <w:r>
+        <w:t xml:space="preserve">    // '</w:t>
+      </w:r>
+      <w:proofErr w:type="spellStart"/>
+      <w:proofErr w:type="gramStart"/>
+      <w:r>
         <w:t>mdi:account</w:t>
       </w:r>
       <w:proofErr w:type="spellEnd"/>
@@ -11782,6 +11776,7 @@
         <w:pStyle w:val="consolas"/>
       </w:pPr>
       <w:r>
+        <w:lastRenderedPageBreak/>
         <w:t xml:space="preserve">    //     '</w:t>
       </w:r>
       <w:proofErr w:type="spellStart"/>
@@ -11798,7 +11793,6 @@
         <w:pStyle w:val="consolas"/>
       </w:pPr>
       <w:r>
-        <w:lastRenderedPageBreak/>
         <w:t xml:space="preserve">    //     'document-list',</w:t>
       </w:r>
     </w:p>
@@ -12033,767 +12027,6 @@
       </w:pPr>
       <w:r>
         <w:t xml:space="preserve">    //</w:t>
-      </w:r>
-    </w:p>
-    <w:p>
-      <w:pPr>
-        <w:pStyle w:val="consolas"/>
-      </w:pPr>
-      <w:r>
-        <w:t xml:space="preserve">  }</w:t>
-      </w:r>
-    </w:p>
-    <w:p>
-      <w:pPr>
-        <w:pStyle w:val="consolas"/>
-      </w:pPr>
-    </w:p>
-    <w:p>
-      <w:pPr>
-        <w:pStyle w:val="consolas"/>
-      </w:pPr>
-      <w:r>
-        <w:t xml:space="preserve">  const </w:t>
-      </w:r>
-      <w:proofErr w:type="spellStart"/>
-      <w:r>
-        <w:t>allIcons</w:t>
-      </w:r>
-      <w:proofErr w:type="spellEnd"/>
-      <w:r>
-        <w:t xml:space="preserve">: </w:t>
-      </w:r>
-      <w:proofErr w:type="spellStart"/>
-      <w:proofErr w:type="gramStart"/>
-      <w:r>
-        <w:t>IconifyJSON</w:t>
-      </w:r>
-      <w:proofErr w:type="spellEnd"/>
-      <w:r>
-        <w:t>[</w:t>
-      </w:r>
-      <w:proofErr w:type="gramEnd"/>
-      <w:r>
-        <w:t>] = [];</w:t>
-      </w:r>
-    </w:p>
-    <w:p>
-      <w:pPr>
-        <w:pStyle w:val="consolas"/>
-      </w:pPr>
-    </w:p>
-    <w:p>
-      <w:pPr>
-        <w:pStyle w:val="consolas"/>
-      </w:pPr>
-      <w:r>
-        <w:t xml:space="preserve">  /**</w:t>
-      </w:r>
-    </w:p>
-    <w:p>
-      <w:pPr>
-        <w:pStyle w:val="consolas"/>
-      </w:pPr>
-      <w:r>
-        <w:t xml:space="preserve">   * Convert </w:t>
-      </w:r>
-      <w:proofErr w:type="spellStart"/>
-      <w:proofErr w:type="gramStart"/>
-      <w:r>
-        <w:t>sources.icons</w:t>
-      </w:r>
-      <w:proofErr w:type="spellEnd"/>
-      <w:proofErr w:type="gramEnd"/>
-      <w:r>
-        <w:t xml:space="preserve"> to </w:t>
-      </w:r>
-      <w:proofErr w:type="spellStart"/>
-      <w:r>
-        <w:t>sources.json</w:t>
-      </w:r>
-      <w:proofErr w:type="spellEnd"/>
-    </w:p>
-    <w:p>
-      <w:pPr>
-        <w:pStyle w:val="consolas"/>
-      </w:pPr>
-      <w:r>
-        <w:t xml:space="preserve">   */</w:t>
-      </w:r>
-    </w:p>
-    <w:p>
-      <w:pPr>
-        <w:pStyle w:val="consolas"/>
-      </w:pPr>
-      <w:r>
-        <w:t xml:space="preserve">  if (</w:t>
-      </w:r>
-      <w:proofErr w:type="spellStart"/>
-      <w:proofErr w:type="gramStart"/>
-      <w:r>
-        <w:t>sources.icons</w:t>
-      </w:r>
-      <w:proofErr w:type="spellEnd"/>
-      <w:proofErr w:type="gramEnd"/>
-      <w:r>
-        <w:t>) {</w:t>
-      </w:r>
-    </w:p>
-    <w:p>
-      <w:pPr>
-        <w:pStyle w:val="consolas"/>
-      </w:pPr>
-      <w:r>
-        <w:t xml:space="preserve">    const </w:t>
-      </w:r>
-      <w:proofErr w:type="spellStart"/>
-      <w:r>
-        <w:t>sourcesJSON</w:t>
-      </w:r>
-      <w:proofErr w:type="spellEnd"/>
-      <w:r>
-        <w:t xml:space="preserve"> = </w:t>
-      </w:r>
-      <w:proofErr w:type="spellStart"/>
-      <w:proofErr w:type="gramStart"/>
-      <w:r>
-        <w:t>sources.json</w:t>
-      </w:r>
-      <w:proofErr w:type="spellEnd"/>
-      <w:proofErr w:type="gramEnd"/>
-      <w:r>
-        <w:t xml:space="preserve"> ? </w:t>
-      </w:r>
-      <w:proofErr w:type="spellStart"/>
-      <w:r>
-        <w:t>sources.json</w:t>
-      </w:r>
-      <w:proofErr w:type="spellEnd"/>
-      <w:r>
-        <w:t xml:space="preserve"> : (</w:t>
-      </w:r>
-      <w:proofErr w:type="spellStart"/>
-      <w:r>
-        <w:t>sources.json</w:t>
-      </w:r>
-      <w:proofErr w:type="spellEnd"/>
-      <w:r>
-        <w:t xml:space="preserve"> = []);</w:t>
-      </w:r>
-    </w:p>
-    <w:p>
-      <w:pPr>
-        <w:pStyle w:val="consolas"/>
-      </w:pPr>
-    </w:p>
-    <w:p>
-      <w:pPr>
-        <w:pStyle w:val="consolas"/>
-      </w:pPr>
-      <w:r>
-        <w:t xml:space="preserve">    // Sort icons by prefix</w:t>
-      </w:r>
-    </w:p>
-    <w:p>
-      <w:pPr>
-        <w:pStyle w:val="consolas"/>
-      </w:pPr>
-      <w:r>
-        <w:t xml:space="preserve">    const </w:t>
-      </w:r>
-      <w:proofErr w:type="spellStart"/>
-      <w:r>
-        <w:t>organizedList</w:t>
-      </w:r>
-      <w:proofErr w:type="spellEnd"/>
-      <w:r>
-        <w:t xml:space="preserve"> = </w:t>
-      </w:r>
-      <w:proofErr w:type="spellStart"/>
-      <w:r>
-        <w:t>organizeIconsList</w:t>
-      </w:r>
-      <w:proofErr w:type="spellEnd"/>
-      <w:r>
-        <w:t>(</w:t>
-      </w:r>
-      <w:proofErr w:type="spellStart"/>
-      <w:proofErr w:type="gramStart"/>
-      <w:r>
-        <w:t>sources.icons</w:t>
-      </w:r>
-      <w:proofErr w:type="spellEnd"/>
-      <w:proofErr w:type="gramEnd"/>
-      <w:r>
-        <w:t>);</w:t>
-      </w:r>
-    </w:p>
-    <w:p>
-      <w:pPr>
-        <w:pStyle w:val="consolas"/>
-      </w:pPr>
-    </w:p>
-    <w:p>
-      <w:pPr>
-        <w:pStyle w:val="consolas"/>
-      </w:pPr>
-      <w:r>
-        <w:t xml:space="preserve">    for (const prefix in </w:t>
-      </w:r>
-      <w:proofErr w:type="spellStart"/>
-      <w:r>
-        <w:t>organizedList</w:t>
-      </w:r>
-      <w:proofErr w:type="spellEnd"/>
-      <w:r>
-        <w:t>) {</w:t>
-      </w:r>
-    </w:p>
-    <w:p>
-      <w:pPr>
-        <w:pStyle w:val="consolas"/>
-      </w:pPr>
-      <w:r>
-        <w:t xml:space="preserve">      const filename = </w:t>
-      </w:r>
-      <w:proofErr w:type="spellStart"/>
-      <w:proofErr w:type="gramStart"/>
-      <w:r>
-        <w:t>require.resolve</w:t>
-      </w:r>
-      <w:proofErr w:type="spellEnd"/>
-      <w:proofErr w:type="gramEnd"/>
-      <w:r>
-        <w:t>(`@iconify/</w:t>
-      </w:r>
-      <w:proofErr w:type="spellStart"/>
-      <w:r>
-        <w:t>json</w:t>
-      </w:r>
-      <w:proofErr w:type="spellEnd"/>
-      <w:r>
-        <w:t>/</w:t>
-      </w:r>
-      <w:proofErr w:type="spellStart"/>
-      <w:r>
-        <w:t>json</w:t>
-      </w:r>
-      <w:proofErr w:type="spellEnd"/>
-      <w:r>
-        <w:t>/${prefix}.</w:t>
-      </w:r>
-      <w:proofErr w:type="spellStart"/>
-      <w:r>
-        <w:t>json</w:t>
-      </w:r>
-      <w:proofErr w:type="spellEnd"/>
-      <w:r>
-        <w:t>`);</w:t>
-      </w:r>
-    </w:p>
-    <w:p>
-      <w:pPr>
-        <w:pStyle w:val="consolas"/>
-      </w:pPr>
-    </w:p>
-    <w:p>
-      <w:pPr>
-        <w:pStyle w:val="consolas"/>
-      </w:pPr>
-      <w:r>
-        <w:t xml:space="preserve">      </w:t>
-      </w:r>
-      <w:proofErr w:type="spellStart"/>
-      <w:r>
-        <w:t>sourcesJSON.push</w:t>
-      </w:r>
-      <w:proofErr w:type="spellEnd"/>
-      <w:r>
-        <w:t>({</w:t>
-      </w:r>
-    </w:p>
-    <w:p>
-      <w:pPr>
-        <w:pStyle w:val="consolas"/>
-      </w:pPr>
-      <w:r>
-        <w:t xml:space="preserve">        filename,</w:t>
-      </w:r>
-    </w:p>
-    <w:p>
-      <w:pPr>
-        <w:pStyle w:val="consolas"/>
-      </w:pPr>
-      <w:r>
-        <w:t xml:space="preserve">        icons: </w:t>
-      </w:r>
-      <w:proofErr w:type="spellStart"/>
-      <w:r>
-        <w:t>organizedList</w:t>
-      </w:r>
-      <w:proofErr w:type="spellEnd"/>
-      <w:r>
-        <w:t>[prefix],</w:t>
-      </w:r>
-    </w:p>
-    <w:p>
-      <w:pPr>
-        <w:pStyle w:val="consolas"/>
-      </w:pPr>
-      <w:r>
-        <w:t xml:space="preserve">      });</w:t>
-      </w:r>
-    </w:p>
-    <w:p>
-      <w:pPr>
-        <w:pStyle w:val="consolas"/>
-      </w:pPr>
-      <w:r>
-        <w:t xml:space="preserve">    }</w:t>
-      </w:r>
-    </w:p>
-    <w:p>
-      <w:pPr>
-        <w:pStyle w:val="consolas"/>
-      </w:pPr>
-      <w:r>
-        <w:t xml:space="preserve">  }</w:t>
-      </w:r>
-    </w:p>
-    <w:p>
-      <w:pPr>
-        <w:pStyle w:val="consolas"/>
-      </w:pPr>
-    </w:p>
-    <w:p>
-      <w:pPr>
-        <w:pStyle w:val="consolas"/>
-      </w:pPr>
-      <w:r>
-        <w:t xml:space="preserve">  /**</w:t>
-      </w:r>
-    </w:p>
-    <w:p>
-      <w:pPr>
-        <w:pStyle w:val="consolas"/>
-      </w:pPr>
-      <w:r>
-        <w:t xml:space="preserve">   * Bundle JSON files and collect icons</w:t>
-      </w:r>
-    </w:p>
-    <w:p>
-      <w:pPr>
-        <w:pStyle w:val="consolas"/>
-      </w:pPr>
-      <w:r>
-        <w:t xml:space="preserve">   */</w:t>
-      </w:r>
-    </w:p>
-    <w:p>
-      <w:pPr>
-        <w:pStyle w:val="consolas"/>
-      </w:pPr>
-      <w:r>
-        <w:lastRenderedPageBreak/>
-        <w:t xml:space="preserve">  if (</w:t>
-      </w:r>
-      <w:proofErr w:type="spellStart"/>
-      <w:proofErr w:type="gramStart"/>
-      <w:r>
-        <w:t>sources.json</w:t>
-      </w:r>
-      <w:proofErr w:type="spellEnd"/>
-      <w:proofErr w:type="gramEnd"/>
-      <w:r>
-        <w:t>) {</w:t>
-      </w:r>
-    </w:p>
-    <w:p>
-      <w:pPr>
-        <w:pStyle w:val="consolas"/>
-      </w:pPr>
-      <w:r>
-        <w:t xml:space="preserve">    for (let </w:t>
-      </w:r>
-      <w:proofErr w:type="spellStart"/>
-      <w:r>
-        <w:t>i</w:t>
-      </w:r>
-      <w:proofErr w:type="spellEnd"/>
-      <w:r>
-        <w:t xml:space="preserve"> = 0; </w:t>
-      </w:r>
-      <w:proofErr w:type="spellStart"/>
-      <w:r>
-        <w:t>i</w:t>
-      </w:r>
-      <w:proofErr w:type="spellEnd"/>
-      <w:r>
-        <w:t xml:space="preserve"> &lt; </w:t>
-      </w:r>
-      <w:proofErr w:type="spellStart"/>
-      <w:proofErr w:type="gramStart"/>
-      <w:r>
-        <w:t>sources.json</w:t>
-      </w:r>
-      <w:proofErr w:type="gramEnd"/>
-      <w:r>
-        <w:t>.length</w:t>
-      </w:r>
-      <w:proofErr w:type="spellEnd"/>
-      <w:r>
-        <w:t xml:space="preserve">; </w:t>
-      </w:r>
-      <w:proofErr w:type="spellStart"/>
-      <w:r>
-        <w:t>i</w:t>
-      </w:r>
-      <w:proofErr w:type="spellEnd"/>
-      <w:r>
-        <w:t>++) {</w:t>
-      </w:r>
-    </w:p>
-    <w:p>
-      <w:pPr>
-        <w:pStyle w:val="consolas"/>
-      </w:pPr>
-      <w:r>
-        <w:t xml:space="preserve">      const item = </w:t>
-      </w:r>
-      <w:proofErr w:type="spellStart"/>
-      <w:proofErr w:type="gramStart"/>
-      <w:r>
-        <w:t>sources.json</w:t>
-      </w:r>
-      <w:proofErr w:type="spellEnd"/>
-      <w:proofErr w:type="gramEnd"/>
-      <w:r>
-        <w:t>[</w:t>
-      </w:r>
-      <w:proofErr w:type="spellStart"/>
-      <w:r>
-        <w:t>i</w:t>
-      </w:r>
-      <w:proofErr w:type="spellEnd"/>
-      <w:r>
-        <w:t>];</w:t>
-      </w:r>
-    </w:p>
-    <w:p>
-      <w:pPr>
-        <w:pStyle w:val="consolas"/>
-      </w:pPr>
-    </w:p>
-    <w:p>
-      <w:pPr>
-        <w:pStyle w:val="consolas"/>
-      </w:pPr>
-      <w:r>
-        <w:t xml:space="preserve">      // Load icon set</w:t>
-      </w:r>
-    </w:p>
-    <w:p>
-      <w:pPr>
-        <w:pStyle w:val="consolas"/>
-      </w:pPr>
-      <w:r>
-        <w:t xml:space="preserve">      const filename = </w:t>
-      </w:r>
-      <w:proofErr w:type="spellStart"/>
-      <w:r>
-        <w:t>typeof</w:t>
-      </w:r>
-      <w:proofErr w:type="spellEnd"/>
-      <w:r>
-        <w:t xml:space="preserve"> item === "string</w:t>
-      </w:r>
-      <w:proofErr w:type="gramStart"/>
-      <w:r>
-        <w:t>" ?</w:t>
-      </w:r>
-      <w:proofErr w:type="gramEnd"/>
-      <w:r>
-        <w:t xml:space="preserve"> item : </w:t>
-      </w:r>
-      <w:proofErr w:type="spellStart"/>
-      <w:r>
-        <w:t>item.filename</w:t>
-      </w:r>
-      <w:proofErr w:type="spellEnd"/>
-      <w:r>
-        <w:t>;</w:t>
-      </w:r>
-    </w:p>
-    <w:p>
-      <w:pPr>
-        <w:pStyle w:val="consolas"/>
-      </w:pPr>
-    </w:p>
-    <w:p>
-      <w:pPr>
-        <w:pStyle w:val="consolas"/>
-      </w:pPr>
-      <w:r>
-        <w:t xml:space="preserve">      const content = </w:t>
-      </w:r>
-      <w:proofErr w:type="spellStart"/>
-      <w:r>
-        <w:t>JSON.parse</w:t>
-      </w:r>
-      <w:proofErr w:type="spellEnd"/>
-      <w:r>
-        <w:t>(</w:t>
-      </w:r>
-    </w:p>
-    <w:p>
-      <w:pPr>
-        <w:pStyle w:val="consolas"/>
-      </w:pPr>
-      <w:r>
-        <w:t xml:space="preserve">        await </w:t>
-      </w:r>
-      <w:proofErr w:type="spellStart"/>
-      <w:proofErr w:type="gramStart"/>
-      <w:r>
-        <w:t>fs.readFile</w:t>
-      </w:r>
-      <w:proofErr w:type="spellEnd"/>
-      <w:proofErr w:type="gramEnd"/>
-      <w:r>
-        <w:t>(filename, "utf8")</w:t>
-      </w:r>
-    </w:p>
-    <w:p>
-      <w:pPr>
-        <w:pStyle w:val="consolas"/>
-      </w:pPr>
-      <w:r>
-        <w:t xml:space="preserve">      ) </w:t>
-      </w:r>
-      <w:proofErr w:type="gramStart"/>
-      <w:r>
-        <w:t>as</w:t>
-      </w:r>
-      <w:proofErr w:type="gramEnd"/>
-      <w:r>
-        <w:t xml:space="preserve"> </w:t>
-      </w:r>
-      <w:proofErr w:type="spellStart"/>
-      <w:r>
-        <w:t>IconifyJSON</w:t>
-      </w:r>
-      <w:proofErr w:type="spellEnd"/>
-      <w:r>
-        <w:t>;</w:t>
-      </w:r>
-    </w:p>
-    <w:p>
-      <w:pPr>
-        <w:pStyle w:val="consolas"/>
-      </w:pPr>
-    </w:p>
-    <w:p>
-      <w:pPr>
-        <w:pStyle w:val="consolas"/>
-      </w:pPr>
-      <w:r>
-        <w:t xml:space="preserve">      // Filter icons</w:t>
-      </w:r>
-    </w:p>
-    <w:p>
-      <w:pPr>
-        <w:pStyle w:val="consolas"/>
-      </w:pPr>
-      <w:r>
-        <w:t xml:space="preserve">      if (</w:t>
-      </w:r>
-      <w:proofErr w:type="spellStart"/>
-      <w:r>
-        <w:t>typeof</w:t>
-      </w:r>
-      <w:proofErr w:type="spellEnd"/>
-      <w:r>
-        <w:t xml:space="preserve"> </w:t>
-      </w:r>
-      <w:proofErr w:type="gramStart"/>
-      <w:r>
-        <w:t>item !</w:t>
-      </w:r>
-      <w:proofErr w:type="gramEnd"/>
-      <w:r>
-        <w:t xml:space="preserve">== "string" &amp;&amp; </w:t>
-      </w:r>
-      <w:proofErr w:type="spellStart"/>
-      <w:r>
-        <w:t>item.icons?.length</w:t>
-      </w:r>
-      <w:proofErr w:type="spellEnd"/>
-      <w:r>
-        <w:t>) {</w:t>
-      </w:r>
-    </w:p>
-    <w:p>
-      <w:pPr>
-        <w:pStyle w:val="consolas"/>
-      </w:pPr>
-      <w:r>
-        <w:t xml:space="preserve">        const </w:t>
-      </w:r>
-      <w:proofErr w:type="spellStart"/>
-      <w:r>
-        <w:t>filteredContent</w:t>
-      </w:r>
-      <w:proofErr w:type="spellEnd"/>
-      <w:r>
-        <w:t xml:space="preserve"> = </w:t>
-      </w:r>
-      <w:proofErr w:type="spellStart"/>
-      <w:proofErr w:type="gramStart"/>
-      <w:r>
-        <w:t>getIcons</w:t>
-      </w:r>
-      <w:proofErr w:type="spellEnd"/>
-      <w:r>
-        <w:t>(</w:t>
-      </w:r>
-      <w:proofErr w:type="gramEnd"/>
-      <w:r>
-        <w:t xml:space="preserve">content, </w:t>
-      </w:r>
-      <w:proofErr w:type="spellStart"/>
-      <w:r>
-        <w:t>item.icons</w:t>
-      </w:r>
-      <w:proofErr w:type="spellEnd"/>
-      <w:r>
-        <w:t>);</w:t>
-      </w:r>
-    </w:p>
-    <w:p>
-      <w:pPr>
-        <w:pStyle w:val="consolas"/>
-      </w:pPr>
-    </w:p>
-    <w:p>
-      <w:pPr>
-        <w:pStyle w:val="consolas"/>
-      </w:pPr>
-      <w:r>
-        <w:t xml:space="preserve">        if </w:t>
-      </w:r>
-      <w:proofErr w:type="gramStart"/>
-      <w:r>
-        <w:t>(!</w:t>
-      </w:r>
-      <w:proofErr w:type="spellStart"/>
-      <w:r>
-        <w:t>filteredContent</w:t>
-      </w:r>
-      <w:proofErr w:type="spellEnd"/>
-      <w:proofErr w:type="gramEnd"/>
-      <w:r>
-        <w:t>)</w:t>
-      </w:r>
-    </w:p>
-    <w:p>
-      <w:pPr>
-        <w:pStyle w:val="consolas"/>
-      </w:pPr>
-      <w:r>
-        <w:t xml:space="preserve">          throw new </w:t>
-      </w:r>
-      <w:proofErr w:type="gramStart"/>
-      <w:r>
-        <w:t>Error(</w:t>
-      </w:r>
-      <w:proofErr w:type="gramEnd"/>
-      <w:r>
-        <w:t>`Cannot find required icons in ${filename}`);</w:t>
-      </w:r>
-    </w:p>
-    <w:p>
-      <w:pPr>
-        <w:pStyle w:val="consolas"/>
-      </w:pPr>
-    </w:p>
-    <w:p>
-      <w:pPr>
-        <w:pStyle w:val="consolas"/>
-      </w:pPr>
-      <w:r>
-        <w:t xml:space="preserve">        // Collect filtered icons</w:t>
-      </w:r>
-    </w:p>
-    <w:p>
-      <w:pPr>
-        <w:pStyle w:val="consolas"/>
-      </w:pPr>
-      <w:r>
-        <w:t xml:space="preserve">        </w:t>
-      </w:r>
-      <w:proofErr w:type="spellStart"/>
-      <w:r>
-        <w:t>allIcons.push</w:t>
-      </w:r>
-      <w:proofErr w:type="spellEnd"/>
-      <w:r>
-        <w:t>(</w:t>
-      </w:r>
-      <w:proofErr w:type="spellStart"/>
-      <w:r>
-        <w:t>filteredContent</w:t>
-      </w:r>
-      <w:proofErr w:type="spellEnd"/>
-      <w:r>
-        <w:t>);</w:t>
-      </w:r>
-    </w:p>
-    <w:p>
-      <w:pPr>
-        <w:pStyle w:val="consolas"/>
-      </w:pPr>
-      <w:r>
-        <w:t xml:space="preserve">      } else {</w:t>
-      </w:r>
-    </w:p>
-    <w:p>
-      <w:pPr>
-        <w:pStyle w:val="consolas"/>
-      </w:pPr>
-      <w:r>
-        <w:t xml:space="preserve">        // Collect all icons from the JSON file</w:t>
-      </w:r>
-    </w:p>
-    <w:p>
-      <w:pPr>
-        <w:pStyle w:val="consolas"/>
-      </w:pPr>
-      <w:r>
-        <w:t xml:space="preserve">        </w:t>
-      </w:r>
-      <w:proofErr w:type="spellStart"/>
-      <w:r>
-        <w:t>allIcons.push</w:t>
-      </w:r>
-      <w:proofErr w:type="spellEnd"/>
-      <w:r>
-        <w:t>(content);</w:t>
-      </w:r>
-    </w:p>
-    <w:p>
-      <w:pPr>
-        <w:pStyle w:val="consolas"/>
-      </w:pPr>
-      <w:r>
-        <w:t xml:space="preserve">      }</w:t>
-      </w:r>
-    </w:p>
-    <w:p>
-      <w:pPr>
-        <w:pStyle w:val="consolas"/>
-      </w:pPr>
-      <w:r>
-        <w:t xml:space="preserve">    }</w:t>
       </w:r>
     </w:p>
     <w:p>
@@ -12815,6 +12048,40 @@
         <w:pStyle w:val="consolas"/>
       </w:pPr>
       <w:r>
+        <w:t xml:space="preserve">  const </w:t>
+      </w:r>
+      <w:proofErr w:type="spellStart"/>
+      <w:r>
+        <w:t>allIcons</w:t>
+      </w:r>
+      <w:proofErr w:type="spellEnd"/>
+      <w:r>
+        <w:t xml:space="preserve">: </w:t>
+      </w:r>
+      <w:proofErr w:type="spellStart"/>
+      <w:proofErr w:type="gramStart"/>
+      <w:r>
+        <w:t>IconifyJSON</w:t>
+      </w:r>
+      <w:proofErr w:type="spellEnd"/>
+      <w:r>
+        <w:t>[</w:t>
+      </w:r>
+      <w:proofErr w:type="gramEnd"/>
+      <w:r>
+        <w:t>] = [];</w:t>
+      </w:r>
+    </w:p>
+    <w:p>
+      <w:pPr>
+        <w:pStyle w:val="consolas"/>
+      </w:pPr>
+    </w:p>
+    <w:p>
+      <w:pPr>
+        <w:pStyle w:val="consolas"/>
+      </w:pPr>
+      <w:r>
         <w:t xml:space="preserve">  /**</w:t>
       </w:r>
     </w:p>
@@ -12823,6 +12090,734 @@
         <w:pStyle w:val="consolas"/>
       </w:pPr>
       <w:r>
+        <w:t xml:space="preserve">   * Convert </w:t>
+      </w:r>
+      <w:proofErr w:type="spellStart"/>
+      <w:proofErr w:type="gramStart"/>
+      <w:r>
+        <w:t>sources.icons</w:t>
+      </w:r>
+      <w:proofErr w:type="spellEnd"/>
+      <w:proofErr w:type="gramEnd"/>
+      <w:r>
+        <w:t xml:space="preserve"> to </w:t>
+      </w:r>
+      <w:proofErr w:type="spellStart"/>
+      <w:r>
+        <w:t>sources.json</w:t>
+      </w:r>
+      <w:proofErr w:type="spellEnd"/>
+    </w:p>
+    <w:p>
+      <w:pPr>
+        <w:pStyle w:val="consolas"/>
+      </w:pPr>
+      <w:r>
+        <w:t xml:space="preserve">   */</w:t>
+      </w:r>
+    </w:p>
+    <w:p>
+      <w:pPr>
+        <w:pStyle w:val="consolas"/>
+      </w:pPr>
+      <w:r>
+        <w:t xml:space="preserve">  if (</w:t>
+      </w:r>
+      <w:proofErr w:type="spellStart"/>
+      <w:proofErr w:type="gramStart"/>
+      <w:r>
+        <w:t>sources.icons</w:t>
+      </w:r>
+      <w:proofErr w:type="spellEnd"/>
+      <w:proofErr w:type="gramEnd"/>
+      <w:r>
+        <w:t>) {</w:t>
+      </w:r>
+    </w:p>
+    <w:p>
+      <w:pPr>
+        <w:pStyle w:val="consolas"/>
+      </w:pPr>
+      <w:r>
+        <w:t xml:space="preserve">    const </w:t>
+      </w:r>
+      <w:proofErr w:type="spellStart"/>
+      <w:r>
+        <w:t>sourcesJSON</w:t>
+      </w:r>
+      <w:proofErr w:type="spellEnd"/>
+      <w:r>
+        <w:t xml:space="preserve"> = </w:t>
+      </w:r>
+      <w:proofErr w:type="spellStart"/>
+      <w:proofErr w:type="gramStart"/>
+      <w:r>
+        <w:t>sources.json</w:t>
+      </w:r>
+      <w:proofErr w:type="spellEnd"/>
+      <w:proofErr w:type="gramEnd"/>
+      <w:r>
+        <w:t xml:space="preserve"> ? </w:t>
+      </w:r>
+      <w:proofErr w:type="spellStart"/>
+      <w:r>
+        <w:t>sources.json</w:t>
+      </w:r>
+      <w:proofErr w:type="spellEnd"/>
+      <w:r>
+        <w:t xml:space="preserve"> : (</w:t>
+      </w:r>
+      <w:proofErr w:type="spellStart"/>
+      <w:r>
+        <w:t>sources.json</w:t>
+      </w:r>
+      <w:proofErr w:type="spellEnd"/>
+      <w:r>
+        <w:t xml:space="preserve"> = []);</w:t>
+      </w:r>
+    </w:p>
+    <w:p>
+      <w:pPr>
+        <w:pStyle w:val="consolas"/>
+      </w:pPr>
+    </w:p>
+    <w:p>
+      <w:pPr>
+        <w:pStyle w:val="consolas"/>
+      </w:pPr>
+      <w:r>
+        <w:t xml:space="preserve">    // Sort icons by prefix</w:t>
+      </w:r>
+    </w:p>
+    <w:p>
+      <w:pPr>
+        <w:pStyle w:val="consolas"/>
+      </w:pPr>
+      <w:r>
+        <w:t xml:space="preserve">    const </w:t>
+      </w:r>
+      <w:proofErr w:type="spellStart"/>
+      <w:r>
+        <w:t>organizedList</w:t>
+      </w:r>
+      <w:proofErr w:type="spellEnd"/>
+      <w:r>
+        <w:t xml:space="preserve"> = </w:t>
+      </w:r>
+      <w:proofErr w:type="spellStart"/>
+      <w:r>
+        <w:t>organizeIconsList</w:t>
+      </w:r>
+      <w:proofErr w:type="spellEnd"/>
+      <w:r>
+        <w:t>(</w:t>
+      </w:r>
+      <w:proofErr w:type="spellStart"/>
+      <w:proofErr w:type="gramStart"/>
+      <w:r>
+        <w:t>sources.icons</w:t>
+      </w:r>
+      <w:proofErr w:type="spellEnd"/>
+      <w:proofErr w:type="gramEnd"/>
+      <w:r>
+        <w:t>);</w:t>
+      </w:r>
+    </w:p>
+    <w:p>
+      <w:pPr>
+        <w:pStyle w:val="consolas"/>
+      </w:pPr>
+    </w:p>
+    <w:p>
+      <w:pPr>
+        <w:pStyle w:val="consolas"/>
+      </w:pPr>
+      <w:r>
+        <w:t xml:space="preserve">    for (const prefix in </w:t>
+      </w:r>
+      <w:proofErr w:type="spellStart"/>
+      <w:r>
+        <w:t>organizedList</w:t>
+      </w:r>
+      <w:proofErr w:type="spellEnd"/>
+      <w:r>
+        <w:t>) {</w:t>
+      </w:r>
+    </w:p>
+    <w:p>
+      <w:pPr>
+        <w:pStyle w:val="consolas"/>
+      </w:pPr>
+      <w:r>
+        <w:t xml:space="preserve">      const filename = </w:t>
+      </w:r>
+      <w:proofErr w:type="spellStart"/>
+      <w:proofErr w:type="gramStart"/>
+      <w:r>
+        <w:t>require.resolve</w:t>
+      </w:r>
+      <w:proofErr w:type="spellEnd"/>
+      <w:proofErr w:type="gramEnd"/>
+      <w:r>
+        <w:t>(`@iconify/</w:t>
+      </w:r>
+      <w:proofErr w:type="spellStart"/>
+      <w:r>
+        <w:t>json</w:t>
+      </w:r>
+      <w:proofErr w:type="spellEnd"/>
+      <w:r>
+        <w:t>/</w:t>
+      </w:r>
+      <w:proofErr w:type="spellStart"/>
+      <w:r>
+        <w:t>json</w:t>
+      </w:r>
+      <w:proofErr w:type="spellEnd"/>
+      <w:r>
+        <w:t>/${prefix}.</w:t>
+      </w:r>
+      <w:proofErr w:type="spellStart"/>
+      <w:r>
+        <w:t>json</w:t>
+      </w:r>
+      <w:proofErr w:type="spellEnd"/>
+      <w:r>
+        <w:t>`);</w:t>
+      </w:r>
+    </w:p>
+    <w:p>
+      <w:pPr>
+        <w:pStyle w:val="consolas"/>
+      </w:pPr>
+    </w:p>
+    <w:p>
+      <w:pPr>
+        <w:pStyle w:val="consolas"/>
+      </w:pPr>
+      <w:r>
+        <w:t xml:space="preserve">      </w:t>
+      </w:r>
+      <w:proofErr w:type="spellStart"/>
+      <w:r>
+        <w:t>sourcesJSON.push</w:t>
+      </w:r>
+      <w:proofErr w:type="spellEnd"/>
+      <w:r>
+        <w:t>({</w:t>
+      </w:r>
+    </w:p>
+    <w:p>
+      <w:pPr>
+        <w:pStyle w:val="consolas"/>
+      </w:pPr>
+      <w:r>
+        <w:t xml:space="preserve">        filename,</w:t>
+      </w:r>
+    </w:p>
+    <w:p>
+      <w:pPr>
+        <w:pStyle w:val="consolas"/>
+      </w:pPr>
+      <w:r>
+        <w:t xml:space="preserve">        icons: </w:t>
+      </w:r>
+      <w:proofErr w:type="spellStart"/>
+      <w:r>
+        <w:t>organizedList</w:t>
+      </w:r>
+      <w:proofErr w:type="spellEnd"/>
+      <w:r>
+        <w:t>[prefix],</w:t>
+      </w:r>
+    </w:p>
+    <w:p>
+      <w:pPr>
+        <w:pStyle w:val="consolas"/>
+      </w:pPr>
+      <w:r>
+        <w:t xml:space="preserve">      });</w:t>
+      </w:r>
+    </w:p>
+    <w:p>
+      <w:pPr>
+        <w:pStyle w:val="consolas"/>
+      </w:pPr>
+      <w:r>
+        <w:t xml:space="preserve">    }</w:t>
+      </w:r>
+    </w:p>
+    <w:p>
+      <w:pPr>
+        <w:pStyle w:val="consolas"/>
+      </w:pPr>
+      <w:r>
+        <w:t xml:space="preserve">  }</w:t>
+      </w:r>
+    </w:p>
+    <w:p>
+      <w:pPr>
+        <w:pStyle w:val="consolas"/>
+      </w:pPr>
+    </w:p>
+    <w:p>
+      <w:pPr>
+        <w:pStyle w:val="consolas"/>
+      </w:pPr>
+      <w:r>
+        <w:t xml:space="preserve">  /**</w:t>
+      </w:r>
+    </w:p>
+    <w:p>
+      <w:pPr>
+        <w:pStyle w:val="consolas"/>
+      </w:pPr>
+      <w:r>
+        <w:t xml:space="preserve">   * Bundle JSON files and collect icons</w:t>
+      </w:r>
+    </w:p>
+    <w:p>
+      <w:pPr>
+        <w:pStyle w:val="consolas"/>
+      </w:pPr>
+      <w:r>
+        <w:lastRenderedPageBreak/>
+        <w:t xml:space="preserve">   */</w:t>
+      </w:r>
+    </w:p>
+    <w:p>
+      <w:pPr>
+        <w:pStyle w:val="consolas"/>
+      </w:pPr>
+      <w:r>
+        <w:t xml:space="preserve">  if (</w:t>
+      </w:r>
+      <w:proofErr w:type="spellStart"/>
+      <w:proofErr w:type="gramStart"/>
+      <w:r>
+        <w:t>sources.json</w:t>
+      </w:r>
+      <w:proofErr w:type="spellEnd"/>
+      <w:proofErr w:type="gramEnd"/>
+      <w:r>
+        <w:t>) {</w:t>
+      </w:r>
+    </w:p>
+    <w:p>
+      <w:pPr>
+        <w:pStyle w:val="consolas"/>
+      </w:pPr>
+      <w:r>
+        <w:t xml:space="preserve">    for (let </w:t>
+      </w:r>
+      <w:proofErr w:type="spellStart"/>
+      <w:r>
+        <w:t>i</w:t>
+      </w:r>
+      <w:proofErr w:type="spellEnd"/>
+      <w:r>
+        <w:t xml:space="preserve"> = 0; </w:t>
+      </w:r>
+      <w:proofErr w:type="spellStart"/>
+      <w:r>
+        <w:t>i</w:t>
+      </w:r>
+      <w:proofErr w:type="spellEnd"/>
+      <w:r>
+        <w:t xml:space="preserve"> &lt; </w:t>
+      </w:r>
+      <w:proofErr w:type="spellStart"/>
+      <w:proofErr w:type="gramStart"/>
+      <w:r>
+        <w:t>sources.json</w:t>
+      </w:r>
+      <w:proofErr w:type="gramEnd"/>
+      <w:r>
+        <w:t>.length</w:t>
+      </w:r>
+      <w:proofErr w:type="spellEnd"/>
+      <w:r>
+        <w:t xml:space="preserve">; </w:t>
+      </w:r>
+      <w:proofErr w:type="spellStart"/>
+      <w:r>
+        <w:t>i</w:t>
+      </w:r>
+      <w:proofErr w:type="spellEnd"/>
+      <w:r>
+        <w:t>++) {</w:t>
+      </w:r>
+    </w:p>
+    <w:p>
+      <w:pPr>
+        <w:pStyle w:val="consolas"/>
+      </w:pPr>
+      <w:r>
+        <w:t xml:space="preserve">      const item = </w:t>
+      </w:r>
+      <w:proofErr w:type="spellStart"/>
+      <w:proofErr w:type="gramStart"/>
+      <w:r>
+        <w:t>sources.json</w:t>
+      </w:r>
+      <w:proofErr w:type="spellEnd"/>
+      <w:proofErr w:type="gramEnd"/>
+      <w:r>
+        <w:t>[</w:t>
+      </w:r>
+      <w:proofErr w:type="spellStart"/>
+      <w:r>
+        <w:t>i</w:t>
+      </w:r>
+      <w:proofErr w:type="spellEnd"/>
+      <w:r>
+        <w:t>];</w:t>
+      </w:r>
+    </w:p>
+    <w:p>
+      <w:pPr>
+        <w:pStyle w:val="consolas"/>
+      </w:pPr>
+    </w:p>
+    <w:p>
+      <w:pPr>
+        <w:pStyle w:val="consolas"/>
+      </w:pPr>
+      <w:r>
+        <w:t xml:space="preserve">      // Load icon set</w:t>
+      </w:r>
+    </w:p>
+    <w:p>
+      <w:pPr>
+        <w:pStyle w:val="consolas"/>
+      </w:pPr>
+      <w:r>
+        <w:t xml:space="preserve">      const filename = </w:t>
+      </w:r>
+      <w:proofErr w:type="spellStart"/>
+      <w:r>
+        <w:t>typeof</w:t>
+      </w:r>
+      <w:proofErr w:type="spellEnd"/>
+      <w:r>
+        <w:t xml:space="preserve"> item === "string</w:t>
+      </w:r>
+      <w:proofErr w:type="gramStart"/>
+      <w:r>
+        <w:t>" ?</w:t>
+      </w:r>
+      <w:proofErr w:type="gramEnd"/>
+      <w:r>
+        <w:t xml:space="preserve"> item : </w:t>
+      </w:r>
+      <w:proofErr w:type="spellStart"/>
+      <w:r>
+        <w:t>item.filename</w:t>
+      </w:r>
+      <w:proofErr w:type="spellEnd"/>
+      <w:r>
+        <w:t>;</w:t>
+      </w:r>
+    </w:p>
+    <w:p>
+      <w:pPr>
+        <w:pStyle w:val="consolas"/>
+      </w:pPr>
+    </w:p>
+    <w:p>
+      <w:pPr>
+        <w:pStyle w:val="consolas"/>
+      </w:pPr>
+      <w:r>
+        <w:t xml:space="preserve">      const content = </w:t>
+      </w:r>
+      <w:proofErr w:type="spellStart"/>
+      <w:r>
+        <w:t>JSON.parse</w:t>
+      </w:r>
+      <w:proofErr w:type="spellEnd"/>
+      <w:r>
+        <w:t>(</w:t>
+      </w:r>
+    </w:p>
+    <w:p>
+      <w:pPr>
+        <w:pStyle w:val="consolas"/>
+      </w:pPr>
+      <w:r>
+        <w:t xml:space="preserve">        await </w:t>
+      </w:r>
+      <w:proofErr w:type="spellStart"/>
+      <w:proofErr w:type="gramStart"/>
+      <w:r>
+        <w:t>fs.readFile</w:t>
+      </w:r>
+      <w:proofErr w:type="spellEnd"/>
+      <w:proofErr w:type="gramEnd"/>
+      <w:r>
+        <w:t>(filename, "utf8")</w:t>
+      </w:r>
+    </w:p>
+    <w:p>
+      <w:pPr>
+        <w:pStyle w:val="consolas"/>
+      </w:pPr>
+      <w:r>
+        <w:t xml:space="preserve">      ) </w:t>
+      </w:r>
+      <w:proofErr w:type="gramStart"/>
+      <w:r>
+        <w:t>as</w:t>
+      </w:r>
+      <w:proofErr w:type="gramEnd"/>
+      <w:r>
+        <w:t xml:space="preserve"> </w:t>
+      </w:r>
+      <w:proofErr w:type="spellStart"/>
+      <w:r>
+        <w:t>IconifyJSON</w:t>
+      </w:r>
+      <w:proofErr w:type="spellEnd"/>
+      <w:r>
+        <w:t>;</w:t>
+      </w:r>
+    </w:p>
+    <w:p>
+      <w:pPr>
+        <w:pStyle w:val="consolas"/>
+      </w:pPr>
+    </w:p>
+    <w:p>
+      <w:pPr>
+        <w:pStyle w:val="consolas"/>
+      </w:pPr>
+      <w:r>
+        <w:t xml:space="preserve">      // Filter icons</w:t>
+      </w:r>
+    </w:p>
+    <w:p>
+      <w:pPr>
+        <w:pStyle w:val="consolas"/>
+      </w:pPr>
+      <w:r>
+        <w:t xml:space="preserve">      if (</w:t>
+      </w:r>
+      <w:proofErr w:type="spellStart"/>
+      <w:r>
+        <w:t>typeof</w:t>
+      </w:r>
+      <w:proofErr w:type="spellEnd"/>
+      <w:r>
+        <w:t xml:space="preserve"> </w:t>
+      </w:r>
+      <w:proofErr w:type="gramStart"/>
+      <w:r>
+        <w:t>item !</w:t>
+      </w:r>
+      <w:proofErr w:type="gramEnd"/>
+      <w:r>
+        <w:t xml:space="preserve">== "string" &amp;&amp; </w:t>
+      </w:r>
+      <w:proofErr w:type="spellStart"/>
+      <w:r>
+        <w:t>item.icons?.length</w:t>
+      </w:r>
+      <w:proofErr w:type="spellEnd"/>
+      <w:r>
+        <w:t>) {</w:t>
+      </w:r>
+    </w:p>
+    <w:p>
+      <w:pPr>
+        <w:pStyle w:val="consolas"/>
+      </w:pPr>
+      <w:r>
+        <w:t xml:space="preserve">        const </w:t>
+      </w:r>
+      <w:proofErr w:type="spellStart"/>
+      <w:r>
+        <w:t>filteredContent</w:t>
+      </w:r>
+      <w:proofErr w:type="spellEnd"/>
+      <w:r>
+        <w:t xml:space="preserve"> = </w:t>
+      </w:r>
+      <w:proofErr w:type="spellStart"/>
+      <w:proofErr w:type="gramStart"/>
+      <w:r>
+        <w:t>getIcons</w:t>
+      </w:r>
+      <w:proofErr w:type="spellEnd"/>
+      <w:r>
+        <w:t>(</w:t>
+      </w:r>
+      <w:proofErr w:type="gramEnd"/>
+      <w:r>
+        <w:t xml:space="preserve">content, </w:t>
+      </w:r>
+      <w:proofErr w:type="spellStart"/>
+      <w:r>
+        <w:t>item.icons</w:t>
+      </w:r>
+      <w:proofErr w:type="spellEnd"/>
+      <w:r>
+        <w:t>);</w:t>
+      </w:r>
+    </w:p>
+    <w:p>
+      <w:pPr>
+        <w:pStyle w:val="consolas"/>
+      </w:pPr>
+    </w:p>
+    <w:p>
+      <w:pPr>
+        <w:pStyle w:val="consolas"/>
+      </w:pPr>
+      <w:r>
+        <w:t xml:space="preserve">        if </w:t>
+      </w:r>
+      <w:proofErr w:type="gramStart"/>
+      <w:r>
+        <w:t>(!</w:t>
+      </w:r>
+      <w:proofErr w:type="spellStart"/>
+      <w:r>
+        <w:t>filteredContent</w:t>
+      </w:r>
+      <w:proofErr w:type="spellEnd"/>
+      <w:proofErr w:type="gramEnd"/>
+      <w:r>
+        <w:t>)</w:t>
+      </w:r>
+    </w:p>
+    <w:p>
+      <w:pPr>
+        <w:pStyle w:val="consolas"/>
+      </w:pPr>
+      <w:r>
+        <w:t xml:space="preserve">          throw new </w:t>
+      </w:r>
+      <w:proofErr w:type="gramStart"/>
+      <w:r>
+        <w:t>Error(</w:t>
+      </w:r>
+      <w:proofErr w:type="gramEnd"/>
+      <w:r>
+        <w:t>`Cannot find required icons in ${filename}`);</w:t>
+      </w:r>
+    </w:p>
+    <w:p>
+      <w:pPr>
+        <w:pStyle w:val="consolas"/>
+      </w:pPr>
+    </w:p>
+    <w:p>
+      <w:pPr>
+        <w:pStyle w:val="consolas"/>
+      </w:pPr>
+      <w:r>
+        <w:t xml:space="preserve">        // Collect filtered icons</w:t>
+      </w:r>
+    </w:p>
+    <w:p>
+      <w:pPr>
+        <w:pStyle w:val="consolas"/>
+      </w:pPr>
+      <w:r>
+        <w:t xml:space="preserve">        </w:t>
+      </w:r>
+      <w:proofErr w:type="spellStart"/>
+      <w:r>
+        <w:t>allIcons.push</w:t>
+      </w:r>
+      <w:proofErr w:type="spellEnd"/>
+      <w:r>
+        <w:t>(</w:t>
+      </w:r>
+      <w:proofErr w:type="spellStart"/>
+      <w:r>
+        <w:t>filteredContent</w:t>
+      </w:r>
+      <w:proofErr w:type="spellEnd"/>
+      <w:r>
+        <w:t>);</w:t>
+      </w:r>
+    </w:p>
+    <w:p>
+      <w:pPr>
+        <w:pStyle w:val="consolas"/>
+      </w:pPr>
+      <w:r>
+        <w:t xml:space="preserve">      } else {</w:t>
+      </w:r>
+    </w:p>
+    <w:p>
+      <w:pPr>
+        <w:pStyle w:val="consolas"/>
+      </w:pPr>
+      <w:r>
+        <w:t xml:space="preserve">        // Collect all icons from the JSON file</w:t>
+      </w:r>
+    </w:p>
+    <w:p>
+      <w:pPr>
+        <w:pStyle w:val="consolas"/>
+      </w:pPr>
+      <w:r>
+        <w:t xml:space="preserve">        </w:t>
+      </w:r>
+      <w:proofErr w:type="spellStart"/>
+      <w:r>
+        <w:t>allIcons.push</w:t>
+      </w:r>
+      <w:proofErr w:type="spellEnd"/>
+      <w:r>
+        <w:t>(content);</w:t>
+      </w:r>
+    </w:p>
+    <w:p>
+      <w:pPr>
+        <w:pStyle w:val="consolas"/>
+      </w:pPr>
+      <w:r>
+        <w:t xml:space="preserve">      }</w:t>
+      </w:r>
+    </w:p>
+    <w:p>
+      <w:pPr>
+        <w:pStyle w:val="consolas"/>
+      </w:pPr>
+      <w:r>
+        <w:lastRenderedPageBreak/>
+        <w:t xml:space="preserve">    }</w:t>
+      </w:r>
+    </w:p>
+    <w:p>
+      <w:pPr>
+        <w:pStyle w:val="consolas"/>
+      </w:pPr>
+      <w:r>
+        <w:t xml:space="preserve">  }</w:t>
+      </w:r>
+    </w:p>
+    <w:p>
+      <w:pPr>
+        <w:pStyle w:val="consolas"/>
+      </w:pPr>
+    </w:p>
+    <w:p>
+      <w:pPr>
+        <w:pStyle w:val="consolas"/>
+      </w:pPr>
+      <w:r>
+        <w:t xml:space="preserve">  /**</w:t>
+      </w:r>
+    </w:p>
+    <w:p>
+      <w:pPr>
+        <w:pStyle w:val="consolas"/>
+      </w:pPr>
+      <w:r>
         <w:t xml:space="preserve">   * Bundle custom SVG icons and collect icons</w:t>
       </w:r>
     </w:p>
@@ -13131,7 +13126,387 @@
         <w:pStyle w:val="consolas"/>
       </w:pPr>
       <w:r>
+        <w:t xml:space="preserve">          return;</w:t>
+      </w:r>
+    </w:p>
+    <w:p>
+      <w:pPr>
+        <w:pStyle w:val="consolas"/>
+      </w:pPr>
+      <w:r>
+        <w:t xml:space="preserve">        }</w:t>
+      </w:r>
+    </w:p>
+    <w:p>
+      <w:pPr>
+        <w:pStyle w:val="consolas"/>
+      </w:pPr>
+    </w:p>
+    <w:p>
+      <w:pPr>
+        <w:pStyle w:val="consolas"/>
+      </w:pPr>
+      <w:r>
+        <w:t xml:space="preserve">        // Clean up and </w:t>
+      </w:r>
+      <w:proofErr w:type="spellStart"/>
+      <w:r>
+        <w:t>optimise</w:t>
+      </w:r>
+      <w:proofErr w:type="spellEnd"/>
+      <w:r>
+        <w:t xml:space="preserve"> icons</w:t>
+      </w:r>
+    </w:p>
+    <w:p>
+      <w:pPr>
+        <w:pStyle w:val="consolas"/>
+      </w:pPr>
+      <w:r>
+        <w:t xml:space="preserve">        try {</w:t>
+      </w:r>
+    </w:p>
+    <w:p>
+      <w:pPr>
+        <w:pStyle w:val="consolas"/>
+      </w:pPr>
+      <w:r>
+        <w:t xml:space="preserve">          // Clean up icon code</w:t>
+      </w:r>
+    </w:p>
+    <w:p>
+      <w:pPr>
+        <w:pStyle w:val="consolas"/>
+      </w:pPr>
+      <w:r>
+        <w:t xml:space="preserve">          await </w:t>
+      </w:r>
+      <w:proofErr w:type="spellStart"/>
+      <w:r>
+        <w:t>cleanupSVG</w:t>
+      </w:r>
+      <w:proofErr w:type="spellEnd"/>
+      <w:r>
+        <w:t>(</w:t>
+      </w:r>
+      <w:proofErr w:type="spellStart"/>
+      <w:r>
+        <w:t>svg</w:t>
+      </w:r>
+      <w:proofErr w:type="spellEnd"/>
+      <w:r>
+        <w:t>);</w:t>
+      </w:r>
+    </w:p>
+    <w:p>
+      <w:pPr>
+        <w:pStyle w:val="consolas"/>
+      </w:pPr>
+    </w:p>
+    <w:p>
+      <w:pPr>
+        <w:pStyle w:val="consolas"/>
+      </w:pPr>
+      <w:r>
+        <w:t xml:space="preserve">          if (</w:t>
+      </w:r>
+      <w:proofErr w:type="spellStart"/>
+      <w:proofErr w:type="gramStart"/>
+      <w:r>
+        <w:t>source.monotone</w:t>
+      </w:r>
+      <w:proofErr w:type="spellEnd"/>
+      <w:proofErr w:type="gramEnd"/>
+      <w:r>
+        <w:t>) {</w:t>
+      </w:r>
+    </w:p>
+    <w:p>
+      <w:pPr>
+        <w:pStyle w:val="consolas"/>
+      </w:pPr>
+      <w:r>
+        <w:t xml:space="preserve">            // Replace color with </w:t>
+      </w:r>
+      <w:proofErr w:type="spellStart"/>
+      <w:r>
+        <w:t>currentColor</w:t>
+      </w:r>
+      <w:proofErr w:type="spellEnd"/>
+      <w:r>
+        <w:t>, add if missing</w:t>
+      </w:r>
+    </w:p>
+    <w:p>
+      <w:pPr>
+        <w:pStyle w:val="consolas"/>
+      </w:pPr>
+      <w:r>
+        <w:t xml:space="preserve">            // If icon is not monotone, remove this code</w:t>
+      </w:r>
+    </w:p>
+    <w:p>
+      <w:pPr>
+        <w:pStyle w:val="consolas"/>
+      </w:pPr>
+      <w:r>
+        <w:t xml:space="preserve">            await </w:t>
+      </w:r>
+      <w:proofErr w:type="spellStart"/>
+      <w:proofErr w:type="gramStart"/>
+      <w:r>
+        <w:t>parseColors</w:t>
+      </w:r>
+      <w:proofErr w:type="spellEnd"/>
+      <w:r>
+        <w:t>(</w:t>
+      </w:r>
+      <w:proofErr w:type="spellStart"/>
+      <w:proofErr w:type="gramEnd"/>
+      <w:r>
+        <w:t>svg</w:t>
+      </w:r>
+      <w:proofErr w:type="spellEnd"/>
+      <w:r>
+        <w:t>, {</w:t>
+      </w:r>
+    </w:p>
+    <w:p>
+      <w:pPr>
+        <w:pStyle w:val="consolas"/>
+      </w:pPr>
+      <w:r>
+        <w:t xml:space="preserve">              </w:t>
+      </w:r>
+      <w:proofErr w:type="spellStart"/>
+      <w:r>
+        <w:t>defaultColor</w:t>
+      </w:r>
+      <w:proofErr w:type="spellEnd"/>
+      <w:r>
+        <w:t>: "</w:t>
+      </w:r>
+      <w:proofErr w:type="spellStart"/>
+      <w:r>
+        <w:t>currentColor</w:t>
+      </w:r>
+      <w:proofErr w:type="spellEnd"/>
+      <w:r>
+        <w:t>",</w:t>
+      </w:r>
+    </w:p>
+    <w:p>
+      <w:pPr>
+        <w:pStyle w:val="consolas"/>
+      </w:pPr>
+      <w:r>
+        <w:t xml:space="preserve">              callback: (</w:t>
+      </w:r>
+      <w:proofErr w:type="spellStart"/>
+      <w:r>
+        <w:t>attr</w:t>
+      </w:r>
+      <w:proofErr w:type="spellEnd"/>
+      <w:r>
+        <w:t xml:space="preserve">, </w:t>
+      </w:r>
+      <w:proofErr w:type="spellStart"/>
+      <w:r>
+        <w:t>colorStr</w:t>
+      </w:r>
+      <w:proofErr w:type="spellEnd"/>
+      <w:r>
+        <w:t>, color) =&gt; {</w:t>
+      </w:r>
+    </w:p>
+    <w:p>
+      <w:pPr>
+        <w:pStyle w:val="consolas"/>
+      </w:pPr>
+      <w:r>
+        <w:t xml:space="preserve">                </w:t>
+      </w:r>
+      <w:proofErr w:type="gramStart"/>
+      <w:r>
+        <w:t>return !color</w:t>
+      </w:r>
+      <w:proofErr w:type="gramEnd"/>
+      <w:r>
+        <w:t xml:space="preserve"> || </w:t>
+      </w:r>
+      <w:proofErr w:type="spellStart"/>
+      <w:r>
+        <w:t>isEmptyColor</w:t>
+      </w:r>
+      <w:proofErr w:type="spellEnd"/>
+      <w:r>
+        <w:t>(color)</w:t>
+      </w:r>
+    </w:p>
+    <w:p>
+      <w:pPr>
+        <w:pStyle w:val="consolas"/>
+      </w:pPr>
+      <w:r>
+        <w:t xml:space="preserve">                  ? </w:t>
+      </w:r>
+      <w:proofErr w:type="spellStart"/>
+      <w:r>
+        <w:t>colorStr</w:t>
+      </w:r>
+      <w:proofErr w:type="spellEnd"/>
+    </w:p>
+    <w:p>
+      <w:pPr>
+        <w:pStyle w:val="consolas"/>
+      </w:pPr>
+      <w:r>
+        <w:t xml:space="preserve">                  : "</w:t>
+      </w:r>
+      <w:proofErr w:type="spellStart"/>
+      <w:r>
+        <w:t>currentColor</w:t>
+      </w:r>
+      <w:proofErr w:type="spellEnd"/>
+      <w:r>
+        <w:t>";</w:t>
+      </w:r>
+    </w:p>
+    <w:p>
+      <w:pPr>
+        <w:pStyle w:val="consolas"/>
+      </w:pPr>
+      <w:r>
+        <w:t xml:space="preserve">              },</w:t>
+      </w:r>
+    </w:p>
+    <w:p>
+      <w:pPr>
+        <w:pStyle w:val="consolas"/>
+      </w:pPr>
+      <w:r>
+        <w:t xml:space="preserve">            });</w:t>
+      </w:r>
+    </w:p>
+    <w:p>
+      <w:pPr>
+        <w:pStyle w:val="consolas"/>
+      </w:pPr>
+      <w:r>
+        <w:t xml:space="preserve">          }</w:t>
+      </w:r>
+    </w:p>
+    <w:p>
+      <w:pPr>
+        <w:pStyle w:val="consolas"/>
+      </w:pPr>
+    </w:p>
+    <w:p>
+      <w:pPr>
+        <w:pStyle w:val="consolas"/>
+      </w:pPr>
+      <w:r>
+        <w:t xml:space="preserve">          // </w:t>
+      </w:r>
+      <w:proofErr w:type="spellStart"/>
+      <w:r>
+        <w:t>Optimise</w:t>
+      </w:r>
+      <w:proofErr w:type="spellEnd"/>
+    </w:p>
+    <w:p>
+      <w:pPr>
+        <w:pStyle w:val="consolas"/>
+      </w:pPr>
+      <w:r>
+        <w:t xml:space="preserve">          await </w:t>
+      </w:r>
+      <w:proofErr w:type="spellStart"/>
+      <w:r>
+        <w:t>runSVGO</w:t>
+      </w:r>
+      <w:proofErr w:type="spellEnd"/>
+      <w:r>
+        <w:t>(</w:t>
+      </w:r>
+      <w:proofErr w:type="spellStart"/>
+      <w:r>
+        <w:t>svg</w:t>
+      </w:r>
+      <w:proofErr w:type="spellEnd"/>
+      <w:r>
+        <w:t>);</w:t>
+      </w:r>
+    </w:p>
+    <w:p>
+      <w:pPr>
+        <w:pStyle w:val="consolas"/>
+      </w:pPr>
+      <w:r>
+        <w:t xml:space="preserve">        } catch (err) {</w:t>
+      </w:r>
+    </w:p>
+    <w:p>
+      <w:pPr>
+        <w:pStyle w:val="consolas"/>
+      </w:pPr>
+      <w:r>
         <w:lastRenderedPageBreak/>
+        <w:t xml:space="preserve">          // Invalid icon</w:t>
+      </w:r>
+    </w:p>
+    <w:p>
+      <w:pPr>
+        <w:pStyle w:val="consolas"/>
+      </w:pPr>
+      <w:r>
+        <w:t xml:space="preserve">          </w:t>
+      </w:r>
+      <w:proofErr w:type="spellStart"/>
+      <w:proofErr w:type="gramStart"/>
+      <w:r>
+        <w:t>console.error</w:t>
+      </w:r>
+      <w:proofErr w:type="spellEnd"/>
+      <w:proofErr w:type="gramEnd"/>
+      <w:r>
+        <w:t>(`Error parsing ${name} from ${</w:t>
+      </w:r>
+      <w:proofErr w:type="spellStart"/>
+      <w:r>
+        <w:t>source.dir</w:t>
+      </w:r>
+      <w:proofErr w:type="spellEnd"/>
+      <w:r>
+        <w:t>}:`, err);</w:t>
+      </w:r>
+    </w:p>
+    <w:p>
+      <w:pPr>
+        <w:pStyle w:val="consolas"/>
+      </w:pPr>
+      <w:r>
+        <w:t xml:space="preserve">          </w:t>
+      </w:r>
+      <w:proofErr w:type="spellStart"/>
+      <w:r>
+        <w:t>iconSet.remove</w:t>
+      </w:r>
+      <w:proofErr w:type="spellEnd"/>
+      <w:r>
+        <w:t>(name);</w:t>
+      </w:r>
+    </w:p>
+    <w:p>
+      <w:pPr>
+        <w:pStyle w:val="consolas"/>
+      </w:pPr>
+    </w:p>
+    <w:p>
+      <w:pPr>
+        <w:pStyle w:val="consolas"/>
+      </w:pPr>
+      <w:r>
         <w:t xml:space="preserve">          return;</w:t>
       </w:r>
     </w:p>
@@ -13153,43 +13528,64 @@
         <w:pStyle w:val="consolas"/>
       </w:pPr>
       <w:r>
-        <w:t xml:space="preserve">        // Clean up and </w:t>
-      </w:r>
-      <w:proofErr w:type="spellStart"/>
-      <w:r>
-        <w:t>optimise</w:t>
-      </w:r>
-      <w:proofErr w:type="spellEnd"/>
-      <w:r>
-        <w:t xml:space="preserve"> icons</w:t>
-      </w:r>
-    </w:p>
-    <w:p>
-      <w:pPr>
-        <w:pStyle w:val="consolas"/>
-      </w:pPr>
-      <w:r>
-        <w:t xml:space="preserve">        try {</w:t>
-      </w:r>
-    </w:p>
-    <w:p>
-      <w:pPr>
-        <w:pStyle w:val="consolas"/>
-      </w:pPr>
-      <w:r>
-        <w:t xml:space="preserve">          // Clean up icon code</w:t>
-      </w:r>
-    </w:p>
-    <w:p>
-      <w:pPr>
-        <w:pStyle w:val="consolas"/>
-      </w:pPr>
-      <w:r>
-        <w:t xml:space="preserve">          await </w:t>
-      </w:r>
-      <w:proofErr w:type="spellStart"/>
-      <w:r>
-        <w:t>cleanupSVG</w:t>
+        <w:t xml:space="preserve">        // Update icon from SVG instance</w:t>
+      </w:r>
+    </w:p>
+    <w:p>
+      <w:pPr>
+        <w:pStyle w:val="consolas"/>
+      </w:pPr>
+      <w:r>
+        <w:t xml:space="preserve">        </w:t>
+      </w:r>
+      <w:proofErr w:type="spellStart"/>
+      <w:r>
+        <w:t>iconSet.fromSVG</w:t>
+      </w:r>
+      <w:proofErr w:type="spellEnd"/>
+      <w:r>
+        <w:t xml:space="preserve">(name, </w:t>
+      </w:r>
+      <w:proofErr w:type="spellStart"/>
+      <w:r>
+        <w:t>svg</w:t>
+      </w:r>
+      <w:proofErr w:type="spellEnd"/>
+      <w:r>
+        <w:t>);</w:t>
+      </w:r>
+    </w:p>
+    <w:p>
+      <w:pPr>
+        <w:pStyle w:val="consolas"/>
+      </w:pPr>
+      <w:r>
+        <w:t xml:space="preserve">      });</w:t>
+      </w:r>
+    </w:p>
+    <w:p>
+      <w:pPr>
+        <w:pStyle w:val="consolas"/>
+      </w:pPr>
+    </w:p>
+    <w:p>
+      <w:pPr>
+        <w:pStyle w:val="consolas"/>
+      </w:pPr>
+      <w:r>
+        <w:t xml:space="preserve">      // Collect the SVG icon</w:t>
+      </w:r>
+    </w:p>
+    <w:p>
+      <w:pPr>
+        <w:pStyle w:val="consolas"/>
+      </w:pPr>
+      <w:r>
+        <w:t xml:space="preserve">      </w:t>
+      </w:r>
+      <w:proofErr w:type="spellStart"/>
+      <w:r>
+        <w:t>allIcons.push</w:t>
       </w:r>
       <w:proofErr w:type="spellEnd"/>
       <w:r>
@@ -13197,71 +13593,98 @@
       </w:r>
       <w:proofErr w:type="spellStart"/>
       <w:r>
-        <w:t>svg</w:t>
-      </w:r>
-      <w:proofErr w:type="spellEnd"/>
-      <w:r>
-        <w:t>);</w:t>
-      </w:r>
-    </w:p>
-    <w:p>
-      <w:pPr>
-        <w:pStyle w:val="consolas"/>
-      </w:pPr>
-    </w:p>
-    <w:p>
-      <w:pPr>
-        <w:pStyle w:val="consolas"/>
-      </w:pPr>
-      <w:r>
-        <w:t xml:space="preserve">          if (</w:t>
-      </w:r>
-      <w:proofErr w:type="spellStart"/>
+        <w:t>iconSet.export</w:t>
+      </w:r>
+      <w:proofErr w:type="spellEnd"/>
+      <w:r>
+        <w:t>());</w:t>
+      </w:r>
+    </w:p>
+    <w:p>
+      <w:pPr>
+        <w:pStyle w:val="consolas"/>
+      </w:pPr>
+      <w:r>
+        <w:t xml:space="preserve">    }</w:t>
+      </w:r>
+    </w:p>
+    <w:p>
+      <w:pPr>
+        <w:pStyle w:val="consolas"/>
+      </w:pPr>
+      <w:r>
+        <w:t xml:space="preserve">  }</w:t>
+      </w:r>
+    </w:p>
+    <w:p>
+      <w:pPr>
+        <w:pStyle w:val="consolas"/>
+      </w:pPr>
+    </w:p>
+    <w:p>
+      <w:pPr>
+        <w:pStyle w:val="consolas"/>
+      </w:pPr>
+      <w:r>
+        <w:t xml:space="preserve">  // Generate CSS from collected icons</w:t>
+      </w:r>
+    </w:p>
+    <w:p>
+      <w:pPr>
+        <w:pStyle w:val="consolas"/>
+      </w:pPr>
+      <w:r>
+        <w:t xml:space="preserve">  const </w:t>
+      </w:r>
+      <w:proofErr w:type="spellStart"/>
+      <w:r>
+        <w:t>cssContent</w:t>
+      </w:r>
+      <w:proofErr w:type="spellEnd"/>
+      <w:r>
+        <w:t xml:space="preserve"> = </w:t>
+      </w:r>
+      <w:proofErr w:type="spellStart"/>
+      <w:r>
+        <w:t>allIcons</w:t>
+      </w:r>
+      <w:proofErr w:type="spellEnd"/>
+    </w:p>
+    <w:p>
+      <w:pPr>
+        <w:pStyle w:val="consolas"/>
+      </w:pPr>
+      <w:r>
+        <w:t xml:space="preserve">    </w:t>
+      </w:r>
       <w:proofErr w:type="gramStart"/>
       <w:r>
-        <w:t>source.monotone</w:t>
-      </w:r>
-      <w:proofErr w:type="spellEnd"/>
+        <w:t>.map</w:t>
+      </w:r>
       <w:proofErr w:type="gramEnd"/>
       <w:r>
-        <w:t>) {</w:t>
-      </w:r>
-    </w:p>
-    <w:p>
-      <w:pPr>
-        <w:pStyle w:val="consolas"/>
-      </w:pPr>
-      <w:r>
-        <w:t xml:space="preserve">            // Replace color with </w:t>
-      </w:r>
-      <w:proofErr w:type="spellStart"/>
-      <w:r>
-        <w:t>currentColor</w:t>
-      </w:r>
-      <w:proofErr w:type="spellEnd"/>
-      <w:r>
-        <w:t>, add if missing</w:t>
-      </w:r>
-    </w:p>
-    <w:p>
-      <w:pPr>
-        <w:pStyle w:val="consolas"/>
-      </w:pPr>
-      <w:r>
-        <w:t xml:space="preserve">            // If icon is not monotone, remove this code</w:t>
-      </w:r>
-    </w:p>
-    <w:p>
-      <w:pPr>
-        <w:pStyle w:val="consolas"/>
-      </w:pPr>
-      <w:r>
-        <w:t xml:space="preserve">            await </w:t>
+        <w:t>((</w:t>
+      </w:r>
+      <w:proofErr w:type="spellStart"/>
+      <w:r>
+        <w:t>iconSet</w:t>
+      </w:r>
+      <w:proofErr w:type="spellEnd"/>
+      <w:r>
+        <w:t>) =&gt;</w:t>
+      </w:r>
+    </w:p>
+    <w:p>
+      <w:pPr>
+        <w:pStyle w:val="consolas"/>
+      </w:pPr>
+      <w:r>
+        <w:t xml:space="preserve">      </w:t>
       </w:r>
       <w:proofErr w:type="spellStart"/>
       <w:proofErr w:type="gramStart"/>
       <w:r>
-        <w:t>parseColors</w:t>
+        <w:t>getIconsCSS</w:t>
       </w:r>
       <w:proofErr w:type="spellEnd"/>
       <w:r>
@@ -13270,47 +13693,7 @@
       <w:proofErr w:type="spellStart"/>
       <w:proofErr w:type="gramEnd"/>
       <w:r>
-        <w:t>svg</w:t>
-      </w:r>
-      <w:proofErr w:type="spellEnd"/>
-      <w:r>
-        <w:t>, {</w:t>
-      </w:r>
-    </w:p>
-    <w:p>
-      <w:pPr>
-        <w:pStyle w:val="consolas"/>
-      </w:pPr>
-      <w:r>
-        <w:t xml:space="preserve">              </w:t>
-      </w:r>
-      <w:proofErr w:type="spellStart"/>
-      <w:r>
-        <w:t>defaultColor</w:t>
-      </w:r>
-      <w:proofErr w:type="spellEnd"/>
-      <w:r>
-        <w:t>: "</w:t>
-      </w:r>
-      <w:proofErr w:type="spellStart"/>
-      <w:r>
-        <w:t>currentColor</w:t>
-      </w:r>
-      <w:proofErr w:type="spellEnd"/>
-      <w:r>
-        <w:t>",</w:t>
-      </w:r>
-    </w:p>
-    <w:p>
-      <w:pPr>
-        <w:pStyle w:val="consolas"/>
-      </w:pPr>
-      <w:r>
-        <w:t xml:space="preserve">              callback: (</w:t>
-      </w:r>
-      <w:proofErr w:type="spellStart"/>
-      <w:r>
-        <w:t>attr</w:t>
+        <w:t>iconSet</w:t>
       </w:r>
       <w:proofErr w:type="spellEnd"/>
       <w:r>
@@ -13318,146 +13701,403 @@
       </w:r>
       <w:proofErr w:type="spellStart"/>
       <w:r>
-        <w:t>colorStr</w:t>
-      </w:r>
-      <w:proofErr w:type="spellEnd"/>
-      <w:r>
-        <w:t>, color) =&gt; {</w:t>
-      </w:r>
-    </w:p>
-    <w:p>
-      <w:pPr>
-        <w:pStyle w:val="consolas"/>
-      </w:pPr>
-      <w:r>
-        <w:t xml:space="preserve">                </w:t>
+        <w:t>Object.keys</w:t>
+      </w:r>
+      <w:proofErr w:type="spellEnd"/>
+      <w:r>
+        <w:t>(</w:t>
+      </w:r>
+      <w:proofErr w:type="spellStart"/>
+      <w:r>
+        <w:t>iconSet.icons</w:t>
+      </w:r>
+      <w:proofErr w:type="spellEnd"/>
+      <w:r>
+        <w:t>), {</w:t>
+      </w:r>
+    </w:p>
+    <w:p>
+      <w:pPr>
+        <w:pStyle w:val="consolas"/>
+      </w:pPr>
+      <w:r>
+        <w:t xml:space="preserve">        </w:t>
+      </w:r>
+      <w:proofErr w:type="spellStart"/>
+      <w:r>
+        <w:t>iconSelector</w:t>
+      </w:r>
+      <w:proofErr w:type="spellEnd"/>
+      <w:r>
+        <w:t xml:space="preserve">: </w:t>
       </w:r>
       <w:proofErr w:type="gramStart"/>
       <w:r>
-        <w:t>return !color</w:t>
+        <w:t>".{</w:t>
       </w:r>
       <w:proofErr w:type="gramEnd"/>
       <w:r>
-        <w:t xml:space="preserve"> || </w:t>
-      </w:r>
-      <w:proofErr w:type="spellStart"/>
-      <w:r>
-        <w:t>isEmptyColor</w:t>
-      </w:r>
-      <w:proofErr w:type="spellEnd"/>
-      <w:r>
-        <w:t>(color)</w:t>
-      </w:r>
-    </w:p>
-    <w:p>
-      <w:pPr>
-        <w:pStyle w:val="consolas"/>
-      </w:pPr>
-      <w:r>
-        <w:t xml:space="preserve">                  ? </w:t>
-      </w:r>
-      <w:proofErr w:type="spellStart"/>
-      <w:r>
-        <w:t>colorStr</w:t>
-      </w:r>
-      <w:proofErr w:type="spellEnd"/>
-    </w:p>
-    <w:p>
-      <w:pPr>
-        <w:pStyle w:val="consolas"/>
-      </w:pPr>
-      <w:r>
-        <w:t xml:space="preserve">                  : "</w:t>
-      </w:r>
-      <w:proofErr w:type="spellStart"/>
-      <w:r>
-        <w:t>currentColor</w:t>
-      </w:r>
-      <w:proofErr w:type="spellEnd"/>
-      <w:r>
-        <w:t>";</w:t>
-      </w:r>
-    </w:p>
-    <w:p>
-      <w:pPr>
-        <w:pStyle w:val="consolas"/>
-      </w:pPr>
-      <w:r>
-        <w:t xml:space="preserve">              },</w:t>
-      </w:r>
-    </w:p>
-    <w:p>
-      <w:pPr>
-        <w:pStyle w:val="consolas"/>
-      </w:pPr>
-      <w:r>
-        <w:t xml:space="preserve">            });</w:t>
-      </w:r>
-    </w:p>
-    <w:p>
-      <w:pPr>
-        <w:pStyle w:val="consolas"/>
-      </w:pPr>
-      <w:r>
-        <w:t xml:space="preserve">          }</w:t>
-      </w:r>
-    </w:p>
-    <w:p>
-      <w:pPr>
-        <w:pStyle w:val="consolas"/>
-      </w:pPr>
-    </w:p>
-    <w:p>
-      <w:pPr>
-        <w:pStyle w:val="consolas"/>
-      </w:pPr>
-      <w:r>
-        <w:t xml:space="preserve">          // </w:t>
-      </w:r>
-      <w:proofErr w:type="spellStart"/>
-      <w:r>
-        <w:t>Optimise</w:t>
-      </w:r>
-      <w:proofErr w:type="spellEnd"/>
-    </w:p>
-    <w:p>
-      <w:pPr>
-        <w:pStyle w:val="consolas"/>
-      </w:pPr>
-      <w:r>
-        <w:t xml:space="preserve">          await </w:t>
-      </w:r>
-      <w:proofErr w:type="spellStart"/>
-      <w:r>
-        <w:t>runSVGO</w:t>
+        <w:t>prefix}-{name}",</w:t>
+      </w:r>
+    </w:p>
+    <w:p>
+      <w:pPr>
+        <w:pStyle w:val="consolas"/>
+      </w:pPr>
+      <w:r>
+        <w:t xml:space="preserve">      })</w:t>
+      </w:r>
+    </w:p>
+    <w:p>
+      <w:pPr>
+        <w:pStyle w:val="consolas"/>
+      </w:pPr>
+      <w:r>
+        <w:t xml:space="preserve">    )</w:t>
+      </w:r>
+    </w:p>
+    <w:p>
+      <w:pPr>
+        <w:pStyle w:val="consolas"/>
+      </w:pPr>
+      <w:r>
+        <w:t xml:space="preserve">    </w:t>
+      </w:r>
+      <w:proofErr w:type="gramStart"/>
+      <w:r>
+        <w:t>.join</w:t>
+      </w:r>
+      <w:proofErr w:type="gramEnd"/>
+      <w:r>
+        <w:t>("\n");</w:t>
+      </w:r>
+    </w:p>
+    <w:p>
+      <w:pPr>
+        <w:pStyle w:val="consolas"/>
+      </w:pPr>
+    </w:p>
+    <w:p>
+      <w:pPr>
+        <w:pStyle w:val="consolas"/>
+      </w:pPr>
+      <w:r>
+        <w:lastRenderedPageBreak/>
+        <w:t xml:space="preserve">  // Save the CSS to a file</w:t>
+      </w:r>
+    </w:p>
+    <w:p>
+      <w:pPr>
+        <w:pStyle w:val="consolas"/>
+      </w:pPr>
+      <w:r>
+        <w:t xml:space="preserve">  await </w:t>
+      </w:r>
+      <w:proofErr w:type="spellStart"/>
+      <w:proofErr w:type="gramStart"/>
+      <w:r>
+        <w:t>fs.writeFile</w:t>
+      </w:r>
+      <w:proofErr w:type="spellEnd"/>
+      <w:proofErr w:type="gramEnd"/>
+      <w:r>
+        <w:t xml:space="preserve">(target, </w:t>
+      </w:r>
+      <w:proofErr w:type="spellStart"/>
+      <w:r>
+        <w:t>cssContent</w:t>
+      </w:r>
+      <w:proofErr w:type="spellEnd"/>
+      <w:r>
+        <w:t>, "utf8");</w:t>
+      </w:r>
+    </w:p>
+    <w:p>
+      <w:pPr>
+        <w:pStyle w:val="consolas"/>
+      </w:pPr>
+    </w:p>
+    <w:p>
+      <w:pPr>
+        <w:pStyle w:val="consolas"/>
+      </w:pPr>
+      <w:r>
+        <w:t xml:space="preserve">  </w:t>
+      </w:r>
+      <w:proofErr w:type="gramStart"/>
+      <w:r>
+        <w:t>console.log(</w:t>
+      </w:r>
+      <w:proofErr w:type="gramEnd"/>
+      <w:r>
+        <w:t>`Saved CSS to ${target}!`);</w:t>
+      </w:r>
+    </w:p>
+    <w:p>
+      <w:pPr>
+        <w:pStyle w:val="consolas"/>
+      </w:pPr>
+      <w:proofErr w:type="gramStart"/>
+      <w:r>
+        <w:t>})(</w:t>
+      </w:r>
+      <w:proofErr w:type="gramEnd"/>
+      <w:r>
+        <w:t>).catch((err) =&gt; {</w:t>
+      </w:r>
+    </w:p>
+    <w:p>
+      <w:pPr>
+        <w:pStyle w:val="consolas"/>
+      </w:pPr>
+      <w:r>
+        <w:t xml:space="preserve">  </w:t>
+      </w:r>
+      <w:proofErr w:type="spellStart"/>
+      <w:proofErr w:type="gramStart"/>
+      <w:r>
+        <w:t>console.error</w:t>
+      </w:r>
+      <w:proofErr w:type="spellEnd"/>
+      <w:proofErr w:type="gramEnd"/>
+      <w:r>
+        <w:t>(err);</w:t>
+      </w:r>
+    </w:p>
+    <w:p>
+      <w:pPr>
+        <w:pStyle w:val="consolas"/>
+      </w:pPr>
+      <w:r>
+        <w:t>});</w:t>
+      </w:r>
+    </w:p>
+    <w:p>
+      <w:pPr>
+        <w:pStyle w:val="consolas"/>
+      </w:pPr>
+    </w:p>
+    <w:p>
+      <w:pPr>
+        <w:pStyle w:val="consolas"/>
+      </w:pPr>
+      <w:r>
+        <w:t>/**</w:t>
+      </w:r>
+    </w:p>
+    <w:p>
+      <w:pPr>
+        <w:pStyle w:val="consolas"/>
+      </w:pPr>
+      <w:r>
+        <w:t xml:space="preserve"> * Sort icon names by prefix</w:t>
+      </w:r>
+    </w:p>
+    <w:p>
+      <w:pPr>
+        <w:pStyle w:val="consolas"/>
+      </w:pPr>
+      <w:r>
+        <w:t xml:space="preserve"> */</w:t>
+      </w:r>
+    </w:p>
+    <w:p>
+      <w:pPr>
+        <w:pStyle w:val="consolas"/>
+      </w:pPr>
+      <w:r>
+        <w:t xml:space="preserve">function </w:t>
+      </w:r>
+      <w:proofErr w:type="spellStart"/>
+      <w:proofErr w:type="gramStart"/>
+      <w:r>
+        <w:t>organizeIconsList</w:t>
       </w:r>
       <w:proofErr w:type="spellEnd"/>
       <w:r>
         <w:t>(</w:t>
       </w:r>
-      <w:proofErr w:type="spellStart"/>
-      <w:r>
-        <w:t>svg</w:t>
-      </w:r>
-      <w:proofErr w:type="spellEnd"/>
-      <w:r>
-        <w:t>);</w:t>
-      </w:r>
-    </w:p>
-    <w:p>
-      <w:pPr>
-        <w:pStyle w:val="consolas"/>
-      </w:pPr>
-      <w:r>
-        <w:t xml:space="preserve">        } catch (err) {</w:t>
-      </w:r>
-    </w:p>
-    <w:p>
-      <w:pPr>
-        <w:pStyle w:val="consolas"/>
-      </w:pPr>
-      <w:r>
-        <w:t xml:space="preserve">          // Invalid icon</w:t>
+      <w:proofErr w:type="gramEnd"/>
+      <w:r>
+        <w:t>icons: string[]): Record&lt;string, string[]&gt; {</w:t>
+      </w:r>
+    </w:p>
+    <w:p>
+      <w:pPr>
+        <w:pStyle w:val="consolas"/>
+      </w:pPr>
+      <w:r>
+        <w:t xml:space="preserve">  const sorted: Record&lt;string, </w:t>
+      </w:r>
+      <w:proofErr w:type="gramStart"/>
+      <w:r>
+        <w:t>string[</w:t>
+      </w:r>
+      <w:proofErr w:type="gramEnd"/>
+      <w:r>
+        <w:t xml:space="preserve">]&gt; = </w:t>
+      </w:r>
+      <w:proofErr w:type="spellStart"/>
+      <w:r>
+        <w:t>Object.create</w:t>
+      </w:r>
+      <w:proofErr w:type="spellEnd"/>
+      <w:r>
+        <w:t>(null);</w:t>
+      </w:r>
+    </w:p>
+    <w:p>
+      <w:pPr>
+        <w:pStyle w:val="consolas"/>
+      </w:pPr>
+    </w:p>
+    <w:p>
+      <w:pPr>
+        <w:pStyle w:val="consolas"/>
+      </w:pPr>
+      <w:r>
+        <w:t xml:space="preserve">  </w:t>
+      </w:r>
+      <w:proofErr w:type="spellStart"/>
+      <w:proofErr w:type="gramStart"/>
+      <w:r>
+        <w:t>icons.forEach</w:t>
+      </w:r>
+      <w:proofErr w:type="spellEnd"/>
+      <w:proofErr w:type="gramEnd"/>
+      <w:r>
+        <w:t>((icon) =&gt; {</w:t>
+      </w:r>
+    </w:p>
+    <w:p>
+      <w:pPr>
+        <w:pStyle w:val="consolas"/>
+      </w:pPr>
+      <w:r>
+        <w:t xml:space="preserve">    const item = </w:t>
+      </w:r>
+      <w:proofErr w:type="spellStart"/>
+      <w:r>
+        <w:t>stringToIcon</w:t>
+      </w:r>
+      <w:proofErr w:type="spellEnd"/>
+      <w:r>
+        <w:t>(icon);</w:t>
+      </w:r>
+    </w:p>
+    <w:p>
+      <w:pPr>
+        <w:pStyle w:val="consolas"/>
+      </w:pPr>
+    </w:p>
+    <w:p>
+      <w:pPr>
+        <w:pStyle w:val="consolas"/>
+      </w:pPr>
+      <w:r>
+        <w:t xml:space="preserve">    if </w:t>
+      </w:r>
+      <w:proofErr w:type="gramStart"/>
+      <w:r>
+        <w:t>(!item</w:t>
+      </w:r>
+      <w:proofErr w:type="gramEnd"/>
+      <w:r>
+        <w:t>) return;</w:t>
+      </w:r>
+    </w:p>
+    <w:p>
+      <w:pPr>
+        <w:pStyle w:val="consolas"/>
+      </w:pPr>
+    </w:p>
+    <w:p>
+      <w:pPr>
+        <w:pStyle w:val="consolas"/>
+      </w:pPr>
+      <w:r>
+        <w:t xml:space="preserve">    const prefix = </w:t>
+      </w:r>
+      <w:proofErr w:type="spellStart"/>
+      <w:proofErr w:type="gramStart"/>
+      <w:r>
+        <w:t>item.prefix</w:t>
+      </w:r>
+      <w:proofErr w:type="spellEnd"/>
+      <w:proofErr w:type="gramEnd"/>
+      <w:r>
+        <w:t>;</w:t>
+      </w:r>
+    </w:p>
+    <w:p>
+      <w:pPr>
+        <w:pStyle w:val="consolas"/>
+      </w:pPr>
+      <w:r>
+        <w:t xml:space="preserve">    const </w:t>
+      </w:r>
+      <w:proofErr w:type="spellStart"/>
+      <w:r>
+        <w:t>prefixList</w:t>
+      </w:r>
+      <w:proofErr w:type="spellEnd"/>
+      <w:r>
+        <w:t xml:space="preserve"> = sorted[prefix</w:t>
+      </w:r>
+      <w:proofErr w:type="gramStart"/>
+      <w:r>
+        <w:t>] ?</w:t>
+      </w:r>
+      <w:proofErr w:type="gramEnd"/>
+      <w:r>
+        <w:t xml:space="preserve"> sorted[prefix] : (sorted[prefix] = []);</w:t>
+      </w:r>
+    </w:p>
+    <w:p>
+      <w:pPr>
+        <w:pStyle w:val="consolas"/>
+      </w:pPr>
+    </w:p>
+    <w:p>
+      <w:pPr>
+        <w:pStyle w:val="consolas"/>
+      </w:pPr>
+      <w:r>
+        <w:t xml:space="preserve">    const name = item.name;</w:t>
+      </w:r>
+    </w:p>
+    <w:p>
+      <w:pPr>
+        <w:pStyle w:val="consolas"/>
+      </w:pPr>
+    </w:p>
+    <w:p>
+      <w:pPr>
+        <w:pStyle w:val="consolas"/>
+      </w:pPr>
+      <w:r>
+        <w:t xml:space="preserve">    if </w:t>
+      </w:r>
+      <w:proofErr w:type="gramStart"/>
+      <w:r>
+        <w:t>(!</w:t>
+      </w:r>
+      <w:proofErr w:type="spellStart"/>
+      <w:r>
+        <w:t>prefixList.includes</w:t>
+      </w:r>
+      <w:proofErr w:type="spellEnd"/>
+      <w:proofErr w:type="gramEnd"/>
+      <w:r>
+        <w:t xml:space="preserve">(name)) </w:t>
+      </w:r>
+      <w:proofErr w:type="spellStart"/>
+      <w:r>
+        <w:t>prefixList.push</w:t>
+      </w:r>
+      <w:proofErr w:type="spellEnd"/>
+      <w:r>
+        <w:t>(name);</w:t>
       </w:r>
     </w:p>
     <w:p>
@@ -13466,651 +14106,6 @@
       </w:pPr>
       <w:r>
         <w:lastRenderedPageBreak/>
-        <w:t xml:space="preserve">          </w:t>
-      </w:r>
-      <w:proofErr w:type="spellStart"/>
-      <w:proofErr w:type="gramStart"/>
-      <w:r>
-        <w:t>console.error</w:t>
-      </w:r>
-      <w:proofErr w:type="spellEnd"/>
-      <w:proofErr w:type="gramEnd"/>
-      <w:r>
-        <w:t>(`Error parsing ${name} from ${</w:t>
-      </w:r>
-      <w:proofErr w:type="spellStart"/>
-      <w:r>
-        <w:t>source.dir</w:t>
-      </w:r>
-      <w:proofErr w:type="spellEnd"/>
-      <w:r>
-        <w:t>}:`, err);</w:t>
-      </w:r>
-    </w:p>
-    <w:p>
-      <w:pPr>
-        <w:pStyle w:val="consolas"/>
-      </w:pPr>
-      <w:r>
-        <w:t xml:space="preserve">          </w:t>
-      </w:r>
-      <w:proofErr w:type="spellStart"/>
-      <w:r>
-        <w:t>iconSet.remove</w:t>
-      </w:r>
-      <w:proofErr w:type="spellEnd"/>
-      <w:r>
-        <w:t>(name);</w:t>
-      </w:r>
-    </w:p>
-    <w:p>
-      <w:pPr>
-        <w:pStyle w:val="consolas"/>
-      </w:pPr>
-    </w:p>
-    <w:p>
-      <w:pPr>
-        <w:pStyle w:val="consolas"/>
-      </w:pPr>
-      <w:r>
-        <w:t xml:space="preserve">          return;</w:t>
-      </w:r>
-    </w:p>
-    <w:p>
-      <w:pPr>
-        <w:pStyle w:val="consolas"/>
-      </w:pPr>
-      <w:r>
-        <w:t xml:space="preserve">        }</w:t>
-      </w:r>
-    </w:p>
-    <w:p>
-      <w:pPr>
-        <w:pStyle w:val="consolas"/>
-      </w:pPr>
-    </w:p>
-    <w:p>
-      <w:pPr>
-        <w:pStyle w:val="consolas"/>
-      </w:pPr>
-      <w:r>
-        <w:t xml:space="preserve">        // Update icon from SVG instance</w:t>
-      </w:r>
-    </w:p>
-    <w:p>
-      <w:pPr>
-        <w:pStyle w:val="consolas"/>
-      </w:pPr>
-      <w:r>
-        <w:t xml:space="preserve">        </w:t>
-      </w:r>
-      <w:proofErr w:type="spellStart"/>
-      <w:r>
-        <w:t>iconSet.fromSVG</w:t>
-      </w:r>
-      <w:proofErr w:type="spellEnd"/>
-      <w:r>
-        <w:t xml:space="preserve">(name, </w:t>
-      </w:r>
-      <w:proofErr w:type="spellStart"/>
-      <w:r>
-        <w:t>svg</w:t>
-      </w:r>
-      <w:proofErr w:type="spellEnd"/>
-      <w:r>
-        <w:t>);</w:t>
-      </w:r>
-    </w:p>
-    <w:p>
-      <w:pPr>
-        <w:pStyle w:val="consolas"/>
-      </w:pPr>
-      <w:r>
-        <w:t xml:space="preserve">      });</w:t>
-      </w:r>
-    </w:p>
-    <w:p>
-      <w:pPr>
-        <w:pStyle w:val="consolas"/>
-      </w:pPr>
-    </w:p>
-    <w:p>
-      <w:pPr>
-        <w:pStyle w:val="consolas"/>
-      </w:pPr>
-      <w:r>
-        <w:t xml:space="preserve">      // Collect the SVG icon</w:t>
-      </w:r>
-    </w:p>
-    <w:p>
-      <w:pPr>
-        <w:pStyle w:val="consolas"/>
-      </w:pPr>
-      <w:r>
-        <w:t xml:space="preserve">      </w:t>
-      </w:r>
-      <w:proofErr w:type="spellStart"/>
-      <w:r>
-        <w:t>allIcons.push</w:t>
-      </w:r>
-      <w:proofErr w:type="spellEnd"/>
-      <w:r>
-        <w:t>(</w:t>
-      </w:r>
-      <w:proofErr w:type="spellStart"/>
-      <w:r>
-        <w:t>iconSet.export</w:t>
-      </w:r>
-      <w:proofErr w:type="spellEnd"/>
-      <w:r>
-        <w:t>());</w:t>
-      </w:r>
-    </w:p>
-    <w:p>
-      <w:pPr>
-        <w:pStyle w:val="consolas"/>
-      </w:pPr>
-      <w:r>
-        <w:t xml:space="preserve">    }</w:t>
-      </w:r>
-    </w:p>
-    <w:p>
-      <w:pPr>
-        <w:pStyle w:val="consolas"/>
-      </w:pPr>
-      <w:r>
-        <w:t xml:space="preserve">  }</w:t>
-      </w:r>
-    </w:p>
-    <w:p>
-      <w:pPr>
-        <w:pStyle w:val="consolas"/>
-      </w:pPr>
-    </w:p>
-    <w:p>
-      <w:pPr>
-        <w:pStyle w:val="consolas"/>
-      </w:pPr>
-      <w:r>
-        <w:t xml:space="preserve">  // Generate CSS from collected icons</w:t>
-      </w:r>
-    </w:p>
-    <w:p>
-      <w:pPr>
-        <w:pStyle w:val="consolas"/>
-      </w:pPr>
-      <w:r>
-        <w:t xml:space="preserve">  const </w:t>
-      </w:r>
-      <w:proofErr w:type="spellStart"/>
-      <w:r>
-        <w:t>cssContent</w:t>
-      </w:r>
-      <w:proofErr w:type="spellEnd"/>
-      <w:r>
-        <w:t xml:space="preserve"> = </w:t>
-      </w:r>
-      <w:proofErr w:type="spellStart"/>
-      <w:r>
-        <w:t>allIcons</w:t>
-      </w:r>
-      <w:proofErr w:type="spellEnd"/>
-    </w:p>
-    <w:p>
-      <w:pPr>
-        <w:pStyle w:val="consolas"/>
-      </w:pPr>
-      <w:r>
-        <w:t xml:space="preserve">    </w:t>
-      </w:r>
-      <w:proofErr w:type="gramStart"/>
-      <w:r>
-        <w:t>.map</w:t>
-      </w:r>
-      <w:proofErr w:type="gramEnd"/>
-      <w:r>
-        <w:t>((</w:t>
-      </w:r>
-      <w:proofErr w:type="spellStart"/>
-      <w:r>
-        <w:t>iconSet</w:t>
-      </w:r>
-      <w:proofErr w:type="spellEnd"/>
-      <w:r>
-        <w:t>) =&gt;</w:t>
-      </w:r>
-    </w:p>
-    <w:p>
-      <w:pPr>
-        <w:pStyle w:val="consolas"/>
-      </w:pPr>
-      <w:r>
-        <w:t xml:space="preserve">      </w:t>
-      </w:r>
-      <w:proofErr w:type="spellStart"/>
-      <w:proofErr w:type="gramStart"/>
-      <w:r>
-        <w:t>getIconsCSS</w:t>
-      </w:r>
-      <w:proofErr w:type="spellEnd"/>
-      <w:r>
-        <w:t>(</w:t>
-      </w:r>
-      <w:proofErr w:type="spellStart"/>
-      <w:proofErr w:type="gramEnd"/>
-      <w:r>
-        <w:t>iconSet</w:t>
-      </w:r>
-      <w:proofErr w:type="spellEnd"/>
-      <w:r>
-        <w:t xml:space="preserve">, </w:t>
-      </w:r>
-      <w:proofErr w:type="spellStart"/>
-      <w:r>
-        <w:t>Object.keys</w:t>
-      </w:r>
-      <w:proofErr w:type="spellEnd"/>
-      <w:r>
-        <w:t>(</w:t>
-      </w:r>
-      <w:proofErr w:type="spellStart"/>
-      <w:r>
-        <w:t>iconSet.icons</w:t>
-      </w:r>
-      <w:proofErr w:type="spellEnd"/>
-      <w:r>
-        <w:t>), {</w:t>
-      </w:r>
-    </w:p>
-    <w:p>
-      <w:pPr>
-        <w:pStyle w:val="consolas"/>
-      </w:pPr>
-      <w:r>
-        <w:t xml:space="preserve">        </w:t>
-      </w:r>
-      <w:proofErr w:type="spellStart"/>
-      <w:r>
-        <w:t>iconSelector</w:t>
-      </w:r>
-      <w:proofErr w:type="spellEnd"/>
-      <w:r>
-        <w:t xml:space="preserve">: </w:t>
-      </w:r>
-      <w:proofErr w:type="gramStart"/>
-      <w:r>
-        <w:t>".{</w:t>
-      </w:r>
-      <w:proofErr w:type="gramEnd"/>
-      <w:r>
-        <w:t>prefix}-{name}",</w:t>
-      </w:r>
-    </w:p>
-    <w:p>
-      <w:pPr>
-        <w:pStyle w:val="consolas"/>
-      </w:pPr>
-      <w:r>
-        <w:t xml:space="preserve">      })</w:t>
-      </w:r>
-    </w:p>
-    <w:p>
-      <w:pPr>
-        <w:pStyle w:val="consolas"/>
-      </w:pPr>
-      <w:r>
-        <w:t xml:space="preserve">    )</w:t>
-      </w:r>
-    </w:p>
-    <w:p>
-      <w:pPr>
-        <w:pStyle w:val="consolas"/>
-      </w:pPr>
-      <w:r>
-        <w:t xml:space="preserve">    </w:t>
-      </w:r>
-      <w:proofErr w:type="gramStart"/>
-      <w:r>
-        <w:t>.join</w:t>
-      </w:r>
-      <w:proofErr w:type="gramEnd"/>
-      <w:r>
-        <w:t>("\n");</w:t>
-      </w:r>
-    </w:p>
-    <w:p>
-      <w:pPr>
-        <w:pStyle w:val="consolas"/>
-      </w:pPr>
-    </w:p>
-    <w:p>
-      <w:pPr>
-        <w:pStyle w:val="consolas"/>
-      </w:pPr>
-      <w:r>
-        <w:t xml:space="preserve">  // Save the CSS to a file</w:t>
-      </w:r>
-    </w:p>
-    <w:p>
-      <w:pPr>
-        <w:pStyle w:val="consolas"/>
-      </w:pPr>
-      <w:r>
-        <w:lastRenderedPageBreak/>
-        <w:t xml:space="preserve">  await </w:t>
-      </w:r>
-      <w:proofErr w:type="spellStart"/>
-      <w:proofErr w:type="gramStart"/>
-      <w:r>
-        <w:t>fs.writeFile</w:t>
-      </w:r>
-      <w:proofErr w:type="spellEnd"/>
-      <w:proofErr w:type="gramEnd"/>
-      <w:r>
-        <w:t xml:space="preserve">(target, </w:t>
-      </w:r>
-      <w:proofErr w:type="spellStart"/>
-      <w:r>
-        <w:t>cssContent</w:t>
-      </w:r>
-      <w:proofErr w:type="spellEnd"/>
-      <w:r>
-        <w:t>, "utf8");</w:t>
-      </w:r>
-    </w:p>
-    <w:p>
-      <w:pPr>
-        <w:pStyle w:val="consolas"/>
-      </w:pPr>
-    </w:p>
-    <w:p>
-      <w:pPr>
-        <w:pStyle w:val="consolas"/>
-      </w:pPr>
-      <w:r>
-        <w:t xml:space="preserve">  </w:t>
-      </w:r>
-      <w:proofErr w:type="gramStart"/>
-      <w:r>
-        <w:t>console.log(</w:t>
-      </w:r>
-      <w:proofErr w:type="gramEnd"/>
-      <w:r>
-        <w:t>`Saved CSS to ${target}!`);</w:t>
-      </w:r>
-    </w:p>
-    <w:p>
-      <w:pPr>
-        <w:pStyle w:val="consolas"/>
-      </w:pPr>
-      <w:proofErr w:type="gramStart"/>
-      <w:r>
-        <w:t>})(</w:t>
-      </w:r>
-      <w:proofErr w:type="gramEnd"/>
-      <w:r>
-        <w:t>).catch((err) =&gt; {</w:t>
-      </w:r>
-    </w:p>
-    <w:p>
-      <w:pPr>
-        <w:pStyle w:val="consolas"/>
-      </w:pPr>
-      <w:r>
-        <w:t xml:space="preserve">  </w:t>
-      </w:r>
-      <w:proofErr w:type="spellStart"/>
-      <w:proofErr w:type="gramStart"/>
-      <w:r>
-        <w:t>console.error</w:t>
-      </w:r>
-      <w:proofErr w:type="spellEnd"/>
-      <w:proofErr w:type="gramEnd"/>
-      <w:r>
-        <w:t>(err);</w:t>
-      </w:r>
-    </w:p>
-    <w:p>
-      <w:pPr>
-        <w:pStyle w:val="consolas"/>
-      </w:pPr>
-      <w:r>
-        <w:t>});</w:t>
-      </w:r>
-    </w:p>
-    <w:p>
-      <w:pPr>
-        <w:pStyle w:val="consolas"/>
-      </w:pPr>
-    </w:p>
-    <w:p>
-      <w:pPr>
-        <w:pStyle w:val="consolas"/>
-      </w:pPr>
-      <w:r>
-        <w:t>/**</w:t>
-      </w:r>
-    </w:p>
-    <w:p>
-      <w:pPr>
-        <w:pStyle w:val="consolas"/>
-      </w:pPr>
-      <w:r>
-        <w:t xml:space="preserve"> * Sort icon names by prefix</w:t>
-      </w:r>
-    </w:p>
-    <w:p>
-      <w:pPr>
-        <w:pStyle w:val="consolas"/>
-      </w:pPr>
-      <w:r>
-        <w:t xml:space="preserve"> */</w:t>
-      </w:r>
-    </w:p>
-    <w:p>
-      <w:pPr>
-        <w:pStyle w:val="consolas"/>
-      </w:pPr>
-      <w:r>
-        <w:t xml:space="preserve">function </w:t>
-      </w:r>
-      <w:proofErr w:type="spellStart"/>
-      <w:proofErr w:type="gramStart"/>
-      <w:r>
-        <w:t>organizeIconsList</w:t>
-      </w:r>
-      <w:proofErr w:type="spellEnd"/>
-      <w:r>
-        <w:t>(</w:t>
-      </w:r>
-      <w:proofErr w:type="gramEnd"/>
-      <w:r>
-        <w:t>icons: string[]): Record&lt;string, string[]&gt; {</w:t>
-      </w:r>
-    </w:p>
-    <w:p>
-      <w:pPr>
-        <w:pStyle w:val="consolas"/>
-      </w:pPr>
-      <w:r>
-        <w:t xml:space="preserve">  const sorted: Record&lt;string, </w:t>
-      </w:r>
-      <w:proofErr w:type="gramStart"/>
-      <w:r>
-        <w:t>string[</w:t>
-      </w:r>
-      <w:proofErr w:type="gramEnd"/>
-      <w:r>
-        <w:t xml:space="preserve">]&gt; = </w:t>
-      </w:r>
-      <w:proofErr w:type="spellStart"/>
-      <w:r>
-        <w:t>Object.create</w:t>
-      </w:r>
-      <w:proofErr w:type="spellEnd"/>
-      <w:r>
-        <w:t>(null);</w:t>
-      </w:r>
-    </w:p>
-    <w:p>
-      <w:pPr>
-        <w:pStyle w:val="consolas"/>
-      </w:pPr>
-    </w:p>
-    <w:p>
-      <w:pPr>
-        <w:pStyle w:val="consolas"/>
-      </w:pPr>
-      <w:r>
-        <w:t xml:space="preserve">  </w:t>
-      </w:r>
-      <w:proofErr w:type="spellStart"/>
-      <w:proofErr w:type="gramStart"/>
-      <w:r>
-        <w:t>icons.forEach</w:t>
-      </w:r>
-      <w:proofErr w:type="spellEnd"/>
-      <w:proofErr w:type="gramEnd"/>
-      <w:r>
-        <w:t>((icon) =&gt; {</w:t>
-      </w:r>
-    </w:p>
-    <w:p>
-      <w:pPr>
-        <w:pStyle w:val="consolas"/>
-      </w:pPr>
-      <w:r>
-        <w:t xml:space="preserve">    const item = </w:t>
-      </w:r>
-      <w:proofErr w:type="spellStart"/>
-      <w:r>
-        <w:t>stringToIcon</w:t>
-      </w:r>
-      <w:proofErr w:type="spellEnd"/>
-      <w:r>
-        <w:t>(icon);</w:t>
-      </w:r>
-    </w:p>
-    <w:p>
-      <w:pPr>
-        <w:pStyle w:val="consolas"/>
-      </w:pPr>
-    </w:p>
-    <w:p>
-      <w:pPr>
-        <w:pStyle w:val="consolas"/>
-      </w:pPr>
-      <w:r>
-        <w:t xml:space="preserve">    if </w:t>
-      </w:r>
-      <w:proofErr w:type="gramStart"/>
-      <w:r>
-        <w:t>(!item</w:t>
-      </w:r>
-      <w:proofErr w:type="gramEnd"/>
-      <w:r>
-        <w:t>) return;</w:t>
-      </w:r>
-    </w:p>
-    <w:p>
-      <w:pPr>
-        <w:pStyle w:val="consolas"/>
-      </w:pPr>
-    </w:p>
-    <w:p>
-      <w:pPr>
-        <w:pStyle w:val="consolas"/>
-      </w:pPr>
-      <w:r>
-        <w:t xml:space="preserve">    const prefix = </w:t>
-      </w:r>
-      <w:proofErr w:type="spellStart"/>
-      <w:proofErr w:type="gramStart"/>
-      <w:r>
-        <w:t>item.prefix</w:t>
-      </w:r>
-      <w:proofErr w:type="spellEnd"/>
-      <w:proofErr w:type="gramEnd"/>
-      <w:r>
-        <w:t>;</w:t>
-      </w:r>
-    </w:p>
-    <w:p>
-      <w:pPr>
-        <w:pStyle w:val="consolas"/>
-      </w:pPr>
-      <w:r>
-        <w:t xml:space="preserve">    const </w:t>
-      </w:r>
-      <w:proofErr w:type="spellStart"/>
-      <w:r>
-        <w:t>prefixList</w:t>
-      </w:r>
-      <w:proofErr w:type="spellEnd"/>
-      <w:r>
-        <w:t xml:space="preserve"> = sorted[prefix</w:t>
-      </w:r>
-      <w:proofErr w:type="gramStart"/>
-      <w:r>
-        <w:t>] ?</w:t>
-      </w:r>
-      <w:proofErr w:type="gramEnd"/>
-      <w:r>
-        <w:t xml:space="preserve"> sorted[prefix] : (sorted[prefix] = []);</w:t>
-      </w:r>
-    </w:p>
-    <w:p>
-      <w:pPr>
-        <w:pStyle w:val="consolas"/>
-      </w:pPr>
-    </w:p>
-    <w:p>
-      <w:pPr>
-        <w:pStyle w:val="consolas"/>
-      </w:pPr>
-      <w:r>
-        <w:t xml:space="preserve">    const name = item.name;</w:t>
-      </w:r>
-    </w:p>
-    <w:p>
-      <w:pPr>
-        <w:pStyle w:val="consolas"/>
-      </w:pPr>
-    </w:p>
-    <w:p>
-      <w:pPr>
-        <w:pStyle w:val="consolas"/>
-      </w:pPr>
-      <w:r>
-        <w:t xml:space="preserve">    if </w:t>
-      </w:r>
-      <w:proofErr w:type="gramStart"/>
-      <w:r>
-        <w:t>(!</w:t>
-      </w:r>
-      <w:proofErr w:type="spellStart"/>
-      <w:r>
-        <w:t>prefixList.includes</w:t>
-      </w:r>
-      <w:proofErr w:type="spellEnd"/>
-      <w:proofErr w:type="gramEnd"/>
-      <w:r>
-        <w:t xml:space="preserve">(name)) </w:t>
-      </w:r>
-      <w:proofErr w:type="spellStart"/>
-      <w:r>
-        <w:t>prefixList.push</w:t>
-      </w:r>
-      <w:proofErr w:type="spellEnd"/>
-      <w:r>
-        <w:t>(name);</w:t>
-      </w:r>
-    </w:p>
-    <w:p>
-      <w:pPr>
-        <w:pStyle w:val="consolas"/>
-      </w:pPr>
-      <w:r>
         <w:t xml:space="preserve">  });</w:t>
       </w:r>
     </w:p>
@@ -15184,6 +15179,7 @@
         <w:pStyle w:val="consolas"/>
       </w:pPr>
       <w:r>
+        <w:lastRenderedPageBreak/>
         <w:t xml:space="preserve">&lt;Icon icon="mdi-home-outline" </w:t>
       </w:r>
       <w:proofErr w:type="spellStart"/>
@@ -15201,239 +15197,534 @@
       </w:pPr>
       <w:proofErr w:type="spellStart"/>
       <w:r>
+        <w:t>Antd</w:t>
+      </w:r>
+      <w:proofErr w:type="spellEnd"/>
+    </w:p>
+    <w:p>
+      <w:pPr>
+        <w:pStyle w:val="consolas"/>
+      </w:pPr>
+      <w:r>
+        <w:t xml:space="preserve">bun add </w:t>
+      </w:r>
+      <w:proofErr w:type="spellStart"/>
+      <w:r>
+        <w:t>antd</w:t>
+      </w:r>
+      <w:proofErr w:type="spellEnd"/>
+    </w:p>
+    <w:p>
+      <w:pPr>
+        <w:pStyle w:val="consolas"/>
+      </w:pPr>
+      <w:r>
+        <w:t>bun add @emotion/react</w:t>
+      </w:r>
+    </w:p>
+    <w:p>
+      <w:pPr>
+        <w:pStyle w:val="consolas"/>
+      </w:pPr>
+      <w:r>
+        <w:t xml:space="preserve">bun add </w:t>
+      </w:r>
+      <w:r>
+        <w:t>@emotion/react @ant-design/cssinjs</w:t>
+      </w:r>
+    </w:p>
+    <w:p>
+      <w:pPr>
+        <w:pStyle w:val="consolas"/>
+      </w:pPr>
+      <w:r>
+        <w:t xml:space="preserve">bun add </w:t>
+      </w:r>
+      <w:r>
+        <w:t>@ant-design/v5-patch-for-react-19</w:t>
+      </w:r>
+    </w:p>
+    <w:p>
+      <w:pPr>
+        <w:pStyle w:val="Content"/>
+      </w:pPr>
+      <w:proofErr w:type="spellStart"/>
+      <w:r>
+        <w:t>Tại</w:t>
+      </w:r>
+      <w:proofErr w:type="spellEnd"/>
+      <w:r>
+        <w:t xml:space="preserve"> </w:t>
+      </w:r>
+      <w:proofErr w:type="spellStart"/>
+      <w:r>
+        <w:t>mục</w:t>
+      </w:r>
+      <w:proofErr w:type="spellEnd"/>
+      <w:r>
+        <w:t xml:space="preserve"> </w:t>
+      </w:r>
+      <w:proofErr w:type="spellStart"/>
+      <w:r>
+        <w:t>cao</w:t>
+      </w:r>
+      <w:proofErr w:type="spellEnd"/>
+      <w:r>
+        <w:t xml:space="preserve"> </w:t>
+      </w:r>
+      <w:proofErr w:type="spellStart"/>
+      <w:r>
+        <w:t>nhất</w:t>
+      </w:r>
+      <w:proofErr w:type="spellEnd"/>
+      <w:r>
+        <w:t xml:space="preserve"> </w:t>
+      </w:r>
+      <w:proofErr w:type="spellStart"/>
+      <w:r>
+        <w:t>dự</w:t>
+      </w:r>
+      <w:proofErr w:type="spellEnd"/>
+      <w:r>
+        <w:t xml:space="preserve"> </w:t>
+      </w:r>
+      <w:proofErr w:type="spellStart"/>
+      <w:r>
+        <w:t>án</w:t>
+      </w:r>
+      <w:proofErr w:type="spellEnd"/>
+      <w:r>
+        <w:t>:</w:t>
+      </w:r>
+    </w:p>
+    <w:p>
+      <w:pPr>
+        <w:pStyle w:val="consolas"/>
+      </w:pPr>
+      <w:r>
+        <w:t>import "</w:t>
+      </w:r>
+      <w:proofErr w:type="spellStart"/>
+      <w:r>
+        <w:t>antd</w:t>
+      </w:r>
+      <w:proofErr w:type="spellEnd"/>
+      <w:r>
+        <w:t>/</w:t>
+      </w:r>
+      <w:proofErr w:type="spellStart"/>
+      <w:r>
+        <w:t>dist</w:t>
+      </w:r>
+      <w:proofErr w:type="spellEnd"/>
+      <w:r>
+        <w:t>/reset.css";</w:t>
+      </w:r>
+    </w:p>
+    <w:p>
+      <w:pPr>
+        <w:pStyle w:val="Heading2"/>
+      </w:pPr>
+      <w:r>
+        <w:t>animate</w:t>
+      </w:r>
+      <w:r>
+        <w:t>.css</w:t>
+      </w:r>
+    </w:p>
+    <w:p>
+      <w:pPr>
+        <w:pStyle w:val="consolas"/>
+      </w:pPr>
+      <w:r>
+        <w:t xml:space="preserve">bun add </w:t>
+      </w:r>
+      <w:r>
+        <w:t>animate</w:t>
+      </w:r>
+      <w:r>
+        <w:t>.css</w:t>
+      </w:r>
+    </w:p>
+    <w:p>
+      <w:pPr>
+        <w:pStyle w:val="Content"/>
+      </w:pPr>
+      <w:proofErr w:type="spellStart"/>
+      <w:r>
+        <w:t>Tại</w:t>
+      </w:r>
+      <w:proofErr w:type="spellEnd"/>
+      <w:r>
+        <w:t xml:space="preserve"> </w:t>
+      </w:r>
+      <w:proofErr w:type="spellStart"/>
+      <w:r>
+        <w:t>mục</w:t>
+      </w:r>
+      <w:proofErr w:type="spellEnd"/>
+      <w:r>
+        <w:t xml:space="preserve"> </w:t>
+      </w:r>
+      <w:proofErr w:type="spellStart"/>
+      <w:r>
+        <w:t>cao</w:t>
+      </w:r>
+      <w:proofErr w:type="spellEnd"/>
+      <w:r>
+        <w:t xml:space="preserve"> </w:t>
+      </w:r>
+      <w:proofErr w:type="spellStart"/>
+      <w:r>
+        <w:t>nhất</w:t>
+      </w:r>
+      <w:proofErr w:type="spellEnd"/>
+      <w:r>
+        <w:t xml:space="preserve"> </w:t>
+      </w:r>
+      <w:proofErr w:type="spellStart"/>
+      <w:r>
+        <w:t>dự</w:t>
+      </w:r>
+      <w:proofErr w:type="spellEnd"/>
+      <w:r>
+        <w:t xml:space="preserve"> </w:t>
+      </w:r>
+      <w:proofErr w:type="spellStart"/>
+      <w:r>
+        <w:t>án</w:t>
+      </w:r>
+      <w:proofErr w:type="spellEnd"/>
+      <w:r>
+        <w:t>:</w:t>
+      </w:r>
+    </w:p>
+    <w:p>
+      <w:pPr>
+        <w:pStyle w:val="Content"/>
+      </w:pPr>
+      <w:r>
+        <w:t>import "animate.css";</w:t>
+      </w:r>
+    </w:p>
+    <w:p>
+      <w:pPr>
+        <w:pStyle w:val="Content"/>
+      </w:pPr>
+      <w:r>
+        <w:t xml:space="preserve">Khi </w:t>
+      </w:r>
+      <w:proofErr w:type="spellStart"/>
+      <w:r>
+        <w:t>dùng</w:t>
+      </w:r>
+      <w:proofErr w:type="spellEnd"/>
+      <w:r>
+        <w:t xml:space="preserve"> </w:t>
+      </w:r>
+      <w:proofErr w:type="spellStart"/>
+      <w:r>
+        <w:t>className</w:t>
+      </w:r>
+      <w:proofErr w:type="spellEnd"/>
+      <w:r>
+        <w:t>="</w:t>
+      </w:r>
+      <w:proofErr w:type="spellStart"/>
+      <w:r>
+        <w:t>animate__animated</w:t>
+      </w:r>
+      <w:proofErr w:type="spellEnd"/>
+      <w:r>
+        <w:t xml:space="preserve"> </w:t>
+      </w:r>
+      <w:proofErr w:type="spellStart"/>
+      <w:r>
+        <w:t>animate__name</w:t>
+      </w:r>
+      <w:proofErr w:type="spellEnd"/>
+      <w:r>
+        <w:t>"</w:t>
+      </w:r>
+    </w:p>
+    <w:p>
+      <w:pPr>
+        <w:pStyle w:val="Heading2"/>
+      </w:pPr>
+      <w:r>
+        <w:t>transition-group</w:t>
+      </w:r>
+    </w:p>
+    <w:p>
+      <w:pPr>
+        <w:pStyle w:val="Content"/>
+      </w:pPr>
+      <w:proofErr w:type="spellStart"/>
+      <w:r>
+        <w:t>Thêm</w:t>
+      </w:r>
+      <w:proofErr w:type="spellEnd"/>
+      <w:r>
+        <w:t xml:space="preserve"> </w:t>
+      </w:r>
+      <w:proofErr w:type="spellStart"/>
+      <w:r>
+        <w:t>hiệu</w:t>
+      </w:r>
+      <w:proofErr w:type="spellEnd"/>
+      <w:r>
+        <w:t xml:space="preserve"> </w:t>
+      </w:r>
+      <w:proofErr w:type="spellStart"/>
+      <w:r>
+        <w:t>ứng</w:t>
+      </w:r>
+      <w:proofErr w:type="spellEnd"/>
+      <w:r>
+        <w:t xml:space="preserve"> </w:t>
+      </w:r>
+      <w:proofErr w:type="spellStart"/>
+      <w:r>
+        <w:t>cho</w:t>
+      </w:r>
+      <w:proofErr w:type="spellEnd"/>
+      <w:r>
+        <w:t xml:space="preserve"> mount </w:t>
+      </w:r>
+      <w:proofErr w:type="spellStart"/>
+      <w:r>
+        <w:t>và</w:t>
+      </w:r>
+      <w:proofErr w:type="spellEnd"/>
+      <w:r>
+        <w:t xml:space="preserve"> unmount</w:t>
+      </w:r>
+    </w:p>
+    <w:p>
+      <w:pPr>
+        <w:pStyle w:val="consolas"/>
+      </w:pPr>
+      <w:r>
+        <w:t xml:space="preserve">bun add </w:t>
+      </w:r>
+      <w:r>
+        <w:t>react-transition-group</w:t>
+      </w:r>
+    </w:p>
+    <w:p>
+      <w:pPr>
+        <w:pStyle w:val="consolas"/>
+      </w:pPr>
+      <w:r>
+        <w:t xml:space="preserve">bun add --save-dev </w:t>
+      </w:r>
+      <w:r>
+        <w:t>@types/react-transition-group</w:t>
+      </w:r>
+    </w:p>
+    <w:p>
+      <w:pPr>
+        <w:pStyle w:val="Content"/>
+      </w:pPr>
+      <w:proofErr w:type="spellStart"/>
+      <w:r>
+        <w:t>Tại</w:t>
+      </w:r>
+      <w:proofErr w:type="spellEnd"/>
+      <w:r>
+        <w:t xml:space="preserve"> file </w:t>
+      </w:r>
+      <w:proofErr w:type="spellStart"/>
+      <w:r>
+        <w:t>cần</w:t>
+      </w:r>
+      <w:proofErr w:type="spellEnd"/>
+      <w:r>
+        <w:t xml:space="preserve"> </w:t>
+      </w:r>
+      <w:proofErr w:type="spellStart"/>
+      <w:r>
+        <w:t>sử</w:t>
+      </w:r>
+      <w:proofErr w:type="spellEnd"/>
+      <w:r>
+        <w:t xml:space="preserve"> </w:t>
+      </w:r>
+      <w:proofErr w:type="spellStart"/>
+      <w:r>
+        <w:t>dụng</w:t>
+      </w:r>
+      <w:proofErr w:type="spellEnd"/>
+      <w:r>
+        <w:t>:</w:t>
+      </w:r>
+    </w:p>
+    <w:p>
+      <w:pPr>
+        <w:pStyle w:val="consolas"/>
+      </w:pPr>
+      <w:r>
+        <w:t xml:space="preserve">import </w:t>
+      </w:r>
+      <w:proofErr w:type="gramStart"/>
+      <w:r>
+        <w:t xml:space="preserve">{ </w:t>
+      </w:r>
+      <w:proofErr w:type="spellStart"/>
+      <w:r>
+        <w:t>CSSTransition</w:t>
+      </w:r>
+      <w:proofErr w:type="spellEnd"/>
+      <w:proofErr w:type="gramEnd"/>
+      <w:r>
+        <w:t xml:space="preserve"> } from "react-transition-group";</w:t>
+      </w:r>
+    </w:p>
+    <w:p>
+      <w:pPr>
+        <w:pStyle w:val="consolas"/>
+      </w:pPr>
+      <w:r>
+        <w:t>…</w:t>
+      </w:r>
+    </w:p>
+    <w:p>
+      <w:pPr>
+        <w:pStyle w:val="consolas"/>
+      </w:pPr>
+      <w:r>
+        <w:t>&lt;</w:t>
+      </w:r>
+      <w:proofErr w:type="spellStart"/>
+      <w:r>
+        <w:t>CSSTransition</w:t>
+      </w:r>
+      <w:proofErr w:type="spellEnd"/>
+    </w:p>
+    <w:p>
+      <w:pPr>
+        <w:pStyle w:val="consolas"/>
+      </w:pPr>
+      <w:r>
+        <w:t xml:space="preserve">        in={</w:t>
+      </w:r>
+      <w:proofErr w:type="spellStart"/>
+      <w:r>
+        <w:t>isVisible</w:t>
+      </w:r>
+      <w:proofErr w:type="spellEnd"/>
+      <w:r>
+        <w:t xml:space="preserve">} // </w:t>
+      </w:r>
+      <w:proofErr w:type="spellStart"/>
+      <w:r>
+        <w:t>khi</w:t>
+      </w:r>
+      <w:proofErr w:type="spellEnd"/>
+      <w:r>
+        <w:t xml:space="preserve"> </w:t>
+      </w:r>
+      <w:proofErr w:type="spellStart"/>
+      <w:r>
+        <w:t>nào</w:t>
+      </w:r>
+      <w:proofErr w:type="spellEnd"/>
+      <w:r>
+        <w:t xml:space="preserve"> </w:t>
+      </w:r>
+      <w:proofErr w:type="spellStart"/>
+      <w:r>
+        <w:t>thì</w:t>
+      </w:r>
+      <w:proofErr w:type="spellEnd"/>
+      <w:r>
+        <w:t xml:space="preserve"> mount</w:t>
+      </w:r>
+    </w:p>
+    <w:p>
+      <w:pPr>
+        <w:pStyle w:val="consolas"/>
+      </w:pPr>
+      <w:r>
+        <w:t xml:space="preserve">        timeout</w:t>
+      </w:r>
+      <w:proofErr w:type="gramStart"/>
+      <w:r>
+        <w:t>={</w:t>
+      </w:r>
+      <w:proofErr w:type="gramEnd"/>
+      <w:r>
+        <w:t>1000}</w:t>
+      </w:r>
+    </w:p>
+    <w:p>
+      <w:pPr>
+        <w:pStyle w:val="consolas"/>
+      </w:pPr>
+      <w:r>
+        <w:t xml:space="preserve">        </w:t>
+      </w:r>
+      <w:proofErr w:type="spellStart"/>
+      <w:r>
+        <w:t>classNames</w:t>
+      </w:r>
+      <w:proofErr w:type="spellEnd"/>
+      <w:proofErr w:type="gramStart"/>
+      <w:r>
+        <w:t>={</w:t>
+      </w:r>
+      <w:proofErr w:type="gramEnd"/>
+      <w:r>
+        <w:t>{</w:t>
+      </w:r>
+    </w:p>
+    <w:p>
+      <w:pPr>
+        <w:pStyle w:val="consolas"/>
+      </w:pPr>
+      <w:r>
+        <w:t xml:space="preserve">          enter: "</w:t>
+      </w:r>
+      <w:proofErr w:type="spellStart"/>
+      <w:r>
+        <w:t>animate__animated</w:t>
+      </w:r>
+      <w:proofErr w:type="spellEnd"/>
+      <w:r>
+        <w:t xml:space="preserve"> animate__</w:t>
+      </w:r>
+      <w:proofErr w:type="spellStart"/>
+      <w:r>
+        <w:t>fadeInUp</w:t>
+      </w:r>
+      <w:proofErr w:type="spellEnd"/>
+      <w:r>
+        <w:t>",</w:t>
+      </w:r>
+    </w:p>
+    <w:p>
+      <w:pPr>
+        <w:pStyle w:val="consolas"/>
+      </w:pPr>
+      <w:r>
         <w:lastRenderedPageBreak/>
-        <w:t>Antd</w:t>
-      </w:r>
-      <w:proofErr w:type="spellEnd"/>
-    </w:p>
-    <w:p>
-      <w:pPr>
-        <w:pStyle w:val="consolas"/>
-      </w:pPr>
-      <w:r>
-        <w:t xml:space="preserve">bun add </w:t>
-      </w:r>
-      <w:proofErr w:type="spellStart"/>
-      <w:r>
-        <w:t>antd</w:t>
-      </w:r>
-      <w:proofErr w:type="spellEnd"/>
-    </w:p>
-    <w:p>
-      <w:pPr>
-        <w:pStyle w:val="consolas"/>
-      </w:pPr>
-      <w:r>
-        <w:t>bun add @emotion/react</w:t>
-      </w:r>
-    </w:p>
-    <w:p>
-      <w:pPr>
-        <w:pStyle w:val="consolas"/>
-      </w:pPr>
-      <w:r>
-        <w:t xml:space="preserve">bun add </w:t>
-      </w:r>
-      <w:r>
-        <w:t>@emotion/react @ant-design/cssinjs</w:t>
-      </w:r>
-    </w:p>
-    <w:p>
-      <w:pPr>
-        <w:pStyle w:val="consolas"/>
-      </w:pPr>
-      <w:r>
-        <w:t xml:space="preserve">bun add </w:t>
-      </w:r>
-      <w:r>
-        <w:t>@ant-design/v5-patch-for-react-19</w:t>
-      </w:r>
-    </w:p>
-    <w:p>
-      <w:pPr>
-        <w:pStyle w:val="Content"/>
-      </w:pPr>
-      <w:proofErr w:type="spellStart"/>
-      <w:r>
-        <w:t>Tại</w:t>
-      </w:r>
-      <w:proofErr w:type="spellEnd"/>
-      <w:r>
-        <w:t xml:space="preserve"> </w:t>
-      </w:r>
-      <w:proofErr w:type="spellStart"/>
-      <w:r>
-        <w:t>mục</w:t>
-      </w:r>
-      <w:proofErr w:type="spellEnd"/>
-      <w:r>
-        <w:t xml:space="preserve"> </w:t>
-      </w:r>
-      <w:proofErr w:type="spellStart"/>
-      <w:r>
-        <w:t>cao</w:t>
-      </w:r>
-      <w:proofErr w:type="spellEnd"/>
-      <w:r>
-        <w:t xml:space="preserve"> </w:t>
-      </w:r>
-      <w:proofErr w:type="spellStart"/>
-      <w:r>
-        <w:t>nhất</w:t>
-      </w:r>
-      <w:proofErr w:type="spellEnd"/>
-      <w:r>
-        <w:t xml:space="preserve"> </w:t>
-      </w:r>
-      <w:proofErr w:type="spellStart"/>
-      <w:r>
-        <w:t>dự</w:t>
-      </w:r>
-      <w:proofErr w:type="spellEnd"/>
-      <w:r>
-        <w:t xml:space="preserve"> </w:t>
-      </w:r>
-      <w:proofErr w:type="spellStart"/>
-      <w:r>
-        <w:t>án</w:t>
-      </w:r>
-      <w:proofErr w:type="spellEnd"/>
-      <w:r>
-        <w:t>:</w:t>
-      </w:r>
-    </w:p>
-    <w:p>
-      <w:pPr>
-        <w:pStyle w:val="consolas"/>
-      </w:pPr>
-      <w:r>
-        <w:t>import "</w:t>
-      </w:r>
-      <w:proofErr w:type="spellStart"/>
-      <w:r>
-        <w:t>antd</w:t>
-      </w:r>
-      <w:proofErr w:type="spellEnd"/>
-      <w:r>
-        <w:t>/</w:t>
-      </w:r>
-      <w:proofErr w:type="spellStart"/>
-      <w:r>
-        <w:t>dist</w:t>
-      </w:r>
-      <w:proofErr w:type="spellEnd"/>
-      <w:r>
-        <w:t>/reset.css";</w:t>
-      </w:r>
-    </w:p>
-    <w:p>
-      <w:pPr>
-        <w:pStyle w:val="Heading2"/>
-      </w:pPr>
-      <w:r>
-        <w:t>animate</w:t>
-      </w:r>
-      <w:r>
-        <w:t>.css</w:t>
-      </w:r>
-    </w:p>
-    <w:p>
-      <w:pPr>
-        <w:pStyle w:val="consolas"/>
-      </w:pPr>
-      <w:r>
-        <w:t xml:space="preserve">bun add </w:t>
-      </w:r>
-      <w:r>
-        <w:t>animate</w:t>
-      </w:r>
-      <w:r>
-        <w:t>.css</w:t>
-      </w:r>
-    </w:p>
-    <w:p>
-      <w:pPr>
-        <w:pStyle w:val="Content"/>
-      </w:pPr>
-      <w:proofErr w:type="spellStart"/>
-      <w:r>
-        <w:t>Tại</w:t>
-      </w:r>
-      <w:proofErr w:type="spellEnd"/>
-      <w:r>
-        <w:t xml:space="preserve"> </w:t>
-      </w:r>
-      <w:proofErr w:type="spellStart"/>
-      <w:r>
-        <w:t>mục</w:t>
-      </w:r>
-      <w:proofErr w:type="spellEnd"/>
-      <w:r>
-        <w:t xml:space="preserve"> </w:t>
-      </w:r>
-      <w:proofErr w:type="spellStart"/>
-      <w:r>
-        <w:t>cao</w:t>
-      </w:r>
-      <w:proofErr w:type="spellEnd"/>
-      <w:r>
-        <w:t xml:space="preserve"> </w:t>
-      </w:r>
-      <w:proofErr w:type="spellStart"/>
-      <w:r>
-        <w:t>nhất</w:t>
-      </w:r>
-      <w:proofErr w:type="spellEnd"/>
-      <w:r>
-        <w:t xml:space="preserve"> </w:t>
-      </w:r>
-      <w:proofErr w:type="spellStart"/>
-      <w:r>
-        <w:t>dự</w:t>
-      </w:r>
-      <w:proofErr w:type="spellEnd"/>
-      <w:r>
-        <w:t xml:space="preserve"> </w:t>
-      </w:r>
-      <w:proofErr w:type="spellStart"/>
-      <w:r>
-        <w:t>án</w:t>
-      </w:r>
-      <w:proofErr w:type="spellEnd"/>
-      <w:r>
-        <w:t>:</w:t>
-      </w:r>
-    </w:p>
-    <w:p>
-      <w:pPr>
-        <w:pStyle w:val="Content"/>
-      </w:pPr>
-      <w:r>
-        <w:t>import "animate.css";</w:t>
-      </w:r>
-    </w:p>
-    <w:p>
-      <w:pPr>
-        <w:pStyle w:val="Content"/>
-      </w:pPr>
-      <w:r>
-        <w:t xml:space="preserve">Khi </w:t>
-      </w:r>
-      <w:proofErr w:type="spellStart"/>
-      <w:r>
-        <w:t>dùng</w:t>
-      </w:r>
-      <w:proofErr w:type="spellEnd"/>
-      <w:r>
-        <w:t xml:space="preserve"> </w:t>
-      </w:r>
-      <w:proofErr w:type="spellStart"/>
-      <w:r>
-        <w:t>className</w:t>
-      </w:r>
-      <w:proofErr w:type="spellEnd"/>
-      <w:r>
-        <w:t>="</w:t>
+        <w:t xml:space="preserve">          </w:t>
+      </w:r>
+      <w:proofErr w:type="spellStart"/>
+      <w:r>
+        <w:t>enterDone</w:t>
+      </w:r>
+      <w:proofErr w:type="spellEnd"/>
+      <w:r>
+        <w:t>: "fade-in-up-out-loop",</w:t>
+      </w:r>
+    </w:p>
+    <w:p>
+      <w:pPr>
+        <w:pStyle w:val="consolas"/>
+      </w:pPr>
+      <w:r>
+        <w:t xml:space="preserve">          exit: "</w:t>
       </w:r>
       <w:proofErr w:type="spellStart"/>
       <w:r>
@@ -15441,224 +15732,11 @@
       </w:r>
       <w:proofErr w:type="spellEnd"/>
       <w:r>
-        <w:t xml:space="preserve"> </w:t>
-      </w:r>
-      <w:proofErr w:type="spellStart"/>
-      <w:r>
-        <w:t>animate__name</w:t>
-      </w:r>
-      <w:proofErr w:type="spellEnd"/>
-      <w:r>
-        <w:t>"</w:t>
-      </w:r>
-    </w:p>
-    <w:p>
-      <w:pPr>
-        <w:pStyle w:val="Heading2"/>
-      </w:pPr>
-      <w:r>
-        <w:t>transition-group</w:t>
-      </w:r>
-    </w:p>
-    <w:p>
-      <w:pPr>
-        <w:pStyle w:val="consolas"/>
-      </w:pPr>
-      <w:r>
-        <w:t xml:space="preserve">bun add </w:t>
-      </w:r>
-      <w:r>
-        <w:t>react-transition-group</w:t>
-      </w:r>
-    </w:p>
-    <w:p>
-      <w:pPr>
-        <w:pStyle w:val="consolas"/>
-      </w:pPr>
-      <w:r>
-        <w:t xml:space="preserve">bun add --save-dev </w:t>
-      </w:r>
-      <w:r>
-        <w:t>@types/react-transition-group</w:t>
-      </w:r>
-    </w:p>
-    <w:p>
-      <w:pPr>
-        <w:pStyle w:val="Content"/>
-      </w:pPr>
-      <w:proofErr w:type="spellStart"/>
-      <w:r>
-        <w:t>Tại</w:t>
-      </w:r>
-      <w:proofErr w:type="spellEnd"/>
-      <w:r>
-        <w:t xml:space="preserve"> file </w:t>
-      </w:r>
-      <w:proofErr w:type="spellStart"/>
-      <w:r>
-        <w:t>cần</w:t>
-      </w:r>
-      <w:proofErr w:type="spellEnd"/>
-      <w:r>
-        <w:t xml:space="preserve"> </w:t>
-      </w:r>
-      <w:proofErr w:type="spellStart"/>
-      <w:r>
-        <w:t>sử</w:t>
-      </w:r>
-      <w:proofErr w:type="spellEnd"/>
-      <w:r>
-        <w:t xml:space="preserve"> </w:t>
-      </w:r>
-      <w:proofErr w:type="spellStart"/>
-      <w:r>
-        <w:t>dụng</w:t>
-      </w:r>
-      <w:proofErr w:type="spellEnd"/>
-      <w:r>
-        <w:t>:</w:t>
-      </w:r>
-    </w:p>
-    <w:p>
-      <w:pPr>
-        <w:pStyle w:val="consolas"/>
-      </w:pPr>
-      <w:r>
-        <w:t xml:space="preserve">import </w:t>
-      </w:r>
-      <w:proofErr w:type="gramStart"/>
-      <w:r>
-        <w:t xml:space="preserve">{ </w:t>
-      </w:r>
-      <w:proofErr w:type="spellStart"/>
-      <w:r>
-        <w:t>CSSTransition</w:t>
-      </w:r>
-      <w:proofErr w:type="spellEnd"/>
-      <w:proofErr w:type="gramEnd"/>
-      <w:r>
-        <w:t xml:space="preserve"> } from "react-transition-group";</w:t>
-      </w:r>
-    </w:p>
-    <w:p>
-      <w:pPr>
-        <w:pStyle w:val="consolas"/>
-      </w:pPr>
-      <w:r>
-        <w:t>…</w:t>
-      </w:r>
-    </w:p>
-    <w:p>
-      <w:pPr>
-        <w:pStyle w:val="consolas"/>
-      </w:pPr>
-      <w:r>
-        <w:t>&lt;</w:t>
-      </w:r>
-      <w:proofErr w:type="spellStart"/>
-      <w:r>
-        <w:t>CSSTransition</w:t>
-      </w:r>
-      <w:proofErr w:type="spellEnd"/>
-    </w:p>
-    <w:p>
-      <w:pPr>
-        <w:pStyle w:val="consolas"/>
-      </w:pPr>
-      <w:r>
-        <w:t xml:space="preserve">        in={</w:t>
-      </w:r>
-      <w:proofErr w:type="spellStart"/>
-      <w:r>
-        <w:t>isVisible</w:t>
-      </w:r>
-      <w:proofErr w:type="spellEnd"/>
-      <w:r>
-        <w:t>}</w:t>
-      </w:r>
-      <w:r>
-        <w:t xml:space="preserve"> // </w:t>
-      </w:r>
-      <w:proofErr w:type="spellStart"/>
-      <w:r>
-        <w:t>khi</w:t>
-      </w:r>
-      <w:proofErr w:type="spellEnd"/>
-      <w:r>
-        <w:t xml:space="preserve"> </w:t>
-      </w:r>
-      <w:proofErr w:type="spellStart"/>
-      <w:r>
-        <w:t>nào</w:t>
-      </w:r>
-      <w:proofErr w:type="spellEnd"/>
-      <w:r>
-        <w:t xml:space="preserve"> </w:t>
-      </w:r>
-      <w:proofErr w:type="spellStart"/>
-      <w:r>
-        <w:t>thì</w:t>
-      </w:r>
-      <w:proofErr w:type="spellEnd"/>
-      <w:r>
-        <w:t xml:space="preserve"> mount</w:t>
-      </w:r>
-    </w:p>
-    <w:p>
-      <w:pPr>
-        <w:pStyle w:val="consolas"/>
-      </w:pPr>
-      <w:r>
-        <w:t xml:space="preserve">        timeout</w:t>
-      </w:r>
-      <w:proofErr w:type="gramStart"/>
-      <w:r>
-        <w:t>={</w:t>
-      </w:r>
-      <w:proofErr w:type="gramEnd"/>
-      <w:r>
-        <w:t>1000}</w:t>
-      </w:r>
-    </w:p>
-    <w:p>
-      <w:pPr>
-        <w:pStyle w:val="consolas"/>
-      </w:pPr>
-      <w:r>
-        <w:t xml:space="preserve">        </w:t>
-      </w:r>
-      <w:proofErr w:type="spellStart"/>
-      <w:r>
-        <w:t>classNames</w:t>
-      </w:r>
-      <w:proofErr w:type="spellEnd"/>
-      <w:proofErr w:type="gramStart"/>
-      <w:r>
-        <w:t>={</w:t>
-      </w:r>
-      <w:proofErr w:type="gramEnd"/>
-      <w:r>
-        <w:t>{</w:t>
-      </w:r>
-    </w:p>
-    <w:p>
-      <w:pPr>
-        <w:pStyle w:val="consolas"/>
-      </w:pPr>
-      <w:r>
-        <w:t xml:space="preserve">          enter: "</w:t>
-      </w:r>
-      <w:proofErr w:type="spellStart"/>
-      <w:r>
-        <w:t>animate__animated</w:t>
-      </w:r>
-      <w:proofErr w:type="spellEnd"/>
-      <w:r>
         <w:t xml:space="preserve"> animate__</w:t>
       </w:r>
       <w:proofErr w:type="spellStart"/>
       <w:r>
-        <w:t>fadeInUp</w:t>
+        <w:t>fadeOutDown</w:t>
       </w:r>
       <w:proofErr w:type="spellEnd"/>
       <w:r>
@@ -15670,47 +15748,6 @@
         <w:pStyle w:val="consolas"/>
       </w:pPr>
       <w:r>
-        <w:t xml:space="preserve">          </w:t>
-      </w:r>
-      <w:proofErr w:type="spellStart"/>
-      <w:r>
-        <w:t>enterDone</w:t>
-      </w:r>
-      <w:proofErr w:type="spellEnd"/>
-      <w:r>
-        <w:t>: "fade-in-up-out-loop",</w:t>
-      </w:r>
-    </w:p>
-    <w:p>
-      <w:pPr>
-        <w:pStyle w:val="consolas"/>
-      </w:pPr>
-      <w:r>
-        <w:t xml:space="preserve">          exit: "</w:t>
-      </w:r>
-      <w:proofErr w:type="spellStart"/>
-      <w:r>
-        <w:t>animate__animated</w:t>
-      </w:r>
-      <w:proofErr w:type="spellEnd"/>
-      <w:r>
-        <w:t xml:space="preserve"> animate__</w:t>
-      </w:r>
-      <w:proofErr w:type="spellStart"/>
-      <w:r>
-        <w:t>fadeOutDown</w:t>
-      </w:r>
-      <w:proofErr w:type="spellEnd"/>
-      <w:r>
-        <w:t>",</w:t>
-      </w:r>
-    </w:p>
-    <w:p>
-      <w:pPr>
-        <w:pStyle w:val="consolas"/>
-      </w:pPr>
-      <w:r>
-        <w:lastRenderedPageBreak/>
         <w:t xml:space="preserve">        }}</w:t>
       </w:r>
     </w:p>

--- a/next/Next.docx
+++ b/next/Next.docx
@@ -5754,15 +5754,7 @@
       </w:r>
       <w:proofErr w:type="spellEnd"/>
       <w:r>
-        <w:t xml:space="preserve"> </w:t>
-      </w:r>
-      <w:proofErr w:type="spellStart"/>
-      <w:r>
-        <w:t>yêu</w:t>
-      </w:r>
-      <w:proofErr w:type="spellEnd"/>
-      <w:r>
-        <w:t xml:space="preserve"> </w:t>
+        <w:t xml:space="preserve"> yêu </w:t>
       </w:r>
       <w:proofErr w:type="spellStart"/>
       <w:r>
@@ -18781,6 +18773,22 @@
       </w:r>
       <w:proofErr w:type="spellStart"/>
       <w:r>
+        <w:t>postcss</w:t>
+      </w:r>
+      <w:proofErr w:type="spellEnd"/>
+      <w:r>
+        <w:t>-nesting</w:t>
+      </w:r>
+    </w:p>
+    <w:p>
+      <w:pPr>
+        <w:pStyle w:val="consolas"/>
+      </w:pPr>
+      <w:r>
+        <w:t xml:space="preserve">bun add </w:t>
+      </w:r>
+      <w:proofErr w:type="spellStart"/>
+      <w:r>
         <w:t>tailwindcss</w:t>
       </w:r>
       <w:proofErr w:type="spellEnd"/>
@@ -19067,6 +19075,7 @@
         <w:pStyle w:val="consolas"/>
       </w:pPr>
       <w:r>
+        <w:lastRenderedPageBreak/>
         <w:t xml:space="preserve">      none: '</w:t>
       </w:r>
       <w:proofErr w:type="spellStart"/>
@@ -19083,12 +19092,676 @@
         <w:pStyle w:val="consolas"/>
       </w:pPr>
       <w:r>
+        <w:t xml:space="preserve">      </w:t>
+      </w:r>
+      <w:proofErr w:type="spellStart"/>
+      <w:r>
+        <w:t>xs</w:t>
+      </w:r>
+      <w:proofErr w:type="spellEnd"/>
+      <w:r>
+        <w:t>: '</w:t>
+      </w:r>
+      <w:proofErr w:type="gramStart"/>
+      <w:r>
+        <w:t>var(</w:t>
+      </w:r>
+      <w:proofErr w:type="gramEnd"/>
+      <w:r>
+        <w:t>--</w:t>
+      </w:r>
+      <w:proofErr w:type="spellStart"/>
+      <w:r>
+        <w:t>mui</w:t>
+      </w:r>
+      <w:proofErr w:type="spellEnd"/>
+      <w:r>
+        <w:t>-shape-</w:t>
+      </w:r>
+      <w:proofErr w:type="spellStart"/>
+      <w:r>
+        <w:t>customBorderRadius</w:t>
+      </w:r>
+      <w:proofErr w:type="spellEnd"/>
+      <w:r>
+        <w:t>-</w:t>
+      </w:r>
+      <w:proofErr w:type="spellStart"/>
+      <w:r>
+        <w:t>xs</w:t>
+      </w:r>
+      <w:proofErr w:type="spellEnd"/>
+      <w:r>
+        <w:t>)',</w:t>
+      </w:r>
+    </w:p>
+    <w:p>
+      <w:pPr>
+        <w:pStyle w:val="consolas"/>
+      </w:pPr>
+      <w:r>
+        <w:t xml:space="preserve">      </w:t>
+      </w:r>
+      <w:proofErr w:type="spellStart"/>
+      <w:r>
+        <w:t>sm</w:t>
+      </w:r>
+      <w:proofErr w:type="spellEnd"/>
+      <w:r>
+        <w:t>: '</w:t>
+      </w:r>
+      <w:proofErr w:type="gramStart"/>
+      <w:r>
+        <w:t>var(</w:t>
+      </w:r>
+      <w:proofErr w:type="gramEnd"/>
+      <w:r>
+        <w:t>--</w:t>
+      </w:r>
+      <w:proofErr w:type="spellStart"/>
+      <w:r>
+        <w:t>mui</w:t>
+      </w:r>
+      <w:proofErr w:type="spellEnd"/>
+      <w:r>
+        <w:t>-shape-</w:t>
+      </w:r>
+      <w:proofErr w:type="spellStart"/>
+      <w:r>
+        <w:t>customBorderRadius</w:t>
+      </w:r>
+      <w:proofErr w:type="spellEnd"/>
+      <w:r>
+        <w:t>-</w:t>
+      </w:r>
+      <w:proofErr w:type="spellStart"/>
+      <w:r>
+        <w:t>sm</w:t>
+      </w:r>
+      <w:proofErr w:type="spellEnd"/>
+      <w:r>
+        <w:t>)',</w:t>
+      </w:r>
+    </w:p>
+    <w:p>
+      <w:pPr>
+        <w:pStyle w:val="consolas"/>
+      </w:pPr>
+      <w:r>
+        <w:t xml:space="preserve">      DEFAULT: '</w:t>
+      </w:r>
+      <w:proofErr w:type="spellStart"/>
+      <w:r>
+        <w:t>0.625rem</w:t>
+      </w:r>
+      <w:proofErr w:type="spellEnd"/>
+      <w:r>
+        <w:t>',</w:t>
+      </w:r>
+    </w:p>
+    <w:p>
+      <w:pPr>
+        <w:pStyle w:val="consolas"/>
+      </w:pPr>
+      <w:r>
+        <w:t xml:space="preserve">      md: '</w:t>
+      </w:r>
+      <w:proofErr w:type="gramStart"/>
+      <w:r>
+        <w:t>var(</w:t>
+      </w:r>
+      <w:proofErr w:type="gramEnd"/>
+      <w:r>
+        <w:t>--</w:t>
+      </w:r>
+      <w:proofErr w:type="spellStart"/>
+      <w:r>
+        <w:t>mui</w:t>
+      </w:r>
+      <w:proofErr w:type="spellEnd"/>
+      <w:r>
+        <w:t>-shape-</w:t>
+      </w:r>
+      <w:proofErr w:type="spellStart"/>
+      <w:r>
+        <w:t>customBorderRadius</w:t>
+      </w:r>
+      <w:proofErr w:type="spellEnd"/>
+      <w:r>
+        <w:t>-md)',</w:t>
+      </w:r>
+    </w:p>
+    <w:p>
+      <w:pPr>
+        <w:pStyle w:val="consolas"/>
+      </w:pPr>
+      <w:r>
+        <w:t xml:space="preserve">      lg: '</w:t>
+      </w:r>
+      <w:proofErr w:type="gramStart"/>
+      <w:r>
+        <w:t>var(</w:t>
+      </w:r>
+      <w:proofErr w:type="gramEnd"/>
+      <w:r>
+        <w:t>--</w:t>
+      </w:r>
+      <w:proofErr w:type="spellStart"/>
+      <w:r>
+        <w:t>mui</w:t>
+      </w:r>
+      <w:proofErr w:type="spellEnd"/>
+      <w:r>
+        <w:t>-shape-</w:t>
+      </w:r>
+      <w:proofErr w:type="spellStart"/>
+      <w:r>
+        <w:t>customBorderRadius</w:t>
+      </w:r>
+      <w:proofErr w:type="spellEnd"/>
+      <w:r>
+        <w:t>-lg)',</w:t>
+      </w:r>
+    </w:p>
+    <w:p>
+      <w:pPr>
+        <w:pStyle w:val="consolas"/>
+      </w:pPr>
+      <w:r>
+        <w:t xml:space="preserve">      xl: '</w:t>
+      </w:r>
+      <w:proofErr w:type="gramStart"/>
+      <w:r>
+        <w:t>var(</w:t>
+      </w:r>
+      <w:proofErr w:type="gramEnd"/>
+      <w:r>
+        <w:t>--</w:t>
+      </w:r>
+      <w:proofErr w:type="spellStart"/>
+      <w:r>
+        <w:t>mui</w:t>
+      </w:r>
+      <w:proofErr w:type="spellEnd"/>
+      <w:r>
+        <w:t>-shape-</w:t>
+      </w:r>
+      <w:proofErr w:type="spellStart"/>
+      <w:r>
+        <w:t>customBorderRadius</w:t>
+      </w:r>
+      <w:proofErr w:type="spellEnd"/>
+      <w:r>
+        <w:t>-xl)',</w:t>
+      </w:r>
+    </w:p>
+    <w:p>
+      <w:pPr>
+        <w:pStyle w:val="consolas"/>
+      </w:pPr>
+      <w:r>
+        <w:t xml:space="preserve">      '</w:t>
+      </w:r>
+      <w:proofErr w:type="spellStart"/>
+      <w:r>
+        <w:t>2xl</w:t>
+      </w:r>
+      <w:proofErr w:type="spellEnd"/>
+      <w:r>
+        <w:t>': '</w:t>
+      </w:r>
+      <w:proofErr w:type="spellStart"/>
+      <w:r>
+        <w:t>0.75rem</w:t>
+      </w:r>
+      <w:proofErr w:type="spellEnd"/>
+      <w:r>
+        <w:t>',</w:t>
+      </w:r>
+    </w:p>
+    <w:p>
+      <w:pPr>
+        <w:pStyle w:val="consolas"/>
+      </w:pPr>
+      <w:r>
+        <w:t xml:space="preserve">      '</w:t>
+      </w:r>
+      <w:proofErr w:type="spellStart"/>
+      <w:r>
+        <w:t>3xl</w:t>
+      </w:r>
+      <w:proofErr w:type="spellEnd"/>
+      <w:r>
+        <w:t>': '</w:t>
+      </w:r>
+      <w:proofErr w:type="spellStart"/>
+      <w:r>
+        <w:t>1rem</w:t>
+      </w:r>
+      <w:proofErr w:type="spellEnd"/>
+      <w:r>
+        <w:t>',</w:t>
+      </w:r>
+    </w:p>
+    <w:p>
+      <w:pPr>
+        <w:pStyle w:val="consolas"/>
+      </w:pPr>
+      <w:r>
+        <w:t xml:space="preserve">      '</w:t>
+      </w:r>
+      <w:proofErr w:type="spellStart"/>
+      <w:r>
+        <w:t>4xl</w:t>
+      </w:r>
+      <w:proofErr w:type="spellEnd"/>
+      <w:r>
+        <w:t>': '</w:t>
+      </w:r>
+      <w:proofErr w:type="spellStart"/>
+      <w:r>
+        <w:t>1.5rem</w:t>
+      </w:r>
+      <w:proofErr w:type="spellEnd"/>
+      <w:r>
+        <w:t>',</w:t>
+      </w:r>
+    </w:p>
+    <w:p>
+      <w:pPr>
+        <w:pStyle w:val="consolas"/>
+      </w:pPr>
+      <w:r>
+        <w:t xml:space="preserve">      full: '</w:t>
+      </w:r>
+      <w:proofErr w:type="spellStart"/>
+      <w:r>
+        <w:t>9999px</w:t>
+      </w:r>
+      <w:proofErr w:type="spellEnd"/>
+      <w:r>
+        <w:t>'</w:t>
+      </w:r>
+    </w:p>
+    <w:p>
+      <w:pPr>
+        <w:pStyle w:val="consolas"/>
+      </w:pPr>
+      <w:r>
+        <w:t xml:space="preserve">    },</w:t>
+      </w:r>
+    </w:p>
+    <w:p>
+      <w:pPr>
+        <w:pStyle w:val="consolas"/>
+      </w:pPr>
+      <w:r>
+        <w:t xml:space="preserve">    screens: {</w:t>
+      </w:r>
+    </w:p>
+    <w:p>
+      <w:pPr>
+        <w:pStyle w:val="consolas"/>
+      </w:pPr>
+      <w:r>
+        <w:t xml:space="preserve">      </w:t>
+      </w:r>
+      <w:proofErr w:type="spellStart"/>
+      <w:r>
+        <w:t>sm</w:t>
+      </w:r>
+      <w:proofErr w:type="spellEnd"/>
+      <w:r>
+        <w:t>: '</w:t>
+      </w:r>
+      <w:proofErr w:type="spellStart"/>
+      <w:r>
+        <w:t>600px</w:t>
+      </w:r>
+      <w:proofErr w:type="spellEnd"/>
+      <w:r>
+        <w:t>',</w:t>
+      </w:r>
+    </w:p>
+    <w:p>
+      <w:pPr>
+        <w:pStyle w:val="consolas"/>
+      </w:pPr>
+      <w:r>
+        <w:t xml:space="preserve">      md: '</w:t>
+      </w:r>
+      <w:proofErr w:type="spellStart"/>
+      <w:r>
+        <w:t>900px</w:t>
+      </w:r>
+      <w:proofErr w:type="spellEnd"/>
+      <w:r>
+        <w:t>',</w:t>
+      </w:r>
+    </w:p>
+    <w:p>
+      <w:pPr>
+        <w:pStyle w:val="consolas"/>
+      </w:pPr>
+      <w:r>
+        <w:t xml:space="preserve">      lg: '</w:t>
+      </w:r>
+      <w:proofErr w:type="spellStart"/>
+      <w:r>
+        <w:t>1200px</w:t>
+      </w:r>
+      <w:proofErr w:type="spellEnd"/>
+      <w:r>
+        <w:t>',</w:t>
+      </w:r>
+    </w:p>
+    <w:p>
+      <w:pPr>
+        <w:pStyle w:val="consolas"/>
+      </w:pPr>
+      <w:r>
+        <w:t xml:space="preserve">      xl: '</w:t>
+      </w:r>
+      <w:proofErr w:type="spellStart"/>
+      <w:r>
+        <w:t>1536px</w:t>
+      </w:r>
+      <w:proofErr w:type="spellEnd"/>
+      <w:r>
+        <w:t>',</w:t>
+      </w:r>
+    </w:p>
+    <w:p>
+      <w:pPr>
+        <w:pStyle w:val="consolas"/>
+      </w:pPr>
+      <w:r>
+        <w:t xml:space="preserve">      '</w:t>
+      </w:r>
+      <w:proofErr w:type="spellStart"/>
+      <w:r>
+        <w:t>2xl</w:t>
+      </w:r>
+      <w:proofErr w:type="spellEnd"/>
+      <w:r>
+        <w:t>': '</w:t>
+      </w:r>
+      <w:proofErr w:type="spellStart"/>
+      <w:r>
+        <w:t>1920px</w:t>
+      </w:r>
+      <w:proofErr w:type="spellEnd"/>
+      <w:r>
+        <w:t>'</w:t>
+      </w:r>
+    </w:p>
+    <w:p>
+      <w:pPr>
+        <w:pStyle w:val="consolas"/>
+      </w:pPr>
+      <w:r>
+        <w:t xml:space="preserve">    },</w:t>
+      </w:r>
+    </w:p>
+    <w:p>
+      <w:pPr>
+        <w:pStyle w:val="consolas"/>
+      </w:pPr>
+      <w:r>
+        <w:t xml:space="preserve">    extend: {</w:t>
+      </w:r>
+    </w:p>
+    <w:p>
+      <w:pPr>
+        <w:pStyle w:val="consolas"/>
+      </w:pPr>
+      <w:r>
+        <w:t xml:space="preserve">      </w:t>
+      </w:r>
+      <w:proofErr w:type="spellStart"/>
+      <w:r>
+        <w:t>boxShadow</w:t>
+      </w:r>
+      <w:proofErr w:type="spellEnd"/>
+      <w:r>
+        <w:t>: {</w:t>
+      </w:r>
+    </w:p>
+    <w:p>
+      <w:pPr>
+        <w:pStyle w:val="consolas"/>
+      </w:pPr>
+      <w:r>
+        <w:t xml:space="preserve">        </w:t>
+      </w:r>
+      <w:proofErr w:type="spellStart"/>
+      <w:r>
+        <w:t>xs</w:t>
+      </w:r>
+      <w:proofErr w:type="spellEnd"/>
+      <w:r>
+        <w:t>: '</w:t>
+      </w:r>
+      <w:proofErr w:type="gramStart"/>
+      <w:r>
+        <w:t>var(</w:t>
+      </w:r>
+      <w:proofErr w:type="gramEnd"/>
+      <w:r>
+        <w:t>--</w:t>
+      </w:r>
+      <w:proofErr w:type="spellStart"/>
+      <w:r>
+        <w:t>mui-customShadows-xs</w:t>
+      </w:r>
+      <w:proofErr w:type="spellEnd"/>
+      <w:r>
+        <w:t>)',</w:t>
+      </w:r>
+    </w:p>
+    <w:p>
+      <w:pPr>
+        <w:pStyle w:val="consolas"/>
+      </w:pPr>
+      <w:r>
+        <w:t xml:space="preserve">        </w:t>
+      </w:r>
+      <w:proofErr w:type="spellStart"/>
+      <w:r>
+        <w:t>sm</w:t>
+      </w:r>
+      <w:proofErr w:type="spellEnd"/>
+      <w:r>
+        <w:t>: '</w:t>
+      </w:r>
+      <w:proofErr w:type="gramStart"/>
+      <w:r>
+        <w:t>var(</w:t>
+      </w:r>
+      <w:proofErr w:type="gramEnd"/>
+      <w:r>
+        <w:t>--</w:t>
+      </w:r>
+      <w:proofErr w:type="spellStart"/>
+      <w:r>
+        <w:t>mui-customShadows-sm</w:t>
+      </w:r>
+      <w:proofErr w:type="spellEnd"/>
+      <w:r>
+        <w:t>)',</w:t>
+      </w:r>
+    </w:p>
+    <w:p>
+      <w:pPr>
+        <w:pStyle w:val="consolas"/>
+      </w:pPr>
+      <w:r>
+        <w:t xml:space="preserve">        DEFAULT: '</w:t>
+      </w:r>
+      <w:proofErr w:type="gramStart"/>
+      <w:r>
+        <w:t>var(</w:t>
+      </w:r>
+      <w:proofErr w:type="gramEnd"/>
+      <w:r>
+        <w:t>--</w:t>
+      </w:r>
+      <w:proofErr w:type="spellStart"/>
+      <w:r>
+        <w:t>mui</w:t>
+      </w:r>
+      <w:proofErr w:type="spellEnd"/>
+      <w:r>
+        <w:t>-</w:t>
+      </w:r>
+      <w:proofErr w:type="spellStart"/>
+      <w:r>
+        <w:t>customShadows</w:t>
+      </w:r>
+      <w:proofErr w:type="spellEnd"/>
+      <w:r>
+        <w:t>-md)',</w:t>
+      </w:r>
+    </w:p>
+    <w:p>
+      <w:pPr>
+        <w:pStyle w:val="consolas"/>
+      </w:pPr>
+      <w:r>
+        <w:t xml:space="preserve">        md: '</w:t>
+      </w:r>
+      <w:proofErr w:type="gramStart"/>
+      <w:r>
+        <w:t>var(</w:t>
+      </w:r>
+      <w:proofErr w:type="gramEnd"/>
+      <w:r>
+        <w:t>--</w:t>
+      </w:r>
+      <w:proofErr w:type="spellStart"/>
+      <w:r>
+        <w:t>mui</w:t>
+      </w:r>
+      <w:proofErr w:type="spellEnd"/>
+      <w:r>
+        <w:t>-</w:t>
+      </w:r>
+      <w:proofErr w:type="spellStart"/>
+      <w:r>
+        <w:t>customShadows</w:t>
+      </w:r>
+      <w:proofErr w:type="spellEnd"/>
+      <w:r>
+        <w:t>-md)',</w:t>
+      </w:r>
+    </w:p>
+    <w:p>
+      <w:pPr>
+        <w:pStyle w:val="consolas"/>
+      </w:pPr>
+      <w:r>
         <w:lastRenderedPageBreak/>
-        <w:t xml:space="preserve">      </w:t>
-      </w:r>
-      <w:proofErr w:type="spellStart"/>
-      <w:r>
-        <w:t>xs</w:t>
+        <w:t xml:space="preserve">        lg: '</w:t>
+      </w:r>
+      <w:proofErr w:type="gramStart"/>
+      <w:r>
+        <w:t>var(</w:t>
+      </w:r>
+      <w:proofErr w:type="gramEnd"/>
+      <w:r>
+        <w:t>--</w:t>
+      </w:r>
+      <w:proofErr w:type="spellStart"/>
+      <w:r>
+        <w:t>mui</w:t>
+      </w:r>
+      <w:proofErr w:type="spellEnd"/>
+      <w:r>
+        <w:t>-</w:t>
+      </w:r>
+      <w:proofErr w:type="spellStart"/>
+      <w:r>
+        <w:t>customShadows</w:t>
+      </w:r>
+      <w:proofErr w:type="spellEnd"/>
+      <w:r>
+        <w:t>-lg)',</w:t>
+      </w:r>
+    </w:p>
+    <w:p>
+      <w:pPr>
+        <w:pStyle w:val="consolas"/>
+      </w:pPr>
+      <w:r>
+        <w:t xml:space="preserve">        xl: '</w:t>
+      </w:r>
+      <w:proofErr w:type="gramStart"/>
+      <w:r>
+        <w:t>var(</w:t>
+      </w:r>
+      <w:proofErr w:type="gramEnd"/>
+      <w:r>
+        <w:t>--</w:t>
+      </w:r>
+      <w:proofErr w:type="spellStart"/>
+      <w:r>
+        <w:t>mui</w:t>
+      </w:r>
+      <w:proofErr w:type="spellEnd"/>
+      <w:r>
+        <w:t>-</w:t>
+      </w:r>
+      <w:proofErr w:type="spellStart"/>
+      <w:r>
+        <w:t>customShadows</w:t>
+      </w:r>
+      <w:proofErr w:type="spellEnd"/>
+      <w:r>
+        <w:t>-xl)'</w:t>
+      </w:r>
+    </w:p>
+    <w:p>
+      <w:pPr>
+        <w:pStyle w:val="consolas"/>
+      </w:pPr>
+      <w:r>
+        <w:t xml:space="preserve">      },</w:t>
+      </w:r>
+    </w:p>
+    <w:p>
+      <w:pPr>
+        <w:pStyle w:val="consolas"/>
+      </w:pPr>
+      <w:r>
+        <w:t xml:space="preserve">      colors: {</w:t>
+      </w:r>
+    </w:p>
+    <w:p>
+      <w:pPr>
+        <w:pStyle w:val="consolas"/>
+      </w:pPr>
+      <w:r>
+        <w:t xml:space="preserve">        primary: '</w:t>
+      </w:r>
+      <w:proofErr w:type="gramStart"/>
+      <w:r>
+        <w:t>var(</w:t>
+      </w:r>
+      <w:proofErr w:type="gramEnd"/>
+      <w:r>
+        <w:t>--primary-color)',</w:t>
+      </w:r>
+    </w:p>
+    <w:p>
+      <w:pPr>
+        <w:pStyle w:val="consolas"/>
+      </w:pPr>
+      <w:r>
+        <w:t xml:space="preserve">        </w:t>
+      </w:r>
+      <w:proofErr w:type="spellStart"/>
+      <w:r>
+        <w:t>primaryLight</w:t>
       </w:r>
       <w:proofErr w:type="spellEnd"/>
       <w:r>
@@ -19108,19 +19781,11 @@
       </w:r>
       <w:proofErr w:type="spellEnd"/>
       <w:r>
-        <w:t>-shape-</w:t>
-      </w:r>
-      <w:proofErr w:type="spellStart"/>
-      <w:r>
-        <w:t>customBorderRadius</w:t>
-      </w:r>
-      <w:proofErr w:type="spellEnd"/>
-      <w:r>
-        <w:t>-</w:t>
-      </w:r>
-      <w:proofErr w:type="spellStart"/>
-      <w:r>
-        <w:t>xs</w:t>
+        <w:t>-palette-primary-</w:t>
+      </w:r>
+      <w:proofErr w:type="spellStart"/>
+      <w:r>
+        <w:t>lightOpacity</w:t>
       </w:r>
       <w:proofErr w:type="spellEnd"/>
       <w:r>
@@ -19132,11 +19797,11 @@
         <w:pStyle w:val="consolas"/>
       </w:pPr>
       <w:r>
-        <w:t xml:space="preserve">      </w:t>
-      </w:r>
-      <w:proofErr w:type="spellStart"/>
-      <w:r>
-        <w:t>sm</w:t>
+        <w:t xml:space="preserve">        </w:t>
+      </w:r>
+      <w:proofErr w:type="spellStart"/>
+      <w:r>
+        <w:t>primaryLighter</w:t>
       </w:r>
       <w:proofErr w:type="spellEnd"/>
       <w:r>
@@ -19156,19 +19821,11 @@
       </w:r>
       <w:proofErr w:type="spellEnd"/>
       <w:r>
-        <w:t>-shape-</w:t>
-      </w:r>
-      <w:proofErr w:type="spellStart"/>
-      <w:r>
-        <w:t>customBorderRadius</w:t>
-      </w:r>
-      <w:proofErr w:type="spellEnd"/>
-      <w:r>
-        <w:t>-</w:t>
-      </w:r>
-      <w:proofErr w:type="spellStart"/>
-      <w:r>
-        <w:t>sm</w:t>
+        <w:t>-palette-primary-</w:t>
+      </w:r>
+      <w:proofErr w:type="spellStart"/>
+      <w:r>
+        <w:t>lighterOpacity</w:t>
       </w:r>
       <w:proofErr w:type="spellEnd"/>
       <w:r>
@@ -19180,23 +19837,15 @@
         <w:pStyle w:val="consolas"/>
       </w:pPr>
       <w:r>
-        <w:t xml:space="preserve">      DEFAULT: '</w:t>
-      </w:r>
-      <w:proofErr w:type="spellStart"/>
-      <w:r>
-        <w:t>0.625rem</w:t>
-      </w:r>
-      <w:proofErr w:type="spellEnd"/>
-      <w:r>
-        <w:t>',</w:t>
-      </w:r>
-    </w:p>
-    <w:p>
-      <w:pPr>
-        <w:pStyle w:val="consolas"/>
-      </w:pPr>
-      <w:r>
-        <w:t xml:space="preserve">      md: '</w:t>
+        <w:t xml:space="preserve">        </w:t>
+      </w:r>
+      <w:proofErr w:type="spellStart"/>
+      <w:r>
+        <w:t>primaryDark</w:t>
+      </w:r>
+      <w:proofErr w:type="spellEnd"/>
+      <w:r>
+        <w:t>: '</w:t>
       </w:r>
       <w:proofErr w:type="gramStart"/>
       <w:r>
@@ -19212,23 +19861,15 @@
       </w:r>
       <w:proofErr w:type="spellEnd"/>
       <w:r>
-        <w:t>-shape-</w:t>
-      </w:r>
-      <w:proofErr w:type="spellStart"/>
-      <w:r>
-        <w:t>customBorderRadius</w:t>
-      </w:r>
-      <w:proofErr w:type="spellEnd"/>
-      <w:r>
-        <w:t>-md)',</w:t>
-      </w:r>
-    </w:p>
-    <w:p>
-      <w:pPr>
-        <w:pStyle w:val="consolas"/>
-      </w:pPr>
-      <w:r>
-        <w:t xml:space="preserve">      lg: '</w:t>
+        <w:t>-palette-primary-dark)',</w:t>
+      </w:r>
+    </w:p>
+    <w:p>
+      <w:pPr>
+        <w:pStyle w:val="consolas"/>
+      </w:pPr>
+      <w:r>
+        <w:t xml:space="preserve">        secondary: '</w:t>
       </w:r>
       <w:proofErr w:type="gramStart"/>
       <w:r>
@@ -19244,23 +19885,15 @@
       </w:r>
       <w:proofErr w:type="spellEnd"/>
       <w:r>
-        <w:t>-shape-</w:t>
-      </w:r>
-      <w:proofErr w:type="spellStart"/>
-      <w:r>
-        <w:t>customBorderRadius</w:t>
-      </w:r>
-      <w:proofErr w:type="spellEnd"/>
-      <w:r>
-        <w:t>-lg)',</w:t>
-      </w:r>
-    </w:p>
-    <w:p>
-      <w:pPr>
-        <w:pStyle w:val="consolas"/>
-      </w:pPr>
-      <w:r>
-        <w:t xml:space="preserve">      xl: '</w:t>
+        <w:t>-palette-secondary-main)',</w:t>
+      </w:r>
+    </w:p>
+    <w:p>
+      <w:pPr>
+        <w:pStyle w:val="consolas"/>
+      </w:pPr>
+      <w:r>
+        <w:t xml:space="preserve">        error: '</w:t>
       </w:r>
       <w:proofErr w:type="gramStart"/>
       <w:r>
@@ -19276,247 +19909,47 @@
       </w:r>
       <w:proofErr w:type="spellEnd"/>
       <w:r>
-        <w:t>-shape-</w:t>
-      </w:r>
-      <w:proofErr w:type="spellStart"/>
-      <w:r>
-        <w:t>customBorderRadius</w:t>
-      </w:r>
-      <w:proofErr w:type="spellEnd"/>
-      <w:r>
-        <w:t>-xl)',</w:t>
-      </w:r>
-    </w:p>
-    <w:p>
-      <w:pPr>
-        <w:pStyle w:val="consolas"/>
-      </w:pPr>
-      <w:r>
-        <w:t xml:space="preserve">      '</w:t>
-      </w:r>
-      <w:proofErr w:type="spellStart"/>
-      <w:r>
-        <w:t>2xl</w:t>
-      </w:r>
-      <w:proofErr w:type="spellEnd"/>
-      <w:r>
-        <w:t>': '</w:t>
-      </w:r>
-      <w:proofErr w:type="spellStart"/>
-      <w:r>
-        <w:t>0.75rem</w:t>
-      </w:r>
-      <w:proofErr w:type="spellEnd"/>
-      <w:r>
-        <w:t>',</w:t>
-      </w:r>
-    </w:p>
-    <w:p>
-      <w:pPr>
-        <w:pStyle w:val="consolas"/>
-      </w:pPr>
-      <w:r>
-        <w:t xml:space="preserve">      '</w:t>
-      </w:r>
-      <w:proofErr w:type="spellStart"/>
-      <w:r>
-        <w:t>3xl</w:t>
-      </w:r>
-      <w:proofErr w:type="spellEnd"/>
-      <w:r>
-        <w:t>': '</w:t>
-      </w:r>
-      <w:proofErr w:type="spellStart"/>
-      <w:r>
-        <w:t>1rem</w:t>
-      </w:r>
-      <w:proofErr w:type="spellEnd"/>
-      <w:r>
-        <w:t>',</w:t>
-      </w:r>
-    </w:p>
-    <w:p>
-      <w:pPr>
-        <w:pStyle w:val="consolas"/>
-      </w:pPr>
-      <w:r>
-        <w:t xml:space="preserve">      '</w:t>
-      </w:r>
-      <w:proofErr w:type="spellStart"/>
-      <w:r>
-        <w:t>4xl</w:t>
-      </w:r>
-      <w:proofErr w:type="spellEnd"/>
-      <w:r>
-        <w:t>': '</w:t>
-      </w:r>
-      <w:proofErr w:type="spellStart"/>
-      <w:r>
-        <w:t>1.5rem</w:t>
-      </w:r>
-      <w:proofErr w:type="spellEnd"/>
-      <w:r>
-        <w:t>',</w:t>
-      </w:r>
-    </w:p>
-    <w:p>
-      <w:pPr>
-        <w:pStyle w:val="consolas"/>
-      </w:pPr>
-      <w:r>
-        <w:t xml:space="preserve">      full: '</w:t>
-      </w:r>
-      <w:proofErr w:type="spellStart"/>
-      <w:r>
-        <w:t>9999px</w:t>
-      </w:r>
-      <w:proofErr w:type="spellEnd"/>
-      <w:r>
-        <w:t>'</w:t>
-      </w:r>
-    </w:p>
-    <w:p>
-      <w:pPr>
-        <w:pStyle w:val="consolas"/>
-      </w:pPr>
-      <w:r>
-        <w:t xml:space="preserve">    },</w:t>
-      </w:r>
-    </w:p>
-    <w:p>
-      <w:pPr>
-        <w:pStyle w:val="consolas"/>
-      </w:pPr>
-      <w:r>
-        <w:t xml:space="preserve">    screens: {</w:t>
-      </w:r>
-    </w:p>
-    <w:p>
-      <w:pPr>
-        <w:pStyle w:val="consolas"/>
-      </w:pPr>
-      <w:r>
-        <w:t xml:space="preserve">      </w:t>
-      </w:r>
-      <w:proofErr w:type="spellStart"/>
-      <w:r>
-        <w:t>sm</w:t>
+        <w:t>-palette-error-main)',</w:t>
+      </w:r>
+    </w:p>
+    <w:p>
+      <w:pPr>
+        <w:pStyle w:val="consolas"/>
+      </w:pPr>
+      <w:r>
+        <w:t xml:space="preserve">        </w:t>
+      </w:r>
+      <w:proofErr w:type="spellStart"/>
+      <w:r>
+        <w:t>errorLight</w:t>
       </w:r>
       <w:proofErr w:type="spellEnd"/>
       <w:r>
         <w:t>: '</w:t>
       </w:r>
-      <w:proofErr w:type="spellStart"/>
-      <w:r>
-        <w:t>600px</w:t>
-      </w:r>
-      <w:proofErr w:type="spellEnd"/>
-      <w:r>
-        <w:t>',</w:t>
-      </w:r>
-    </w:p>
-    <w:p>
-      <w:pPr>
-        <w:pStyle w:val="consolas"/>
-      </w:pPr>
-      <w:r>
-        <w:t xml:space="preserve">      md: '</w:t>
-      </w:r>
-      <w:proofErr w:type="spellStart"/>
-      <w:r>
-        <w:t>900px</w:t>
-      </w:r>
-      <w:proofErr w:type="spellEnd"/>
-      <w:r>
-        <w:t>',</w:t>
-      </w:r>
-    </w:p>
-    <w:p>
-      <w:pPr>
-        <w:pStyle w:val="consolas"/>
-      </w:pPr>
-      <w:r>
-        <w:t xml:space="preserve">      lg: '</w:t>
-      </w:r>
-      <w:proofErr w:type="spellStart"/>
-      <w:r>
-        <w:t>1200px</w:t>
-      </w:r>
-      <w:proofErr w:type="spellEnd"/>
-      <w:r>
-        <w:t>',</w:t>
-      </w:r>
-    </w:p>
-    <w:p>
-      <w:pPr>
-        <w:pStyle w:val="consolas"/>
-      </w:pPr>
-      <w:r>
-        <w:t xml:space="preserve">      xl: '</w:t>
-      </w:r>
-      <w:proofErr w:type="spellStart"/>
-      <w:r>
-        <w:t>1536px</w:t>
-      </w:r>
-      <w:proofErr w:type="spellEnd"/>
-      <w:r>
-        <w:t>',</w:t>
-      </w:r>
-    </w:p>
-    <w:p>
-      <w:pPr>
-        <w:pStyle w:val="consolas"/>
-      </w:pPr>
-      <w:r>
-        <w:t xml:space="preserve">      '</w:t>
-      </w:r>
-      <w:proofErr w:type="spellStart"/>
-      <w:r>
-        <w:t>2xl</w:t>
-      </w:r>
-      <w:proofErr w:type="spellEnd"/>
-      <w:r>
-        <w:t>': '</w:t>
-      </w:r>
-      <w:proofErr w:type="spellStart"/>
-      <w:r>
-        <w:t>1920px</w:t>
-      </w:r>
-      <w:proofErr w:type="spellEnd"/>
-      <w:r>
-        <w:t>'</w:t>
-      </w:r>
-    </w:p>
-    <w:p>
-      <w:pPr>
-        <w:pStyle w:val="consolas"/>
-      </w:pPr>
-      <w:r>
-        <w:t xml:space="preserve">    },</w:t>
-      </w:r>
-    </w:p>
-    <w:p>
-      <w:pPr>
-        <w:pStyle w:val="consolas"/>
-      </w:pPr>
-      <w:r>
-        <w:t xml:space="preserve">    extend: {</w:t>
-      </w:r>
-    </w:p>
-    <w:p>
-      <w:pPr>
-        <w:pStyle w:val="consolas"/>
-      </w:pPr>
-      <w:r>
-        <w:t xml:space="preserve">      </w:t>
-      </w:r>
-      <w:proofErr w:type="spellStart"/>
-      <w:r>
-        <w:t>boxShadow</w:t>
-      </w:r>
-      <w:proofErr w:type="spellEnd"/>
-      <w:r>
-        <w:t>: {</w:t>
+      <w:proofErr w:type="gramStart"/>
+      <w:r>
+        <w:t>var(</w:t>
+      </w:r>
+      <w:proofErr w:type="gramEnd"/>
+      <w:r>
+        <w:t>--</w:t>
+      </w:r>
+      <w:proofErr w:type="spellStart"/>
+      <w:r>
+        <w:t>mui</w:t>
+      </w:r>
+      <w:proofErr w:type="spellEnd"/>
+      <w:r>
+        <w:t>-palette-error-</w:t>
+      </w:r>
+      <w:proofErr w:type="spellStart"/>
+      <w:r>
+        <w:t>lightOpacity</w:t>
+      </w:r>
+      <w:proofErr w:type="spellEnd"/>
+      <w:r>
+        <w:t>)',</w:t>
       </w:r>
     </w:p>
     <w:p>
@@ -19528,7 +19961,7 @@
       </w:r>
       <w:proofErr w:type="spellStart"/>
       <w:r>
-        <w:t>xs</w:t>
+        <w:t>errorLighter</w:t>
       </w:r>
       <w:proofErr w:type="spellEnd"/>
       <w:r>
@@ -19544,7 +19977,15 @@
       </w:r>
       <w:proofErr w:type="spellStart"/>
       <w:r>
-        <w:t>mui-customShadows-xs</w:t>
+        <w:t>mui</w:t>
+      </w:r>
+      <w:proofErr w:type="spellEnd"/>
+      <w:r>
+        <w:t>-palette-error-</w:t>
+      </w:r>
+      <w:proofErr w:type="spellStart"/>
+      <w:r>
+        <w:t>lighterOpacity</w:t>
       </w:r>
       <w:proofErr w:type="spellEnd"/>
       <w:r>
@@ -19556,11 +19997,59 @@
         <w:pStyle w:val="consolas"/>
       </w:pPr>
       <w:r>
+        <w:t xml:space="preserve">        warning: '</w:t>
+      </w:r>
+      <w:proofErr w:type="gramStart"/>
+      <w:r>
+        <w:t>var(</w:t>
+      </w:r>
+      <w:proofErr w:type="gramEnd"/>
+      <w:r>
+        <w:t>--</w:t>
+      </w:r>
+      <w:proofErr w:type="spellStart"/>
+      <w:r>
+        <w:t>mui</w:t>
+      </w:r>
+      <w:proofErr w:type="spellEnd"/>
+      <w:r>
+        <w:t>-palette-warning-main)',</w:t>
+      </w:r>
+    </w:p>
+    <w:p>
+      <w:pPr>
+        <w:pStyle w:val="consolas"/>
+      </w:pPr>
+      <w:r>
+        <w:t xml:space="preserve">        info: '</w:t>
+      </w:r>
+      <w:proofErr w:type="gramStart"/>
+      <w:r>
+        <w:t>var(</w:t>
+      </w:r>
+      <w:proofErr w:type="gramEnd"/>
+      <w:r>
+        <w:t>--</w:t>
+      </w:r>
+      <w:proofErr w:type="spellStart"/>
+      <w:r>
+        <w:t>mui</w:t>
+      </w:r>
+      <w:proofErr w:type="spellEnd"/>
+      <w:r>
+        <w:t>-palette-info-main)',</w:t>
+      </w:r>
+    </w:p>
+    <w:p>
+      <w:pPr>
+        <w:pStyle w:val="consolas"/>
+      </w:pPr>
+      <w:r>
         <w:t xml:space="preserve">        </w:t>
       </w:r>
       <w:proofErr w:type="spellStart"/>
       <w:r>
-        <w:t>sm</w:t>
+        <w:t>infoLight</w:t>
       </w:r>
       <w:proofErr w:type="spellEnd"/>
       <w:r>
@@ -19576,7 +20065,15 @@
       </w:r>
       <w:proofErr w:type="spellStart"/>
       <w:r>
-        <w:t>mui-customShadows-sm</w:t>
+        <w:t>mui</w:t>
+      </w:r>
+      <w:proofErr w:type="spellEnd"/>
+      <w:r>
+        <w:t>-palette-info-</w:t>
+      </w:r>
+      <w:proofErr w:type="spellStart"/>
+      <w:r>
+        <w:t>lightOpacity</w:t>
       </w:r>
       <w:proofErr w:type="spellEnd"/>
       <w:r>
@@ -19588,7 +20085,15 @@
         <w:pStyle w:val="consolas"/>
       </w:pPr>
       <w:r>
-        <w:t xml:space="preserve">        DEFAULT: '</w:t>
+        <w:t xml:space="preserve">        </w:t>
+      </w:r>
+      <w:proofErr w:type="spellStart"/>
+      <w:r>
+        <w:t>infoLighter</w:t>
+      </w:r>
+      <w:proofErr w:type="spellEnd"/>
+      <w:r>
+        <w:t>: '</w:t>
       </w:r>
       <w:proofErr w:type="gramStart"/>
       <w:r>
@@ -19604,23 +20109,23 @@
       </w:r>
       <w:proofErr w:type="spellEnd"/>
       <w:r>
-        <w:t>-</w:t>
-      </w:r>
-      <w:proofErr w:type="spellStart"/>
-      <w:r>
-        <w:t>customShadows</w:t>
-      </w:r>
-      <w:proofErr w:type="spellEnd"/>
-      <w:r>
-        <w:t>-md)',</w:t>
-      </w:r>
-    </w:p>
-    <w:p>
-      <w:pPr>
-        <w:pStyle w:val="consolas"/>
-      </w:pPr>
-      <w:r>
-        <w:t xml:space="preserve">        md: '</w:t>
+        <w:t>-palette-info-</w:t>
+      </w:r>
+      <w:proofErr w:type="spellStart"/>
+      <w:r>
+        <w:t>lighterOpacity</w:t>
+      </w:r>
+      <w:proofErr w:type="spellEnd"/>
+      <w:r>
+        <w:t>)',</w:t>
+      </w:r>
+    </w:p>
+    <w:p>
+      <w:pPr>
+        <w:pStyle w:val="consolas"/>
+      </w:pPr>
+      <w:r>
+        <w:t xml:space="preserve">        success: '</w:t>
       </w:r>
       <w:proofErr w:type="gramStart"/>
       <w:r>
@@ -19636,23 +20141,23 @@
       </w:r>
       <w:proofErr w:type="spellEnd"/>
       <w:r>
-        <w:t>-</w:t>
-      </w:r>
-      <w:proofErr w:type="spellStart"/>
-      <w:r>
-        <w:t>customShadows</w:t>
-      </w:r>
-      <w:proofErr w:type="spellEnd"/>
-      <w:r>
-        <w:t>-md)',</w:t>
-      </w:r>
-    </w:p>
-    <w:p>
-      <w:pPr>
-        <w:pStyle w:val="consolas"/>
-      </w:pPr>
-      <w:r>
-        <w:t xml:space="preserve">        lg: '</w:t>
+        <w:t>-palette-success-main)',</w:t>
+      </w:r>
+    </w:p>
+    <w:p>
+      <w:pPr>
+        <w:pStyle w:val="consolas"/>
+      </w:pPr>
+      <w:r>
+        <w:t xml:space="preserve">        </w:t>
+      </w:r>
+      <w:proofErr w:type="spellStart"/>
+      <w:r>
+        <w:t>successLight</w:t>
+      </w:r>
+      <w:proofErr w:type="spellEnd"/>
+      <w:r>
+        <w:t>: '</w:t>
       </w:r>
       <w:proofErr w:type="gramStart"/>
       <w:r>
@@ -19668,24 +20173,31 @@
       </w:r>
       <w:proofErr w:type="spellEnd"/>
       <w:r>
-        <w:t>-</w:t>
-      </w:r>
-      <w:proofErr w:type="spellStart"/>
-      <w:r>
-        <w:t>customShadows</w:t>
-      </w:r>
-      <w:proofErr w:type="spellEnd"/>
-      <w:r>
-        <w:t>-lg)',</w:t>
-      </w:r>
-    </w:p>
-    <w:p>
-      <w:pPr>
-        <w:pStyle w:val="consolas"/>
-      </w:pPr>
-      <w:r>
-        <w:lastRenderedPageBreak/>
-        <w:t xml:space="preserve">        xl: '</w:t>
+        <w:t>-palette-success-</w:t>
+      </w:r>
+      <w:proofErr w:type="spellStart"/>
+      <w:r>
+        <w:t>lightOpacity</w:t>
+      </w:r>
+      <w:proofErr w:type="spellEnd"/>
+      <w:r>
+        <w:t>)',</w:t>
+      </w:r>
+    </w:p>
+    <w:p>
+      <w:pPr>
+        <w:pStyle w:val="consolas"/>
+      </w:pPr>
+      <w:r>
+        <w:t xml:space="preserve">        </w:t>
+      </w:r>
+      <w:proofErr w:type="spellStart"/>
+      <w:r>
+        <w:t>textPrimary</w:t>
+      </w:r>
+      <w:proofErr w:type="spellEnd"/>
+      <w:r>
+        <w:t>: '</w:t>
       </w:r>
       <w:proofErr w:type="gramStart"/>
       <w:r>
@@ -19701,39 +20213,23 @@
       </w:r>
       <w:proofErr w:type="spellEnd"/>
       <w:r>
-        <w:t>-</w:t>
-      </w:r>
-      <w:proofErr w:type="spellStart"/>
-      <w:r>
-        <w:t>customShadows</w:t>
-      </w:r>
-      <w:proofErr w:type="spellEnd"/>
-      <w:r>
-        <w:t>-xl)'</w:t>
-      </w:r>
-    </w:p>
-    <w:p>
-      <w:pPr>
-        <w:pStyle w:val="consolas"/>
-      </w:pPr>
-      <w:r>
-        <w:t xml:space="preserve">      },</w:t>
-      </w:r>
-    </w:p>
-    <w:p>
-      <w:pPr>
-        <w:pStyle w:val="consolas"/>
-      </w:pPr>
-      <w:r>
-        <w:t xml:space="preserve">      colors: {</w:t>
-      </w:r>
-    </w:p>
-    <w:p>
-      <w:pPr>
-        <w:pStyle w:val="consolas"/>
-      </w:pPr>
-      <w:r>
-        <w:t xml:space="preserve">        primary: '</w:t>
+        <w:t>-palette-text-primary)',</w:t>
+      </w:r>
+    </w:p>
+    <w:p>
+      <w:pPr>
+        <w:pStyle w:val="consolas"/>
+      </w:pPr>
+      <w:r>
+        <w:t xml:space="preserve">        </w:t>
+      </w:r>
+      <w:proofErr w:type="spellStart"/>
+      <w:r>
+        <w:t>textSecondary</w:t>
+      </w:r>
+      <w:proofErr w:type="spellEnd"/>
+      <w:r>
+        <w:t>: '</w:t>
       </w:r>
       <w:proofErr w:type="gramStart"/>
       <w:r>
@@ -19741,7 +20237,15 @@
       </w:r>
       <w:proofErr w:type="gramEnd"/>
       <w:r>
-        <w:t>--primary-color)',</w:t>
+        <w:t>--</w:t>
+      </w:r>
+      <w:proofErr w:type="spellStart"/>
+      <w:r>
+        <w:t>mui</w:t>
+      </w:r>
+      <w:proofErr w:type="spellEnd"/>
+      <w:r>
+        <w:t>-palette-text-secondary)',</w:t>
       </w:r>
     </w:p>
     <w:p>
@@ -19753,7 +20257,7 @@
       </w:r>
       <w:proofErr w:type="spellStart"/>
       <w:r>
-        <w:t>primaryLight</w:t>
+        <w:t>textDisabled</w:t>
       </w:r>
       <w:proofErr w:type="spellEnd"/>
       <w:r>
@@ -19773,15 +20277,7 @@
       </w:r>
       <w:proofErr w:type="spellEnd"/>
       <w:r>
-        <w:t>-palette-primary-</w:t>
-      </w:r>
-      <w:proofErr w:type="spellStart"/>
-      <w:r>
-        <w:t>lightOpacity</w:t>
-      </w:r>
-      <w:proofErr w:type="spellEnd"/>
-      <w:r>
-        <w:t>)',</w:t>
+        <w:t>-palette-text-disabled)',</w:t>
       </w:r>
     </w:p>
     <w:p>
@@ -19793,7 +20289,7 @@
       </w:r>
       <w:proofErr w:type="spellStart"/>
       <w:r>
-        <w:t>primaryLighter</w:t>
+        <w:t>actionActive</w:t>
       </w:r>
       <w:proofErr w:type="spellEnd"/>
       <w:r>
@@ -19813,15 +20309,7 @@
       </w:r>
       <w:proofErr w:type="spellEnd"/>
       <w:r>
-        <w:t>-palette-primary-</w:t>
-      </w:r>
-      <w:proofErr w:type="spellStart"/>
-      <w:r>
-        <w:t>lighterOpacity</w:t>
-      </w:r>
-      <w:proofErr w:type="spellEnd"/>
-      <w:r>
-        <w:t>)',</w:t>
+        <w:t>-palette-action-active)',</w:t>
       </w:r>
     </w:p>
     <w:p>
@@ -19833,7 +20321,7 @@
       </w:r>
       <w:proofErr w:type="spellStart"/>
       <w:r>
-        <w:t>primaryDark</w:t>
+        <w:t>actionHover</w:t>
       </w:r>
       <w:proofErr w:type="spellEnd"/>
       <w:r>
@@ -19853,15 +20341,23 @@
       </w:r>
       <w:proofErr w:type="spellEnd"/>
       <w:r>
-        <w:t>-palette-primary-dark)',</w:t>
-      </w:r>
-    </w:p>
-    <w:p>
-      <w:pPr>
-        <w:pStyle w:val="consolas"/>
-      </w:pPr>
-      <w:r>
-        <w:t xml:space="preserve">        secondary: '</w:t>
+        <w:t>-palette-action-hover)',</w:t>
+      </w:r>
+    </w:p>
+    <w:p>
+      <w:pPr>
+        <w:pStyle w:val="consolas"/>
+      </w:pPr>
+      <w:r>
+        <w:t xml:space="preserve">        </w:t>
+      </w:r>
+      <w:proofErr w:type="spellStart"/>
+      <w:r>
+        <w:t>actionSelected</w:t>
+      </w:r>
+      <w:proofErr w:type="spellEnd"/>
+      <w:r>
+        <w:t>: '</w:t>
       </w:r>
       <w:proofErr w:type="gramStart"/>
       <w:r>
@@ -19877,15 +20373,23 @@
       </w:r>
       <w:proofErr w:type="spellEnd"/>
       <w:r>
-        <w:t>-palette-secondary-main)',</w:t>
-      </w:r>
-    </w:p>
-    <w:p>
-      <w:pPr>
-        <w:pStyle w:val="consolas"/>
-      </w:pPr>
-      <w:r>
-        <w:t xml:space="preserve">        error: '</w:t>
+        <w:t>-palette-action-selected)',</w:t>
+      </w:r>
+    </w:p>
+    <w:p>
+      <w:pPr>
+        <w:pStyle w:val="consolas"/>
+      </w:pPr>
+      <w:r>
+        <w:t xml:space="preserve">        </w:t>
+      </w:r>
+      <w:proofErr w:type="spellStart"/>
+      <w:r>
+        <w:t>actionFocus</w:t>
+      </w:r>
+      <w:proofErr w:type="spellEnd"/>
+      <w:r>
+        <w:t>: '</w:t>
       </w:r>
       <w:proofErr w:type="gramStart"/>
       <w:r>
@@ -19901,535 +20405,7 @@
       </w:r>
       <w:proofErr w:type="spellEnd"/>
       <w:r>
-        <w:t>-palette-error-main)',</w:t>
-      </w:r>
-    </w:p>
-    <w:p>
-      <w:pPr>
-        <w:pStyle w:val="consolas"/>
-      </w:pPr>
-      <w:r>
-        <w:t xml:space="preserve">        </w:t>
-      </w:r>
-      <w:proofErr w:type="spellStart"/>
-      <w:r>
-        <w:t>errorLight</w:t>
-      </w:r>
-      <w:proofErr w:type="spellEnd"/>
-      <w:r>
-        <w:t>: '</w:t>
-      </w:r>
-      <w:proofErr w:type="gramStart"/>
-      <w:r>
-        <w:t>var(</w:t>
-      </w:r>
-      <w:proofErr w:type="gramEnd"/>
-      <w:r>
-        <w:t>--</w:t>
-      </w:r>
-      <w:proofErr w:type="spellStart"/>
-      <w:r>
-        <w:t>mui</w:t>
-      </w:r>
-      <w:proofErr w:type="spellEnd"/>
-      <w:r>
-        <w:t>-palette-error-</w:t>
-      </w:r>
-      <w:proofErr w:type="spellStart"/>
-      <w:r>
-        <w:t>lightOpacity</w:t>
-      </w:r>
-      <w:proofErr w:type="spellEnd"/>
-      <w:r>
-        <w:t>)',</w:t>
-      </w:r>
-    </w:p>
-    <w:p>
-      <w:pPr>
-        <w:pStyle w:val="consolas"/>
-      </w:pPr>
-      <w:r>
-        <w:t xml:space="preserve">        </w:t>
-      </w:r>
-      <w:proofErr w:type="spellStart"/>
-      <w:r>
-        <w:t>errorLighter</w:t>
-      </w:r>
-      <w:proofErr w:type="spellEnd"/>
-      <w:r>
-        <w:t>: '</w:t>
-      </w:r>
-      <w:proofErr w:type="gramStart"/>
-      <w:r>
-        <w:t>var(</w:t>
-      </w:r>
-      <w:proofErr w:type="gramEnd"/>
-      <w:r>
-        <w:t>--</w:t>
-      </w:r>
-      <w:proofErr w:type="spellStart"/>
-      <w:r>
-        <w:t>mui</w:t>
-      </w:r>
-      <w:proofErr w:type="spellEnd"/>
-      <w:r>
-        <w:t>-palette-error-</w:t>
-      </w:r>
-      <w:proofErr w:type="spellStart"/>
-      <w:r>
-        <w:t>lighterOpacity</w:t>
-      </w:r>
-      <w:proofErr w:type="spellEnd"/>
-      <w:r>
-        <w:t>)',</w:t>
-      </w:r>
-    </w:p>
-    <w:p>
-      <w:pPr>
-        <w:pStyle w:val="consolas"/>
-      </w:pPr>
-      <w:r>
-        <w:t xml:space="preserve">        warning: '</w:t>
-      </w:r>
-      <w:proofErr w:type="gramStart"/>
-      <w:r>
-        <w:t>var(</w:t>
-      </w:r>
-      <w:proofErr w:type="gramEnd"/>
-      <w:r>
-        <w:t>--</w:t>
-      </w:r>
-      <w:proofErr w:type="spellStart"/>
-      <w:r>
-        <w:t>mui</w:t>
-      </w:r>
-      <w:proofErr w:type="spellEnd"/>
-      <w:r>
-        <w:t>-palette-warning-main)',</w:t>
-      </w:r>
-    </w:p>
-    <w:p>
-      <w:pPr>
-        <w:pStyle w:val="consolas"/>
-      </w:pPr>
-      <w:r>
-        <w:t xml:space="preserve">        info: '</w:t>
-      </w:r>
-      <w:proofErr w:type="gramStart"/>
-      <w:r>
-        <w:t>var(</w:t>
-      </w:r>
-      <w:proofErr w:type="gramEnd"/>
-      <w:r>
-        <w:t>--</w:t>
-      </w:r>
-      <w:proofErr w:type="spellStart"/>
-      <w:r>
-        <w:t>mui</w:t>
-      </w:r>
-      <w:proofErr w:type="spellEnd"/>
-      <w:r>
-        <w:t>-palette-info-main)',</w:t>
-      </w:r>
-    </w:p>
-    <w:p>
-      <w:pPr>
-        <w:pStyle w:val="consolas"/>
-      </w:pPr>
-      <w:r>
-        <w:t xml:space="preserve">        </w:t>
-      </w:r>
-      <w:proofErr w:type="spellStart"/>
-      <w:r>
-        <w:t>infoLight</w:t>
-      </w:r>
-      <w:proofErr w:type="spellEnd"/>
-      <w:r>
-        <w:t>: '</w:t>
-      </w:r>
-      <w:proofErr w:type="gramStart"/>
-      <w:r>
-        <w:t>var(</w:t>
-      </w:r>
-      <w:proofErr w:type="gramEnd"/>
-      <w:r>
-        <w:t>--</w:t>
-      </w:r>
-      <w:proofErr w:type="spellStart"/>
-      <w:r>
-        <w:t>mui</w:t>
-      </w:r>
-      <w:proofErr w:type="spellEnd"/>
-      <w:r>
-        <w:t>-palette-info-</w:t>
-      </w:r>
-      <w:proofErr w:type="spellStart"/>
-      <w:r>
-        <w:t>lightOpacity</w:t>
-      </w:r>
-      <w:proofErr w:type="spellEnd"/>
-      <w:r>
-        <w:t>)',</w:t>
-      </w:r>
-    </w:p>
-    <w:p>
-      <w:pPr>
-        <w:pStyle w:val="consolas"/>
-      </w:pPr>
-      <w:r>
-        <w:t xml:space="preserve">        </w:t>
-      </w:r>
-      <w:proofErr w:type="spellStart"/>
-      <w:r>
-        <w:t>infoLighter</w:t>
-      </w:r>
-      <w:proofErr w:type="spellEnd"/>
-      <w:r>
-        <w:t>: '</w:t>
-      </w:r>
-      <w:proofErr w:type="gramStart"/>
-      <w:r>
-        <w:t>var(</w:t>
-      </w:r>
-      <w:proofErr w:type="gramEnd"/>
-      <w:r>
-        <w:t>--</w:t>
-      </w:r>
-      <w:proofErr w:type="spellStart"/>
-      <w:r>
-        <w:t>mui</w:t>
-      </w:r>
-      <w:proofErr w:type="spellEnd"/>
-      <w:r>
-        <w:t>-palette-info-</w:t>
-      </w:r>
-      <w:proofErr w:type="spellStart"/>
-      <w:r>
-        <w:t>lighterOpacity</w:t>
-      </w:r>
-      <w:proofErr w:type="spellEnd"/>
-      <w:r>
-        <w:t>)',</w:t>
-      </w:r>
-    </w:p>
-    <w:p>
-      <w:pPr>
-        <w:pStyle w:val="consolas"/>
-      </w:pPr>
-      <w:r>
-        <w:t xml:space="preserve">        success: '</w:t>
-      </w:r>
-      <w:proofErr w:type="gramStart"/>
-      <w:r>
-        <w:t>var(</w:t>
-      </w:r>
-      <w:proofErr w:type="gramEnd"/>
-      <w:r>
-        <w:t>--</w:t>
-      </w:r>
-      <w:proofErr w:type="spellStart"/>
-      <w:r>
-        <w:t>mui</w:t>
-      </w:r>
-      <w:proofErr w:type="spellEnd"/>
-      <w:r>
-        <w:t>-palette-success-main)',</w:t>
-      </w:r>
-    </w:p>
-    <w:p>
-      <w:pPr>
-        <w:pStyle w:val="consolas"/>
-      </w:pPr>
-      <w:r>
-        <w:t xml:space="preserve">        </w:t>
-      </w:r>
-      <w:proofErr w:type="spellStart"/>
-      <w:r>
-        <w:t>successLight</w:t>
-      </w:r>
-      <w:proofErr w:type="spellEnd"/>
-      <w:r>
-        <w:t>: '</w:t>
-      </w:r>
-      <w:proofErr w:type="gramStart"/>
-      <w:r>
-        <w:t>var(</w:t>
-      </w:r>
-      <w:proofErr w:type="gramEnd"/>
-      <w:r>
-        <w:t>--</w:t>
-      </w:r>
-      <w:proofErr w:type="spellStart"/>
-      <w:r>
-        <w:t>mui</w:t>
-      </w:r>
-      <w:proofErr w:type="spellEnd"/>
-      <w:r>
-        <w:t>-palette-success-</w:t>
-      </w:r>
-      <w:proofErr w:type="spellStart"/>
-      <w:r>
-        <w:t>lightOpacity</w:t>
-      </w:r>
-      <w:proofErr w:type="spellEnd"/>
-      <w:r>
-        <w:t>)',</w:t>
-      </w:r>
-    </w:p>
-    <w:p>
-      <w:pPr>
-        <w:pStyle w:val="consolas"/>
-      </w:pPr>
-      <w:r>
-        <w:t xml:space="preserve">        </w:t>
-      </w:r>
-      <w:proofErr w:type="spellStart"/>
-      <w:r>
-        <w:t>textPrimary</w:t>
-      </w:r>
-      <w:proofErr w:type="spellEnd"/>
-      <w:r>
-        <w:t>: '</w:t>
-      </w:r>
-      <w:proofErr w:type="gramStart"/>
-      <w:r>
-        <w:t>var(</w:t>
-      </w:r>
-      <w:proofErr w:type="gramEnd"/>
-      <w:r>
-        <w:t>--</w:t>
-      </w:r>
-      <w:proofErr w:type="spellStart"/>
-      <w:r>
-        <w:t>mui</w:t>
-      </w:r>
-      <w:proofErr w:type="spellEnd"/>
-      <w:r>
-        <w:t>-palette-text-primary)',</w:t>
-      </w:r>
-    </w:p>
-    <w:p>
-      <w:pPr>
-        <w:pStyle w:val="consolas"/>
-      </w:pPr>
-      <w:r>
-        <w:t xml:space="preserve">        </w:t>
-      </w:r>
-      <w:proofErr w:type="spellStart"/>
-      <w:r>
-        <w:t>textSecondary</w:t>
-      </w:r>
-      <w:proofErr w:type="spellEnd"/>
-      <w:r>
-        <w:t>: '</w:t>
-      </w:r>
-      <w:proofErr w:type="gramStart"/>
-      <w:r>
-        <w:t>var(</w:t>
-      </w:r>
-      <w:proofErr w:type="gramEnd"/>
-      <w:r>
-        <w:t>--</w:t>
-      </w:r>
-      <w:proofErr w:type="spellStart"/>
-      <w:r>
-        <w:t>mui</w:t>
-      </w:r>
-      <w:proofErr w:type="spellEnd"/>
-      <w:r>
-        <w:t>-palette-text-secondary)',</w:t>
-      </w:r>
-    </w:p>
-    <w:p>
-      <w:pPr>
-        <w:pStyle w:val="consolas"/>
-      </w:pPr>
-      <w:r>
-        <w:t xml:space="preserve">        </w:t>
-      </w:r>
-      <w:proofErr w:type="spellStart"/>
-      <w:r>
-        <w:t>textDisabled</w:t>
-      </w:r>
-      <w:proofErr w:type="spellEnd"/>
-      <w:r>
-        <w:t>: '</w:t>
-      </w:r>
-      <w:proofErr w:type="gramStart"/>
-      <w:r>
-        <w:t>var(</w:t>
-      </w:r>
-      <w:proofErr w:type="gramEnd"/>
-      <w:r>
-        <w:t>--</w:t>
-      </w:r>
-      <w:proofErr w:type="spellStart"/>
-      <w:r>
-        <w:t>mui</w:t>
-      </w:r>
-      <w:proofErr w:type="spellEnd"/>
-      <w:r>
-        <w:t>-palette-text-disabled)',</w:t>
-      </w:r>
-    </w:p>
-    <w:p>
-      <w:pPr>
-        <w:pStyle w:val="consolas"/>
-      </w:pPr>
-      <w:r>
-        <w:t xml:space="preserve">        </w:t>
-      </w:r>
-      <w:proofErr w:type="spellStart"/>
-      <w:r>
-        <w:t>actionActive</w:t>
-      </w:r>
-      <w:proofErr w:type="spellEnd"/>
-      <w:r>
-        <w:t>: '</w:t>
-      </w:r>
-      <w:proofErr w:type="gramStart"/>
-      <w:r>
-        <w:t>var(</w:t>
-      </w:r>
-      <w:proofErr w:type="gramEnd"/>
-      <w:r>
-        <w:t>--</w:t>
-      </w:r>
-      <w:proofErr w:type="spellStart"/>
-      <w:r>
-        <w:t>mui</w:t>
-      </w:r>
-      <w:proofErr w:type="spellEnd"/>
-      <w:r>
-        <w:t>-palette-action-active)',</w:t>
-      </w:r>
-    </w:p>
-    <w:p>
-      <w:pPr>
-        <w:pStyle w:val="consolas"/>
-      </w:pPr>
-      <w:r>
-        <w:t xml:space="preserve">        </w:t>
-      </w:r>
-      <w:proofErr w:type="spellStart"/>
-      <w:r>
-        <w:t>actionHover</w:t>
-      </w:r>
-      <w:proofErr w:type="spellEnd"/>
-      <w:r>
-        <w:t>: '</w:t>
-      </w:r>
-      <w:proofErr w:type="gramStart"/>
-      <w:r>
-        <w:t>var(</w:t>
-      </w:r>
-      <w:proofErr w:type="gramEnd"/>
-      <w:r>
-        <w:t>--</w:t>
-      </w:r>
-      <w:proofErr w:type="spellStart"/>
-      <w:r>
-        <w:t>mui</w:t>
-      </w:r>
-      <w:proofErr w:type="spellEnd"/>
-      <w:r>
-        <w:t>-palette-action-hover)',</w:t>
-      </w:r>
-    </w:p>
-    <w:p>
-      <w:pPr>
-        <w:pStyle w:val="consolas"/>
-      </w:pPr>
-      <w:r>
-        <w:t xml:space="preserve">        </w:t>
-      </w:r>
-      <w:proofErr w:type="spellStart"/>
-      <w:r>
-        <w:t>actionSelected</w:t>
-      </w:r>
-      <w:proofErr w:type="spellEnd"/>
-      <w:r>
-        <w:t>: '</w:t>
-      </w:r>
-      <w:proofErr w:type="gramStart"/>
-      <w:r>
-        <w:t>var(</w:t>
-      </w:r>
-      <w:proofErr w:type="gramEnd"/>
-      <w:r>
-        <w:t>--</w:t>
-      </w:r>
-      <w:proofErr w:type="spellStart"/>
-      <w:r>
-        <w:t>mui</w:t>
-      </w:r>
-      <w:proofErr w:type="spellEnd"/>
-      <w:r>
-        <w:t>-palette-action-selected)',</w:t>
-      </w:r>
-    </w:p>
-    <w:p>
-      <w:pPr>
-        <w:pStyle w:val="consolas"/>
-      </w:pPr>
-      <w:r>
-        <w:t xml:space="preserve">        </w:t>
-      </w:r>
-      <w:proofErr w:type="spellStart"/>
-      <w:r>
-        <w:t>actionFocus</w:t>
-      </w:r>
-      <w:proofErr w:type="spellEnd"/>
-      <w:r>
-        <w:t>: '</w:t>
-      </w:r>
-      <w:proofErr w:type="gramStart"/>
-      <w:r>
-        <w:t>var(</w:t>
-      </w:r>
-      <w:proofErr w:type="gramEnd"/>
-      <w:r>
-        <w:t>--</w:t>
-      </w:r>
-      <w:proofErr w:type="spellStart"/>
-      <w:r>
-        <w:t>mui</w:t>
-      </w:r>
-      <w:proofErr w:type="spellEnd"/>
-      <w:r>
         <w:t>-palette-action-focus)',</w:t>
-      </w:r>
-    </w:p>
-    <w:p>
-      <w:pPr>
-        <w:pStyle w:val="consolas"/>
-      </w:pPr>
-      <w:r>
-        <w:t xml:space="preserve">        </w:t>
-      </w:r>
-      <w:proofErr w:type="spellStart"/>
-      <w:r>
-        <w:t>backgroundPaper</w:t>
-      </w:r>
-      <w:proofErr w:type="spellEnd"/>
-      <w:r>
-        <w:t>: '</w:t>
-      </w:r>
-      <w:proofErr w:type="gramStart"/>
-      <w:r>
-        <w:t>var(</w:t>
-      </w:r>
-      <w:proofErr w:type="gramEnd"/>
-      <w:r>
-        <w:t>--</w:t>
-      </w:r>
-      <w:proofErr w:type="spellStart"/>
-      <w:r>
-        <w:t>mui</w:t>
-      </w:r>
-      <w:proofErr w:type="spellEnd"/>
-      <w:r>
-        <w:t>-palette-background-paper)',</w:t>
       </w:r>
     </w:p>
     <w:p>
@@ -20442,6 +20418,38 @@
       </w:r>
       <w:proofErr w:type="spellStart"/>
       <w:r>
+        <w:t>backgroundPaper</w:t>
+      </w:r>
+      <w:proofErr w:type="spellEnd"/>
+      <w:r>
+        <w:t>: '</w:t>
+      </w:r>
+      <w:proofErr w:type="gramStart"/>
+      <w:r>
+        <w:t>var(</w:t>
+      </w:r>
+      <w:proofErr w:type="gramEnd"/>
+      <w:r>
+        <w:t>--</w:t>
+      </w:r>
+      <w:proofErr w:type="spellStart"/>
+      <w:r>
+        <w:t>mui</w:t>
+      </w:r>
+      <w:proofErr w:type="spellEnd"/>
+      <w:r>
+        <w:t>-palette-background-paper)',</w:t>
+      </w:r>
+    </w:p>
+    <w:p>
+      <w:pPr>
+        <w:pStyle w:val="consolas"/>
+      </w:pPr>
+      <w:r>
+        <w:t xml:space="preserve">        </w:t>
+      </w:r>
+      <w:proofErr w:type="spellStart"/>
+      <w:r>
         <w:t>backgroundDefault</w:t>
       </w:r>
       <w:proofErr w:type="spellEnd"/>
@@ -20751,6 +20759,144 @@
       </w:pPr>
       <w:proofErr w:type="spellStart"/>
       <w:r>
+        <w:t>Sửa</w:t>
+      </w:r>
+      <w:proofErr w:type="spellEnd"/>
+      <w:r>
+        <w:t xml:space="preserve"> file </w:t>
+      </w:r>
+      <w:proofErr w:type="spellStart"/>
+      <w:r>
+        <w:t>postcss.config.mjs</w:t>
+      </w:r>
+      <w:proofErr w:type="spellEnd"/>
+    </w:p>
+    <w:p>
+      <w:pPr>
+        <w:pStyle w:val="consolas"/>
+      </w:pPr>
+      <w:r>
+        <w:t>/** @type {import('</w:t>
+      </w:r>
+      <w:proofErr w:type="spellStart"/>
+      <w:r>
+        <w:t>postcss</w:t>
+      </w:r>
+      <w:proofErr w:type="spellEnd"/>
+      <w:r>
+        <w:t>-load-config'</w:t>
+      </w:r>
+      <w:proofErr w:type="gramStart"/>
+      <w:r>
+        <w:t>).Config</w:t>
+      </w:r>
+      <w:proofErr w:type="gramEnd"/>
+      <w:r>
+        <w:t>} */</w:t>
+      </w:r>
+    </w:p>
+    <w:p>
+      <w:pPr>
+        <w:pStyle w:val="consolas"/>
+      </w:pPr>
+      <w:r>
+        <w:t>const config = {</w:t>
+      </w:r>
+    </w:p>
+    <w:p>
+      <w:pPr>
+        <w:pStyle w:val="consolas"/>
+      </w:pPr>
+      <w:r>
+        <w:t xml:space="preserve">  plugins: {</w:t>
+      </w:r>
+    </w:p>
+    <w:p>
+      <w:pPr>
+        <w:pStyle w:val="consolas"/>
+      </w:pPr>
+      <w:r>
+        <w:t xml:space="preserve">    '</w:t>
+      </w:r>
+      <w:proofErr w:type="spellStart"/>
+      <w:proofErr w:type="gramStart"/>
+      <w:r>
+        <w:t>postcss</w:t>
+      </w:r>
+      <w:proofErr w:type="spellEnd"/>
+      <w:proofErr w:type="gramEnd"/>
+      <w:r>
+        <w:t>-nesting': {},</w:t>
+      </w:r>
+    </w:p>
+    <w:p>
+      <w:pPr>
+        <w:pStyle w:val="consolas"/>
+      </w:pPr>
+      <w:r>
+        <w:t xml:space="preserve">    </w:t>
+      </w:r>
+      <w:proofErr w:type="spellStart"/>
+      <w:r>
+        <w:t>tailwindcss</w:t>
+      </w:r>
+      <w:proofErr w:type="spellEnd"/>
+      <w:r>
+        <w:t>: {},</w:t>
+      </w:r>
+    </w:p>
+    <w:p>
+      <w:pPr>
+        <w:pStyle w:val="consolas"/>
+      </w:pPr>
+      <w:r>
+        <w:lastRenderedPageBreak/>
+        <w:t xml:space="preserve">    </w:t>
+      </w:r>
+      <w:proofErr w:type="spellStart"/>
+      <w:r>
+        <w:t>autoprefixer</w:t>
+      </w:r>
+      <w:proofErr w:type="spellEnd"/>
+      <w:r>
+        <w:t>: {}</w:t>
+      </w:r>
+    </w:p>
+    <w:p>
+      <w:pPr>
+        <w:pStyle w:val="consolas"/>
+      </w:pPr>
+      <w:r>
+        <w:t xml:space="preserve">  }</w:t>
+      </w:r>
+    </w:p>
+    <w:p>
+      <w:pPr>
+        <w:pStyle w:val="consolas"/>
+      </w:pPr>
+      <w:r>
+        <w:t>}</w:t>
+      </w:r>
+    </w:p>
+    <w:p>
+      <w:pPr>
+        <w:pStyle w:val="consolas"/>
+      </w:pPr>
+    </w:p>
+    <w:p>
+      <w:pPr>
+        <w:pStyle w:val="consolas"/>
+      </w:pPr>
+      <w:r>
+        <w:t>export default config</w:t>
+      </w:r>
+    </w:p>
+    <w:p>
+      <w:pPr>
+        <w:pStyle w:val="Content"/>
+      </w:pPr>
+      <w:proofErr w:type="spellStart"/>
+      <w:r>
         <w:t>Tạo</w:t>
       </w:r>
       <w:proofErr w:type="spellEnd"/>
@@ -20759,395 +20905,258 @@
       </w:r>
       <w:proofErr w:type="spellStart"/>
       <w:r>
-        <w:t>postcss.config.mjs</w:t>
-      </w:r>
-      <w:proofErr w:type="spellEnd"/>
-    </w:p>
-    <w:p>
-      <w:pPr>
-        <w:pStyle w:val="consolas"/>
-      </w:pPr>
-      <w:r>
-        <w:t>/** @type {import('</w:t>
-      </w:r>
-      <w:proofErr w:type="spellStart"/>
-      <w:r>
-        <w:t>postcss</w:t>
-      </w:r>
-      <w:proofErr w:type="spellEnd"/>
-      <w:r>
-        <w:t>-load-config'</w:t>
+        <w:t>tailwind.config.ts</w:t>
+      </w:r>
+      <w:proofErr w:type="spellEnd"/>
+    </w:p>
+    <w:p>
+      <w:pPr>
+        <w:pStyle w:val="consolas"/>
+      </w:pPr>
+      <w:r>
+        <w:t xml:space="preserve">import </w:t>
+      </w:r>
+      <w:proofErr w:type="spellStart"/>
+      <w:r>
+        <w:t>tailwindcssLogical</w:t>
+      </w:r>
+      <w:proofErr w:type="spellEnd"/>
+      <w:r>
+        <w:t xml:space="preserve"> from '</w:t>
+      </w:r>
+      <w:proofErr w:type="spellStart"/>
+      <w:r>
+        <w:t>tailwindcss</w:t>
+      </w:r>
+      <w:proofErr w:type="spellEnd"/>
+      <w:r>
+        <w:t>-logical'</w:t>
+      </w:r>
+    </w:p>
+    <w:p>
+      <w:pPr>
+        <w:pStyle w:val="consolas"/>
+      </w:pPr>
+      <w:r>
+        <w:t xml:space="preserve">import type </w:t>
       </w:r>
       <w:proofErr w:type="gramStart"/>
       <w:r>
-        <w:t>).Config</w:t>
+        <w:t>{ Config</w:t>
       </w:r>
       <w:proofErr w:type="gramEnd"/>
       <w:r>
-        <w:t>} */</w:t>
-      </w:r>
-    </w:p>
-    <w:p>
-      <w:pPr>
-        <w:pStyle w:val="consolas"/>
-      </w:pPr>
-      <w:r>
-        <w:t>const config = {</w:t>
-      </w:r>
-    </w:p>
-    <w:p>
-      <w:pPr>
-        <w:pStyle w:val="consolas"/>
-      </w:pPr>
-      <w:r>
-        <w:t xml:space="preserve">  plugins: {</w:t>
-      </w:r>
-    </w:p>
-    <w:p>
-      <w:pPr>
-        <w:pStyle w:val="consolas"/>
-      </w:pPr>
-      <w:r>
-        <w:t xml:space="preserve">    '</w:t>
-      </w:r>
-      <w:proofErr w:type="spellStart"/>
+        <w:t xml:space="preserve"> } from '</w:t>
+      </w:r>
+      <w:proofErr w:type="spellStart"/>
+      <w:r>
+        <w:t>tailwindcss</w:t>
+      </w:r>
+      <w:proofErr w:type="spellEnd"/>
+      <w:r>
+        <w:t>'</w:t>
+      </w:r>
+    </w:p>
+    <w:p>
+      <w:pPr>
+        <w:pStyle w:val="consolas"/>
+      </w:pPr>
+    </w:p>
+    <w:p>
+      <w:pPr>
+        <w:pStyle w:val="consolas"/>
+      </w:pPr>
+      <w:r>
+        <w:t xml:space="preserve">import </w:t>
+      </w:r>
+      <w:proofErr w:type="spellStart"/>
+      <w:r>
+        <w:t>tailwindPlugin</w:t>
+      </w:r>
+      <w:proofErr w:type="spellEnd"/>
+      <w:r>
+        <w:t xml:space="preserve"> from </w:t>
+      </w:r>
       <w:proofErr w:type="gramStart"/>
       <w:r>
-        <w:t>postcss</w:t>
-      </w:r>
-      <w:proofErr w:type="spellEnd"/>
+        <w:t>'./</w:t>
+      </w:r>
+      <w:proofErr w:type="spellStart"/>
       <w:proofErr w:type="gramEnd"/>
       <w:r>
-        <w:t>-nesting': {},</w:t>
-      </w:r>
-    </w:p>
-    <w:p>
-      <w:pPr>
-        <w:pStyle w:val="consolas"/>
-      </w:pPr>
-      <w:r>
-        <w:t xml:space="preserve">    </w:t>
-      </w:r>
-      <w:proofErr w:type="spellStart"/>
-      <w:r>
-        <w:t>tailwindcss</w:t>
-      </w:r>
-      <w:proofErr w:type="spellEnd"/>
-      <w:r>
-        <w:t>: {},</w:t>
-      </w:r>
-    </w:p>
-    <w:p>
-      <w:pPr>
-        <w:pStyle w:val="consolas"/>
-      </w:pPr>
-      <w:r>
-        <w:t xml:space="preserve">    </w:t>
-      </w:r>
-      <w:proofErr w:type="spellStart"/>
-      <w:r>
-        <w:t>autoprefixer</w:t>
-      </w:r>
-      <w:proofErr w:type="spellEnd"/>
-      <w:r>
-        <w:t>: {}</w:t>
-      </w:r>
-    </w:p>
-    <w:p>
-      <w:pPr>
-        <w:pStyle w:val="consolas"/>
-      </w:pPr>
+        <w:t>src</w:t>
+      </w:r>
+      <w:proofErr w:type="spellEnd"/>
+      <w:r>
+        <w:t>/@core/tailwind/plugin'</w:t>
+      </w:r>
+    </w:p>
+    <w:p>
+      <w:pPr>
+        <w:pStyle w:val="consolas"/>
+      </w:pPr>
+    </w:p>
+    <w:p>
+      <w:pPr>
+        <w:pStyle w:val="consolas"/>
+      </w:pPr>
+      <w:r>
+        <w:t>const config: Config = {</w:t>
+      </w:r>
+    </w:p>
+    <w:p>
+      <w:pPr>
+        <w:pStyle w:val="consolas"/>
+      </w:pPr>
+      <w:r>
+        <w:t xml:space="preserve">  content: [</w:t>
+      </w:r>
+      <w:proofErr w:type="gramStart"/>
+      <w:r>
+        <w:t>'./</w:t>
+      </w:r>
+      <w:proofErr w:type="spellStart"/>
+      <w:proofErr w:type="gramEnd"/>
+      <w:r>
+        <w:t>src</w:t>
+      </w:r>
+      <w:proofErr w:type="spellEnd"/>
+      <w:r>
+        <w:t>/**/*.{</w:t>
+      </w:r>
+      <w:proofErr w:type="spellStart"/>
+      <w:r>
+        <w:t>js,ts,jsx,tsx,css</w:t>
+      </w:r>
+      <w:proofErr w:type="spellEnd"/>
+      <w:r>
+        <w:t>}'],</w:t>
+      </w:r>
+    </w:p>
+    <w:p>
+      <w:pPr>
+        <w:pStyle w:val="consolas"/>
+      </w:pPr>
+      <w:r>
+        <w:t xml:space="preserve">  </w:t>
+      </w:r>
+      <w:proofErr w:type="spellStart"/>
+      <w:r>
+        <w:t>corePlugins</w:t>
+      </w:r>
+      <w:proofErr w:type="spellEnd"/>
+      <w:r>
+        <w:t>: {</w:t>
+      </w:r>
+    </w:p>
+    <w:p>
+      <w:pPr>
+        <w:pStyle w:val="consolas"/>
+      </w:pPr>
+      <w:r>
+        <w:t xml:space="preserve">    preflight: false</w:t>
+      </w:r>
+    </w:p>
+    <w:p>
+      <w:pPr>
+        <w:pStyle w:val="consolas"/>
+      </w:pPr>
+      <w:r>
+        <w:t xml:space="preserve">  },</w:t>
+      </w:r>
+    </w:p>
+    <w:p>
+      <w:pPr>
+        <w:pStyle w:val="consolas"/>
+      </w:pPr>
+      <w:r>
+        <w:t xml:space="preserve">  important: '#__next',</w:t>
+      </w:r>
+    </w:p>
+    <w:p>
+      <w:pPr>
+        <w:pStyle w:val="consolas"/>
+      </w:pPr>
+      <w:r>
+        <w:t xml:space="preserve">  plugins: [</w:t>
+      </w:r>
+      <w:proofErr w:type="spellStart"/>
+      <w:r>
+        <w:t>tailwindcssLogical</w:t>
+      </w:r>
+      <w:proofErr w:type="spellEnd"/>
+      <w:r>
+        <w:t xml:space="preserve">, </w:t>
+      </w:r>
+      <w:proofErr w:type="spellStart"/>
+      <w:r>
+        <w:t>tailwindPlugin</w:t>
+      </w:r>
+      <w:proofErr w:type="spellEnd"/>
+      <w:r>
+        <w:t>],</w:t>
+      </w:r>
+    </w:p>
+    <w:p>
+      <w:pPr>
+        <w:pStyle w:val="consolas"/>
+      </w:pPr>
+      <w:r>
+        <w:t xml:space="preserve">  theme: {</w:t>
+      </w:r>
+    </w:p>
+    <w:p>
+      <w:pPr>
+        <w:pStyle w:val="consolas"/>
+      </w:pPr>
+      <w:r>
+        <w:t xml:space="preserve">    extend: {}</w:t>
+      </w:r>
+    </w:p>
+    <w:p>
+      <w:pPr>
+        <w:pStyle w:val="consolas"/>
+      </w:pPr>
+      <w:r>
+        <w:t xml:space="preserve">  }</w:t>
+      </w:r>
+    </w:p>
+    <w:p>
+      <w:pPr>
+        <w:pStyle w:val="consolas"/>
+      </w:pPr>
+      <w:r>
+        <w:t>}</w:t>
+      </w:r>
+    </w:p>
+    <w:p>
+      <w:pPr>
+        <w:pStyle w:val="consolas"/>
+      </w:pPr>
+    </w:p>
+    <w:p>
+      <w:pPr>
+        <w:pStyle w:val="consolas"/>
+      </w:pPr>
+      <w:r>
+        <w:t>export default config</w:t>
+      </w:r>
+    </w:p>
+    <w:p>
+      <w:pPr>
+        <w:pStyle w:val="Heading2"/>
+      </w:pPr>
+      <w:proofErr w:type="spellStart"/>
       <w:r>
         <w:lastRenderedPageBreak/>
-        <w:t xml:space="preserve">  }</w:t>
-      </w:r>
-    </w:p>
-    <w:p>
-      <w:pPr>
-        <w:pStyle w:val="consolas"/>
-      </w:pPr>
-      <w:r>
-        <w:t>}</w:t>
-      </w:r>
-    </w:p>
-    <w:p>
-      <w:pPr>
-        <w:pStyle w:val="consolas"/>
-      </w:pPr>
-    </w:p>
-    <w:p>
-      <w:pPr>
-        <w:pStyle w:val="consolas"/>
-      </w:pPr>
-      <w:r>
-        <w:t>export default config</w:t>
-      </w:r>
+        <w:t>Antd</w:t>
+      </w:r>
+      <w:proofErr w:type="spellEnd"/>
     </w:p>
     <w:p>
       <w:pPr>
         <w:pStyle w:val="Content"/>
       </w:pPr>
-      <w:proofErr w:type="spellStart"/>
-      <w:r>
-        <w:t>Tạo</w:t>
-      </w:r>
-      <w:proofErr w:type="spellEnd"/>
-      <w:r>
-        <w:t xml:space="preserve"> file </w:t>
-      </w:r>
-      <w:proofErr w:type="spellStart"/>
-      <w:r>
-        <w:t>tailwind.config.ts</w:t>
-      </w:r>
-      <w:proofErr w:type="spellEnd"/>
-    </w:p>
-    <w:p>
-      <w:pPr>
-        <w:pStyle w:val="consolas"/>
-      </w:pPr>
-      <w:r>
-        <w:t xml:space="preserve">import </w:t>
-      </w:r>
-      <w:proofErr w:type="spellStart"/>
-      <w:r>
-        <w:t>tailwindcssLogical</w:t>
-      </w:r>
-      <w:proofErr w:type="spellEnd"/>
-      <w:r>
-        <w:t xml:space="preserve"> from '</w:t>
-      </w:r>
-      <w:proofErr w:type="spellStart"/>
-      <w:r>
-        <w:t>tailwindcss</w:t>
-      </w:r>
-      <w:proofErr w:type="spellEnd"/>
-      <w:r>
-        <w:t>-logical'</w:t>
-      </w:r>
-    </w:p>
-    <w:p>
-      <w:pPr>
-        <w:pStyle w:val="consolas"/>
-      </w:pPr>
-      <w:r>
-        <w:t xml:space="preserve">import type </w:t>
-      </w:r>
-      <w:proofErr w:type="gramStart"/>
-      <w:r>
-        <w:t>{ Config</w:t>
-      </w:r>
-      <w:proofErr w:type="gramEnd"/>
-      <w:r>
-        <w:t xml:space="preserve"> } from '</w:t>
-      </w:r>
-      <w:proofErr w:type="spellStart"/>
-      <w:r>
-        <w:t>tailwindcss</w:t>
-      </w:r>
-      <w:proofErr w:type="spellEnd"/>
-      <w:r>
-        <w:t>'</w:t>
-      </w:r>
-    </w:p>
-    <w:p>
-      <w:pPr>
-        <w:pStyle w:val="consolas"/>
-      </w:pPr>
-    </w:p>
-    <w:p>
-      <w:pPr>
-        <w:pStyle w:val="consolas"/>
-      </w:pPr>
-      <w:r>
-        <w:t xml:space="preserve">import </w:t>
-      </w:r>
-      <w:proofErr w:type="spellStart"/>
-      <w:r>
-        <w:t>tailwindPlugin</w:t>
-      </w:r>
-      <w:proofErr w:type="spellEnd"/>
-      <w:r>
-        <w:t xml:space="preserve"> from </w:t>
-      </w:r>
-      <w:proofErr w:type="gramStart"/>
-      <w:r>
-        <w:t>'./</w:t>
-      </w:r>
-      <w:proofErr w:type="spellStart"/>
-      <w:proofErr w:type="gramEnd"/>
-      <w:r>
-        <w:t>src</w:t>
-      </w:r>
-      <w:proofErr w:type="spellEnd"/>
-      <w:r>
-        <w:t>/@core/tailwind/plugin'</w:t>
-      </w:r>
-    </w:p>
-    <w:p>
-      <w:pPr>
-        <w:pStyle w:val="consolas"/>
-      </w:pPr>
-    </w:p>
-    <w:p>
-      <w:pPr>
-        <w:pStyle w:val="consolas"/>
-      </w:pPr>
-      <w:r>
-        <w:t>const config: Config = {</w:t>
-      </w:r>
-    </w:p>
-    <w:p>
-      <w:pPr>
-        <w:pStyle w:val="consolas"/>
-      </w:pPr>
-      <w:r>
-        <w:t xml:space="preserve">  content: [</w:t>
-      </w:r>
-      <w:proofErr w:type="gramStart"/>
-      <w:r>
-        <w:t>'./</w:t>
-      </w:r>
-      <w:proofErr w:type="spellStart"/>
-      <w:proofErr w:type="gramEnd"/>
-      <w:r>
-        <w:t>src</w:t>
-      </w:r>
-      <w:proofErr w:type="spellEnd"/>
-      <w:r>
-        <w:t>/**/*.{</w:t>
-      </w:r>
-      <w:proofErr w:type="spellStart"/>
-      <w:r>
-        <w:t>js,ts,jsx,tsx,css</w:t>
-      </w:r>
-      <w:proofErr w:type="spellEnd"/>
-      <w:r>
-        <w:t>}'],</w:t>
-      </w:r>
-    </w:p>
-    <w:p>
-      <w:pPr>
-        <w:pStyle w:val="consolas"/>
-      </w:pPr>
-      <w:r>
-        <w:t xml:space="preserve">  </w:t>
-      </w:r>
-      <w:proofErr w:type="spellStart"/>
-      <w:r>
-        <w:t>corePlugins</w:t>
-      </w:r>
-      <w:proofErr w:type="spellEnd"/>
-      <w:r>
-        <w:t>: {</w:t>
-      </w:r>
-    </w:p>
-    <w:p>
-      <w:pPr>
-        <w:pStyle w:val="consolas"/>
-      </w:pPr>
-      <w:r>
-        <w:t xml:space="preserve">    preflight: false</w:t>
-      </w:r>
-    </w:p>
-    <w:p>
-      <w:pPr>
-        <w:pStyle w:val="consolas"/>
-      </w:pPr>
-      <w:r>
-        <w:t xml:space="preserve">  },</w:t>
-      </w:r>
-    </w:p>
-    <w:p>
-      <w:pPr>
-        <w:pStyle w:val="consolas"/>
-      </w:pPr>
-      <w:r>
-        <w:t xml:space="preserve">  important: '#__next',</w:t>
-      </w:r>
-    </w:p>
-    <w:p>
-      <w:pPr>
-        <w:pStyle w:val="consolas"/>
-      </w:pPr>
-      <w:r>
-        <w:t xml:space="preserve">  plugins: [</w:t>
-      </w:r>
-      <w:proofErr w:type="spellStart"/>
-      <w:r>
-        <w:t>tailwindcssLogical</w:t>
-      </w:r>
-      <w:proofErr w:type="spellEnd"/>
-      <w:r>
-        <w:t xml:space="preserve">, </w:t>
-      </w:r>
-      <w:proofErr w:type="spellStart"/>
-      <w:r>
-        <w:t>tailwindPlugin</w:t>
-      </w:r>
-      <w:proofErr w:type="spellEnd"/>
-      <w:r>
-        <w:t>],</w:t>
-      </w:r>
-    </w:p>
-    <w:p>
-      <w:pPr>
-        <w:pStyle w:val="consolas"/>
-      </w:pPr>
-      <w:r>
-        <w:t xml:space="preserve">  theme: {</w:t>
-      </w:r>
-    </w:p>
-    <w:p>
-      <w:pPr>
-        <w:pStyle w:val="consolas"/>
-      </w:pPr>
-      <w:r>
-        <w:t xml:space="preserve">    extend: {}</w:t>
-      </w:r>
-    </w:p>
-    <w:p>
-      <w:pPr>
-        <w:pStyle w:val="consolas"/>
-      </w:pPr>
-      <w:r>
-        <w:t xml:space="preserve">  }</w:t>
-      </w:r>
-    </w:p>
-    <w:p>
-      <w:pPr>
-        <w:pStyle w:val="consolas"/>
-      </w:pPr>
-      <w:r>
-        <w:t>}</w:t>
-      </w:r>
-    </w:p>
-    <w:p>
-      <w:pPr>
-        <w:pStyle w:val="consolas"/>
-      </w:pPr>
-    </w:p>
-    <w:p>
-      <w:pPr>
-        <w:pStyle w:val="consolas"/>
-      </w:pPr>
-      <w:r>
-        <w:t>export default config</w:t>
-      </w:r>
-    </w:p>
-    <w:p>
-      <w:pPr>
-        <w:pStyle w:val="Heading2"/>
-      </w:pPr>
-      <w:proofErr w:type="spellStart"/>
-      <w:r>
-        <w:t>Antd</w:t>
-      </w:r>
-      <w:proofErr w:type="spellEnd"/>
-    </w:p>
-    <w:p>
-      <w:pPr>
-        <w:pStyle w:val="Content"/>
-      </w:pPr>
       <w:r>
         <w:t>dep</w:t>
       </w:r>
@@ -21157,7 +21166,6 @@
         <w:pStyle w:val="consolas"/>
       </w:pPr>
       <w:r>
-        <w:lastRenderedPageBreak/>
         <w:t xml:space="preserve">bun add </w:t>
       </w:r>
       <w:proofErr w:type="spellStart"/>

--- a/next/Next.docx
+++ b/next/Next.docx
@@ -21819,7 +21819,7 @@
         <w:pStyle w:val="consolas"/>
       </w:pPr>
       <w:r>
-        <w:t xml:space="preserve">  important: '</w:t>
+        <w:t xml:space="preserve">  important: </w:t>
       </w:r>
       <w:r>
         <w:t>true</w:t>
@@ -22911,10 +22911,7 @@
         <w:pStyle w:val="Content"/>
       </w:pPr>
       <w:r>
-        <w:t>assets/iconify-icons/</w:t>
-      </w:r>
-      <w:r>
-        <w:t xml:space="preserve">generated-icons (file </w:t>
+        <w:t xml:space="preserve">assets/iconify-icons/generated-icons (file </w:t>
       </w:r>
       <w:proofErr w:type="spellStart"/>
       <w:r>
@@ -25124,15 +25121,7 @@
       </w:r>
       <w:proofErr w:type="spellEnd"/>
       <w:r>
-        <w:t xml:space="preserve">, </w:t>
-      </w:r>
-      <w:proofErr w:type="spellStart"/>
-      <w:r>
-        <w:t>colorStr</w:t>
-      </w:r>
-      <w:proofErr w:type="spellEnd"/>
-      <w:r>
-        <w:t>, color) =&gt; {</w:t>
+        <w:t>, colorStr, color) =&gt; {</w:t>
       </w:r>
       <w:r>
         <w:br/>
@@ -26316,9 +26305,15 @@
       </w:r>
       <w:proofErr w:type="gramEnd"/>
       <w:r>
-        <w:t>…not-found]/page/</w:t>
-      </w:r>
-      <w:proofErr w:type="spellStart"/>
+        <w:t>…not-found]/</w:t>
+      </w:r>
+      <w:proofErr w:type="spellStart"/>
+      <w:r>
+        <w:t>page</w:t>
+      </w:r>
+      <w:r>
+        <w:t>.</w:t>
+      </w:r>
       <w:r>
         <w:t>tsx</w:t>
       </w:r>
@@ -29759,6 +29754,7 @@
   <w:style w:type="character" w:default="1" w:styleId="DefaultParagraphFont">
     <w:name w:val="Default Paragraph Font"/>
     <w:uiPriority w:val="1"/>
+    <w:semiHidden/>
     <w:unhideWhenUsed/>
   </w:style>
   <w:style w:type="table" w:default="1" w:styleId="TableNormal">

--- a/next/Next.docx
+++ b/next/Next.docx
@@ -17854,8 +17854,6 @@
       </w:pPr>
       <w:r>
         <w:br/>
-      </w:r>
-      <w:r>
         <w:t xml:space="preserve">import </w:t>
       </w:r>
       <w:proofErr w:type="gramStart"/>
@@ -18579,18 +18577,3571 @@
       </w:r>
       <w:proofErr w:type="spellEnd"/>
       <w:r>
+        <w:t xml:space="preserve">} // </w:t>
+      </w:r>
+      <w:proofErr w:type="spellStart"/>
+      <w:r>
+        <w:t>Kiểu</w:t>
+      </w:r>
+      <w:proofErr w:type="spellEnd"/>
+      <w:r>
+        <w:t xml:space="preserve"> string </w:t>
+      </w:r>
+      <w:proofErr w:type="spellStart"/>
+      <w:r>
+        <w:t>cần</w:t>
+      </w:r>
+      <w:proofErr w:type="spellEnd"/>
+      <w:r>
+        <w:t xml:space="preserve"> parse </w:t>
+      </w:r>
+      <w:proofErr w:type="spellStart"/>
+      <w:r>
+        <w:t>nếu</w:t>
+      </w:r>
+      <w:proofErr w:type="spellEnd"/>
+      <w:r>
+        <w:t xml:space="preserve"> </w:t>
+      </w:r>
+      <w:proofErr w:type="spellStart"/>
+      <w:r>
+        <w:t>muốn</w:t>
+      </w:r>
+      <w:proofErr w:type="spellEnd"/>
+      <w:r>
+        <w:t xml:space="preserve"> </w:t>
+      </w:r>
+      <w:proofErr w:type="spellStart"/>
+      <w:r>
+        <w:t>gọi</w:t>
+      </w:r>
+      <w:proofErr w:type="spellEnd"/>
+      <w:r>
+        <w:t xml:space="preserve"> </w:t>
+      </w:r>
+      <w:proofErr w:type="spellStart"/>
+      <w:r>
+        <w:t>sử</w:t>
+      </w:r>
+      <w:proofErr w:type="spellEnd"/>
+      <w:r>
+        <w:t xml:space="preserve"> </w:t>
+      </w:r>
+      <w:proofErr w:type="spellStart"/>
+      <w:r>
+        <w:t>dụng</w:t>
+      </w:r>
+      <w:proofErr w:type="spellEnd"/>
+      <w:r>
+        <w:t xml:space="preserve"> </w:t>
+      </w:r>
+      <w:proofErr w:type="spellStart"/>
+      <w:r>
+        <w:t>trực</w:t>
+      </w:r>
+      <w:proofErr w:type="spellEnd"/>
+      <w:r>
+        <w:t xml:space="preserve"> </w:t>
+      </w:r>
+      <w:proofErr w:type="spellStart"/>
+      <w:r>
+        <w:t>tiếp</w:t>
+      </w:r>
+      <w:proofErr w:type="spellEnd"/>
+      <w:r>
+        <w:t xml:space="preserve"> </w:t>
+      </w:r>
+      <w:proofErr w:type="spellStart"/>
+      <w:r>
+        <w:t>từ</w:t>
+      </w:r>
+      <w:proofErr w:type="spellEnd"/>
+      <w:r>
+        <w:t xml:space="preserve"> </w:t>
+      </w:r>
+      <w:proofErr w:type="spellStart"/>
+      <w:r>
+        <w:t>localStorage</w:t>
+      </w:r>
+      <w:proofErr w:type="spellEnd"/>
+    </w:p>
+    <w:p>
+      <w:pPr>
+        <w:pStyle w:val="Content"/>
+      </w:pPr>
+      <w:proofErr w:type="spellStart"/>
+      <w:r>
+        <w:t>Lưu</w:t>
+      </w:r>
+      <w:proofErr w:type="spellEnd"/>
+      <w:r>
+        <w:t xml:space="preserve"> ý: </w:t>
+      </w:r>
+      <w:proofErr w:type="spellStart"/>
+      <w:r>
+        <w:t>deeptools</w:t>
+      </w:r>
+      <w:proofErr w:type="spellEnd"/>
+      <w:r>
+        <w:t xml:space="preserve"> </w:t>
+      </w:r>
+      <w:proofErr w:type="spellStart"/>
+      <w:r>
+        <w:t>luôn</w:t>
+      </w:r>
+      <w:proofErr w:type="spellEnd"/>
+      <w:r>
+        <w:t xml:space="preserve"> ở </w:t>
+      </w:r>
+      <w:proofErr w:type="spellStart"/>
+      <w:r>
+        <w:t>ngoài</w:t>
+      </w:r>
+      <w:proofErr w:type="spellEnd"/>
+      <w:r>
+        <w:t xml:space="preserve"> </w:t>
+      </w:r>
+      <w:proofErr w:type="spellStart"/>
+      <w:r>
+        <w:t>dùng</w:t>
+      </w:r>
+      <w:proofErr w:type="spellEnd"/>
+      <w:r>
+        <w:t xml:space="preserve"> </w:t>
+      </w:r>
+      <w:proofErr w:type="spellStart"/>
+      <w:r>
+        <w:t>dù</w:t>
+      </w:r>
+      <w:proofErr w:type="spellEnd"/>
+      <w:r>
+        <w:t xml:space="preserve"> </w:t>
+      </w:r>
+      <w:proofErr w:type="spellStart"/>
+      <w:r>
+        <w:t>có</w:t>
+      </w:r>
+      <w:proofErr w:type="spellEnd"/>
+      <w:r>
+        <w:t xml:space="preserve"> </w:t>
+      </w:r>
+      <w:proofErr w:type="spellStart"/>
+      <w:r>
+        <w:t>dùng</w:t>
+      </w:r>
+      <w:proofErr w:type="spellEnd"/>
+      <w:r>
+        <w:t xml:space="preserve"> </w:t>
+      </w:r>
+      <w:proofErr w:type="spellStart"/>
+      <w:r>
+        <w:t>bất</w:t>
+      </w:r>
+      <w:proofErr w:type="spellEnd"/>
+      <w:r>
+        <w:t xml:space="preserve"> </w:t>
+      </w:r>
+      <w:proofErr w:type="spellStart"/>
+      <w:r>
+        <w:t>kỳ</w:t>
+      </w:r>
+      <w:proofErr w:type="spellEnd"/>
+      <w:r>
+        <w:t xml:space="preserve"> </w:t>
+      </w:r>
+      <w:proofErr w:type="spellStart"/>
+      <w:r>
+        <w:t>các</w:t>
+      </w:r>
+      <w:proofErr w:type="spellEnd"/>
+      <w:r>
+        <w:t xml:space="preserve"> </w:t>
+      </w:r>
+      <w:proofErr w:type="spellStart"/>
+      <w:r>
+        <w:t>hàm</w:t>
+      </w:r>
+      <w:proofErr w:type="spellEnd"/>
+      <w:r>
+        <w:t xml:space="preserve"> </w:t>
+      </w:r>
+      <w:proofErr w:type="spellStart"/>
+      <w:r>
+        <w:t>khác</w:t>
+      </w:r>
+      <w:proofErr w:type="spellEnd"/>
+      <w:r>
+        <w:t xml:space="preserve"> </w:t>
+      </w:r>
+      <w:proofErr w:type="spellStart"/>
+      <w:r>
+        <w:t>nào</w:t>
+      </w:r>
+      <w:proofErr w:type="spellEnd"/>
+      <w:r>
+        <w:t xml:space="preserve"> </w:t>
+      </w:r>
+      <w:proofErr w:type="spellStart"/>
+      <w:r>
+        <w:t>lồng</w:t>
+      </w:r>
+      <w:proofErr w:type="spellEnd"/>
+      <w:r>
+        <w:t xml:space="preserve"> </w:t>
+      </w:r>
+      <w:proofErr w:type="spellStart"/>
+      <w:r>
+        <w:t>nhau</w:t>
+      </w:r>
+      <w:proofErr w:type="spellEnd"/>
+      <w:r>
+        <w:t xml:space="preserve"> (</w:t>
+      </w:r>
+      <w:proofErr w:type="spellStart"/>
+      <w:r>
+        <w:t>immer</w:t>
+      </w:r>
+      <w:proofErr w:type="spellEnd"/>
+      <w:r>
+        <w:t>, persist, …)</w:t>
+      </w:r>
+    </w:p>
+    <w:p>
+      <w:pPr>
+        <w:pStyle w:val="Heading2"/>
+      </w:pPr>
+      <w:proofErr w:type="spellStart"/>
+      <w:r>
+        <w:t>Kết</w:t>
+      </w:r>
+      <w:proofErr w:type="spellEnd"/>
+      <w:r>
+        <w:t xml:space="preserve"> </w:t>
+      </w:r>
+      <w:proofErr w:type="spellStart"/>
+      <w:r>
+        <w:t>nối</w:t>
+      </w:r>
+      <w:proofErr w:type="spellEnd"/>
+      <w:r>
+        <w:t xml:space="preserve"> state </w:t>
+      </w:r>
+      <w:proofErr w:type="spellStart"/>
+      <w:r>
+        <w:t>với</w:t>
+      </w:r>
+      <w:proofErr w:type="spellEnd"/>
+      <w:r>
+        <w:t xml:space="preserve"> URL</w:t>
+      </w:r>
+    </w:p>
+    <w:p>
+      <w:pPr>
+        <w:pStyle w:val="Heading3"/>
+      </w:pPr>
+      <w:r>
+        <w:t>Hash</w:t>
+      </w:r>
+    </w:p>
+    <w:p>
+      <w:pPr>
+        <w:pStyle w:val="Content"/>
+      </w:pPr>
+      <w:proofErr w:type="spellStart"/>
+      <w:r>
+        <w:t>Ưu</w:t>
+      </w:r>
+      <w:proofErr w:type="spellEnd"/>
+      <w:r>
+        <w:t xml:space="preserve"> </w:t>
+      </w:r>
+      <w:proofErr w:type="spellStart"/>
+      <w:r>
+        <w:t>điểm</w:t>
+      </w:r>
+      <w:proofErr w:type="spellEnd"/>
+      <w:r>
+        <w:t xml:space="preserve">: </w:t>
+      </w:r>
+      <w:proofErr w:type="spellStart"/>
+      <w:r>
+        <w:t>Có</w:t>
+      </w:r>
+      <w:proofErr w:type="spellEnd"/>
+      <w:r>
+        <w:t xml:space="preserve"> </w:t>
+      </w:r>
+      <w:proofErr w:type="spellStart"/>
+      <w:r>
+        <w:t>thể</w:t>
+      </w:r>
+      <w:proofErr w:type="spellEnd"/>
+      <w:r>
+        <w:t xml:space="preserve"> chia </w:t>
+      </w:r>
+      <w:proofErr w:type="spellStart"/>
+      <w:r>
+        <w:t>sẻ</w:t>
+      </w:r>
+      <w:proofErr w:type="spellEnd"/>
+      <w:r>
+        <w:t xml:space="preserve"> link </w:t>
+      </w:r>
+      <w:proofErr w:type="spellStart"/>
+      <w:r>
+        <w:t>với</w:t>
+      </w:r>
+      <w:proofErr w:type="spellEnd"/>
+      <w:r>
+        <w:t xml:space="preserve"> </w:t>
+      </w:r>
+      <w:proofErr w:type="spellStart"/>
+      <w:r>
+        <w:t>người</w:t>
+      </w:r>
+      <w:proofErr w:type="spellEnd"/>
+      <w:r>
+        <w:t xml:space="preserve"> </w:t>
+      </w:r>
+      <w:proofErr w:type="spellStart"/>
+      <w:r>
+        <w:t>khác</w:t>
+      </w:r>
+      <w:proofErr w:type="spellEnd"/>
+      <w:r>
+        <w:t xml:space="preserve">, </w:t>
+      </w:r>
+      <w:proofErr w:type="spellStart"/>
+      <w:r>
+        <w:t>có</w:t>
+      </w:r>
+      <w:proofErr w:type="spellEnd"/>
+      <w:r>
+        <w:t xml:space="preserve"> </w:t>
+      </w:r>
+      <w:proofErr w:type="spellStart"/>
+      <w:r>
+        <w:t>mã</w:t>
+      </w:r>
+      <w:proofErr w:type="spellEnd"/>
+      <w:r>
+        <w:t xml:space="preserve"> </w:t>
+      </w:r>
+      <w:proofErr w:type="spellStart"/>
+      <w:r>
+        <w:t>hóa</w:t>
+      </w:r>
+      <w:proofErr w:type="spellEnd"/>
+    </w:p>
+    <w:p>
+      <w:pPr>
+        <w:pStyle w:val="Content"/>
+      </w:pPr>
+      <w:proofErr w:type="spellStart"/>
+      <w:r>
+        <w:t>Nhược</w:t>
+      </w:r>
+      <w:proofErr w:type="spellEnd"/>
+      <w:r>
+        <w:t xml:space="preserve"> </w:t>
+      </w:r>
+      <w:proofErr w:type="spellStart"/>
+      <w:r>
+        <w:t>điểm</w:t>
+      </w:r>
+      <w:proofErr w:type="spellEnd"/>
+      <w:r>
+        <w:t xml:space="preserve">: </w:t>
+      </w:r>
+      <w:proofErr w:type="spellStart"/>
+      <w:r>
+        <w:t>Nếu</w:t>
+      </w:r>
+      <w:proofErr w:type="spellEnd"/>
+      <w:r>
+        <w:t xml:space="preserve"> </w:t>
+      </w:r>
+      <w:proofErr w:type="spellStart"/>
+      <w:r>
+        <w:t>xóa</w:t>
+      </w:r>
+      <w:proofErr w:type="spellEnd"/>
+      <w:r>
+        <w:t xml:space="preserve"> </w:t>
+      </w:r>
+      <w:proofErr w:type="spellStart"/>
+      <w:r>
+        <w:t>mã</w:t>
+      </w:r>
+      <w:proofErr w:type="spellEnd"/>
+      <w:r>
+        <w:t xml:space="preserve"> hash </w:t>
+      </w:r>
+      <w:proofErr w:type="spellStart"/>
+      <w:r>
+        <w:t>đằng</w:t>
+      </w:r>
+      <w:proofErr w:type="spellEnd"/>
+      <w:r>
+        <w:t xml:space="preserve"> </w:t>
+      </w:r>
+      <w:proofErr w:type="spellStart"/>
+      <w:r>
+        <w:t>sau</w:t>
+      </w:r>
+      <w:proofErr w:type="spellEnd"/>
+      <w:r>
+        <w:t xml:space="preserve"> </w:t>
+      </w:r>
+      <w:proofErr w:type="spellStart"/>
+      <w:r>
+        <w:t>đi</w:t>
+      </w:r>
+      <w:proofErr w:type="spellEnd"/>
+      <w:r>
+        <w:t xml:space="preserve"> </w:t>
+      </w:r>
+      <w:proofErr w:type="spellStart"/>
+      <w:r>
+        <w:t>thì</w:t>
+      </w:r>
+      <w:proofErr w:type="spellEnd"/>
+      <w:r>
+        <w:t xml:space="preserve"> </w:t>
+      </w:r>
+      <w:proofErr w:type="spellStart"/>
+      <w:r>
+        <w:t>sẽ</w:t>
+      </w:r>
+      <w:proofErr w:type="spellEnd"/>
+      <w:r>
+        <w:t xml:space="preserve"> </w:t>
+      </w:r>
+      <w:proofErr w:type="spellStart"/>
+      <w:r>
+        <w:t>không</w:t>
+      </w:r>
+      <w:proofErr w:type="spellEnd"/>
+      <w:r>
+        <w:t xml:space="preserve"> </w:t>
+      </w:r>
+      <w:proofErr w:type="spellStart"/>
+      <w:r>
+        <w:t>còn</w:t>
+      </w:r>
+      <w:proofErr w:type="spellEnd"/>
+      <w:r>
+        <w:t xml:space="preserve"> </w:t>
+      </w:r>
+      <w:proofErr w:type="spellStart"/>
+      <w:r>
+        <w:t>nữa</w:t>
+      </w:r>
+      <w:proofErr w:type="spellEnd"/>
+      <w:r>
+        <w:t xml:space="preserve">, </w:t>
+      </w:r>
+      <w:proofErr w:type="spellStart"/>
+      <w:r>
+        <w:t>không</w:t>
+      </w:r>
+      <w:proofErr w:type="spellEnd"/>
+      <w:r>
+        <w:t xml:space="preserve"> </w:t>
+      </w:r>
+      <w:proofErr w:type="spellStart"/>
+      <w:r>
+        <w:t>lưu</w:t>
+      </w:r>
+      <w:proofErr w:type="spellEnd"/>
+      <w:r>
+        <w:t xml:space="preserve"> </w:t>
+      </w:r>
+      <w:proofErr w:type="spellStart"/>
+      <w:r>
+        <w:t>trữ</w:t>
+      </w:r>
+      <w:proofErr w:type="spellEnd"/>
+      <w:r>
+        <w:t xml:space="preserve"> </w:t>
+      </w:r>
+      <w:proofErr w:type="spellStart"/>
+      <w:r>
+        <w:t>vào</w:t>
+      </w:r>
+      <w:proofErr w:type="spellEnd"/>
+      <w:r>
+        <w:t xml:space="preserve"> </w:t>
+      </w:r>
+      <w:proofErr w:type="spellStart"/>
+      <w:r>
+        <w:t>bộ</w:t>
+      </w:r>
+      <w:proofErr w:type="spellEnd"/>
+      <w:r>
+        <w:t xml:space="preserve"> </w:t>
+      </w:r>
+      <w:proofErr w:type="spellStart"/>
+      <w:r>
+        <w:t>nhớ</w:t>
+      </w:r>
+      <w:proofErr w:type="spellEnd"/>
+      <w:r>
+        <w:t xml:space="preserve"> </w:t>
+      </w:r>
+      <w:proofErr w:type="spellStart"/>
+      <w:r>
+        <w:t>nào</w:t>
+      </w:r>
+      <w:proofErr w:type="spellEnd"/>
+      <w:r>
+        <w:t xml:space="preserve"> </w:t>
+      </w:r>
+      <w:proofErr w:type="spellStart"/>
+      <w:r>
+        <w:t>cả</w:t>
+      </w:r>
+      <w:proofErr w:type="spellEnd"/>
+    </w:p>
+    <w:p>
+      <w:pPr>
+        <w:pStyle w:val="Content"/>
+      </w:pPr>
+      <w:r>
+        <w:t>VD:</w:t>
+      </w:r>
+    </w:p>
+    <w:p>
+      <w:pPr>
+        <w:pStyle w:val="consolas"/>
+      </w:pPr>
+      <w:r>
+        <w:t xml:space="preserve">import </w:t>
+      </w:r>
+      <w:proofErr w:type="gramStart"/>
+      <w:r>
+        <w:t xml:space="preserve">{ </w:t>
+      </w:r>
+      <w:r>
+        <w:rPr>
+          <w:i/>
+          <w:iCs/>
+        </w:rPr>
+        <w:t>create</w:t>
+      </w:r>
+      <w:proofErr w:type="gramEnd"/>
+      <w:r>
+        <w:rPr>
+          <w:i/>
+          <w:iCs/>
+        </w:rPr>
+        <w:t xml:space="preserve"> </w:t>
+      </w:r>
+      <w:r>
+        <w:t>} from "</w:t>
+      </w:r>
+      <w:proofErr w:type="spellStart"/>
+      <w:r>
+        <w:t>zustand</w:t>
+      </w:r>
+      <w:proofErr w:type="spellEnd"/>
+      <w:r>
+        <w:t>";</w:t>
+      </w:r>
+      <w:r>
+        <w:br/>
+        <w:t xml:space="preserve">import { persist, </w:t>
+      </w:r>
+      <w:proofErr w:type="spellStart"/>
+      <w:r>
+        <w:t>StateStorage</w:t>
+      </w:r>
+      <w:proofErr w:type="spellEnd"/>
+      <w:r>
+        <w:t xml:space="preserve">, </w:t>
+      </w:r>
+      <w:proofErr w:type="spellStart"/>
+      <w:r>
+        <w:t>createJSONStorage</w:t>
+      </w:r>
+      <w:proofErr w:type="spellEnd"/>
+      <w:r>
+        <w:t xml:space="preserve"> } from "</w:t>
+      </w:r>
+      <w:proofErr w:type="spellStart"/>
+      <w:r>
+        <w:t>zustand</w:t>
+      </w:r>
+      <w:proofErr w:type="spellEnd"/>
+      <w:r>
+        <w:t>/middleware";</w:t>
+      </w:r>
+      <w:r>
+        <w:br/>
+      </w:r>
+      <w:r>
+        <w:br/>
+        <w:t xml:space="preserve">const </w:t>
+      </w:r>
+      <w:proofErr w:type="spellStart"/>
+      <w:r>
+        <w:t>hashStorage</w:t>
+      </w:r>
+      <w:proofErr w:type="spellEnd"/>
+      <w:r>
+        <w:t xml:space="preserve">: </w:t>
+      </w:r>
+      <w:proofErr w:type="spellStart"/>
+      <w:r>
+        <w:t>StateStorage</w:t>
+      </w:r>
+      <w:proofErr w:type="spellEnd"/>
+      <w:r>
+        <w:t xml:space="preserve"> = {</w:t>
+      </w:r>
+      <w:r>
+        <w:br/>
+        <w:t xml:space="preserve">  </w:t>
+      </w:r>
+      <w:proofErr w:type="spellStart"/>
+      <w:r>
+        <w:t>getItem</w:t>
+      </w:r>
+      <w:proofErr w:type="spellEnd"/>
+      <w:r>
+        <w:t>: (key): string =&gt; {</w:t>
+      </w:r>
+      <w:r>
+        <w:br/>
+        <w:t xml:space="preserve">    const </w:t>
+      </w:r>
+      <w:proofErr w:type="spellStart"/>
+      <w:r>
+        <w:t>searchParams</w:t>
+      </w:r>
+      <w:proofErr w:type="spellEnd"/>
+      <w:r>
+        <w:t xml:space="preserve"> = new </w:t>
+      </w:r>
+      <w:proofErr w:type="spellStart"/>
+      <w:r>
+        <w:rPr>
+          <w:i/>
+          <w:iCs/>
+        </w:rPr>
+        <w:t>URLSearchParams</w:t>
+      </w:r>
+      <w:proofErr w:type="spellEnd"/>
+      <w:r>
+        <w:t>(</w:t>
+      </w:r>
+      <w:proofErr w:type="spellStart"/>
+      <w:r>
+        <w:rPr>
+          <w:i/>
+          <w:iCs/>
+        </w:rPr>
+        <w:t>location</w:t>
+      </w:r>
+      <w:r>
+        <w:t>.hash.slice</w:t>
+      </w:r>
+      <w:proofErr w:type="spellEnd"/>
+      <w:r>
+        <w:t>(1));</w:t>
+      </w:r>
+      <w:r>
+        <w:br/>
+        <w:t xml:space="preserve">    const </w:t>
+      </w:r>
+      <w:proofErr w:type="spellStart"/>
+      <w:r>
+        <w:t>storedValue</w:t>
+      </w:r>
+      <w:proofErr w:type="spellEnd"/>
+      <w:r>
+        <w:t xml:space="preserve"> = </w:t>
+      </w:r>
+      <w:proofErr w:type="spellStart"/>
+      <w:r>
+        <w:t>searchParams.get</w:t>
+      </w:r>
+      <w:proofErr w:type="spellEnd"/>
+      <w:r>
+        <w:t>(key) ?? "";</w:t>
+      </w:r>
+      <w:r>
+        <w:br/>
+      </w:r>
+      <w:r>
+        <w:lastRenderedPageBreak/>
+        <w:t xml:space="preserve">    return </w:t>
+      </w:r>
+      <w:proofErr w:type="spellStart"/>
+      <w:r>
+        <w:rPr>
+          <w:i/>
+          <w:iCs/>
+        </w:rPr>
+        <w:t>JSON</w:t>
+      </w:r>
+      <w:r>
+        <w:t>.parse</w:t>
+      </w:r>
+      <w:proofErr w:type="spellEnd"/>
+      <w:r>
+        <w:t>(</w:t>
+      </w:r>
+      <w:proofErr w:type="spellStart"/>
+      <w:r>
+        <w:t>storedValue</w:t>
+      </w:r>
+      <w:proofErr w:type="spellEnd"/>
+      <w:r>
+        <w:t>);</w:t>
+      </w:r>
+      <w:r>
+        <w:br/>
+        <w:t xml:space="preserve">  },</w:t>
+      </w:r>
+      <w:r>
+        <w:br/>
+        <w:t xml:space="preserve">  </w:t>
+      </w:r>
+      <w:proofErr w:type="spellStart"/>
+      <w:r>
+        <w:t>setItem</w:t>
+      </w:r>
+      <w:proofErr w:type="spellEnd"/>
+      <w:r>
+        <w:t xml:space="preserve">: (key, </w:t>
+      </w:r>
+      <w:proofErr w:type="spellStart"/>
+      <w:r>
+        <w:t>newValue</w:t>
+      </w:r>
+      <w:proofErr w:type="spellEnd"/>
+      <w:r>
+        <w:t>): void =&gt; {</w:t>
+      </w:r>
+      <w:r>
+        <w:br/>
+        <w:t xml:space="preserve">    const </w:t>
+      </w:r>
+      <w:proofErr w:type="spellStart"/>
+      <w:r>
+        <w:t>searchParams</w:t>
+      </w:r>
+      <w:proofErr w:type="spellEnd"/>
+      <w:r>
+        <w:t xml:space="preserve"> = new </w:t>
+      </w:r>
+      <w:proofErr w:type="spellStart"/>
+      <w:r>
+        <w:rPr>
+          <w:i/>
+          <w:iCs/>
+        </w:rPr>
+        <w:t>URLSearchParams</w:t>
+      </w:r>
+      <w:proofErr w:type="spellEnd"/>
+      <w:r>
+        <w:t>(</w:t>
+      </w:r>
+      <w:proofErr w:type="spellStart"/>
+      <w:r>
+        <w:rPr>
+          <w:i/>
+          <w:iCs/>
+        </w:rPr>
+        <w:t>location</w:t>
+      </w:r>
+      <w:r>
+        <w:t>.hash.slice</w:t>
+      </w:r>
+      <w:proofErr w:type="spellEnd"/>
+      <w:r>
+        <w:t>(1));</w:t>
+      </w:r>
+      <w:r>
+        <w:br/>
+        <w:t xml:space="preserve">    </w:t>
+      </w:r>
+      <w:proofErr w:type="spellStart"/>
+      <w:r>
+        <w:t>searchParams.set</w:t>
+      </w:r>
+      <w:proofErr w:type="spellEnd"/>
+      <w:r>
+        <w:t xml:space="preserve">(key, </w:t>
+      </w:r>
+      <w:proofErr w:type="spellStart"/>
+      <w:r>
+        <w:rPr>
+          <w:i/>
+          <w:iCs/>
+        </w:rPr>
+        <w:t>JSON</w:t>
+      </w:r>
+      <w:r>
+        <w:t>.stringify</w:t>
+      </w:r>
+      <w:proofErr w:type="spellEnd"/>
+      <w:r>
+        <w:t>(</w:t>
+      </w:r>
+      <w:proofErr w:type="spellStart"/>
+      <w:r>
+        <w:t>newValue</w:t>
+      </w:r>
+      <w:proofErr w:type="spellEnd"/>
+      <w:r>
+        <w:t>));</w:t>
+      </w:r>
+      <w:r>
+        <w:br/>
+        <w:t xml:space="preserve">    </w:t>
+      </w:r>
+      <w:proofErr w:type="spellStart"/>
+      <w:r>
+        <w:rPr>
+          <w:i/>
+          <w:iCs/>
+        </w:rPr>
+        <w:t>location</w:t>
+      </w:r>
+      <w:r>
+        <w:t>.hash</w:t>
+      </w:r>
+      <w:proofErr w:type="spellEnd"/>
+      <w:r>
+        <w:t xml:space="preserve"> = </w:t>
+      </w:r>
+      <w:proofErr w:type="spellStart"/>
+      <w:r>
+        <w:t>searchParams.toString</w:t>
+      </w:r>
+      <w:proofErr w:type="spellEnd"/>
+      <w:r>
+        <w:t>();</w:t>
+      </w:r>
+      <w:r>
+        <w:br/>
+        <w:t xml:space="preserve">  },</w:t>
+      </w:r>
+      <w:r>
+        <w:br/>
+        <w:t xml:space="preserve">  </w:t>
+      </w:r>
+      <w:proofErr w:type="spellStart"/>
+      <w:r>
+        <w:t>removeItem</w:t>
+      </w:r>
+      <w:proofErr w:type="spellEnd"/>
+      <w:r>
+        <w:t>: (key): void =&gt; {</w:t>
+      </w:r>
+      <w:r>
+        <w:br/>
+        <w:t xml:space="preserve">    const </w:t>
+      </w:r>
+      <w:proofErr w:type="spellStart"/>
+      <w:r>
+        <w:t>searchParams</w:t>
+      </w:r>
+      <w:proofErr w:type="spellEnd"/>
+      <w:r>
+        <w:t xml:space="preserve"> = new </w:t>
+      </w:r>
+      <w:proofErr w:type="spellStart"/>
+      <w:r>
+        <w:rPr>
+          <w:i/>
+          <w:iCs/>
+        </w:rPr>
+        <w:t>URLSearchParams</w:t>
+      </w:r>
+      <w:proofErr w:type="spellEnd"/>
+      <w:r>
+        <w:t>(</w:t>
+      </w:r>
+      <w:proofErr w:type="spellStart"/>
+      <w:r>
+        <w:rPr>
+          <w:i/>
+          <w:iCs/>
+        </w:rPr>
+        <w:t>location</w:t>
+      </w:r>
+      <w:r>
+        <w:t>.hash.slice</w:t>
+      </w:r>
+      <w:proofErr w:type="spellEnd"/>
+      <w:r>
+        <w:t>(1));</w:t>
+      </w:r>
+      <w:r>
+        <w:br/>
+        <w:t xml:space="preserve">    </w:t>
+      </w:r>
+      <w:proofErr w:type="spellStart"/>
+      <w:r>
+        <w:t>searchParams.delete</w:t>
+      </w:r>
+      <w:proofErr w:type="spellEnd"/>
+      <w:r>
+        <w:t>(key);</w:t>
+      </w:r>
+      <w:r>
+        <w:br/>
+        <w:t xml:space="preserve">    </w:t>
+      </w:r>
+      <w:proofErr w:type="spellStart"/>
+      <w:r>
+        <w:rPr>
+          <w:i/>
+          <w:iCs/>
+        </w:rPr>
+        <w:t>location</w:t>
+      </w:r>
+      <w:r>
+        <w:t>.hash</w:t>
+      </w:r>
+      <w:proofErr w:type="spellEnd"/>
+      <w:r>
+        <w:t xml:space="preserve"> = </w:t>
+      </w:r>
+      <w:proofErr w:type="spellStart"/>
+      <w:r>
+        <w:t>searchParams.toString</w:t>
+      </w:r>
+      <w:proofErr w:type="spellEnd"/>
+      <w:r>
+        <w:t>();</w:t>
+      </w:r>
+      <w:r>
+        <w:br/>
+        <w:t xml:space="preserve">  },</w:t>
+      </w:r>
+      <w:r>
+        <w:br/>
+        <w:t>};</w:t>
+      </w:r>
+      <w:r>
+        <w:br/>
+      </w:r>
+      <w:r>
+        <w:br/>
+        <w:t xml:space="preserve">export const </w:t>
+      </w:r>
+      <w:proofErr w:type="spellStart"/>
+      <w:r>
+        <w:rPr>
+          <w:i/>
+          <w:iCs/>
+        </w:rPr>
+        <w:t>useBoundStore</w:t>
+      </w:r>
+      <w:proofErr w:type="spellEnd"/>
+      <w:r>
+        <w:rPr>
+          <w:i/>
+          <w:iCs/>
+        </w:rPr>
+        <w:t xml:space="preserve"> </w:t>
+      </w:r>
+      <w:r>
+        <w:t xml:space="preserve">= </w:t>
+      </w:r>
+      <w:r>
+        <w:rPr>
+          <w:i/>
+          <w:iCs/>
+        </w:rPr>
+        <w:t>create</w:t>
+      </w:r>
+      <w:r>
+        <w:t>(</w:t>
+      </w:r>
+      <w:r>
+        <w:br/>
+        <w:t xml:space="preserve">  persist(</w:t>
+      </w:r>
+      <w:r>
+        <w:br/>
+        <w:t xml:space="preserve">    (set, get) =&gt; ({</w:t>
+      </w:r>
+      <w:r>
+        <w:br/>
+        <w:t xml:space="preserve">      fishes: 0,</w:t>
+      </w:r>
+      <w:r>
+        <w:br/>
+        <w:t xml:space="preserve">      </w:t>
+      </w:r>
+      <w:proofErr w:type="spellStart"/>
+      <w:r>
+        <w:t>addAFish</w:t>
+      </w:r>
+      <w:proofErr w:type="spellEnd"/>
+      <w:r>
+        <w:t>: () =&gt; set({ fishes: get().fishes + 1 }),</w:t>
+      </w:r>
+      <w:r>
+        <w:br/>
+        <w:t xml:space="preserve">    }),</w:t>
+      </w:r>
+      <w:r>
+        <w:br/>
+        <w:t xml:space="preserve">    {</w:t>
+      </w:r>
+      <w:r>
+        <w:br/>
+        <w:t xml:space="preserve">      name: "food-storage", // unique name</w:t>
+      </w:r>
+      <w:r>
+        <w:br/>
+        <w:t xml:space="preserve">      storage: </w:t>
+      </w:r>
+      <w:proofErr w:type="spellStart"/>
+      <w:r>
+        <w:t>createJSONStorage</w:t>
+      </w:r>
+      <w:proofErr w:type="spellEnd"/>
+      <w:r>
+        <w:t xml:space="preserve">(() =&gt; </w:t>
+      </w:r>
+      <w:proofErr w:type="spellStart"/>
+      <w:r>
+        <w:t>hashStorage</w:t>
+      </w:r>
+      <w:proofErr w:type="spellEnd"/>
+      <w:r>
+        <w:t>),</w:t>
+      </w:r>
+      <w:r>
+        <w:br/>
+        <w:t xml:space="preserve">    },</w:t>
+      </w:r>
+      <w:r>
+        <w:br/>
+        <w:t xml:space="preserve">  ),</w:t>
+      </w:r>
+      <w:r>
+        <w:br/>
+        <w:t>);</w:t>
+      </w:r>
+    </w:p>
+    <w:p>
+      <w:pPr>
+        <w:pStyle w:val="Heading3"/>
+      </w:pPr>
+      <w:r>
+        <w:t>Params</w:t>
+      </w:r>
+    </w:p>
+    <w:p>
+      <w:pPr>
+        <w:pStyle w:val="Heading2"/>
+      </w:pPr>
+      <w:r>
+        <w:t>Reset state</w:t>
+      </w:r>
+    </w:p>
+    <w:p>
+      <w:pPr>
+        <w:pStyle w:val="consolas"/>
+      </w:pPr>
+      <w:r>
+        <w:t xml:space="preserve">const </w:t>
+      </w:r>
+      <w:proofErr w:type="spellStart"/>
+      <w:r>
+        <w:t>useSomeStore</w:t>
+      </w:r>
+      <w:proofErr w:type="spellEnd"/>
+      <w:r>
+        <w:t xml:space="preserve"> = create&lt;State &amp; Actions</w:t>
+      </w:r>
+      <w:proofErr w:type="gramStart"/>
+      <w:r>
+        <w:t>&gt;(</w:t>
+      </w:r>
+      <w:proofErr w:type="gramEnd"/>
+      <w:r>
+        <w:t>)((set, get, store) =&gt; ({</w:t>
+      </w:r>
+    </w:p>
+    <w:p>
+      <w:pPr>
+        <w:pStyle w:val="consolas"/>
+      </w:pPr>
+      <w:r>
+        <w:t xml:space="preserve">  // your code here</w:t>
+      </w:r>
+    </w:p>
+    <w:p>
+      <w:pPr>
+        <w:pStyle w:val="consolas"/>
+      </w:pPr>
+      <w:r>
+        <w:t xml:space="preserve">  reset: () =&gt; {</w:t>
+      </w:r>
+    </w:p>
+    <w:p>
+      <w:pPr>
+        <w:pStyle w:val="consolas"/>
+      </w:pPr>
+      <w:r>
+        <w:t xml:space="preserve">    set(</w:t>
+      </w:r>
+      <w:proofErr w:type="spellStart"/>
+      <w:proofErr w:type="gramStart"/>
+      <w:r>
+        <w:t>store.getInitialState</w:t>
+      </w:r>
+      <w:proofErr w:type="spellEnd"/>
+      <w:proofErr w:type="gramEnd"/>
+      <w:r>
+        <w:t>())</w:t>
+      </w:r>
+    </w:p>
+    <w:p>
+      <w:pPr>
+        <w:pStyle w:val="consolas"/>
+      </w:pPr>
+      <w:r>
+        <w:t xml:space="preserve">  },</w:t>
+      </w:r>
+    </w:p>
+    <w:p>
+      <w:pPr>
+        <w:pStyle w:val="consolas"/>
+      </w:pPr>
+      <w:r>
+        <w:t>}))</w:t>
+      </w:r>
+    </w:p>
+    <w:p>
+      <w:pPr>
+        <w:pStyle w:val="Heading2"/>
+      </w:pPr>
+      <w:r>
+        <w:t>Option</w:t>
+      </w:r>
+    </w:p>
+    <w:p>
+      <w:pPr>
+        <w:pStyle w:val="Heading3"/>
+      </w:pPr>
+      <w:r>
+        <w:t>name</w:t>
+      </w:r>
+    </w:p>
+    <w:p>
+      <w:pPr>
+        <w:pStyle w:val="Content"/>
+      </w:pPr>
+      <w:proofErr w:type="spellStart"/>
+      <w:r>
+        <w:t>Đặt</w:t>
+      </w:r>
+      <w:proofErr w:type="spellEnd"/>
+      <w:r>
+        <w:t xml:space="preserve"> </w:t>
+      </w:r>
+      <w:proofErr w:type="spellStart"/>
+      <w:r>
+        <w:t>tên</w:t>
+      </w:r>
+      <w:proofErr w:type="spellEnd"/>
+      <w:r>
+        <w:t xml:space="preserve"> </w:t>
+      </w:r>
+      <w:proofErr w:type="spellStart"/>
+      <w:r>
+        <w:t>cho</w:t>
+      </w:r>
+      <w:proofErr w:type="spellEnd"/>
+      <w:r>
+        <w:t xml:space="preserve"> store, </w:t>
+      </w:r>
+      <w:proofErr w:type="spellStart"/>
+      <w:r>
+        <w:t>yêu</w:t>
+      </w:r>
+      <w:proofErr w:type="spellEnd"/>
+      <w:r>
+        <w:t xml:space="preserve"> </w:t>
+      </w:r>
+      <w:proofErr w:type="spellStart"/>
+      <w:r>
+        <w:t>cầu</w:t>
+      </w:r>
+      <w:proofErr w:type="spellEnd"/>
+      <w:r>
+        <w:t xml:space="preserve"> </w:t>
+      </w:r>
+      <w:proofErr w:type="spellStart"/>
+      <w:r>
+        <w:t>tên</w:t>
+      </w:r>
+      <w:proofErr w:type="spellEnd"/>
+      <w:r>
+        <w:t xml:space="preserve"> </w:t>
+      </w:r>
+      <w:proofErr w:type="spellStart"/>
+      <w:r>
+        <w:t>là</w:t>
+      </w:r>
+      <w:proofErr w:type="spellEnd"/>
+      <w:r>
+        <w:t xml:space="preserve"> </w:t>
+      </w:r>
+      <w:proofErr w:type="spellStart"/>
+      <w:r>
+        <w:t>duy</w:t>
+      </w:r>
+      <w:proofErr w:type="spellEnd"/>
+      <w:r>
+        <w:t xml:space="preserve"> </w:t>
+      </w:r>
+      <w:proofErr w:type="spellStart"/>
+      <w:r>
+        <w:t>nhất</w:t>
+      </w:r>
+      <w:proofErr w:type="spellEnd"/>
+      <w:r>
+        <w:t xml:space="preserve"> </w:t>
+      </w:r>
+      <w:proofErr w:type="spellStart"/>
+      <w:r>
+        <w:t>không</w:t>
+      </w:r>
+      <w:proofErr w:type="spellEnd"/>
+      <w:r>
+        <w:t xml:space="preserve"> </w:t>
+      </w:r>
+      <w:proofErr w:type="spellStart"/>
+      <w:r>
+        <w:t>trùng</w:t>
+      </w:r>
+      <w:proofErr w:type="spellEnd"/>
+      <w:r>
+        <w:t xml:space="preserve">, </w:t>
+      </w:r>
+      <w:proofErr w:type="spellStart"/>
+      <w:r>
+        <w:t>chỉ</w:t>
+      </w:r>
+      <w:proofErr w:type="spellEnd"/>
+      <w:r>
+        <w:t xml:space="preserve"> </w:t>
+      </w:r>
+      <w:proofErr w:type="spellStart"/>
+      <w:r>
+        <w:t>cần</w:t>
+      </w:r>
+      <w:proofErr w:type="spellEnd"/>
+      <w:r>
+        <w:t xml:space="preserve"> </w:t>
+      </w:r>
+      <w:proofErr w:type="spellStart"/>
+      <w:r>
+        <w:t>đặt</w:t>
+      </w:r>
+      <w:proofErr w:type="spellEnd"/>
+      <w:r>
+        <w:t xml:space="preserve"> </w:t>
+      </w:r>
+      <w:proofErr w:type="spellStart"/>
+      <w:r>
+        <w:t>tên</w:t>
+      </w:r>
+      <w:proofErr w:type="spellEnd"/>
+      <w:r>
+        <w:t xml:space="preserve"> </w:t>
+      </w:r>
+      <w:proofErr w:type="spellStart"/>
+      <w:r>
+        <w:t>nếu</w:t>
+      </w:r>
+      <w:proofErr w:type="spellEnd"/>
+      <w:r>
+        <w:t xml:space="preserve"> </w:t>
+      </w:r>
+      <w:proofErr w:type="spellStart"/>
+      <w:r>
+        <w:t>cần</w:t>
+      </w:r>
+      <w:proofErr w:type="spellEnd"/>
+      <w:r>
+        <w:t xml:space="preserve"> </w:t>
+      </w:r>
+      <w:proofErr w:type="spellStart"/>
+      <w:r>
+        <w:t>lưu</w:t>
+      </w:r>
+      <w:proofErr w:type="spellEnd"/>
+      <w:r>
+        <w:t xml:space="preserve"> </w:t>
+      </w:r>
+      <w:proofErr w:type="spellStart"/>
+      <w:r>
+        <w:t>trữ</w:t>
+      </w:r>
+      <w:proofErr w:type="spellEnd"/>
+      <w:r>
+        <w:t xml:space="preserve"> persist.</w:t>
+      </w:r>
+    </w:p>
+    <w:p>
+      <w:pPr>
+        <w:pStyle w:val="Heading3"/>
+      </w:pPr>
+      <w:r>
+        <w:t>storage</w:t>
+      </w:r>
+    </w:p>
+    <w:p>
+      <w:pPr>
+        <w:pStyle w:val="consolas"/>
+      </w:pPr>
+      <w:r>
+        <w:t xml:space="preserve">import </w:t>
+      </w:r>
+      <w:proofErr w:type="gramStart"/>
+      <w:r>
+        <w:t xml:space="preserve">{ </w:t>
+      </w:r>
+      <w:proofErr w:type="spellStart"/>
+      <w:r>
+        <w:t>StateStorage</w:t>
+      </w:r>
+      <w:proofErr w:type="spellEnd"/>
+      <w:proofErr w:type="gramEnd"/>
+      <w:r>
+        <w:t xml:space="preserve"> } from '</w:t>
+      </w:r>
+      <w:proofErr w:type="spellStart"/>
+      <w:r>
+        <w:t>zustand</w:t>
+      </w:r>
+      <w:proofErr w:type="spellEnd"/>
+      <w:r>
+        <w:t>/middleware'</w:t>
+      </w:r>
+    </w:p>
+    <w:p>
+      <w:pPr>
+        <w:pStyle w:val="Content"/>
+      </w:pPr>
+      <w:proofErr w:type="spellStart"/>
+      <w:r>
+        <w:t>Lựa</w:t>
+      </w:r>
+      <w:proofErr w:type="spellEnd"/>
+      <w:r>
+        <w:t xml:space="preserve"> </w:t>
+      </w:r>
+      <w:proofErr w:type="spellStart"/>
+      <w:r>
+        <w:t>chọn</w:t>
+      </w:r>
+      <w:proofErr w:type="spellEnd"/>
+      <w:r>
+        <w:t xml:space="preserve"> </w:t>
+      </w:r>
+      <w:proofErr w:type="spellStart"/>
+      <w:r>
+        <w:t>nơi</w:t>
+      </w:r>
+      <w:proofErr w:type="spellEnd"/>
+      <w:r>
+        <w:t xml:space="preserve"> </w:t>
+      </w:r>
+      <w:proofErr w:type="spellStart"/>
+      <w:r>
+        <w:t>lưu</w:t>
+      </w:r>
+      <w:proofErr w:type="spellEnd"/>
+      <w:r>
+        <w:t xml:space="preserve"> </w:t>
+      </w:r>
+      <w:proofErr w:type="spellStart"/>
+      <w:r>
+        <w:t>trữ</w:t>
+      </w:r>
+      <w:proofErr w:type="spellEnd"/>
+      <w:r>
+        <w:t xml:space="preserve"> store, </w:t>
+      </w:r>
+      <w:proofErr w:type="spellStart"/>
+      <w:r>
+        <w:t>mặc</w:t>
+      </w:r>
+      <w:proofErr w:type="spellEnd"/>
+      <w:r>
+        <w:t xml:space="preserve"> </w:t>
+      </w:r>
+      <w:proofErr w:type="spellStart"/>
+      <w:r>
+        <w:t>định</w:t>
+      </w:r>
+      <w:proofErr w:type="spellEnd"/>
+      <w:r>
+        <w:t xml:space="preserve"> </w:t>
+      </w:r>
+      <w:proofErr w:type="spellStart"/>
+      <w:r>
+        <w:t>là</w:t>
+      </w:r>
+      <w:proofErr w:type="spellEnd"/>
+      <w:r>
+        <w:t xml:space="preserve"> </w:t>
+      </w:r>
+      <w:proofErr w:type="spellStart"/>
+      <w:r>
+        <w:t>localstorage</w:t>
+      </w:r>
+      <w:proofErr w:type="spellEnd"/>
+    </w:p>
+    <w:p>
+      <w:pPr>
+        <w:pStyle w:val="Bullet"/>
+      </w:pPr>
+      <w:proofErr w:type="spellStart"/>
+      <w:r>
+        <w:t>LocalStorage</w:t>
+      </w:r>
+      <w:proofErr w:type="spellEnd"/>
+    </w:p>
+    <w:p>
+      <w:pPr>
+        <w:pStyle w:val="Bullet"/>
+        <w:numPr>
+          <w:ilvl w:val="0"/>
+          <w:numId w:val="0"/>
+        </w:numPr>
+        <w:ind w:left="284"/>
+      </w:pPr>
+      <w:proofErr w:type="spellStart"/>
+      <w:proofErr w:type="gramStart"/>
+      <w:r>
+        <w:t>createJSONStorage</w:t>
+      </w:r>
+      <w:proofErr w:type="spellEnd"/>
+      <w:r>
+        <w:t>(</w:t>
+      </w:r>
+      <w:proofErr w:type="gramEnd"/>
+      <w:r>
+        <w:t xml:space="preserve">() =&gt; </w:t>
+      </w:r>
+      <w:proofErr w:type="spellStart"/>
+      <w:r>
+        <w:t>localStorage</w:t>
+      </w:r>
+      <w:proofErr w:type="spellEnd"/>
+      <w:r>
+        <w:t>)</w:t>
+      </w:r>
+    </w:p>
+    <w:p>
+      <w:pPr>
+        <w:pStyle w:val="Bullet"/>
+      </w:pPr>
+      <w:proofErr w:type="spellStart"/>
+      <w:r>
+        <w:t>SectionStorage</w:t>
+      </w:r>
+      <w:proofErr w:type="spellEnd"/>
+    </w:p>
+    <w:p>
+      <w:pPr>
+        <w:pStyle w:val="Bullet"/>
+        <w:numPr>
+          <w:ilvl w:val="0"/>
+          <w:numId w:val="0"/>
+        </w:numPr>
+        <w:ind w:left="284"/>
+      </w:pPr>
+      <w:r>
+        <w:lastRenderedPageBreak/>
+        <w:t xml:space="preserve">storage: </w:t>
+      </w:r>
+      <w:proofErr w:type="spellStart"/>
+      <w:proofErr w:type="gramStart"/>
+      <w:r>
+        <w:t>createJSONStorage</w:t>
+      </w:r>
+      <w:proofErr w:type="spellEnd"/>
+      <w:r>
+        <w:t>(</w:t>
+      </w:r>
+      <w:proofErr w:type="gramEnd"/>
+      <w:r>
+        <w:t xml:space="preserve">() =&gt; </w:t>
+      </w:r>
+      <w:proofErr w:type="spellStart"/>
+      <w:r>
+        <w:t>sessionStorage</w:t>
+      </w:r>
+      <w:proofErr w:type="spellEnd"/>
+      <w:r>
+        <w:t>)</w:t>
+      </w:r>
+    </w:p>
+    <w:p>
+      <w:pPr>
+        <w:pStyle w:val="Bullet"/>
+      </w:pPr>
+      <w:r>
+        <w:t>React Native</w:t>
+      </w:r>
+    </w:p>
+    <w:p>
+      <w:pPr>
+        <w:pStyle w:val="Bullet"/>
+        <w:numPr>
+          <w:ilvl w:val="0"/>
+          <w:numId w:val="0"/>
+        </w:numPr>
+        <w:ind w:left="284"/>
+      </w:pPr>
+      <w:r>
+        <w:t xml:space="preserve">import </w:t>
+      </w:r>
+      <w:proofErr w:type="spellStart"/>
+      <w:r>
+        <w:t>AsyncStorage</w:t>
+      </w:r>
+      <w:proofErr w:type="spellEnd"/>
+      <w:r>
+        <w:t xml:space="preserve"> from '@react-native-async-storage/async-storage'</w:t>
+      </w:r>
+    </w:p>
+    <w:p>
+      <w:pPr>
+        <w:pStyle w:val="Bullet"/>
+        <w:numPr>
+          <w:ilvl w:val="0"/>
+          <w:numId w:val="0"/>
+        </w:numPr>
+        <w:ind w:left="284"/>
+      </w:pPr>
+      <w:r>
+        <w:t xml:space="preserve">storage: </w:t>
+      </w:r>
+      <w:proofErr w:type="spellStart"/>
+      <w:proofErr w:type="gramStart"/>
+      <w:r>
+        <w:t>createJSONStorage</w:t>
+      </w:r>
+      <w:proofErr w:type="spellEnd"/>
+      <w:r>
+        <w:t>(</w:t>
+      </w:r>
+      <w:proofErr w:type="gramEnd"/>
+      <w:r>
+        <w:t xml:space="preserve">() =&gt; </w:t>
+      </w:r>
+      <w:proofErr w:type="spellStart"/>
+      <w:r>
+        <w:t>AsyncStorage</w:t>
+      </w:r>
+      <w:proofErr w:type="spellEnd"/>
+      <w:r>
+        <w:t>)</w:t>
+      </w:r>
+      <w:r>
+        <w:t xml:space="preserve"> // react-native</w:t>
+      </w:r>
+    </w:p>
+    <w:p>
+      <w:pPr>
+        <w:pStyle w:val="Bullet"/>
+      </w:pPr>
+      <w:r>
+        <w:t>Custom Storage (</w:t>
+      </w:r>
+      <w:r>
+        <w:t xml:space="preserve">URL hash, cookies, </w:t>
+      </w:r>
+      <w:proofErr w:type="spellStart"/>
+      <w:r>
+        <w:t>IndexedDB</w:t>
+      </w:r>
+      <w:proofErr w:type="spellEnd"/>
+      <w:r>
+        <w:t>)</w:t>
+      </w:r>
+    </w:p>
+    <w:p>
+      <w:pPr>
+        <w:pStyle w:val="Heading3"/>
+      </w:pPr>
+      <w:r>
+        <w:t>partialize</w:t>
+      </w:r>
+    </w:p>
+    <w:p>
+      <w:pPr>
+        <w:pStyle w:val="Content"/>
+      </w:pPr>
+      <w:r>
+        <w:t xml:space="preserve">Cho </w:t>
+      </w:r>
+      <w:proofErr w:type="spellStart"/>
+      <w:r>
+        <w:t>phép</w:t>
+      </w:r>
+      <w:proofErr w:type="spellEnd"/>
+      <w:r>
+        <w:t xml:space="preserve"> </w:t>
+      </w:r>
+      <w:proofErr w:type="spellStart"/>
+      <w:r>
+        <w:t>chọn</w:t>
+      </w:r>
+      <w:proofErr w:type="spellEnd"/>
+      <w:r>
+        <w:t xml:space="preserve"> 1 </w:t>
+      </w:r>
+      <w:proofErr w:type="spellStart"/>
+      <w:r>
+        <w:t>vài</w:t>
+      </w:r>
+      <w:proofErr w:type="spellEnd"/>
+      <w:r>
+        <w:t xml:space="preserve"> </w:t>
+      </w:r>
+      <w:proofErr w:type="spellStart"/>
+      <w:r>
+        <w:t>trường</w:t>
+      </w:r>
+      <w:proofErr w:type="spellEnd"/>
+      <w:r>
+        <w:t xml:space="preserve"> state </w:t>
+      </w:r>
+      <w:proofErr w:type="spellStart"/>
+      <w:r>
+        <w:t>để</w:t>
+      </w:r>
+      <w:proofErr w:type="spellEnd"/>
+      <w:r>
+        <w:t xml:space="preserve"> </w:t>
+      </w:r>
+      <w:proofErr w:type="spellStart"/>
+      <w:r>
+        <w:t>lưu</w:t>
+      </w:r>
+      <w:proofErr w:type="spellEnd"/>
+      <w:r>
+        <w:t xml:space="preserve"> </w:t>
+      </w:r>
+      <w:proofErr w:type="spellStart"/>
+      <w:r>
+        <w:t>trữ</w:t>
+      </w:r>
+      <w:proofErr w:type="spellEnd"/>
+      <w:r>
+        <w:t xml:space="preserve"> </w:t>
+      </w:r>
+      <w:proofErr w:type="spellStart"/>
+      <w:r>
+        <w:t>thay</w:t>
+      </w:r>
+      <w:proofErr w:type="spellEnd"/>
+      <w:r>
+        <w:t xml:space="preserve"> </w:t>
+      </w:r>
+      <w:proofErr w:type="spellStart"/>
+      <w:r>
+        <w:t>vì</w:t>
+      </w:r>
+      <w:proofErr w:type="spellEnd"/>
+      <w:r>
+        <w:t xml:space="preserve"> </w:t>
+      </w:r>
+      <w:proofErr w:type="spellStart"/>
+      <w:r>
+        <w:t>tất</w:t>
+      </w:r>
+      <w:proofErr w:type="spellEnd"/>
+      <w:r>
+        <w:t xml:space="preserve"> </w:t>
+      </w:r>
+      <w:proofErr w:type="spellStart"/>
+      <w:r>
+        <w:t>cả</w:t>
+      </w:r>
+      <w:proofErr w:type="spellEnd"/>
+      <w:r>
+        <w:t>.</w:t>
+      </w:r>
+    </w:p>
+    <w:p>
+      <w:pPr>
+        <w:pStyle w:val="Content"/>
+      </w:pPr>
+      <w:proofErr w:type="spellStart"/>
+      <w:r>
+        <w:t>C1</w:t>
+      </w:r>
+      <w:proofErr w:type="spellEnd"/>
+      <w:r>
+        <w:t>:</w:t>
+      </w:r>
+    </w:p>
+    <w:p>
+      <w:pPr>
+        <w:pStyle w:val="consolas"/>
+      </w:pPr>
+      <w:r>
+        <w:t xml:space="preserve">export const </w:t>
+      </w:r>
+      <w:proofErr w:type="spellStart"/>
+      <w:r>
+        <w:t>useBoundStore</w:t>
+      </w:r>
+      <w:proofErr w:type="spellEnd"/>
+      <w:r>
+        <w:t xml:space="preserve"> = </w:t>
+      </w:r>
+      <w:proofErr w:type="gramStart"/>
+      <w:r>
+        <w:t>create(</w:t>
+      </w:r>
+      <w:proofErr w:type="gramEnd"/>
+    </w:p>
+    <w:p>
+      <w:pPr>
+        <w:pStyle w:val="consolas"/>
+      </w:pPr>
+      <w:r>
+        <w:t xml:space="preserve">  </w:t>
+      </w:r>
+      <w:proofErr w:type="gramStart"/>
+      <w:r>
+        <w:t>persist(</w:t>
+      </w:r>
+      <w:proofErr w:type="gramEnd"/>
+    </w:p>
+    <w:p>
+      <w:pPr>
+        <w:pStyle w:val="consolas"/>
+      </w:pPr>
+      <w:r>
+        <w:t xml:space="preserve">    (set, get) =&gt; ({</w:t>
+      </w:r>
+    </w:p>
+    <w:p>
+      <w:pPr>
+        <w:pStyle w:val="consolas"/>
+      </w:pPr>
+      <w:r>
+        <w:t xml:space="preserve">      </w:t>
+      </w:r>
+      <w:proofErr w:type="spellStart"/>
+      <w:r>
+        <w:t>foo</w:t>
+      </w:r>
+      <w:proofErr w:type="spellEnd"/>
+      <w:r>
+        <w:t>: 0,</w:t>
+      </w:r>
+    </w:p>
+    <w:p>
+      <w:pPr>
+        <w:pStyle w:val="consolas"/>
+      </w:pPr>
+      <w:r>
+        <w:t xml:space="preserve">      bar: 1,</w:t>
+      </w:r>
+    </w:p>
+    <w:p>
+      <w:pPr>
+        <w:pStyle w:val="consolas"/>
+      </w:pPr>
+      <w:r>
+        <w:t xml:space="preserve">    }),</w:t>
+      </w:r>
+    </w:p>
+    <w:p>
+      <w:pPr>
+        <w:pStyle w:val="consolas"/>
+      </w:pPr>
+      <w:r>
+        <w:t xml:space="preserve">    {</w:t>
+      </w:r>
+    </w:p>
+    <w:p>
+      <w:pPr>
+        <w:pStyle w:val="consolas"/>
+      </w:pPr>
+      <w:r>
+        <w:t xml:space="preserve">      // ...</w:t>
+      </w:r>
+    </w:p>
+    <w:p>
+      <w:pPr>
+        <w:pStyle w:val="consolas"/>
+      </w:pPr>
+      <w:r>
+        <w:t xml:space="preserve">      partialize: (state) =&gt;</w:t>
+      </w:r>
+    </w:p>
+    <w:p>
+      <w:pPr>
+        <w:pStyle w:val="consolas"/>
+      </w:pPr>
+      <w:r>
+        <w:t xml:space="preserve">        </w:t>
+      </w:r>
+      <w:proofErr w:type="spellStart"/>
+      <w:r>
+        <w:t>Object.fromEntries</w:t>
+      </w:r>
+      <w:proofErr w:type="spellEnd"/>
+      <w:r>
+        <w:t>(</w:t>
+      </w:r>
+    </w:p>
+    <w:p>
+      <w:pPr>
+        <w:pStyle w:val="consolas"/>
+      </w:pPr>
+      <w:r>
+        <w:t xml:space="preserve">          </w:t>
+      </w:r>
+      <w:proofErr w:type="spellStart"/>
+      <w:r>
+        <w:t>Object.entries</w:t>
+      </w:r>
+      <w:proofErr w:type="spellEnd"/>
+      <w:r>
+        <w:t>(state</w:t>
+      </w:r>
+      <w:proofErr w:type="gramStart"/>
+      <w:r>
+        <w:t>).filter</w:t>
+      </w:r>
+      <w:proofErr w:type="gramEnd"/>
+      <w:r>
+        <w:t>(([key]) =&gt; !['foo'].includes(key)),</w:t>
+      </w:r>
+    </w:p>
+    <w:p>
+      <w:pPr>
+        <w:pStyle w:val="consolas"/>
+      </w:pPr>
+      <w:r>
+        <w:t xml:space="preserve">        ),</w:t>
+      </w:r>
+    </w:p>
+    <w:p>
+      <w:pPr>
+        <w:pStyle w:val="consolas"/>
+      </w:pPr>
+      <w:r>
+        <w:t xml:space="preserve">    },</w:t>
+      </w:r>
+    </w:p>
+    <w:p>
+      <w:pPr>
+        <w:pStyle w:val="consolas"/>
+      </w:pPr>
+      <w:r>
+        <w:t xml:space="preserve">  ),</w:t>
+      </w:r>
+    </w:p>
+    <w:p>
+      <w:pPr>
+        <w:pStyle w:val="consolas"/>
+      </w:pPr>
+      <w:r>
+        <w:t>)</w:t>
+      </w:r>
+    </w:p>
+    <w:p>
+      <w:pPr>
+        <w:pStyle w:val="Content"/>
+      </w:pPr>
+      <w:proofErr w:type="spellStart"/>
+      <w:r>
+        <w:t>C2</w:t>
+      </w:r>
+      <w:proofErr w:type="spellEnd"/>
+      <w:r>
+        <w:t>:</w:t>
+      </w:r>
+    </w:p>
+    <w:p>
+      <w:pPr>
+        <w:pStyle w:val="consolas"/>
+      </w:pPr>
+      <w:r>
+        <w:t xml:space="preserve">export const </w:t>
+      </w:r>
+      <w:proofErr w:type="spellStart"/>
+      <w:r>
+        <w:t>useBoundStore</w:t>
+      </w:r>
+      <w:proofErr w:type="spellEnd"/>
+      <w:r>
+        <w:t xml:space="preserve"> = </w:t>
+      </w:r>
+      <w:proofErr w:type="gramStart"/>
+      <w:r>
+        <w:t>create(</w:t>
+      </w:r>
+      <w:proofErr w:type="gramEnd"/>
+    </w:p>
+    <w:p>
+      <w:pPr>
+        <w:pStyle w:val="consolas"/>
+      </w:pPr>
+      <w:r>
+        <w:t xml:space="preserve">  </w:t>
+      </w:r>
+      <w:proofErr w:type="gramStart"/>
+      <w:r>
+        <w:t>persist(</w:t>
+      </w:r>
+      <w:proofErr w:type="gramEnd"/>
+    </w:p>
+    <w:p>
+      <w:pPr>
+        <w:pStyle w:val="consolas"/>
+      </w:pPr>
+      <w:r>
+        <w:t xml:space="preserve">    (set, get) =&gt; ({</w:t>
+      </w:r>
+    </w:p>
+    <w:p>
+      <w:pPr>
+        <w:pStyle w:val="consolas"/>
+      </w:pPr>
+      <w:r>
+        <w:t xml:space="preserve">      </w:t>
+      </w:r>
+      <w:proofErr w:type="spellStart"/>
+      <w:r>
+        <w:t>foo</w:t>
+      </w:r>
+      <w:proofErr w:type="spellEnd"/>
+      <w:r>
+        <w:t>: 0,</w:t>
+      </w:r>
+    </w:p>
+    <w:p>
+      <w:pPr>
+        <w:pStyle w:val="consolas"/>
+      </w:pPr>
+      <w:r>
+        <w:t xml:space="preserve">      bar: 1,</w:t>
+      </w:r>
+    </w:p>
+    <w:p>
+      <w:pPr>
+        <w:pStyle w:val="consolas"/>
+      </w:pPr>
+      <w:r>
+        <w:t xml:space="preserve">    }),</w:t>
+      </w:r>
+    </w:p>
+    <w:p>
+      <w:pPr>
+        <w:pStyle w:val="consolas"/>
+      </w:pPr>
+      <w:r>
+        <w:t xml:space="preserve">    {</w:t>
+      </w:r>
+    </w:p>
+    <w:p>
+      <w:pPr>
+        <w:pStyle w:val="consolas"/>
+      </w:pPr>
+      <w:r>
+        <w:t xml:space="preserve">      // ...</w:t>
+      </w:r>
+    </w:p>
+    <w:p>
+      <w:pPr>
+        <w:pStyle w:val="consolas"/>
+      </w:pPr>
+      <w:r>
+        <w:t xml:space="preserve">      partialize: (state) =&gt; </w:t>
+      </w:r>
+      <w:proofErr w:type="gramStart"/>
+      <w:r>
+        <w:t>({ foo</w:t>
+      </w:r>
+      <w:proofErr w:type="gramEnd"/>
+      <w:r>
+        <w:t xml:space="preserve">: </w:t>
+      </w:r>
+      <w:proofErr w:type="spellStart"/>
+      <w:r>
+        <w:t>state.foo</w:t>
+      </w:r>
+      <w:proofErr w:type="spellEnd"/>
+      <w:r>
+        <w:t xml:space="preserve"> }),</w:t>
+      </w:r>
+    </w:p>
+    <w:p>
+      <w:pPr>
+        <w:pStyle w:val="consolas"/>
+      </w:pPr>
+      <w:r>
+        <w:t xml:space="preserve">    },</w:t>
+      </w:r>
+    </w:p>
+    <w:p>
+      <w:pPr>
+        <w:pStyle w:val="consolas"/>
+      </w:pPr>
+      <w:r>
+        <w:t xml:space="preserve">  ),</w:t>
+      </w:r>
+    </w:p>
+    <w:p>
+      <w:pPr>
+        <w:pStyle w:val="consolas"/>
+      </w:pPr>
+      <w:r>
+        <w:t>)</w:t>
+      </w:r>
+    </w:p>
+    <w:p>
+      <w:pPr>
+        <w:pStyle w:val="Heading3"/>
+      </w:pPr>
+      <w:proofErr w:type="spellStart"/>
+      <w:r>
+        <w:t>onRehydrateStorage</w:t>
+      </w:r>
+      <w:proofErr w:type="spellEnd"/>
+    </w:p>
+    <w:p>
+      <w:pPr>
+        <w:pStyle w:val="Content"/>
+      </w:pPr>
+      <w:r>
+        <w:t xml:space="preserve">Hydrated </w:t>
+      </w:r>
+      <w:proofErr w:type="spellStart"/>
+      <w:r>
+        <w:t>là</w:t>
+      </w:r>
+      <w:proofErr w:type="spellEnd"/>
+      <w:r>
+        <w:t xml:space="preserve"> </w:t>
+      </w:r>
+      <w:proofErr w:type="spellStart"/>
+      <w:r>
+        <w:t>quá</w:t>
+      </w:r>
+      <w:proofErr w:type="spellEnd"/>
+      <w:r>
+        <w:t xml:space="preserve"> </w:t>
+      </w:r>
+      <w:proofErr w:type="spellStart"/>
+      <w:r>
+        <w:t>trình</w:t>
+      </w:r>
+      <w:proofErr w:type="spellEnd"/>
+      <w:r>
+        <w:t xml:space="preserve"> </w:t>
+      </w:r>
+      <w:proofErr w:type="spellStart"/>
+      <w:r>
+        <w:t>zustand</w:t>
+      </w:r>
+      <w:proofErr w:type="spellEnd"/>
+      <w:r>
+        <w:t xml:space="preserve"> </w:t>
+      </w:r>
+      <w:proofErr w:type="spellStart"/>
+      <w:r>
+        <w:t>đọc</w:t>
+      </w:r>
+      <w:proofErr w:type="spellEnd"/>
+      <w:r>
+        <w:t xml:space="preserve"> state </w:t>
+      </w:r>
+      <w:proofErr w:type="spellStart"/>
+      <w:r>
+        <w:t>từ</w:t>
+      </w:r>
+      <w:proofErr w:type="spellEnd"/>
+      <w:r>
+        <w:t xml:space="preserve"> storage </w:t>
+      </w:r>
+      <w:proofErr w:type="spellStart"/>
+      <w:r>
+        <w:t>và</w:t>
+      </w:r>
+      <w:proofErr w:type="spellEnd"/>
+      <w:r>
+        <w:t xml:space="preserve"> merge </w:t>
+      </w:r>
+      <w:proofErr w:type="spellStart"/>
+      <w:r>
+        <w:t>vào</w:t>
+      </w:r>
+      <w:proofErr w:type="spellEnd"/>
+      <w:r>
+        <w:t xml:space="preserve"> store, </w:t>
+      </w:r>
+      <w:proofErr w:type="spellStart"/>
+      <w:r>
+        <w:t>onRehydrateStorage</w:t>
+      </w:r>
+      <w:proofErr w:type="spellEnd"/>
+      <w:r>
+        <w:t xml:space="preserve"> </w:t>
+      </w:r>
+      <w:proofErr w:type="spellStart"/>
+      <w:r>
+        <w:t>là</w:t>
+      </w:r>
+      <w:proofErr w:type="spellEnd"/>
+      <w:r>
+        <w:t xml:space="preserve"> callback can </w:t>
+      </w:r>
+      <w:proofErr w:type="spellStart"/>
+      <w:r>
+        <w:t>thiệp</w:t>
+      </w:r>
+      <w:proofErr w:type="spellEnd"/>
+      <w:r>
+        <w:t xml:space="preserve"> </w:t>
+      </w:r>
+      <w:proofErr w:type="spellStart"/>
+      <w:r>
+        <w:t>vào</w:t>
+      </w:r>
+      <w:proofErr w:type="spellEnd"/>
+      <w:r>
+        <w:t xml:space="preserve"> </w:t>
+      </w:r>
+      <w:proofErr w:type="spellStart"/>
+      <w:r>
+        <w:t>quá</w:t>
+      </w:r>
+      <w:proofErr w:type="spellEnd"/>
+      <w:r>
+        <w:t xml:space="preserve"> </w:t>
+      </w:r>
+      <w:proofErr w:type="spellStart"/>
+      <w:r>
+        <w:t>trình</w:t>
+      </w:r>
+      <w:proofErr w:type="spellEnd"/>
+      <w:r>
+        <w:t xml:space="preserve"> hydration</w:t>
+      </w:r>
+    </w:p>
+    <w:p>
+      <w:pPr>
+        <w:pStyle w:val="Content"/>
+      </w:pPr>
+      <w:r>
+        <w:t xml:space="preserve">Cú </w:t>
+      </w:r>
+      <w:proofErr w:type="spellStart"/>
+      <w:r>
+        <w:t>pháp</w:t>
+      </w:r>
+      <w:proofErr w:type="spellEnd"/>
+      <w:r>
+        <w:t>:</w:t>
+      </w:r>
+    </w:p>
+    <w:p>
+      <w:pPr>
+        <w:pStyle w:val="consolas"/>
+      </w:pPr>
+      <w:proofErr w:type="spellStart"/>
+      <w:r>
+        <w:t>onRehydrateStorage</w:t>
+      </w:r>
+      <w:proofErr w:type="spellEnd"/>
+      <w:r>
+        <w:t>: (</w:t>
+      </w:r>
+      <w:proofErr w:type="spellStart"/>
+      <w:r>
+        <w:t>initialState</w:t>
+      </w:r>
+      <w:proofErr w:type="spellEnd"/>
+      <w:r>
+        <w:t>) =&gt; {</w:t>
+      </w:r>
+    </w:p>
+    <w:p>
+      <w:pPr>
+        <w:pStyle w:val="consolas"/>
+      </w:pPr>
+      <w:r>
+        <w:t xml:space="preserve">  // </w:t>
+      </w:r>
+      <w:proofErr w:type="spellStart"/>
+      <w:r>
+        <w:t>chạy</w:t>
+      </w:r>
+      <w:proofErr w:type="spellEnd"/>
+      <w:r>
+        <w:t xml:space="preserve"> </w:t>
+      </w:r>
+      <w:proofErr w:type="spellStart"/>
+      <w:r>
+        <w:t>ngay</w:t>
+      </w:r>
+      <w:proofErr w:type="spellEnd"/>
+      <w:r>
+        <w:t xml:space="preserve"> </w:t>
+      </w:r>
+      <w:proofErr w:type="spellStart"/>
+      <w:r>
+        <w:t>khi</w:t>
+      </w:r>
+      <w:proofErr w:type="spellEnd"/>
+      <w:r>
+        <w:t xml:space="preserve"> hydration </w:t>
+      </w:r>
+      <w:proofErr w:type="spellStart"/>
+      <w:r>
+        <w:t>bắt</w:t>
+      </w:r>
+      <w:proofErr w:type="spellEnd"/>
+      <w:r>
+        <w:t xml:space="preserve"> </w:t>
+      </w:r>
+      <w:proofErr w:type="spellStart"/>
+      <w:r>
+        <w:t>đầu</w:t>
+      </w:r>
+      <w:proofErr w:type="spellEnd"/>
+    </w:p>
+    <w:p>
+      <w:pPr>
+        <w:pStyle w:val="consolas"/>
+      </w:pPr>
+      <w:r>
+        <w:t xml:space="preserve">  return (</w:t>
+      </w:r>
+      <w:proofErr w:type="spellStart"/>
+      <w:r>
+        <w:t>finalState</w:t>
+      </w:r>
+      <w:proofErr w:type="spellEnd"/>
+      <w:r>
+        <w:t>, error) =&gt; {</w:t>
+      </w:r>
+    </w:p>
+    <w:p>
+      <w:pPr>
+        <w:pStyle w:val="consolas"/>
+      </w:pPr>
+      <w:r>
+        <w:lastRenderedPageBreak/>
+        <w:t xml:space="preserve">    // </w:t>
+      </w:r>
+      <w:proofErr w:type="spellStart"/>
+      <w:r>
+        <w:t>chạy</w:t>
+      </w:r>
+      <w:proofErr w:type="spellEnd"/>
+      <w:r>
+        <w:t xml:space="preserve"> </w:t>
+      </w:r>
+      <w:proofErr w:type="spellStart"/>
+      <w:r>
+        <w:t>sau</w:t>
+      </w:r>
+      <w:proofErr w:type="spellEnd"/>
+      <w:r>
+        <w:t xml:space="preserve"> </w:t>
+      </w:r>
+      <w:proofErr w:type="spellStart"/>
+      <w:r>
+        <w:t>khi</w:t>
+      </w:r>
+      <w:proofErr w:type="spellEnd"/>
+      <w:r>
+        <w:t xml:space="preserve"> hydration </w:t>
+      </w:r>
+      <w:proofErr w:type="spellStart"/>
+      <w:r>
+        <w:t>kết</w:t>
+      </w:r>
+      <w:proofErr w:type="spellEnd"/>
+      <w:r>
+        <w:t xml:space="preserve"> </w:t>
+      </w:r>
+      <w:proofErr w:type="spellStart"/>
+      <w:r>
+        <w:t>thúc</w:t>
+      </w:r>
+      <w:proofErr w:type="spellEnd"/>
+    </w:p>
+    <w:p>
+      <w:pPr>
+        <w:pStyle w:val="consolas"/>
+      </w:pPr>
+      <w:r>
+        <w:t xml:space="preserve">  }</w:t>
+      </w:r>
+    </w:p>
+    <w:p>
+      <w:pPr>
+        <w:pStyle w:val="consolas"/>
+      </w:pPr>
+      <w:r>
         <w:t>}</w:t>
       </w:r>
-      <w:r>
-        <w:t xml:space="preserve"> // </w:t>
-      </w:r>
-      <w:proofErr w:type="spellStart"/>
-      <w:r>
-        <w:t>Kiểu</w:t>
-      </w:r>
-      <w:proofErr w:type="spellEnd"/>
-      <w:r>
-        <w:t xml:space="preserve"> string </w:t>
+    </w:p>
+    <w:p>
+      <w:pPr>
+        <w:pStyle w:val="Content"/>
+      </w:pPr>
+      <w:r>
+        <w:t>VD:</w:t>
+      </w:r>
+    </w:p>
+    <w:p>
+      <w:pPr>
+        <w:pStyle w:val="consolas"/>
+      </w:pPr>
+      <w:r>
+        <w:t xml:space="preserve">export const </w:t>
+      </w:r>
+      <w:proofErr w:type="spellStart"/>
+      <w:r>
+        <w:t>useBoundStore</w:t>
+      </w:r>
+      <w:proofErr w:type="spellEnd"/>
+      <w:r>
+        <w:t xml:space="preserve"> = </w:t>
+      </w:r>
+      <w:proofErr w:type="gramStart"/>
+      <w:r>
+        <w:t>create(</w:t>
+      </w:r>
+      <w:proofErr w:type="gramEnd"/>
+    </w:p>
+    <w:p>
+      <w:pPr>
+        <w:pStyle w:val="consolas"/>
+      </w:pPr>
+      <w:r>
+        <w:t xml:space="preserve">  </w:t>
+      </w:r>
+      <w:proofErr w:type="gramStart"/>
+      <w:r>
+        <w:t>persist(</w:t>
+      </w:r>
+      <w:proofErr w:type="gramEnd"/>
+    </w:p>
+    <w:p>
+      <w:pPr>
+        <w:pStyle w:val="consolas"/>
+      </w:pPr>
+      <w:r>
+        <w:t xml:space="preserve">    (set, get) =&gt; ({</w:t>
+      </w:r>
+    </w:p>
+    <w:p>
+      <w:pPr>
+        <w:pStyle w:val="consolas"/>
+      </w:pPr>
+      <w:r>
+        <w:t xml:space="preserve">      // ...</w:t>
+      </w:r>
+    </w:p>
+    <w:p>
+      <w:pPr>
+        <w:pStyle w:val="consolas"/>
+      </w:pPr>
+      <w:r>
+        <w:t xml:space="preserve">    }),</w:t>
+      </w:r>
+    </w:p>
+    <w:p>
+      <w:pPr>
+        <w:pStyle w:val="consolas"/>
+      </w:pPr>
+      <w:r>
+        <w:t xml:space="preserve">    {</w:t>
+      </w:r>
+    </w:p>
+    <w:p>
+      <w:pPr>
+        <w:pStyle w:val="consolas"/>
+      </w:pPr>
+      <w:r>
+        <w:t xml:space="preserve">      // ...</w:t>
+      </w:r>
+    </w:p>
+    <w:p>
+      <w:pPr>
+        <w:pStyle w:val="consolas"/>
+      </w:pPr>
+      <w:r>
+        <w:t xml:space="preserve">      </w:t>
+      </w:r>
+      <w:proofErr w:type="spellStart"/>
+      <w:r>
+        <w:t>onRehydrateStorage</w:t>
+      </w:r>
+      <w:proofErr w:type="spellEnd"/>
+      <w:r>
+        <w:t>: (state) =&gt; {</w:t>
+      </w:r>
+    </w:p>
+    <w:p>
+      <w:pPr>
+        <w:pStyle w:val="consolas"/>
+      </w:pPr>
+      <w:r>
+        <w:t xml:space="preserve">        </w:t>
+      </w:r>
+      <w:proofErr w:type="spellStart"/>
+      <w:proofErr w:type="gramStart"/>
+      <w:r>
+        <w:t>console.log</w:t>
+      </w:r>
+      <w:proofErr w:type="spellEnd"/>
+      <w:r>
+        <w:t>(</w:t>
+      </w:r>
+      <w:proofErr w:type="gramEnd"/>
+      <w:r>
+        <w:t>'hydration starts')</w:t>
+      </w:r>
+    </w:p>
+    <w:p>
+      <w:pPr>
+        <w:pStyle w:val="consolas"/>
+      </w:pPr>
+    </w:p>
+    <w:p>
+      <w:pPr>
+        <w:pStyle w:val="consolas"/>
+      </w:pPr>
+      <w:r>
+        <w:t xml:space="preserve">        // optional</w:t>
+      </w:r>
+    </w:p>
+    <w:p>
+      <w:pPr>
+        <w:pStyle w:val="consolas"/>
+      </w:pPr>
+      <w:r>
+        <w:t xml:space="preserve">        return (state, error) =&gt; {</w:t>
+      </w:r>
+    </w:p>
+    <w:p>
+      <w:pPr>
+        <w:pStyle w:val="consolas"/>
+      </w:pPr>
+      <w:r>
+        <w:t xml:space="preserve">          if (error) {</w:t>
+      </w:r>
+    </w:p>
+    <w:p>
+      <w:pPr>
+        <w:pStyle w:val="consolas"/>
+      </w:pPr>
+      <w:r>
+        <w:t xml:space="preserve">            </w:t>
+      </w:r>
+      <w:proofErr w:type="spellStart"/>
+      <w:proofErr w:type="gramStart"/>
+      <w:r>
+        <w:t>console.log</w:t>
+      </w:r>
+      <w:proofErr w:type="spellEnd"/>
+      <w:r>
+        <w:t>(</w:t>
+      </w:r>
+      <w:proofErr w:type="gramEnd"/>
+      <w:r>
+        <w:t>'an error happened during hydration', error)</w:t>
+      </w:r>
+    </w:p>
+    <w:p>
+      <w:pPr>
+        <w:pStyle w:val="consolas"/>
+      </w:pPr>
+      <w:r>
+        <w:t xml:space="preserve">          } else {</w:t>
+      </w:r>
+    </w:p>
+    <w:p>
+      <w:pPr>
+        <w:pStyle w:val="consolas"/>
+      </w:pPr>
+      <w:r>
+        <w:t xml:space="preserve">            </w:t>
+      </w:r>
+      <w:proofErr w:type="spellStart"/>
+      <w:proofErr w:type="gramStart"/>
+      <w:r>
+        <w:t>console.log</w:t>
+      </w:r>
+      <w:proofErr w:type="spellEnd"/>
+      <w:r>
+        <w:t>(</w:t>
+      </w:r>
+      <w:proofErr w:type="gramEnd"/>
+      <w:r>
+        <w:t>'hydration finished')</w:t>
+      </w:r>
+    </w:p>
+    <w:p>
+      <w:pPr>
+        <w:pStyle w:val="consolas"/>
+      </w:pPr>
+      <w:r>
+        <w:t xml:space="preserve">          }</w:t>
+      </w:r>
+    </w:p>
+    <w:p>
+      <w:pPr>
+        <w:pStyle w:val="consolas"/>
+      </w:pPr>
+      <w:r>
+        <w:t xml:space="preserve">        }</w:t>
+      </w:r>
+    </w:p>
+    <w:p>
+      <w:pPr>
+        <w:pStyle w:val="consolas"/>
+      </w:pPr>
+      <w:r>
+        <w:t xml:space="preserve">      },</w:t>
+      </w:r>
+    </w:p>
+    <w:p>
+      <w:pPr>
+        <w:pStyle w:val="consolas"/>
+      </w:pPr>
+      <w:r>
+        <w:t xml:space="preserve">    },</w:t>
+      </w:r>
+    </w:p>
+    <w:p>
+      <w:pPr>
+        <w:pStyle w:val="consolas"/>
+      </w:pPr>
+      <w:r>
+        <w:t xml:space="preserve">  ),</w:t>
+      </w:r>
+    </w:p>
+    <w:p>
+      <w:pPr>
+        <w:pStyle w:val="consolas"/>
+      </w:pPr>
+      <w:r>
+        <w:t>)</w:t>
+      </w:r>
+    </w:p>
+    <w:p>
+      <w:pPr>
+        <w:pStyle w:val="Content"/>
+      </w:pPr>
+      <w:proofErr w:type="spellStart"/>
+      <w:r>
+        <w:t>Đầu</w:t>
+      </w:r>
+      <w:proofErr w:type="spellEnd"/>
+      <w:r>
+        <w:t xml:space="preserve"> </w:t>
+      </w:r>
+      <w:proofErr w:type="spellStart"/>
+      <w:r>
+        <w:t>tiên</w:t>
+      </w:r>
+      <w:proofErr w:type="spellEnd"/>
+      <w:r>
+        <w:t xml:space="preserve"> </w:t>
+      </w:r>
+      <w:proofErr w:type="spellStart"/>
+      <w:r>
+        <w:t>là</w:t>
+      </w:r>
+      <w:proofErr w:type="spellEnd"/>
+      <w:r>
+        <w:t xml:space="preserve"> log 'hydration starts' </w:t>
+      </w:r>
+      <w:proofErr w:type="spellStart"/>
+      <w:r>
+        <w:t>đầu</w:t>
+      </w:r>
+      <w:proofErr w:type="spellEnd"/>
+      <w:r>
+        <w:t xml:space="preserve"> </w:t>
+      </w:r>
+      <w:proofErr w:type="spellStart"/>
+      <w:r>
+        <w:t>tiên</w:t>
+      </w:r>
+      <w:proofErr w:type="spellEnd"/>
+      <w:r>
+        <w:t xml:space="preserve">, </w:t>
+      </w:r>
+      <w:proofErr w:type="spellStart"/>
+      <w:r>
+        <w:t>sau</w:t>
+      </w:r>
+      <w:proofErr w:type="spellEnd"/>
+      <w:r>
+        <w:t xml:space="preserve"> </w:t>
+      </w:r>
+      <w:proofErr w:type="spellStart"/>
+      <w:r>
+        <w:t>khi</w:t>
+      </w:r>
+      <w:proofErr w:type="spellEnd"/>
+      <w:r>
+        <w:t xml:space="preserve"> hydration </w:t>
+      </w:r>
+      <w:proofErr w:type="spellStart"/>
+      <w:r>
+        <w:t>xong</w:t>
+      </w:r>
+      <w:proofErr w:type="spellEnd"/>
+      <w:r>
+        <w:t xml:space="preserve"> </w:t>
+      </w:r>
+      <w:proofErr w:type="spellStart"/>
+      <w:r>
+        <w:t>sẽ</w:t>
+      </w:r>
+      <w:proofErr w:type="spellEnd"/>
+      <w:r>
+        <w:t xml:space="preserve"> </w:t>
+      </w:r>
+      <w:proofErr w:type="spellStart"/>
+      <w:r>
+        <w:t>chạy</w:t>
+      </w:r>
+      <w:proofErr w:type="spellEnd"/>
+      <w:r>
+        <w:t xml:space="preserve"> return </w:t>
+      </w:r>
+      <w:proofErr w:type="spellStart"/>
+      <w:r>
+        <w:t>kết</w:t>
+      </w:r>
+      <w:proofErr w:type="spellEnd"/>
+      <w:r>
+        <w:t xml:space="preserve"> </w:t>
+      </w:r>
+      <w:proofErr w:type="spellStart"/>
+      <w:r>
+        <w:t>thúc</w:t>
+      </w:r>
+      <w:proofErr w:type="spellEnd"/>
+      <w:r>
+        <w:t>.</w:t>
+      </w:r>
+    </w:p>
+    <w:p>
+      <w:pPr>
+        <w:pStyle w:val="Heading3"/>
+      </w:pPr>
+      <w:r>
+        <w:t>version</w:t>
+      </w:r>
+    </w:p>
+    <w:p>
+      <w:pPr>
+        <w:pStyle w:val="Content"/>
+      </w:pPr>
+      <w:proofErr w:type="spellStart"/>
+      <w:r>
+        <w:t>Số</w:t>
+      </w:r>
+      <w:proofErr w:type="spellEnd"/>
+      <w:r>
+        <w:t xml:space="preserve"> </w:t>
+      </w:r>
+      <w:proofErr w:type="spellStart"/>
+      <w:r>
+        <w:t>hiệu</w:t>
+      </w:r>
+      <w:proofErr w:type="spellEnd"/>
+      <w:r>
+        <w:t xml:space="preserve"> schema </w:t>
+      </w:r>
+      <w:proofErr w:type="spellStart"/>
+      <w:r>
+        <w:t>của</w:t>
+      </w:r>
+      <w:proofErr w:type="spellEnd"/>
+      <w:r>
+        <w:t xml:space="preserve"> state persist, </w:t>
+      </w:r>
+      <w:proofErr w:type="spellStart"/>
+      <w:r>
+        <w:t>là</w:t>
+      </w:r>
+      <w:proofErr w:type="spellEnd"/>
+      <w:r>
+        <w:t xml:space="preserve"> </w:t>
+      </w:r>
+      <w:proofErr w:type="spellStart"/>
+      <w:r>
+        <w:t>kiểu</w:t>
+      </w:r>
+      <w:proofErr w:type="spellEnd"/>
+      <w:r>
+        <w:t xml:space="preserve"> </w:t>
+      </w:r>
+      <w:proofErr w:type="spellStart"/>
+      <w:r>
+        <w:t>số</w:t>
+      </w:r>
+      <w:proofErr w:type="spellEnd"/>
+      <w:r>
+        <w:t xml:space="preserve">, </w:t>
+      </w:r>
+      <w:proofErr w:type="spellStart"/>
+      <w:r>
+        <w:t>muốn</w:t>
+      </w:r>
+      <w:proofErr w:type="spellEnd"/>
+      <w:r>
+        <w:t xml:space="preserve"> </w:t>
+      </w:r>
+      <w:proofErr w:type="spellStart"/>
+      <w:r>
+        <w:t>chuyển</w:t>
+      </w:r>
+      <w:proofErr w:type="spellEnd"/>
+      <w:r>
+        <w:t xml:space="preserve"> </w:t>
+      </w:r>
+      <w:proofErr w:type="spellStart"/>
+      <w:r>
+        <w:t>đổi</w:t>
+      </w:r>
+      <w:proofErr w:type="spellEnd"/>
+      <w:r>
+        <w:t xml:space="preserve"> </w:t>
+      </w:r>
+      <w:proofErr w:type="spellStart"/>
+      <w:r>
+        <w:t>có</w:t>
+      </w:r>
+      <w:proofErr w:type="spellEnd"/>
+      <w:r>
+        <w:t xml:space="preserve"> </w:t>
+      </w:r>
+      <w:proofErr w:type="spellStart"/>
+      <w:r>
+        <w:t>thể</w:t>
+      </w:r>
+      <w:proofErr w:type="spellEnd"/>
+      <w:r>
+        <w:t xml:space="preserve"> </w:t>
+      </w:r>
+      <w:proofErr w:type="spellStart"/>
+      <w:r>
+        <w:t>dùng</w:t>
+      </w:r>
+      <w:proofErr w:type="spellEnd"/>
+      <w:r>
+        <w:t xml:space="preserve"> migrate</w:t>
+      </w:r>
+    </w:p>
+    <w:p>
+      <w:pPr>
+        <w:pStyle w:val="Heading3"/>
+      </w:pPr>
+      <w:proofErr w:type="spellStart"/>
+      <w:r>
+        <w:t>migrate</w:t>
+      </w:r>
+      <w:r>
+        <w:t>ùng</w:t>
+      </w:r>
+      <w:proofErr w:type="spellEnd"/>
+      <w:r>
+        <w:t xml:space="preserve"> migrate</w:t>
+      </w:r>
+    </w:p>
+    <w:p>
+      <w:pPr>
+        <w:pStyle w:val="Content"/>
+      </w:pPr>
+      <w:proofErr w:type="spellStart"/>
+      <w:r>
+        <w:t>Là</w:t>
+      </w:r>
+      <w:proofErr w:type="spellEnd"/>
+      <w:r>
+        <w:t xml:space="preserve"> </w:t>
+      </w:r>
+      <w:proofErr w:type="spellStart"/>
+      <w:r>
+        <w:t>một</w:t>
+      </w:r>
+      <w:proofErr w:type="spellEnd"/>
+      <w:r>
+        <w:t xml:space="preserve"> </w:t>
+      </w:r>
+      <w:proofErr w:type="spellStart"/>
+      <w:r>
+        <w:t>hàm</w:t>
+      </w:r>
+      <w:proofErr w:type="spellEnd"/>
+      <w:r>
+        <w:t xml:space="preserve"> callback </w:t>
+      </w:r>
+      <w:proofErr w:type="spellStart"/>
+      <w:r>
+        <w:t>chuyển</w:t>
+      </w:r>
+      <w:proofErr w:type="spellEnd"/>
+      <w:r>
+        <w:t xml:space="preserve"> </w:t>
+      </w:r>
+      <w:proofErr w:type="spellStart"/>
+      <w:r>
+        <w:t>dữ</w:t>
+      </w:r>
+      <w:proofErr w:type="spellEnd"/>
+      <w:r>
+        <w:t xml:space="preserve"> </w:t>
+      </w:r>
+      <w:proofErr w:type="spellStart"/>
+      <w:r>
+        <w:t>liệu</w:t>
+      </w:r>
+      <w:proofErr w:type="spellEnd"/>
+      <w:r>
+        <w:t xml:space="preserve"> </w:t>
+      </w:r>
+      <w:proofErr w:type="spellStart"/>
+      <w:r>
+        <w:t>cũ</w:t>
+      </w:r>
+      <w:proofErr w:type="spellEnd"/>
+      <w:r>
+        <w:t xml:space="preserve"> sang </w:t>
+      </w:r>
+      <w:proofErr w:type="spellStart"/>
+      <w:r>
+        <w:t>dữ</w:t>
+      </w:r>
+      <w:proofErr w:type="spellEnd"/>
+      <w:r>
+        <w:t xml:space="preserve"> </w:t>
+      </w:r>
+      <w:proofErr w:type="spellStart"/>
+      <w:r>
+        <w:t>liệu</w:t>
+      </w:r>
+      <w:proofErr w:type="spellEnd"/>
+      <w:r>
+        <w:t xml:space="preserve"> </w:t>
+      </w:r>
+      <w:proofErr w:type="spellStart"/>
+      <w:r>
+        <w:t>mới</w:t>
+      </w:r>
+      <w:proofErr w:type="spellEnd"/>
+      <w:r>
+        <w:t xml:space="preserve"> </w:t>
+      </w:r>
+      <w:proofErr w:type="spellStart"/>
+      <w:r>
+        <w:t>tương</w:t>
+      </w:r>
+      <w:proofErr w:type="spellEnd"/>
+      <w:r>
+        <w:t xml:space="preserve"> </w:t>
+      </w:r>
+      <w:proofErr w:type="spellStart"/>
+      <w:r>
+        <w:t>thích</w:t>
+      </w:r>
+      <w:proofErr w:type="spellEnd"/>
+      <w:r>
+        <w:t xml:space="preserve"> </w:t>
+      </w:r>
+      <w:proofErr w:type="spellStart"/>
+      <w:r>
+        <w:t>với</w:t>
+      </w:r>
+      <w:proofErr w:type="spellEnd"/>
+      <w:r>
+        <w:t xml:space="preserve"> version </w:t>
+      </w:r>
+      <w:proofErr w:type="spellStart"/>
+      <w:r>
+        <w:t>hiện</w:t>
+      </w:r>
+      <w:proofErr w:type="spellEnd"/>
+      <w:r>
+        <w:t xml:space="preserve"> </w:t>
+      </w:r>
+      <w:proofErr w:type="spellStart"/>
+      <w:r>
+        <w:t>tại</w:t>
+      </w:r>
+      <w:proofErr w:type="spellEnd"/>
+      <w:r>
+        <w:t xml:space="preserve"> (</w:t>
+      </w:r>
+      <w:proofErr w:type="spellStart"/>
+      <w:r>
+        <w:t>chẳng</w:t>
+      </w:r>
+      <w:proofErr w:type="spellEnd"/>
+      <w:r>
+        <w:t xml:space="preserve"> </w:t>
+      </w:r>
+      <w:proofErr w:type="spellStart"/>
+      <w:r>
+        <w:t>hạn</w:t>
+      </w:r>
+      <w:proofErr w:type="spellEnd"/>
+      <w:r>
+        <w:t xml:space="preserve"> </w:t>
+      </w:r>
+      <w:proofErr w:type="spellStart"/>
+      <w:r>
+        <w:t>như</w:t>
+      </w:r>
+      <w:proofErr w:type="spellEnd"/>
+      <w:r>
+        <w:t xml:space="preserve"> </w:t>
+      </w:r>
+      <w:proofErr w:type="spellStart"/>
+      <w:r>
+        <w:t>muốn</w:t>
+      </w:r>
+      <w:proofErr w:type="spellEnd"/>
+      <w:r>
+        <w:t xml:space="preserve"> </w:t>
+      </w:r>
+      <w:proofErr w:type="spellStart"/>
+      <w:r>
+        <w:t>đổi</w:t>
+      </w:r>
+      <w:proofErr w:type="spellEnd"/>
+      <w:r>
+        <w:t xml:space="preserve"> </w:t>
+      </w:r>
+      <w:proofErr w:type="spellStart"/>
+      <w:r>
+        <w:t>tên</w:t>
+      </w:r>
+      <w:proofErr w:type="spellEnd"/>
+      <w:r>
+        <w:t xml:space="preserve"> state</w:t>
+      </w:r>
+      <w:r>
+        <w:t xml:space="preserve"> </w:t>
+      </w:r>
+      <w:proofErr w:type="spellStart"/>
+      <w:r>
+        <w:t>mà</w:t>
+      </w:r>
+      <w:proofErr w:type="spellEnd"/>
+      <w:r>
+        <w:t xml:space="preserve"> </w:t>
+      </w:r>
+      <w:proofErr w:type="spellStart"/>
+      <w:r>
+        <w:t>không</w:t>
+      </w:r>
+      <w:proofErr w:type="spellEnd"/>
+      <w:r>
+        <w:t xml:space="preserve"> </w:t>
+      </w:r>
+      <w:proofErr w:type="spellStart"/>
+      <w:r>
+        <w:t>muốn</w:t>
+      </w:r>
+      <w:proofErr w:type="spellEnd"/>
+      <w:r>
+        <w:t xml:space="preserve"> </w:t>
+      </w:r>
+      <w:proofErr w:type="spellStart"/>
+      <w:r>
+        <w:t>bị</w:t>
+      </w:r>
+      <w:proofErr w:type="spellEnd"/>
+      <w:r>
+        <w:t xml:space="preserve"> so </w:t>
+      </w:r>
+      <w:proofErr w:type="spellStart"/>
+      <w:r>
+        <w:t>sánh</w:t>
+      </w:r>
+      <w:proofErr w:type="spellEnd"/>
+      <w:r>
+        <w:t xml:space="preserve"> === </w:t>
+      </w:r>
+      <w:proofErr w:type="spellStart"/>
+      <w:r>
+        <w:t>khác</w:t>
+      </w:r>
+      <w:proofErr w:type="spellEnd"/>
+      <w:r>
+        <w:t xml:space="preserve"> </w:t>
+      </w:r>
+      <w:proofErr w:type="spellStart"/>
+      <w:r>
+        <w:t>nên</w:t>
+      </w:r>
+      <w:proofErr w:type="spellEnd"/>
+      <w:r>
+        <w:t xml:space="preserve"> </w:t>
+      </w:r>
+      <w:proofErr w:type="spellStart"/>
+      <w:r>
+        <w:t>mất</w:t>
+      </w:r>
+      <w:proofErr w:type="spellEnd"/>
+      <w:r>
+        <w:t xml:space="preserve"> </w:t>
+      </w:r>
+      <w:proofErr w:type="spellStart"/>
+      <w:r>
+        <w:t>hiệu</w:t>
+      </w:r>
+      <w:proofErr w:type="spellEnd"/>
+      <w:r>
+        <w:t xml:space="preserve"> </w:t>
+      </w:r>
+      <w:proofErr w:type="spellStart"/>
+      <w:r>
+        <w:t>lực</w:t>
+      </w:r>
+      <w:proofErr w:type="spellEnd"/>
+      <w:r>
+        <w:t>)</w:t>
+      </w:r>
+    </w:p>
+    <w:p>
+      <w:pPr>
+        <w:pStyle w:val="Heading3"/>
+      </w:pPr>
+      <w:r>
+        <w:t>merge</w:t>
+      </w:r>
+    </w:p>
+    <w:p>
+      <w:pPr>
+        <w:pStyle w:val="Content"/>
+      </w:pPr>
+      <w:proofErr w:type="spellStart"/>
+      <w:r>
+        <w:t>Mặc</w:t>
+      </w:r>
+      <w:proofErr w:type="spellEnd"/>
+      <w:r>
+        <w:t xml:space="preserve"> </w:t>
+      </w:r>
+      <w:proofErr w:type="spellStart"/>
+      <w:r>
+        <w:t>định</w:t>
+      </w:r>
+      <w:proofErr w:type="spellEnd"/>
+      <w:r>
+        <w:t xml:space="preserve"> </w:t>
+      </w:r>
+      <w:proofErr w:type="spellStart"/>
+      <w:r>
+        <w:t>khi</w:t>
+      </w:r>
+      <w:proofErr w:type="spellEnd"/>
+      <w:r>
+        <w:t xml:space="preserve"> set </w:t>
+      </w:r>
+      <w:proofErr w:type="spellStart"/>
+      <w:r>
+        <w:t>giá</w:t>
+      </w:r>
+      <w:proofErr w:type="spellEnd"/>
+      <w:r>
+        <w:t xml:space="preserve"> </w:t>
+      </w:r>
+      <w:proofErr w:type="spellStart"/>
+      <w:r>
+        <w:t>trị</w:t>
+      </w:r>
+      <w:proofErr w:type="spellEnd"/>
+      <w:r>
+        <w:t xml:space="preserve"> </w:t>
+      </w:r>
+      <w:proofErr w:type="spellStart"/>
+      <w:r>
+        <w:t>mới</w:t>
+      </w:r>
+      <w:proofErr w:type="spellEnd"/>
+      <w:r>
+        <w:t xml:space="preserve"> </w:t>
+      </w:r>
+      <w:proofErr w:type="spellStart"/>
+      <w:r>
+        <w:t>cho</w:t>
+      </w:r>
+      <w:proofErr w:type="spellEnd"/>
+      <w:r>
+        <w:t xml:space="preserve"> state </w:t>
+      </w:r>
+      <w:proofErr w:type="spellStart"/>
+      <w:r>
+        <w:t>là</w:t>
+      </w:r>
+      <w:proofErr w:type="spellEnd"/>
+      <w:r>
+        <w:t xml:space="preserve"> </w:t>
+      </w:r>
+      <w:proofErr w:type="spellStart"/>
+      <w:r>
+        <w:t>dùng</w:t>
+      </w:r>
+      <w:proofErr w:type="spellEnd"/>
+      <w:r>
+        <w:t xml:space="preserve"> </w:t>
+      </w:r>
+      <w:proofErr w:type="spellStart"/>
+      <w:r>
+        <w:t>phương</w:t>
+      </w:r>
+      <w:proofErr w:type="spellEnd"/>
+      <w:r>
+        <w:t xml:space="preserve"> </w:t>
+      </w:r>
+      <w:proofErr w:type="spellStart"/>
+      <w:r>
+        <w:t>thức</w:t>
+      </w:r>
+      <w:proofErr w:type="spellEnd"/>
+      <w:r>
+        <w:t xml:space="preserve"> merge </w:t>
+      </w:r>
+      <w:proofErr w:type="spellStart"/>
+      <w:r>
+        <w:t>này</w:t>
+      </w:r>
+      <w:proofErr w:type="spellEnd"/>
+      <w:r>
+        <w:t xml:space="preserve">, </w:t>
+      </w:r>
+      <w:proofErr w:type="spellStart"/>
+      <w:r>
+        <w:t>và</w:t>
+      </w:r>
+      <w:proofErr w:type="spellEnd"/>
+      <w:r>
+        <w:t xml:space="preserve"> </w:t>
+      </w:r>
+      <w:proofErr w:type="spellStart"/>
+      <w:r>
+        <w:t>chỉ</w:t>
+      </w:r>
+      <w:proofErr w:type="spellEnd"/>
+      <w:r>
+        <w:t xml:space="preserve"> </w:t>
+      </w:r>
+      <w:proofErr w:type="spellStart"/>
+      <w:r>
+        <w:t>là</w:t>
+      </w:r>
+      <w:proofErr w:type="spellEnd"/>
+      <w:r>
+        <w:t xml:space="preserve"> shallow merge (merge </w:t>
+      </w:r>
+      <w:proofErr w:type="spellStart"/>
+      <w:r>
+        <w:t>cấp</w:t>
+      </w:r>
+      <w:proofErr w:type="spellEnd"/>
+      <w:r>
+        <w:t xml:space="preserve"> 1 </w:t>
+      </w:r>
+      <w:proofErr w:type="spellStart"/>
+      <w:r>
+        <w:t>không</w:t>
+      </w:r>
+      <w:proofErr w:type="spellEnd"/>
+      <w:r>
+        <w:t xml:space="preserve"> </w:t>
+      </w:r>
+      <w:proofErr w:type="spellStart"/>
+      <w:r>
+        <w:t>đi</w:t>
+      </w:r>
+      <w:proofErr w:type="spellEnd"/>
+      <w:r>
+        <w:t xml:space="preserve"> </w:t>
+      </w:r>
+      <w:proofErr w:type="spellStart"/>
+      <w:r>
+        <w:t>sâu</w:t>
+      </w:r>
+      <w:proofErr w:type="spellEnd"/>
+      <w:r>
+        <w:t xml:space="preserve"> nest)</w:t>
+      </w:r>
+    </w:p>
+    <w:p>
+      <w:pPr>
+        <w:pStyle w:val="Content"/>
+      </w:pPr>
+      <w:proofErr w:type="spellStart"/>
+      <w:r>
+        <w:t>Vì</w:t>
+      </w:r>
+      <w:proofErr w:type="spellEnd"/>
+      <w:r>
+        <w:t xml:space="preserve"> </w:t>
+      </w:r>
+      <w:proofErr w:type="spellStart"/>
+      <w:r>
+        <w:t>chỉ</w:t>
+      </w:r>
+      <w:proofErr w:type="spellEnd"/>
+      <w:r>
+        <w:t xml:space="preserve"> </w:t>
+      </w:r>
+      <w:proofErr w:type="spellStart"/>
+      <w:r>
+        <w:t>gộp</w:t>
+      </w:r>
+      <w:proofErr w:type="spellEnd"/>
+      <w:r>
+        <w:t xml:space="preserve"> </w:t>
+      </w:r>
+      <w:proofErr w:type="spellStart"/>
+      <w:r>
+        <w:t>cấp</w:t>
+      </w:r>
+      <w:proofErr w:type="spellEnd"/>
+      <w:r>
+        <w:t xml:space="preserve"> 1 </w:t>
+      </w:r>
+      <w:proofErr w:type="spellStart"/>
+      <w:r>
+        <w:t>nên</w:t>
+      </w:r>
+      <w:proofErr w:type="spellEnd"/>
+      <w:r>
+        <w:t xml:space="preserve"> </w:t>
+      </w:r>
+      <w:proofErr w:type="spellStart"/>
+      <w:r>
+        <w:t>nhiều</w:t>
+      </w:r>
+      <w:proofErr w:type="spellEnd"/>
+      <w:r>
+        <w:t xml:space="preserve"> </w:t>
+      </w:r>
+      <w:proofErr w:type="spellStart"/>
+      <w:r>
+        <w:t>dữ</w:t>
+      </w:r>
+      <w:proofErr w:type="spellEnd"/>
+      <w:r>
+        <w:t xml:space="preserve"> </w:t>
+      </w:r>
+      <w:proofErr w:type="spellStart"/>
+      <w:r>
+        <w:t>liệu</w:t>
+      </w:r>
+      <w:proofErr w:type="spellEnd"/>
+      <w:r>
+        <w:t xml:space="preserve"> </w:t>
+      </w:r>
+      <w:proofErr w:type="spellStart"/>
+      <w:r>
+        <w:t>trong</w:t>
+      </w:r>
+      <w:proofErr w:type="spellEnd"/>
+      <w:r>
+        <w:t xml:space="preserve"> nest object </w:t>
+      </w:r>
+      <w:proofErr w:type="spellStart"/>
+      <w:r>
+        <w:t>sẽ</w:t>
+      </w:r>
+      <w:proofErr w:type="spellEnd"/>
+      <w:r>
+        <w:t xml:space="preserve"> </w:t>
+      </w:r>
+      <w:proofErr w:type="spellStart"/>
+      <w:r>
+        <w:t>bị</w:t>
+      </w:r>
+      <w:proofErr w:type="spellEnd"/>
+      <w:r>
+        <w:t xml:space="preserve"> </w:t>
+      </w:r>
+      <w:proofErr w:type="spellStart"/>
+      <w:r>
+        <w:t>không</w:t>
+      </w:r>
+      <w:proofErr w:type="spellEnd"/>
+      <w:r>
+        <w:t xml:space="preserve"> </w:t>
+      </w:r>
+      <w:proofErr w:type="spellStart"/>
+      <w:r>
+        <w:t>được</w:t>
+      </w:r>
+      <w:proofErr w:type="spellEnd"/>
+      <w:r>
+        <w:t xml:space="preserve"> </w:t>
+      </w:r>
+      <w:proofErr w:type="spellStart"/>
+      <w:r>
+        <w:t>đối</w:t>
+      </w:r>
+      <w:proofErr w:type="spellEnd"/>
+      <w:r>
+        <w:t xml:space="preserve"> </w:t>
+      </w:r>
+      <w:proofErr w:type="spellStart"/>
+      <w:r>
+        <w:t>chiếu</w:t>
+      </w:r>
+      <w:proofErr w:type="spellEnd"/>
+      <w:r>
+        <w:t xml:space="preserve"> so </w:t>
+      </w:r>
+      <w:proofErr w:type="spellStart"/>
+      <w:r>
+        <w:t>sánh</w:t>
+      </w:r>
+      <w:proofErr w:type="spellEnd"/>
+    </w:p>
+    <w:p>
+      <w:pPr>
+        <w:pStyle w:val="Content"/>
+      </w:pPr>
+      <w:proofErr w:type="spellStart"/>
+      <w:r>
+        <w:lastRenderedPageBreak/>
+        <w:t>Giải</w:t>
+      </w:r>
+      <w:proofErr w:type="spellEnd"/>
+      <w:r>
+        <w:t xml:space="preserve"> </w:t>
+      </w:r>
+      <w:proofErr w:type="spellStart"/>
+      <w:r>
+        <w:t>pháp</w:t>
+      </w:r>
+      <w:proofErr w:type="spellEnd"/>
+      <w:r>
+        <w:t xml:space="preserve">: </w:t>
+      </w:r>
+      <w:proofErr w:type="spellStart"/>
+      <w:r>
+        <w:t>bạn</w:t>
+      </w:r>
+      <w:proofErr w:type="spellEnd"/>
+      <w:r>
+        <w:t xml:space="preserve"> </w:t>
+      </w:r>
+      <w:proofErr w:type="spellStart"/>
+      <w:r>
+        <w:t>có</w:t>
+      </w:r>
+      <w:proofErr w:type="spellEnd"/>
+      <w:r>
+        <w:t xml:space="preserve"> </w:t>
+      </w:r>
+      <w:proofErr w:type="spellStart"/>
+      <w:r>
+        <w:t>thể</w:t>
+      </w:r>
+      <w:proofErr w:type="spellEnd"/>
+      <w:r>
+        <w:t xml:space="preserve"> </w:t>
+      </w:r>
+      <w:proofErr w:type="spellStart"/>
+      <w:r>
+        <w:t>tự</w:t>
+      </w:r>
+      <w:proofErr w:type="spellEnd"/>
+      <w:r>
+        <w:t xml:space="preserve"> custom 1 </w:t>
+      </w:r>
+      <w:proofErr w:type="spellStart"/>
+      <w:r>
+        <w:t>hàm</w:t>
+      </w:r>
+      <w:proofErr w:type="spellEnd"/>
+      <w:r>
+        <w:t xml:space="preserve"> merge </w:t>
+      </w:r>
+      <w:proofErr w:type="spellStart"/>
+      <w:r>
+        <w:t>riêng</w:t>
+      </w:r>
+      <w:proofErr w:type="spellEnd"/>
+      <w:r>
+        <w:t xml:space="preserve">, so </w:t>
+      </w:r>
+      <w:proofErr w:type="spellStart"/>
+      <w:r>
+        <w:t>sánh</w:t>
+      </w:r>
+      <w:proofErr w:type="spellEnd"/>
+      <w:r>
+        <w:t xml:space="preserve"> </w:t>
+      </w:r>
+      <w:proofErr w:type="spellStart"/>
+      <w:r>
+        <w:t>đối</w:t>
+      </w:r>
+      <w:proofErr w:type="spellEnd"/>
+      <w:r>
+        <w:t xml:space="preserve"> </w:t>
+      </w:r>
+      <w:proofErr w:type="spellStart"/>
+      <w:r>
+        <w:t>chiếu</w:t>
+      </w:r>
+      <w:proofErr w:type="spellEnd"/>
+      <w:r>
+        <w:t xml:space="preserve"> </w:t>
+      </w:r>
+      <w:proofErr w:type="spellStart"/>
+      <w:r>
+        <w:t>từng</w:t>
+      </w:r>
+      <w:proofErr w:type="spellEnd"/>
+      <w:r>
+        <w:t xml:space="preserve"> nest (</w:t>
+      </w:r>
+      <w:proofErr w:type="spellStart"/>
+      <w:r>
+        <w:t>bạn</w:t>
+      </w:r>
+      <w:proofErr w:type="spellEnd"/>
+      <w:r>
+        <w:t xml:space="preserve"> </w:t>
+      </w:r>
+      <w:proofErr w:type="spellStart"/>
+      <w:r>
+        <w:t>có</w:t>
+      </w:r>
+      <w:proofErr w:type="spellEnd"/>
+      <w:r>
+        <w:t xml:space="preserve"> </w:t>
+      </w:r>
+      <w:proofErr w:type="spellStart"/>
+      <w:r>
+        <w:t>thể</w:t>
+      </w:r>
+      <w:proofErr w:type="spellEnd"/>
+      <w:r>
+        <w:t xml:space="preserve"> </w:t>
+      </w:r>
+      <w:proofErr w:type="spellStart"/>
+      <w:r>
+        <w:t>dùng</w:t>
+      </w:r>
+      <w:proofErr w:type="spellEnd"/>
+      <w:r>
+        <w:t xml:space="preserve"> </w:t>
+      </w:r>
+      <w:proofErr w:type="spellStart"/>
+      <w:r>
+        <w:t>thư</w:t>
+      </w:r>
+      <w:proofErr w:type="spellEnd"/>
+      <w:r>
+        <w:t xml:space="preserve"> </w:t>
+      </w:r>
+      <w:proofErr w:type="spellStart"/>
+      <w:r>
+        <w:t>viện</w:t>
+      </w:r>
+      <w:proofErr w:type="spellEnd"/>
+      <w:r>
+        <w:t xml:space="preserve"> </w:t>
+      </w:r>
+      <w:proofErr w:type="spellStart"/>
+      <w:r>
+        <w:t>lodash</w:t>
+      </w:r>
+      <w:proofErr w:type="spellEnd"/>
+      <w:r>
+        <w:t xml:space="preserve"> </w:t>
+      </w:r>
+      <w:proofErr w:type="spellStart"/>
+      <w:r>
+        <w:t>để</w:t>
+      </w:r>
+      <w:proofErr w:type="spellEnd"/>
+      <w:r>
+        <w:t xml:space="preserve"> </w:t>
+      </w:r>
+      <w:proofErr w:type="spellStart"/>
+      <w:r>
+        <w:t>dùng</w:t>
+      </w:r>
+      <w:proofErr w:type="spellEnd"/>
+      <w:r>
+        <w:t xml:space="preserve"> </w:t>
+      </w:r>
+      <w:proofErr w:type="spellStart"/>
+      <w:proofErr w:type="gramStart"/>
+      <w:r>
+        <w:t>lodash.merge</w:t>
+      </w:r>
+      <w:proofErr w:type="spellEnd"/>
+      <w:proofErr w:type="gramEnd"/>
+      <w:r>
+        <w:t xml:space="preserve"> </w:t>
+      </w:r>
+      <w:proofErr w:type="spellStart"/>
+      <w:r>
+        <w:t>có</w:t>
+      </w:r>
+      <w:proofErr w:type="spellEnd"/>
+      <w:r>
+        <w:t xml:space="preserve"> </w:t>
+      </w:r>
+      <w:proofErr w:type="spellStart"/>
+      <w:r>
+        <w:t>sẵn</w:t>
+      </w:r>
+      <w:proofErr w:type="spellEnd"/>
+      <w:r>
+        <w:t xml:space="preserve"> </w:t>
+      </w:r>
+      <w:proofErr w:type="spellStart"/>
+      <w:r>
+        <w:t>mà</w:t>
+      </w:r>
+      <w:proofErr w:type="spellEnd"/>
+      <w:r>
+        <w:t xml:space="preserve"> </w:t>
+      </w:r>
+      <w:proofErr w:type="spellStart"/>
+      <w:r>
+        <w:t>không</w:t>
+      </w:r>
+      <w:proofErr w:type="spellEnd"/>
+      <w:r>
+        <w:t xml:space="preserve"> </w:t>
       </w:r>
       <w:proofErr w:type="spellStart"/>
       <w:r>
@@ -18598,7 +22149,322 @@
       </w:r>
       <w:proofErr w:type="spellEnd"/>
       <w:r>
-        <w:t xml:space="preserve"> parse </w:t>
+        <w:t xml:space="preserve"> </w:t>
+      </w:r>
+      <w:proofErr w:type="spellStart"/>
+      <w:r>
+        <w:t>tự</w:t>
+      </w:r>
+      <w:proofErr w:type="spellEnd"/>
+      <w:r>
+        <w:t xml:space="preserve"> </w:t>
+      </w:r>
+      <w:proofErr w:type="spellStart"/>
+      <w:r>
+        <w:t>viết</w:t>
+      </w:r>
+      <w:proofErr w:type="spellEnd"/>
+      <w:r>
+        <w:t>)</w:t>
+      </w:r>
+    </w:p>
+    <w:p>
+      <w:pPr>
+        <w:pStyle w:val="Content"/>
+      </w:pPr>
+      <w:r>
+        <w:t>VD:</w:t>
+      </w:r>
+    </w:p>
+    <w:p>
+      <w:pPr>
+        <w:pStyle w:val="consolas"/>
+      </w:pPr>
+      <w:r>
+        <w:t xml:space="preserve">export const </w:t>
+      </w:r>
+      <w:proofErr w:type="spellStart"/>
+      <w:r>
+        <w:t>useBoundStore</w:t>
+      </w:r>
+      <w:proofErr w:type="spellEnd"/>
+      <w:r>
+        <w:t xml:space="preserve"> = </w:t>
+      </w:r>
+      <w:proofErr w:type="gramStart"/>
+      <w:r>
+        <w:t>create(</w:t>
+      </w:r>
+      <w:proofErr w:type="gramEnd"/>
+    </w:p>
+    <w:p>
+      <w:pPr>
+        <w:pStyle w:val="consolas"/>
+      </w:pPr>
+      <w:r>
+        <w:t xml:space="preserve">  </w:t>
+      </w:r>
+      <w:proofErr w:type="gramStart"/>
+      <w:r>
+        <w:t>persist(</w:t>
+      </w:r>
+      <w:proofErr w:type="gramEnd"/>
+    </w:p>
+    <w:p>
+      <w:pPr>
+        <w:pStyle w:val="consolas"/>
+      </w:pPr>
+      <w:r>
+        <w:t xml:space="preserve">    (set, get) =&gt; ({</w:t>
+      </w:r>
+    </w:p>
+    <w:p>
+      <w:pPr>
+        <w:pStyle w:val="consolas"/>
+      </w:pPr>
+      <w:r>
+        <w:t xml:space="preserve">      foo: {</w:t>
+      </w:r>
+    </w:p>
+    <w:p>
+      <w:pPr>
+        <w:pStyle w:val="consolas"/>
+      </w:pPr>
+      <w:r>
+        <w:t xml:space="preserve">        bar: 0,</w:t>
+      </w:r>
+    </w:p>
+    <w:p>
+      <w:pPr>
+        <w:pStyle w:val="consolas"/>
+      </w:pPr>
+      <w:r>
+        <w:t xml:space="preserve">        </w:t>
+      </w:r>
+      <w:proofErr w:type="spellStart"/>
+      <w:r>
+        <w:t>baz</w:t>
+      </w:r>
+      <w:proofErr w:type="spellEnd"/>
+      <w:r>
+        <w:t>: 1,</w:t>
+      </w:r>
+    </w:p>
+    <w:p>
+      <w:pPr>
+        <w:pStyle w:val="consolas"/>
+      </w:pPr>
+      <w:r>
+        <w:t xml:space="preserve">      },</w:t>
+      </w:r>
+    </w:p>
+    <w:p>
+      <w:pPr>
+        <w:pStyle w:val="consolas"/>
+      </w:pPr>
+      <w:r>
+        <w:t xml:space="preserve">    }),</w:t>
+      </w:r>
+    </w:p>
+    <w:p>
+      <w:pPr>
+        <w:pStyle w:val="consolas"/>
+      </w:pPr>
+      <w:r>
+        <w:t xml:space="preserve">    {</w:t>
+      </w:r>
+    </w:p>
+    <w:p>
+      <w:pPr>
+        <w:pStyle w:val="consolas"/>
+      </w:pPr>
+      <w:r>
+        <w:t xml:space="preserve">      // ...</w:t>
+      </w:r>
+    </w:p>
+    <w:p>
+      <w:pPr>
+        <w:pStyle w:val="consolas"/>
+      </w:pPr>
+      <w:r>
+        <w:t xml:space="preserve">      merge: (</w:t>
+      </w:r>
+      <w:proofErr w:type="spellStart"/>
+      <w:r>
+        <w:t>persistedState</w:t>
+      </w:r>
+      <w:proofErr w:type="spellEnd"/>
+      <w:r>
+        <w:t xml:space="preserve">, </w:t>
+      </w:r>
+      <w:proofErr w:type="spellStart"/>
+      <w:r>
+        <w:t>currentState</w:t>
+      </w:r>
+      <w:proofErr w:type="spellEnd"/>
+      <w:r>
+        <w:t>) =&gt;</w:t>
+      </w:r>
+    </w:p>
+    <w:p>
+      <w:pPr>
+        <w:pStyle w:val="consolas"/>
+      </w:pPr>
+      <w:r>
+        <w:t xml:space="preserve">        </w:t>
+      </w:r>
+      <w:proofErr w:type="spellStart"/>
+      <w:proofErr w:type="gramStart"/>
+      <w:r>
+        <w:t>deepMerge</w:t>
+      </w:r>
+      <w:proofErr w:type="spellEnd"/>
+      <w:r>
+        <w:t>(</w:t>
+      </w:r>
+      <w:proofErr w:type="spellStart"/>
+      <w:proofErr w:type="gramEnd"/>
+      <w:r>
+        <w:t>currentState</w:t>
+      </w:r>
+      <w:proofErr w:type="spellEnd"/>
+      <w:r>
+        <w:t xml:space="preserve">, </w:t>
+      </w:r>
+      <w:proofErr w:type="spellStart"/>
+      <w:r>
+        <w:t>persistedState</w:t>
+      </w:r>
+      <w:proofErr w:type="spellEnd"/>
+      <w:r>
+        <w:t>),</w:t>
+      </w:r>
+    </w:p>
+    <w:p>
+      <w:pPr>
+        <w:pStyle w:val="consolas"/>
+      </w:pPr>
+      <w:r>
+        <w:t xml:space="preserve">    },</w:t>
+      </w:r>
+    </w:p>
+    <w:p>
+      <w:pPr>
+        <w:pStyle w:val="consolas"/>
+      </w:pPr>
+      <w:r>
+        <w:t xml:space="preserve">  ),</w:t>
+      </w:r>
+    </w:p>
+    <w:p>
+      <w:pPr>
+        <w:pStyle w:val="consolas"/>
+      </w:pPr>
+      <w:r>
+        <w:t>)</w:t>
+      </w:r>
+    </w:p>
+    <w:p>
+      <w:pPr>
+        <w:pStyle w:val="Heading3"/>
+      </w:pPr>
+      <w:proofErr w:type="spellStart"/>
+      <w:r>
+        <w:t>skipHydration</w:t>
+      </w:r>
+      <w:proofErr w:type="spellEnd"/>
+    </w:p>
+    <w:p>
+      <w:pPr>
+        <w:pStyle w:val="Content"/>
+      </w:pPr>
+      <w:proofErr w:type="spellStart"/>
+      <w:r>
+        <w:t>Mặc</w:t>
+      </w:r>
+      <w:proofErr w:type="spellEnd"/>
+      <w:r>
+        <w:t xml:space="preserve"> </w:t>
+      </w:r>
+      <w:proofErr w:type="spellStart"/>
+      <w:r>
+        <w:t>định</w:t>
+      </w:r>
+      <w:proofErr w:type="spellEnd"/>
+      <w:r>
+        <w:t xml:space="preserve"> hydration </w:t>
+      </w:r>
+      <w:proofErr w:type="spellStart"/>
+      <w:r>
+        <w:t>sẽ</w:t>
+      </w:r>
+      <w:proofErr w:type="spellEnd"/>
+      <w:r>
+        <w:t xml:space="preserve"> </w:t>
+      </w:r>
+      <w:proofErr w:type="spellStart"/>
+      <w:r>
+        <w:t>chạy</w:t>
+      </w:r>
+      <w:proofErr w:type="spellEnd"/>
+      <w:r>
+        <w:t xml:space="preserve"> </w:t>
+      </w:r>
+      <w:proofErr w:type="spellStart"/>
+      <w:r>
+        <w:t>khi</w:t>
+      </w:r>
+      <w:proofErr w:type="spellEnd"/>
+      <w:r>
+        <w:t xml:space="preserve"> </w:t>
+      </w:r>
+      <w:proofErr w:type="spellStart"/>
+      <w:r>
+        <w:t>bắt</w:t>
+      </w:r>
+      <w:proofErr w:type="spellEnd"/>
+      <w:r>
+        <w:t xml:space="preserve"> </w:t>
+      </w:r>
+      <w:proofErr w:type="spellStart"/>
+      <w:r>
+        <w:t>đầu</w:t>
+      </w:r>
+      <w:proofErr w:type="spellEnd"/>
+      <w:r>
+        <w:t xml:space="preserve"> </w:t>
+      </w:r>
+      <w:proofErr w:type="spellStart"/>
+      <w:r>
+        <w:t>chương</w:t>
+      </w:r>
+      <w:proofErr w:type="spellEnd"/>
+      <w:r>
+        <w:t xml:space="preserve"> </w:t>
+      </w:r>
+      <w:proofErr w:type="spellStart"/>
+      <w:r>
+        <w:t>trình</w:t>
+      </w:r>
+      <w:proofErr w:type="spellEnd"/>
+      <w:r>
+        <w:t xml:space="preserve">, </w:t>
+      </w:r>
+      <w:proofErr w:type="spellStart"/>
+      <w:r>
+        <w:t>tuy</w:t>
+      </w:r>
+      <w:proofErr w:type="spellEnd"/>
+      <w:r>
+        <w:t xml:space="preserve"> </w:t>
+      </w:r>
+      <w:proofErr w:type="spellStart"/>
+      <w:r>
+        <w:t>nhiên</w:t>
+      </w:r>
+      <w:proofErr w:type="spellEnd"/>
+      <w:r>
+        <w:t xml:space="preserve"> </w:t>
       </w:r>
       <w:proofErr w:type="spellStart"/>
       <w:r>
@@ -18610,6 +22476,1041 @@
       </w:r>
       <w:proofErr w:type="spellStart"/>
       <w:r>
+        <w:t>chương</w:t>
+      </w:r>
+      <w:proofErr w:type="spellEnd"/>
+      <w:r>
+        <w:t xml:space="preserve"> </w:t>
+      </w:r>
+      <w:proofErr w:type="spellStart"/>
+      <w:r>
+        <w:t>trình</w:t>
+      </w:r>
+      <w:proofErr w:type="spellEnd"/>
+      <w:r>
+        <w:t xml:space="preserve"> </w:t>
+      </w:r>
+      <w:proofErr w:type="spellStart"/>
+      <w:r>
+        <w:t>là</w:t>
+      </w:r>
+      <w:proofErr w:type="spellEnd"/>
+      <w:r>
+        <w:t xml:space="preserve"> </w:t>
+      </w:r>
+      <w:proofErr w:type="spellStart"/>
+      <w:r>
+        <w:t>SSR</w:t>
+      </w:r>
+      <w:proofErr w:type="spellEnd"/>
+      <w:r>
+        <w:t xml:space="preserve"> </w:t>
+      </w:r>
+      <w:proofErr w:type="spellStart"/>
+      <w:r>
+        <w:t>và</w:t>
+      </w:r>
+      <w:proofErr w:type="spellEnd"/>
+      <w:r>
+        <w:t xml:space="preserve"> </w:t>
+      </w:r>
+      <w:proofErr w:type="spellStart"/>
+      <w:r>
+        <w:t>có</w:t>
+      </w:r>
+      <w:proofErr w:type="spellEnd"/>
+      <w:r>
+        <w:t xml:space="preserve"> logic </w:t>
+      </w:r>
+      <w:proofErr w:type="spellStart"/>
+      <w:r>
+        <w:t>liên</w:t>
+      </w:r>
+      <w:proofErr w:type="spellEnd"/>
+      <w:r>
+        <w:t xml:space="preserve"> </w:t>
+      </w:r>
+      <w:proofErr w:type="spellStart"/>
+      <w:r>
+        <w:t>quan</w:t>
+      </w:r>
+      <w:proofErr w:type="spellEnd"/>
+      <w:r>
+        <w:t xml:space="preserve"> </w:t>
+      </w:r>
+      <w:proofErr w:type="spellStart"/>
+      <w:r>
+        <w:t>đến</w:t>
+      </w:r>
+      <w:proofErr w:type="spellEnd"/>
+      <w:r>
+        <w:t xml:space="preserve"> client side </w:t>
+      </w:r>
+      <w:proofErr w:type="spellStart"/>
+      <w:r>
+        <w:t>thì</w:t>
+      </w:r>
+      <w:proofErr w:type="spellEnd"/>
+      <w:r>
+        <w:t xml:space="preserve"> </w:t>
+      </w:r>
+      <w:proofErr w:type="spellStart"/>
+      <w:r>
+        <w:t>việc</w:t>
+      </w:r>
+      <w:proofErr w:type="spellEnd"/>
+      <w:r>
+        <w:t xml:space="preserve"> hydration </w:t>
+      </w:r>
+      <w:proofErr w:type="spellStart"/>
+      <w:r>
+        <w:t>sẽ</w:t>
+      </w:r>
+      <w:proofErr w:type="spellEnd"/>
+      <w:r>
+        <w:t xml:space="preserve"> </w:t>
+      </w:r>
+      <w:proofErr w:type="spellStart"/>
+      <w:r>
+        <w:t>bị</w:t>
+      </w:r>
+      <w:proofErr w:type="spellEnd"/>
+      <w:r>
+        <w:t xml:space="preserve"> </w:t>
+      </w:r>
+      <w:proofErr w:type="spellStart"/>
+      <w:r>
+        <w:t>lỗi</w:t>
+      </w:r>
+      <w:proofErr w:type="spellEnd"/>
+      <w:r>
+        <w:t xml:space="preserve"> </w:t>
+      </w:r>
+      <w:proofErr w:type="spellStart"/>
+      <w:r>
+        <w:t>chẳng</w:t>
+      </w:r>
+      <w:proofErr w:type="spellEnd"/>
+      <w:r>
+        <w:t xml:space="preserve"> </w:t>
+      </w:r>
+      <w:proofErr w:type="spellStart"/>
+      <w:r>
+        <w:t>hạn</w:t>
+      </w:r>
+      <w:proofErr w:type="spellEnd"/>
+      <w:r>
+        <w:t xml:space="preserve"> </w:t>
+      </w:r>
+      <w:proofErr w:type="spellStart"/>
+      <w:r>
+        <w:t>như</w:t>
+      </w:r>
+      <w:proofErr w:type="spellEnd"/>
+      <w:r>
+        <w:t xml:space="preserve"> </w:t>
+      </w:r>
+      <w:proofErr w:type="spellStart"/>
+      <w:r>
+        <w:t>không</w:t>
+      </w:r>
+      <w:proofErr w:type="spellEnd"/>
+      <w:r>
+        <w:t xml:space="preserve"> </w:t>
+      </w:r>
+      <w:proofErr w:type="spellStart"/>
+      <w:r>
+        <w:t>có</w:t>
+      </w:r>
+      <w:proofErr w:type="spellEnd"/>
+      <w:r>
+        <w:t xml:space="preserve"> </w:t>
+      </w:r>
+      <w:proofErr w:type="spellStart"/>
+      <w:r>
+        <w:t>localStorage</w:t>
+      </w:r>
+      <w:proofErr w:type="spellEnd"/>
+      <w:r>
+        <w:t>.</w:t>
+      </w:r>
+    </w:p>
+    <w:p>
+      <w:pPr>
+        <w:pStyle w:val="Content"/>
+      </w:pPr>
+      <w:proofErr w:type="spellStart"/>
+      <w:r>
+        <w:t>Giải</w:t>
+      </w:r>
+      <w:proofErr w:type="spellEnd"/>
+      <w:r>
+        <w:t xml:space="preserve"> </w:t>
+      </w:r>
+      <w:proofErr w:type="spellStart"/>
+      <w:r>
+        <w:t>pháp</w:t>
+      </w:r>
+      <w:proofErr w:type="spellEnd"/>
+      <w:r>
+        <w:t xml:space="preserve">: </w:t>
+      </w:r>
+      <w:proofErr w:type="spellStart"/>
+      <w:r>
+        <w:t>dùng</w:t>
+      </w:r>
+      <w:proofErr w:type="spellEnd"/>
+      <w:r>
+        <w:t xml:space="preserve"> </w:t>
+      </w:r>
+      <w:proofErr w:type="spellStart"/>
+      <w:r>
+        <w:t>skipHydration</w:t>
+      </w:r>
+      <w:proofErr w:type="spellEnd"/>
+      <w:r>
+        <w:t xml:space="preserve"> </w:t>
+      </w:r>
+      <w:proofErr w:type="spellStart"/>
+      <w:r>
+        <w:t>và</w:t>
+      </w:r>
+      <w:proofErr w:type="spellEnd"/>
+      <w:r>
+        <w:t xml:space="preserve"> </w:t>
+      </w:r>
+      <w:proofErr w:type="spellStart"/>
+      <w:r>
+        <w:t>chỉ</w:t>
+      </w:r>
+      <w:proofErr w:type="spellEnd"/>
+      <w:r>
+        <w:t xml:space="preserve"> </w:t>
+      </w:r>
+      <w:proofErr w:type="gramStart"/>
+      <w:r>
+        <w:t>rehydrate(</w:t>
+      </w:r>
+      <w:proofErr w:type="gramEnd"/>
+      <w:r>
+        <w:t xml:space="preserve">) </w:t>
+      </w:r>
+      <w:proofErr w:type="spellStart"/>
+      <w:r>
+        <w:t>khi</w:t>
+      </w:r>
+      <w:proofErr w:type="spellEnd"/>
+      <w:r>
+        <w:t xml:space="preserve"> </w:t>
+      </w:r>
+      <w:proofErr w:type="spellStart"/>
+      <w:r>
+        <w:t>đã</w:t>
+      </w:r>
+      <w:proofErr w:type="spellEnd"/>
+      <w:r>
+        <w:t xml:space="preserve"> render </w:t>
+      </w:r>
+      <w:proofErr w:type="spellStart"/>
+      <w:r>
+        <w:t>xong</w:t>
+      </w:r>
+      <w:proofErr w:type="spellEnd"/>
+    </w:p>
+    <w:p>
+      <w:pPr>
+        <w:pStyle w:val="Content"/>
+      </w:pPr>
+      <w:r>
+        <w:t>VD:</w:t>
+      </w:r>
+    </w:p>
+    <w:p>
+      <w:pPr>
+        <w:pStyle w:val="consolas"/>
+      </w:pPr>
+      <w:r>
+        <w:t>{</w:t>
+      </w:r>
+    </w:p>
+    <w:p>
+      <w:pPr>
+        <w:pStyle w:val="consolas"/>
+      </w:pPr>
+      <w:r>
+        <w:t xml:space="preserve">      name: 'app-storage',</w:t>
+      </w:r>
+    </w:p>
+    <w:p>
+      <w:pPr>
+        <w:pStyle w:val="consolas"/>
+      </w:pPr>
+      <w:r>
+        <w:t xml:space="preserve">      </w:t>
+      </w:r>
+      <w:proofErr w:type="spellStart"/>
+      <w:r>
+        <w:t>skipHydration</w:t>
+      </w:r>
+      <w:proofErr w:type="spellEnd"/>
+      <w:r>
+        <w:t xml:space="preserve">: true, // </w:t>
+      </w:r>
+      <w:proofErr w:type="spellStart"/>
+      <w:r>
+        <w:t>không</w:t>
+      </w:r>
+      <w:proofErr w:type="spellEnd"/>
+      <w:r>
+        <w:t xml:space="preserve"> auto hydrate</w:t>
+      </w:r>
+    </w:p>
+    <w:p>
+      <w:pPr>
+        <w:pStyle w:val="consolas"/>
+      </w:pPr>
+      <w:r>
+        <w:t xml:space="preserve"> </w:t>
+      </w:r>
+      <w:r>
+        <w:t>},</w:t>
+      </w:r>
+    </w:p>
+    <w:p>
+      <w:pPr>
+        <w:pStyle w:val="Content"/>
+      </w:pPr>
+      <w:r>
+        <w:t>…</w:t>
+      </w:r>
+    </w:p>
+    <w:p>
+      <w:pPr>
+        <w:pStyle w:val="consolas"/>
+      </w:pPr>
+      <w:proofErr w:type="spellStart"/>
+      <w:proofErr w:type="gramStart"/>
+      <w:r>
+        <w:t>useEffect</w:t>
+      </w:r>
+      <w:proofErr w:type="spellEnd"/>
+      <w:r>
+        <w:t>(</w:t>
+      </w:r>
+      <w:proofErr w:type="gramEnd"/>
+      <w:r>
+        <w:t>() =&gt; {</w:t>
+      </w:r>
+    </w:p>
+    <w:p>
+      <w:pPr>
+        <w:pStyle w:val="consolas"/>
+      </w:pPr>
+      <w:r>
+        <w:t xml:space="preserve">    // </w:t>
+      </w:r>
+      <w:proofErr w:type="spellStart"/>
+      <w:r>
+        <w:t>chủ</w:t>
+      </w:r>
+      <w:proofErr w:type="spellEnd"/>
+      <w:r>
+        <w:t xml:space="preserve"> </w:t>
+      </w:r>
+      <w:proofErr w:type="spellStart"/>
+      <w:r>
+        <w:t>động</w:t>
+      </w:r>
+      <w:proofErr w:type="spellEnd"/>
+      <w:r>
+        <w:t xml:space="preserve"> hydrate </w:t>
+      </w:r>
+      <w:proofErr w:type="spellStart"/>
+      <w:r>
+        <w:t>sau</w:t>
+      </w:r>
+      <w:proofErr w:type="spellEnd"/>
+      <w:r>
+        <w:t xml:space="preserve"> </w:t>
+      </w:r>
+      <w:proofErr w:type="spellStart"/>
+      <w:r>
+        <w:t>khi</w:t>
+      </w:r>
+      <w:proofErr w:type="spellEnd"/>
+      <w:r>
+        <w:t xml:space="preserve"> component mount</w:t>
+      </w:r>
+    </w:p>
+    <w:p>
+      <w:pPr>
+        <w:pStyle w:val="consolas"/>
+      </w:pPr>
+      <w:r>
+        <w:t xml:space="preserve">    </w:t>
+      </w:r>
+      <w:proofErr w:type="spellStart"/>
+      <w:proofErr w:type="gramStart"/>
+      <w:r>
+        <w:t>useBoundStore.persist.rehydrate</w:t>
+      </w:r>
+      <w:proofErr w:type="spellEnd"/>
+      <w:proofErr w:type="gramEnd"/>
+      <w:r>
+        <w:t>()</w:t>
+      </w:r>
+    </w:p>
+    <w:p>
+      <w:pPr>
+        <w:pStyle w:val="consolas"/>
+      </w:pPr>
+      <w:r>
+        <w:t xml:space="preserve">  }, [])</w:t>
+      </w:r>
+    </w:p>
+    <w:p>
+      <w:pPr>
+        <w:pStyle w:val="Heading2"/>
+      </w:pPr>
+      <w:r>
+        <w:t>API</w:t>
+      </w:r>
+    </w:p>
+    <w:p>
+      <w:pPr>
+        <w:pStyle w:val="Content"/>
+      </w:pPr>
+      <w:r>
+        <w:t xml:space="preserve">Persist API </w:t>
+      </w:r>
+      <w:proofErr w:type="spellStart"/>
+      <w:r>
+        <w:t>cho</w:t>
+      </w:r>
+      <w:proofErr w:type="spellEnd"/>
+      <w:r>
+        <w:t xml:space="preserve"> </w:t>
+      </w:r>
+      <w:proofErr w:type="spellStart"/>
+      <w:r>
+        <w:t>phép</w:t>
+      </w:r>
+      <w:proofErr w:type="spellEnd"/>
+      <w:r>
+        <w:t xml:space="preserve"> </w:t>
+      </w:r>
+      <w:proofErr w:type="spellStart"/>
+      <w:r>
+        <w:t>bạn</w:t>
+      </w:r>
+      <w:proofErr w:type="spellEnd"/>
+      <w:r>
+        <w:t xml:space="preserve"> </w:t>
+      </w:r>
+      <w:proofErr w:type="spellStart"/>
+      <w:r>
+        <w:t>sử</w:t>
+      </w:r>
+      <w:proofErr w:type="spellEnd"/>
+      <w:r>
+        <w:t xml:space="preserve"> </w:t>
+      </w:r>
+      <w:proofErr w:type="spellStart"/>
+      <w:r>
+        <w:t>dụng</w:t>
+      </w:r>
+      <w:proofErr w:type="spellEnd"/>
+      <w:r>
+        <w:t xml:space="preserve"> </w:t>
+      </w:r>
+      <w:proofErr w:type="spellStart"/>
+      <w:r>
+        <w:t>một</w:t>
+      </w:r>
+      <w:proofErr w:type="spellEnd"/>
+      <w:r>
+        <w:t xml:space="preserve"> </w:t>
+      </w:r>
+      <w:proofErr w:type="spellStart"/>
+      <w:r>
+        <w:t>số</w:t>
+      </w:r>
+      <w:proofErr w:type="spellEnd"/>
+      <w:r>
+        <w:t xml:space="preserve"> </w:t>
+      </w:r>
+      <w:proofErr w:type="spellStart"/>
+      <w:r>
+        <w:t>phương</w:t>
+      </w:r>
+      <w:proofErr w:type="spellEnd"/>
+      <w:r>
+        <w:t xml:space="preserve"> </w:t>
+      </w:r>
+      <w:proofErr w:type="spellStart"/>
+      <w:r>
+        <w:t>thức</w:t>
+      </w:r>
+      <w:proofErr w:type="spellEnd"/>
+      <w:r>
+        <w:t xml:space="preserve"> </w:t>
+      </w:r>
+      <w:proofErr w:type="spellStart"/>
+      <w:r>
+        <w:t>tương</w:t>
+      </w:r>
+      <w:proofErr w:type="spellEnd"/>
+      <w:r>
+        <w:t xml:space="preserve"> </w:t>
+      </w:r>
+      <w:proofErr w:type="spellStart"/>
+      <w:r>
+        <w:t>tác</w:t>
+      </w:r>
+      <w:proofErr w:type="spellEnd"/>
+      <w:r>
+        <w:t xml:space="preserve"> </w:t>
+      </w:r>
+      <w:proofErr w:type="spellStart"/>
+      <w:r>
+        <w:t>với</w:t>
+      </w:r>
+      <w:proofErr w:type="spellEnd"/>
+      <w:r>
+        <w:t xml:space="preserve"> middleware </w:t>
+      </w:r>
+      <w:proofErr w:type="spellStart"/>
+      <w:r>
+        <w:t>bên</w:t>
+      </w:r>
+      <w:proofErr w:type="spellEnd"/>
+      <w:r>
+        <w:t xml:space="preserve"> </w:t>
+      </w:r>
+      <w:proofErr w:type="spellStart"/>
+      <w:r>
+        <w:t>trong</w:t>
+      </w:r>
+      <w:proofErr w:type="spellEnd"/>
+      <w:r>
+        <w:t xml:space="preserve"> </w:t>
+      </w:r>
+      <w:proofErr w:type="spellStart"/>
+      <w:r>
+        <w:t>hoặc</w:t>
+      </w:r>
+      <w:proofErr w:type="spellEnd"/>
+      <w:r>
+        <w:t xml:space="preserve"> </w:t>
+      </w:r>
+      <w:proofErr w:type="spellStart"/>
+      <w:r>
+        <w:t>bên</w:t>
+      </w:r>
+      <w:proofErr w:type="spellEnd"/>
+      <w:r>
+        <w:t xml:space="preserve"> </w:t>
+      </w:r>
+      <w:proofErr w:type="spellStart"/>
+      <w:r>
+        <w:t>ngoài</w:t>
+      </w:r>
+      <w:proofErr w:type="spellEnd"/>
+      <w:r>
+        <w:t xml:space="preserve"> component.</w:t>
+      </w:r>
+    </w:p>
+    <w:p>
+      <w:pPr>
+        <w:pStyle w:val="Heading3"/>
+      </w:pPr>
+      <w:proofErr w:type="spellStart"/>
+      <w:r>
+        <w:t>getOptions</w:t>
+      </w:r>
+      <w:proofErr w:type="spellEnd"/>
+    </w:p>
+    <w:p>
+      <w:pPr>
+        <w:pStyle w:val="Content"/>
+      </w:pPr>
+      <w:proofErr w:type="spellStart"/>
+      <w:r>
+        <w:t>Dùng</w:t>
+      </w:r>
+      <w:proofErr w:type="spellEnd"/>
+      <w:r>
+        <w:t xml:space="preserve"> </w:t>
+      </w:r>
+      <w:proofErr w:type="spellStart"/>
+      <w:r>
+        <w:t>để</w:t>
+      </w:r>
+      <w:proofErr w:type="spellEnd"/>
+      <w:r>
+        <w:t xml:space="preserve"> </w:t>
+      </w:r>
+      <w:proofErr w:type="spellStart"/>
+      <w:r>
+        <w:t>thay</w:t>
+      </w:r>
+      <w:proofErr w:type="spellEnd"/>
+      <w:r>
+        <w:t xml:space="preserve"> </w:t>
+      </w:r>
+      <w:proofErr w:type="spellStart"/>
+      <w:r>
+        <w:t>đổi</w:t>
+      </w:r>
+      <w:proofErr w:type="spellEnd"/>
+      <w:r>
+        <w:t xml:space="preserve"> </w:t>
+      </w:r>
+      <w:proofErr w:type="spellStart"/>
+      <w:r>
+        <w:t>các</w:t>
+      </w:r>
+      <w:proofErr w:type="spellEnd"/>
+      <w:r>
+        <w:t xml:space="preserve"> </w:t>
+      </w:r>
+      <w:proofErr w:type="spellStart"/>
+      <w:r>
+        <w:t>cấu</w:t>
+      </w:r>
+      <w:proofErr w:type="spellEnd"/>
+      <w:r>
+        <w:t xml:space="preserve"> </w:t>
+      </w:r>
+      <w:proofErr w:type="spellStart"/>
+      <w:r>
+        <w:t>hình</w:t>
+      </w:r>
+      <w:proofErr w:type="spellEnd"/>
+      <w:r>
+        <w:t xml:space="preserve"> </w:t>
+      </w:r>
+      <w:proofErr w:type="spellStart"/>
+      <w:r>
+        <w:t>trong</w:t>
+      </w:r>
+      <w:proofErr w:type="spellEnd"/>
+      <w:r>
+        <w:t xml:space="preserve"> persist </w:t>
+      </w:r>
+      <w:proofErr w:type="spellStart"/>
+      <w:r>
+        <w:t>ngay</w:t>
+      </w:r>
+      <w:proofErr w:type="spellEnd"/>
+      <w:r>
+        <w:t xml:space="preserve"> </w:t>
+      </w:r>
+      <w:proofErr w:type="spellStart"/>
+      <w:r>
+        <w:t>khi</w:t>
+      </w:r>
+      <w:proofErr w:type="spellEnd"/>
+      <w:r>
+        <w:t xml:space="preserve"> app </w:t>
+      </w:r>
+      <w:proofErr w:type="spellStart"/>
+      <w:r>
+        <w:t>đang</w:t>
+      </w:r>
+      <w:proofErr w:type="spellEnd"/>
+      <w:r>
+        <w:t xml:space="preserve"> </w:t>
+      </w:r>
+      <w:proofErr w:type="spellStart"/>
+      <w:r>
+        <w:t>chạy</w:t>
+      </w:r>
+      <w:proofErr w:type="spellEnd"/>
+      <w:r>
+        <w:t xml:space="preserve">, </w:t>
+      </w:r>
+      <w:proofErr w:type="spellStart"/>
+      <w:r>
+        <w:t>cấu</w:t>
+      </w:r>
+      <w:proofErr w:type="spellEnd"/>
+      <w:r>
+        <w:t xml:space="preserve"> </w:t>
+      </w:r>
+      <w:proofErr w:type="spellStart"/>
+      <w:r>
+        <w:t>hình</w:t>
+      </w:r>
+      <w:proofErr w:type="spellEnd"/>
+      <w:r>
+        <w:t xml:space="preserve"> </w:t>
+      </w:r>
+      <w:proofErr w:type="spellStart"/>
+      <w:r>
+        <w:t>này</w:t>
+      </w:r>
+      <w:proofErr w:type="spellEnd"/>
+      <w:r>
+        <w:t xml:space="preserve"> </w:t>
+      </w:r>
+      <w:proofErr w:type="spellStart"/>
+      <w:r>
+        <w:t>sẽ</w:t>
+      </w:r>
+      <w:proofErr w:type="spellEnd"/>
+      <w:r>
+        <w:t xml:space="preserve"> merge </w:t>
+      </w:r>
+      <w:proofErr w:type="spellStart"/>
+      <w:r>
+        <w:t>vào</w:t>
+      </w:r>
+      <w:proofErr w:type="spellEnd"/>
+      <w:r>
+        <w:t xml:space="preserve"> options </w:t>
+      </w:r>
+      <w:proofErr w:type="spellStart"/>
+      <w:r>
+        <w:t>cũ</w:t>
+      </w:r>
+      <w:proofErr w:type="spellEnd"/>
+      <w:r>
+        <w:t xml:space="preserve"> </w:t>
+      </w:r>
+      <w:proofErr w:type="spellStart"/>
+      <w:r>
+        <w:t>chứ</w:t>
+      </w:r>
+      <w:proofErr w:type="spellEnd"/>
+      <w:r>
+        <w:t xml:space="preserve"> </w:t>
+      </w:r>
+      <w:proofErr w:type="spellStart"/>
+      <w:r>
+        <w:t>không</w:t>
+      </w:r>
+      <w:proofErr w:type="spellEnd"/>
+      <w:r>
+        <w:t xml:space="preserve"> overwrite</w:t>
+      </w:r>
+      <w:r>
+        <w:t xml:space="preserve"> </w:t>
+      </w:r>
+      <w:proofErr w:type="spellStart"/>
+      <w:r>
+        <w:t>toàn</w:t>
+      </w:r>
+      <w:proofErr w:type="spellEnd"/>
+      <w:r>
+        <w:t xml:space="preserve"> </w:t>
+      </w:r>
+      <w:proofErr w:type="spellStart"/>
+      <w:r>
+        <w:t>bộ</w:t>
+      </w:r>
+      <w:proofErr w:type="spellEnd"/>
+    </w:p>
+    <w:p>
+      <w:pPr>
+        <w:pStyle w:val="Content"/>
+      </w:pPr>
+      <w:proofErr w:type="spellStart"/>
+      <w:r>
+        <w:lastRenderedPageBreak/>
+        <w:t>Chẳng</w:t>
+      </w:r>
+      <w:proofErr w:type="spellEnd"/>
+      <w:r>
+        <w:t xml:space="preserve"> </w:t>
+      </w:r>
+      <w:proofErr w:type="spellStart"/>
+      <w:r>
+        <w:t>hạn</w:t>
+      </w:r>
+      <w:proofErr w:type="spellEnd"/>
+      <w:r>
+        <w:t xml:space="preserve"> </w:t>
+      </w:r>
+      <w:proofErr w:type="spellStart"/>
+      <w:r>
+        <w:t>như</w:t>
+      </w:r>
+      <w:proofErr w:type="spellEnd"/>
+      <w:r>
+        <w:t xml:space="preserve"> </w:t>
+      </w:r>
+      <w:proofErr w:type="spellStart"/>
+      <w:r>
+        <w:t>đổi</w:t>
+      </w:r>
+      <w:proofErr w:type="spellEnd"/>
+      <w:r>
+        <w:t xml:space="preserve"> </w:t>
+      </w:r>
+      <w:proofErr w:type="spellStart"/>
+      <w:r>
+        <w:t>tên</w:t>
+      </w:r>
+      <w:proofErr w:type="spellEnd"/>
+      <w:r>
+        <w:t xml:space="preserve"> store</w:t>
+      </w:r>
+    </w:p>
+    <w:p>
+      <w:pPr>
+        <w:pStyle w:val="consolas"/>
+      </w:pPr>
+      <w:proofErr w:type="spellStart"/>
+      <w:proofErr w:type="gramStart"/>
+      <w:r>
+        <w:t>useBoundStore.persist.setOptions</w:t>
+      </w:r>
+      <w:proofErr w:type="spellEnd"/>
+      <w:proofErr w:type="gramEnd"/>
+      <w:r>
+        <w:t>({</w:t>
+      </w:r>
+    </w:p>
+    <w:p>
+      <w:pPr>
+        <w:pStyle w:val="consolas"/>
+      </w:pPr>
+      <w:r>
+        <w:t xml:space="preserve">  name: '</w:t>
+      </w:r>
+      <w:proofErr w:type="gramStart"/>
+      <w:r>
+        <w:t>new-name</w:t>
+      </w:r>
+      <w:proofErr w:type="gramEnd"/>
+      <w:r>
+        <w:t>',</w:t>
+      </w:r>
+    </w:p>
+    <w:p>
+      <w:pPr>
+        <w:pStyle w:val="consolas"/>
+      </w:pPr>
+      <w:r>
+        <w:t>})</w:t>
+      </w:r>
+    </w:p>
+    <w:p>
+      <w:pPr>
+        <w:pStyle w:val="Heading3"/>
+      </w:pPr>
+      <w:proofErr w:type="spellStart"/>
+      <w:r>
+        <w:t>clearStorage</w:t>
+      </w:r>
+      <w:proofErr w:type="spellEnd"/>
+    </w:p>
+    <w:p>
+      <w:pPr>
+        <w:pStyle w:val="Content"/>
+      </w:pPr>
+      <w:proofErr w:type="spellStart"/>
+      <w:r>
+        <w:t>Xóa</w:t>
+      </w:r>
+      <w:proofErr w:type="spellEnd"/>
+      <w:r>
+        <w:t xml:space="preserve"> </w:t>
+      </w:r>
+      <w:proofErr w:type="spellStart"/>
+      <w:r>
+        <w:t>dữ</w:t>
+      </w:r>
+      <w:proofErr w:type="spellEnd"/>
+      <w:r>
+        <w:t xml:space="preserve"> </w:t>
+      </w:r>
+      <w:proofErr w:type="spellStart"/>
+      <w:r>
+        <w:t>liệu</w:t>
+      </w:r>
+      <w:proofErr w:type="spellEnd"/>
+      <w:r>
+        <w:t xml:space="preserve"> store </w:t>
+      </w:r>
+      <w:proofErr w:type="spellStart"/>
+      <w:r>
+        <w:t>ứng</w:t>
+      </w:r>
+      <w:proofErr w:type="spellEnd"/>
+      <w:r>
+        <w:t xml:space="preserve"> </w:t>
+      </w:r>
+      <w:proofErr w:type="spellStart"/>
+      <w:r>
+        <w:t>với</w:t>
+      </w:r>
+      <w:proofErr w:type="spellEnd"/>
+      <w:r>
+        <w:t xml:space="preserve"> name </w:t>
+      </w:r>
+      <w:proofErr w:type="spellStart"/>
+      <w:r>
+        <w:t>đã</w:t>
+      </w:r>
+      <w:proofErr w:type="spellEnd"/>
+      <w:r>
+        <w:t xml:space="preserve"> config, </w:t>
+      </w:r>
+      <w:proofErr w:type="spellStart"/>
+      <w:r>
+        <w:t>nhưng</w:t>
+      </w:r>
+      <w:proofErr w:type="spellEnd"/>
+      <w:r>
+        <w:t xml:space="preserve"> </w:t>
+      </w:r>
+      <w:proofErr w:type="spellStart"/>
+      <w:r>
+        <w:t>nó</w:t>
+      </w:r>
+      <w:proofErr w:type="spellEnd"/>
+      <w:r>
+        <w:t xml:space="preserve"> </w:t>
+      </w:r>
+      <w:proofErr w:type="spellStart"/>
+      <w:r>
+        <w:t>không</w:t>
+      </w:r>
+      <w:proofErr w:type="spellEnd"/>
+      <w:r>
+        <w:t xml:space="preserve"> </w:t>
+      </w:r>
+      <w:proofErr w:type="spellStart"/>
+      <w:r>
+        <w:t>xóa</w:t>
+      </w:r>
+      <w:proofErr w:type="spellEnd"/>
+      <w:r>
+        <w:t xml:space="preserve"> </w:t>
+      </w:r>
+      <w:proofErr w:type="spellStart"/>
+      <w:r>
+        <w:t>dữ</w:t>
+      </w:r>
+      <w:proofErr w:type="spellEnd"/>
+      <w:r>
+        <w:t xml:space="preserve"> </w:t>
+      </w:r>
+      <w:proofErr w:type="spellStart"/>
+      <w:r>
+        <w:t>liệu</w:t>
+      </w:r>
+      <w:proofErr w:type="spellEnd"/>
+      <w:r>
+        <w:t xml:space="preserve"> state</w:t>
+      </w:r>
+    </w:p>
+    <w:p>
+      <w:pPr>
+        <w:pStyle w:val="Content"/>
+      </w:pPr>
+      <w:proofErr w:type="spellStart"/>
+      <w:r>
+        <w:t>Thường</w:t>
+      </w:r>
+      <w:proofErr w:type="spellEnd"/>
+      <w:r>
+        <w:t xml:space="preserve"> </w:t>
+      </w:r>
+      <w:proofErr w:type="spellStart"/>
+      <w:r>
+        <w:t>dùng</w:t>
+      </w:r>
+      <w:proofErr w:type="spellEnd"/>
+      <w:r>
+        <w:t xml:space="preserve"> </w:t>
+      </w:r>
+      <w:proofErr w:type="spellStart"/>
+      <w:r>
+        <w:t>trong</w:t>
+      </w:r>
+      <w:proofErr w:type="spellEnd"/>
+      <w:r>
+        <w:t xml:space="preserve"> reset </w:t>
+      </w:r>
+      <w:proofErr w:type="spellStart"/>
+      <w:r>
+        <w:t>cấu</w:t>
+      </w:r>
+      <w:proofErr w:type="spellEnd"/>
+      <w:r>
+        <w:t xml:space="preserve"> </w:t>
+      </w:r>
+      <w:proofErr w:type="spellStart"/>
+      <w:r>
+        <w:t>hình</w:t>
+      </w:r>
+      <w:proofErr w:type="spellEnd"/>
+      <w:r>
+        <w:t xml:space="preserve"> app, </w:t>
+      </w:r>
+      <w:proofErr w:type="spellStart"/>
+      <w:r>
+        <w:t>xóa</w:t>
+      </w:r>
+      <w:proofErr w:type="spellEnd"/>
+      <w:r>
+        <w:t xml:space="preserve"> </w:t>
+      </w:r>
+      <w:proofErr w:type="spellStart"/>
+      <w:r>
+        <w:t>dữ</w:t>
+      </w:r>
+      <w:proofErr w:type="spellEnd"/>
+      <w:r>
+        <w:t xml:space="preserve"> </w:t>
+      </w:r>
+      <w:proofErr w:type="spellStart"/>
+      <w:r>
+        <w:t>liệu</w:t>
+      </w:r>
+      <w:proofErr w:type="spellEnd"/>
+      <w:r>
+        <w:t xml:space="preserve"> ng </w:t>
+      </w:r>
+      <w:proofErr w:type="spellStart"/>
+      <w:r>
+        <w:t>dùng</w:t>
+      </w:r>
+      <w:proofErr w:type="spellEnd"/>
+      <w:r>
+        <w:t xml:space="preserve"> </w:t>
+      </w:r>
+      <w:proofErr w:type="spellStart"/>
+      <w:r>
+        <w:t>đã</w:t>
+      </w:r>
+      <w:proofErr w:type="spellEnd"/>
+      <w:r>
+        <w:t xml:space="preserve"> </w:t>
+      </w:r>
+      <w:proofErr w:type="spellStart"/>
+      <w:r>
+        <w:t>lưu</w:t>
+      </w:r>
+      <w:proofErr w:type="spellEnd"/>
+    </w:p>
+    <w:p>
+      <w:pPr>
+        <w:pStyle w:val="Content"/>
+      </w:pPr>
+      <w:proofErr w:type="spellStart"/>
+      <w:r>
+        <w:t>Nếu</w:t>
+      </w:r>
+      <w:proofErr w:type="spellEnd"/>
+      <w:r>
+        <w:t xml:space="preserve"> </w:t>
+      </w:r>
+      <w:proofErr w:type="spellStart"/>
+      <w:r>
         <w:t>muốn</w:t>
       </w:r>
       <w:proofErr w:type="spellEnd"/>
@@ -18618,6 +23519,302 @@
       </w:r>
       <w:proofErr w:type="spellStart"/>
       <w:r>
+        <w:t>xóa</w:t>
+      </w:r>
+      <w:proofErr w:type="spellEnd"/>
+      <w:r>
+        <w:t xml:space="preserve"> </w:t>
+      </w:r>
+      <w:proofErr w:type="spellStart"/>
+      <w:r>
+        <w:t>cả</w:t>
+      </w:r>
+      <w:proofErr w:type="spellEnd"/>
+      <w:r>
+        <w:t xml:space="preserve"> state </w:t>
+      </w:r>
+      <w:proofErr w:type="spellStart"/>
+      <w:r>
+        <w:t>nên</w:t>
+      </w:r>
+      <w:proofErr w:type="spellEnd"/>
+      <w:r>
+        <w:t xml:space="preserve"> </w:t>
+      </w:r>
+      <w:proofErr w:type="spellStart"/>
+      <w:r>
+        <w:t>dùng</w:t>
+      </w:r>
+      <w:proofErr w:type="spellEnd"/>
+      <w:r>
+        <w:t xml:space="preserve"> </w:t>
+      </w:r>
+      <w:proofErr w:type="spellStart"/>
+      <w:r>
+        <w:t>setState</w:t>
+      </w:r>
+      <w:proofErr w:type="spellEnd"/>
+      <w:r>
+        <w:t>(</w:t>
+      </w:r>
+      <w:proofErr w:type="spellStart"/>
+      <w:r>
+        <w:t>initialState</w:t>
+      </w:r>
+      <w:proofErr w:type="spellEnd"/>
+      <w:r>
+        <w:t>)</w:t>
+      </w:r>
+      <w:r>
+        <w:t xml:space="preserve"> (</w:t>
+      </w:r>
+      <w:proofErr w:type="spellStart"/>
+      <w:r>
+        <w:t>không</w:t>
+      </w:r>
+      <w:proofErr w:type="spellEnd"/>
+      <w:r>
+        <w:t xml:space="preserve"> </w:t>
+      </w:r>
+      <w:proofErr w:type="spellStart"/>
+      <w:r>
+        <w:t>phải</w:t>
+      </w:r>
+      <w:proofErr w:type="spellEnd"/>
+      <w:r>
+        <w:t xml:space="preserve"> </w:t>
+      </w:r>
+      <w:proofErr w:type="spellStart"/>
+      <w:r>
+        <w:t>persit</w:t>
+      </w:r>
+      <w:proofErr w:type="spellEnd"/>
+      <w:r>
+        <w:t>)</w:t>
+      </w:r>
+    </w:p>
+    <w:p>
+      <w:pPr>
+        <w:pStyle w:val="consolas"/>
+      </w:pPr>
+      <w:proofErr w:type="spellStart"/>
+      <w:proofErr w:type="gramStart"/>
+      <w:r>
+        <w:t>useBoundStore.persist.clearStorage</w:t>
+      </w:r>
+      <w:proofErr w:type="spellEnd"/>
+      <w:proofErr w:type="gramEnd"/>
+      <w:r>
+        <w:t>()</w:t>
+      </w:r>
+    </w:p>
+    <w:p>
+      <w:pPr>
+        <w:pStyle w:val="Heading3"/>
+      </w:pPr>
+      <w:r>
+        <w:t>rehy</w:t>
+      </w:r>
+      <w:r>
+        <w:t>d</w:t>
+      </w:r>
+      <w:r>
+        <w:t>rate</w:t>
+      </w:r>
+    </w:p>
+    <w:p>
+      <w:pPr>
+        <w:pStyle w:val="Content"/>
+      </w:pPr>
+      <w:proofErr w:type="spellStart"/>
+      <w:r>
+        <w:t>Dùng</w:t>
+      </w:r>
+      <w:proofErr w:type="spellEnd"/>
+      <w:r>
+        <w:t xml:space="preserve"> </w:t>
+      </w:r>
+      <w:proofErr w:type="spellStart"/>
+      <w:r>
+        <w:t>để</w:t>
+      </w:r>
+      <w:proofErr w:type="spellEnd"/>
+      <w:r>
+        <w:t xml:space="preserve"> </w:t>
+      </w:r>
+      <w:proofErr w:type="spellStart"/>
+      <w:r>
+        <w:t>chạy</w:t>
+      </w:r>
+      <w:proofErr w:type="spellEnd"/>
+      <w:r>
+        <w:t xml:space="preserve"> hydrate </w:t>
+      </w:r>
+      <w:proofErr w:type="spellStart"/>
+      <w:r>
+        <w:t>lại</w:t>
+      </w:r>
+      <w:proofErr w:type="spellEnd"/>
+      <w:r>
+        <w:t xml:space="preserve"> (</w:t>
+      </w:r>
+      <w:proofErr w:type="spellStart"/>
+      <w:r>
+        <w:t>là</w:t>
+      </w:r>
+      <w:proofErr w:type="spellEnd"/>
+      <w:r>
+        <w:t xml:space="preserve"> </w:t>
+      </w:r>
+      <w:proofErr w:type="spellStart"/>
+      <w:r>
+        <w:t>quá</w:t>
+      </w:r>
+      <w:proofErr w:type="spellEnd"/>
+      <w:r>
+        <w:t xml:space="preserve"> </w:t>
+      </w:r>
+      <w:proofErr w:type="spellStart"/>
+      <w:r>
+        <w:t>trình</w:t>
+      </w:r>
+      <w:proofErr w:type="spellEnd"/>
+      <w:r>
+        <w:t xml:space="preserve"> </w:t>
+      </w:r>
+      <w:proofErr w:type="spellStart"/>
+      <w:r>
+        <w:t>đọc</w:t>
+      </w:r>
+      <w:proofErr w:type="spellEnd"/>
+      <w:r>
+        <w:t xml:space="preserve"> </w:t>
+      </w:r>
+      <w:proofErr w:type="spellStart"/>
+      <w:r>
+        <w:t>dữ</w:t>
+      </w:r>
+      <w:proofErr w:type="spellEnd"/>
+      <w:r>
+        <w:t xml:space="preserve"> </w:t>
+      </w:r>
+      <w:proofErr w:type="spellStart"/>
+      <w:r>
+        <w:t>liệu</w:t>
+      </w:r>
+      <w:proofErr w:type="spellEnd"/>
+      <w:r>
+        <w:t xml:space="preserve"> </w:t>
+      </w:r>
+      <w:proofErr w:type="spellStart"/>
+      <w:r>
+        <w:t>từ</w:t>
+      </w:r>
+      <w:proofErr w:type="spellEnd"/>
+      <w:r>
+        <w:t xml:space="preserve"> storage </w:t>
+      </w:r>
+      <w:proofErr w:type="spellStart"/>
+      <w:r>
+        <w:t>vào</w:t>
+      </w:r>
+      <w:proofErr w:type="spellEnd"/>
+      <w:r>
+        <w:t xml:space="preserve"> store)</w:t>
+      </w:r>
+      <w:r>
+        <w:t xml:space="preserve">, </w:t>
+      </w:r>
+      <w:proofErr w:type="spellStart"/>
+      <w:r>
+        <w:t>nếu</w:t>
+      </w:r>
+      <w:proofErr w:type="spellEnd"/>
+      <w:r>
+        <w:t xml:space="preserve"> </w:t>
+      </w:r>
+      <w:proofErr w:type="spellStart"/>
+      <w:r>
+        <w:t>như</w:t>
+      </w:r>
+      <w:proofErr w:type="spellEnd"/>
+      <w:r>
+        <w:t xml:space="preserve"> </w:t>
+      </w:r>
+      <w:proofErr w:type="spellStart"/>
+      <w:r>
+        <w:t>bạn</w:t>
+      </w:r>
+      <w:proofErr w:type="spellEnd"/>
+      <w:r>
+        <w:t xml:space="preserve"> </w:t>
+      </w:r>
+      <w:proofErr w:type="spellStart"/>
+      <w:r>
+        <w:t>skipHydrate</w:t>
+      </w:r>
+      <w:proofErr w:type="spellEnd"/>
+      <w:r>
+        <w:t xml:space="preserve"> </w:t>
+      </w:r>
+      <w:proofErr w:type="spellStart"/>
+      <w:r>
+        <w:t>để</w:t>
+      </w:r>
+      <w:proofErr w:type="spellEnd"/>
+      <w:r>
+        <w:t xml:space="preserve"> </w:t>
+      </w:r>
+      <w:proofErr w:type="spellStart"/>
+      <w:r>
+        <w:t>tránh</w:t>
+      </w:r>
+      <w:proofErr w:type="spellEnd"/>
+      <w:r>
+        <w:t xml:space="preserve"> bug </w:t>
+      </w:r>
+      <w:proofErr w:type="spellStart"/>
+      <w:r>
+        <w:t>trong</w:t>
+      </w:r>
+      <w:proofErr w:type="spellEnd"/>
+      <w:r>
+        <w:t xml:space="preserve"> </w:t>
+      </w:r>
+      <w:proofErr w:type="spellStart"/>
+      <w:r>
+        <w:t>SSR</w:t>
+      </w:r>
+      <w:proofErr w:type="spellEnd"/>
+      <w:r>
+        <w:t xml:space="preserve"> </w:t>
+      </w:r>
+      <w:proofErr w:type="spellStart"/>
+      <w:r>
+        <w:t>thì</w:t>
+      </w:r>
+      <w:proofErr w:type="spellEnd"/>
+      <w:r>
+        <w:t xml:space="preserve"> rehydrate </w:t>
+      </w:r>
+      <w:proofErr w:type="spellStart"/>
+      <w:r>
+        <w:t>sẽ</w:t>
+      </w:r>
+      <w:proofErr w:type="spellEnd"/>
+      <w:r>
+        <w:t xml:space="preserve"> </w:t>
+      </w:r>
+      <w:proofErr w:type="spellStart"/>
+      <w:r>
+        <w:t>giúp</w:t>
+      </w:r>
+      <w:proofErr w:type="spellEnd"/>
+      <w:r>
+        <w:t xml:space="preserve"> </w:t>
+      </w:r>
+      <w:proofErr w:type="spellStart"/>
+      <w:r>
         <w:t>gọi</w:t>
       </w:r>
       <w:proofErr w:type="spellEnd"/>
@@ -18626,6 +23823,1621 @@
       </w:r>
       <w:proofErr w:type="spellStart"/>
       <w:r>
+        <w:t>quá</w:t>
+      </w:r>
+      <w:proofErr w:type="spellEnd"/>
+      <w:r>
+        <w:t xml:space="preserve"> </w:t>
+      </w:r>
+      <w:proofErr w:type="spellStart"/>
+      <w:r>
+        <w:t>trình</w:t>
+      </w:r>
+      <w:proofErr w:type="spellEnd"/>
+      <w:r>
+        <w:t xml:space="preserve"> hydrate </w:t>
+      </w:r>
+      <w:proofErr w:type="spellStart"/>
+      <w:r>
+        <w:t>sau</w:t>
+      </w:r>
+      <w:proofErr w:type="spellEnd"/>
+      <w:r>
+        <w:t xml:space="preserve"> </w:t>
+      </w:r>
+      <w:proofErr w:type="spellStart"/>
+      <w:r>
+        <w:t>khi</w:t>
+      </w:r>
+      <w:proofErr w:type="spellEnd"/>
+      <w:r>
+        <w:t xml:space="preserve"> </w:t>
+      </w:r>
+      <w:proofErr w:type="spellStart"/>
+      <w:r>
+        <w:t>mọi</w:t>
+      </w:r>
+      <w:proofErr w:type="spellEnd"/>
+      <w:r>
+        <w:t xml:space="preserve"> </w:t>
+      </w:r>
+      <w:proofErr w:type="spellStart"/>
+      <w:r>
+        <w:t>thứ</w:t>
+      </w:r>
+      <w:proofErr w:type="spellEnd"/>
+      <w:r>
+        <w:t xml:space="preserve"> </w:t>
+      </w:r>
+      <w:proofErr w:type="spellStart"/>
+      <w:r>
+        <w:t>đã</w:t>
+      </w:r>
+      <w:proofErr w:type="spellEnd"/>
+      <w:r>
+        <w:t xml:space="preserve"> </w:t>
+      </w:r>
+      <w:proofErr w:type="spellStart"/>
+      <w:r>
+        <w:t>hoàn</w:t>
+      </w:r>
+      <w:proofErr w:type="spellEnd"/>
+      <w:r>
+        <w:t xml:space="preserve"> </w:t>
+      </w:r>
+      <w:proofErr w:type="spellStart"/>
+      <w:r>
+        <w:t>tất</w:t>
+      </w:r>
+      <w:proofErr w:type="spellEnd"/>
+    </w:p>
+    <w:p>
+      <w:pPr>
+        <w:pStyle w:val="Content"/>
+      </w:pPr>
+      <w:proofErr w:type="spellStart"/>
+      <w:r>
+        <w:t>Hoặc</w:t>
+      </w:r>
+      <w:proofErr w:type="spellEnd"/>
+      <w:r>
+        <w:t xml:space="preserve"> </w:t>
+      </w:r>
+      <w:proofErr w:type="spellStart"/>
+      <w:r>
+        <w:t>đơn</w:t>
+      </w:r>
+      <w:proofErr w:type="spellEnd"/>
+      <w:r>
+        <w:t xml:space="preserve"> </w:t>
+      </w:r>
+      <w:proofErr w:type="spellStart"/>
+      <w:r>
+        <w:t>giản</w:t>
+      </w:r>
+      <w:proofErr w:type="spellEnd"/>
+      <w:r>
+        <w:t xml:space="preserve"> </w:t>
+      </w:r>
+      <w:proofErr w:type="spellStart"/>
+      <w:r>
+        <w:t>là</w:t>
+      </w:r>
+      <w:proofErr w:type="spellEnd"/>
+      <w:r>
+        <w:t xml:space="preserve"> refresh </w:t>
+      </w:r>
+      <w:proofErr w:type="spellStart"/>
+      <w:r>
+        <w:t>lại</w:t>
+      </w:r>
+      <w:proofErr w:type="spellEnd"/>
+      <w:r>
+        <w:t xml:space="preserve"> store </w:t>
+      </w:r>
+      <w:proofErr w:type="spellStart"/>
+      <w:r>
+        <w:t>sau</w:t>
+      </w:r>
+      <w:proofErr w:type="spellEnd"/>
+      <w:r>
+        <w:t xml:space="preserve"> </w:t>
+      </w:r>
+      <w:proofErr w:type="spellStart"/>
+      <w:r>
+        <w:t>khi</w:t>
+      </w:r>
+      <w:proofErr w:type="spellEnd"/>
+      <w:r>
+        <w:t xml:space="preserve"> </w:t>
+      </w:r>
+      <w:proofErr w:type="spellStart"/>
+      <w:r>
+        <w:t>clearStorage</w:t>
+      </w:r>
+      <w:proofErr w:type="spellEnd"/>
+    </w:p>
+    <w:p>
+      <w:pPr>
+        <w:pStyle w:val="consolas"/>
+      </w:pPr>
+      <w:r>
+        <w:t xml:space="preserve">await </w:t>
+      </w:r>
+      <w:proofErr w:type="spellStart"/>
+      <w:proofErr w:type="gramStart"/>
+      <w:r>
+        <w:t>useBoundStore.persist.rehydrate</w:t>
+      </w:r>
+      <w:proofErr w:type="spellEnd"/>
+      <w:proofErr w:type="gramEnd"/>
+      <w:r>
+        <w:t>()</w:t>
+      </w:r>
+    </w:p>
+    <w:p>
+      <w:pPr>
+        <w:pStyle w:val="Heading3"/>
+      </w:pPr>
+      <w:proofErr w:type="spellStart"/>
+      <w:r>
+        <w:t>hasHydrated</w:t>
+      </w:r>
+      <w:proofErr w:type="spellEnd"/>
+    </w:p>
+    <w:p>
+      <w:pPr>
+        <w:pStyle w:val="Content"/>
+      </w:pPr>
+      <w:proofErr w:type="spellStart"/>
+      <w:r>
+        <w:t>Trả</w:t>
+      </w:r>
+      <w:proofErr w:type="spellEnd"/>
+      <w:r>
+        <w:t xml:space="preserve"> </w:t>
+      </w:r>
+      <w:proofErr w:type="spellStart"/>
+      <w:r>
+        <w:t>về</w:t>
+      </w:r>
+      <w:proofErr w:type="spellEnd"/>
+      <w:r>
+        <w:t xml:space="preserve"> true </w:t>
+      </w:r>
+      <w:proofErr w:type="spellStart"/>
+      <w:r>
+        <w:t>nếu</w:t>
+      </w:r>
+      <w:proofErr w:type="spellEnd"/>
+      <w:r>
+        <w:t xml:space="preserve"> store </w:t>
+      </w:r>
+      <w:proofErr w:type="spellStart"/>
+      <w:r>
+        <w:t>đã</w:t>
+      </w:r>
+      <w:proofErr w:type="spellEnd"/>
+      <w:r>
+        <w:t xml:space="preserve"> </w:t>
+      </w:r>
+      <w:proofErr w:type="spellStart"/>
+      <w:r>
+        <w:t>được</w:t>
+      </w:r>
+      <w:proofErr w:type="spellEnd"/>
+      <w:r>
+        <w:t xml:space="preserve"> hydrate </w:t>
+      </w:r>
+      <w:proofErr w:type="spellStart"/>
+      <w:r>
+        <w:t>và</w:t>
+      </w:r>
+      <w:proofErr w:type="spellEnd"/>
+      <w:r>
+        <w:t xml:space="preserve"> </w:t>
+      </w:r>
+      <w:proofErr w:type="spellStart"/>
+      <w:r>
+        <w:t>ngược</w:t>
+      </w:r>
+      <w:proofErr w:type="spellEnd"/>
+      <w:r>
+        <w:t xml:space="preserve"> </w:t>
+      </w:r>
+      <w:proofErr w:type="spellStart"/>
+      <w:r>
+        <w:t>lại</w:t>
+      </w:r>
+      <w:proofErr w:type="spellEnd"/>
+    </w:p>
+    <w:p>
+      <w:pPr>
+        <w:pStyle w:val="consolas"/>
+      </w:pPr>
+      <w:proofErr w:type="spellStart"/>
+      <w:proofErr w:type="gramStart"/>
+      <w:r>
+        <w:t>useBoundStore.persist.hasHydrated</w:t>
+      </w:r>
+      <w:proofErr w:type="spellEnd"/>
+      <w:proofErr w:type="gramEnd"/>
+      <w:r>
+        <w:t>()</w:t>
+      </w:r>
+    </w:p>
+    <w:p>
+      <w:pPr>
+        <w:pStyle w:val="Heading3"/>
+      </w:pPr>
+      <w:proofErr w:type="spellStart"/>
+      <w:r>
+        <w:t>onHydrate</w:t>
+      </w:r>
+      <w:proofErr w:type="spellEnd"/>
+    </w:p>
+    <w:p>
+      <w:pPr>
+        <w:pStyle w:val="Content"/>
+      </w:pPr>
+      <w:proofErr w:type="spellStart"/>
+      <w:r>
+        <w:t>Đây</w:t>
+      </w:r>
+      <w:proofErr w:type="spellEnd"/>
+      <w:r>
+        <w:t xml:space="preserve"> </w:t>
+      </w:r>
+      <w:proofErr w:type="spellStart"/>
+      <w:r>
+        <w:t>là</w:t>
+      </w:r>
+      <w:proofErr w:type="spellEnd"/>
+      <w:r>
+        <w:t xml:space="preserve"> </w:t>
+      </w:r>
+      <w:proofErr w:type="spellStart"/>
+      <w:r>
+        <w:t>một</w:t>
+      </w:r>
+      <w:proofErr w:type="spellEnd"/>
+      <w:r>
+        <w:t xml:space="preserve"> listener </w:t>
+      </w:r>
+      <w:proofErr w:type="spellStart"/>
+      <w:r>
+        <w:t>mà</w:t>
+      </w:r>
+      <w:proofErr w:type="spellEnd"/>
+      <w:r>
+        <w:t xml:space="preserve"> </w:t>
+      </w:r>
+      <w:proofErr w:type="spellStart"/>
+      <w:r>
+        <w:t>bạn</w:t>
+      </w:r>
+      <w:proofErr w:type="spellEnd"/>
+      <w:r>
+        <w:t xml:space="preserve"> </w:t>
+      </w:r>
+      <w:proofErr w:type="spellStart"/>
+      <w:r>
+        <w:t>có</w:t>
+      </w:r>
+      <w:proofErr w:type="spellEnd"/>
+      <w:r>
+        <w:t xml:space="preserve"> </w:t>
+      </w:r>
+      <w:proofErr w:type="spellStart"/>
+      <w:r>
+        <w:t>thể</w:t>
+      </w:r>
+      <w:proofErr w:type="spellEnd"/>
+      <w:r>
+        <w:t xml:space="preserve"> </w:t>
+      </w:r>
+      <w:proofErr w:type="spellStart"/>
+      <w:r>
+        <w:t>đăng</w:t>
+      </w:r>
+      <w:proofErr w:type="spellEnd"/>
+      <w:r>
+        <w:t xml:space="preserve"> </w:t>
+      </w:r>
+      <w:proofErr w:type="spellStart"/>
+      <w:r>
+        <w:t>ký</w:t>
+      </w:r>
+      <w:proofErr w:type="spellEnd"/>
+      <w:r>
+        <w:t xml:space="preserve"> </w:t>
+      </w:r>
+      <w:proofErr w:type="spellStart"/>
+      <w:r>
+        <w:t>để</w:t>
+      </w:r>
+      <w:proofErr w:type="spellEnd"/>
+      <w:r>
+        <w:t xml:space="preserve"> </w:t>
+      </w:r>
+      <w:proofErr w:type="spellStart"/>
+      <w:r>
+        <w:t>chạy</w:t>
+      </w:r>
+      <w:proofErr w:type="spellEnd"/>
+      <w:r>
+        <w:t xml:space="preserve"> code </w:t>
+      </w:r>
+      <w:proofErr w:type="spellStart"/>
+      <w:r>
+        <w:t>khi</w:t>
+      </w:r>
+      <w:proofErr w:type="spellEnd"/>
+      <w:r>
+        <w:t xml:space="preserve"> </w:t>
+      </w:r>
+      <w:proofErr w:type="spellStart"/>
+      <w:r>
+        <w:t>quá</w:t>
+      </w:r>
+      <w:proofErr w:type="spellEnd"/>
+      <w:r>
+        <w:t xml:space="preserve"> </w:t>
+      </w:r>
+      <w:proofErr w:type="spellStart"/>
+      <w:r>
+        <w:t>trình</w:t>
+      </w:r>
+      <w:proofErr w:type="spellEnd"/>
+      <w:r>
+        <w:t xml:space="preserve"> hydration </w:t>
+      </w:r>
+      <w:proofErr w:type="spellStart"/>
+      <w:r>
+        <w:t>bắt</w:t>
+      </w:r>
+      <w:proofErr w:type="spellEnd"/>
+      <w:r>
+        <w:t xml:space="preserve"> </w:t>
+      </w:r>
+      <w:proofErr w:type="spellStart"/>
+      <w:r>
+        <w:t>đầu</w:t>
+      </w:r>
+      <w:proofErr w:type="spellEnd"/>
+      <w:r>
+        <w:t xml:space="preserve">. </w:t>
+      </w:r>
+      <w:proofErr w:type="spellStart"/>
+      <w:r>
+        <w:t>Lưu</w:t>
+      </w:r>
+      <w:proofErr w:type="spellEnd"/>
+      <w:r>
+        <w:t xml:space="preserve"> ý </w:t>
+      </w:r>
+      <w:proofErr w:type="spellStart"/>
+      <w:r>
+        <w:t>vì</w:t>
+      </w:r>
+      <w:proofErr w:type="spellEnd"/>
+      <w:r>
+        <w:t xml:space="preserve"> </w:t>
+      </w:r>
+      <w:proofErr w:type="spellStart"/>
+      <w:r>
+        <w:t>là</w:t>
+      </w:r>
+      <w:proofErr w:type="spellEnd"/>
+      <w:r>
+        <w:t xml:space="preserve"> event listener </w:t>
+      </w:r>
+      <w:proofErr w:type="spellStart"/>
+      <w:r>
+        <w:t>nên</w:t>
+      </w:r>
+      <w:proofErr w:type="spellEnd"/>
+      <w:r>
+        <w:t xml:space="preserve"> </w:t>
+      </w:r>
+      <w:proofErr w:type="spellStart"/>
+      <w:r>
+        <w:t>cần</w:t>
+      </w:r>
+      <w:proofErr w:type="spellEnd"/>
+      <w:r>
+        <w:t xml:space="preserve"> </w:t>
+      </w:r>
+      <w:proofErr w:type="gramStart"/>
+      <w:r>
+        <w:t>unsub(</w:t>
+      </w:r>
+      <w:proofErr w:type="gramEnd"/>
+      <w:r>
+        <w:t xml:space="preserve">) </w:t>
+      </w:r>
+      <w:proofErr w:type="spellStart"/>
+      <w:r>
+        <w:t>để</w:t>
+      </w:r>
+      <w:proofErr w:type="spellEnd"/>
+      <w:r>
+        <w:t xml:space="preserve"> </w:t>
+      </w:r>
+      <w:proofErr w:type="spellStart"/>
+      <w:r>
+        <w:t>tránh</w:t>
+      </w:r>
+      <w:proofErr w:type="spellEnd"/>
+      <w:r>
+        <w:t xml:space="preserve"> leak memory</w:t>
+      </w:r>
+      <w:r>
+        <w:t xml:space="preserve">. </w:t>
+      </w:r>
+      <w:proofErr w:type="spellStart"/>
+      <w:r>
+        <w:t>Thường</w:t>
+      </w:r>
+      <w:proofErr w:type="spellEnd"/>
+      <w:r>
+        <w:t xml:space="preserve"> </w:t>
+      </w:r>
+      <w:proofErr w:type="spellStart"/>
+      <w:r>
+        <w:t>dùng</w:t>
+      </w:r>
+      <w:proofErr w:type="spellEnd"/>
+      <w:r>
+        <w:t xml:space="preserve"> </w:t>
+      </w:r>
+      <w:proofErr w:type="spellStart"/>
+      <w:r>
+        <w:t>trong</w:t>
+      </w:r>
+      <w:proofErr w:type="spellEnd"/>
+      <w:r>
+        <w:t xml:space="preserve"> loading</w:t>
+      </w:r>
+    </w:p>
+    <w:p>
+      <w:pPr>
+        <w:pStyle w:val="consolas"/>
+      </w:pPr>
+      <w:r>
+        <w:t xml:space="preserve">const unsub = </w:t>
+      </w:r>
+      <w:proofErr w:type="spellStart"/>
+      <w:proofErr w:type="gramStart"/>
+      <w:r>
+        <w:t>useBoundStore.persist.onHydrate</w:t>
+      </w:r>
+      <w:proofErr w:type="spellEnd"/>
+      <w:proofErr w:type="gramEnd"/>
+      <w:r>
+        <w:t>((state) =&gt; {</w:t>
+      </w:r>
+    </w:p>
+    <w:p>
+      <w:pPr>
+        <w:pStyle w:val="consolas"/>
+      </w:pPr>
+      <w:r>
+        <w:t xml:space="preserve">  </w:t>
+      </w:r>
+      <w:proofErr w:type="spellStart"/>
+      <w:proofErr w:type="gramStart"/>
+      <w:r>
+        <w:t>console.log</w:t>
+      </w:r>
+      <w:proofErr w:type="spellEnd"/>
+      <w:r>
+        <w:t>(</w:t>
+      </w:r>
+      <w:proofErr w:type="gramEnd"/>
+      <w:r>
+        <w:t>'hydration starts')</w:t>
+      </w:r>
+    </w:p>
+    <w:p>
+      <w:pPr>
+        <w:pStyle w:val="consolas"/>
+      </w:pPr>
+      <w:r>
+        <w:t>})</w:t>
+      </w:r>
+    </w:p>
+    <w:p>
+      <w:pPr>
+        <w:pStyle w:val="consolas"/>
+      </w:pPr>
+    </w:p>
+    <w:p>
+      <w:pPr>
+        <w:pStyle w:val="consolas"/>
+      </w:pPr>
+      <w:r>
+        <w:t xml:space="preserve">// later </w:t>
+      </w:r>
+      <w:proofErr w:type="gramStart"/>
+      <w:r>
+        <w:t>on</w:t>
+      </w:r>
+      <w:proofErr w:type="gramEnd"/>
+      <w:r>
+        <w:t>...</w:t>
+      </w:r>
+    </w:p>
+    <w:p>
+      <w:pPr>
+        <w:pStyle w:val="consolas"/>
+      </w:pPr>
+      <w:proofErr w:type="gramStart"/>
+      <w:r>
+        <w:t>unsub(</w:t>
+      </w:r>
+      <w:proofErr w:type="gramEnd"/>
+      <w:r>
+        <w:t>)</w:t>
+      </w:r>
+    </w:p>
+    <w:p>
+      <w:pPr>
+        <w:pStyle w:val="Heading3"/>
+      </w:pPr>
+      <w:proofErr w:type="spellStart"/>
+      <w:r>
+        <w:t>onFinishHydration</w:t>
+      </w:r>
+      <w:proofErr w:type="spellEnd"/>
+    </w:p>
+    <w:p>
+      <w:pPr>
+        <w:pStyle w:val="Content"/>
+      </w:pPr>
+      <w:proofErr w:type="spellStart"/>
+      <w:r>
+        <w:t>Đây</w:t>
+      </w:r>
+      <w:proofErr w:type="spellEnd"/>
+      <w:r>
+        <w:t xml:space="preserve"> </w:t>
+      </w:r>
+      <w:proofErr w:type="spellStart"/>
+      <w:r>
+        <w:t>là</w:t>
+      </w:r>
+      <w:proofErr w:type="spellEnd"/>
+      <w:r>
+        <w:t xml:space="preserve"> </w:t>
+      </w:r>
+      <w:proofErr w:type="spellStart"/>
+      <w:r>
+        <w:t>một</w:t>
+      </w:r>
+      <w:proofErr w:type="spellEnd"/>
+      <w:r>
+        <w:t xml:space="preserve"> listener </w:t>
+      </w:r>
+      <w:proofErr w:type="spellStart"/>
+      <w:r>
+        <w:t>chạy</w:t>
+      </w:r>
+      <w:proofErr w:type="spellEnd"/>
+      <w:r>
+        <w:t xml:space="preserve"> </w:t>
+      </w:r>
+      <w:proofErr w:type="spellStart"/>
+      <w:r>
+        <w:t>khi</w:t>
+      </w:r>
+      <w:proofErr w:type="spellEnd"/>
+      <w:r>
+        <w:t xml:space="preserve"> </w:t>
+      </w:r>
+      <w:proofErr w:type="spellStart"/>
+      <w:r>
+        <w:t>quá</w:t>
+      </w:r>
+      <w:proofErr w:type="spellEnd"/>
+      <w:r>
+        <w:t xml:space="preserve"> </w:t>
+      </w:r>
+      <w:proofErr w:type="spellStart"/>
+      <w:r>
+        <w:t>trình</w:t>
+      </w:r>
+      <w:proofErr w:type="spellEnd"/>
+      <w:r>
+        <w:t xml:space="preserve"> hydration </w:t>
+      </w:r>
+      <w:proofErr w:type="spellStart"/>
+      <w:r>
+        <w:t>kết</w:t>
+      </w:r>
+      <w:proofErr w:type="spellEnd"/>
+      <w:r>
+        <w:t xml:space="preserve"> </w:t>
+      </w:r>
+      <w:proofErr w:type="spellStart"/>
+      <w:r>
+        <w:t>thúc</w:t>
+      </w:r>
+      <w:proofErr w:type="spellEnd"/>
+      <w:r>
+        <w:t xml:space="preserve"> (</w:t>
+      </w:r>
+      <w:proofErr w:type="spellStart"/>
+      <w:r>
+        <w:t>sau</w:t>
+      </w:r>
+      <w:proofErr w:type="spellEnd"/>
+      <w:r>
+        <w:t xml:space="preserve"> </w:t>
+      </w:r>
+      <w:proofErr w:type="spellStart"/>
+      <w:r>
+        <w:t>khi</w:t>
+      </w:r>
+      <w:proofErr w:type="spellEnd"/>
+      <w:r>
+        <w:t xml:space="preserve"> </w:t>
+      </w:r>
+      <w:proofErr w:type="spellStart"/>
+      <w:r>
+        <w:t>dữ</w:t>
+      </w:r>
+      <w:proofErr w:type="spellEnd"/>
+      <w:r>
+        <w:t xml:space="preserve"> </w:t>
+      </w:r>
+      <w:proofErr w:type="spellStart"/>
+      <w:r>
+        <w:t>liệu</w:t>
+      </w:r>
+      <w:proofErr w:type="spellEnd"/>
+      <w:r>
+        <w:t xml:space="preserve"> </w:t>
+      </w:r>
+      <w:proofErr w:type="spellStart"/>
+      <w:r>
+        <w:t>từ</w:t>
+      </w:r>
+      <w:proofErr w:type="spellEnd"/>
+      <w:r>
+        <w:t xml:space="preserve"> storage </w:t>
+      </w:r>
+      <w:proofErr w:type="spellStart"/>
+      <w:r>
+        <w:t>đã</w:t>
+      </w:r>
+      <w:proofErr w:type="spellEnd"/>
+      <w:r>
+        <w:t xml:space="preserve"> </w:t>
+      </w:r>
+      <w:proofErr w:type="spellStart"/>
+      <w:r>
+        <w:t>được</w:t>
+      </w:r>
+      <w:proofErr w:type="spellEnd"/>
+      <w:r>
+        <w:t xml:space="preserve"> load </w:t>
+      </w:r>
+      <w:proofErr w:type="spellStart"/>
+      <w:r>
+        <w:t>vào</w:t>
+      </w:r>
+      <w:proofErr w:type="spellEnd"/>
+      <w:r>
+        <w:t xml:space="preserve"> store).</w:t>
+      </w:r>
+      <w:r>
+        <w:t xml:space="preserve"> </w:t>
+      </w:r>
+      <w:proofErr w:type="spellStart"/>
+      <w:r>
+        <w:t>T</w:t>
+      </w:r>
+      <w:r>
+        <w:t>rả</w:t>
+      </w:r>
+      <w:proofErr w:type="spellEnd"/>
+      <w:r>
+        <w:t xml:space="preserve"> </w:t>
+      </w:r>
+      <w:proofErr w:type="spellStart"/>
+      <w:r>
+        <w:t>về</w:t>
+      </w:r>
+      <w:proofErr w:type="spellEnd"/>
+      <w:r>
+        <w:t xml:space="preserve"> </w:t>
+      </w:r>
+      <w:proofErr w:type="spellStart"/>
+      <w:r>
+        <w:t>một</w:t>
+      </w:r>
+      <w:proofErr w:type="spellEnd"/>
+      <w:r>
+        <w:t xml:space="preserve"> unsubscribe function </w:t>
+      </w:r>
+      <w:proofErr w:type="spellStart"/>
+      <w:r>
+        <w:t>để</w:t>
+      </w:r>
+      <w:proofErr w:type="spellEnd"/>
+      <w:r>
+        <w:t xml:space="preserve"> </w:t>
+      </w:r>
+      <w:proofErr w:type="spellStart"/>
+      <w:r>
+        <w:t>hủy</w:t>
+      </w:r>
+      <w:proofErr w:type="spellEnd"/>
+      <w:r>
+        <w:t xml:space="preserve"> listener </w:t>
+      </w:r>
+      <w:proofErr w:type="spellStart"/>
+      <w:r>
+        <w:t>khi</w:t>
+      </w:r>
+      <w:proofErr w:type="spellEnd"/>
+      <w:r>
+        <w:t xml:space="preserve"> </w:t>
+      </w:r>
+      <w:proofErr w:type="spellStart"/>
+      <w:r>
+        <w:t>không</w:t>
+      </w:r>
+      <w:proofErr w:type="spellEnd"/>
+      <w:r>
+        <w:t xml:space="preserve"> </w:t>
+      </w:r>
+      <w:proofErr w:type="spellStart"/>
+      <w:r>
+        <w:t>cần</w:t>
+      </w:r>
+      <w:proofErr w:type="spellEnd"/>
+      <w:r>
+        <w:t xml:space="preserve"> </w:t>
+      </w:r>
+      <w:proofErr w:type="spellStart"/>
+      <w:r>
+        <w:t>nữa</w:t>
+      </w:r>
+      <w:proofErr w:type="spellEnd"/>
+      <w:r>
+        <w:t>.</w:t>
+      </w:r>
+      <w:r>
+        <w:t xml:space="preserve"> </w:t>
+      </w:r>
+      <w:proofErr w:type="spellStart"/>
+      <w:r>
+        <w:t>Thường</w:t>
+      </w:r>
+      <w:proofErr w:type="spellEnd"/>
+      <w:r>
+        <w:t xml:space="preserve"> </w:t>
+      </w:r>
+      <w:proofErr w:type="spellStart"/>
+      <w:r>
+        <w:t>dùng</w:t>
+      </w:r>
+      <w:proofErr w:type="spellEnd"/>
+      <w:r>
+        <w:t xml:space="preserve"> </w:t>
+      </w:r>
+      <w:proofErr w:type="spellStart"/>
+      <w:r>
+        <w:t>trong</w:t>
+      </w:r>
+      <w:proofErr w:type="spellEnd"/>
+      <w:r>
+        <w:t xml:space="preserve"> </w:t>
+      </w:r>
+      <w:proofErr w:type="spellStart"/>
+      <w:r>
+        <w:t>dừng</w:t>
+      </w:r>
+      <w:proofErr w:type="spellEnd"/>
+      <w:r>
+        <w:t xml:space="preserve"> loading, </w:t>
+      </w:r>
+      <w:proofErr w:type="spellStart"/>
+      <w:r>
+        <w:t>chuyển</w:t>
+      </w:r>
+      <w:proofErr w:type="spellEnd"/>
+      <w:r>
+        <w:t xml:space="preserve"> </w:t>
+      </w:r>
+      <w:proofErr w:type="spellStart"/>
+      <w:r>
+        <w:t>hướng</w:t>
+      </w:r>
+      <w:proofErr w:type="spellEnd"/>
+      <w:r>
+        <w:t>, …</w:t>
+      </w:r>
+    </w:p>
+    <w:p>
+      <w:pPr>
+        <w:pStyle w:val="consolas"/>
+      </w:pPr>
+      <w:r>
+        <w:t xml:space="preserve">const unsub = </w:t>
+      </w:r>
+      <w:proofErr w:type="spellStart"/>
+      <w:proofErr w:type="gramStart"/>
+      <w:r>
+        <w:t>useBoundStore.persist.onFinishHydration</w:t>
+      </w:r>
+      <w:proofErr w:type="spellEnd"/>
+      <w:proofErr w:type="gramEnd"/>
+      <w:r>
+        <w:t>((state) =&gt; {</w:t>
+      </w:r>
+    </w:p>
+    <w:p>
+      <w:pPr>
+        <w:pStyle w:val="consolas"/>
+      </w:pPr>
+      <w:r>
+        <w:t xml:space="preserve">  </w:t>
+      </w:r>
+      <w:proofErr w:type="spellStart"/>
+      <w:proofErr w:type="gramStart"/>
+      <w:r>
+        <w:t>console.log</w:t>
+      </w:r>
+      <w:proofErr w:type="spellEnd"/>
+      <w:r>
+        <w:t>(</w:t>
+      </w:r>
+      <w:proofErr w:type="gramEnd"/>
+      <w:r>
+        <w:t>'hydration finished')</w:t>
+      </w:r>
+    </w:p>
+    <w:p>
+      <w:pPr>
+        <w:pStyle w:val="consolas"/>
+      </w:pPr>
+      <w:r>
+        <w:lastRenderedPageBreak/>
+        <w:t>})</w:t>
+      </w:r>
+    </w:p>
+    <w:p>
+      <w:pPr>
+        <w:pStyle w:val="consolas"/>
+      </w:pPr>
+    </w:p>
+    <w:p>
+      <w:pPr>
+        <w:pStyle w:val="consolas"/>
+      </w:pPr>
+      <w:r>
+        <w:t xml:space="preserve">// later </w:t>
+      </w:r>
+      <w:proofErr w:type="gramStart"/>
+      <w:r>
+        <w:t>on</w:t>
+      </w:r>
+      <w:proofErr w:type="gramEnd"/>
+      <w:r>
+        <w:t>...</w:t>
+      </w:r>
+    </w:p>
+    <w:p>
+      <w:pPr>
+        <w:pStyle w:val="consolas"/>
+      </w:pPr>
+      <w:proofErr w:type="gramStart"/>
+      <w:r>
+        <w:t>unsub(</w:t>
+      </w:r>
+      <w:proofErr w:type="gramEnd"/>
+      <w:r>
+        <w:t>)</w:t>
+      </w:r>
+    </w:p>
+    <w:p>
+      <w:pPr>
+        <w:pStyle w:val="Heading3"/>
+      </w:pPr>
+      <w:proofErr w:type="spellStart"/>
+      <w:r>
+        <w:t>createJSONStorage</w:t>
+      </w:r>
+      <w:proofErr w:type="spellEnd"/>
+    </w:p>
+    <w:p>
+      <w:pPr>
+        <w:pStyle w:val="Content"/>
+      </w:pPr>
+      <w:proofErr w:type="spellStart"/>
+      <w:r>
+        <w:t>Đây</w:t>
+      </w:r>
+      <w:proofErr w:type="spellEnd"/>
+      <w:r>
+        <w:t xml:space="preserve"> </w:t>
+      </w:r>
+      <w:proofErr w:type="spellStart"/>
+      <w:r>
+        <w:t>là</w:t>
+      </w:r>
+      <w:proofErr w:type="spellEnd"/>
+      <w:r>
+        <w:t xml:space="preserve"> helper function </w:t>
+      </w:r>
+      <w:proofErr w:type="spellStart"/>
+      <w:r>
+        <w:t>giúp</w:t>
+      </w:r>
+      <w:proofErr w:type="spellEnd"/>
+      <w:r>
+        <w:t xml:space="preserve"> </w:t>
+      </w:r>
+      <w:proofErr w:type="spellStart"/>
+      <w:r>
+        <w:t>bạn</w:t>
+      </w:r>
+      <w:proofErr w:type="spellEnd"/>
+      <w:r>
+        <w:t xml:space="preserve"> </w:t>
+      </w:r>
+      <w:proofErr w:type="spellStart"/>
+      <w:r>
+        <w:t>tạo</w:t>
+      </w:r>
+      <w:proofErr w:type="spellEnd"/>
+      <w:r>
+        <w:t xml:space="preserve"> </w:t>
+      </w:r>
+      <w:proofErr w:type="spellStart"/>
+      <w:r>
+        <w:t>ra</w:t>
+      </w:r>
+      <w:proofErr w:type="spellEnd"/>
+      <w:r>
+        <w:t xml:space="preserve"> </w:t>
+      </w:r>
+      <w:proofErr w:type="spellStart"/>
+      <w:r>
+        <w:t>một</w:t>
+      </w:r>
+      <w:proofErr w:type="spellEnd"/>
+      <w:r>
+        <w:t xml:space="preserve"> </w:t>
+      </w:r>
+      <w:proofErr w:type="spellStart"/>
+      <w:r>
+        <w:t>PersistStorage</w:t>
+      </w:r>
+      <w:proofErr w:type="spellEnd"/>
+      <w:r>
+        <w:t xml:space="preserve"> </w:t>
+      </w:r>
+      <w:proofErr w:type="spellStart"/>
+      <w:r>
+        <w:t>từ</w:t>
+      </w:r>
+      <w:proofErr w:type="spellEnd"/>
+      <w:r>
+        <w:t xml:space="preserve"> </w:t>
+      </w:r>
+      <w:proofErr w:type="spellStart"/>
+      <w:r>
+        <w:t>một</w:t>
+      </w:r>
+      <w:proofErr w:type="spellEnd"/>
+      <w:r>
+        <w:t xml:space="preserve"> storage engine (</w:t>
+      </w:r>
+      <w:proofErr w:type="spellStart"/>
+      <w:r>
+        <w:t>ví</w:t>
+      </w:r>
+      <w:proofErr w:type="spellEnd"/>
+      <w:r>
+        <w:t xml:space="preserve"> </w:t>
+      </w:r>
+      <w:proofErr w:type="spellStart"/>
+      <w:r>
+        <w:t>dụ</w:t>
+      </w:r>
+      <w:proofErr w:type="spellEnd"/>
+      <w:r>
+        <w:t xml:space="preserve">: </w:t>
+      </w:r>
+      <w:proofErr w:type="spellStart"/>
+      <w:r>
+        <w:t>localStorage</w:t>
+      </w:r>
+      <w:proofErr w:type="spellEnd"/>
+      <w:r>
+        <w:t xml:space="preserve">, </w:t>
+      </w:r>
+      <w:proofErr w:type="spellStart"/>
+      <w:r>
+        <w:t>sessionStorage</w:t>
+      </w:r>
+      <w:proofErr w:type="spellEnd"/>
+      <w:r>
+        <w:t xml:space="preserve">, </w:t>
+      </w:r>
+      <w:proofErr w:type="spellStart"/>
+      <w:r>
+        <w:t>AsyncStorage</w:t>
+      </w:r>
+      <w:proofErr w:type="spellEnd"/>
+      <w:r>
+        <w:t xml:space="preserve">, hay custom storage </w:t>
+      </w:r>
+      <w:proofErr w:type="spellStart"/>
+      <w:r>
+        <w:t>của</w:t>
+      </w:r>
+      <w:proofErr w:type="spellEnd"/>
+      <w:r>
+        <w:t xml:space="preserve"> </w:t>
+      </w:r>
+      <w:proofErr w:type="spellStart"/>
+      <w:r>
+        <w:t>bạn</w:t>
+      </w:r>
+      <w:proofErr w:type="spellEnd"/>
+      <w:r>
+        <w:t>).</w:t>
+      </w:r>
+    </w:p>
+    <w:p>
+      <w:pPr>
+        <w:pStyle w:val="Content"/>
+      </w:pPr>
+      <w:proofErr w:type="spellStart"/>
+      <w:r>
+        <w:t>Nó</w:t>
+      </w:r>
+      <w:proofErr w:type="spellEnd"/>
+      <w:r>
+        <w:t xml:space="preserve"> </w:t>
+      </w:r>
+      <w:proofErr w:type="spellStart"/>
+      <w:r>
+        <w:t>tự</w:t>
+      </w:r>
+      <w:proofErr w:type="spellEnd"/>
+      <w:r>
+        <w:t xml:space="preserve"> </w:t>
+      </w:r>
+      <w:proofErr w:type="spellStart"/>
+      <w:r>
+        <w:t>động</w:t>
+      </w:r>
+      <w:proofErr w:type="spellEnd"/>
+      <w:r>
+        <w:t xml:space="preserve"> serialize (</w:t>
+      </w:r>
+      <w:proofErr w:type="spellStart"/>
+      <w:r>
+        <w:t>chuyển</w:t>
+      </w:r>
+      <w:proofErr w:type="spellEnd"/>
+      <w:r>
+        <w:t xml:space="preserve"> object → JSON string) </w:t>
+      </w:r>
+      <w:proofErr w:type="spellStart"/>
+      <w:r>
+        <w:t>khi</w:t>
+      </w:r>
+      <w:proofErr w:type="spellEnd"/>
+      <w:r>
+        <w:t xml:space="preserve"> </w:t>
+      </w:r>
+      <w:proofErr w:type="spellStart"/>
+      <w:r>
+        <w:t>lưu</w:t>
+      </w:r>
+      <w:proofErr w:type="spellEnd"/>
+      <w:r>
+        <w:t xml:space="preserve"> </w:t>
+      </w:r>
+      <w:proofErr w:type="spellStart"/>
+      <w:r>
+        <w:t>và</w:t>
+      </w:r>
+      <w:proofErr w:type="spellEnd"/>
+      <w:r>
+        <w:t xml:space="preserve"> deserialize (JSON string → object) </w:t>
+      </w:r>
+      <w:proofErr w:type="spellStart"/>
+      <w:r>
+        <w:t>khi</w:t>
+      </w:r>
+      <w:proofErr w:type="spellEnd"/>
+      <w:r>
+        <w:t xml:space="preserve"> </w:t>
+      </w:r>
+      <w:proofErr w:type="spellStart"/>
+      <w:r>
+        <w:t>đọc</w:t>
+      </w:r>
+      <w:proofErr w:type="spellEnd"/>
+      <w:r>
+        <w:t>.</w:t>
+      </w:r>
+    </w:p>
+    <w:p>
+      <w:pPr>
+        <w:pStyle w:val="Content"/>
+      </w:pPr>
+      <w:r>
+        <w:t>VD:</w:t>
+      </w:r>
+    </w:p>
+    <w:p>
+      <w:pPr>
+        <w:pStyle w:val="consolas"/>
+      </w:pPr>
+      <w:proofErr w:type="spellStart"/>
+      <w:proofErr w:type="gramStart"/>
+      <w:r>
+        <w:t>createJSONStorage</w:t>
+      </w:r>
+      <w:proofErr w:type="spellEnd"/>
+      <w:r>
+        <w:t>(</w:t>
+      </w:r>
+      <w:proofErr w:type="gramEnd"/>
+    </w:p>
+    <w:p>
+      <w:pPr>
+        <w:pStyle w:val="consolas"/>
+      </w:pPr>
+      <w:r>
+        <w:t xml:space="preserve">  </w:t>
+      </w:r>
+      <w:proofErr w:type="spellStart"/>
+      <w:r>
+        <w:t>getStorage</w:t>
+      </w:r>
+      <w:proofErr w:type="spellEnd"/>
+      <w:r>
+        <w:t xml:space="preserve">: () =&gt; </w:t>
+      </w:r>
+      <w:proofErr w:type="spellStart"/>
+      <w:r>
+        <w:t>StateStorage</w:t>
+      </w:r>
+      <w:proofErr w:type="spellEnd"/>
+      <w:r>
+        <w:t xml:space="preserve">, </w:t>
+      </w:r>
+    </w:p>
+    <w:p>
+      <w:pPr>
+        <w:pStyle w:val="consolas"/>
+      </w:pPr>
+      <w:r>
+        <w:t xml:space="preserve">  </w:t>
+      </w:r>
+      <w:proofErr w:type="gramStart"/>
+      <w:r>
+        <w:t>options?:</w:t>
+      </w:r>
+      <w:proofErr w:type="gramEnd"/>
+      <w:r>
+        <w:t xml:space="preserve"> </w:t>
+      </w:r>
+      <w:proofErr w:type="spellStart"/>
+      <w:r>
+        <w:t>JsonStorageOptions</w:t>
+      </w:r>
+      <w:proofErr w:type="spellEnd"/>
+    </w:p>
+    <w:p>
+      <w:pPr>
+        <w:pStyle w:val="consolas"/>
+      </w:pPr>
+      <w:r>
+        <w:t xml:space="preserve">) =&gt; </w:t>
+      </w:r>
+      <w:proofErr w:type="spellStart"/>
+      <w:r>
+        <w:t>StateStorage</w:t>
+      </w:r>
+      <w:proofErr w:type="spellEnd"/>
+    </w:p>
+    <w:p>
+      <w:pPr>
+        <w:pStyle w:val="Content"/>
+      </w:pPr>
+      <w:proofErr w:type="spellStart"/>
+      <w:r>
+        <w:t>Trường</w:t>
+      </w:r>
+      <w:proofErr w:type="spellEnd"/>
+      <w:r>
+        <w:t xml:space="preserve"> </w:t>
+      </w:r>
+      <w:proofErr w:type="spellStart"/>
+      <w:r>
+        <w:t>hợp</w:t>
+      </w:r>
+      <w:proofErr w:type="spellEnd"/>
+      <w:r>
+        <w:t xml:space="preserve"> </w:t>
+      </w:r>
+      <w:proofErr w:type="spellStart"/>
+      <w:r>
+        <w:t>bạn</w:t>
+      </w:r>
+      <w:proofErr w:type="spellEnd"/>
+      <w:r>
+        <w:t xml:space="preserve"> </w:t>
+      </w:r>
+      <w:proofErr w:type="spellStart"/>
+      <w:r>
+        <w:t>có</w:t>
+      </w:r>
+      <w:proofErr w:type="spellEnd"/>
+      <w:r>
+        <w:t xml:space="preserve"> object </w:t>
+      </w:r>
+      <w:proofErr w:type="spellStart"/>
+      <w:r>
+        <w:t>đặc</w:t>
+      </w:r>
+      <w:proofErr w:type="spellEnd"/>
+      <w:r>
+        <w:t xml:space="preserve"> </w:t>
+      </w:r>
+      <w:proofErr w:type="spellStart"/>
+      <w:r>
+        <w:t>biệt</w:t>
+      </w:r>
+      <w:proofErr w:type="spellEnd"/>
+      <w:r>
+        <w:t xml:space="preserve"> (</w:t>
+      </w:r>
+      <w:proofErr w:type="spellStart"/>
+      <w:r>
+        <w:t>như</w:t>
+      </w:r>
+      <w:proofErr w:type="spellEnd"/>
+      <w:r>
+        <w:t xml:space="preserve"> Date, Map, Set) </w:t>
+      </w:r>
+      <w:proofErr w:type="spellStart"/>
+      <w:r>
+        <w:t>mà</w:t>
+      </w:r>
+      <w:proofErr w:type="spellEnd"/>
+      <w:r>
+        <w:t xml:space="preserve"> JSON </w:t>
+      </w:r>
+      <w:proofErr w:type="spellStart"/>
+      <w:r>
+        <w:t>không</w:t>
+      </w:r>
+      <w:proofErr w:type="spellEnd"/>
+      <w:r>
+        <w:t xml:space="preserve"> </w:t>
+      </w:r>
+      <w:proofErr w:type="spellStart"/>
+      <w:r>
+        <w:t>lưu</w:t>
+      </w:r>
+      <w:proofErr w:type="spellEnd"/>
+      <w:r>
+        <w:t xml:space="preserve"> </w:t>
+      </w:r>
+      <w:proofErr w:type="spellStart"/>
+      <w:r>
+        <w:t>được</w:t>
+      </w:r>
+      <w:proofErr w:type="spellEnd"/>
+      <w:r>
+        <w:t xml:space="preserve"> </w:t>
+      </w:r>
+      <w:proofErr w:type="spellStart"/>
+      <w:r>
+        <w:t>trực</w:t>
+      </w:r>
+      <w:proofErr w:type="spellEnd"/>
+      <w:r>
+        <w:t xml:space="preserve"> </w:t>
+      </w:r>
+      <w:proofErr w:type="spellStart"/>
+      <w:r>
+        <w:t>tiếp</w:t>
+      </w:r>
+      <w:proofErr w:type="spellEnd"/>
+      <w:r>
+        <w:t>.</w:t>
+      </w:r>
+      <w:r>
+        <w:t xml:space="preserve"> </w:t>
+      </w:r>
+      <w:proofErr w:type="spellStart"/>
+      <w:r>
+        <w:t>thì</w:t>
+      </w:r>
+      <w:proofErr w:type="spellEnd"/>
+      <w:r>
+        <w:t xml:space="preserve"> </w:t>
+      </w:r>
+      <w:proofErr w:type="spellStart"/>
+      <w:r>
+        <w:t>dùng</w:t>
+      </w:r>
+      <w:proofErr w:type="spellEnd"/>
+      <w:r>
+        <w:t xml:space="preserve"> </w:t>
+      </w:r>
+      <w:proofErr w:type="spellStart"/>
+      <w:r>
+        <w:t>revier</w:t>
+      </w:r>
+      <w:proofErr w:type="spellEnd"/>
+      <w:r>
+        <w:t xml:space="preserve"> </w:t>
+      </w:r>
+      <w:proofErr w:type="spellStart"/>
+      <w:r>
+        <w:t>và</w:t>
+      </w:r>
+      <w:proofErr w:type="spellEnd"/>
+      <w:r>
+        <w:t xml:space="preserve"> replacer </w:t>
+      </w:r>
+      <w:proofErr w:type="spellStart"/>
+      <w:r>
+        <w:t>để</w:t>
+      </w:r>
+      <w:proofErr w:type="spellEnd"/>
+      <w:r>
+        <w:t xml:space="preserve"> </w:t>
+      </w:r>
+      <w:proofErr w:type="spellStart"/>
+      <w:r>
+        <w:t>xử</w:t>
+      </w:r>
+      <w:proofErr w:type="spellEnd"/>
+      <w:r>
+        <w:t xml:space="preserve"> </w:t>
+      </w:r>
+      <w:proofErr w:type="spellStart"/>
+      <w:r>
+        <w:t>lý</w:t>
+      </w:r>
+      <w:proofErr w:type="spellEnd"/>
+    </w:p>
+    <w:p>
+      <w:pPr>
+        <w:pStyle w:val="Content"/>
+      </w:pPr>
+      <w:r>
+        <w:t>VD:</w:t>
+      </w:r>
+    </w:p>
+    <w:p>
+      <w:pPr>
+        <w:pStyle w:val="consolas"/>
+      </w:pPr>
+      <w:r>
+        <w:t xml:space="preserve">const storage = </w:t>
+      </w:r>
+      <w:proofErr w:type="spellStart"/>
+      <w:proofErr w:type="gramStart"/>
+      <w:r>
+        <w:t>createJSONStorage</w:t>
+      </w:r>
+      <w:proofErr w:type="spellEnd"/>
+      <w:r>
+        <w:t>(</w:t>
+      </w:r>
+      <w:proofErr w:type="gramEnd"/>
+      <w:r>
+        <w:t xml:space="preserve">() =&gt; </w:t>
+      </w:r>
+      <w:proofErr w:type="spellStart"/>
+      <w:r>
+        <w:t>sessionStorage</w:t>
+      </w:r>
+      <w:proofErr w:type="spellEnd"/>
+      <w:r>
+        <w:t>, {</w:t>
+      </w:r>
+    </w:p>
+    <w:p>
+      <w:pPr>
+        <w:pStyle w:val="consolas"/>
+      </w:pPr>
+      <w:r>
+        <w:t xml:space="preserve">  reviver: (key, value) =&gt; {</w:t>
+      </w:r>
+    </w:p>
+    <w:p>
+      <w:pPr>
+        <w:pStyle w:val="consolas"/>
+      </w:pPr>
+      <w:r>
+        <w:t xml:space="preserve">    if (value &amp;&amp; </w:t>
+      </w:r>
+      <w:proofErr w:type="spellStart"/>
+      <w:proofErr w:type="gramStart"/>
+      <w:r>
+        <w:t>value.type</w:t>
+      </w:r>
+      <w:proofErr w:type="spellEnd"/>
+      <w:proofErr w:type="gramEnd"/>
+      <w:r>
+        <w:t xml:space="preserve"> === "date") {</w:t>
+      </w:r>
+    </w:p>
+    <w:p>
+      <w:pPr>
+        <w:pStyle w:val="consolas"/>
+      </w:pPr>
+      <w:r>
+        <w:t xml:space="preserve">      return new Date(</w:t>
+      </w:r>
+      <w:proofErr w:type="spellStart"/>
+      <w:r>
+        <w:t>value.value</w:t>
+      </w:r>
+      <w:proofErr w:type="spellEnd"/>
+      <w:r>
+        <w:t xml:space="preserve">) // </w:t>
+      </w:r>
+      <w:proofErr w:type="spellStart"/>
+      <w:r>
+        <w:t>khôi</w:t>
+      </w:r>
+      <w:proofErr w:type="spellEnd"/>
+      <w:r>
+        <w:t xml:space="preserve"> </w:t>
+      </w:r>
+      <w:proofErr w:type="spellStart"/>
+      <w:r>
+        <w:t>phục</w:t>
+      </w:r>
+      <w:proofErr w:type="spellEnd"/>
+      <w:r>
+        <w:t xml:space="preserve"> </w:t>
+      </w:r>
+      <w:proofErr w:type="spellStart"/>
+      <w:r>
+        <w:t>thành</w:t>
+      </w:r>
+      <w:proofErr w:type="spellEnd"/>
+      <w:r>
+        <w:t xml:space="preserve"> Date object</w:t>
+      </w:r>
+    </w:p>
+    <w:p>
+      <w:pPr>
+        <w:pStyle w:val="consolas"/>
+      </w:pPr>
+      <w:r>
+        <w:t xml:space="preserve">    }</w:t>
+      </w:r>
+    </w:p>
+    <w:p>
+      <w:pPr>
+        <w:pStyle w:val="consolas"/>
+      </w:pPr>
+      <w:r>
+        <w:t xml:space="preserve">    return value</w:t>
+      </w:r>
+    </w:p>
+    <w:p>
+      <w:pPr>
+        <w:pStyle w:val="consolas"/>
+      </w:pPr>
+      <w:r>
+        <w:t xml:space="preserve">  },</w:t>
+      </w:r>
+    </w:p>
+    <w:p>
+      <w:pPr>
+        <w:pStyle w:val="consolas"/>
+      </w:pPr>
+      <w:r>
+        <w:t xml:space="preserve">  replacer: (key, value) =&gt; {</w:t>
+      </w:r>
+    </w:p>
+    <w:p>
+      <w:pPr>
+        <w:pStyle w:val="consolas"/>
+      </w:pPr>
+      <w:r>
+        <w:t xml:space="preserve">    if (value </w:t>
+      </w:r>
+      <w:proofErr w:type="spellStart"/>
+      <w:r>
+        <w:t>instanceof</w:t>
+      </w:r>
+      <w:proofErr w:type="spellEnd"/>
+      <w:r>
+        <w:t xml:space="preserve"> Date) {</w:t>
+      </w:r>
+    </w:p>
+    <w:p>
+      <w:pPr>
+        <w:pStyle w:val="consolas"/>
+      </w:pPr>
+      <w:r>
+        <w:t xml:space="preserve">      return </w:t>
+      </w:r>
+      <w:proofErr w:type="gramStart"/>
+      <w:r>
+        <w:t>{ type</w:t>
+      </w:r>
+      <w:proofErr w:type="gramEnd"/>
+      <w:r>
+        <w:t xml:space="preserve">: "date", value: </w:t>
+      </w:r>
+      <w:proofErr w:type="spellStart"/>
+      <w:r>
+        <w:t>value.toISOString</w:t>
+      </w:r>
+      <w:proofErr w:type="spellEnd"/>
+      <w:r>
+        <w:t>() }</w:t>
+      </w:r>
+    </w:p>
+    <w:p>
+      <w:pPr>
+        <w:pStyle w:val="consolas"/>
+      </w:pPr>
+      <w:r>
+        <w:t xml:space="preserve">    }</w:t>
+      </w:r>
+    </w:p>
+    <w:p>
+      <w:pPr>
+        <w:pStyle w:val="consolas"/>
+      </w:pPr>
+      <w:r>
+        <w:t xml:space="preserve">    return value</w:t>
+      </w:r>
+    </w:p>
+    <w:p>
+      <w:pPr>
+        <w:pStyle w:val="consolas"/>
+      </w:pPr>
+      <w:r>
+        <w:t xml:space="preserve">  },</w:t>
+      </w:r>
+    </w:p>
+    <w:p>
+      <w:pPr>
+        <w:pStyle w:val="consolas"/>
+      </w:pPr>
+      <w:r>
+        <w:t>})</w:t>
+      </w:r>
+    </w:p>
+    <w:p>
+      <w:pPr>
+        <w:pStyle w:val="Content"/>
+      </w:pPr>
+      <w:proofErr w:type="spellStart"/>
+      <w:r>
+        <w:t>Nên</w:t>
+      </w:r>
+      <w:proofErr w:type="spellEnd"/>
+      <w:r>
+        <w:t xml:space="preserve"> </w:t>
+      </w:r>
+      <w:proofErr w:type="spellStart"/>
+      <w:r>
         <w:t>sử</w:t>
       </w:r>
       <w:proofErr w:type="spellEnd"/>
@@ -18642,19 +25454,827 @@
       </w:r>
       <w:proofErr w:type="spellStart"/>
       <w:r>
-        <w:t>trực</w:t>
-      </w:r>
-      <w:proofErr w:type="spellEnd"/>
-      <w:r>
-        <w:t xml:space="preserve"> </w:t>
-      </w:r>
-      <w:proofErr w:type="spellStart"/>
-      <w:r>
-        <w:t>tiếp</w:t>
-      </w:r>
-      <w:proofErr w:type="spellEnd"/>
-      <w:r>
-        <w:t xml:space="preserve"> </w:t>
+        <w:t>khi</w:t>
+      </w:r>
+      <w:proofErr w:type="spellEnd"/>
+      <w:r>
+        <w:t>:</w:t>
+      </w:r>
+    </w:p>
+    <w:p>
+      <w:pPr>
+        <w:pStyle w:val="Bullet"/>
+      </w:pPr>
+      <w:r>
+        <w:t xml:space="preserve">Khi </w:t>
+      </w:r>
+      <w:proofErr w:type="spellStart"/>
+      <w:r>
+        <w:t>bạn</w:t>
+      </w:r>
+      <w:proofErr w:type="spellEnd"/>
+      <w:r>
+        <w:t xml:space="preserve"> </w:t>
+      </w:r>
+      <w:proofErr w:type="spellStart"/>
+      <w:r>
+        <w:t>muốn</w:t>
+      </w:r>
+      <w:proofErr w:type="spellEnd"/>
+      <w:r>
+        <w:t xml:space="preserve"> </w:t>
+      </w:r>
+      <w:proofErr w:type="spellStart"/>
+      <w:r>
+        <w:t>chọn</w:t>
+      </w:r>
+      <w:proofErr w:type="spellEnd"/>
+      <w:r>
+        <w:t xml:space="preserve"> storage engine </w:t>
+      </w:r>
+      <w:proofErr w:type="spellStart"/>
+      <w:r>
+        <w:t>khác</w:t>
+      </w:r>
+      <w:proofErr w:type="spellEnd"/>
+      <w:r>
+        <w:t xml:space="preserve"> </w:t>
+      </w:r>
+      <w:proofErr w:type="spellStart"/>
+      <w:r>
+        <w:t>ngoài</w:t>
+      </w:r>
+      <w:proofErr w:type="spellEnd"/>
+      <w:r>
+        <w:t xml:space="preserve"> </w:t>
+      </w:r>
+      <w:proofErr w:type="spellStart"/>
+      <w:r>
+        <w:t>localStorage</w:t>
+      </w:r>
+      <w:proofErr w:type="spellEnd"/>
+      <w:r>
+        <w:t xml:space="preserve"> (</w:t>
+      </w:r>
+      <w:proofErr w:type="spellStart"/>
+      <w:r>
+        <w:t>sessionStorage</w:t>
+      </w:r>
+      <w:proofErr w:type="spellEnd"/>
+      <w:r>
+        <w:t xml:space="preserve">, </w:t>
+      </w:r>
+      <w:proofErr w:type="spellStart"/>
+      <w:r>
+        <w:t>AsyncStorage</w:t>
+      </w:r>
+      <w:proofErr w:type="spellEnd"/>
+      <w:r>
+        <w:t xml:space="preserve">, </w:t>
+      </w:r>
+      <w:proofErr w:type="spellStart"/>
+      <w:r>
+        <w:t>IndexedDB</w:t>
+      </w:r>
+      <w:proofErr w:type="spellEnd"/>
+      <w:r>
+        <w:t xml:space="preserve"> wrapper...).</w:t>
+      </w:r>
+    </w:p>
+    <w:p>
+      <w:pPr>
+        <w:pStyle w:val="Bullet"/>
+      </w:pPr>
+      <w:r>
+        <w:t xml:space="preserve">Khi </w:t>
+      </w:r>
+      <w:proofErr w:type="spellStart"/>
+      <w:r>
+        <w:t>bạn</w:t>
+      </w:r>
+      <w:proofErr w:type="spellEnd"/>
+      <w:r>
+        <w:t xml:space="preserve"> </w:t>
+      </w:r>
+      <w:proofErr w:type="spellStart"/>
+      <w:r>
+        <w:t>cần</w:t>
+      </w:r>
+      <w:proofErr w:type="spellEnd"/>
+      <w:r>
+        <w:t xml:space="preserve"> serialize/deserialize </w:t>
+      </w:r>
+      <w:proofErr w:type="spellStart"/>
+      <w:r>
+        <w:t>phức</w:t>
+      </w:r>
+      <w:proofErr w:type="spellEnd"/>
+      <w:r>
+        <w:t xml:space="preserve"> </w:t>
+      </w:r>
+      <w:proofErr w:type="spellStart"/>
+      <w:r>
+        <w:t>tạp</w:t>
+      </w:r>
+      <w:proofErr w:type="spellEnd"/>
+      <w:r>
+        <w:t xml:space="preserve"> (Date, Map, Set, </w:t>
+      </w:r>
+      <w:proofErr w:type="spellStart"/>
+      <w:r>
+        <w:t>BigInt</w:t>
+      </w:r>
+      <w:proofErr w:type="spellEnd"/>
+      <w:r>
+        <w:t>...).</w:t>
+      </w:r>
+    </w:p>
+    <w:p>
+      <w:pPr>
+        <w:pStyle w:val="Bullet"/>
+      </w:pPr>
+      <w:r>
+        <w:t xml:space="preserve">Khi </w:t>
+      </w:r>
+      <w:proofErr w:type="spellStart"/>
+      <w:r>
+        <w:t>cần</w:t>
+      </w:r>
+      <w:proofErr w:type="spellEnd"/>
+      <w:r>
+        <w:t xml:space="preserve"> custom storage (</w:t>
+      </w:r>
+      <w:proofErr w:type="spellStart"/>
+      <w:r>
+        <w:t>ví</w:t>
+      </w:r>
+      <w:proofErr w:type="spellEnd"/>
+      <w:r>
+        <w:t xml:space="preserve"> </w:t>
+      </w:r>
+      <w:proofErr w:type="spellStart"/>
+      <w:r>
+        <w:t>dụ</w:t>
+      </w:r>
+      <w:proofErr w:type="spellEnd"/>
+      <w:r>
+        <w:t xml:space="preserve">: </w:t>
+      </w:r>
+      <w:proofErr w:type="spellStart"/>
+      <w:r>
+        <w:t>lưu</w:t>
+      </w:r>
+      <w:proofErr w:type="spellEnd"/>
+      <w:r>
+        <w:t xml:space="preserve"> state </w:t>
+      </w:r>
+      <w:proofErr w:type="spellStart"/>
+      <w:r>
+        <w:t>vào</w:t>
+      </w:r>
+      <w:proofErr w:type="spellEnd"/>
+      <w:r>
+        <w:t xml:space="preserve"> URL hash, memory storage...).</w:t>
+      </w:r>
+    </w:p>
+    <w:p>
+      <w:pPr>
+        <w:pStyle w:val="Heading2"/>
+      </w:pPr>
+      <w:r>
+        <w:lastRenderedPageBreak/>
+        <w:t xml:space="preserve">Hydration </w:t>
+      </w:r>
+      <w:proofErr w:type="spellStart"/>
+      <w:r>
+        <w:t>và</w:t>
+      </w:r>
+      <w:proofErr w:type="spellEnd"/>
+      <w:r>
+        <w:t xml:space="preserve"> asynchronous </w:t>
+      </w:r>
+      <w:r>
+        <w:t>storages</w:t>
+      </w:r>
+    </w:p>
+    <w:p>
+      <w:pPr>
+        <w:pStyle w:val="Content"/>
+      </w:pPr>
+      <w:r>
+        <w:t xml:space="preserve">Hydration = </w:t>
+      </w:r>
+      <w:proofErr w:type="spellStart"/>
+      <w:r>
+        <w:t>quá</w:t>
+      </w:r>
+      <w:proofErr w:type="spellEnd"/>
+      <w:r>
+        <w:t xml:space="preserve"> </w:t>
+      </w:r>
+      <w:proofErr w:type="spellStart"/>
+      <w:r>
+        <w:t>trình</w:t>
+      </w:r>
+      <w:proofErr w:type="spellEnd"/>
+      <w:r>
+        <w:t xml:space="preserve"> </w:t>
+      </w:r>
+      <w:proofErr w:type="spellStart"/>
+      <w:r>
+        <w:t>lấy</w:t>
+      </w:r>
+      <w:proofErr w:type="spellEnd"/>
+      <w:r>
+        <w:t xml:space="preserve"> </w:t>
+      </w:r>
+      <w:proofErr w:type="spellStart"/>
+      <w:r>
+        <w:t>dữ</w:t>
+      </w:r>
+      <w:proofErr w:type="spellEnd"/>
+      <w:r>
+        <w:t xml:space="preserve"> </w:t>
+      </w:r>
+      <w:proofErr w:type="spellStart"/>
+      <w:r>
+        <w:t>liệu</w:t>
+      </w:r>
+      <w:proofErr w:type="spellEnd"/>
+      <w:r>
+        <w:t xml:space="preserve"> </w:t>
+      </w:r>
+      <w:proofErr w:type="spellStart"/>
+      <w:r>
+        <w:t>đã</w:t>
+      </w:r>
+      <w:proofErr w:type="spellEnd"/>
+      <w:r>
+        <w:t xml:space="preserve"> </w:t>
+      </w:r>
+      <w:proofErr w:type="spellStart"/>
+      <w:r>
+        <w:t>lưu</w:t>
+      </w:r>
+      <w:proofErr w:type="spellEnd"/>
+      <w:r>
+        <w:t xml:space="preserve"> </w:t>
+      </w:r>
+      <w:proofErr w:type="spellStart"/>
+      <w:r>
+        <w:t>trong</w:t>
+      </w:r>
+      <w:proofErr w:type="spellEnd"/>
+      <w:r>
+        <w:t xml:space="preserve"> storage (</w:t>
+      </w:r>
+      <w:proofErr w:type="spellStart"/>
+      <w:r>
+        <w:t>localStorage</w:t>
+      </w:r>
+      <w:proofErr w:type="spellEnd"/>
+      <w:r>
+        <w:t xml:space="preserve">, </w:t>
+      </w:r>
+      <w:proofErr w:type="spellStart"/>
+      <w:r>
+        <w:t>AsyncStorage</w:t>
+      </w:r>
+      <w:proofErr w:type="spellEnd"/>
+      <w:r>
+        <w:t xml:space="preserve">, v.v.) </w:t>
+      </w:r>
+      <w:proofErr w:type="spellStart"/>
+      <w:r>
+        <w:t>và</w:t>
+      </w:r>
+      <w:proofErr w:type="spellEnd"/>
+      <w:r>
+        <w:t xml:space="preserve"> merge </w:t>
+      </w:r>
+      <w:proofErr w:type="spellStart"/>
+      <w:r>
+        <w:t>với</w:t>
+      </w:r>
+      <w:proofErr w:type="spellEnd"/>
+      <w:r>
+        <w:t xml:space="preserve"> state </w:t>
+      </w:r>
+      <w:proofErr w:type="spellStart"/>
+      <w:r>
+        <w:t>hiện</w:t>
+      </w:r>
+      <w:proofErr w:type="spellEnd"/>
+      <w:r>
+        <w:t xml:space="preserve"> </w:t>
+      </w:r>
+      <w:proofErr w:type="spellStart"/>
+      <w:r>
+        <w:t>tại</w:t>
+      </w:r>
+      <w:proofErr w:type="spellEnd"/>
+      <w:r>
+        <w:t xml:space="preserve"> </w:t>
+      </w:r>
+      <w:proofErr w:type="spellStart"/>
+      <w:r>
+        <w:t>trong</w:t>
+      </w:r>
+      <w:proofErr w:type="spellEnd"/>
+      <w:r>
+        <w:t xml:space="preserve"> store </w:t>
+      </w:r>
+      <w:proofErr w:type="spellStart"/>
+      <w:r>
+        <w:t>của</w:t>
+      </w:r>
+      <w:proofErr w:type="spellEnd"/>
+      <w:r>
+        <w:t xml:space="preserve"> </w:t>
+      </w:r>
+      <w:proofErr w:type="spellStart"/>
+      <w:r>
+        <w:t>Zustand</w:t>
+      </w:r>
+      <w:proofErr w:type="spellEnd"/>
+      <w:r>
+        <w:t>.</w:t>
+      </w:r>
+    </w:p>
+    <w:p>
+      <w:pPr>
+        <w:pStyle w:val="Content"/>
+      </w:pPr>
+      <w:proofErr w:type="spellStart"/>
+      <w:r>
+        <w:t>Có</w:t>
+      </w:r>
+      <w:proofErr w:type="spellEnd"/>
+      <w:r>
+        <w:t xml:space="preserve"> 2 </w:t>
+      </w:r>
+      <w:proofErr w:type="spellStart"/>
+      <w:r>
+        <w:t>loại</w:t>
+      </w:r>
+      <w:proofErr w:type="spellEnd"/>
+      <w:r>
+        <w:t xml:space="preserve"> Hydration:</w:t>
+      </w:r>
+    </w:p>
+    <w:p>
+      <w:pPr>
+        <w:pStyle w:val="Bullet"/>
+      </w:pPr>
+      <w:r>
+        <w:t>S</w:t>
+      </w:r>
+      <w:r>
+        <w:t>ynchronous hydration</w:t>
+      </w:r>
+      <w:r>
+        <w:t xml:space="preserve">: </w:t>
+      </w:r>
+      <w:proofErr w:type="spellStart"/>
+      <w:r>
+        <w:t>localStorage</w:t>
+      </w:r>
+      <w:proofErr w:type="spellEnd"/>
+      <w:r>
+        <w:t xml:space="preserve">, </w:t>
+      </w:r>
+      <w:proofErr w:type="spellStart"/>
+      <w:r>
+        <w:t>sectionStorage</w:t>
+      </w:r>
+      <w:proofErr w:type="spellEnd"/>
+    </w:p>
+    <w:p>
+      <w:pPr>
+        <w:pStyle w:val="Bullet"/>
+      </w:pPr>
+      <w:r>
+        <w:t>A</w:t>
+      </w:r>
+      <w:r>
+        <w:t>synchronous hydration</w:t>
+      </w:r>
+      <w:r>
+        <w:t xml:space="preserve">: </w:t>
+      </w:r>
+      <w:proofErr w:type="spellStart"/>
+      <w:r>
+        <w:t>AsyncStorage</w:t>
+      </w:r>
+      <w:proofErr w:type="spellEnd"/>
+      <w:r>
+        <w:t xml:space="preserve"> (react native), </w:t>
+      </w:r>
+      <w:proofErr w:type="spellStart"/>
+      <w:r>
+        <w:t>khi</w:t>
+      </w:r>
+      <w:proofErr w:type="spellEnd"/>
+      <w:r>
+        <w:t xml:space="preserve"> create store </w:t>
+      </w:r>
+      <w:proofErr w:type="spellStart"/>
+      <w:r>
+        <w:t>zustand</w:t>
+      </w:r>
+      <w:proofErr w:type="spellEnd"/>
+      <w:r>
+        <w:t xml:space="preserve"> </w:t>
+      </w:r>
+      <w:proofErr w:type="spellStart"/>
+      <w:r>
+        <w:t>phải</w:t>
+      </w:r>
+      <w:proofErr w:type="spellEnd"/>
+      <w:r>
+        <w:t xml:space="preserve"> </w:t>
+      </w:r>
+      <w:proofErr w:type="spellStart"/>
+      <w:r>
+        <w:t>chờ</w:t>
+      </w:r>
+      <w:proofErr w:type="spellEnd"/>
+      <w:r>
+        <w:t xml:space="preserve"> promise </w:t>
+      </w:r>
+      <w:proofErr w:type="spellStart"/>
+      <w:r>
+        <w:t>mới</w:t>
+      </w:r>
+      <w:proofErr w:type="spellEnd"/>
+      <w:r>
+        <w:t xml:space="preserve"> </w:t>
+      </w:r>
+      <w:proofErr w:type="spellStart"/>
+      <w:r>
+        <w:t>lấy</w:t>
+      </w:r>
+      <w:proofErr w:type="spellEnd"/>
+      <w:r>
+        <w:t xml:space="preserve"> </w:t>
+      </w:r>
+      <w:proofErr w:type="spellStart"/>
+      <w:r>
+        <w:t>được</w:t>
+      </w:r>
+      <w:proofErr w:type="spellEnd"/>
+      <w:r>
+        <w:t xml:space="preserve"> </w:t>
+      </w:r>
+      <w:proofErr w:type="spellStart"/>
+      <w:r>
+        <w:t>dữ</w:t>
+      </w:r>
+      <w:proofErr w:type="spellEnd"/>
+      <w:r>
+        <w:t xml:space="preserve"> </w:t>
+      </w:r>
+      <w:proofErr w:type="spellStart"/>
+      <w:r>
+        <w:t>liệu</w:t>
+      </w:r>
+      <w:proofErr w:type="spellEnd"/>
+    </w:p>
+    <w:p>
+      <w:pPr>
+        <w:pStyle w:val="Content"/>
+      </w:pPr>
+      <w:proofErr w:type="spellStart"/>
+      <w:r>
+        <w:t>Tuy</w:t>
+      </w:r>
+      <w:proofErr w:type="spellEnd"/>
+      <w:r>
+        <w:t xml:space="preserve"> </w:t>
+      </w:r>
+      <w:proofErr w:type="spellStart"/>
+      <w:r>
+        <w:t>nhiên</w:t>
+      </w:r>
+      <w:proofErr w:type="spellEnd"/>
+      <w:r>
+        <w:t xml:space="preserve"> </w:t>
+      </w:r>
+      <w:proofErr w:type="spellStart"/>
+      <w:r>
+        <w:t>với</w:t>
+      </w:r>
+      <w:proofErr w:type="spellEnd"/>
+      <w:r>
+        <w:t xml:space="preserve"> </w:t>
+      </w:r>
+      <w:r>
+        <w:t>A</w:t>
+      </w:r>
+      <w:r>
+        <w:t>synchronous hydration</w:t>
+      </w:r>
+      <w:r>
+        <w:t xml:space="preserve"> </w:t>
+      </w:r>
+      <w:proofErr w:type="spellStart"/>
+      <w:r>
+        <w:t>có</w:t>
+      </w:r>
+      <w:proofErr w:type="spellEnd"/>
+      <w:r>
+        <w:t xml:space="preserve"> </w:t>
+      </w:r>
+      <w:proofErr w:type="spellStart"/>
+      <w:r>
+        <w:t>thể</w:t>
+      </w:r>
+      <w:proofErr w:type="spellEnd"/>
+      <w:r>
+        <w:t xml:space="preserve"> </w:t>
+      </w:r>
+      <w:proofErr w:type="spellStart"/>
+      <w:r>
+        <w:t>sẽ</w:t>
+      </w:r>
+      <w:proofErr w:type="spellEnd"/>
+      <w:r>
+        <w:t xml:space="preserve"> </w:t>
+      </w:r>
+      <w:proofErr w:type="spellStart"/>
+      <w:r>
+        <w:t>dễ</w:t>
+      </w:r>
+      <w:proofErr w:type="spellEnd"/>
+      <w:r>
+        <w:t xml:space="preserve"> bug </w:t>
+      </w:r>
+      <w:proofErr w:type="spellStart"/>
+      <w:r>
+        <w:t>vì</w:t>
+      </w:r>
+      <w:proofErr w:type="spellEnd"/>
+      <w:r>
+        <w:t xml:space="preserve"> </w:t>
+      </w:r>
+      <w:proofErr w:type="spellStart"/>
+      <w:r>
+        <w:t>dữ</w:t>
+      </w:r>
+      <w:proofErr w:type="spellEnd"/>
+      <w:r>
+        <w:t xml:space="preserve"> </w:t>
+      </w:r>
+      <w:proofErr w:type="spellStart"/>
+      <w:r>
+        <w:t>liệu</w:t>
+      </w:r>
+      <w:proofErr w:type="spellEnd"/>
+      <w:r>
+        <w:t xml:space="preserve"> </w:t>
+      </w:r>
+      <w:proofErr w:type="spellStart"/>
+      <w:r>
+        <w:t>chưa</w:t>
+      </w:r>
+      <w:proofErr w:type="spellEnd"/>
+      <w:r>
+        <w:t xml:space="preserve"> </w:t>
+      </w:r>
+      <w:proofErr w:type="spellStart"/>
+      <w:r>
+        <w:t>được</w:t>
+      </w:r>
+      <w:proofErr w:type="spellEnd"/>
+      <w:r>
+        <w:t xml:space="preserve"> </w:t>
+      </w:r>
+      <w:proofErr w:type="spellStart"/>
+      <w:r>
+        <w:t>lấy</w:t>
+      </w:r>
+      <w:proofErr w:type="spellEnd"/>
+      <w:r>
+        <w:t xml:space="preserve"> </w:t>
+      </w:r>
+      <w:proofErr w:type="spellStart"/>
+      <w:r>
+        <w:t>ra</w:t>
+      </w:r>
+      <w:proofErr w:type="spellEnd"/>
+      <w:r>
+        <w:t xml:space="preserve"> </w:t>
+      </w:r>
+      <w:proofErr w:type="spellStart"/>
+      <w:r>
+        <w:t>đúng</w:t>
+      </w:r>
+      <w:proofErr w:type="spellEnd"/>
+      <w:r>
+        <w:t xml:space="preserve"> </w:t>
+      </w:r>
+      <w:proofErr w:type="spellStart"/>
+      <w:r>
+        <w:t>mà</w:t>
+      </w:r>
+      <w:proofErr w:type="spellEnd"/>
+      <w:r>
+        <w:t xml:space="preserve"> </w:t>
+      </w:r>
+      <w:proofErr w:type="spellStart"/>
+      <w:r>
+        <w:t>chỉ</w:t>
+      </w:r>
+      <w:proofErr w:type="spellEnd"/>
+      <w:r>
+        <w:t xml:space="preserve"> </w:t>
+      </w:r>
+      <w:proofErr w:type="spellStart"/>
+      <w:r>
+        <w:t>lấy</w:t>
+      </w:r>
+      <w:proofErr w:type="spellEnd"/>
+      <w:r>
+        <w:t xml:space="preserve"> state ban </w:t>
+      </w:r>
+      <w:proofErr w:type="spellStart"/>
+      <w:r>
+        <w:t>đầu</w:t>
+      </w:r>
+      <w:proofErr w:type="spellEnd"/>
+      <w:r>
+        <w:t xml:space="preserve">, </w:t>
+      </w:r>
+      <w:proofErr w:type="spellStart"/>
+      <w:r>
+        <w:t>nên</w:t>
+      </w:r>
+      <w:proofErr w:type="spellEnd"/>
+      <w:r>
+        <w:t xml:space="preserve"> </w:t>
+      </w:r>
+      <w:proofErr w:type="spellStart"/>
+      <w:r>
+        <w:t>cần</w:t>
+      </w:r>
+      <w:proofErr w:type="spellEnd"/>
+      <w:r>
+        <w:t xml:space="preserve"> </w:t>
+      </w:r>
+      <w:proofErr w:type="spellStart"/>
+      <w:r>
+        <w:t>kiểm</w:t>
+      </w:r>
+      <w:proofErr w:type="spellEnd"/>
+      <w:r>
+        <w:t xml:space="preserve"> </w:t>
+      </w:r>
+      <w:proofErr w:type="spellStart"/>
+      <w:r>
+        <w:t>tra</w:t>
+      </w:r>
+      <w:proofErr w:type="spellEnd"/>
+      <w:r>
+        <w:t xml:space="preserve"> </w:t>
+      </w:r>
+      <w:proofErr w:type="spellStart"/>
+      <w:proofErr w:type="gramStart"/>
+      <w:r>
+        <w:t>hasHydrated</w:t>
+      </w:r>
+      <w:proofErr w:type="spellEnd"/>
+      <w:r>
+        <w:t>(</w:t>
+      </w:r>
+      <w:proofErr w:type="gramEnd"/>
+      <w:r>
+        <w:t xml:space="preserve">) </w:t>
+      </w:r>
+      <w:proofErr w:type="spellStart"/>
+      <w:r>
+        <w:t>và</w:t>
+      </w:r>
+      <w:proofErr w:type="spellEnd"/>
+      <w:r>
+        <w:t xml:space="preserve"> </w:t>
+      </w:r>
+      <w:proofErr w:type="spellStart"/>
+      <w:r>
+        <w:t>onFinishHydration</w:t>
+      </w:r>
+      <w:proofErr w:type="spellEnd"/>
+      <w:r>
+        <w:t xml:space="preserve">() </w:t>
+      </w:r>
+      <w:proofErr w:type="spellStart"/>
+      <w:r>
+        <w:t>để</w:t>
+      </w:r>
+      <w:proofErr w:type="spellEnd"/>
+      <w:r>
+        <w:t xml:space="preserve"> check </w:t>
+      </w:r>
+      <w:proofErr w:type="spellStart"/>
+      <w:r>
+        <w:t>xem</w:t>
+      </w:r>
+      <w:proofErr w:type="spellEnd"/>
+      <w:r>
+        <w:t xml:space="preserve"> </w:t>
+      </w:r>
+      <w:proofErr w:type="spellStart"/>
+      <w:r>
+        <w:t>đã</w:t>
+      </w:r>
+      <w:proofErr w:type="spellEnd"/>
+      <w:r>
+        <w:t xml:space="preserve"> </w:t>
+      </w:r>
+      <w:proofErr w:type="spellStart"/>
+      <w:r>
+        <w:t>xong</w:t>
+      </w:r>
+      <w:proofErr w:type="spellEnd"/>
+      <w:r>
+        <w:t xml:space="preserve"> </w:t>
+      </w:r>
+      <w:proofErr w:type="spellStart"/>
+      <w:r>
+        <w:t>chưa</w:t>
+      </w:r>
+      <w:proofErr w:type="spellEnd"/>
+      <w:r>
+        <w:t xml:space="preserve"> </w:t>
+      </w:r>
+      <w:proofErr w:type="spellStart"/>
+      <w:r>
+        <w:t>hoặc</w:t>
+      </w:r>
+      <w:proofErr w:type="spellEnd"/>
+      <w:r>
+        <w:t xml:space="preserve"> </w:t>
+      </w:r>
+      <w:proofErr w:type="spellStart"/>
+      <w:r>
+        <w:t>có</w:t>
+      </w:r>
+      <w:proofErr w:type="spellEnd"/>
+      <w:r>
+        <w:t xml:space="preserve"> </w:t>
+      </w:r>
+      <w:proofErr w:type="spellStart"/>
+      <w:r>
+        <w:t>thể</w:t>
+      </w:r>
+      <w:proofErr w:type="spellEnd"/>
+      <w:r>
+        <w:t xml:space="preserve"> </w:t>
+      </w:r>
+      <w:proofErr w:type="spellStart"/>
+      <w:r>
+        <w:t>skipHydration</w:t>
+      </w:r>
+      <w:proofErr w:type="spellEnd"/>
+      <w:r>
+        <w:t xml:space="preserve">() </w:t>
+      </w:r>
+      <w:proofErr w:type="spellStart"/>
+      <w:r>
+        <w:t>hoặc</w:t>
+      </w:r>
+      <w:proofErr w:type="spellEnd"/>
+      <w:r>
+        <w:t xml:space="preserve"> </w:t>
+      </w:r>
+      <w:r>
+        <w:t>rehydrate</w:t>
+      </w:r>
+      <w:r>
+        <w:t xml:space="preserve">() </w:t>
+      </w:r>
+      <w:proofErr w:type="spellStart"/>
+      <w:r>
+        <w:t>để</w:t>
+      </w:r>
+      <w:proofErr w:type="spellEnd"/>
+      <w:r>
+        <w:t xml:space="preserve"> </w:t>
+      </w:r>
+      <w:proofErr w:type="spellStart"/>
+      <w:r>
+        <w:t>kiểm</w:t>
+      </w:r>
+      <w:proofErr w:type="spellEnd"/>
+      <w:r>
+        <w:t xml:space="preserve"> </w:t>
+      </w:r>
+      <w:proofErr w:type="spellStart"/>
+      <w:r>
+        <w:t>soát</w:t>
+      </w:r>
+      <w:proofErr w:type="spellEnd"/>
+      <w:r>
+        <w:t xml:space="preserve"> hydrate </w:t>
       </w:r>
       <w:proofErr w:type="spellStart"/>
       <w:r>
@@ -18666,154 +26286,64 @@
       </w:r>
       <w:proofErr w:type="spellStart"/>
       <w:r>
-        <w:t>localStorage</w:t>
-      </w:r>
-      <w:proofErr w:type="spellEnd"/>
-    </w:p>
-    <w:p>
-      <w:pPr>
-        <w:pStyle w:val="Content"/>
-      </w:pPr>
-      <w:proofErr w:type="spellStart"/>
-      <w:r>
-        <w:t>Lưu</w:t>
-      </w:r>
-      <w:proofErr w:type="spellEnd"/>
-      <w:r>
-        <w:t xml:space="preserve"> ý: </w:t>
-      </w:r>
-      <w:proofErr w:type="spellStart"/>
-      <w:r>
-        <w:t>deeptools</w:t>
-      </w:r>
-      <w:proofErr w:type="spellEnd"/>
-      <w:r>
-        <w:t xml:space="preserve"> </w:t>
-      </w:r>
-      <w:proofErr w:type="spellStart"/>
-      <w:r>
-        <w:t>luôn</w:t>
-      </w:r>
-      <w:proofErr w:type="spellEnd"/>
-      <w:r>
-        <w:t xml:space="preserve"> ở </w:t>
-      </w:r>
-      <w:proofErr w:type="spellStart"/>
-      <w:r>
-        <w:t>ngoài</w:t>
-      </w:r>
-      <w:proofErr w:type="spellEnd"/>
-      <w:r>
-        <w:t xml:space="preserve"> </w:t>
-      </w:r>
-      <w:proofErr w:type="spellStart"/>
-      <w:r>
-        <w:t>dùng</w:t>
-      </w:r>
-      <w:proofErr w:type="spellEnd"/>
-      <w:r>
-        <w:t xml:space="preserve"> </w:t>
-      </w:r>
-      <w:proofErr w:type="spellStart"/>
-      <w:r>
-        <w:t>dù</w:t>
-      </w:r>
-      <w:proofErr w:type="spellEnd"/>
-      <w:r>
-        <w:t xml:space="preserve"> </w:t>
-      </w:r>
-      <w:proofErr w:type="spellStart"/>
-      <w:r>
-        <w:t>có</w:t>
-      </w:r>
-      <w:proofErr w:type="spellEnd"/>
-      <w:r>
-        <w:t xml:space="preserve"> </w:t>
-      </w:r>
-      <w:proofErr w:type="spellStart"/>
-      <w:r>
-        <w:t>dùng</w:t>
-      </w:r>
-      <w:proofErr w:type="spellEnd"/>
-      <w:r>
-        <w:t xml:space="preserve"> </w:t>
-      </w:r>
-      <w:proofErr w:type="spellStart"/>
-      <w:r>
-        <w:t>bất</w:t>
-      </w:r>
-      <w:proofErr w:type="spellEnd"/>
-      <w:r>
-        <w:t xml:space="preserve"> </w:t>
-      </w:r>
-      <w:proofErr w:type="spellStart"/>
-      <w:r>
-        <w:t>kỳ</w:t>
-      </w:r>
-      <w:proofErr w:type="spellEnd"/>
-      <w:r>
-        <w:t xml:space="preserve"> </w:t>
-      </w:r>
-      <w:proofErr w:type="spellStart"/>
-      <w:r>
-        <w:t>các</w:t>
-      </w:r>
-      <w:proofErr w:type="spellEnd"/>
-      <w:r>
-        <w:t xml:space="preserve"> </w:t>
-      </w:r>
-      <w:proofErr w:type="spellStart"/>
-      <w:r>
-        <w:t>hàm</w:t>
-      </w:r>
-      <w:proofErr w:type="spellEnd"/>
-      <w:r>
-        <w:t xml:space="preserve"> </w:t>
-      </w:r>
-      <w:proofErr w:type="spellStart"/>
-      <w:r>
-        <w:t>khác</w:t>
-      </w:r>
-      <w:proofErr w:type="spellEnd"/>
-      <w:r>
-        <w:t xml:space="preserve"> </w:t>
-      </w:r>
-      <w:proofErr w:type="spellStart"/>
-      <w:r>
-        <w:t>nào</w:t>
-      </w:r>
-      <w:proofErr w:type="spellEnd"/>
-      <w:r>
-        <w:t xml:space="preserve"> </w:t>
-      </w:r>
-      <w:proofErr w:type="spellStart"/>
-      <w:r>
-        <w:t>lồng</w:t>
-      </w:r>
-      <w:proofErr w:type="spellEnd"/>
-      <w:r>
-        <w:t xml:space="preserve"> </w:t>
-      </w:r>
-      <w:proofErr w:type="spellStart"/>
-      <w:r>
-        <w:t>nhau</w:t>
-      </w:r>
-      <w:proofErr w:type="spellEnd"/>
-      <w:r>
-        <w:t xml:space="preserve"> (</w:t>
-      </w:r>
-      <w:proofErr w:type="spellStart"/>
-      <w:r>
-        <w:t>immer</w:t>
-      </w:r>
-      <w:proofErr w:type="spellEnd"/>
-      <w:r>
-        <w:t>, persist, …)</w:t>
-      </w:r>
-    </w:p>
-    <w:p>
-      <w:pPr>
-        <w:pStyle w:val="Content"/>
+        <w:t>đó</w:t>
+      </w:r>
+      <w:proofErr w:type="spellEnd"/>
+      <w:r>
+        <w:t xml:space="preserve"> </w:t>
+      </w:r>
+      <w:proofErr w:type="spellStart"/>
+      <w:r>
+        <w:t>xử</w:t>
+      </w:r>
+      <w:proofErr w:type="spellEnd"/>
+      <w:r>
+        <w:t xml:space="preserve"> </w:t>
+      </w:r>
+      <w:proofErr w:type="spellStart"/>
+      <w:r>
+        <w:t>lý</w:t>
+      </w:r>
+      <w:proofErr w:type="spellEnd"/>
+      <w:r>
+        <w:t xml:space="preserve"> logic </w:t>
+      </w:r>
+      <w:proofErr w:type="spellStart"/>
+      <w:r>
+        <w:t>nghiệp</w:t>
+      </w:r>
+      <w:proofErr w:type="spellEnd"/>
+      <w:r>
+        <w:t xml:space="preserve"> </w:t>
+      </w:r>
+      <w:proofErr w:type="spellStart"/>
+      <w:r>
+        <w:t>vụ</w:t>
+      </w:r>
+      <w:proofErr w:type="spellEnd"/>
+      <w:r>
+        <w:t xml:space="preserve"> </w:t>
+      </w:r>
+      <w:proofErr w:type="spellStart"/>
+      <w:r>
+        <w:t>cho</w:t>
+      </w:r>
+      <w:proofErr w:type="spellEnd"/>
+      <w:r>
+        <w:t xml:space="preserve"> </w:t>
+      </w:r>
+      <w:proofErr w:type="spellStart"/>
+      <w:r>
+        <w:t>đúng</w:t>
+      </w:r>
+      <w:proofErr w:type="spellEnd"/>
+      <w:r>
+        <w:t>.</w:t>
+      </w:r>
+    </w:p>
+    <w:p>
+      <w:pPr>
+        <w:pStyle w:val="Heading3"/>
       </w:pPr>
       <w:r>
         <w:br w:type="page"/>

--- a/next/Next.docx
+++ b/next/Next.docx
@@ -20152,10 +20152,7 @@
       </w:r>
       <w:proofErr w:type="spellEnd"/>
       <w:r>
-        <w:t>)</w:t>
-      </w:r>
-      <w:r>
-        <w:t xml:space="preserve"> // react-native</w:t>
+        <w:t>) // react-native</w:t>
       </w:r>
     </w:p>
     <w:p>
@@ -22770,10 +22767,7 @@
         <w:pStyle w:val="consolas"/>
       </w:pPr>
       <w:r>
-        <w:t xml:space="preserve"> </w:t>
-      </w:r>
-      <w:r>
-        <w:t>},</w:t>
+        <w:t xml:space="preserve"> },</w:t>
       </w:r>
     </w:p>
     <w:p>
@@ -25201,15 +25195,7 @@
       </w:r>
       <w:proofErr w:type="spellEnd"/>
       <w:r>
-        <w:t xml:space="preserve"> </w:t>
-      </w:r>
-      <w:proofErr w:type="spellStart"/>
-      <w:r>
-        <w:t>xử</w:t>
-      </w:r>
-      <w:proofErr w:type="spellEnd"/>
-      <w:r>
-        <w:t xml:space="preserve"> </w:t>
+        <w:t xml:space="preserve"> xử </w:t>
       </w:r>
       <w:proofErr w:type="spellStart"/>
       <w:r>
@@ -25966,10 +25952,7 @@
       </w:r>
       <w:proofErr w:type="spellEnd"/>
       <w:r>
-        <w:t xml:space="preserve"> </w:t>
-      </w:r>
-      <w:r>
-        <w:t>A</w:t>
+        <w:t xml:space="preserve"> A</w:t>
       </w:r>
       <w:r>
         <w:t>synchronous hydration</w:t>
@@ -26339,6 +26322,1943 @@
       <w:proofErr w:type="spellEnd"/>
       <w:r>
         <w:t>.</w:t>
+      </w:r>
+    </w:p>
+    <w:p>
+      <w:pPr>
+        <w:pStyle w:val="Heading3"/>
+      </w:pPr>
+      <w:r>
+        <w:t>NEXT</w:t>
+      </w:r>
+    </w:p>
+    <w:p>
+      <w:pPr>
+        <w:pStyle w:val="Content"/>
+      </w:pPr>
+      <w:proofErr w:type="spellStart"/>
+      <w:r>
+        <w:t>Các</w:t>
+      </w:r>
+      <w:proofErr w:type="spellEnd"/>
+      <w:r>
+        <w:t xml:space="preserve"> </w:t>
+      </w:r>
+      <w:proofErr w:type="spellStart"/>
+      <w:r>
+        <w:t>lỗi</w:t>
+      </w:r>
+      <w:proofErr w:type="spellEnd"/>
+      <w:r>
+        <w:t xml:space="preserve"> </w:t>
+      </w:r>
+      <w:proofErr w:type="spellStart"/>
+      <w:r>
+        <w:t>thường</w:t>
+      </w:r>
+      <w:proofErr w:type="spellEnd"/>
+      <w:r>
+        <w:t xml:space="preserve"> </w:t>
+      </w:r>
+      <w:proofErr w:type="spellStart"/>
+      <w:r>
+        <w:t>gặp</w:t>
+      </w:r>
+      <w:proofErr w:type="spellEnd"/>
+      <w:r>
+        <w:t xml:space="preserve"> </w:t>
+      </w:r>
+      <w:proofErr w:type="spellStart"/>
+      <w:r>
+        <w:t>với</w:t>
+      </w:r>
+      <w:proofErr w:type="spellEnd"/>
+      <w:r>
+        <w:t xml:space="preserve"> </w:t>
+      </w:r>
+      <w:proofErr w:type="spellStart"/>
+      <w:r>
+        <w:t>SSR</w:t>
+      </w:r>
+      <w:proofErr w:type="spellEnd"/>
+      <w:r>
+        <w:t xml:space="preserve"> </w:t>
+      </w:r>
+      <w:proofErr w:type="spellStart"/>
+      <w:r>
+        <w:t>của</w:t>
+      </w:r>
+      <w:proofErr w:type="spellEnd"/>
+      <w:r>
+        <w:t xml:space="preserve"> next:</w:t>
+      </w:r>
+    </w:p>
+    <w:p>
+      <w:pPr>
+        <w:pStyle w:val="Bullet"/>
+      </w:pPr>
+      <w:proofErr w:type="spellStart"/>
+      <w:r>
+        <w:t>Nội</w:t>
+      </w:r>
+      <w:proofErr w:type="spellEnd"/>
+      <w:r>
+        <w:t xml:space="preserve"> dung HTML </w:t>
+      </w:r>
+      <w:proofErr w:type="spellStart"/>
+      <w:r>
+        <w:t>không</w:t>
+      </w:r>
+      <w:proofErr w:type="spellEnd"/>
+      <w:r>
+        <w:t xml:space="preserve"> </w:t>
+      </w:r>
+      <w:proofErr w:type="spellStart"/>
+      <w:r>
+        <w:t>khớp</w:t>
+      </w:r>
+      <w:proofErr w:type="spellEnd"/>
+      <w:r>
+        <w:t xml:space="preserve"> </w:t>
+      </w:r>
+      <w:proofErr w:type="spellStart"/>
+      <w:r>
+        <w:t>với</w:t>
+      </w:r>
+      <w:proofErr w:type="spellEnd"/>
+      <w:r>
+        <w:t xml:space="preserve"> server</w:t>
+      </w:r>
+    </w:p>
+    <w:p>
+      <w:pPr>
+        <w:pStyle w:val="Bullet"/>
+      </w:pPr>
+      <w:r>
+        <w:t xml:space="preserve">Hydrate </w:t>
+      </w:r>
+      <w:proofErr w:type="spellStart"/>
+      <w:r>
+        <w:t>thất</w:t>
+      </w:r>
+      <w:proofErr w:type="spellEnd"/>
+      <w:r>
+        <w:t xml:space="preserve"> </w:t>
+      </w:r>
+      <w:proofErr w:type="spellStart"/>
+      <w:r>
+        <w:t>bại</w:t>
+      </w:r>
+      <w:proofErr w:type="spellEnd"/>
+      <w:r>
+        <w:t xml:space="preserve"> </w:t>
+      </w:r>
+      <w:proofErr w:type="spellStart"/>
+      <w:r>
+        <w:t>vì</w:t>
+      </w:r>
+      <w:proofErr w:type="spellEnd"/>
+      <w:r>
+        <w:t xml:space="preserve"> </w:t>
+      </w:r>
+      <w:proofErr w:type="spellStart"/>
+      <w:r>
+        <w:t>giao</w:t>
+      </w:r>
+      <w:proofErr w:type="spellEnd"/>
+      <w:r>
+        <w:t xml:space="preserve"> </w:t>
+      </w:r>
+      <w:proofErr w:type="spellStart"/>
+      <w:r>
+        <w:t>diện</w:t>
+      </w:r>
+      <w:proofErr w:type="spellEnd"/>
+      <w:r>
+        <w:t xml:space="preserve"> </w:t>
+      </w:r>
+      <w:proofErr w:type="spellStart"/>
+      <w:r>
+        <w:t>khởi</w:t>
+      </w:r>
+      <w:proofErr w:type="spellEnd"/>
+      <w:r>
+        <w:t xml:space="preserve"> </w:t>
+      </w:r>
+      <w:proofErr w:type="spellStart"/>
+      <w:r>
+        <w:t>tạo</w:t>
+      </w:r>
+      <w:proofErr w:type="spellEnd"/>
+      <w:r>
+        <w:t xml:space="preserve"> </w:t>
+      </w:r>
+      <w:proofErr w:type="spellStart"/>
+      <w:r>
+        <w:t>không</w:t>
+      </w:r>
+      <w:proofErr w:type="spellEnd"/>
+      <w:r>
+        <w:t xml:space="preserve"> </w:t>
+      </w:r>
+      <w:proofErr w:type="spellStart"/>
+      <w:r>
+        <w:t>khớp</w:t>
+      </w:r>
+      <w:proofErr w:type="spellEnd"/>
+      <w:r>
+        <w:t xml:space="preserve"> </w:t>
+      </w:r>
+      <w:proofErr w:type="spellStart"/>
+      <w:r>
+        <w:t>với</w:t>
+      </w:r>
+      <w:proofErr w:type="spellEnd"/>
+      <w:r>
+        <w:t xml:space="preserve"> server render</w:t>
+      </w:r>
+    </w:p>
+    <w:p>
+      <w:pPr>
+        <w:pStyle w:val="Bullet"/>
+      </w:pPr>
+      <w:proofErr w:type="spellStart"/>
+      <w:r>
+        <w:t>Có</w:t>
+      </w:r>
+      <w:proofErr w:type="spellEnd"/>
+      <w:r>
+        <w:t xml:space="preserve"> </w:t>
+      </w:r>
+      <w:proofErr w:type="spellStart"/>
+      <w:r>
+        <w:t>lỗi</w:t>
+      </w:r>
+      <w:proofErr w:type="spellEnd"/>
+      <w:r>
+        <w:t xml:space="preserve"> </w:t>
+      </w:r>
+      <w:proofErr w:type="spellStart"/>
+      <w:r>
+        <w:t>trong</w:t>
+      </w:r>
+      <w:proofErr w:type="spellEnd"/>
+      <w:r>
+        <w:t xml:space="preserve"> </w:t>
+      </w:r>
+      <w:proofErr w:type="spellStart"/>
+      <w:r>
+        <w:t>quá</w:t>
+      </w:r>
+      <w:proofErr w:type="spellEnd"/>
+      <w:r>
+        <w:t xml:space="preserve"> </w:t>
+      </w:r>
+      <w:proofErr w:type="spellStart"/>
+      <w:r>
+        <w:t>trình</w:t>
+      </w:r>
+      <w:proofErr w:type="spellEnd"/>
+      <w:r>
+        <w:t xml:space="preserve"> hydrate, </w:t>
+      </w:r>
+      <w:proofErr w:type="spellStart"/>
+      <w:r>
+        <w:t>làm</w:t>
+      </w:r>
+      <w:proofErr w:type="spellEnd"/>
+      <w:r>
+        <w:t xml:space="preserve"> </w:t>
+      </w:r>
+      <w:proofErr w:type="spellStart"/>
+      <w:r>
+        <w:t>cho</w:t>
+      </w:r>
+      <w:proofErr w:type="spellEnd"/>
+      <w:r>
+        <w:t xml:space="preserve"> </w:t>
+      </w:r>
+      <w:proofErr w:type="spellStart"/>
+      <w:r>
+        <w:t>việc</w:t>
+      </w:r>
+      <w:proofErr w:type="spellEnd"/>
+      <w:r>
+        <w:t xml:space="preserve"> </w:t>
+      </w:r>
+      <w:proofErr w:type="spellStart"/>
+      <w:r>
+        <w:t>gắn</w:t>
+      </w:r>
+      <w:proofErr w:type="spellEnd"/>
+      <w:r>
+        <w:t xml:space="preserve"> </w:t>
+      </w:r>
+      <w:proofErr w:type="spellStart"/>
+      <w:r>
+        <w:t>các</w:t>
+      </w:r>
+      <w:proofErr w:type="spellEnd"/>
+      <w:r>
+        <w:t xml:space="preserve"> logic </w:t>
+      </w:r>
+      <w:proofErr w:type="spellStart"/>
+      <w:r>
+        <w:t>vào</w:t>
+      </w:r>
+      <w:proofErr w:type="spellEnd"/>
+      <w:r>
+        <w:t xml:space="preserve"> html </w:t>
+      </w:r>
+      <w:proofErr w:type="spellStart"/>
+      <w:r>
+        <w:t>trên</w:t>
+      </w:r>
+      <w:proofErr w:type="spellEnd"/>
+      <w:r>
+        <w:t xml:space="preserve"> server </w:t>
+      </w:r>
+      <w:proofErr w:type="spellStart"/>
+      <w:r>
+        <w:t>bị</w:t>
+      </w:r>
+      <w:proofErr w:type="spellEnd"/>
+      <w:r>
+        <w:t xml:space="preserve"> </w:t>
+      </w:r>
+      <w:proofErr w:type="spellStart"/>
+      <w:r>
+        <w:t>lỗi</w:t>
+      </w:r>
+      <w:proofErr w:type="spellEnd"/>
+      <w:r>
+        <w:t xml:space="preserve"> </w:t>
+      </w:r>
+      <w:proofErr w:type="spellStart"/>
+      <w:r>
+        <w:t>nên</w:t>
+      </w:r>
+      <w:proofErr w:type="spellEnd"/>
+      <w:r>
+        <w:t xml:space="preserve"> </w:t>
+      </w:r>
+      <w:proofErr w:type="spellStart"/>
+      <w:r>
+        <w:t>hệ</w:t>
+      </w:r>
+      <w:proofErr w:type="spellEnd"/>
+      <w:r>
+        <w:t xml:space="preserve"> </w:t>
+      </w:r>
+      <w:proofErr w:type="spellStart"/>
+      <w:r>
+        <w:t>thống</w:t>
+      </w:r>
+      <w:proofErr w:type="spellEnd"/>
+      <w:r>
+        <w:t xml:space="preserve"> </w:t>
+      </w:r>
+      <w:proofErr w:type="spellStart"/>
+      <w:r>
+        <w:t>sẽ</w:t>
+      </w:r>
+      <w:proofErr w:type="spellEnd"/>
+      <w:r>
+        <w:t xml:space="preserve"> </w:t>
+      </w:r>
+      <w:proofErr w:type="spellStart"/>
+      <w:r>
+        <w:t>bỏ</w:t>
+      </w:r>
+      <w:proofErr w:type="spellEnd"/>
+      <w:r>
+        <w:t xml:space="preserve"> qua </w:t>
+      </w:r>
+      <w:proofErr w:type="spellStart"/>
+      <w:r>
+        <w:t>dữ</w:t>
+      </w:r>
+      <w:proofErr w:type="spellEnd"/>
+      <w:r>
+        <w:t xml:space="preserve"> </w:t>
+      </w:r>
+      <w:proofErr w:type="spellStart"/>
+      <w:r>
+        <w:t>liệu</w:t>
+      </w:r>
+      <w:proofErr w:type="spellEnd"/>
+      <w:r>
+        <w:t xml:space="preserve"> </w:t>
+      </w:r>
+      <w:proofErr w:type="spellStart"/>
+      <w:r>
+        <w:t>trên</w:t>
+      </w:r>
+      <w:proofErr w:type="spellEnd"/>
+      <w:r>
+        <w:t xml:space="preserve"> server </w:t>
+      </w:r>
+      <w:proofErr w:type="spellStart"/>
+      <w:r>
+        <w:t>mà</w:t>
+      </w:r>
+      <w:proofErr w:type="spellEnd"/>
+      <w:r>
+        <w:t xml:space="preserve"> </w:t>
+      </w:r>
+      <w:proofErr w:type="spellStart"/>
+      <w:r>
+        <w:t>sẽ</w:t>
+      </w:r>
+      <w:proofErr w:type="spellEnd"/>
+      <w:r>
+        <w:t xml:space="preserve"> </w:t>
+      </w:r>
+      <w:proofErr w:type="spellStart"/>
+      <w:r>
+        <w:t>lấy</w:t>
+      </w:r>
+      <w:proofErr w:type="spellEnd"/>
+      <w:r>
+        <w:t xml:space="preserve"> </w:t>
+      </w:r>
+      <w:proofErr w:type="gramStart"/>
+      <w:r>
+        <w:t>client side</w:t>
+      </w:r>
+      <w:proofErr w:type="gramEnd"/>
+      <w:r>
+        <w:t xml:space="preserve"> server </w:t>
+      </w:r>
+      <w:proofErr w:type="spellStart"/>
+      <w:r>
+        <w:t>gây</w:t>
+      </w:r>
+      <w:proofErr w:type="spellEnd"/>
+      <w:r>
+        <w:t xml:space="preserve"> </w:t>
+      </w:r>
+      <w:proofErr w:type="spellStart"/>
+      <w:r>
+        <w:t>mất</w:t>
+      </w:r>
+      <w:proofErr w:type="spellEnd"/>
+      <w:r>
+        <w:t xml:space="preserve"> </w:t>
+      </w:r>
+      <w:proofErr w:type="spellStart"/>
+      <w:r>
+        <w:t>SSR</w:t>
+      </w:r>
+      <w:proofErr w:type="spellEnd"/>
+    </w:p>
+    <w:p>
+      <w:pPr>
+        <w:pStyle w:val="Content"/>
+      </w:pPr>
+      <w:proofErr w:type="spellStart"/>
+      <w:r>
+        <w:t>Ví</w:t>
+      </w:r>
+      <w:proofErr w:type="spellEnd"/>
+      <w:r>
+        <w:t xml:space="preserve"> </w:t>
+      </w:r>
+      <w:proofErr w:type="spellStart"/>
+      <w:r>
+        <w:t>dụ</w:t>
+      </w:r>
+      <w:proofErr w:type="spellEnd"/>
+      <w:r>
+        <w:t xml:space="preserve">: </w:t>
+      </w:r>
+      <w:proofErr w:type="spellStart"/>
+      <w:r>
+        <w:t>Trên</w:t>
+      </w:r>
+      <w:proofErr w:type="spellEnd"/>
+      <w:r>
+        <w:t xml:space="preserve"> server </w:t>
+      </w:r>
+      <w:proofErr w:type="spellStart"/>
+      <w:r>
+        <w:t>không</w:t>
+      </w:r>
+      <w:proofErr w:type="spellEnd"/>
+      <w:r>
+        <w:t xml:space="preserve"> </w:t>
+      </w:r>
+      <w:proofErr w:type="spellStart"/>
+      <w:r>
+        <w:t>có</w:t>
+      </w:r>
+      <w:proofErr w:type="spellEnd"/>
+      <w:r>
+        <w:t xml:space="preserve"> </w:t>
+      </w:r>
+      <w:proofErr w:type="spellStart"/>
+      <w:r>
+        <w:t>localStorage</w:t>
+      </w:r>
+      <w:proofErr w:type="spellEnd"/>
+      <w:r>
+        <w:t xml:space="preserve"> </w:t>
+      </w:r>
+      <w:proofErr w:type="spellStart"/>
+      <w:r>
+        <w:t>nên</w:t>
+      </w:r>
+      <w:proofErr w:type="spellEnd"/>
+      <w:r>
+        <w:t xml:space="preserve"> </w:t>
+      </w:r>
+      <w:proofErr w:type="spellStart"/>
+      <w:r>
+        <w:t>khởi</w:t>
+      </w:r>
+      <w:proofErr w:type="spellEnd"/>
+      <w:r>
+        <w:t xml:space="preserve"> </w:t>
+      </w:r>
+      <w:proofErr w:type="spellStart"/>
+      <w:r>
+        <w:t>tạo</w:t>
+      </w:r>
+      <w:proofErr w:type="spellEnd"/>
+      <w:r>
+        <w:t xml:space="preserve"> count </w:t>
+      </w:r>
+      <w:proofErr w:type="spellStart"/>
+      <w:r>
+        <w:t>là</w:t>
+      </w:r>
+      <w:proofErr w:type="spellEnd"/>
+      <w:r>
+        <w:t xml:space="preserve"> 0 </w:t>
+      </w:r>
+      <w:proofErr w:type="spellStart"/>
+      <w:r>
+        <w:t>trong</w:t>
+      </w:r>
+      <w:proofErr w:type="spellEnd"/>
+      <w:r>
+        <w:t xml:space="preserve"> </w:t>
+      </w:r>
+      <w:proofErr w:type="spellStart"/>
+      <w:r>
+        <w:t>khi</w:t>
+      </w:r>
+      <w:proofErr w:type="spellEnd"/>
+      <w:r>
+        <w:t xml:space="preserve"> ở </w:t>
+      </w:r>
+      <w:proofErr w:type="spellStart"/>
+      <w:r>
+        <w:t>phía</w:t>
+      </w:r>
+      <w:proofErr w:type="spellEnd"/>
+      <w:r>
+        <w:t xml:space="preserve"> client </w:t>
+      </w:r>
+      <w:proofErr w:type="spellStart"/>
+      <w:r>
+        <w:t>lấy</w:t>
+      </w:r>
+      <w:proofErr w:type="spellEnd"/>
+      <w:r>
+        <w:t xml:space="preserve"> </w:t>
+      </w:r>
+      <w:proofErr w:type="spellStart"/>
+      <w:r>
+        <w:t>từ</w:t>
+      </w:r>
+      <w:proofErr w:type="spellEnd"/>
+      <w:r>
+        <w:t xml:space="preserve"> </w:t>
+      </w:r>
+      <w:proofErr w:type="spellStart"/>
+      <w:r>
+        <w:t>localStorage</w:t>
+      </w:r>
+      <w:proofErr w:type="spellEnd"/>
+      <w:r>
+        <w:t xml:space="preserve"> </w:t>
+      </w:r>
+      <w:proofErr w:type="spellStart"/>
+      <w:r>
+        <w:t>ra</w:t>
+      </w:r>
+      <w:proofErr w:type="spellEnd"/>
+      <w:r>
+        <w:t xml:space="preserve"> count </w:t>
+      </w:r>
+      <w:proofErr w:type="spellStart"/>
+      <w:r>
+        <w:t>là</w:t>
+      </w:r>
+      <w:proofErr w:type="spellEnd"/>
+      <w:r>
+        <w:t xml:space="preserve"> 5, </w:t>
+      </w:r>
+      <w:proofErr w:type="spellStart"/>
+      <w:r>
+        <w:t>thành</w:t>
+      </w:r>
+      <w:proofErr w:type="spellEnd"/>
+      <w:r>
+        <w:t xml:space="preserve"> </w:t>
+      </w:r>
+      <w:proofErr w:type="spellStart"/>
+      <w:r>
+        <w:t>ra</w:t>
+      </w:r>
+      <w:proofErr w:type="spellEnd"/>
+      <w:r>
+        <w:t xml:space="preserve"> </w:t>
+      </w:r>
+      <w:proofErr w:type="spellStart"/>
+      <w:r>
+        <w:t>xung</w:t>
+      </w:r>
+      <w:proofErr w:type="spellEnd"/>
+      <w:r>
+        <w:t xml:space="preserve"> </w:t>
+      </w:r>
+      <w:proofErr w:type="spellStart"/>
+      <w:r>
+        <w:t>đột</w:t>
+      </w:r>
+      <w:proofErr w:type="spellEnd"/>
+      <w:r>
+        <w:t xml:space="preserve"> </w:t>
+      </w:r>
+      <w:proofErr w:type="spellStart"/>
+      <w:r>
+        <w:t>với</w:t>
+      </w:r>
+      <w:proofErr w:type="spellEnd"/>
+      <w:r>
+        <w:t xml:space="preserve"> server</w:t>
+      </w:r>
+    </w:p>
+    <w:p>
+      <w:pPr>
+        <w:pStyle w:val="Content"/>
+      </w:pPr>
+      <w:proofErr w:type="spellStart"/>
+      <w:r>
+        <w:t>Giải</w:t>
+      </w:r>
+      <w:proofErr w:type="spellEnd"/>
+      <w:r>
+        <w:t xml:space="preserve"> </w:t>
+      </w:r>
+      <w:proofErr w:type="spellStart"/>
+      <w:r>
+        <w:t>pháp</w:t>
+      </w:r>
+      <w:proofErr w:type="spellEnd"/>
+      <w:r>
+        <w:t>:</w:t>
+      </w:r>
+      <w:r>
+        <w:t xml:space="preserve"> </w:t>
+      </w:r>
+      <w:proofErr w:type="spellStart"/>
+      <w:r>
+        <w:t>Trì</w:t>
+      </w:r>
+      <w:proofErr w:type="spellEnd"/>
+      <w:r>
+        <w:t xml:space="preserve"> </w:t>
+      </w:r>
+      <w:proofErr w:type="spellStart"/>
+      <w:r>
+        <w:t>hoãn</w:t>
+      </w:r>
+      <w:proofErr w:type="spellEnd"/>
+      <w:r>
+        <w:t xml:space="preserve"> 1 </w:t>
+      </w:r>
+      <w:proofErr w:type="spellStart"/>
+      <w:r>
+        <w:t>khoảng</w:t>
+      </w:r>
+      <w:proofErr w:type="spellEnd"/>
+      <w:r>
+        <w:t xml:space="preserve"> </w:t>
+      </w:r>
+      <w:proofErr w:type="spellStart"/>
+      <w:r>
+        <w:t>thời</w:t>
+      </w:r>
+      <w:proofErr w:type="spellEnd"/>
+      <w:r>
+        <w:t xml:space="preserve"> </w:t>
+      </w:r>
+      <w:proofErr w:type="spellStart"/>
+      <w:r>
+        <w:t>gian</w:t>
+      </w:r>
+      <w:proofErr w:type="spellEnd"/>
+      <w:r>
+        <w:t xml:space="preserve"> </w:t>
+      </w:r>
+      <w:proofErr w:type="spellStart"/>
+      <w:r>
+        <w:t>chờ</w:t>
+      </w:r>
+      <w:proofErr w:type="spellEnd"/>
+      <w:r>
+        <w:t xml:space="preserve"> </w:t>
+      </w:r>
+      <w:proofErr w:type="spellStart"/>
+      <w:r>
+        <w:t>khi</w:t>
+      </w:r>
+      <w:proofErr w:type="spellEnd"/>
+      <w:r>
+        <w:t xml:space="preserve"> component </w:t>
+      </w:r>
+      <w:proofErr w:type="spellStart"/>
+      <w:r>
+        <w:t>được</w:t>
+      </w:r>
+      <w:proofErr w:type="spellEnd"/>
+      <w:r>
+        <w:t xml:space="preserve"> render </w:t>
+      </w:r>
+      <w:proofErr w:type="spellStart"/>
+      <w:r>
+        <w:t>xong</w:t>
+      </w:r>
+      <w:proofErr w:type="spellEnd"/>
+      <w:r>
+        <w:t xml:space="preserve"> </w:t>
+      </w:r>
+      <w:proofErr w:type="spellStart"/>
+      <w:r>
+        <w:t>thì</w:t>
+      </w:r>
+      <w:proofErr w:type="spellEnd"/>
+      <w:r>
+        <w:t xml:space="preserve"> </w:t>
+      </w:r>
+      <w:proofErr w:type="spellStart"/>
+      <w:r>
+        <w:t>mới</w:t>
+      </w:r>
+      <w:proofErr w:type="spellEnd"/>
+      <w:r>
+        <w:t xml:space="preserve"> </w:t>
+      </w:r>
+      <w:proofErr w:type="spellStart"/>
+      <w:r>
+        <w:t>bắt</w:t>
+      </w:r>
+      <w:proofErr w:type="spellEnd"/>
+      <w:r>
+        <w:t xml:space="preserve"> </w:t>
+      </w:r>
+      <w:proofErr w:type="spellStart"/>
+      <w:r>
+        <w:t>đầu</w:t>
+      </w:r>
+      <w:proofErr w:type="spellEnd"/>
+      <w:r>
+        <w:t xml:space="preserve"> </w:t>
+      </w:r>
+      <w:proofErr w:type="spellStart"/>
+      <w:r>
+        <w:t>việc</w:t>
+      </w:r>
+      <w:proofErr w:type="spellEnd"/>
+      <w:r>
+        <w:t xml:space="preserve"> </w:t>
+      </w:r>
+      <w:proofErr w:type="spellStart"/>
+      <w:r>
+        <w:t>đọc</w:t>
+      </w:r>
+      <w:proofErr w:type="spellEnd"/>
+      <w:r>
+        <w:t xml:space="preserve"> state </w:t>
+      </w:r>
+      <w:proofErr w:type="spellStart"/>
+      <w:r>
+        <w:t>từ</w:t>
+      </w:r>
+      <w:proofErr w:type="spellEnd"/>
+      <w:r>
+        <w:t xml:space="preserve"> </w:t>
+      </w:r>
+      <w:proofErr w:type="spellStart"/>
+      <w:r>
+        <w:t>zustand</w:t>
+      </w:r>
+      <w:proofErr w:type="spellEnd"/>
+    </w:p>
+    <w:p>
+      <w:pPr>
+        <w:pStyle w:val="Content"/>
+      </w:pPr>
+      <w:r>
+        <w:t>VD:</w:t>
+      </w:r>
+    </w:p>
+    <w:p>
+      <w:pPr>
+        <w:pStyle w:val="Content"/>
+      </w:pPr>
+      <w:proofErr w:type="spellStart"/>
+      <w:r>
+        <w:t>Viết</w:t>
+      </w:r>
+      <w:proofErr w:type="spellEnd"/>
+      <w:r>
+        <w:t xml:space="preserve"> 1 custom hook: </w:t>
+      </w:r>
+      <w:proofErr w:type="spellStart"/>
+      <w:r>
+        <w:t>lúc</w:t>
+      </w:r>
+      <w:proofErr w:type="spellEnd"/>
+      <w:r>
+        <w:t xml:space="preserve"> render </w:t>
+      </w:r>
+      <w:proofErr w:type="spellStart"/>
+      <w:r>
+        <w:t>trên</w:t>
+      </w:r>
+      <w:proofErr w:type="spellEnd"/>
+      <w:r>
+        <w:t xml:space="preserve"> server hook return </w:t>
+      </w:r>
+      <w:proofErr w:type="spellStart"/>
+      <w:r>
+        <w:t>là</w:t>
+      </w:r>
+      <w:proofErr w:type="spellEnd"/>
+      <w:r>
+        <w:t xml:space="preserve"> undefined </w:t>
+      </w:r>
+      <w:proofErr w:type="spellStart"/>
+      <w:r>
+        <w:t>tránh</w:t>
+      </w:r>
+      <w:proofErr w:type="spellEnd"/>
+      <w:r>
+        <w:t xml:space="preserve"> mismatch, </w:t>
+      </w:r>
+      <w:proofErr w:type="spellStart"/>
+      <w:r>
+        <w:t>sau</w:t>
+      </w:r>
+      <w:proofErr w:type="spellEnd"/>
+      <w:r>
+        <w:t xml:space="preserve"> </w:t>
+      </w:r>
+      <w:proofErr w:type="spellStart"/>
+      <w:r>
+        <w:t>khi</w:t>
+      </w:r>
+      <w:proofErr w:type="spellEnd"/>
+      <w:r>
+        <w:t xml:space="preserve"> client mount </w:t>
+      </w:r>
+      <w:proofErr w:type="spellStart"/>
+      <w:r>
+        <w:t>mới</w:t>
+      </w:r>
+      <w:proofErr w:type="spellEnd"/>
+      <w:r>
+        <w:t xml:space="preserve"> update state </w:t>
+      </w:r>
+      <w:proofErr w:type="spellStart"/>
+      <w:r>
+        <w:t>thật</w:t>
+      </w:r>
+      <w:proofErr w:type="spellEnd"/>
+      <w:r>
+        <w:t xml:space="preserve"> </w:t>
+      </w:r>
+      <w:proofErr w:type="spellStart"/>
+      <w:r>
+        <w:t>sự</w:t>
+      </w:r>
+      <w:proofErr w:type="spellEnd"/>
+      <w:r>
+        <w:t xml:space="preserve"> </w:t>
+      </w:r>
+      <w:proofErr w:type="spellStart"/>
+      <w:r>
+        <w:t>từ</w:t>
+      </w:r>
+      <w:proofErr w:type="spellEnd"/>
+      <w:r>
+        <w:t xml:space="preserve"> </w:t>
+      </w:r>
+      <w:proofErr w:type="spellStart"/>
+      <w:r>
+        <w:t>zustand</w:t>
+      </w:r>
+      <w:proofErr w:type="spellEnd"/>
+      <w:r>
+        <w:t>.</w:t>
+      </w:r>
+    </w:p>
+    <w:p>
+      <w:pPr>
+        <w:pStyle w:val="consolas"/>
+      </w:pPr>
+      <w:r>
+        <w:t xml:space="preserve">// </w:t>
+      </w:r>
+      <w:proofErr w:type="spellStart"/>
+      <w:r>
+        <w:t>useStore.ts</w:t>
+      </w:r>
+      <w:proofErr w:type="spellEnd"/>
+    </w:p>
+    <w:p>
+      <w:pPr>
+        <w:pStyle w:val="consolas"/>
+      </w:pPr>
+      <w:r>
+        <w:t xml:space="preserve">import </w:t>
+      </w:r>
+      <w:proofErr w:type="gramStart"/>
+      <w:r>
+        <w:t xml:space="preserve">{ </w:t>
+      </w:r>
+      <w:proofErr w:type="spellStart"/>
+      <w:r>
+        <w:t>useState</w:t>
+      </w:r>
+      <w:proofErr w:type="spellEnd"/>
+      <w:proofErr w:type="gramEnd"/>
+      <w:r>
+        <w:t xml:space="preserve">, </w:t>
+      </w:r>
+      <w:proofErr w:type="spellStart"/>
+      <w:r>
+        <w:t>useEffect</w:t>
+      </w:r>
+      <w:proofErr w:type="spellEnd"/>
+      <w:r>
+        <w:t xml:space="preserve"> } from 'react'</w:t>
+      </w:r>
+    </w:p>
+    <w:p>
+      <w:pPr>
+        <w:pStyle w:val="consolas"/>
+      </w:pPr>
+    </w:p>
+    <w:p>
+      <w:pPr>
+        <w:pStyle w:val="consolas"/>
+      </w:pPr>
+      <w:r>
+        <w:t xml:space="preserve">const </w:t>
+      </w:r>
+      <w:proofErr w:type="spellStart"/>
+      <w:r>
+        <w:t>useStore</w:t>
+      </w:r>
+      <w:proofErr w:type="spellEnd"/>
+      <w:r>
+        <w:t xml:space="preserve"> = &lt;T, F</w:t>
+      </w:r>
+      <w:proofErr w:type="gramStart"/>
+      <w:r>
+        <w:t>&gt;(</w:t>
+      </w:r>
+      <w:proofErr w:type="gramEnd"/>
+    </w:p>
+    <w:p>
+      <w:pPr>
+        <w:pStyle w:val="consolas"/>
+      </w:pPr>
+      <w:r>
+        <w:t xml:space="preserve">  store: (callback: (state: T) =&gt; unknown) =&gt; unknown,</w:t>
+      </w:r>
+    </w:p>
+    <w:p>
+      <w:pPr>
+        <w:pStyle w:val="consolas"/>
+      </w:pPr>
+      <w:r>
+        <w:t xml:space="preserve">  callback: (state: T) =&gt; F,</w:t>
+      </w:r>
+    </w:p>
+    <w:p>
+      <w:pPr>
+        <w:pStyle w:val="consolas"/>
+      </w:pPr>
+      <w:r>
+        <w:t>) =&gt; {</w:t>
+      </w:r>
+    </w:p>
+    <w:p>
+      <w:pPr>
+        <w:pStyle w:val="consolas"/>
+      </w:pPr>
+      <w:r>
+        <w:lastRenderedPageBreak/>
+        <w:t xml:space="preserve">  // </w:t>
+      </w:r>
+      <w:proofErr w:type="spellStart"/>
+      <w:r>
+        <w:t>Lấy</w:t>
+      </w:r>
+      <w:proofErr w:type="spellEnd"/>
+      <w:r>
+        <w:t xml:space="preserve"> state </w:t>
+      </w:r>
+      <w:proofErr w:type="spellStart"/>
+      <w:r>
+        <w:t>từ</w:t>
+      </w:r>
+      <w:proofErr w:type="spellEnd"/>
+      <w:r>
+        <w:t xml:space="preserve"> </w:t>
+      </w:r>
+      <w:proofErr w:type="spellStart"/>
+      <w:r>
+        <w:t>zustand</w:t>
+      </w:r>
+      <w:proofErr w:type="spellEnd"/>
+      <w:r>
+        <w:t xml:space="preserve"> store</w:t>
+      </w:r>
+    </w:p>
+    <w:p>
+      <w:pPr>
+        <w:pStyle w:val="consolas"/>
+      </w:pPr>
+      <w:r>
+        <w:t xml:space="preserve">  const result = store(callback) as F</w:t>
+      </w:r>
+    </w:p>
+    <w:p>
+      <w:pPr>
+        <w:pStyle w:val="consolas"/>
+      </w:pPr>
+    </w:p>
+    <w:p>
+      <w:pPr>
+        <w:pStyle w:val="consolas"/>
+      </w:pPr>
+      <w:r>
+        <w:t xml:space="preserve">  // </w:t>
+      </w:r>
+      <w:proofErr w:type="spellStart"/>
+      <w:r>
+        <w:t>Dùng</w:t>
+      </w:r>
+      <w:proofErr w:type="spellEnd"/>
+      <w:r>
+        <w:t xml:space="preserve"> local state </w:t>
+      </w:r>
+      <w:proofErr w:type="spellStart"/>
+      <w:r>
+        <w:t>để</w:t>
+      </w:r>
+      <w:proofErr w:type="spellEnd"/>
+      <w:r>
+        <w:t xml:space="preserve"> </w:t>
+      </w:r>
+      <w:proofErr w:type="spellStart"/>
+      <w:r>
+        <w:t>trì</w:t>
+      </w:r>
+      <w:proofErr w:type="spellEnd"/>
+      <w:r>
+        <w:t xml:space="preserve"> </w:t>
+      </w:r>
+      <w:proofErr w:type="spellStart"/>
+      <w:r>
+        <w:t>hoãn</w:t>
+      </w:r>
+      <w:proofErr w:type="spellEnd"/>
+    </w:p>
+    <w:p>
+      <w:pPr>
+        <w:pStyle w:val="consolas"/>
+      </w:pPr>
+      <w:r>
+        <w:t xml:space="preserve">  const [data, </w:t>
+      </w:r>
+      <w:proofErr w:type="spellStart"/>
+      <w:r>
+        <w:t>setData</w:t>
+      </w:r>
+      <w:proofErr w:type="spellEnd"/>
+      <w:r>
+        <w:t xml:space="preserve">] = </w:t>
+      </w:r>
+      <w:proofErr w:type="spellStart"/>
+      <w:r>
+        <w:t>useState</w:t>
+      </w:r>
+      <w:proofErr w:type="spellEnd"/>
+      <w:r>
+        <w:t>&lt;F</w:t>
+      </w:r>
+      <w:proofErr w:type="gramStart"/>
+      <w:r>
+        <w:t>&gt;(</w:t>
+      </w:r>
+      <w:proofErr w:type="gramEnd"/>
+      <w:r>
+        <w:t>)</w:t>
+      </w:r>
+    </w:p>
+    <w:p>
+      <w:pPr>
+        <w:pStyle w:val="consolas"/>
+      </w:pPr>
+    </w:p>
+    <w:p>
+      <w:pPr>
+        <w:pStyle w:val="consolas"/>
+      </w:pPr>
+      <w:r>
+        <w:t xml:space="preserve">  </w:t>
+      </w:r>
+      <w:proofErr w:type="spellStart"/>
+      <w:proofErr w:type="gramStart"/>
+      <w:r>
+        <w:t>useEffect</w:t>
+      </w:r>
+      <w:proofErr w:type="spellEnd"/>
+      <w:r>
+        <w:t>(</w:t>
+      </w:r>
+      <w:proofErr w:type="gramEnd"/>
+      <w:r>
+        <w:t>() =&gt; {</w:t>
+      </w:r>
+    </w:p>
+    <w:p>
+      <w:pPr>
+        <w:pStyle w:val="consolas"/>
+      </w:pPr>
+      <w:r>
+        <w:t xml:space="preserve">    </w:t>
+      </w:r>
+      <w:proofErr w:type="spellStart"/>
+      <w:r>
+        <w:t>setData</w:t>
+      </w:r>
+      <w:proofErr w:type="spellEnd"/>
+      <w:r>
+        <w:t xml:space="preserve">(result) // </w:t>
+      </w:r>
+      <w:proofErr w:type="spellStart"/>
+      <w:r>
+        <w:t>cập</w:t>
+      </w:r>
+      <w:proofErr w:type="spellEnd"/>
+      <w:r>
+        <w:t xml:space="preserve"> </w:t>
+      </w:r>
+      <w:proofErr w:type="spellStart"/>
+      <w:r>
+        <w:t>nhật</w:t>
+      </w:r>
+      <w:proofErr w:type="spellEnd"/>
+      <w:r>
+        <w:t xml:space="preserve"> </w:t>
+      </w:r>
+      <w:proofErr w:type="spellStart"/>
+      <w:r>
+        <w:t>sau</w:t>
+      </w:r>
+      <w:proofErr w:type="spellEnd"/>
+      <w:r>
+        <w:t xml:space="preserve"> </w:t>
+      </w:r>
+      <w:proofErr w:type="spellStart"/>
+      <w:r>
+        <w:t>khi</w:t>
+      </w:r>
+      <w:proofErr w:type="spellEnd"/>
+      <w:r>
+        <w:t xml:space="preserve"> client mount</w:t>
+      </w:r>
+    </w:p>
+    <w:p>
+      <w:pPr>
+        <w:pStyle w:val="consolas"/>
+      </w:pPr>
+      <w:r>
+        <w:t xml:space="preserve">  }, [result])</w:t>
+      </w:r>
+    </w:p>
+    <w:p>
+      <w:pPr>
+        <w:pStyle w:val="consolas"/>
+      </w:pPr>
+    </w:p>
+    <w:p>
+      <w:pPr>
+        <w:pStyle w:val="consolas"/>
+      </w:pPr>
+      <w:r>
+        <w:t xml:space="preserve">  return data</w:t>
+      </w:r>
+    </w:p>
+    <w:p>
+      <w:pPr>
+        <w:pStyle w:val="consolas"/>
+      </w:pPr>
+      <w:r>
+        <w:t>}</w:t>
+      </w:r>
+    </w:p>
+    <w:p>
+      <w:pPr>
+        <w:pStyle w:val="Content"/>
+      </w:pPr>
+      <w:proofErr w:type="spellStart"/>
+      <w:r>
+        <w:t>Và</w:t>
+      </w:r>
+      <w:proofErr w:type="spellEnd"/>
+      <w:r>
+        <w:t xml:space="preserve"> </w:t>
+      </w:r>
+      <w:proofErr w:type="spellStart"/>
+      <w:r>
+        <w:t>tạo</w:t>
+      </w:r>
+      <w:proofErr w:type="spellEnd"/>
+      <w:r>
+        <w:t xml:space="preserve"> 1 store </w:t>
+      </w:r>
+      <w:proofErr w:type="spellStart"/>
+      <w:r>
+        <w:t>như</w:t>
+      </w:r>
+      <w:proofErr w:type="spellEnd"/>
+      <w:r>
+        <w:t xml:space="preserve"> </w:t>
+      </w:r>
+      <w:proofErr w:type="spellStart"/>
+      <w:r>
+        <w:t>bình</w:t>
+      </w:r>
+      <w:proofErr w:type="spellEnd"/>
+      <w:r>
+        <w:t xml:space="preserve"> </w:t>
+      </w:r>
+      <w:proofErr w:type="spellStart"/>
+      <w:r>
+        <w:t>thường</w:t>
+      </w:r>
+      <w:proofErr w:type="spellEnd"/>
+      <w:r>
+        <w:t>:</w:t>
+      </w:r>
+    </w:p>
+    <w:p>
+      <w:pPr>
+        <w:pStyle w:val="consolas"/>
+      </w:pPr>
+      <w:r>
+        <w:t xml:space="preserve">// </w:t>
+      </w:r>
+      <w:proofErr w:type="spellStart"/>
+      <w:r>
+        <w:t>useBearStore.ts</w:t>
+      </w:r>
+      <w:proofErr w:type="spellEnd"/>
+      <w:r>
+        <w:br/>
+      </w:r>
+      <w:r>
+        <w:br/>
+        <w:t xml:space="preserve">import { </w:t>
+      </w:r>
+      <w:r>
+        <w:rPr>
+          <w:i/>
+          <w:iCs/>
+        </w:rPr>
+        <w:t xml:space="preserve">create </w:t>
+      </w:r>
+      <w:r>
+        <w:t>} from "</w:t>
+      </w:r>
+      <w:proofErr w:type="spellStart"/>
+      <w:r>
+        <w:t>zustand</w:t>
+      </w:r>
+      <w:proofErr w:type="spellEnd"/>
+      <w:r>
+        <w:t>";</w:t>
+      </w:r>
+      <w:r>
+        <w:br/>
+        <w:t>import { persist } from "</w:t>
+      </w:r>
+      <w:proofErr w:type="spellStart"/>
+      <w:r>
+        <w:t>zustand</w:t>
+      </w:r>
+      <w:proofErr w:type="spellEnd"/>
+      <w:r>
+        <w:t>/middleware";</w:t>
+      </w:r>
+      <w:r>
+        <w:br/>
+      </w:r>
+      <w:r>
+        <w:br/>
+        <w:t>// the store itself does not need any change</w:t>
+      </w:r>
+      <w:r>
+        <w:br/>
+        <w:t xml:space="preserve">interface </w:t>
+      </w:r>
+      <w:proofErr w:type="spellStart"/>
+      <w:r>
+        <w:t>BearStore</w:t>
+      </w:r>
+      <w:proofErr w:type="spellEnd"/>
+      <w:r>
+        <w:t xml:space="preserve"> {</w:t>
+      </w:r>
+      <w:r>
+        <w:br/>
+        <w:t xml:space="preserve">  bears: number;</w:t>
+      </w:r>
+      <w:r>
+        <w:br/>
+        <w:t xml:space="preserve">  </w:t>
+      </w:r>
+      <w:proofErr w:type="spellStart"/>
+      <w:r>
+        <w:t>addABear</w:t>
+      </w:r>
+      <w:proofErr w:type="spellEnd"/>
+      <w:r>
+        <w:t>: () =&gt; void;</w:t>
+      </w:r>
+      <w:r>
+        <w:br/>
+        <w:t>}</w:t>
+      </w:r>
+      <w:r>
+        <w:br/>
+      </w:r>
+      <w:r>
+        <w:br/>
+        <w:t xml:space="preserve">export const </w:t>
+      </w:r>
+      <w:proofErr w:type="spellStart"/>
+      <w:r>
+        <w:rPr>
+          <w:i/>
+          <w:iCs/>
+        </w:rPr>
+        <w:t>useBearStore</w:t>
+      </w:r>
+      <w:proofErr w:type="spellEnd"/>
+      <w:r>
+        <w:rPr>
+          <w:i/>
+          <w:iCs/>
+        </w:rPr>
+        <w:t xml:space="preserve"> </w:t>
+      </w:r>
+      <w:r>
+        <w:t xml:space="preserve">= </w:t>
+      </w:r>
+      <w:r>
+        <w:rPr>
+          <w:i/>
+          <w:iCs/>
+        </w:rPr>
+        <w:t>create</w:t>
+      </w:r>
+      <w:r>
+        <w:t>&lt;</w:t>
+      </w:r>
+      <w:proofErr w:type="spellStart"/>
+      <w:r>
+        <w:t>BearStore</w:t>
+      </w:r>
+      <w:proofErr w:type="spellEnd"/>
+      <w:r>
+        <w:t>&gt;()(</w:t>
+      </w:r>
+      <w:r>
+        <w:br/>
+        <w:t xml:space="preserve">  persist(</w:t>
+      </w:r>
+      <w:r>
+        <w:br/>
+        <w:t xml:space="preserve">    (set, get) =&gt; ({</w:t>
+      </w:r>
+      <w:r>
+        <w:br/>
+        <w:t xml:space="preserve">      bears: 0,</w:t>
+      </w:r>
+      <w:r>
+        <w:br/>
+        <w:t xml:space="preserve">      </w:t>
+      </w:r>
+      <w:proofErr w:type="spellStart"/>
+      <w:r>
+        <w:t>addABear</w:t>
+      </w:r>
+      <w:proofErr w:type="spellEnd"/>
+      <w:r>
+        <w:t>: () =&gt; set({ bears: get().bears + 1 }),</w:t>
+      </w:r>
+      <w:r>
+        <w:br/>
+        <w:t xml:space="preserve">    }),</w:t>
+      </w:r>
+      <w:r>
+        <w:br/>
+        <w:t xml:space="preserve">    {</w:t>
+      </w:r>
+      <w:r>
+        <w:br/>
+        <w:t xml:space="preserve">      name: "food-storage",</w:t>
+      </w:r>
+      <w:r>
+        <w:br/>
+        <w:t xml:space="preserve">    },</w:t>
+      </w:r>
+      <w:r>
+        <w:br/>
+        <w:t xml:space="preserve">  ),</w:t>
+      </w:r>
+      <w:r>
+        <w:br/>
+        <w:t>);</w:t>
+      </w:r>
+    </w:p>
+    <w:p>
+      <w:pPr>
+        <w:pStyle w:val="Content"/>
+      </w:pPr>
+      <w:r>
+        <w:t xml:space="preserve">Khi </w:t>
+      </w:r>
+      <w:proofErr w:type="spellStart"/>
+      <w:r>
+        <w:t>sử</w:t>
+      </w:r>
+      <w:proofErr w:type="spellEnd"/>
+      <w:r>
+        <w:t xml:space="preserve"> </w:t>
+      </w:r>
+      <w:proofErr w:type="spellStart"/>
+      <w:r>
+        <w:t>dụng</w:t>
+      </w:r>
+      <w:proofErr w:type="spellEnd"/>
+      <w:r>
+        <w:t xml:space="preserve"> </w:t>
+      </w:r>
+      <w:proofErr w:type="spellStart"/>
+      <w:r>
+        <w:t>trong</w:t>
+      </w:r>
+      <w:proofErr w:type="spellEnd"/>
+      <w:r>
+        <w:t xml:space="preserve"> component </w:t>
+      </w:r>
+      <w:proofErr w:type="spellStart"/>
+      <w:r>
+        <w:t>thì</w:t>
+      </w:r>
+      <w:proofErr w:type="spellEnd"/>
+      <w:r>
+        <w:t xml:space="preserve"> </w:t>
+      </w:r>
+      <w:proofErr w:type="spellStart"/>
+      <w:r>
+        <w:t>khi</w:t>
+      </w:r>
+      <w:proofErr w:type="spellEnd"/>
+      <w:r>
+        <w:t xml:space="preserve"> </w:t>
+      </w:r>
+      <w:proofErr w:type="spellStart"/>
+      <w:r>
+        <w:t>lấy</w:t>
+      </w:r>
+      <w:proofErr w:type="spellEnd"/>
+      <w:r>
+        <w:t xml:space="preserve"> state </w:t>
+      </w:r>
+      <w:proofErr w:type="spellStart"/>
+      <w:r>
+        <w:t>sử</w:t>
+      </w:r>
+      <w:proofErr w:type="spellEnd"/>
+      <w:r>
+        <w:t xml:space="preserve"> </w:t>
+      </w:r>
+      <w:proofErr w:type="spellStart"/>
+      <w:r>
+        <w:t>dụng</w:t>
+      </w:r>
+      <w:proofErr w:type="spellEnd"/>
+      <w:r>
+        <w:t xml:space="preserve"> hook </w:t>
+      </w:r>
+      <w:proofErr w:type="spellStart"/>
+      <w:r>
+        <w:t>trì</w:t>
+      </w:r>
+      <w:proofErr w:type="spellEnd"/>
+      <w:r>
+        <w:t xml:space="preserve"> </w:t>
+      </w:r>
+      <w:proofErr w:type="spellStart"/>
+      <w:r>
+        <w:t>hoãn</w:t>
+      </w:r>
+      <w:proofErr w:type="spellEnd"/>
+      <w:r>
+        <w:t xml:space="preserve"> </w:t>
+      </w:r>
+      <w:proofErr w:type="spellStart"/>
+      <w:r>
+        <w:t>tại</w:t>
+      </w:r>
+      <w:proofErr w:type="spellEnd"/>
+      <w:r>
+        <w:t xml:space="preserve"> </w:t>
+      </w:r>
+      <w:proofErr w:type="spellStart"/>
+      <w:r>
+        <w:t>bước</w:t>
+      </w:r>
+      <w:proofErr w:type="spellEnd"/>
+      <w:r>
+        <w:t xml:space="preserve"> </w:t>
+      </w:r>
+      <w:proofErr w:type="spellStart"/>
+      <w:r>
+        <w:t>trước</w:t>
+      </w:r>
+      <w:proofErr w:type="spellEnd"/>
+      <w:r>
+        <w:t xml:space="preserve">, </w:t>
+      </w:r>
+      <w:proofErr w:type="spellStart"/>
+      <w:r>
+        <w:t>tuy</w:t>
+      </w:r>
+      <w:proofErr w:type="spellEnd"/>
+      <w:r>
+        <w:t xml:space="preserve"> </w:t>
+      </w:r>
+      <w:proofErr w:type="spellStart"/>
+      <w:r>
+        <w:t>nhiên</w:t>
+      </w:r>
+      <w:proofErr w:type="spellEnd"/>
+      <w:r>
+        <w:t xml:space="preserve"> </w:t>
+      </w:r>
+      <w:proofErr w:type="spellStart"/>
+      <w:r>
+        <w:t>với</w:t>
+      </w:r>
+      <w:proofErr w:type="spellEnd"/>
+      <w:r>
+        <w:t xml:space="preserve"> </w:t>
+      </w:r>
+      <w:proofErr w:type="spellStart"/>
+      <w:r>
+        <w:t>các</w:t>
+      </w:r>
+      <w:proofErr w:type="spellEnd"/>
+      <w:r>
+        <w:t xml:space="preserve"> </w:t>
+      </w:r>
+      <w:proofErr w:type="spellStart"/>
+      <w:r>
+        <w:t>dữ</w:t>
+      </w:r>
+      <w:proofErr w:type="spellEnd"/>
+      <w:r>
+        <w:t xml:space="preserve"> </w:t>
+      </w:r>
+      <w:proofErr w:type="spellStart"/>
+      <w:r>
+        <w:t>liệu</w:t>
+      </w:r>
+      <w:proofErr w:type="spellEnd"/>
+      <w:r>
+        <w:t xml:space="preserve"> </w:t>
+      </w:r>
+      <w:proofErr w:type="spellStart"/>
+      <w:r>
+        <w:t>không</w:t>
+      </w:r>
+      <w:proofErr w:type="spellEnd"/>
+      <w:r>
+        <w:t xml:space="preserve"> </w:t>
+      </w:r>
+      <w:proofErr w:type="spellStart"/>
+      <w:r>
+        <w:t>phải</w:t>
+      </w:r>
+      <w:proofErr w:type="spellEnd"/>
+      <w:r>
+        <w:t xml:space="preserve"> </w:t>
+      </w:r>
+      <w:proofErr w:type="spellStart"/>
+      <w:r>
+        <w:t>lưu</w:t>
+      </w:r>
+      <w:proofErr w:type="spellEnd"/>
+      <w:r>
+        <w:t xml:space="preserve"> persist </w:t>
+      </w:r>
+      <w:proofErr w:type="spellStart"/>
+      <w:r>
+        <w:t>như</w:t>
+      </w:r>
+      <w:proofErr w:type="spellEnd"/>
+      <w:r>
+        <w:t xml:space="preserve"> </w:t>
+      </w:r>
+      <w:proofErr w:type="spellStart"/>
+      <w:r>
+        <w:t>hàm</w:t>
+      </w:r>
+      <w:proofErr w:type="spellEnd"/>
+      <w:r>
+        <w:t xml:space="preserve"> </w:t>
+      </w:r>
+      <w:proofErr w:type="spellStart"/>
+      <w:r>
+        <w:t>thì</w:t>
+      </w:r>
+      <w:proofErr w:type="spellEnd"/>
+      <w:r>
+        <w:t xml:space="preserve"> </w:t>
+      </w:r>
+      <w:proofErr w:type="spellStart"/>
+      <w:r>
+        <w:t>không</w:t>
+      </w:r>
+      <w:proofErr w:type="spellEnd"/>
+      <w:r>
+        <w:t xml:space="preserve"> </w:t>
+      </w:r>
+      <w:proofErr w:type="spellStart"/>
+      <w:r>
+        <w:t>cần</w:t>
+      </w:r>
+      <w:proofErr w:type="spellEnd"/>
+      <w:r>
+        <w:t xml:space="preserve"> </w:t>
+      </w:r>
+      <w:proofErr w:type="spellStart"/>
+      <w:r>
+        <w:t>đi</w:t>
+      </w:r>
+      <w:proofErr w:type="spellEnd"/>
+      <w:r>
+        <w:t xml:space="preserve"> qua hook </w:t>
+      </w:r>
+      <w:proofErr w:type="spellStart"/>
+      <w:r>
+        <w:t>trì</w:t>
+      </w:r>
+      <w:proofErr w:type="spellEnd"/>
+      <w:r>
+        <w:t xml:space="preserve"> </w:t>
+      </w:r>
+      <w:proofErr w:type="spellStart"/>
+      <w:r>
+        <w:t>hoãn</w:t>
+      </w:r>
+      <w:proofErr w:type="spellEnd"/>
+      <w:r>
+        <w:t>.</w:t>
+      </w:r>
+    </w:p>
+    <w:p>
+      <w:pPr>
+        <w:pStyle w:val="consolas"/>
+      </w:pPr>
+      <w:r>
+        <w:t>"use client";</w:t>
+      </w:r>
+      <w:r>
+        <w:br/>
+      </w:r>
+      <w:r>
+        <w:br/>
+        <w:t xml:space="preserve">import </w:t>
+      </w:r>
+      <w:proofErr w:type="spellStart"/>
+      <w:r>
+        <w:t>useStore</w:t>
+      </w:r>
+      <w:proofErr w:type="spellEnd"/>
+      <w:r>
+        <w:t xml:space="preserve"> from "@/stores";</w:t>
+      </w:r>
+      <w:r>
+        <w:br/>
+        <w:t xml:space="preserve">import { </w:t>
+      </w:r>
+      <w:proofErr w:type="spellStart"/>
+      <w:r>
+        <w:rPr>
+          <w:i/>
+          <w:iCs/>
+        </w:rPr>
+        <w:t>useBearStore</w:t>
+      </w:r>
+      <w:proofErr w:type="spellEnd"/>
+      <w:r>
+        <w:rPr>
+          <w:i/>
+          <w:iCs/>
+        </w:rPr>
+        <w:t xml:space="preserve"> </w:t>
+      </w:r>
+      <w:r>
+        <w:t>} from "@/stores/</w:t>
+      </w:r>
+      <w:proofErr w:type="spellStart"/>
+      <w:r>
+        <w:t>useBearsStore</w:t>
+      </w:r>
+      <w:proofErr w:type="spellEnd"/>
+      <w:r>
+        <w:t>";</w:t>
+      </w:r>
+      <w:r>
+        <w:br/>
+      </w:r>
+      <w:r>
+        <w:br/>
+        <w:t>export default function Home() {</w:t>
+      </w:r>
+      <w:r>
+        <w:br/>
+        <w:t xml:space="preserve">  const bears = </w:t>
+      </w:r>
+      <w:proofErr w:type="spellStart"/>
+      <w:r>
+        <w:t>useStore</w:t>
+      </w:r>
+      <w:proofErr w:type="spellEnd"/>
+      <w:r>
+        <w:t>(</w:t>
+      </w:r>
+      <w:proofErr w:type="spellStart"/>
+      <w:r>
+        <w:rPr>
+          <w:i/>
+          <w:iCs/>
+        </w:rPr>
+        <w:t>useBearStore</w:t>
+      </w:r>
+      <w:proofErr w:type="spellEnd"/>
+      <w:r>
+        <w:t xml:space="preserve">, (state) =&gt; </w:t>
+      </w:r>
+      <w:proofErr w:type="spellStart"/>
+      <w:r>
+        <w:t>state.bears</w:t>
+      </w:r>
+      <w:proofErr w:type="spellEnd"/>
+      <w:r>
+        <w:t>);</w:t>
+      </w:r>
+      <w:r>
+        <w:br/>
+      </w:r>
+      <w:r>
+        <w:br/>
+        <w:t xml:space="preserve">  const </w:t>
+      </w:r>
+      <w:proofErr w:type="spellStart"/>
+      <w:r>
+        <w:t>addBear</w:t>
+      </w:r>
+      <w:proofErr w:type="spellEnd"/>
+      <w:r>
+        <w:t xml:space="preserve"> = </w:t>
+      </w:r>
+      <w:proofErr w:type="spellStart"/>
+      <w:r>
+        <w:rPr>
+          <w:i/>
+          <w:iCs/>
+        </w:rPr>
+        <w:t>useBearStore</w:t>
+      </w:r>
+      <w:proofErr w:type="spellEnd"/>
+      <w:r>
+        <w:t>((</w:t>
+      </w:r>
+      <w:proofErr w:type="spellStart"/>
+      <w:r>
+        <w:t>bearStore</w:t>
+      </w:r>
+      <w:proofErr w:type="spellEnd"/>
+      <w:r>
+        <w:t xml:space="preserve">) =&gt; </w:t>
+      </w:r>
+      <w:proofErr w:type="spellStart"/>
+      <w:r>
+        <w:t>bearStore.addABear</w:t>
+      </w:r>
+      <w:proofErr w:type="spellEnd"/>
+      <w:r>
+        <w:t>);</w:t>
+      </w:r>
+      <w:r>
+        <w:br/>
+      </w:r>
+      <w:r>
+        <w:br/>
+        <w:t xml:space="preserve">  if (bears === undefined) {</w:t>
+      </w:r>
+      <w:r>
+        <w:br/>
+        <w:t xml:space="preserve">    return &lt;p&gt;Loading...&lt;/p&gt;;</w:t>
+      </w:r>
+      <w:r>
+        <w:br/>
+        <w:t xml:space="preserve">  } else {</w:t>
+      </w:r>
+      <w:r>
+        <w:br/>
+        <w:t xml:space="preserve">    return (</w:t>
+      </w:r>
+      <w:r>
+        <w:br/>
+        <w:t xml:space="preserve">      &lt;div&gt;</w:t>
+      </w:r>
+      <w:r>
+        <w:br/>
+        <w:t xml:space="preserve">        &lt;p&gt;Bears: {bears}&lt;/p&gt;</w:t>
+      </w:r>
+      <w:r>
+        <w:br/>
+      </w:r>
+      <w:r>
+        <w:lastRenderedPageBreak/>
+        <w:t xml:space="preserve">        &lt;button </w:t>
+      </w:r>
+      <w:proofErr w:type="spellStart"/>
+      <w:r>
+        <w:t>onClick</w:t>
+      </w:r>
+      <w:proofErr w:type="spellEnd"/>
+      <w:r>
+        <w:t>={</w:t>
+      </w:r>
+      <w:proofErr w:type="spellStart"/>
+      <w:r>
+        <w:t>addBear</w:t>
+      </w:r>
+      <w:proofErr w:type="spellEnd"/>
+      <w:r>
+        <w:t>}&gt;Add Bear&lt;/button&gt;</w:t>
+      </w:r>
+      <w:r>
+        <w:br/>
+        <w:t xml:space="preserve">      &lt;/div&gt;</w:t>
+      </w:r>
+      <w:r>
+        <w:br/>
+        <w:t xml:space="preserve">    );</w:t>
+      </w:r>
+      <w:r>
+        <w:br/>
+        <w:t xml:space="preserve">  }</w:t>
+      </w:r>
+      <w:r>
+        <w:br/>
+        <w:t>}</w:t>
+      </w:r>
+    </w:p>
+    <w:p>
+      <w:pPr>
+        <w:pStyle w:val="Heading2"/>
+      </w:pPr>
+      <w:r>
+        <w:t>FAQ</w:t>
+      </w:r>
+    </w:p>
+    <w:p>
+      <w:pPr>
+        <w:pStyle w:val="Heading3"/>
+      </w:pPr>
+      <w:proofErr w:type="spellStart"/>
+      <w:r>
+        <w:t>Kiểm</w:t>
+      </w:r>
+      <w:proofErr w:type="spellEnd"/>
+      <w:r>
+        <w:t xml:space="preserve"> </w:t>
+      </w:r>
+      <w:proofErr w:type="spellStart"/>
+      <w:r>
+        <w:t>tra</w:t>
+      </w:r>
+      <w:proofErr w:type="spellEnd"/>
+      <w:r>
+        <w:t xml:space="preserve"> store </w:t>
+      </w:r>
+      <w:proofErr w:type="spellStart"/>
+      <w:r>
+        <w:t>đã</w:t>
+      </w:r>
+      <w:proofErr w:type="spellEnd"/>
+      <w:r>
+        <w:t xml:space="preserve"> </w:t>
+      </w:r>
+      <w:proofErr w:type="spellStart"/>
+      <w:r>
+        <w:t>được</w:t>
+      </w:r>
+      <w:proofErr w:type="spellEnd"/>
+      <w:r>
+        <w:t xml:space="preserve"> hydrate hay </w:t>
+      </w:r>
+      <w:proofErr w:type="spellStart"/>
+      <w:r>
+        <w:t>chưa</w:t>
+      </w:r>
+      <w:proofErr w:type="spellEnd"/>
+    </w:p>
+    <w:p>
+      <w:pPr>
+        <w:pStyle w:val="Content"/>
+      </w:pPr>
+      <w:proofErr w:type="spellStart"/>
+      <w:proofErr w:type="gramStart"/>
+      <w:r>
+        <w:t>onRehydrateStorage</w:t>
+      </w:r>
+      <w:proofErr w:type="spellEnd"/>
+      <w:r>
+        <w:t>(</w:t>
+      </w:r>
+      <w:proofErr w:type="gramEnd"/>
+      <w:r>
+        <w:t>)</w:t>
       </w:r>
     </w:p>
     <w:p>
